--- a/Search-Topics-01.docx
+++ b/Search-Topics-01.docx
@@ -28,7 +28,7 @@
             <w:pPr>
               <w:jc w:val="center"/>
               <w:rPr>
-                <w:rFonts w:ascii="Sakkal Majalla" w:hAnsi="Sakkal Majalla" w:cs="Sakkal Majalla"/>
+                <w:rFonts w:ascii="Sakkal Majalla" w:hAnsi="Sakkal Majalla" w:cs="Sakkal Majalla" w:hint="cs"/>
               </w:rPr>
             </w:pPr>
             <w:r>
@@ -48,7 +48,7 @@
               <w:jc w:val="center"/>
               <w:cnfStyle w:val="100000000000" w:firstRow="1" w:lastRow="0" w:firstColumn="0" w:lastColumn="0" w:oddVBand="0" w:evenVBand="0" w:oddHBand="0" w:evenHBand="0" w:firstRowFirstColumn="0" w:firstRowLastColumn="0" w:lastRowFirstColumn="0" w:lastRowLastColumn="0"/>
               <w:rPr>
-                <w:rFonts w:ascii="Sakkal Majalla" w:hAnsi="Sakkal Majalla" w:cs="Sakkal Majalla"/>
+                <w:rFonts w:ascii="Sakkal Majalla" w:hAnsi="Sakkal Majalla" w:cs="Sakkal Majalla" w:hint="cs"/>
               </w:rPr>
             </w:pPr>
             <w:r>
@@ -68,7 +68,7 @@
               <w:jc w:val="center"/>
               <w:cnfStyle w:val="100000000000" w:firstRow="1" w:lastRow="0" w:firstColumn="0" w:lastColumn="0" w:oddVBand="0" w:evenVBand="0" w:oddHBand="0" w:evenHBand="0" w:firstRowFirstColumn="0" w:firstRowLastColumn="0" w:lastRowFirstColumn="0" w:lastRowLastColumn="0"/>
               <w:rPr>
-                <w:rFonts w:ascii="Sakkal Majalla" w:hAnsi="Sakkal Majalla" w:cs="Sakkal Majalla"/>
+                <w:rFonts w:ascii="Sakkal Majalla" w:hAnsi="Sakkal Majalla" w:cs="Sakkal Majalla" w:hint="cs"/>
               </w:rPr>
             </w:pPr>
             <w:r>
@@ -88,7 +88,7 @@
               <w:jc w:val="center"/>
               <w:cnfStyle w:val="100000000000" w:firstRow="1" w:lastRow="0" w:firstColumn="0" w:lastColumn="0" w:oddVBand="0" w:evenVBand="0" w:oddHBand="0" w:evenHBand="0" w:firstRowFirstColumn="0" w:firstRowLastColumn="0" w:lastRowFirstColumn="0" w:lastRowLastColumn="0"/>
               <w:rPr>
-                <w:rFonts w:ascii="Sakkal Majalla" w:hAnsi="Sakkal Majalla" w:cs="Sakkal Majalla"/>
+                <w:rFonts w:ascii="Sakkal Majalla" w:hAnsi="Sakkal Majalla" w:cs="Sakkal Majalla" w:hint="cs"/>
               </w:rPr>
             </w:pPr>
             <w:r>
@@ -113,7 +113,7 @@
             <w:pPr>
               <w:jc w:val="center"/>
               <w:rPr>
-                <w:rFonts w:ascii="Sakkal Majalla" w:hAnsi="Sakkal Majalla" w:cs="Sakkal Majalla"/>
+                <w:rFonts w:ascii="Sakkal Majalla" w:hAnsi="Sakkal Majalla" w:cs="Sakkal Majalla" w:hint="cs"/>
               </w:rPr>
             </w:pPr>
             <w:r>
@@ -132,7 +132,7 @@
             <w:pPr>
               <w:cnfStyle w:val="000000100000" w:firstRow="0" w:lastRow="0" w:firstColumn="0" w:lastColumn="0" w:oddVBand="0" w:evenVBand="0" w:oddHBand="1" w:evenHBand="0" w:firstRowFirstColumn="0" w:firstRowLastColumn="0" w:lastRowFirstColumn="0" w:lastRowLastColumn="0"/>
               <w:rPr>
-                <w:rFonts w:ascii="Sakkal Majalla" w:hAnsi="Sakkal Majalla" w:cs="Sakkal Majalla"/>
+                <w:rFonts w:ascii="Sakkal Majalla" w:hAnsi="Sakkal Majalla" w:cs="Sakkal Majalla" w:hint="cs"/>
               </w:rPr>
             </w:pPr>
             <w:r>
@@ -143,7 +143,7 @@
             </w:r>
             <w:r>
               <w:rPr>
-                <w:rFonts w:ascii="Sakkal Majalla" w:hAnsi="Sakkal Majalla" w:cs="Sakkal Majalla"/>
+                <w:rFonts w:ascii="Sakkal Majalla" w:hAnsi="Sakkal Majalla" w:cs="Sakkal Majalla" w:hint="cs"/>
               </w:rPr>
               <w:t>uploading</w:t>
             </w:r>
@@ -155,7 +155,7 @@
             </w:r>
             <w:r>
               <w:rPr>
-                <w:rFonts w:ascii="Sakkal Majalla" w:hAnsi="Sakkal Majalla" w:cs="Sakkal Majalla"/>
+                <w:rFonts w:ascii="Sakkal Majalla" w:hAnsi="Sakkal Majalla" w:cs="Sakkal Majalla" w:hint="cs"/>
               </w:rPr>
               <w:t xml:space="preserve">a </w:t>
             </w:r>
@@ -176,7 +176,7 @@
               <w:jc w:val="center"/>
               <w:cnfStyle w:val="000000100000" w:firstRow="0" w:lastRow="0" w:firstColumn="0" w:lastColumn="0" w:oddVBand="0" w:evenVBand="0" w:oddHBand="1" w:evenHBand="0" w:firstRowFirstColumn="0" w:firstRowLastColumn="0" w:lastRowFirstColumn="0" w:lastRowLastColumn="0"/>
               <w:rPr>
-                <w:rFonts w:ascii="Sakkal Majalla" w:hAnsi="Sakkal Majalla" w:cs="Sakkal Majalla"/>
+                <w:rFonts w:ascii="Sakkal Majalla" w:hAnsi="Sakkal Majalla" w:cs="Sakkal Majalla" w:hint="cs"/>
               </w:rPr>
             </w:pPr>
             <w:r>
@@ -195,7 +195,7 @@
             <w:pPr>
               <w:cnfStyle w:val="000000100000" w:firstRow="0" w:lastRow="0" w:firstColumn="0" w:lastColumn="0" w:oddVBand="0" w:evenVBand="0" w:oddHBand="1" w:evenHBand="0" w:firstRowFirstColumn="0" w:firstRowLastColumn="0" w:lastRowFirstColumn="0" w:lastRowLastColumn="0"/>
               <w:rPr>
-                <w:rFonts w:ascii="Sakkal Majalla" w:hAnsi="Sakkal Majalla" w:cs="Sakkal Majalla"/>
+                <w:rFonts w:ascii="Sakkal Majalla" w:hAnsi="Sakkal Majalla" w:cs="Sakkal Majalla" w:hint="cs"/>
               </w:rPr>
             </w:pPr>
           </w:p>
@@ -211,7 +211,7 @@
             <w:pPr>
               <w:jc w:val="center"/>
               <w:rPr>
-                <w:rFonts w:ascii="Sakkal Majalla" w:hAnsi="Sakkal Majalla" w:cs="Sakkal Majalla"/>
+                <w:rFonts w:ascii="Sakkal Majalla" w:hAnsi="Sakkal Majalla" w:cs="Sakkal Majalla" w:hint="cs"/>
               </w:rPr>
             </w:pPr>
             <w:r>
@@ -230,7 +230,7 @@
             <w:pPr>
               <w:cnfStyle w:val="000000000000" w:firstRow="0" w:lastRow="0" w:firstColumn="0" w:lastColumn="0" w:oddVBand="0" w:evenVBand="0" w:oddHBand="0" w:evenHBand="0" w:firstRowFirstColumn="0" w:firstRowLastColumn="0" w:lastRowFirstColumn="0" w:lastRowLastColumn="0"/>
               <w:rPr>
-                <w:rFonts w:ascii="Sakkal Majalla" w:hAnsi="Sakkal Majalla" w:cs="Sakkal Majalla"/>
+                <w:rFonts w:ascii="Sakkal Majalla" w:hAnsi="Sakkal Majalla" w:cs="Sakkal Majalla" w:hint="cs"/>
               </w:rPr>
             </w:pPr>
             <w:r>
@@ -241,7 +241,7 @@
             </w:r>
             <w:r>
               <w:rPr>
-                <w:rFonts w:ascii="Sakkal Majalla" w:hAnsi="Sakkal Majalla" w:cs="Sakkal Majalla"/>
+                <w:rFonts w:ascii="Sakkal Majalla" w:hAnsi="Sakkal Majalla" w:cs="Sakkal Majalla" w:hint="cs"/>
               </w:rPr>
               <w:t>i</w:t>
             </w:r>
@@ -271,7 +271,7 @@
             </w:r>
             <w:r>
               <w:rPr>
-                <w:rFonts w:ascii="Sakkal Majalla" w:hAnsi="Sakkal Majalla" w:cs="Sakkal Majalla"/>
+                <w:rFonts w:ascii="Sakkal Majalla" w:hAnsi="Sakkal Majalla" w:cs="Sakkal Majalla" w:hint="cs"/>
               </w:rPr>
               <w:t>a</w:t>
             </w:r>
@@ -292,7 +292,7 @@
               <w:jc w:val="center"/>
               <w:cnfStyle w:val="000000000000" w:firstRow="0" w:lastRow="0" w:firstColumn="0" w:lastColumn="0" w:oddVBand="0" w:evenVBand="0" w:oddHBand="0" w:evenHBand="0" w:firstRowFirstColumn="0" w:firstRowLastColumn="0" w:lastRowFirstColumn="0" w:lastRowLastColumn="0"/>
               <w:rPr>
-                <w:rFonts w:ascii="Sakkal Majalla" w:hAnsi="Sakkal Majalla" w:cs="Sakkal Majalla"/>
+                <w:rFonts w:ascii="Sakkal Majalla" w:hAnsi="Sakkal Majalla" w:cs="Sakkal Majalla" w:hint="cs"/>
               </w:rPr>
             </w:pPr>
             <w:r>
@@ -311,7 +311,7 @@
             <w:pPr>
               <w:cnfStyle w:val="000000000000" w:firstRow="0" w:lastRow="0" w:firstColumn="0" w:lastColumn="0" w:oddVBand="0" w:evenVBand="0" w:oddHBand="0" w:evenHBand="0" w:firstRowFirstColumn="0" w:firstRowLastColumn="0" w:lastRowFirstColumn="0" w:lastRowLastColumn="0"/>
               <w:rPr>
-                <w:rFonts w:ascii="Sakkal Majalla" w:hAnsi="Sakkal Majalla" w:cs="Sakkal Majalla"/>
+                <w:rFonts w:ascii="Sakkal Majalla" w:hAnsi="Sakkal Majalla" w:cs="Sakkal Majalla" w:hint="cs"/>
               </w:rPr>
             </w:pPr>
           </w:p>
@@ -330,7 +330,7 @@
             <w:pPr>
               <w:jc w:val="center"/>
               <w:rPr>
-                <w:rFonts w:ascii="Sakkal Majalla" w:hAnsi="Sakkal Majalla" w:cs="Sakkal Majalla"/>
+                <w:rFonts w:ascii="Sakkal Majalla" w:hAnsi="Sakkal Majalla" w:cs="Sakkal Majalla" w:hint="cs"/>
               </w:rPr>
             </w:pPr>
             <w:r>
@@ -349,7 +349,7 @@
             <w:pPr>
               <w:cnfStyle w:val="000000100000" w:firstRow="0" w:lastRow="0" w:firstColumn="0" w:lastColumn="0" w:oddVBand="0" w:evenVBand="0" w:oddHBand="1" w:evenHBand="0" w:firstRowFirstColumn="0" w:firstRowLastColumn="0" w:lastRowFirstColumn="0" w:lastRowLastColumn="0"/>
               <w:rPr>
-                <w:rFonts w:ascii="Sakkal Majalla" w:hAnsi="Sakkal Majalla" w:cs="Sakkal Majalla"/>
+                <w:rFonts w:ascii="Sakkal Majalla" w:hAnsi="Sakkal Majalla" w:cs="Sakkal Majalla" w:hint="cs"/>
               </w:rPr>
             </w:pPr>
             <w:r>
@@ -360,7 +360,7 @@
             </w:r>
             <w:r>
               <w:rPr>
-                <w:rFonts w:ascii="Sakkal Majalla" w:hAnsi="Sakkal Majalla" w:cs="Sakkal Majalla"/>
+                <w:rFonts w:ascii="Sakkal Majalla" w:hAnsi="Sakkal Majalla" w:cs="Sakkal Majalla" w:hint="cs"/>
               </w:rPr>
               <w:t>a</w:t>
             </w:r>
@@ -381,7 +381,7 @@
               <w:jc w:val="center"/>
               <w:cnfStyle w:val="000000100000" w:firstRow="0" w:lastRow="0" w:firstColumn="0" w:lastColumn="0" w:oddVBand="0" w:evenVBand="0" w:oddHBand="1" w:evenHBand="0" w:firstRowFirstColumn="0" w:firstRowLastColumn="0" w:lastRowFirstColumn="0" w:lastRowLastColumn="0"/>
               <w:rPr>
-                <w:rFonts w:ascii="Sakkal Majalla" w:hAnsi="Sakkal Majalla" w:cs="Sakkal Majalla"/>
+                <w:rFonts w:ascii="Sakkal Majalla" w:hAnsi="Sakkal Majalla" w:cs="Sakkal Majalla" w:hint="cs"/>
               </w:rPr>
             </w:pPr>
             <w:r>
@@ -400,7 +400,7 @@
             <w:pPr>
               <w:cnfStyle w:val="000000100000" w:firstRow="0" w:lastRow="0" w:firstColumn="0" w:lastColumn="0" w:oddVBand="0" w:evenVBand="0" w:oddHBand="1" w:evenHBand="0" w:firstRowFirstColumn="0" w:firstRowLastColumn="0" w:lastRowFirstColumn="0" w:lastRowLastColumn="0"/>
               <w:rPr>
-                <w:rFonts w:ascii="Sakkal Majalla" w:hAnsi="Sakkal Majalla" w:cs="Sakkal Majalla"/>
+                <w:rFonts w:ascii="Sakkal Majalla" w:hAnsi="Sakkal Majalla" w:cs="Sakkal Majalla" w:hint="cs"/>
               </w:rPr>
             </w:pPr>
           </w:p>
@@ -416,7 +416,7 @@
             <w:pPr>
               <w:jc w:val="center"/>
               <w:rPr>
-                <w:rFonts w:ascii="Sakkal Majalla" w:hAnsi="Sakkal Majalla" w:cs="Sakkal Majalla"/>
+                <w:rFonts w:ascii="Sakkal Majalla" w:hAnsi="Sakkal Majalla" w:cs="Sakkal Majalla" w:hint="cs"/>
               </w:rPr>
             </w:pPr>
             <w:r>
@@ -435,7 +435,7 @@
             <w:pPr>
               <w:cnfStyle w:val="000000000000" w:firstRow="0" w:lastRow="0" w:firstColumn="0" w:lastColumn="0" w:oddVBand="0" w:evenVBand="0" w:oddHBand="0" w:evenHBand="0" w:firstRowFirstColumn="0" w:firstRowLastColumn="0" w:lastRowFirstColumn="0" w:lastRowLastColumn="0"/>
               <w:rPr>
-                <w:rFonts w:ascii="Sakkal Majalla" w:hAnsi="Sakkal Majalla" w:cs="Sakkal Majalla"/>
+                <w:rFonts w:ascii="Sakkal Majalla" w:hAnsi="Sakkal Majalla" w:cs="Sakkal Majalla" w:hint="cs"/>
               </w:rPr>
             </w:pPr>
             <w:r>
@@ -446,7 +446,7 @@
             </w:r>
             <w:r>
               <w:rPr>
-                <w:rFonts w:ascii="Sakkal Majalla" w:hAnsi="Sakkal Majalla" w:cs="Sakkal Majalla"/>
+                <w:rFonts w:ascii="Sakkal Majalla" w:hAnsi="Sakkal Majalla" w:cs="Sakkal Majalla" w:hint="cs"/>
               </w:rPr>
               <w:t>f</w:t>
             </w:r>
@@ -467,7 +467,7 @@
               <w:jc w:val="center"/>
               <w:cnfStyle w:val="000000000000" w:firstRow="0" w:lastRow="0" w:firstColumn="0" w:lastColumn="0" w:oddVBand="0" w:evenVBand="0" w:oddHBand="0" w:evenHBand="0" w:firstRowFirstColumn="0" w:firstRowLastColumn="0" w:lastRowFirstColumn="0" w:lastRowLastColumn="0"/>
               <w:rPr>
-                <w:rFonts w:ascii="Sakkal Majalla" w:hAnsi="Sakkal Majalla" w:cs="Sakkal Majalla"/>
+                <w:rFonts w:ascii="Sakkal Majalla" w:hAnsi="Sakkal Majalla" w:cs="Sakkal Majalla" w:hint="cs"/>
               </w:rPr>
             </w:pPr>
             <w:r>
@@ -486,7 +486,7 @@
             <w:pPr>
               <w:cnfStyle w:val="000000000000" w:firstRow="0" w:lastRow="0" w:firstColumn="0" w:lastColumn="0" w:oddVBand="0" w:evenVBand="0" w:oddHBand="0" w:evenHBand="0" w:firstRowFirstColumn="0" w:firstRowLastColumn="0" w:lastRowFirstColumn="0" w:lastRowLastColumn="0"/>
               <w:rPr>
-                <w:rFonts w:ascii="Sakkal Majalla" w:hAnsi="Sakkal Majalla" w:cs="Sakkal Majalla"/>
+                <w:rFonts w:ascii="Sakkal Majalla" w:hAnsi="Sakkal Majalla" w:cs="Sakkal Majalla" w:hint="cs"/>
               </w:rPr>
             </w:pPr>
           </w:p>
@@ -505,7 +505,7 @@
             <w:pPr>
               <w:jc w:val="center"/>
               <w:rPr>
-                <w:rFonts w:ascii="Sakkal Majalla" w:hAnsi="Sakkal Majalla" w:cs="Sakkal Majalla"/>
+                <w:rFonts w:ascii="Sakkal Majalla" w:hAnsi="Sakkal Majalla" w:cs="Sakkal Majalla" w:hint="cs"/>
               </w:rPr>
             </w:pPr>
             <w:r>
@@ -524,7 +524,7 @@
             <w:pPr>
               <w:cnfStyle w:val="000000100000" w:firstRow="0" w:lastRow="0" w:firstColumn="0" w:lastColumn="0" w:oddVBand="0" w:evenVBand="0" w:oddHBand="1" w:evenHBand="0" w:firstRowFirstColumn="0" w:firstRowLastColumn="0" w:lastRowFirstColumn="0" w:lastRowLastColumn="0"/>
               <w:rPr>
-                <w:rFonts w:ascii="Sakkal Majalla" w:hAnsi="Sakkal Majalla" w:cs="Sakkal Majalla"/>
+                <w:rFonts w:ascii="Sakkal Majalla" w:hAnsi="Sakkal Majalla" w:cs="Sakkal Majalla" w:hint="cs"/>
               </w:rPr>
             </w:pPr>
             <w:r>
@@ -547,7 +547,7 @@
             </w:r>
             <w:r>
               <w:rPr>
-                <w:rFonts w:ascii="Sakkal Majalla" w:hAnsi="Sakkal Majalla" w:cs="Sakkal Majalla"/>
+                <w:rFonts w:ascii="Sakkal Majalla" w:hAnsi="Sakkal Majalla" w:cs="Sakkal Majalla" w:hint="cs"/>
               </w:rPr>
               <w:t>a</w:t>
             </w:r>
@@ -568,7 +568,7 @@
               <w:jc w:val="center"/>
               <w:cnfStyle w:val="000000100000" w:firstRow="0" w:lastRow="0" w:firstColumn="0" w:lastColumn="0" w:oddVBand="0" w:evenVBand="0" w:oddHBand="1" w:evenHBand="0" w:firstRowFirstColumn="0" w:firstRowLastColumn="0" w:lastRowFirstColumn="0" w:lastRowLastColumn="0"/>
               <w:rPr>
-                <w:rFonts w:ascii="Sakkal Majalla" w:hAnsi="Sakkal Majalla" w:cs="Sakkal Majalla"/>
+                <w:rFonts w:ascii="Sakkal Majalla" w:hAnsi="Sakkal Majalla" w:cs="Sakkal Majalla" w:hint="cs"/>
               </w:rPr>
             </w:pPr>
             <w:r>
@@ -587,7 +587,7 @@
             <w:pPr>
               <w:cnfStyle w:val="000000100000" w:firstRow="0" w:lastRow="0" w:firstColumn="0" w:lastColumn="0" w:oddVBand="0" w:evenVBand="0" w:oddHBand="1" w:evenHBand="0" w:firstRowFirstColumn="0" w:firstRowLastColumn="0" w:lastRowFirstColumn="0" w:lastRowLastColumn="0"/>
               <w:rPr>
-                <w:rFonts w:ascii="Sakkal Majalla" w:hAnsi="Sakkal Majalla" w:cs="Sakkal Majalla"/>
+                <w:rFonts w:ascii="Sakkal Majalla" w:hAnsi="Sakkal Majalla" w:cs="Sakkal Majalla" w:hint="cs"/>
               </w:rPr>
             </w:pPr>
           </w:p>
@@ -603,7 +603,7 @@
             <w:pPr>
               <w:jc w:val="center"/>
               <w:rPr>
-                <w:rFonts w:ascii="Sakkal Majalla" w:hAnsi="Sakkal Majalla" w:cs="Sakkal Majalla"/>
+                <w:rFonts w:ascii="Sakkal Majalla" w:hAnsi="Sakkal Majalla" w:cs="Sakkal Majalla" w:hint="cs"/>
               </w:rPr>
             </w:pPr>
             <w:r>
@@ -622,7 +622,7 @@
             <w:pPr>
               <w:cnfStyle w:val="000000000000" w:firstRow="0" w:lastRow="0" w:firstColumn="0" w:lastColumn="0" w:oddVBand="0" w:evenVBand="0" w:oddHBand="0" w:evenHBand="0" w:firstRowFirstColumn="0" w:firstRowLastColumn="0" w:lastRowFirstColumn="0" w:lastRowLastColumn="0"/>
               <w:rPr>
-                <w:rFonts w:ascii="Sakkal Majalla" w:hAnsi="Sakkal Majalla" w:cs="Sakkal Majalla"/>
+                <w:rFonts w:ascii="Sakkal Majalla" w:hAnsi="Sakkal Majalla" w:cs="Sakkal Majalla" w:hint="cs"/>
               </w:rPr>
             </w:pPr>
             <w:r>
@@ -642,7 +642,7 @@
               <w:jc w:val="center"/>
               <w:cnfStyle w:val="000000000000" w:firstRow="0" w:lastRow="0" w:firstColumn="0" w:lastColumn="0" w:oddVBand="0" w:evenVBand="0" w:oddHBand="0" w:evenHBand="0" w:firstRowFirstColumn="0" w:firstRowLastColumn="0" w:lastRowFirstColumn="0" w:lastRowLastColumn="0"/>
               <w:rPr>
-                <w:rFonts w:ascii="Sakkal Majalla" w:hAnsi="Sakkal Majalla" w:cs="Sakkal Majalla"/>
+                <w:rFonts w:ascii="Sakkal Majalla" w:hAnsi="Sakkal Majalla" w:cs="Sakkal Majalla" w:hint="cs"/>
               </w:rPr>
             </w:pPr>
             <w:r>
@@ -661,7 +661,7 @@
             <w:pPr>
               <w:cnfStyle w:val="000000000000" w:firstRow="0" w:lastRow="0" w:firstColumn="0" w:lastColumn="0" w:oddVBand="0" w:evenVBand="0" w:oddHBand="0" w:evenHBand="0" w:firstRowFirstColumn="0" w:firstRowLastColumn="0" w:lastRowFirstColumn="0" w:lastRowLastColumn="0"/>
               <w:rPr>
-                <w:rFonts w:ascii="Sakkal Majalla" w:hAnsi="Sakkal Majalla" w:cs="Sakkal Majalla"/>
+                <w:rFonts w:ascii="Sakkal Majalla" w:hAnsi="Sakkal Majalla" w:cs="Sakkal Majalla" w:hint="cs"/>
               </w:rPr>
             </w:pPr>
           </w:p>
@@ -680,7 +680,7 @@
             <w:pPr>
               <w:jc w:val="center"/>
               <w:rPr>
-                <w:rFonts w:ascii="Sakkal Majalla" w:hAnsi="Sakkal Majalla" w:cs="Sakkal Majalla"/>
+                <w:rFonts w:ascii="Sakkal Majalla" w:hAnsi="Sakkal Majalla" w:cs="Sakkal Majalla" w:hint="cs"/>
               </w:rPr>
             </w:pPr>
             <w:r>
@@ -699,7 +699,7 @@
             <w:pPr>
               <w:cnfStyle w:val="000000100000" w:firstRow="0" w:lastRow="0" w:firstColumn="0" w:lastColumn="0" w:oddVBand="0" w:evenVBand="0" w:oddHBand="1" w:evenHBand="0" w:firstRowFirstColumn="0" w:firstRowLastColumn="0" w:lastRowFirstColumn="0" w:lastRowLastColumn="0"/>
               <w:rPr>
-                <w:rFonts w:ascii="Sakkal Majalla" w:hAnsi="Sakkal Majalla" w:cs="Sakkal Majalla"/>
+                <w:rFonts w:ascii="Sakkal Majalla" w:hAnsi="Sakkal Majalla" w:cs="Sakkal Majalla" w:hint="cs"/>
               </w:rPr>
             </w:pPr>
             <w:r>
@@ -719,7 +719,7 @@
               <w:jc w:val="center"/>
               <w:cnfStyle w:val="000000100000" w:firstRow="0" w:lastRow="0" w:firstColumn="0" w:lastColumn="0" w:oddVBand="0" w:evenVBand="0" w:oddHBand="1" w:evenHBand="0" w:firstRowFirstColumn="0" w:firstRowLastColumn="0" w:lastRowFirstColumn="0" w:lastRowLastColumn="0"/>
               <w:rPr>
-                <w:rFonts w:ascii="Sakkal Majalla" w:hAnsi="Sakkal Majalla" w:cs="Sakkal Majalla"/>
+                <w:rFonts w:ascii="Sakkal Majalla" w:hAnsi="Sakkal Majalla" w:cs="Sakkal Majalla" w:hint="cs"/>
               </w:rPr>
             </w:pPr>
             <w:r>
@@ -738,7 +738,7 @@
             <w:pPr>
               <w:cnfStyle w:val="000000100000" w:firstRow="0" w:lastRow="0" w:firstColumn="0" w:lastColumn="0" w:oddVBand="0" w:evenVBand="0" w:oddHBand="1" w:evenHBand="0" w:firstRowFirstColumn="0" w:firstRowLastColumn="0" w:lastRowFirstColumn="0" w:lastRowLastColumn="0"/>
               <w:rPr>
-                <w:rFonts w:ascii="Sakkal Majalla" w:hAnsi="Sakkal Majalla" w:cs="Sakkal Majalla"/>
+                <w:rFonts w:ascii="Sakkal Majalla" w:hAnsi="Sakkal Majalla" w:cs="Sakkal Majalla" w:hint="cs"/>
               </w:rPr>
             </w:pPr>
           </w:p>
@@ -754,7 +754,7 @@
             <w:pPr>
               <w:jc w:val="center"/>
               <w:rPr>
-                <w:rFonts w:ascii="Sakkal Majalla" w:hAnsi="Sakkal Majalla" w:cs="Sakkal Majalla"/>
+                <w:rFonts w:ascii="Sakkal Majalla" w:hAnsi="Sakkal Majalla" w:cs="Sakkal Majalla" w:hint="cs"/>
               </w:rPr>
             </w:pPr>
             <w:r>
@@ -773,7 +773,7 @@
             <w:pPr>
               <w:cnfStyle w:val="000000000000" w:firstRow="0" w:lastRow="0" w:firstColumn="0" w:lastColumn="0" w:oddVBand="0" w:evenVBand="0" w:oddHBand="0" w:evenHBand="0" w:firstRowFirstColumn="0" w:firstRowLastColumn="0" w:lastRowFirstColumn="0" w:lastRowLastColumn="0"/>
               <w:rPr>
-                <w:rFonts w:ascii="Sakkal Majalla" w:hAnsi="Sakkal Majalla" w:cs="Sakkal Majalla"/>
+                <w:rFonts w:ascii="Sakkal Majalla" w:hAnsi="Sakkal Majalla" w:cs="Sakkal Majalla" w:hint="cs"/>
               </w:rPr>
             </w:pPr>
             <w:r>
@@ -793,7 +793,7 @@
               <w:jc w:val="center"/>
               <w:cnfStyle w:val="000000000000" w:firstRow="0" w:lastRow="0" w:firstColumn="0" w:lastColumn="0" w:oddVBand="0" w:evenVBand="0" w:oddHBand="0" w:evenHBand="0" w:firstRowFirstColumn="0" w:firstRowLastColumn="0" w:lastRowFirstColumn="0" w:lastRowLastColumn="0"/>
               <w:rPr>
-                <w:rFonts w:ascii="Sakkal Majalla" w:hAnsi="Sakkal Majalla" w:cs="Sakkal Majalla"/>
+                <w:rFonts w:ascii="Sakkal Majalla" w:hAnsi="Sakkal Majalla" w:cs="Sakkal Majalla" w:hint="cs"/>
               </w:rPr>
             </w:pPr>
             <w:r>
@@ -812,7 +812,7 @@
             <w:pPr>
               <w:cnfStyle w:val="000000000000" w:firstRow="0" w:lastRow="0" w:firstColumn="0" w:lastColumn="0" w:oddVBand="0" w:evenVBand="0" w:oddHBand="0" w:evenHBand="0" w:firstRowFirstColumn="0" w:firstRowLastColumn="0" w:lastRowFirstColumn="0" w:lastRowLastColumn="0"/>
               <w:rPr>
-                <w:rFonts w:ascii="Sakkal Majalla" w:hAnsi="Sakkal Majalla" w:cs="Sakkal Majalla"/>
+                <w:rFonts w:ascii="Sakkal Majalla" w:hAnsi="Sakkal Majalla" w:cs="Sakkal Majalla" w:hint="cs"/>
               </w:rPr>
             </w:pPr>
           </w:p>
@@ -831,7 +831,7 @@
             <w:pPr>
               <w:jc w:val="center"/>
               <w:rPr>
-                <w:rFonts w:ascii="Sakkal Majalla" w:hAnsi="Sakkal Majalla" w:cs="Sakkal Majalla"/>
+                <w:rFonts w:ascii="Sakkal Majalla" w:hAnsi="Sakkal Majalla" w:cs="Sakkal Majalla" w:hint="cs"/>
               </w:rPr>
             </w:pPr>
             <w:r>
@@ -850,7 +850,7 @@
             <w:pPr>
               <w:cnfStyle w:val="000000100000" w:firstRow="0" w:lastRow="0" w:firstColumn="0" w:lastColumn="0" w:oddVBand="0" w:evenVBand="0" w:oddHBand="1" w:evenHBand="0" w:firstRowFirstColumn="0" w:firstRowLastColumn="0" w:lastRowFirstColumn="0" w:lastRowLastColumn="0"/>
               <w:rPr>
-                <w:rFonts w:ascii="Sakkal Majalla" w:hAnsi="Sakkal Majalla" w:cs="Sakkal Majalla"/>
+                <w:rFonts w:ascii="Sakkal Majalla" w:hAnsi="Sakkal Majalla" w:cs="Sakkal Majalla" w:hint="cs"/>
               </w:rPr>
             </w:pPr>
             <w:r>
@@ -870,7 +870,7 @@
               <w:jc w:val="center"/>
               <w:cnfStyle w:val="000000100000" w:firstRow="0" w:lastRow="0" w:firstColumn="0" w:lastColumn="0" w:oddVBand="0" w:evenVBand="0" w:oddHBand="1" w:evenHBand="0" w:firstRowFirstColumn="0" w:firstRowLastColumn="0" w:lastRowFirstColumn="0" w:lastRowLastColumn="0"/>
               <w:rPr>
-                <w:rFonts w:ascii="Sakkal Majalla" w:hAnsi="Sakkal Majalla" w:cs="Sakkal Majalla"/>
+                <w:rFonts w:ascii="Sakkal Majalla" w:hAnsi="Sakkal Majalla" w:cs="Sakkal Majalla" w:hint="cs"/>
               </w:rPr>
             </w:pPr>
             <w:r>
@@ -889,7 +889,7 @@
             <w:pPr>
               <w:cnfStyle w:val="000000100000" w:firstRow="0" w:lastRow="0" w:firstColumn="0" w:lastColumn="0" w:oddVBand="0" w:evenVBand="0" w:oddHBand="1" w:evenHBand="0" w:firstRowFirstColumn="0" w:firstRowLastColumn="0" w:lastRowFirstColumn="0" w:lastRowLastColumn="0"/>
               <w:rPr>
-                <w:rFonts w:ascii="Sakkal Majalla" w:hAnsi="Sakkal Majalla" w:cs="Sakkal Majalla"/>
+                <w:rFonts w:ascii="Sakkal Majalla" w:hAnsi="Sakkal Majalla" w:cs="Sakkal Majalla" w:hint="cs"/>
               </w:rPr>
             </w:pPr>
           </w:p>
@@ -905,7 +905,7 @@
             <w:pPr>
               <w:jc w:val="center"/>
               <w:rPr>
-                <w:rFonts w:ascii="Sakkal Majalla" w:hAnsi="Sakkal Majalla" w:cs="Sakkal Majalla"/>
+                <w:rFonts w:ascii="Sakkal Majalla" w:hAnsi="Sakkal Majalla" w:cs="Sakkal Majalla" w:hint="cs"/>
               </w:rPr>
             </w:pPr>
             <w:r>
@@ -924,7 +924,7 @@
             <w:pPr>
               <w:cnfStyle w:val="000000000000" w:firstRow="0" w:lastRow="0" w:firstColumn="0" w:lastColumn="0" w:oddVBand="0" w:evenVBand="0" w:oddHBand="0" w:evenHBand="0" w:firstRowFirstColumn="0" w:firstRowLastColumn="0" w:lastRowFirstColumn="0" w:lastRowLastColumn="0"/>
               <w:rPr>
-                <w:rFonts w:ascii="Sakkal Majalla" w:hAnsi="Sakkal Majalla" w:cs="Sakkal Majalla"/>
+                <w:rFonts w:ascii="Sakkal Majalla" w:hAnsi="Sakkal Majalla" w:cs="Sakkal Majalla" w:hint="cs"/>
               </w:rPr>
             </w:pPr>
             <w:r>
@@ -944,7 +944,7 @@
               <w:jc w:val="center"/>
               <w:cnfStyle w:val="000000000000" w:firstRow="0" w:lastRow="0" w:firstColumn="0" w:lastColumn="0" w:oddVBand="0" w:evenVBand="0" w:oddHBand="0" w:evenHBand="0" w:firstRowFirstColumn="0" w:firstRowLastColumn="0" w:lastRowFirstColumn="0" w:lastRowLastColumn="0"/>
               <w:rPr>
-                <w:rFonts w:ascii="Sakkal Majalla" w:hAnsi="Sakkal Majalla" w:cs="Sakkal Majalla"/>
+                <w:rFonts w:ascii="Sakkal Majalla" w:hAnsi="Sakkal Majalla" w:cs="Sakkal Majalla" w:hint="cs"/>
               </w:rPr>
             </w:pPr>
             <w:r>
@@ -963,7 +963,7 @@
             <w:pPr>
               <w:cnfStyle w:val="000000000000" w:firstRow="0" w:lastRow="0" w:firstColumn="0" w:lastColumn="0" w:oddVBand="0" w:evenVBand="0" w:oddHBand="0" w:evenHBand="0" w:firstRowFirstColumn="0" w:firstRowLastColumn="0" w:lastRowFirstColumn="0" w:lastRowLastColumn="0"/>
               <w:rPr>
-                <w:rFonts w:ascii="Sakkal Majalla" w:hAnsi="Sakkal Majalla" w:cs="Sakkal Majalla"/>
+                <w:rFonts w:ascii="Sakkal Majalla" w:hAnsi="Sakkal Majalla" w:cs="Sakkal Majalla" w:hint="cs"/>
               </w:rPr>
             </w:pPr>
           </w:p>
@@ -982,7 +982,7 @@
             <w:pPr>
               <w:jc w:val="center"/>
               <w:rPr>
-                <w:rFonts w:ascii="Sakkal Majalla" w:hAnsi="Sakkal Majalla" w:cs="Sakkal Majalla"/>
+                <w:rFonts w:ascii="Sakkal Majalla" w:hAnsi="Sakkal Majalla" w:cs="Sakkal Majalla" w:hint="cs"/>
               </w:rPr>
             </w:pPr>
             <w:r>
@@ -1001,7 +1001,7 @@
             <w:pPr>
               <w:cnfStyle w:val="000000100000" w:firstRow="0" w:lastRow="0" w:firstColumn="0" w:lastColumn="0" w:oddVBand="0" w:evenVBand="0" w:oddHBand="1" w:evenHBand="0" w:firstRowFirstColumn="0" w:firstRowLastColumn="0" w:lastRowFirstColumn="0" w:lastRowLastColumn="0"/>
               <w:rPr>
-                <w:rFonts w:ascii="Sakkal Majalla" w:hAnsi="Sakkal Majalla" w:cs="Sakkal Majalla"/>
+                <w:rFonts w:ascii="Sakkal Majalla" w:hAnsi="Sakkal Majalla" w:cs="Sakkal Majalla" w:hint="cs"/>
               </w:rPr>
             </w:pPr>
             <w:r>
@@ -1033,7 +1033,7 @@
               <w:jc w:val="center"/>
               <w:cnfStyle w:val="000000100000" w:firstRow="0" w:lastRow="0" w:firstColumn="0" w:lastColumn="0" w:oddVBand="0" w:evenVBand="0" w:oddHBand="1" w:evenHBand="0" w:firstRowFirstColumn="0" w:firstRowLastColumn="0" w:lastRowFirstColumn="0" w:lastRowLastColumn="0"/>
               <w:rPr>
-                <w:rFonts w:ascii="Sakkal Majalla" w:hAnsi="Sakkal Majalla" w:cs="Sakkal Majalla"/>
+                <w:rFonts w:ascii="Sakkal Majalla" w:hAnsi="Sakkal Majalla" w:cs="Sakkal Majalla" w:hint="cs"/>
               </w:rPr>
             </w:pPr>
             <w:r>
@@ -1052,7 +1052,7 @@
             <w:pPr>
               <w:cnfStyle w:val="000000100000" w:firstRow="0" w:lastRow="0" w:firstColumn="0" w:lastColumn="0" w:oddVBand="0" w:evenVBand="0" w:oddHBand="1" w:evenHBand="0" w:firstRowFirstColumn="0" w:firstRowLastColumn="0" w:lastRowFirstColumn="0" w:lastRowLastColumn="0"/>
               <w:rPr>
-                <w:rFonts w:ascii="Sakkal Majalla" w:hAnsi="Sakkal Majalla" w:cs="Sakkal Majalla"/>
+                <w:rFonts w:ascii="Sakkal Majalla" w:hAnsi="Sakkal Majalla" w:cs="Sakkal Majalla" w:hint="cs"/>
               </w:rPr>
             </w:pPr>
           </w:p>
@@ -1068,7 +1068,7 @@
             <w:pPr>
               <w:jc w:val="center"/>
               <w:rPr>
-                <w:rFonts w:ascii="Sakkal Majalla" w:hAnsi="Sakkal Majalla" w:cs="Sakkal Majalla"/>
+                <w:rFonts w:ascii="Sakkal Majalla" w:hAnsi="Sakkal Majalla" w:cs="Sakkal Majalla" w:hint="cs"/>
               </w:rPr>
             </w:pPr>
             <w:r>
@@ -1087,7 +1087,7 @@
             <w:pPr>
               <w:cnfStyle w:val="000000000000" w:firstRow="0" w:lastRow="0" w:firstColumn="0" w:lastColumn="0" w:oddVBand="0" w:evenVBand="0" w:oddHBand="0" w:evenHBand="0" w:firstRowFirstColumn="0" w:firstRowLastColumn="0" w:lastRowFirstColumn="0" w:lastRowLastColumn="0"/>
               <w:rPr>
-                <w:rFonts w:ascii="Sakkal Majalla" w:hAnsi="Sakkal Majalla" w:cs="Sakkal Majalla"/>
+                <w:rFonts w:ascii="Sakkal Majalla" w:hAnsi="Sakkal Majalla" w:cs="Sakkal Majalla" w:hint="cs"/>
               </w:rPr>
             </w:pPr>
             <w:r>
@@ -1115,7 +1115,7 @@
               <w:jc w:val="center"/>
               <w:cnfStyle w:val="000000000000" w:firstRow="0" w:lastRow="0" w:firstColumn="0" w:lastColumn="0" w:oddVBand="0" w:evenVBand="0" w:oddHBand="0" w:evenHBand="0" w:firstRowFirstColumn="0" w:firstRowLastColumn="0" w:lastRowFirstColumn="0" w:lastRowLastColumn="0"/>
               <w:rPr>
-                <w:rFonts w:ascii="Sakkal Majalla" w:hAnsi="Sakkal Majalla" w:cs="Sakkal Majalla"/>
+                <w:rFonts w:ascii="Sakkal Majalla" w:hAnsi="Sakkal Majalla" w:cs="Sakkal Majalla" w:hint="cs"/>
               </w:rPr>
             </w:pPr>
           </w:p>
@@ -1128,7 +1128,7 @@
             <w:pPr>
               <w:cnfStyle w:val="000000000000" w:firstRow="0" w:lastRow="0" w:firstColumn="0" w:lastColumn="0" w:oddVBand="0" w:evenVBand="0" w:oddHBand="0" w:evenHBand="0" w:firstRowFirstColumn="0" w:firstRowLastColumn="0" w:lastRowFirstColumn="0" w:lastRowLastColumn="0"/>
               <w:rPr>
-                <w:rFonts w:ascii="Sakkal Majalla" w:hAnsi="Sakkal Majalla" w:cs="Sakkal Majalla"/>
+                <w:rFonts w:ascii="Sakkal Majalla" w:hAnsi="Sakkal Majalla" w:cs="Sakkal Majalla" w:hint="cs"/>
               </w:rPr>
             </w:pPr>
           </w:p>
@@ -1147,7 +1147,7 @@
             <w:pPr>
               <w:jc w:val="center"/>
               <w:rPr>
-                <w:rFonts w:ascii="Sakkal Majalla" w:hAnsi="Sakkal Majalla" w:cs="Sakkal Majalla"/>
+                <w:rFonts w:ascii="Sakkal Majalla" w:hAnsi="Sakkal Majalla" w:cs="Sakkal Majalla" w:hint="cs"/>
               </w:rPr>
             </w:pPr>
             <w:r>
@@ -1166,7 +1166,7 @@
             <w:pPr>
               <w:cnfStyle w:val="000000100000" w:firstRow="0" w:lastRow="0" w:firstColumn="0" w:lastColumn="0" w:oddVBand="0" w:evenVBand="0" w:oddHBand="1" w:evenHBand="0" w:firstRowFirstColumn="0" w:firstRowLastColumn="0" w:lastRowFirstColumn="0" w:lastRowLastColumn="0"/>
               <w:rPr>
-                <w:rFonts w:ascii="Sakkal Majalla" w:hAnsi="Sakkal Majalla" w:cs="Sakkal Majalla"/>
+                <w:rFonts w:ascii="Sakkal Majalla" w:hAnsi="Sakkal Majalla" w:cs="Sakkal Majalla" w:hint="cs"/>
               </w:rPr>
             </w:pPr>
             <w:r>
@@ -1180,7 +1180,7 @@
             <w:pPr>
               <w:cnfStyle w:val="000000100000" w:firstRow="0" w:lastRow="0" w:firstColumn="0" w:lastColumn="0" w:oddVBand="0" w:evenVBand="0" w:oddHBand="1" w:evenHBand="0" w:firstRowFirstColumn="0" w:firstRowLastColumn="0" w:lastRowFirstColumn="0" w:lastRowLastColumn="0"/>
               <w:rPr>
-                <w:rFonts w:ascii="Sakkal Majalla" w:hAnsi="Sakkal Majalla" w:cs="Sakkal Majalla"/>
+                <w:rFonts w:ascii="Sakkal Majalla" w:hAnsi="Sakkal Majalla" w:cs="Sakkal Majalla" w:hint="cs"/>
               </w:rPr>
             </w:pPr>
             <w:r>
@@ -1208,15 +1208,15 @@
             <w:pPr>
               <w:cnfStyle w:val="000000100000" w:firstRow="0" w:lastRow="0" w:firstColumn="0" w:lastColumn="0" w:oddVBand="0" w:evenVBand="0" w:oddHBand="1" w:evenHBand="0" w:firstRowFirstColumn="0" w:firstRowLastColumn="0" w:lastRowFirstColumn="0" w:lastRowLastColumn="0"/>
               <w:rPr>
-                <w:rFonts w:ascii="Sakkal Majalla" w:hAnsi="Sakkal Majalla" w:cs="Sakkal Majalla"/>
-              </w:rPr>
-            </w:pPr>
-          </w:p>
-          <w:p>
-            <w:pPr>
-              <w:cnfStyle w:val="000000100000" w:firstRow="0" w:lastRow="0" w:firstColumn="0" w:lastColumn="0" w:oddVBand="0" w:evenVBand="0" w:oddHBand="1" w:evenHBand="0" w:firstRowFirstColumn="0" w:firstRowLastColumn="0" w:lastRowFirstColumn="0" w:lastRowLastColumn="0"/>
-              <w:rPr>
-                <w:rFonts w:ascii="Sakkal Majalla" w:hAnsi="Sakkal Majalla" w:cs="Sakkal Majalla"/>
+                <w:rFonts w:ascii="Sakkal Majalla" w:hAnsi="Sakkal Majalla" w:cs="Sakkal Majalla" w:hint="cs"/>
+              </w:rPr>
+            </w:pPr>
+          </w:p>
+          <w:p>
+            <w:pPr>
+              <w:cnfStyle w:val="000000100000" w:firstRow="0" w:lastRow="0" w:firstColumn="0" w:lastColumn="0" w:oddVBand="0" w:evenVBand="0" w:oddHBand="1" w:evenHBand="0" w:firstRowFirstColumn="0" w:firstRowLastColumn="0" w:lastRowFirstColumn="0" w:lastRowLastColumn="0"/>
+              <w:rPr>
+                <w:rFonts w:ascii="Sakkal Majalla" w:hAnsi="Sakkal Majalla" w:cs="Sakkal Majalla" w:hint="cs"/>
               </w:rPr>
             </w:pPr>
             <w:r>
@@ -1244,7 +1244,7 @@
             <w:pPr>
               <w:cnfStyle w:val="000000100000" w:firstRow="0" w:lastRow="0" w:firstColumn="0" w:lastColumn="0" w:oddVBand="0" w:evenVBand="0" w:oddHBand="1" w:evenHBand="0" w:firstRowFirstColumn="0" w:firstRowLastColumn="0" w:lastRowFirstColumn="0" w:lastRowLastColumn="0"/>
               <w:rPr>
-                <w:rFonts w:ascii="Sakkal Majalla" w:hAnsi="Sakkal Majalla" w:cs="Sakkal Majalla"/>
+                <w:rFonts w:ascii="Sakkal Majalla" w:hAnsi="Sakkal Majalla" w:cs="Sakkal Majalla" w:hint="cs"/>
               </w:rPr>
             </w:pPr>
             <w:r>
@@ -1258,7 +1258,7 @@
             <w:pPr>
               <w:cnfStyle w:val="000000100000" w:firstRow="0" w:lastRow="0" w:firstColumn="0" w:lastColumn="0" w:oddVBand="0" w:evenVBand="0" w:oddHBand="1" w:evenHBand="0" w:firstRowFirstColumn="0" w:firstRowLastColumn="0" w:lastRowFirstColumn="0" w:lastRowLastColumn="0"/>
               <w:rPr>
-                <w:rFonts w:ascii="Sakkal Majalla" w:hAnsi="Sakkal Majalla" w:cs="Sakkal Majalla"/>
+                <w:rFonts w:ascii="Sakkal Majalla" w:hAnsi="Sakkal Majalla" w:cs="Sakkal Majalla" w:hint="cs"/>
               </w:rPr>
             </w:pPr>
             <w:r>
@@ -1300,7 +1300,7 @@
             <w:pPr>
               <w:cnfStyle w:val="000000100000" w:firstRow="0" w:lastRow="0" w:firstColumn="0" w:lastColumn="0" w:oddVBand="0" w:evenVBand="0" w:oddHBand="1" w:evenHBand="0" w:firstRowFirstColumn="0" w:firstRowLastColumn="0" w:lastRowFirstColumn="0" w:lastRowLastColumn="0"/>
               <w:rPr>
-                <w:rFonts w:ascii="Sakkal Majalla" w:hAnsi="Sakkal Majalla" w:cs="Sakkal Majalla"/>
+                <w:rFonts w:ascii="Sakkal Majalla" w:hAnsi="Sakkal Majalla" w:cs="Sakkal Majalla" w:hint="cs"/>
               </w:rPr>
             </w:pPr>
             <w:r>
@@ -1314,7 +1314,7 @@
             <w:pPr>
               <w:cnfStyle w:val="000000100000" w:firstRow="0" w:lastRow="0" w:firstColumn="0" w:lastColumn="0" w:oddVBand="0" w:evenVBand="0" w:oddHBand="1" w:evenHBand="0" w:firstRowFirstColumn="0" w:firstRowLastColumn="0" w:lastRowFirstColumn="0" w:lastRowLastColumn="0"/>
               <w:rPr>
-                <w:rFonts w:ascii="Sakkal Majalla" w:hAnsi="Sakkal Majalla" w:cs="Sakkal Majalla"/>
+                <w:rFonts w:ascii="Sakkal Majalla" w:hAnsi="Sakkal Majalla" w:cs="Sakkal Majalla" w:hint="cs"/>
               </w:rPr>
             </w:pPr>
             <w:r>
@@ -1328,7 +1328,7 @@
             <w:pPr>
               <w:cnfStyle w:val="000000100000" w:firstRow="0" w:lastRow="0" w:firstColumn="0" w:lastColumn="0" w:oddVBand="0" w:evenVBand="0" w:oddHBand="1" w:evenHBand="0" w:firstRowFirstColumn="0" w:firstRowLastColumn="0" w:lastRowFirstColumn="0" w:lastRowLastColumn="0"/>
               <w:rPr>
-                <w:rFonts w:ascii="Sakkal Majalla" w:hAnsi="Sakkal Majalla" w:cs="Sakkal Majalla"/>
+                <w:rFonts w:ascii="Sakkal Majalla" w:hAnsi="Sakkal Majalla" w:cs="Sakkal Majalla" w:hint="cs"/>
               </w:rPr>
             </w:pPr>
             <w:r>
@@ -1356,7 +1356,7 @@
             <w:pPr>
               <w:cnfStyle w:val="000000100000" w:firstRow="0" w:lastRow="0" w:firstColumn="0" w:lastColumn="0" w:oddVBand="0" w:evenVBand="0" w:oddHBand="1" w:evenHBand="0" w:firstRowFirstColumn="0" w:firstRowLastColumn="0" w:lastRowFirstColumn="0" w:lastRowLastColumn="0"/>
               <w:rPr>
-                <w:rFonts w:ascii="Sakkal Majalla" w:hAnsi="Sakkal Majalla" w:cs="Sakkal Majalla"/>
+                <w:rFonts w:ascii="Sakkal Majalla" w:hAnsi="Sakkal Majalla" w:cs="Sakkal Majalla" w:hint="cs"/>
               </w:rPr>
             </w:pPr>
             <w:r>
@@ -1384,7 +1384,7 @@
             <w:pPr>
               <w:cnfStyle w:val="000000100000" w:firstRow="0" w:lastRow="0" w:firstColumn="0" w:lastColumn="0" w:oddVBand="0" w:evenVBand="0" w:oddHBand="1" w:evenHBand="0" w:firstRowFirstColumn="0" w:firstRowLastColumn="0" w:lastRowFirstColumn="0" w:lastRowLastColumn="0"/>
               <w:rPr>
-                <w:rFonts w:ascii="Sakkal Majalla" w:hAnsi="Sakkal Majalla" w:cs="Sakkal Majalla"/>
+                <w:rFonts w:ascii="Sakkal Majalla" w:hAnsi="Sakkal Majalla" w:cs="Sakkal Majalla" w:hint="cs"/>
               </w:rPr>
             </w:pPr>
             <w:r>
@@ -1398,7 +1398,7 @@
             <w:pPr>
               <w:cnfStyle w:val="000000100000" w:firstRow="0" w:lastRow="0" w:firstColumn="0" w:lastColumn="0" w:oddVBand="0" w:evenVBand="0" w:oddHBand="1" w:evenHBand="0" w:firstRowFirstColumn="0" w:firstRowLastColumn="0" w:lastRowFirstColumn="0" w:lastRowLastColumn="0"/>
               <w:rPr>
-                <w:rFonts w:ascii="Sakkal Majalla" w:hAnsi="Sakkal Majalla" w:cs="Sakkal Majalla"/>
+                <w:rFonts w:ascii="Sakkal Majalla" w:hAnsi="Sakkal Majalla" w:cs="Sakkal Majalla" w:hint="cs"/>
               </w:rPr>
             </w:pPr>
             <w:r>
@@ -1412,7 +1412,7 @@
             <w:pPr>
               <w:cnfStyle w:val="000000100000" w:firstRow="0" w:lastRow="0" w:firstColumn="0" w:lastColumn="0" w:oddVBand="0" w:evenVBand="0" w:oddHBand="1" w:evenHBand="0" w:firstRowFirstColumn="0" w:firstRowLastColumn="0" w:lastRowFirstColumn="0" w:lastRowLastColumn="0"/>
               <w:rPr>
-                <w:rFonts w:ascii="Sakkal Majalla" w:hAnsi="Sakkal Majalla" w:cs="Sakkal Majalla"/>
+                <w:rFonts w:ascii="Sakkal Majalla" w:hAnsi="Sakkal Majalla" w:cs="Sakkal Majalla" w:hint="cs"/>
               </w:rPr>
             </w:pPr>
             <w:r>
@@ -1440,7 +1440,7 @@
             <w:pPr>
               <w:cnfStyle w:val="000000100000" w:firstRow="0" w:lastRow="0" w:firstColumn="0" w:lastColumn="0" w:oddVBand="0" w:evenVBand="0" w:oddHBand="1" w:evenHBand="0" w:firstRowFirstColumn="0" w:firstRowLastColumn="0" w:lastRowFirstColumn="0" w:lastRowLastColumn="0"/>
               <w:rPr>
-                <w:rFonts w:ascii="Sakkal Majalla" w:hAnsi="Sakkal Majalla" w:cs="Sakkal Majalla"/>
+                <w:rFonts w:ascii="Sakkal Majalla" w:hAnsi="Sakkal Majalla" w:cs="Sakkal Majalla" w:hint="cs"/>
                 <w:b/>
                 <w:bCs/>
               </w:rPr>
@@ -1476,7 +1476,7 @@
               <w:jc w:val="center"/>
               <w:cnfStyle w:val="000000100000" w:firstRow="0" w:lastRow="0" w:firstColumn="0" w:lastColumn="0" w:oddVBand="0" w:evenVBand="0" w:oddHBand="1" w:evenHBand="0" w:firstRowFirstColumn="0" w:firstRowLastColumn="0" w:lastRowFirstColumn="0" w:lastRowLastColumn="0"/>
               <w:rPr>
-                <w:rFonts w:ascii="Sakkal Majalla" w:hAnsi="Sakkal Majalla" w:cs="Sakkal Majalla"/>
+                <w:rFonts w:ascii="Sakkal Majalla" w:hAnsi="Sakkal Majalla" w:cs="Sakkal Majalla" w:hint="cs"/>
               </w:rPr>
             </w:pPr>
             <w:r>
@@ -1487,7 +1487,7 @@
             </w:r>
             <w:r>
               <w:rPr>
-                <w:rFonts w:ascii="Sakkal Majalla" w:hAnsi="Sakkal Majalla" w:cs="Sakkal Majalla"/>
+                <w:rFonts w:ascii="Sakkal Majalla" w:hAnsi="Sakkal Majalla" w:cs="Sakkal Majalla" w:hint="cs"/>
               </w:rPr>
               <w:t>advice</w:t>
             </w:r>
@@ -1507,7 +1507,7 @@
             <w:pPr>
               <w:cnfStyle w:val="000000100000" w:firstRow="0" w:lastRow="0" w:firstColumn="0" w:lastColumn="0" w:oddVBand="0" w:evenVBand="0" w:oddHBand="1" w:evenHBand="0" w:firstRowFirstColumn="0" w:firstRowLastColumn="0" w:lastRowFirstColumn="0" w:lastRowLastColumn="0"/>
               <w:rPr>
-                <w:rFonts w:ascii="Sakkal Majalla" w:hAnsi="Sakkal Majalla" w:cs="Sakkal Majalla"/>
+                <w:rFonts w:ascii="Sakkal Majalla" w:hAnsi="Sakkal Majalla" w:cs="Sakkal Majalla" w:hint="cs"/>
               </w:rPr>
             </w:pPr>
           </w:p>
@@ -1523,7 +1523,7 @@
             <w:pPr>
               <w:jc w:val="center"/>
               <w:rPr>
-                <w:rFonts w:ascii="Sakkal Majalla" w:hAnsi="Sakkal Majalla" w:cs="Sakkal Majalla"/>
+                <w:rFonts w:ascii="Sakkal Majalla" w:hAnsi="Sakkal Majalla" w:cs="Sakkal Majalla" w:hint="cs"/>
               </w:rPr>
             </w:pPr>
             <w:r>
@@ -1542,7 +1542,7 @@
             <w:pPr>
               <w:cnfStyle w:val="000000000000" w:firstRow="0" w:lastRow="0" w:firstColumn="0" w:lastColumn="0" w:oddVBand="0" w:evenVBand="0" w:oddHBand="0" w:evenHBand="0" w:firstRowFirstColumn="0" w:firstRowLastColumn="0" w:lastRowFirstColumn="0" w:lastRowLastColumn="0"/>
               <w:rPr>
-                <w:rFonts w:ascii="Sakkal Majalla" w:hAnsi="Sakkal Majalla" w:cs="Sakkal Majalla"/>
+                <w:rFonts w:ascii="Sakkal Majalla" w:hAnsi="Sakkal Majalla" w:cs="Sakkal Majalla" w:hint="cs"/>
               </w:rPr>
             </w:pPr>
             <w:r>
@@ -1576,7 +1576,7 @@
               <w:jc w:val="center"/>
               <w:cnfStyle w:val="000000000000" w:firstRow="0" w:lastRow="0" w:firstColumn="0" w:lastColumn="0" w:oddVBand="0" w:evenVBand="0" w:oddHBand="0" w:evenHBand="0" w:firstRowFirstColumn="0" w:firstRowLastColumn="0" w:lastRowFirstColumn="0" w:lastRowLastColumn="0"/>
               <w:rPr>
-                <w:rFonts w:ascii="Sakkal Majalla" w:hAnsi="Sakkal Majalla" w:cs="Sakkal Majalla"/>
+                <w:rFonts w:ascii="Sakkal Majalla" w:hAnsi="Sakkal Majalla" w:cs="Sakkal Majalla" w:hint="cs"/>
               </w:rPr>
             </w:pPr>
             <w:r>
@@ -1595,7 +1595,7 @@
             <w:pPr>
               <w:cnfStyle w:val="000000000000" w:firstRow="0" w:lastRow="0" w:firstColumn="0" w:lastColumn="0" w:oddVBand="0" w:evenVBand="0" w:oddHBand="0" w:evenHBand="0" w:firstRowFirstColumn="0" w:firstRowLastColumn="0" w:lastRowFirstColumn="0" w:lastRowLastColumn="0"/>
               <w:rPr>
-                <w:rFonts w:ascii="Sakkal Majalla" w:hAnsi="Sakkal Majalla" w:cs="Sakkal Majalla"/>
+                <w:rFonts w:ascii="Sakkal Majalla" w:hAnsi="Sakkal Majalla" w:cs="Sakkal Majalla" w:hint="cs"/>
               </w:rPr>
             </w:pPr>
           </w:p>
@@ -1614,7 +1614,7 @@
             <w:pPr>
               <w:jc w:val="center"/>
               <w:rPr>
-                <w:rFonts w:ascii="Sakkal Majalla" w:hAnsi="Sakkal Majalla" w:cs="Sakkal Majalla"/>
+                <w:rFonts w:ascii="Sakkal Majalla" w:hAnsi="Sakkal Majalla" w:cs="Sakkal Majalla" w:hint="cs"/>
               </w:rPr>
             </w:pPr>
             <w:r>
@@ -1633,7 +1633,7 @@
             <w:pPr>
               <w:cnfStyle w:val="000000100000" w:firstRow="0" w:lastRow="0" w:firstColumn="0" w:lastColumn="0" w:oddVBand="0" w:evenVBand="0" w:oddHBand="1" w:evenHBand="0" w:firstRowFirstColumn="0" w:firstRowLastColumn="0" w:lastRowFirstColumn="0" w:lastRowLastColumn="0"/>
               <w:rPr>
-                <w:rFonts w:ascii="Sakkal Majalla" w:hAnsi="Sakkal Majalla" w:cs="Sakkal Majalla"/>
+                <w:rFonts w:ascii="Sakkal Majalla" w:hAnsi="Sakkal Majalla" w:cs="Sakkal Majalla" w:hint="cs"/>
               </w:rPr>
             </w:pPr>
             <w:r>
@@ -1652,7 +1652,7 @@
               </w:numPr>
               <w:cnfStyle w:val="000000100000" w:firstRow="0" w:lastRow="0" w:firstColumn="0" w:lastColumn="0" w:oddVBand="0" w:evenVBand="0" w:oddHBand="1" w:evenHBand="0" w:firstRowFirstColumn="0" w:firstRowLastColumn="0" w:lastRowFirstColumn="0" w:lastRowLastColumn="0"/>
               <w:rPr>
-                <w:rFonts w:ascii="Sakkal Majalla" w:hAnsi="Sakkal Majalla" w:cs="Sakkal Majalla"/>
+                <w:rFonts w:ascii="Sakkal Majalla" w:hAnsi="Sakkal Majalla" w:cs="Sakkal Majalla" w:hint="cs"/>
               </w:rPr>
             </w:pPr>
             <w:r>
@@ -1671,7 +1671,7 @@
               </w:numPr>
               <w:cnfStyle w:val="000000100000" w:firstRow="0" w:lastRow="0" w:firstColumn="0" w:lastColumn="0" w:oddVBand="0" w:evenVBand="0" w:oddHBand="1" w:evenHBand="0" w:firstRowFirstColumn="0" w:firstRowLastColumn="0" w:lastRowFirstColumn="0" w:lastRowLastColumn="0"/>
               <w:rPr>
-                <w:rFonts w:ascii="Sakkal Majalla" w:hAnsi="Sakkal Majalla" w:cs="Sakkal Majalla"/>
+                <w:rFonts w:ascii="Sakkal Majalla" w:hAnsi="Sakkal Majalla" w:cs="Sakkal Majalla" w:hint="cs"/>
               </w:rPr>
             </w:pPr>
             <w:r>
@@ -1685,7 +1685,7 @@
             <w:pPr>
               <w:cnfStyle w:val="000000100000" w:firstRow="0" w:lastRow="0" w:firstColumn="0" w:lastColumn="0" w:oddVBand="0" w:evenVBand="0" w:oddHBand="1" w:evenHBand="0" w:firstRowFirstColumn="0" w:firstRowLastColumn="0" w:lastRowFirstColumn="0" w:lastRowLastColumn="0"/>
               <w:rPr>
-                <w:rFonts w:ascii="Sakkal Majalla" w:hAnsi="Sakkal Majalla" w:cs="Sakkal Majalla"/>
+                <w:rFonts w:ascii="Sakkal Majalla" w:hAnsi="Sakkal Majalla" w:cs="Sakkal Majalla" w:hint="cs"/>
               </w:rPr>
             </w:pPr>
           </w:p>
@@ -1699,7 +1699,7 @@
               <w:jc w:val="center"/>
               <w:cnfStyle w:val="000000100000" w:firstRow="0" w:lastRow="0" w:firstColumn="0" w:lastColumn="0" w:oddVBand="0" w:evenVBand="0" w:oddHBand="1" w:evenHBand="0" w:firstRowFirstColumn="0" w:firstRowLastColumn="0" w:lastRowFirstColumn="0" w:lastRowLastColumn="0"/>
               <w:rPr>
-                <w:rFonts w:ascii="Sakkal Majalla" w:hAnsi="Sakkal Majalla" w:cs="Sakkal Majalla"/>
+                <w:rFonts w:ascii="Sakkal Majalla" w:hAnsi="Sakkal Majalla" w:cs="Sakkal Majalla" w:hint="cs"/>
               </w:rPr>
             </w:pPr>
             <w:r>
@@ -1710,7 +1710,7 @@
             </w:r>
             <w:r>
               <w:rPr>
-                <w:rFonts w:ascii="Sakkal Majalla" w:hAnsi="Sakkal Majalla" w:cs="Sakkal Majalla"/>
+                <w:rFonts w:ascii="Sakkal Majalla" w:hAnsi="Sakkal Majalla" w:cs="Sakkal Majalla" w:hint="cs"/>
               </w:rPr>
               <w:t>i</w:t>
             </w:r>
@@ -1730,7 +1730,7 @@
             <w:pPr>
               <w:cnfStyle w:val="000000100000" w:firstRow="0" w:lastRow="0" w:firstColumn="0" w:lastColumn="0" w:oddVBand="0" w:evenVBand="0" w:oddHBand="1" w:evenHBand="0" w:firstRowFirstColumn="0" w:firstRowLastColumn="0" w:lastRowFirstColumn="0" w:lastRowLastColumn="0"/>
               <w:rPr>
-                <w:rFonts w:ascii="Sakkal Majalla" w:hAnsi="Sakkal Majalla" w:cs="Sakkal Majalla"/>
+                <w:rFonts w:ascii="Sakkal Majalla" w:hAnsi="Sakkal Majalla" w:cs="Sakkal Majalla" w:hint="cs"/>
               </w:rPr>
             </w:pPr>
           </w:p>
@@ -1740,7 +1740,7 @@
     <w:p>
       <w:pPr>
         <w:rPr>
-          <w:rFonts w:ascii="Sakkal Majalla" w:hAnsi="Sakkal Majalla" w:cs="Sakkal Majalla"/>
+          <w:rFonts w:ascii="Sakkal Majalla" w:hAnsi="Sakkal Majalla" w:cs="Sakkal Majalla" w:hint="cs"/>
         </w:rPr>
       </w:pPr>
     </w:p>
@@ -1770,7 +1770,7 @@
             <w:pPr>
               <w:jc w:val="center"/>
               <w:rPr>
-                <w:rFonts w:ascii="Sakkal Majalla" w:hAnsi="Sakkal Majalla" w:cs="Sakkal Majalla"/>
+                <w:rFonts w:ascii="Sakkal Majalla" w:hAnsi="Sakkal Majalla" w:cs="Sakkal Majalla" w:hint="cs"/>
               </w:rPr>
             </w:pPr>
             <w:r>
@@ -1791,7 +1791,7 @@
               <w:jc w:val="center"/>
               <w:cnfStyle w:val="100000000000" w:firstRow="1" w:lastRow="0" w:firstColumn="0" w:lastColumn="0" w:oddVBand="0" w:evenVBand="0" w:oddHBand="0" w:evenHBand="0" w:firstRowFirstColumn="0" w:firstRowLastColumn="0" w:lastRowFirstColumn="0" w:lastRowLastColumn="0"/>
               <w:rPr>
-                <w:rFonts w:ascii="Sakkal Majalla" w:hAnsi="Sakkal Majalla" w:cs="Sakkal Majalla"/>
+                <w:rFonts w:ascii="Sakkal Majalla" w:hAnsi="Sakkal Majalla" w:cs="Sakkal Majalla" w:hint="cs"/>
               </w:rPr>
             </w:pPr>
             <w:r>
@@ -1811,7 +1811,7 @@
               <w:jc w:val="center"/>
               <w:cnfStyle w:val="100000000000" w:firstRow="1" w:lastRow="0" w:firstColumn="0" w:lastColumn="0" w:oddVBand="0" w:evenVBand="0" w:oddHBand="0" w:evenHBand="0" w:firstRowFirstColumn="0" w:firstRowLastColumn="0" w:lastRowFirstColumn="0" w:lastRowLastColumn="0"/>
               <w:rPr>
-                <w:rFonts w:ascii="Sakkal Majalla" w:hAnsi="Sakkal Majalla" w:cs="Sakkal Majalla"/>
+                <w:rFonts w:ascii="Sakkal Majalla" w:hAnsi="Sakkal Majalla" w:cs="Sakkal Majalla" w:hint="cs"/>
               </w:rPr>
             </w:pPr>
             <w:r>
@@ -1831,7 +1831,7 @@
               <w:jc w:val="center"/>
               <w:cnfStyle w:val="100000000000" w:firstRow="1" w:lastRow="0" w:firstColumn="0" w:lastColumn="0" w:oddVBand="0" w:evenVBand="0" w:oddHBand="0" w:evenHBand="0" w:firstRowFirstColumn="0" w:firstRowLastColumn="0" w:lastRowFirstColumn="0" w:lastRowLastColumn="0"/>
               <w:rPr>
-                <w:rFonts w:ascii="Sakkal Majalla" w:hAnsi="Sakkal Majalla" w:cs="Sakkal Majalla"/>
+                <w:rFonts w:ascii="Sakkal Majalla" w:hAnsi="Sakkal Majalla" w:cs="Sakkal Majalla" w:hint="cs"/>
               </w:rPr>
             </w:pPr>
             <w:r>
@@ -1856,7 +1856,7 @@
             <w:pPr>
               <w:jc w:val="center"/>
               <w:rPr>
-                <w:rFonts w:ascii="Sakkal Majalla" w:hAnsi="Sakkal Majalla" w:cs="Sakkal Majalla"/>
+                <w:rFonts w:ascii="Sakkal Majalla" w:hAnsi="Sakkal Majalla" w:cs="Sakkal Majalla" w:hint="cs"/>
               </w:rPr>
             </w:pPr>
             <w:r>
@@ -1875,7 +1875,7 @@
             <w:pPr>
               <w:cnfStyle w:val="000000100000" w:firstRow="0" w:lastRow="0" w:firstColumn="0" w:lastColumn="0" w:oddVBand="0" w:evenVBand="0" w:oddHBand="1" w:evenHBand="0" w:firstRowFirstColumn="0" w:firstRowLastColumn="0" w:lastRowFirstColumn="0" w:lastRowLastColumn="0"/>
               <w:rPr>
-                <w:rFonts w:ascii="Sakkal Majalla" w:hAnsi="Sakkal Majalla" w:cs="Sakkal Majalla"/>
+                <w:rFonts w:ascii="Sakkal Majalla" w:hAnsi="Sakkal Majalla" w:cs="Sakkal Majalla" w:hint="cs"/>
               </w:rPr>
             </w:pPr>
             <w:r>
@@ -1894,7 +1894,7 @@
               </w:numPr>
               <w:cnfStyle w:val="000000100000" w:firstRow="0" w:lastRow="0" w:firstColumn="0" w:lastColumn="0" w:oddVBand="0" w:evenVBand="0" w:oddHBand="1" w:evenHBand="0" w:firstRowFirstColumn="0" w:firstRowLastColumn="0" w:lastRowFirstColumn="0" w:lastRowLastColumn="0"/>
               <w:rPr>
-                <w:rFonts w:ascii="Sakkal Majalla" w:hAnsi="Sakkal Majalla" w:cs="Sakkal Majalla"/>
+                <w:rFonts w:ascii="Sakkal Majalla" w:hAnsi="Sakkal Majalla" w:cs="Sakkal Majalla" w:hint="cs"/>
               </w:rPr>
             </w:pPr>
             <w:r>
@@ -1927,7 +1927,7 @@
               </w:numPr>
               <w:cnfStyle w:val="000000100000" w:firstRow="0" w:lastRow="0" w:firstColumn="0" w:lastColumn="0" w:oddVBand="0" w:evenVBand="0" w:oddHBand="1" w:evenHBand="0" w:firstRowFirstColumn="0" w:firstRowLastColumn="0" w:lastRowFirstColumn="0" w:lastRowLastColumn="0"/>
               <w:rPr>
-                <w:rFonts w:ascii="Sakkal Majalla" w:hAnsi="Sakkal Majalla" w:cs="Sakkal Majalla"/>
+                <w:rFonts w:ascii="Sakkal Majalla" w:hAnsi="Sakkal Majalla" w:cs="Sakkal Majalla" w:hint="cs"/>
               </w:rPr>
             </w:pPr>
             <w:r>
@@ -1947,7 +1947,7 @@
               <w:jc w:val="center"/>
               <w:cnfStyle w:val="000000100000" w:firstRow="0" w:lastRow="0" w:firstColumn="0" w:lastColumn="0" w:oddVBand="0" w:evenVBand="0" w:oddHBand="1" w:evenHBand="0" w:firstRowFirstColumn="0" w:firstRowLastColumn="0" w:lastRowFirstColumn="0" w:lastRowLastColumn="0"/>
               <w:rPr>
-                <w:rFonts w:ascii="Sakkal Majalla" w:hAnsi="Sakkal Majalla" w:cs="Sakkal Majalla"/>
+                <w:rFonts w:ascii="Sakkal Majalla" w:hAnsi="Sakkal Majalla" w:cs="Sakkal Majalla" w:hint="cs"/>
               </w:rPr>
             </w:pPr>
             <w:r>
@@ -1966,7 +1966,7 @@
             <w:pPr>
               <w:cnfStyle w:val="000000100000" w:firstRow="0" w:lastRow="0" w:firstColumn="0" w:lastColumn="0" w:oddVBand="0" w:evenVBand="0" w:oddHBand="1" w:evenHBand="0" w:firstRowFirstColumn="0" w:firstRowLastColumn="0" w:lastRowFirstColumn="0" w:lastRowLastColumn="0"/>
               <w:rPr>
-                <w:rFonts w:ascii="Sakkal Majalla" w:hAnsi="Sakkal Majalla" w:cs="Sakkal Majalla"/>
+                <w:rFonts w:ascii="Sakkal Majalla" w:hAnsi="Sakkal Majalla" w:cs="Sakkal Majalla" w:hint="cs"/>
               </w:rPr>
             </w:pPr>
           </w:p>
@@ -1982,12 +1982,12 @@
             <w:pPr>
               <w:jc w:val="center"/>
               <w:rPr>
-                <w:rFonts w:ascii="Sakkal Majalla" w:hAnsi="Sakkal Majalla" w:cs="Sakkal Majalla"/>
-              </w:rPr>
-            </w:pPr>
-            <w:r>
-              <w:rPr>
-                <w:rFonts w:ascii="Sakkal Majalla" w:hAnsi="Sakkal Majalla" w:cs="Sakkal Majalla"/>
+                <w:rFonts w:ascii="Sakkal Majalla" w:hAnsi="Sakkal Majalla" w:cs="Sakkal Majalla" w:hint="cs"/>
+              </w:rPr>
+            </w:pPr>
+            <w:r>
+              <w:rPr>
+                <w:rFonts w:ascii="Sakkal Majalla" w:hAnsi="Sakkal Majalla" w:cs="Sakkal Majalla" w:hint="cs"/>
               </w:rPr>
               <w:t>17</w:t>
             </w:r>
@@ -2001,12 +2001,12 @@
             <w:pPr>
               <w:cnfStyle w:val="000000000000" w:firstRow="0" w:lastRow="0" w:firstColumn="0" w:lastColumn="0" w:oddVBand="0" w:evenVBand="0" w:oddHBand="0" w:evenHBand="0" w:firstRowFirstColumn="0" w:firstRowLastColumn="0" w:lastRowFirstColumn="0" w:lastRowLastColumn="0"/>
               <w:rPr>
-                <w:rFonts w:ascii="Sakkal Majalla" w:hAnsi="Sakkal Majalla" w:cs="Sakkal Majalla"/>
-              </w:rPr>
-            </w:pPr>
-            <w:r>
-              <w:rPr>
-                <w:rFonts w:ascii="Sakkal Majalla" w:hAnsi="Sakkal Majalla" w:cs="Sakkal Majalla"/>
+                <w:rFonts w:ascii="Sakkal Majalla" w:hAnsi="Sakkal Majalla" w:cs="Sakkal Majalla" w:hint="cs"/>
+              </w:rPr>
+            </w:pPr>
+            <w:r>
+              <w:rPr>
+                <w:rFonts w:ascii="Sakkal Majalla" w:hAnsi="Sakkal Majalla" w:cs="Sakkal Majalla" w:hint="cs"/>
               </w:rPr>
               <w:t>Database-Specific Profiling:</w:t>
             </w:r>
@@ -2020,18 +2020,18 @@
               </w:numPr>
               <w:cnfStyle w:val="000000000000" w:firstRow="0" w:lastRow="0" w:firstColumn="0" w:lastColumn="0" w:oddVBand="0" w:evenVBand="0" w:oddHBand="0" w:evenHBand="0" w:firstRowFirstColumn="0" w:firstRowLastColumn="0" w:lastRowFirstColumn="0" w:lastRowLastColumn="0"/>
               <w:rPr>
-                <w:rFonts w:ascii="Sakkal Majalla" w:hAnsi="Sakkal Majalla" w:cs="Sakkal Majalla"/>
-              </w:rPr>
-            </w:pPr>
-            <w:r>
-              <w:rPr>
-                <w:rFonts w:ascii="Sakkal Majalla" w:hAnsi="Sakkal Majalla" w:cs="Sakkal Majalla"/>
+                <w:rFonts w:ascii="Sakkal Majalla" w:hAnsi="Sakkal Majalla" w:cs="Sakkal Majalla" w:hint="cs"/>
+              </w:rPr>
+            </w:pPr>
+            <w:r>
+              <w:rPr>
+                <w:rFonts w:ascii="Sakkal Majalla" w:hAnsi="Sakkal Majalla" w:cs="Sakkal Majalla" w:hint="cs"/>
               </w:rPr>
               <w:t xml:space="preserve">Use tools like </w:t>
             </w:r>
             <w:r>
               <w:rPr>
-                <w:rFonts w:ascii="Sakkal Majalla" w:hAnsi="Sakkal Majalla" w:cs="Sakkal Majalla"/>
+                <w:rFonts w:ascii="Sakkal Majalla" w:hAnsi="Sakkal Majalla" w:cs="Sakkal Majalla" w:hint="cs"/>
                 <w:b/>
                 <w:bCs/>
                 <w:color w:val="124F1A" w:themeColor="accent3" w:themeShade="BF"/>
@@ -2040,13 +2040,13 @@
             </w:r>
             <w:r>
               <w:rPr>
-                <w:rFonts w:ascii="Sakkal Majalla" w:hAnsi="Sakkal Majalla" w:cs="Sakkal Majalla"/>
+                <w:rFonts w:ascii="Sakkal Majalla" w:hAnsi="Sakkal Majalla" w:cs="Sakkal Majalla" w:hint="cs"/>
               </w:rPr>
               <w:t>_</w:t>
             </w:r>
             <w:r>
               <w:rPr>
-                <w:rFonts w:ascii="Sakkal Majalla" w:hAnsi="Sakkal Majalla" w:cs="Sakkal Majalla"/>
+                <w:rFonts w:ascii="Sakkal Majalla" w:hAnsi="Sakkal Majalla" w:cs="Sakkal Majalla" w:hint="cs"/>
                 <w:b/>
                 <w:bCs/>
                 <w:color w:val="124F1A" w:themeColor="accent3" w:themeShade="BF"/>
@@ -2055,13 +2055,13 @@
             </w:r>
             <w:r>
               <w:rPr>
-                <w:rFonts w:ascii="Sakkal Majalla" w:hAnsi="Sakkal Majalla" w:cs="Sakkal Majalla"/>
+                <w:rFonts w:ascii="Sakkal Majalla" w:hAnsi="Sakkal Majalla" w:cs="Sakkal Majalla" w:hint="cs"/>
               </w:rPr>
               <w:t>_</w:t>
             </w:r>
             <w:r>
               <w:rPr>
-                <w:rFonts w:ascii="Sakkal Majalla" w:hAnsi="Sakkal Majalla" w:cs="Sakkal Majalla"/>
+                <w:rFonts w:ascii="Sakkal Majalla" w:hAnsi="Sakkal Majalla" w:cs="Sakkal Majalla" w:hint="cs"/>
                 <w:b/>
                 <w:bCs/>
                 <w:color w:val="124F1A" w:themeColor="accent3" w:themeShade="BF"/>
@@ -2070,20 +2070,20 @@
             </w:r>
             <w:r>
               <w:rPr>
-                <w:rFonts w:ascii="Sakkal Majalla" w:hAnsi="Sakkal Majalla" w:cs="Sakkal Majalla"/>
+                <w:rFonts w:ascii="Sakkal Majalla" w:hAnsi="Sakkal Majalla" w:cs="Sakkal Majalla" w:hint="cs"/>
                 <w:color w:val="124F1A" w:themeColor="accent3" w:themeShade="BF"/>
               </w:rPr>
               <w:t xml:space="preserve"> </w:t>
             </w:r>
             <w:r>
               <w:rPr>
-                <w:rFonts w:ascii="Sakkal Majalla" w:hAnsi="Sakkal Majalla" w:cs="Sakkal Majalla"/>
+                <w:rFonts w:ascii="Sakkal Majalla" w:hAnsi="Sakkal Majalla" w:cs="Sakkal Majalla" w:hint="cs"/>
               </w:rPr>
               <w:t>(</w:t>
             </w:r>
             <w:r>
               <w:rPr>
-                <w:rFonts w:ascii="Sakkal Majalla" w:hAnsi="Sakkal Majalla" w:cs="Sakkal Majalla"/>
+                <w:rFonts w:ascii="Sakkal Majalla" w:hAnsi="Sakkal Majalla" w:cs="Sakkal Majalla" w:hint="cs"/>
                 <w:b/>
                 <w:bCs/>
                 <w:color w:val="124F1A" w:themeColor="accent3" w:themeShade="BF"/>
@@ -2092,7 +2092,7 @@
             </w:r>
             <w:r>
               <w:rPr>
-                <w:rFonts w:ascii="Sakkal Majalla" w:hAnsi="Sakkal Majalla" w:cs="Sakkal Majalla"/>
+                <w:rFonts w:ascii="Sakkal Majalla" w:hAnsi="Sakkal Majalla" w:cs="Sakkal Majalla" w:hint="cs"/>
               </w:rPr>
               <w:t>) or Slow Query Logs to correlate API slowness with specific SQL queries.</w:t>
             </w:r>
@@ -2106,12 +2106,12 @@
               </w:numPr>
               <w:cnfStyle w:val="000000000000" w:firstRow="0" w:lastRow="0" w:firstColumn="0" w:lastColumn="0" w:oddVBand="0" w:evenVBand="0" w:oddHBand="0" w:evenHBand="0" w:firstRowFirstColumn="0" w:firstRowLastColumn="0" w:lastRowFirstColumn="0" w:lastRowLastColumn="0"/>
               <w:rPr>
-                <w:rFonts w:ascii="Sakkal Majalla" w:hAnsi="Sakkal Majalla" w:cs="Sakkal Majalla"/>
-              </w:rPr>
-            </w:pPr>
-            <w:r>
-              <w:rPr>
-                <w:rFonts w:ascii="Sakkal Majalla" w:hAnsi="Sakkal Majalla" w:cs="Sakkal Majalla"/>
+                <w:rFonts w:ascii="Sakkal Majalla" w:hAnsi="Sakkal Majalla" w:cs="Sakkal Majalla" w:hint="cs"/>
+              </w:rPr>
+            </w:pPr>
+            <w:r>
+              <w:rPr>
+                <w:rFonts w:ascii="Sakkal Majalla" w:hAnsi="Sakkal Majalla" w:cs="Sakkal Majalla" w:hint="cs"/>
               </w:rPr>
               <w:t>Test index effectiveness under write-heavy loads (insert/update/delete performance).</w:t>
             </w:r>
@@ -2126,12 +2126,12 @@
               <w:jc w:val="center"/>
               <w:cnfStyle w:val="000000000000" w:firstRow="0" w:lastRow="0" w:firstColumn="0" w:lastColumn="0" w:oddVBand="0" w:evenVBand="0" w:oddHBand="0" w:evenHBand="0" w:firstRowFirstColumn="0" w:firstRowLastColumn="0" w:lastRowFirstColumn="0" w:lastRowLastColumn="0"/>
               <w:rPr>
-                <w:rFonts w:ascii="Sakkal Majalla" w:hAnsi="Sakkal Majalla" w:cs="Sakkal Majalla"/>
-              </w:rPr>
-            </w:pPr>
-            <w:r>
-              <w:rPr>
-                <w:rFonts w:ascii="Sakkal Majalla" w:hAnsi="Sakkal Majalla" w:cs="Sakkal Majalla"/>
+                <w:rFonts w:ascii="Sakkal Majalla" w:hAnsi="Sakkal Majalla" w:cs="Sakkal Majalla" w:hint="cs"/>
+              </w:rPr>
+            </w:pPr>
+            <w:r>
+              <w:rPr>
+                <w:rFonts w:ascii="Sakkal Majalla" w:hAnsi="Sakkal Majalla" w:cs="Sakkal Majalla" w:hint="cs"/>
               </w:rPr>
               <w:t>Locust with DB Testing With/Without indexes.</w:t>
             </w:r>
@@ -2141,36 +2141,36 @@
               <w:jc w:val="center"/>
               <w:cnfStyle w:val="000000000000" w:firstRow="0" w:lastRow="0" w:firstColumn="0" w:lastColumn="0" w:oddVBand="0" w:evenVBand="0" w:oddHBand="0" w:evenHBand="0" w:firstRowFirstColumn="0" w:firstRowLastColumn="0" w:lastRowFirstColumn="0" w:lastRowLastColumn="0"/>
               <w:rPr>
-                <w:rFonts w:ascii="Sakkal Majalla" w:hAnsi="Sakkal Majalla" w:cs="Sakkal Majalla"/>
-              </w:rPr>
-            </w:pPr>
-            <w:r>
-              <w:rPr>
-                <w:rFonts w:ascii="Sakkal Majalla" w:hAnsi="Sakkal Majalla" w:cs="Sakkal Majalla"/>
+                <w:rFonts w:ascii="Sakkal Majalla" w:hAnsi="Sakkal Majalla" w:cs="Sakkal Majalla" w:hint="cs"/>
+              </w:rPr>
+            </w:pPr>
+            <w:r>
+              <w:rPr>
+                <w:rFonts w:ascii="Sakkal Majalla" w:hAnsi="Sakkal Majalla" w:cs="Sakkal Majalla" w:hint="cs"/>
               </w:rPr>
               <w:t xml:space="preserve">Test the </w:t>
             </w:r>
             <w:r>
               <w:rPr>
-                <w:rFonts w:ascii="Sakkal Majalla" w:hAnsi="Sakkal Majalla" w:cs="Sakkal Majalla"/>
+                <w:rFonts w:ascii="Sakkal Majalla" w:hAnsi="Sakkal Majalla" w:cs="Sakkal Majalla" w:hint="cs"/>
               </w:rPr>
               <w:t>scenario with</w:t>
             </w:r>
             <w:r>
               <w:rPr>
-                <w:rFonts w:ascii="Sakkal Majalla" w:hAnsi="Sakkal Majalla" w:cs="Sakkal Majalla"/>
+                <w:rFonts w:ascii="Sakkal Majalla" w:hAnsi="Sakkal Majalla" w:cs="Sakkal Majalla" w:hint="cs"/>
               </w:rPr>
               <w:t xml:space="preserve"> a very </w:t>
             </w:r>
             <w:r>
               <w:rPr>
-                <w:rFonts w:ascii="Sakkal Majalla" w:hAnsi="Sakkal Majalla" w:cs="Sakkal Majalla"/>
+                <w:rFonts w:ascii="Sakkal Majalla" w:hAnsi="Sakkal Majalla" w:cs="Sakkal Majalla" w:hint="cs"/>
               </w:rPr>
               <w:t>large number</w:t>
             </w:r>
             <w:r>
               <w:rPr>
-                <w:rFonts w:ascii="Sakkal Majalla" w:hAnsi="Sakkal Majalla" w:cs="Sakkal Majalla"/>
+                <w:rFonts w:ascii="Sakkal Majalla" w:hAnsi="Sakkal Majalla" w:cs="Sakkal Majalla" w:hint="cs"/>
               </w:rPr>
               <w:t xml:space="preserve"> of indexes.</w:t>
             </w:r>
@@ -2184,7 +2184,7 @@
             <w:pPr>
               <w:cnfStyle w:val="000000000000" w:firstRow="0" w:lastRow="0" w:firstColumn="0" w:lastColumn="0" w:oddVBand="0" w:evenVBand="0" w:oddHBand="0" w:evenHBand="0" w:firstRowFirstColumn="0" w:firstRowLastColumn="0" w:lastRowFirstColumn="0" w:lastRowLastColumn="0"/>
               <w:rPr>
-                <w:rFonts w:ascii="Sakkal Majalla" w:hAnsi="Sakkal Majalla" w:cs="Sakkal Majalla"/>
+                <w:rFonts w:ascii="Sakkal Majalla" w:hAnsi="Sakkal Majalla" w:cs="Sakkal Majalla" w:hint="cs"/>
               </w:rPr>
             </w:pPr>
           </w:p>
@@ -2203,12 +2203,12 @@
             <w:pPr>
               <w:jc w:val="center"/>
               <w:rPr>
-                <w:rFonts w:ascii="Sakkal Majalla" w:hAnsi="Sakkal Majalla" w:cs="Sakkal Majalla"/>
-              </w:rPr>
-            </w:pPr>
-            <w:r>
-              <w:rPr>
-                <w:rFonts w:ascii="Sakkal Majalla" w:hAnsi="Sakkal Majalla" w:cs="Sakkal Majalla"/>
+                <w:rFonts w:ascii="Sakkal Majalla" w:hAnsi="Sakkal Majalla" w:cs="Sakkal Majalla" w:hint="cs"/>
+              </w:rPr>
+            </w:pPr>
+            <w:r>
+              <w:rPr>
+                <w:rFonts w:ascii="Sakkal Majalla" w:hAnsi="Sakkal Majalla" w:cs="Sakkal Majalla" w:hint="cs"/>
               </w:rPr>
               <w:t>18</w:t>
             </w:r>
@@ -2222,12 +2222,12 @@
             <w:pPr>
               <w:cnfStyle w:val="000000100000" w:firstRow="0" w:lastRow="0" w:firstColumn="0" w:lastColumn="0" w:oddVBand="0" w:evenVBand="0" w:oddHBand="1" w:evenHBand="0" w:firstRowFirstColumn="0" w:firstRowLastColumn="0" w:lastRowFirstColumn="0" w:lastRowLastColumn="0"/>
               <w:rPr>
-                <w:rFonts w:ascii="Sakkal Majalla" w:hAnsi="Sakkal Majalla" w:cs="Sakkal Majalla"/>
-              </w:rPr>
-            </w:pPr>
-            <w:r>
-              <w:rPr>
-                <w:rFonts w:ascii="Sakkal Majalla" w:hAnsi="Sakkal Majalla" w:cs="Sakkal Majalla"/>
+                <w:rFonts w:ascii="Sakkal Majalla" w:hAnsi="Sakkal Majalla" w:cs="Sakkal Majalla" w:hint="cs"/>
+              </w:rPr>
+            </w:pPr>
+            <w:r>
+              <w:rPr>
+                <w:rFonts w:ascii="Sakkal Majalla" w:hAnsi="Sakkal Majalla" w:cs="Sakkal Majalla" w:hint="cs"/>
               </w:rPr>
               <w:t>Generate custom statistics and include them in the generated report.</w:t>
             </w:r>
@@ -2242,18 +2242,18 @@
               <w:jc w:val="center"/>
               <w:cnfStyle w:val="000000100000" w:firstRow="0" w:lastRow="0" w:firstColumn="0" w:lastColumn="0" w:oddVBand="0" w:evenVBand="0" w:oddHBand="1" w:evenHBand="0" w:firstRowFirstColumn="0" w:firstRowLastColumn="0" w:lastRowFirstColumn="0" w:lastRowLastColumn="0"/>
               <w:rPr>
-                <w:rFonts w:ascii="Sakkal Majalla" w:hAnsi="Sakkal Majalla" w:cs="Sakkal Majalla"/>
-              </w:rPr>
-            </w:pPr>
-            <w:r>
-              <w:rPr>
-                <w:rFonts w:ascii="Sakkal Majalla" w:hAnsi="Sakkal Majalla" w:cs="Sakkal Majalla"/>
+                <w:rFonts w:ascii="Sakkal Majalla" w:hAnsi="Sakkal Majalla" w:cs="Sakkal Majalla" w:hint="cs"/>
+              </w:rPr>
+            </w:pPr>
+            <w:r>
+              <w:rPr>
+                <w:rFonts w:ascii="Sakkal Majalla" w:hAnsi="Sakkal Majalla" w:cs="Sakkal Majalla" w:hint="cs"/>
               </w:rPr>
               <w:t>Locust</w:t>
             </w:r>
             <w:r>
               <w:rPr>
-                <w:rFonts w:ascii="Sakkal Majalla" w:hAnsi="Sakkal Majalla" w:cs="Sakkal Majalla"/>
+                <w:rFonts w:ascii="Sakkal Majalla" w:hAnsi="Sakkal Majalla" w:cs="Sakkal Majalla" w:hint="cs"/>
               </w:rPr>
               <w:t xml:space="preserve"> with event handler</w:t>
             </w:r>
@@ -2267,7 +2267,7 @@
             <w:pPr>
               <w:cnfStyle w:val="000000100000" w:firstRow="0" w:lastRow="0" w:firstColumn="0" w:lastColumn="0" w:oddVBand="0" w:evenVBand="0" w:oddHBand="1" w:evenHBand="0" w:firstRowFirstColumn="0" w:firstRowLastColumn="0" w:lastRowFirstColumn="0" w:lastRowLastColumn="0"/>
               <w:rPr>
-                <w:rFonts w:ascii="Sakkal Majalla" w:hAnsi="Sakkal Majalla" w:cs="Sakkal Majalla"/>
+                <w:rFonts w:ascii="Sakkal Majalla" w:hAnsi="Sakkal Majalla" w:cs="Sakkal Majalla" w:hint="cs"/>
               </w:rPr>
             </w:pPr>
           </w:p>
@@ -2286,12 +2286,12 @@
             <w:pPr>
               <w:jc w:val="center"/>
               <w:rPr>
-                <w:rFonts w:ascii="Sakkal Majalla" w:hAnsi="Sakkal Majalla" w:cs="Sakkal Majalla"/>
-              </w:rPr>
-            </w:pPr>
-            <w:r>
-              <w:rPr>
-                <w:rFonts w:ascii="Sakkal Majalla" w:hAnsi="Sakkal Majalla" w:cs="Sakkal Majalla"/>
+                <w:rFonts w:ascii="Sakkal Majalla" w:hAnsi="Sakkal Majalla" w:cs="Sakkal Majalla" w:hint="cs"/>
+              </w:rPr>
+            </w:pPr>
+            <w:r>
+              <w:rPr>
+                <w:rFonts w:ascii="Sakkal Majalla" w:hAnsi="Sakkal Majalla" w:cs="Sakkal Majalla" w:hint="cs"/>
               </w:rPr>
               <w:t>19</w:t>
             </w:r>
@@ -2305,26 +2305,26 @@
             <w:pPr>
               <w:cnfStyle w:val="000000000000" w:firstRow="0" w:lastRow="0" w:firstColumn="0" w:lastColumn="0" w:oddVBand="0" w:evenVBand="0" w:oddHBand="0" w:evenHBand="0" w:firstRowFirstColumn="0" w:firstRowLastColumn="0" w:lastRowFirstColumn="0" w:lastRowLastColumn="0"/>
               <w:rPr>
-                <w:rFonts w:ascii="Sakkal Majalla" w:hAnsi="Sakkal Majalla" w:cs="Sakkal Majalla"/>
-              </w:rPr>
-            </w:pPr>
-            <w:r>
-              <w:rPr>
-                <w:rFonts w:ascii="Sakkal Majalla" w:hAnsi="Sakkal Majalla" w:cs="Sakkal Majalla"/>
+                <w:rFonts w:ascii="Sakkal Majalla" w:hAnsi="Sakkal Majalla" w:cs="Sakkal Majalla" w:hint="cs"/>
+              </w:rPr>
+            </w:pPr>
+            <w:r>
+              <w:rPr>
+                <w:rFonts w:ascii="Sakkal Majalla" w:hAnsi="Sakkal Majalla" w:cs="Sakkal Majalla" w:hint="cs"/>
               </w:rPr>
               <w:t>Profile Before Optimizing: Never guess bottlenecks. Use profilers (</w:t>
             </w:r>
             <w:proofErr w:type="spellStart"/>
             <w:r>
               <w:rPr>
-                <w:rFonts w:ascii="Sakkal Majalla" w:hAnsi="Sakkal Majalla" w:cs="Sakkal Majalla"/>
+                <w:rFonts w:ascii="Sakkal Majalla" w:hAnsi="Sakkal Majalla" w:cs="Sakkal Majalla" w:hint="cs"/>
               </w:rPr>
               <w:t>cProfile</w:t>
             </w:r>
             <w:proofErr w:type="spellEnd"/>
             <w:r>
               <w:rPr>
-                <w:rFonts w:ascii="Sakkal Majalla" w:hAnsi="Sakkal Majalla" w:cs="Sakkal Majalla"/>
+                <w:rFonts w:ascii="Sakkal Majalla" w:hAnsi="Sakkal Majalla" w:cs="Sakkal Majalla" w:hint="cs"/>
               </w:rPr>
               <w:t xml:space="preserve"> for Python, async-profiler for Java) during load tests to pinpoint exact lines of code causing delays.</w:t>
             </w:r>
@@ -2339,12 +2339,12 @@
               <w:jc w:val="center"/>
               <w:cnfStyle w:val="000000000000" w:firstRow="0" w:lastRow="0" w:firstColumn="0" w:lastColumn="0" w:oddVBand="0" w:evenVBand="0" w:oddHBand="0" w:evenHBand="0" w:firstRowFirstColumn="0" w:firstRowLastColumn="0" w:lastRowFirstColumn="0" w:lastRowLastColumn="0"/>
               <w:rPr>
-                <w:rFonts w:ascii="Sakkal Majalla" w:hAnsi="Sakkal Majalla" w:cs="Sakkal Majalla"/>
-              </w:rPr>
-            </w:pPr>
-            <w:r>
-              <w:rPr>
-                <w:rFonts w:ascii="Sakkal Majalla" w:hAnsi="Sakkal Majalla" w:cs="Sakkal Majalla"/>
+                <w:rFonts w:ascii="Sakkal Majalla" w:hAnsi="Sakkal Majalla" w:cs="Sakkal Majalla" w:hint="cs"/>
+              </w:rPr>
+            </w:pPr>
+            <w:r>
+              <w:rPr>
+                <w:rFonts w:ascii="Sakkal Majalla" w:hAnsi="Sakkal Majalla" w:cs="Sakkal Majalla" w:hint="cs"/>
               </w:rPr>
               <w:t>Locust with All Programming Languages</w:t>
             </w:r>
@@ -2358,7 +2358,7 @@
             <w:pPr>
               <w:cnfStyle w:val="000000000000" w:firstRow="0" w:lastRow="0" w:firstColumn="0" w:lastColumn="0" w:oddVBand="0" w:evenVBand="0" w:oddHBand="0" w:evenHBand="0" w:firstRowFirstColumn="0" w:firstRowLastColumn="0" w:lastRowFirstColumn="0" w:lastRowLastColumn="0"/>
               <w:rPr>
-                <w:rFonts w:ascii="Sakkal Majalla" w:hAnsi="Sakkal Majalla" w:cs="Sakkal Majalla"/>
+                <w:rFonts w:ascii="Sakkal Majalla" w:hAnsi="Sakkal Majalla" w:cs="Sakkal Majalla" w:hint="cs"/>
               </w:rPr>
             </w:pPr>
           </w:p>
@@ -2377,12 +2377,12 @@
             <w:pPr>
               <w:jc w:val="center"/>
               <w:rPr>
-                <w:rFonts w:ascii="Sakkal Majalla" w:hAnsi="Sakkal Majalla" w:cs="Sakkal Majalla"/>
-              </w:rPr>
-            </w:pPr>
-            <w:r>
-              <w:rPr>
-                <w:rFonts w:ascii="Sakkal Majalla" w:hAnsi="Sakkal Majalla" w:cs="Sakkal Majalla"/>
+                <w:rFonts w:ascii="Sakkal Majalla" w:hAnsi="Sakkal Majalla" w:cs="Sakkal Majalla" w:hint="cs"/>
+              </w:rPr>
+            </w:pPr>
+            <w:r>
+              <w:rPr>
+                <w:rFonts w:ascii="Sakkal Majalla" w:hAnsi="Sakkal Majalla" w:cs="Sakkal Majalla" w:hint="cs"/>
               </w:rPr>
               <w:t>20</w:t>
             </w:r>
@@ -2396,12 +2396,12 @@
             <w:pPr>
               <w:cnfStyle w:val="000000100000" w:firstRow="0" w:lastRow="0" w:firstColumn="0" w:lastColumn="0" w:oddVBand="0" w:evenVBand="0" w:oddHBand="1" w:evenHBand="0" w:firstRowFirstColumn="0" w:firstRowLastColumn="0" w:lastRowFirstColumn="0" w:lastRowLastColumn="0"/>
               <w:rPr>
-                <w:rFonts w:ascii="Sakkal Majalla" w:hAnsi="Sakkal Majalla" w:cs="Sakkal Majalla"/>
-              </w:rPr>
-            </w:pPr>
-            <w:r>
-              <w:rPr>
-                <w:rFonts w:ascii="Sakkal Majalla" w:hAnsi="Sakkal Majalla" w:cs="Sakkal Majalla"/>
+                <w:rFonts w:ascii="Sakkal Majalla" w:hAnsi="Sakkal Majalla" w:cs="Sakkal Majalla" w:hint="cs"/>
+              </w:rPr>
+            </w:pPr>
+            <w:r>
+              <w:rPr>
+                <w:rFonts w:ascii="Sakkal Majalla" w:hAnsi="Sakkal Majalla" w:cs="Sakkal Majalla" w:hint="cs"/>
               </w:rPr>
               <w:t>Elasticsearch with FastAPI</w:t>
             </w:r>
@@ -2416,14 +2416,14 @@
               <w:jc w:val="center"/>
               <w:cnfStyle w:val="000000100000" w:firstRow="0" w:lastRow="0" w:firstColumn="0" w:lastColumn="0" w:oddVBand="0" w:evenVBand="0" w:oddHBand="1" w:evenHBand="0" w:firstRowFirstColumn="0" w:firstRowLastColumn="0" w:lastRowFirstColumn="0" w:lastRowLastColumn="0"/>
               <w:rPr>
-                <w:rFonts w:ascii="Sakkal Majalla" w:hAnsi="Sakkal Majalla" w:cs="Sakkal Majalla"/>
+                <w:rFonts w:ascii="Sakkal Majalla" w:hAnsi="Sakkal Majalla" w:cs="Sakkal Majalla" w:hint="cs"/>
               </w:rPr>
             </w:pPr>
             <w:hyperlink r:id="rId5" w:history="1">
               <w:r>
                 <w:rPr>
                   <w:rStyle w:val="Hyperlink"/>
-                  <w:rFonts w:ascii="Sakkal Majalla" w:hAnsi="Sakkal Majalla" w:cs="Sakkal Majalla"/>
+                  <w:rFonts w:ascii="Sakkal Majalla" w:hAnsi="Sakkal Majalla" w:cs="Sakkal Majalla" w:hint="cs"/>
                 </w:rPr>
                 <w:t>Elasticsearch with FastAPI</w:t>
               </w:r>
@@ -2434,14 +2434,14 @@
               <w:jc w:val="center"/>
               <w:cnfStyle w:val="000000100000" w:firstRow="0" w:lastRow="0" w:firstColumn="0" w:lastColumn="0" w:oddVBand="0" w:evenVBand="0" w:oddHBand="1" w:evenHBand="0" w:firstRowFirstColumn="0" w:firstRowLastColumn="0" w:lastRowFirstColumn="0" w:lastRowLastColumn="0"/>
               <w:rPr>
-                <w:rFonts w:ascii="Sakkal Majalla" w:hAnsi="Sakkal Majalla" w:cs="Sakkal Majalla"/>
+                <w:rFonts w:ascii="Sakkal Majalla" w:hAnsi="Sakkal Majalla" w:cs="Sakkal Majalla" w:hint="cs"/>
               </w:rPr>
             </w:pPr>
             <w:hyperlink r:id="rId6" w:history="1">
               <w:r>
                 <w:rPr>
                   <w:rStyle w:val="Hyperlink"/>
-                  <w:rFonts w:ascii="Sakkal Majalla" w:hAnsi="Sakkal Majalla" w:cs="Sakkal Majalla"/>
+                  <w:rFonts w:ascii="Sakkal Majalla" w:hAnsi="Sakkal Majalla" w:cs="Sakkal Majalla" w:hint="cs"/>
                 </w:rPr>
                 <w:t xml:space="preserve">Search Videos </w:t>
               </w:r>
@@ -2449,7 +2449,7 @@
               <w:r>
                 <w:rPr>
                   <w:rStyle w:val="Hyperlink"/>
-                  <w:rFonts w:ascii="Sakkal Majalla" w:hAnsi="Sakkal Majalla" w:cs="Sakkal Majalla"/>
+                  <w:rFonts w:ascii="Sakkal Majalla" w:hAnsi="Sakkal Majalla" w:cs="Sakkal Majalla" w:hint="cs"/>
                 </w:rPr>
                 <w:t>By</w:t>
               </w:r>
@@ -2457,7 +2457,7 @@
               <w:r>
                 <w:rPr>
                   <w:rStyle w:val="Hyperlink"/>
-                  <w:rFonts w:ascii="Sakkal Majalla" w:hAnsi="Sakkal Majalla" w:cs="Sakkal Majalla"/>
+                  <w:rFonts w:ascii="Sakkal Majalla" w:hAnsi="Sakkal Majalla" w:cs="Sakkal Majalla" w:hint="cs"/>
                 </w:rPr>
                 <w:t xml:space="preserve"> Picture Using Elasticsearch</w:t>
               </w:r>
@@ -2468,14 +2468,14 @@
               <w:jc w:val="center"/>
               <w:cnfStyle w:val="000000100000" w:firstRow="0" w:lastRow="0" w:firstColumn="0" w:lastColumn="0" w:oddVBand="0" w:evenVBand="0" w:oddHBand="1" w:evenHBand="0" w:firstRowFirstColumn="0" w:firstRowLastColumn="0" w:lastRowFirstColumn="0" w:lastRowLastColumn="0"/>
               <w:rPr>
-                <w:rFonts w:ascii="Sakkal Majalla" w:hAnsi="Sakkal Majalla" w:cs="Sakkal Majalla"/>
+                <w:rFonts w:ascii="Sakkal Majalla" w:hAnsi="Sakkal Majalla" w:cs="Sakkal Majalla" w:hint="cs"/>
               </w:rPr>
             </w:pPr>
             <w:hyperlink r:id="rId7" w:history="1">
               <w:r>
                 <w:rPr>
                   <w:rStyle w:val="Hyperlink"/>
-                  <w:rFonts w:ascii="Sakkal Majalla" w:hAnsi="Sakkal Majalla" w:cs="Sakkal Majalla"/>
+                  <w:rFonts w:ascii="Sakkal Majalla" w:hAnsi="Sakkal Majalla" w:cs="Sakkal Majalla" w:hint="cs"/>
                 </w:rPr>
                 <w:t>Elasticsearch for hybrid search in Python</w:t>
               </w:r>
@@ -2486,14 +2486,14 @@
               <w:jc w:val="center"/>
               <w:cnfStyle w:val="000000100000" w:firstRow="0" w:lastRow="0" w:firstColumn="0" w:lastColumn="0" w:oddVBand="0" w:evenVBand="0" w:oddHBand="1" w:evenHBand="0" w:firstRowFirstColumn="0" w:firstRowLastColumn="0" w:lastRowFirstColumn="0" w:lastRowLastColumn="0"/>
               <w:rPr>
-                <w:rFonts w:ascii="Sakkal Majalla" w:hAnsi="Sakkal Majalla" w:cs="Sakkal Majalla"/>
+                <w:rFonts w:ascii="Sakkal Majalla" w:hAnsi="Sakkal Majalla" w:cs="Sakkal Majalla" w:hint="cs"/>
               </w:rPr>
             </w:pPr>
             <w:hyperlink r:id="rId8" w:history="1">
               <w:r>
                 <w:rPr>
                   <w:rStyle w:val="Hyperlink"/>
-                  <w:rFonts w:ascii="Sakkal Majalla" w:hAnsi="Sakkal Majalla" w:cs="Sakkal Majalla"/>
+                  <w:rFonts w:ascii="Sakkal Majalla" w:hAnsi="Sakkal Majalla" w:cs="Sakkal Majalla" w:hint="cs"/>
                 </w:rPr>
                 <w:t xml:space="preserve">Real-Time AI Search Tool in Python </w:t>
               </w:r>
@@ -2501,7 +2501,7 @@
               <w:r>
                 <w:rPr>
                   <w:rStyle w:val="Hyperlink"/>
-                  <w:rFonts w:ascii="Sakkal Majalla" w:hAnsi="Sakkal Majalla" w:cs="Sakkal Majalla"/>
+                  <w:rFonts w:ascii="Sakkal Majalla" w:hAnsi="Sakkal Majalla" w:cs="Sakkal Majalla" w:hint="cs"/>
                 </w:rPr>
                 <w:t>And</w:t>
               </w:r>
@@ -2509,7 +2509,7 @@
               <w:r>
                 <w:rPr>
                   <w:rStyle w:val="Hyperlink"/>
-                  <w:rFonts w:ascii="Sakkal Majalla" w:hAnsi="Sakkal Majalla" w:cs="Sakkal Majalla"/>
+                  <w:rFonts w:ascii="Sakkal Majalla" w:hAnsi="Sakkal Majalla" w:cs="Sakkal Majalla" w:hint="cs"/>
                 </w:rPr>
                 <w:t xml:space="preserve"> Elasticsearch</w:t>
               </w:r>
@@ -2520,14 +2520,14 @@
               <w:jc w:val="center"/>
               <w:cnfStyle w:val="000000100000" w:firstRow="0" w:lastRow="0" w:firstColumn="0" w:lastColumn="0" w:oddVBand="0" w:evenVBand="0" w:oddHBand="1" w:evenHBand="0" w:firstRowFirstColumn="0" w:firstRowLastColumn="0" w:lastRowFirstColumn="0" w:lastRowLastColumn="0"/>
               <w:rPr>
-                <w:rFonts w:ascii="Sakkal Majalla" w:hAnsi="Sakkal Majalla" w:cs="Sakkal Majalla"/>
+                <w:rFonts w:ascii="Sakkal Majalla" w:hAnsi="Sakkal Majalla" w:cs="Sakkal Majalla" w:hint="cs"/>
               </w:rPr>
             </w:pPr>
             <w:hyperlink r:id="rId9" w:history="1">
               <w:r>
                 <w:rPr>
                   <w:rStyle w:val="Hyperlink"/>
-                  <w:rFonts w:ascii="Sakkal Majalla" w:hAnsi="Sakkal Majalla" w:cs="Sakkal Majalla"/>
+                  <w:rFonts w:ascii="Sakkal Majalla" w:hAnsi="Sakkal Majalla" w:cs="Sakkal Majalla" w:hint="cs"/>
                 </w:rPr>
                 <w:t>Powerful search features in Python, FastAPI, and Elasticsearch</w:t>
               </w:r>
@@ -2542,7 +2542,7 @@
             <w:pPr>
               <w:cnfStyle w:val="000000100000" w:firstRow="0" w:lastRow="0" w:firstColumn="0" w:lastColumn="0" w:oddVBand="0" w:evenVBand="0" w:oddHBand="1" w:evenHBand="0" w:firstRowFirstColumn="0" w:firstRowLastColumn="0" w:lastRowFirstColumn="0" w:lastRowLastColumn="0"/>
               <w:rPr>
-                <w:rFonts w:ascii="Sakkal Majalla" w:hAnsi="Sakkal Majalla" w:cs="Sakkal Majalla"/>
+                <w:rFonts w:ascii="Sakkal Majalla" w:hAnsi="Sakkal Majalla" w:cs="Sakkal Majalla" w:hint="cs"/>
               </w:rPr>
             </w:pPr>
           </w:p>
@@ -2558,12 +2558,12 @@
             <w:pPr>
               <w:jc w:val="center"/>
               <w:rPr>
-                <w:rFonts w:ascii="Sakkal Majalla" w:hAnsi="Sakkal Majalla" w:cs="Sakkal Majalla"/>
-              </w:rPr>
-            </w:pPr>
-            <w:r>
-              <w:rPr>
-                <w:rFonts w:ascii="Sakkal Majalla" w:hAnsi="Sakkal Majalla" w:cs="Sakkal Majalla"/>
+                <w:rFonts w:ascii="Sakkal Majalla" w:hAnsi="Sakkal Majalla" w:cs="Sakkal Majalla" w:hint="cs"/>
+              </w:rPr>
+            </w:pPr>
+            <w:r>
+              <w:rPr>
+                <w:rFonts w:ascii="Sakkal Majalla" w:hAnsi="Sakkal Majalla" w:cs="Sakkal Majalla" w:hint="cs"/>
               </w:rPr>
               <w:t>21</w:t>
             </w:r>
@@ -2577,12 +2577,12 @@
             <w:pPr>
               <w:cnfStyle w:val="000000000000" w:firstRow="0" w:lastRow="0" w:firstColumn="0" w:lastColumn="0" w:oddVBand="0" w:evenVBand="0" w:oddHBand="0" w:evenHBand="0" w:firstRowFirstColumn="0" w:firstRowLastColumn="0" w:lastRowFirstColumn="0" w:lastRowLastColumn="0"/>
               <w:rPr>
-                <w:rFonts w:ascii="Sakkal Majalla" w:hAnsi="Sakkal Majalla" w:cs="Sakkal Majalla"/>
-              </w:rPr>
-            </w:pPr>
-            <w:r>
-              <w:rPr>
-                <w:rFonts w:ascii="Sakkal Majalla" w:hAnsi="Sakkal Majalla" w:cs="Sakkal Majalla"/>
+                <w:rFonts w:ascii="Sakkal Majalla" w:hAnsi="Sakkal Majalla" w:cs="Sakkal Majalla" w:hint="cs"/>
+              </w:rPr>
+            </w:pPr>
+            <w:r>
+              <w:rPr>
+                <w:rFonts w:ascii="Sakkal Majalla" w:hAnsi="Sakkal Majalla" w:cs="Sakkal Majalla" w:hint="cs"/>
               </w:rPr>
               <w:t>Elasticsearch with Django</w:t>
             </w:r>
@@ -2597,14 +2597,14 @@
               <w:jc w:val="center"/>
               <w:cnfStyle w:val="000000000000" w:firstRow="0" w:lastRow="0" w:firstColumn="0" w:lastColumn="0" w:oddVBand="0" w:evenVBand="0" w:oddHBand="0" w:evenHBand="0" w:firstRowFirstColumn="0" w:firstRowLastColumn="0" w:lastRowFirstColumn="0" w:lastRowLastColumn="0"/>
               <w:rPr>
-                <w:rFonts w:ascii="Sakkal Majalla" w:hAnsi="Sakkal Majalla" w:cs="Sakkal Majalla"/>
+                <w:rFonts w:ascii="Sakkal Majalla" w:hAnsi="Sakkal Majalla" w:cs="Sakkal Majalla" w:hint="cs"/>
               </w:rPr>
             </w:pPr>
             <w:hyperlink r:id="rId10" w:history="1">
               <w:r>
                 <w:rPr>
                   <w:rStyle w:val="Hyperlink"/>
-                  <w:rFonts w:ascii="Sakkal Majalla" w:hAnsi="Sakkal Majalla" w:cs="Sakkal Majalla"/>
+                  <w:rFonts w:ascii="Sakkal Majalla" w:hAnsi="Sakkal Majalla" w:cs="Sakkal Majalla" w:hint="cs"/>
                 </w:rPr>
                 <w:t>End-to-End Data Ingestion with Python, Logstash, Filebeat, and Elasticsearch</w:t>
               </w:r>
@@ -2615,14 +2615,14 @@
               <w:jc w:val="center"/>
               <w:cnfStyle w:val="000000000000" w:firstRow="0" w:lastRow="0" w:firstColumn="0" w:lastColumn="0" w:oddVBand="0" w:evenVBand="0" w:oddHBand="0" w:evenHBand="0" w:firstRowFirstColumn="0" w:firstRowLastColumn="0" w:lastRowFirstColumn="0" w:lastRowLastColumn="0"/>
               <w:rPr>
-                <w:rFonts w:ascii="Sakkal Majalla" w:hAnsi="Sakkal Majalla" w:cs="Sakkal Majalla"/>
+                <w:rFonts w:ascii="Sakkal Majalla" w:hAnsi="Sakkal Majalla" w:cs="Sakkal Majalla" w:hint="cs"/>
               </w:rPr>
             </w:pPr>
             <w:hyperlink r:id="rId11" w:history="1">
               <w:r>
                 <w:rPr>
                   <w:rStyle w:val="Hyperlink"/>
-                  <w:rFonts w:ascii="Sakkal Majalla" w:hAnsi="Sakkal Majalla" w:cs="Sakkal Majalla"/>
+                  <w:rFonts w:ascii="Sakkal Majalla" w:hAnsi="Sakkal Majalla" w:cs="Sakkal Majalla" w:hint="cs"/>
                 </w:rPr>
                 <w:t>Elastic serverless search project programmatically</w:t>
               </w:r>
@@ -2633,7 +2633,7 @@
               <w:jc w:val="center"/>
               <w:cnfStyle w:val="000000000000" w:firstRow="0" w:lastRow="0" w:firstColumn="0" w:lastColumn="0" w:oddVBand="0" w:evenVBand="0" w:oddHBand="0" w:evenHBand="0" w:firstRowFirstColumn="0" w:firstRowLastColumn="0" w:lastRowFirstColumn="0" w:lastRowLastColumn="0"/>
               <w:rPr>
-                <w:rFonts w:ascii="Sakkal Majalla" w:hAnsi="Sakkal Majalla" w:cs="Sakkal Majalla"/>
+                <w:rFonts w:ascii="Sakkal Majalla" w:hAnsi="Sakkal Majalla" w:cs="Sakkal Majalla" w:hint="cs"/>
               </w:rPr>
             </w:pPr>
           </w:p>
@@ -2646,7 +2646,7 @@
             <w:pPr>
               <w:cnfStyle w:val="000000000000" w:firstRow="0" w:lastRow="0" w:firstColumn="0" w:lastColumn="0" w:oddVBand="0" w:evenVBand="0" w:oddHBand="0" w:evenHBand="0" w:firstRowFirstColumn="0" w:firstRowLastColumn="0" w:lastRowFirstColumn="0" w:lastRowLastColumn="0"/>
               <w:rPr>
-                <w:rFonts w:ascii="Sakkal Majalla" w:hAnsi="Sakkal Majalla" w:cs="Sakkal Majalla"/>
+                <w:rFonts w:ascii="Sakkal Majalla" w:hAnsi="Sakkal Majalla" w:cs="Sakkal Majalla" w:hint="cs"/>
               </w:rPr>
             </w:pPr>
           </w:p>
@@ -2665,12 +2665,12 @@
             <w:pPr>
               <w:jc w:val="center"/>
               <w:rPr>
-                <w:rFonts w:ascii="Sakkal Majalla" w:hAnsi="Sakkal Majalla" w:cs="Sakkal Majalla"/>
-              </w:rPr>
-            </w:pPr>
-            <w:r>
-              <w:rPr>
-                <w:rFonts w:ascii="Sakkal Majalla" w:hAnsi="Sakkal Majalla" w:cs="Sakkal Majalla"/>
+                <w:rFonts w:ascii="Sakkal Majalla" w:hAnsi="Sakkal Majalla" w:cs="Sakkal Majalla" w:hint="cs"/>
+              </w:rPr>
+            </w:pPr>
+            <w:r>
+              <w:rPr>
+                <w:rFonts w:ascii="Sakkal Majalla" w:hAnsi="Sakkal Majalla" w:cs="Sakkal Majalla" w:hint="cs"/>
               </w:rPr>
               <w:t>22</w:t>
             </w:r>
@@ -2684,12 +2684,12 @@
             <w:pPr>
               <w:cnfStyle w:val="000000100000" w:firstRow="0" w:lastRow="0" w:firstColumn="0" w:lastColumn="0" w:oddVBand="0" w:evenVBand="0" w:oddHBand="1" w:evenHBand="0" w:firstRowFirstColumn="0" w:firstRowLastColumn="0" w:lastRowFirstColumn="0" w:lastRowLastColumn="0"/>
               <w:rPr>
-                <w:rFonts w:ascii="Sakkal Majalla" w:hAnsi="Sakkal Majalla" w:cs="Sakkal Majalla"/>
-              </w:rPr>
-            </w:pPr>
-            <w:r>
-              <w:rPr>
-                <w:rFonts w:ascii="Sakkal Majalla" w:hAnsi="Sakkal Majalla" w:cs="Sakkal Majalla"/>
+                <w:rFonts w:ascii="Sakkal Majalla" w:hAnsi="Sakkal Majalla" w:cs="Sakkal Majalla" w:hint="cs"/>
+              </w:rPr>
+            </w:pPr>
+            <w:r>
+              <w:rPr>
+                <w:rFonts w:ascii="Sakkal Majalla" w:hAnsi="Sakkal Majalla" w:cs="Sakkal Majalla" w:hint="cs"/>
               </w:rPr>
               <w:t>Elasticsearch with Locust</w:t>
             </w:r>
@@ -2704,7 +2704,7 @@
               <w:jc w:val="center"/>
               <w:cnfStyle w:val="000000100000" w:firstRow="0" w:lastRow="0" w:firstColumn="0" w:lastColumn="0" w:oddVBand="0" w:evenVBand="0" w:oddHBand="1" w:evenHBand="0" w:firstRowFirstColumn="0" w:firstRowLastColumn="0" w:lastRowFirstColumn="0" w:lastRowLastColumn="0"/>
               <w:rPr>
-                <w:rFonts w:ascii="Sakkal Majalla" w:hAnsi="Sakkal Majalla" w:cs="Sakkal Majalla"/>
+                <w:rFonts w:ascii="Sakkal Majalla" w:hAnsi="Sakkal Majalla" w:cs="Sakkal Majalla" w:hint="cs"/>
               </w:rPr>
             </w:pPr>
           </w:p>
@@ -2717,7 +2717,7 @@
             <w:pPr>
               <w:cnfStyle w:val="000000100000" w:firstRow="0" w:lastRow="0" w:firstColumn="0" w:lastColumn="0" w:oddVBand="0" w:evenVBand="0" w:oddHBand="1" w:evenHBand="0" w:firstRowFirstColumn="0" w:firstRowLastColumn="0" w:lastRowFirstColumn="0" w:lastRowLastColumn="0"/>
               <w:rPr>
-                <w:rFonts w:ascii="Sakkal Majalla" w:hAnsi="Sakkal Majalla" w:cs="Sakkal Majalla"/>
+                <w:rFonts w:ascii="Sakkal Majalla" w:hAnsi="Sakkal Majalla" w:cs="Sakkal Majalla" w:hint="cs"/>
               </w:rPr>
             </w:pPr>
           </w:p>
@@ -2733,12 +2733,12 @@
             <w:pPr>
               <w:jc w:val="center"/>
               <w:rPr>
-                <w:rFonts w:ascii="Sakkal Majalla" w:hAnsi="Sakkal Majalla" w:cs="Sakkal Majalla"/>
-              </w:rPr>
-            </w:pPr>
-            <w:r>
-              <w:rPr>
-                <w:rFonts w:ascii="Sakkal Majalla" w:hAnsi="Sakkal Majalla" w:cs="Sakkal Majalla"/>
+                <w:rFonts w:ascii="Sakkal Majalla" w:hAnsi="Sakkal Majalla" w:cs="Sakkal Majalla" w:hint="cs"/>
+              </w:rPr>
+            </w:pPr>
+            <w:r>
+              <w:rPr>
+                <w:rFonts w:ascii="Sakkal Majalla" w:hAnsi="Sakkal Majalla" w:cs="Sakkal Majalla" w:hint="cs"/>
               </w:rPr>
               <w:t>23</w:t>
             </w:r>
@@ -2752,26 +2752,26 @@
             <w:pPr>
               <w:cnfStyle w:val="000000000000" w:firstRow="0" w:lastRow="0" w:firstColumn="0" w:lastColumn="0" w:oddVBand="0" w:evenVBand="0" w:oddHBand="0" w:evenHBand="0" w:firstRowFirstColumn="0" w:firstRowLastColumn="0" w:lastRowFirstColumn="0" w:lastRowLastColumn="0"/>
               <w:rPr>
-                <w:rFonts w:ascii="Sakkal Majalla" w:hAnsi="Sakkal Majalla" w:cs="Sakkal Majalla"/>
-              </w:rPr>
-            </w:pPr>
-            <w:r>
-              <w:rPr>
-                <w:rFonts w:ascii="Sakkal Majalla" w:hAnsi="Sakkal Majalla" w:cs="Sakkal Majalla"/>
+                <w:rFonts w:ascii="Sakkal Majalla" w:hAnsi="Sakkal Majalla" w:cs="Sakkal Majalla" w:hint="cs"/>
+              </w:rPr>
+            </w:pPr>
+            <w:r>
+              <w:rPr>
+                <w:rFonts w:ascii="Sakkal Majalla" w:hAnsi="Sakkal Majalla" w:cs="Sakkal Majalla" w:hint="cs"/>
               </w:rPr>
               <w:t xml:space="preserve">Information Retrieval </w:t>
             </w:r>
             <w:proofErr w:type="gramStart"/>
             <w:r>
               <w:rPr>
-                <w:rFonts w:ascii="Sakkal Majalla" w:hAnsi="Sakkal Majalla" w:cs="Sakkal Majalla"/>
+                <w:rFonts w:ascii="Sakkal Majalla" w:hAnsi="Sakkal Majalla" w:cs="Sakkal Majalla" w:hint="cs"/>
               </w:rPr>
               <w:t>With</w:t>
             </w:r>
             <w:proofErr w:type="gramEnd"/>
             <w:r>
               <w:rPr>
-                <w:rFonts w:ascii="Sakkal Majalla" w:hAnsi="Sakkal Majalla" w:cs="Sakkal Majalla"/>
+                <w:rFonts w:ascii="Sakkal Majalla" w:hAnsi="Sakkal Majalla" w:cs="Sakkal Majalla" w:hint="cs"/>
               </w:rPr>
               <w:t xml:space="preserve"> Python</w:t>
             </w:r>
@@ -2786,14 +2786,14 @@
               <w:jc w:val="center"/>
               <w:cnfStyle w:val="000000000000" w:firstRow="0" w:lastRow="0" w:firstColumn="0" w:lastColumn="0" w:oddVBand="0" w:evenVBand="0" w:oddHBand="0" w:evenHBand="0" w:firstRowFirstColumn="0" w:firstRowLastColumn="0" w:lastRowFirstColumn="0" w:lastRowLastColumn="0"/>
               <w:rPr>
-                <w:rFonts w:ascii="Sakkal Majalla" w:hAnsi="Sakkal Majalla" w:cs="Sakkal Majalla"/>
+                <w:rFonts w:ascii="Sakkal Majalla" w:hAnsi="Sakkal Majalla" w:cs="Sakkal Majalla" w:hint="cs"/>
               </w:rPr>
             </w:pPr>
             <w:hyperlink r:id="rId12" w:history="1">
               <w:r>
                 <w:rPr>
                   <w:rStyle w:val="Hyperlink"/>
-                  <w:rFonts w:ascii="Sakkal Majalla" w:hAnsi="Sakkal Majalla" w:cs="Sakkal Majalla"/>
+                  <w:rFonts w:ascii="Sakkal Majalla" w:hAnsi="Sakkal Majalla" w:cs="Sakkal Majalla" w:hint="cs"/>
                 </w:rPr>
                 <w:t>Channel for Python and information retrieval</w:t>
               </w:r>
@@ -2808,7 +2808,7 @@
             <w:pPr>
               <w:cnfStyle w:val="000000000000" w:firstRow="0" w:lastRow="0" w:firstColumn="0" w:lastColumn="0" w:oddVBand="0" w:evenVBand="0" w:oddHBand="0" w:evenHBand="0" w:firstRowFirstColumn="0" w:firstRowLastColumn="0" w:lastRowFirstColumn="0" w:lastRowLastColumn="0"/>
               <w:rPr>
-                <w:rFonts w:ascii="Sakkal Majalla" w:hAnsi="Sakkal Majalla" w:cs="Sakkal Majalla"/>
+                <w:rFonts w:ascii="Sakkal Majalla" w:hAnsi="Sakkal Majalla" w:cs="Sakkal Majalla" w:hint="cs"/>
               </w:rPr>
             </w:pPr>
           </w:p>
@@ -2827,12 +2827,12 @@
             <w:pPr>
               <w:jc w:val="center"/>
               <w:rPr>
-                <w:rFonts w:ascii="Sakkal Majalla" w:hAnsi="Sakkal Majalla" w:cs="Sakkal Majalla"/>
-              </w:rPr>
-            </w:pPr>
-            <w:r>
-              <w:rPr>
-                <w:rFonts w:ascii="Sakkal Majalla" w:hAnsi="Sakkal Majalla" w:cs="Sakkal Majalla"/>
+                <w:rFonts w:ascii="Sakkal Majalla" w:hAnsi="Sakkal Majalla" w:cs="Sakkal Majalla" w:hint="cs"/>
+              </w:rPr>
+            </w:pPr>
+            <w:r>
+              <w:rPr>
+                <w:rFonts w:ascii="Sakkal Majalla" w:hAnsi="Sakkal Majalla" w:cs="Sakkal Majalla" w:hint="cs"/>
               </w:rPr>
               <w:t>24</w:t>
             </w:r>
@@ -2846,12 +2846,12 @@
             <w:pPr>
               <w:cnfStyle w:val="000000100000" w:firstRow="0" w:lastRow="0" w:firstColumn="0" w:lastColumn="0" w:oddVBand="0" w:evenVBand="0" w:oddHBand="1" w:evenHBand="0" w:firstRowFirstColumn="0" w:firstRowLastColumn="0" w:lastRowFirstColumn="0" w:lastRowLastColumn="0"/>
               <w:rPr>
-                <w:rFonts w:ascii="Sakkal Majalla" w:hAnsi="Sakkal Majalla" w:cs="Sakkal Majalla"/>
-              </w:rPr>
-            </w:pPr>
-            <w:r>
-              <w:rPr>
-                <w:rFonts w:ascii="Sakkal Majalla" w:hAnsi="Sakkal Majalla" w:cs="Sakkal Majalla"/>
+                <w:rFonts w:ascii="Sakkal Majalla" w:hAnsi="Sakkal Majalla" w:cs="Sakkal Majalla" w:hint="cs"/>
+              </w:rPr>
+            </w:pPr>
+            <w:r>
+              <w:rPr>
+                <w:rFonts w:ascii="Sakkal Majalla" w:hAnsi="Sakkal Majalla" w:cs="Sakkal Majalla" w:hint="cs"/>
               </w:rPr>
               <w:t>Application performance monitoring</w:t>
             </w:r>
@@ -2866,28 +2866,28 @@
               <w:jc w:val="center"/>
               <w:cnfStyle w:val="000000100000" w:firstRow="0" w:lastRow="0" w:firstColumn="0" w:lastColumn="0" w:oddVBand="0" w:evenVBand="0" w:oddHBand="1" w:evenHBand="0" w:firstRowFirstColumn="0" w:firstRowLastColumn="0" w:lastRowFirstColumn="0" w:lastRowLastColumn="0"/>
               <w:rPr>
-                <w:rFonts w:ascii="Sakkal Majalla" w:hAnsi="Sakkal Majalla" w:cs="Sakkal Majalla"/>
+                <w:rFonts w:ascii="Sakkal Majalla" w:hAnsi="Sakkal Majalla" w:cs="Sakkal Majalla" w:hint="cs"/>
               </w:rPr>
             </w:pPr>
             <w:hyperlink r:id="rId13" w:history="1">
               <w:r>
                 <w:rPr>
                   <w:rStyle w:val="Hyperlink"/>
-                  <w:rFonts w:ascii="Sakkal Majalla" w:hAnsi="Sakkal Majalla" w:cs="Sakkal Majalla"/>
+                  <w:rFonts w:ascii="Sakkal Majalla" w:hAnsi="Sakkal Majalla" w:cs="Sakkal Majalla" w:hint="cs"/>
                 </w:rPr>
                 <w:t xml:space="preserve">Application performance monitoring with Python, </w:t>
               </w:r>
               <w:r>
                 <w:rPr>
                   <w:rStyle w:val="Hyperlink"/>
-                  <w:rFonts w:ascii="Sakkal Majalla" w:hAnsi="Sakkal Majalla" w:cs="Sakkal Majalla"/>
+                  <w:rFonts w:ascii="Sakkal Majalla" w:hAnsi="Sakkal Majalla" w:cs="Sakkal Majalla" w:hint="cs"/>
                 </w:rPr>
                 <w:t>Golang</w:t>
               </w:r>
               <w:r>
                 <w:rPr>
                   <w:rStyle w:val="Hyperlink"/>
-                  <w:rFonts w:ascii="Sakkal Majalla" w:hAnsi="Sakkal Majalla" w:cs="Sakkal Majalla"/>
+                  <w:rFonts w:ascii="Sakkal Majalla" w:hAnsi="Sakkal Majalla" w:cs="Sakkal Majalla" w:hint="cs"/>
                 </w:rPr>
                 <w:t>, Elasticsearch, and Kibana</w:t>
               </w:r>
@@ -2902,7 +2902,7 @@
             <w:pPr>
               <w:cnfStyle w:val="000000100000" w:firstRow="0" w:lastRow="0" w:firstColumn="0" w:lastColumn="0" w:oddVBand="0" w:evenVBand="0" w:oddHBand="1" w:evenHBand="0" w:firstRowFirstColumn="0" w:firstRowLastColumn="0" w:lastRowFirstColumn="0" w:lastRowLastColumn="0"/>
               <w:rPr>
-                <w:rFonts w:ascii="Sakkal Majalla" w:hAnsi="Sakkal Majalla" w:cs="Sakkal Majalla"/>
+                <w:rFonts w:ascii="Sakkal Majalla" w:hAnsi="Sakkal Majalla" w:cs="Sakkal Majalla" w:hint="cs"/>
               </w:rPr>
             </w:pPr>
           </w:p>
@@ -2918,12 +2918,12 @@
             <w:pPr>
               <w:jc w:val="center"/>
               <w:rPr>
-                <w:rFonts w:ascii="Sakkal Majalla" w:hAnsi="Sakkal Majalla" w:cs="Sakkal Majalla"/>
-              </w:rPr>
-            </w:pPr>
-            <w:r>
-              <w:rPr>
-                <w:rFonts w:ascii="Sakkal Majalla" w:hAnsi="Sakkal Majalla" w:cs="Sakkal Majalla"/>
+                <w:rFonts w:ascii="Sakkal Majalla" w:hAnsi="Sakkal Majalla" w:cs="Sakkal Majalla" w:hint="cs"/>
+              </w:rPr>
+            </w:pPr>
+            <w:r>
+              <w:rPr>
+                <w:rFonts w:ascii="Sakkal Majalla" w:hAnsi="Sakkal Majalla" w:cs="Sakkal Majalla" w:hint="cs"/>
               </w:rPr>
               <w:t>25</w:t>
             </w:r>
@@ -2979,7 +2979,98 @@
             <w:pPr>
               <w:cnfStyle w:val="000000000000" w:firstRow="0" w:lastRow="0" w:firstColumn="0" w:lastColumn="0" w:oddVBand="0" w:evenVBand="0" w:oddHBand="0" w:evenHBand="0" w:firstRowFirstColumn="0" w:firstRowLastColumn="0" w:lastRowFirstColumn="0" w:lastRowLastColumn="0"/>
               <w:rPr>
+                <w:rFonts w:ascii="Sakkal Majalla" w:hAnsi="Sakkal Majalla" w:cs="Sakkal Majalla" w:hint="cs"/>
+              </w:rPr>
+            </w:pPr>
+          </w:p>
+        </w:tc>
+      </w:tr>
+      <w:tr>
+        <w:trPr>
+          <w:cnfStyle w:val="000000100000" w:firstRow="0" w:lastRow="0" w:firstColumn="0" w:lastColumn="0" w:oddVBand="0" w:evenVBand="0" w:oddHBand="1" w:evenHBand="0" w:firstRowFirstColumn="0" w:firstRowLastColumn="0" w:lastRowFirstColumn="0" w:lastRowLastColumn="0"/>
+        </w:trPr>
+        <w:tc>
+          <w:tcPr>
+            <w:cnfStyle w:val="001000000000" w:firstRow="0" w:lastRow="0" w:firstColumn="1" w:lastColumn="0" w:oddVBand="0" w:evenVBand="0" w:oddHBand="0" w:evenHBand="0" w:firstRowFirstColumn="0" w:firstRowLastColumn="0" w:lastRowFirstColumn="0" w:lastRowLastColumn="0"/>
+            <w:tcW w:w="810" w:type="dxa"/>
+          </w:tcPr>
+          <w:p>
+            <w:pPr>
+              <w:jc w:val="center"/>
+              <w:rPr>
+                <w:rFonts w:ascii="Sakkal Majalla" w:hAnsi="Sakkal Majalla" w:cs="Sakkal Majalla" w:hint="cs"/>
+              </w:rPr>
+            </w:pPr>
+            <w:r>
+              <w:rPr>
                 <w:rFonts w:ascii="Sakkal Majalla" w:hAnsi="Sakkal Majalla" w:cs="Sakkal Majalla"/>
+              </w:rPr>
+              <w:t>26</w:t>
+            </w:r>
+          </w:p>
+        </w:tc>
+        <w:tc>
+          <w:tcPr>
+            <w:tcW w:w="5400" w:type="dxa"/>
+          </w:tcPr>
+          <w:p>
+            <w:pPr>
+              <w:cnfStyle w:val="000000100000" w:firstRow="0" w:lastRow="0" w:firstColumn="0" w:lastColumn="0" w:oddVBand="0" w:evenVBand="0" w:oddHBand="1" w:evenHBand="0" w:firstRowFirstColumn="0" w:firstRowLastColumn="0" w:lastRowFirstColumn="0" w:lastRowLastColumn="0"/>
+              <w:rPr>
+                <w:rFonts w:ascii="Sakkal Majalla" w:hAnsi="Sakkal Majalla" w:cs="Sakkal Majalla" w:hint="cs"/>
+              </w:rPr>
+            </w:pPr>
+            <w:r>
+              <w:rPr>
+                <w:rFonts w:ascii="Sakkal Majalla" w:hAnsi="Sakkal Majalla" w:cs="Sakkal Majalla"/>
+              </w:rPr>
+              <w:t xml:space="preserve">Elasticsearch for </w:t>
+            </w:r>
+            <w:proofErr w:type="spellStart"/>
+            <w:r>
+              <w:rPr>
+                <w:rFonts w:ascii="Sakkal Majalla" w:hAnsi="Sakkal Majalla" w:cs="Sakkal Majalla"/>
+              </w:rPr>
+              <w:t>geotemporal</w:t>
+            </w:r>
+            <w:proofErr w:type="spellEnd"/>
+            <w:r>
+              <w:rPr>
+                <w:rFonts w:ascii="Sakkal Majalla" w:hAnsi="Sakkal Majalla" w:cs="Sakkal Majalla"/>
+              </w:rPr>
+              <w:t xml:space="preserve"> data.</w:t>
+            </w:r>
+          </w:p>
+        </w:tc>
+        <w:tc>
+          <w:tcPr>
+            <w:tcW w:w="4860" w:type="dxa"/>
+          </w:tcPr>
+          <w:p>
+            <w:pPr>
+              <w:jc w:val="center"/>
+              <w:cnfStyle w:val="000000100000" w:firstRow="0" w:lastRow="0" w:firstColumn="0" w:lastColumn="0" w:oddVBand="0" w:evenVBand="0" w:oddHBand="1" w:evenHBand="0" w:firstRowFirstColumn="0" w:firstRowLastColumn="0" w:lastRowFirstColumn="0" w:lastRowLastColumn="0"/>
+              <w:rPr>
+                <w:rFonts w:ascii="Sakkal Majalla" w:hAnsi="Sakkal Majalla" w:cs="Sakkal Majalla" w:hint="cs"/>
+              </w:rPr>
+            </w:pPr>
+            <w:r>
+              <w:rPr>
+                <w:rFonts w:ascii="Sakkal Majalla" w:hAnsi="Sakkal Majalla" w:cs="Sakkal Majalla"/>
+              </w:rPr>
+              <w:t>All Programming languages</w:t>
+            </w:r>
+          </w:p>
+        </w:tc>
+        <w:tc>
+          <w:tcPr>
+            <w:tcW w:w="990" w:type="dxa"/>
+          </w:tcPr>
+          <w:p>
+            <w:pPr>
+              <w:cnfStyle w:val="000000100000" w:firstRow="0" w:lastRow="0" w:firstColumn="0" w:lastColumn="0" w:oddVBand="0" w:evenVBand="0" w:oddHBand="1" w:evenHBand="0" w:firstRowFirstColumn="0" w:firstRowLastColumn="0" w:lastRowFirstColumn="0" w:lastRowLastColumn="0"/>
+              <w:rPr>
+                <w:rFonts w:ascii="Sakkal Majalla" w:hAnsi="Sakkal Majalla" w:cs="Sakkal Majalla" w:hint="cs"/>
               </w:rPr>
             </w:pPr>
           </w:p>
@@ -2989,35 +3080,35 @@
     <w:p>
       <w:pPr>
         <w:rPr>
-          <w:rFonts w:ascii="Sakkal Majalla" w:hAnsi="Sakkal Majalla" w:cs="Sakkal Majalla"/>
+          <w:rFonts w:ascii="Sakkal Majalla" w:hAnsi="Sakkal Majalla" w:cs="Sakkal Majalla" w:hint="cs"/>
         </w:rPr>
       </w:pPr>
     </w:p>
     <w:p>
       <w:pPr>
         <w:rPr>
-          <w:rFonts w:ascii="Sakkal Majalla" w:hAnsi="Sakkal Majalla" w:cs="Sakkal Majalla"/>
+          <w:rFonts w:ascii="Sakkal Majalla" w:hAnsi="Sakkal Majalla" w:cs="Sakkal Majalla" w:hint="cs"/>
         </w:rPr>
       </w:pPr>
     </w:p>
     <w:p>
       <w:pPr>
         <w:rPr>
-          <w:rFonts w:ascii="Sakkal Majalla" w:hAnsi="Sakkal Majalla" w:cs="Sakkal Majalla"/>
+          <w:rFonts w:ascii="Sakkal Majalla" w:hAnsi="Sakkal Majalla" w:cs="Sakkal Majalla" w:hint="cs"/>
         </w:rPr>
       </w:pPr>
     </w:p>
     <w:p>
       <w:pPr>
         <w:rPr>
-          <w:rFonts w:ascii="Sakkal Majalla" w:hAnsi="Sakkal Majalla" w:cs="Sakkal Majalla"/>
+          <w:rFonts w:ascii="Sakkal Majalla" w:hAnsi="Sakkal Majalla" w:cs="Sakkal Majalla" w:hint="cs"/>
         </w:rPr>
       </w:pPr>
     </w:p>
     <w:p>
       <w:pPr>
         <w:rPr>
-          <w:rFonts w:ascii="Sakkal Majalla" w:hAnsi="Sakkal Majalla" w:cs="Sakkal Majalla"/>
+          <w:rFonts w:ascii="Sakkal Majalla" w:hAnsi="Sakkal Majalla" w:cs="Sakkal Majalla" w:hint="cs"/>
         </w:rPr>
       </w:pPr>
     </w:p>
@@ -3046,14 +3137,13 @@
             <w:pPr>
               <w:jc w:val="center"/>
               <w:rPr>
-                <w:rFonts w:ascii="Sakkal Majalla" w:hAnsi="Sakkal Majalla" w:cs="Sakkal Majalla"/>
-              </w:rPr>
-            </w:pPr>
-            <w:r>
-              <w:rPr>
-                <w:rFonts w:ascii="Sakkal Majalla" w:hAnsi="Sakkal Majalla" w:cs="Sakkal Majalla"/>
-              </w:rPr>
-              <w:lastRenderedPageBreak/>
+                <w:rFonts w:ascii="Sakkal Majalla" w:hAnsi="Sakkal Majalla" w:cs="Sakkal Majalla" w:hint="cs"/>
+              </w:rPr>
+            </w:pPr>
+            <w:r>
+              <w:rPr>
+                <w:rFonts w:ascii="Sakkal Majalla" w:hAnsi="Sakkal Majalla" w:cs="Sakkal Majalla" w:hint="cs"/>
+              </w:rPr>
               <w:t>Id</w:t>
             </w:r>
           </w:p>
@@ -3067,12 +3157,12 @@
               <w:jc w:val="center"/>
               <w:cnfStyle w:val="100000000000" w:firstRow="1" w:lastRow="0" w:firstColumn="0" w:lastColumn="0" w:oddVBand="0" w:evenVBand="0" w:oddHBand="0" w:evenHBand="0" w:firstRowFirstColumn="0" w:firstRowLastColumn="0" w:lastRowFirstColumn="0" w:lastRowLastColumn="0"/>
               <w:rPr>
-                <w:rFonts w:ascii="Sakkal Majalla" w:hAnsi="Sakkal Majalla" w:cs="Sakkal Majalla"/>
-              </w:rPr>
-            </w:pPr>
-            <w:r>
-              <w:rPr>
-                <w:rFonts w:ascii="Sakkal Majalla" w:hAnsi="Sakkal Majalla" w:cs="Sakkal Majalla"/>
+                <w:rFonts w:ascii="Sakkal Majalla" w:hAnsi="Sakkal Majalla" w:cs="Sakkal Majalla" w:hint="cs"/>
+              </w:rPr>
+            </w:pPr>
+            <w:r>
+              <w:rPr>
+                <w:rFonts w:ascii="Sakkal Majalla" w:hAnsi="Sakkal Majalla" w:cs="Sakkal Majalla" w:hint="cs"/>
               </w:rPr>
               <w:t>Links to search</w:t>
             </w:r>
@@ -3087,12 +3177,12 @@
               <w:jc w:val="center"/>
               <w:cnfStyle w:val="100000000000" w:firstRow="1" w:lastRow="0" w:firstColumn="0" w:lastColumn="0" w:oddVBand="0" w:evenVBand="0" w:oddHBand="0" w:evenHBand="0" w:firstRowFirstColumn="0" w:firstRowLastColumn="0" w:lastRowFirstColumn="0" w:lastRowLastColumn="0"/>
               <w:rPr>
-                <w:rFonts w:ascii="Sakkal Majalla" w:hAnsi="Sakkal Majalla" w:cs="Sakkal Majalla"/>
-              </w:rPr>
-            </w:pPr>
-            <w:r>
-              <w:rPr>
-                <w:rFonts w:ascii="Sakkal Majalla" w:hAnsi="Sakkal Majalla" w:cs="Sakkal Majalla"/>
+                <w:rFonts w:ascii="Sakkal Majalla" w:hAnsi="Sakkal Majalla" w:cs="Sakkal Majalla" w:hint="cs"/>
+              </w:rPr>
+            </w:pPr>
+            <w:r>
+              <w:rPr>
+                <w:rFonts w:ascii="Sakkal Majalla" w:hAnsi="Sakkal Majalla" w:cs="Sakkal Majalla" w:hint="cs"/>
               </w:rPr>
               <w:t>Done</w:t>
             </w:r>
@@ -3109,12 +3199,12 @@
             <w:pPr>
               <w:jc w:val="center"/>
               <w:rPr>
-                <w:rFonts w:ascii="Sakkal Majalla" w:hAnsi="Sakkal Majalla" w:cs="Sakkal Majalla"/>
-              </w:rPr>
-            </w:pPr>
-            <w:r>
-              <w:rPr>
-                <w:rFonts w:ascii="Sakkal Majalla" w:hAnsi="Sakkal Majalla" w:cs="Sakkal Majalla"/>
+                <w:rFonts w:ascii="Sakkal Majalla" w:hAnsi="Sakkal Majalla" w:cs="Sakkal Majalla" w:hint="cs"/>
+              </w:rPr>
+            </w:pPr>
+            <w:r>
+              <w:rPr>
+                <w:rFonts w:ascii="Sakkal Majalla" w:hAnsi="Sakkal Majalla" w:cs="Sakkal Majalla" w:hint="cs"/>
               </w:rPr>
               <w:t>1</w:t>
             </w:r>
@@ -3129,14 +3219,14 @@
               <w:jc w:val="center"/>
               <w:cnfStyle w:val="000000000000" w:firstRow="0" w:lastRow="0" w:firstColumn="0" w:lastColumn="0" w:oddVBand="0" w:evenVBand="0" w:oddHBand="0" w:evenHBand="0" w:firstRowFirstColumn="0" w:firstRowLastColumn="0" w:lastRowFirstColumn="0" w:lastRowLastColumn="0"/>
               <w:rPr>
-                <w:rFonts w:ascii="Sakkal Majalla" w:hAnsi="Sakkal Majalla" w:cs="Sakkal Majalla"/>
+                <w:rFonts w:ascii="Sakkal Majalla" w:hAnsi="Sakkal Majalla" w:cs="Sakkal Majalla" w:hint="cs"/>
               </w:rPr>
             </w:pPr>
             <w:hyperlink r:id="rId15" w:history="1">
               <w:r>
                 <w:rPr>
                   <w:rStyle w:val="Hyperlink"/>
-                  <w:rFonts w:ascii="Sakkal Majalla" w:hAnsi="Sakkal Majalla" w:cs="Sakkal Majalla"/>
+                  <w:rFonts w:ascii="Sakkal Majalla" w:hAnsi="Sakkal Majalla" w:cs="Sakkal Majalla" w:hint="cs"/>
                 </w:rPr>
                 <w:t>Useful Articles</w:t>
               </w:r>
@@ -3151,7 +3241,7 @@
             <w:pPr>
               <w:cnfStyle w:val="000000000000" w:firstRow="0" w:lastRow="0" w:firstColumn="0" w:lastColumn="0" w:oddVBand="0" w:evenVBand="0" w:oddHBand="0" w:evenHBand="0" w:firstRowFirstColumn="0" w:firstRowLastColumn="0" w:lastRowFirstColumn="0" w:lastRowLastColumn="0"/>
               <w:rPr>
-                <w:rFonts w:ascii="Sakkal Majalla" w:hAnsi="Sakkal Majalla" w:cs="Sakkal Majalla"/>
+                <w:rFonts w:ascii="Sakkal Majalla" w:hAnsi="Sakkal Majalla" w:cs="Sakkal Majalla" w:hint="cs"/>
               </w:rPr>
             </w:pPr>
           </w:p>
@@ -3167,12 +3257,12 @@
             <w:pPr>
               <w:jc w:val="center"/>
               <w:rPr>
-                <w:rFonts w:ascii="Sakkal Majalla" w:hAnsi="Sakkal Majalla" w:cs="Sakkal Majalla"/>
-              </w:rPr>
-            </w:pPr>
-            <w:r>
-              <w:rPr>
-                <w:rFonts w:ascii="Sakkal Majalla" w:hAnsi="Sakkal Majalla" w:cs="Sakkal Majalla"/>
+                <w:rFonts w:ascii="Sakkal Majalla" w:hAnsi="Sakkal Majalla" w:cs="Sakkal Majalla" w:hint="cs"/>
+              </w:rPr>
+            </w:pPr>
+            <w:r>
+              <w:rPr>
+                <w:rFonts w:ascii="Sakkal Majalla" w:hAnsi="Sakkal Majalla" w:cs="Sakkal Majalla" w:hint="cs"/>
               </w:rPr>
               <w:t>2</w:t>
             </w:r>
@@ -3187,14 +3277,14 @@
               <w:jc w:val="center"/>
               <w:cnfStyle w:val="000000000000" w:firstRow="0" w:lastRow="0" w:firstColumn="0" w:lastColumn="0" w:oddVBand="0" w:evenVBand="0" w:oddHBand="0" w:evenHBand="0" w:firstRowFirstColumn="0" w:firstRowLastColumn="0" w:lastRowFirstColumn="0" w:lastRowLastColumn="0"/>
               <w:rPr>
-                <w:rFonts w:ascii="Sakkal Majalla" w:hAnsi="Sakkal Majalla" w:cs="Sakkal Majalla"/>
+                <w:rFonts w:ascii="Sakkal Majalla" w:hAnsi="Sakkal Majalla" w:cs="Sakkal Majalla" w:hint="cs"/>
               </w:rPr>
             </w:pPr>
             <w:hyperlink r:id="rId16" w:history="1">
               <w:r>
                 <w:rPr>
                   <w:rStyle w:val="Hyperlink"/>
-                  <w:rFonts w:ascii="Sakkal Majalla" w:hAnsi="Sakkal Majalla" w:cs="Sakkal Majalla"/>
+                  <w:rFonts w:ascii="Sakkal Majalla" w:hAnsi="Sakkal Majalla" w:cs="Sakkal Majalla" w:hint="cs"/>
                 </w:rPr>
                 <w:t>Elasticsearch with Python samples</w:t>
               </w:r>
@@ -3209,7 +3299,7 @@
             <w:pPr>
               <w:cnfStyle w:val="000000000000" w:firstRow="0" w:lastRow="0" w:firstColumn="0" w:lastColumn="0" w:oddVBand="0" w:evenVBand="0" w:oddHBand="0" w:evenHBand="0" w:firstRowFirstColumn="0" w:firstRowLastColumn="0" w:lastRowFirstColumn="0" w:lastRowLastColumn="0"/>
               <w:rPr>
-                <w:rFonts w:ascii="Sakkal Majalla" w:hAnsi="Sakkal Majalla" w:cs="Sakkal Majalla"/>
+                <w:rFonts w:ascii="Sakkal Majalla" w:hAnsi="Sakkal Majalla" w:cs="Sakkal Majalla" w:hint="cs"/>
               </w:rPr>
             </w:pPr>
           </w:p>
@@ -3225,12 +3315,12 @@
             <w:pPr>
               <w:jc w:val="center"/>
               <w:rPr>
-                <w:rFonts w:ascii="Sakkal Majalla" w:hAnsi="Sakkal Majalla" w:cs="Sakkal Majalla"/>
-              </w:rPr>
-            </w:pPr>
-            <w:r>
-              <w:rPr>
-                <w:rFonts w:ascii="Sakkal Majalla" w:hAnsi="Sakkal Majalla" w:cs="Sakkal Majalla"/>
+                <w:rFonts w:ascii="Sakkal Majalla" w:hAnsi="Sakkal Majalla" w:cs="Sakkal Majalla" w:hint="cs"/>
+              </w:rPr>
+            </w:pPr>
+            <w:r>
+              <w:rPr>
+                <w:rFonts w:ascii="Sakkal Majalla" w:hAnsi="Sakkal Majalla" w:cs="Sakkal Majalla" w:hint="cs"/>
               </w:rPr>
               <w:t>3</w:t>
             </w:r>
@@ -3245,14 +3335,14 @@
               <w:jc w:val="center"/>
               <w:cnfStyle w:val="000000000000" w:firstRow="0" w:lastRow="0" w:firstColumn="0" w:lastColumn="0" w:oddVBand="0" w:evenVBand="0" w:oddHBand="0" w:evenHBand="0" w:firstRowFirstColumn="0" w:firstRowLastColumn="0" w:lastRowFirstColumn="0" w:lastRowLastColumn="0"/>
               <w:rPr>
-                <w:rFonts w:ascii="Sakkal Majalla" w:hAnsi="Sakkal Majalla" w:cs="Sakkal Majalla"/>
+                <w:rFonts w:ascii="Sakkal Majalla" w:hAnsi="Sakkal Majalla" w:cs="Sakkal Majalla" w:hint="cs"/>
               </w:rPr>
             </w:pPr>
             <w:hyperlink r:id="rId17" w:history="1">
               <w:r>
                 <w:rPr>
                   <w:rStyle w:val="Hyperlink"/>
-                  <w:rFonts w:ascii="Sakkal Majalla" w:hAnsi="Sakkal Majalla" w:cs="Sakkal Majalla"/>
+                  <w:rFonts w:ascii="Sakkal Majalla" w:hAnsi="Sakkal Majalla" w:cs="Sakkal Majalla" w:hint="cs"/>
                 </w:rPr>
                 <w:t>Elasticsearch Python integration</w:t>
               </w:r>
@@ -3267,7 +3357,7 @@
             <w:pPr>
               <w:cnfStyle w:val="000000000000" w:firstRow="0" w:lastRow="0" w:firstColumn="0" w:lastColumn="0" w:oddVBand="0" w:evenVBand="0" w:oddHBand="0" w:evenHBand="0" w:firstRowFirstColumn="0" w:firstRowLastColumn="0" w:lastRowFirstColumn="0" w:lastRowLastColumn="0"/>
               <w:rPr>
-                <w:rFonts w:ascii="Sakkal Majalla" w:hAnsi="Sakkal Majalla" w:cs="Sakkal Majalla"/>
+                <w:rFonts w:ascii="Sakkal Majalla" w:hAnsi="Sakkal Majalla" w:cs="Sakkal Majalla" w:hint="cs"/>
               </w:rPr>
             </w:pPr>
           </w:p>
@@ -3283,12 +3373,12 @@
             <w:pPr>
               <w:jc w:val="center"/>
               <w:rPr>
-                <w:rFonts w:ascii="Sakkal Majalla" w:hAnsi="Sakkal Majalla" w:cs="Sakkal Majalla"/>
-              </w:rPr>
-            </w:pPr>
-            <w:r>
-              <w:rPr>
-                <w:rFonts w:ascii="Sakkal Majalla" w:hAnsi="Sakkal Majalla" w:cs="Sakkal Majalla"/>
+                <w:rFonts w:ascii="Sakkal Majalla" w:hAnsi="Sakkal Majalla" w:cs="Sakkal Majalla" w:hint="cs"/>
+              </w:rPr>
+            </w:pPr>
+            <w:r>
+              <w:rPr>
+                <w:rFonts w:ascii="Sakkal Majalla" w:hAnsi="Sakkal Majalla" w:cs="Sakkal Majalla" w:hint="cs"/>
               </w:rPr>
               <w:t>4</w:t>
             </w:r>
@@ -3303,14 +3393,14 @@
               <w:jc w:val="center"/>
               <w:cnfStyle w:val="000000000000" w:firstRow="0" w:lastRow="0" w:firstColumn="0" w:lastColumn="0" w:oddVBand="0" w:evenVBand="0" w:oddHBand="0" w:evenHBand="0" w:firstRowFirstColumn="0" w:firstRowLastColumn="0" w:lastRowFirstColumn="0" w:lastRowLastColumn="0"/>
               <w:rPr>
-                <w:rFonts w:ascii="Sakkal Majalla" w:hAnsi="Sakkal Majalla" w:cs="Sakkal Majalla"/>
+                <w:rFonts w:ascii="Sakkal Majalla" w:hAnsi="Sakkal Majalla" w:cs="Sakkal Majalla" w:hint="cs"/>
               </w:rPr>
             </w:pPr>
             <w:hyperlink r:id="rId18" w:history="1">
               <w:r>
                 <w:rPr>
                   <w:rStyle w:val="Hyperlink"/>
-                  <w:rFonts w:ascii="Sakkal Majalla" w:hAnsi="Sakkal Majalla" w:cs="Sakkal Majalla"/>
+                  <w:rFonts w:ascii="Sakkal Majalla" w:hAnsi="Sakkal Majalla" w:cs="Sakkal Majalla" w:hint="cs"/>
                 </w:rPr>
                 <w:t xml:space="preserve">Blog for logging, </w:t>
               </w:r>
@@ -3318,7 +3408,7 @@
               <w:r>
                 <w:rPr>
                   <w:rStyle w:val="Hyperlink"/>
-                  <w:rFonts w:ascii="Sakkal Majalla" w:hAnsi="Sakkal Majalla" w:cs="Sakkal Majalla"/>
+                  <w:rFonts w:ascii="Sakkal Majalla" w:hAnsi="Sakkal Majalla" w:cs="Sakkal Majalla" w:hint="cs"/>
                 </w:rPr>
                 <w:t>OpenTelemetry</w:t>
               </w:r>
@@ -3326,7 +3416,7 @@
               <w:r>
                 <w:rPr>
                   <w:rStyle w:val="Hyperlink"/>
-                  <w:rFonts w:ascii="Sakkal Majalla" w:hAnsi="Sakkal Majalla" w:cs="Sakkal Majalla"/>
+                  <w:rFonts w:ascii="Sakkal Majalla" w:hAnsi="Sakkal Majalla" w:cs="Sakkal Majalla" w:hint="cs"/>
                 </w:rPr>
                 <w:t>, Loki, Elasticsearch, etc.</w:t>
               </w:r>
@@ -3341,7 +3431,7 @@
             <w:pPr>
               <w:cnfStyle w:val="000000000000" w:firstRow="0" w:lastRow="0" w:firstColumn="0" w:lastColumn="0" w:oddVBand="0" w:evenVBand="0" w:oddHBand="0" w:evenHBand="0" w:firstRowFirstColumn="0" w:firstRowLastColumn="0" w:lastRowFirstColumn="0" w:lastRowLastColumn="0"/>
               <w:rPr>
-                <w:rFonts w:ascii="Sakkal Majalla" w:hAnsi="Sakkal Majalla" w:cs="Sakkal Majalla"/>
+                <w:rFonts w:ascii="Sakkal Majalla" w:hAnsi="Sakkal Majalla" w:cs="Sakkal Majalla" w:hint="cs"/>
               </w:rPr>
             </w:pPr>
           </w:p>
@@ -3357,12 +3447,12 @@
             <w:pPr>
               <w:jc w:val="center"/>
               <w:rPr>
-                <w:rFonts w:ascii="Sakkal Majalla" w:hAnsi="Sakkal Majalla" w:cs="Sakkal Majalla"/>
-              </w:rPr>
-            </w:pPr>
-            <w:r>
-              <w:rPr>
-                <w:rFonts w:ascii="Sakkal Majalla" w:hAnsi="Sakkal Majalla" w:cs="Sakkal Majalla"/>
+                <w:rFonts w:ascii="Sakkal Majalla" w:hAnsi="Sakkal Majalla" w:cs="Sakkal Majalla" w:hint="cs"/>
+              </w:rPr>
+            </w:pPr>
+            <w:r>
+              <w:rPr>
+                <w:rFonts w:ascii="Sakkal Majalla" w:hAnsi="Sakkal Majalla" w:cs="Sakkal Majalla" w:hint="cs"/>
               </w:rPr>
               <w:t>5</w:t>
             </w:r>
@@ -3377,106 +3467,94 @@
               <w:jc w:val="center"/>
               <w:cnfStyle w:val="000000000000" w:firstRow="0" w:lastRow="0" w:firstColumn="0" w:lastColumn="0" w:oddVBand="0" w:evenVBand="0" w:oddHBand="0" w:evenHBand="0" w:firstRowFirstColumn="0" w:firstRowLastColumn="0" w:lastRowFirstColumn="0" w:lastRowLastColumn="0"/>
               <w:rPr>
-                <w:rFonts w:ascii="Sakkal Majalla" w:hAnsi="Sakkal Majalla" w:cs="Sakkal Majalla"/>
+                <w:rFonts w:ascii="Sakkal Majalla" w:hAnsi="Sakkal Majalla" w:cs="Sakkal Majalla" w:hint="cs"/>
               </w:rPr>
             </w:pPr>
             <w:hyperlink r:id="rId19" w:history="1">
+              <w:r>
+                <w:rPr>
+                  <w:rStyle w:val="Hyperlink"/>
+                  <w:rFonts w:ascii="Sakkal Majalla" w:hAnsi="Sakkal Majalla" w:cs="Sakkal Majalla" w:hint="cs"/>
+                </w:rPr>
+                <w:t>https://consensus.app/</w:t>
+              </w:r>
+            </w:hyperlink>
+            <w:r>
+              <w:rPr>
+                <w:rFonts w:ascii="Sakkal Majalla" w:hAnsi="Sakkal Majalla" w:cs="Sakkal Majalla" w:hint="cs"/>
+              </w:rPr>
+              <w:t xml:space="preserve"> =&gt; for paper research and AI data</w:t>
+            </w:r>
+          </w:p>
+        </w:tc>
+        <w:tc>
+          <w:tcPr>
+            <w:tcW w:w="3155" w:type="dxa"/>
+          </w:tcPr>
+          <w:p>
+            <w:pPr>
+              <w:cnfStyle w:val="000000000000" w:firstRow="0" w:lastRow="0" w:firstColumn="0" w:lastColumn="0" w:oddVBand="0" w:evenVBand="0" w:oddHBand="0" w:evenHBand="0" w:firstRowFirstColumn="0" w:firstRowLastColumn="0" w:lastRowFirstColumn="0" w:lastRowLastColumn="0"/>
+              <w:rPr>
+                <w:rFonts w:ascii="Sakkal Majalla" w:hAnsi="Sakkal Majalla" w:cs="Sakkal Majalla" w:hint="cs"/>
+              </w:rPr>
+            </w:pPr>
+          </w:p>
+        </w:tc>
+      </w:tr>
+      <w:tr>
+        <w:tc>
+          <w:tcPr>
+            <w:cnfStyle w:val="001000000000" w:firstRow="0" w:lastRow="0" w:firstColumn="1" w:lastColumn="0" w:oddVBand="0" w:evenVBand="0" w:oddHBand="0" w:evenHBand="0" w:firstRowFirstColumn="0" w:firstRowLastColumn="0" w:lastRowFirstColumn="0" w:lastRowLastColumn="0"/>
+            <w:tcW w:w="1170" w:type="dxa"/>
+          </w:tcPr>
+          <w:p>
+            <w:pPr>
+              <w:jc w:val="center"/>
+              <w:rPr>
+                <w:rFonts w:ascii="Sakkal Majalla" w:hAnsi="Sakkal Majalla" w:cs="Sakkal Majalla" w:hint="cs"/>
+              </w:rPr>
+            </w:pPr>
+            <w:r>
+              <w:rPr>
+                <w:rFonts w:ascii="Sakkal Majalla" w:hAnsi="Sakkal Majalla" w:cs="Sakkal Majalla" w:hint="cs"/>
+              </w:rPr>
+              <w:t>6</w:t>
+            </w:r>
+          </w:p>
+        </w:tc>
+        <w:tc>
+          <w:tcPr>
+            <w:tcW w:w="7735" w:type="dxa"/>
+          </w:tcPr>
+          <w:p>
+            <w:pPr>
+              <w:jc w:val="center"/>
+              <w:cnfStyle w:val="000000000000" w:firstRow="0" w:lastRow="0" w:firstColumn="0" w:lastColumn="0" w:oddVBand="0" w:evenVBand="0" w:oddHBand="0" w:evenHBand="0" w:firstRowFirstColumn="0" w:firstRowLastColumn="0" w:lastRowFirstColumn="0" w:lastRowLastColumn="0"/>
+              <w:rPr>
+                <w:rFonts w:ascii="Sakkal Majalla" w:hAnsi="Sakkal Majalla" w:cs="Sakkal Majalla" w:hint="cs"/>
+              </w:rPr>
+            </w:pPr>
+            <w:hyperlink r:id="rId20" w:history="1">
               <w:r>
                 <w:rPr>
                   <w:rStyle w:val="Hyperlink"/>
                   <w:rFonts w:ascii="Sakkal Majalla" w:hAnsi="Sakkal Majalla" w:cs="Sakkal Majalla"/>
                 </w:rPr>
-                <w:t>https://consensus.app/</w:t>
-              </w:r>
-            </w:hyperlink>
-            <w:r>
-              <w:rPr>
-                <w:rFonts w:ascii="Sakkal Majalla" w:hAnsi="Sakkal Majalla" w:cs="Sakkal Majalla"/>
-              </w:rPr>
-              <w:t xml:space="preserve"> =&gt; for paper research and AI data</w:t>
-            </w:r>
-          </w:p>
-        </w:tc>
-        <w:tc>
-          <w:tcPr>
-            <w:tcW w:w="3155" w:type="dxa"/>
-          </w:tcPr>
-          <w:p>
-            <w:pPr>
-              <w:cnfStyle w:val="000000000000" w:firstRow="0" w:lastRow="0" w:firstColumn="0" w:lastColumn="0" w:oddVBand="0" w:evenVBand="0" w:oddHBand="0" w:evenHBand="0" w:firstRowFirstColumn="0" w:firstRowLastColumn="0" w:lastRowFirstColumn="0" w:lastRowLastColumn="0"/>
-              <w:rPr>
-                <w:rFonts w:ascii="Sakkal Majalla" w:hAnsi="Sakkal Majalla" w:cs="Sakkal Majalla"/>
-              </w:rPr>
-            </w:pPr>
-          </w:p>
-        </w:tc>
-      </w:tr>
-      <w:tr>
-        <w:tc>
-          <w:tcPr>
-            <w:cnfStyle w:val="001000000000" w:firstRow="0" w:lastRow="0" w:firstColumn="1" w:lastColumn="0" w:oddVBand="0" w:evenVBand="0" w:oddHBand="0" w:evenHBand="0" w:firstRowFirstColumn="0" w:firstRowLastColumn="0" w:lastRowFirstColumn="0" w:lastRowLastColumn="0"/>
-            <w:tcW w:w="1170" w:type="dxa"/>
-          </w:tcPr>
-          <w:p>
-            <w:pPr>
-              <w:jc w:val="center"/>
-              <w:rPr>
-                <w:rFonts w:ascii="Sakkal Majalla" w:hAnsi="Sakkal Majalla" w:cs="Sakkal Majalla"/>
-              </w:rPr>
-            </w:pPr>
-            <w:r>
-              <w:rPr>
-                <w:rFonts w:ascii="Sakkal Majalla" w:hAnsi="Sakkal Majalla" w:cs="Sakkal Majalla"/>
-              </w:rPr>
-              <w:t>6</w:t>
-            </w:r>
-          </w:p>
-        </w:tc>
-        <w:tc>
-          <w:tcPr>
-            <w:tcW w:w="7735" w:type="dxa"/>
-          </w:tcPr>
-          <w:p>
-            <w:pPr>
-              <w:jc w:val="center"/>
-              <w:cnfStyle w:val="000000000000" w:firstRow="0" w:lastRow="0" w:firstColumn="0" w:lastColumn="0" w:oddVBand="0" w:evenVBand="0" w:oddHBand="0" w:evenHBand="0" w:firstRowFirstColumn="0" w:firstRowLastColumn="0" w:lastRowFirstColumn="0" w:lastRowLastColumn="0"/>
-            </w:pPr>
-            <w:hyperlink r:id="rId20" w:history="1">
-              <w:r>
-                <w:rPr>
-                  <w:rStyle w:val="Hyperlink"/>
-                </w:rPr>
-                <w:t>You</w:t>
-              </w:r>
-              <w:r>
-                <w:rPr>
-                  <w:rStyle w:val="Hyperlink"/>
-                </w:rPr>
-                <w:t>T</w:t>
-              </w:r>
-              <w:r>
-                <w:rPr>
-                  <w:rStyle w:val="Hyperlink"/>
-                </w:rPr>
-                <w:t xml:space="preserve">ube channel for QA automation including </w:t>
+                <w:t xml:space="preserve">YouTube channel for QA automation, including </w:t>
               </w:r>
               <w:proofErr w:type="spellStart"/>
               <w:r>
                 <w:rPr>
                   <w:rStyle w:val="Hyperlink"/>
+                  <w:rFonts w:ascii="Sakkal Majalla" w:hAnsi="Sakkal Majalla" w:cs="Sakkal Majalla"/>
                 </w:rPr>
-                <w:t>P</w:t>
-              </w:r>
-              <w:r>
-                <w:rPr>
-                  <w:rStyle w:val="Hyperlink"/>
-                </w:rPr>
-                <w:t>ytest</w:t>
+                <w:t>Pytest</w:t>
               </w:r>
               <w:proofErr w:type="spellEnd"/>
               <w:r>
                 <w:rPr>
                   <w:rStyle w:val="Hyperlink"/>
+                  <w:rFonts w:ascii="Sakkal Majalla" w:hAnsi="Sakkal Majalla" w:cs="Sakkal Majalla"/>
                 </w:rPr>
                 <w:t xml:space="preserve"> hooks</w:t>
               </w:r>
@@ -3491,7 +3569,7 @@
             <w:pPr>
               <w:cnfStyle w:val="000000000000" w:firstRow="0" w:lastRow="0" w:firstColumn="0" w:lastColumn="0" w:oddVBand="0" w:evenVBand="0" w:oddHBand="0" w:evenHBand="0" w:firstRowFirstColumn="0" w:firstRowLastColumn="0" w:lastRowFirstColumn="0" w:lastRowLastColumn="0"/>
               <w:rPr>
-                <w:rFonts w:ascii="Sakkal Majalla" w:hAnsi="Sakkal Majalla" w:cs="Sakkal Majalla"/>
+                <w:rFonts w:ascii="Sakkal Majalla" w:hAnsi="Sakkal Majalla" w:cs="Sakkal Majalla" w:hint="cs"/>
               </w:rPr>
             </w:pPr>
           </w:p>
@@ -3501,7 +3579,7 @@
     <w:p>
       <w:pPr>
         <w:rPr>
-          <w:rFonts w:ascii="Sakkal Majalla" w:hAnsi="Sakkal Majalla" w:cs="Sakkal Majalla"/>
+          <w:rFonts w:ascii="Sakkal Majalla" w:hAnsi="Sakkal Majalla" w:cs="Sakkal Majalla" w:hint="cs"/>
         </w:rPr>
       </w:pPr>
     </w:p>

--- a/Search-Topics-01.docx
+++ b/Search-Topics-01.docx
@@ -28,7 +28,7 @@
             <w:pPr>
               <w:jc w:val="center"/>
               <w:rPr>
-                <w:rFonts w:ascii="Sakkal Majalla" w:hAnsi="Sakkal Majalla" w:cs="Sakkal Majalla" w:hint="cs"/>
+                <w:rFonts w:ascii="Sakkal Majalla" w:hAnsi="Sakkal Majalla" w:cs="Sakkal Majalla"/>
               </w:rPr>
             </w:pPr>
             <w:r>
@@ -48,7 +48,7 @@
               <w:jc w:val="center"/>
               <w:cnfStyle w:val="100000000000" w:firstRow="1" w:lastRow="0" w:firstColumn="0" w:lastColumn="0" w:oddVBand="0" w:evenVBand="0" w:oddHBand="0" w:evenHBand="0" w:firstRowFirstColumn="0" w:firstRowLastColumn="0" w:lastRowFirstColumn="0" w:lastRowLastColumn="0"/>
               <w:rPr>
-                <w:rFonts w:ascii="Sakkal Majalla" w:hAnsi="Sakkal Majalla" w:cs="Sakkal Majalla" w:hint="cs"/>
+                <w:rFonts w:ascii="Sakkal Majalla" w:hAnsi="Sakkal Majalla" w:cs="Sakkal Majalla"/>
               </w:rPr>
             </w:pPr>
             <w:r>
@@ -68,7 +68,7 @@
               <w:jc w:val="center"/>
               <w:cnfStyle w:val="100000000000" w:firstRow="1" w:lastRow="0" w:firstColumn="0" w:lastColumn="0" w:oddVBand="0" w:evenVBand="0" w:oddHBand="0" w:evenHBand="0" w:firstRowFirstColumn="0" w:firstRowLastColumn="0" w:lastRowFirstColumn="0" w:lastRowLastColumn="0"/>
               <w:rPr>
-                <w:rFonts w:ascii="Sakkal Majalla" w:hAnsi="Sakkal Majalla" w:cs="Sakkal Majalla" w:hint="cs"/>
+                <w:rFonts w:ascii="Sakkal Majalla" w:hAnsi="Sakkal Majalla" w:cs="Sakkal Majalla"/>
               </w:rPr>
             </w:pPr>
             <w:r>
@@ -88,7 +88,7 @@
               <w:jc w:val="center"/>
               <w:cnfStyle w:val="100000000000" w:firstRow="1" w:lastRow="0" w:firstColumn="0" w:lastColumn="0" w:oddVBand="0" w:evenVBand="0" w:oddHBand="0" w:evenHBand="0" w:firstRowFirstColumn="0" w:firstRowLastColumn="0" w:lastRowFirstColumn="0" w:lastRowLastColumn="0"/>
               <w:rPr>
-                <w:rFonts w:ascii="Sakkal Majalla" w:hAnsi="Sakkal Majalla" w:cs="Sakkal Majalla" w:hint="cs"/>
+                <w:rFonts w:ascii="Sakkal Majalla" w:hAnsi="Sakkal Majalla" w:cs="Sakkal Majalla"/>
               </w:rPr>
             </w:pPr>
             <w:r>
@@ -113,7 +113,7 @@
             <w:pPr>
               <w:jc w:val="center"/>
               <w:rPr>
-                <w:rFonts w:ascii="Sakkal Majalla" w:hAnsi="Sakkal Majalla" w:cs="Sakkal Majalla" w:hint="cs"/>
+                <w:rFonts w:ascii="Sakkal Majalla" w:hAnsi="Sakkal Majalla" w:cs="Sakkal Majalla"/>
               </w:rPr>
             </w:pPr>
             <w:r>
@@ -132,7 +132,7 @@
             <w:pPr>
               <w:cnfStyle w:val="000000100000" w:firstRow="0" w:lastRow="0" w:firstColumn="0" w:lastColumn="0" w:oddVBand="0" w:evenVBand="0" w:oddHBand="1" w:evenHBand="0" w:firstRowFirstColumn="0" w:firstRowLastColumn="0" w:lastRowFirstColumn="0" w:lastRowLastColumn="0"/>
               <w:rPr>
-                <w:rFonts w:ascii="Sakkal Majalla" w:hAnsi="Sakkal Majalla" w:cs="Sakkal Majalla" w:hint="cs"/>
+                <w:rFonts w:ascii="Sakkal Majalla" w:hAnsi="Sakkal Majalla" w:cs="Sakkal Majalla"/>
               </w:rPr>
             </w:pPr>
             <w:r>
@@ -176,7 +176,7 @@
               <w:jc w:val="center"/>
               <w:cnfStyle w:val="000000100000" w:firstRow="0" w:lastRow="0" w:firstColumn="0" w:lastColumn="0" w:oddVBand="0" w:evenVBand="0" w:oddHBand="1" w:evenHBand="0" w:firstRowFirstColumn="0" w:firstRowLastColumn="0" w:lastRowFirstColumn="0" w:lastRowLastColumn="0"/>
               <w:rPr>
-                <w:rFonts w:ascii="Sakkal Majalla" w:hAnsi="Sakkal Majalla" w:cs="Sakkal Majalla" w:hint="cs"/>
+                <w:rFonts w:ascii="Sakkal Majalla" w:hAnsi="Sakkal Majalla" w:cs="Sakkal Majalla"/>
               </w:rPr>
             </w:pPr>
             <w:r>
@@ -195,7 +195,7 @@
             <w:pPr>
               <w:cnfStyle w:val="000000100000" w:firstRow="0" w:lastRow="0" w:firstColumn="0" w:lastColumn="0" w:oddVBand="0" w:evenVBand="0" w:oddHBand="1" w:evenHBand="0" w:firstRowFirstColumn="0" w:firstRowLastColumn="0" w:lastRowFirstColumn="0" w:lastRowLastColumn="0"/>
               <w:rPr>
-                <w:rFonts w:ascii="Sakkal Majalla" w:hAnsi="Sakkal Majalla" w:cs="Sakkal Majalla" w:hint="cs"/>
+                <w:rFonts w:ascii="Sakkal Majalla" w:hAnsi="Sakkal Majalla" w:cs="Sakkal Majalla"/>
               </w:rPr>
             </w:pPr>
           </w:p>
@@ -211,7 +211,7 @@
             <w:pPr>
               <w:jc w:val="center"/>
               <w:rPr>
-                <w:rFonts w:ascii="Sakkal Majalla" w:hAnsi="Sakkal Majalla" w:cs="Sakkal Majalla" w:hint="cs"/>
+                <w:rFonts w:ascii="Sakkal Majalla" w:hAnsi="Sakkal Majalla" w:cs="Sakkal Majalla"/>
               </w:rPr>
             </w:pPr>
             <w:r>
@@ -230,7 +230,7 @@
             <w:pPr>
               <w:cnfStyle w:val="000000000000" w:firstRow="0" w:lastRow="0" w:firstColumn="0" w:lastColumn="0" w:oddVBand="0" w:evenVBand="0" w:oddHBand="0" w:evenHBand="0" w:firstRowFirstColumn="0" w:firstRowLastColumn="0" w:lastRowFirstColumn="0" w:lastRowLastColumn="0"/>
               <w:rPr>
-                <w:rFonts w:ascii="Sakkal Majalla" w:hAnsi="Sakkal Majalla" w:cs="Sakkal Majalla" w:hint="cs"/>
+                <w:rFonts w:ascii="Sakkal Majalla" w:hAnsi="Sakkal Majalla" w:cs="Sakkal Majalla"/>
               </w:rPr>
             </w:pPr>
             <w:r>
@@ -292,7 +292,7 @@
               <w:jc w:val="center"/>
               <w:cnfStyle w:val="000000000000" w:firstRow="0" w:lastRow="0" w:firstColumn="0" w:lastColumn="0" w:oddVBand="0" w:evenVBand="0" w:oddHBand="0" w:evenHBand="0" w:firstRowFirstColumn="0" w:firstRowLastColumn="0" w:lastRowFirstColumn="0" w:lastRowLastColumn="0"/>
               <w:rPr>
-                <w:rFonts w:ascii="Sakkal Majalla" w:hAnsi="Sakkal Majalla" w:cs="Sakkal Majalla" w:hint="cs"/>
+                <w:rFonts w:ascii="Sakkal Majalla" w:hAnsi="Sakkal Majalla" w:cs="Sakkal Majalla"/>
               </w:rPr>
             </w:pPr>
             <w:r>
@@ -311,7 +311,7 @@
             <w:pPr>
               <w:cnfStyle w:val="000000000000" w:firstRow="0" w:lastRow="0" w:firstColumn="0" w:lastColumn="0" w:oddVBand="0" w:evenVBand="0" w:oddHBand="0" w:evenHBand="0" w:firstRowFirstColumn="0" w:firstRowLastColumn="0" w:lastRowFirstColumn="0" w:lastRowLastColumn="0"/>
               <w:rPr>
-                <w:rFonts w:ascii="Sakkal Majalla" w:hAnsi="Sakkal Majalla" w:cs="Sakkal Majalla" w:hint="cs"/>
+                <w:rFonts w:ascii="Sakkal Majalla" w:hAnsi="Sakkal Majalla" w:cs="Sakkal Majalla"/>
               </w:rPr>
             </w:pPr>
           </w:p>
@@ -330,7 +330,7 @@
             <w:pPr>
               <w:jc w:val="center"/>
               <w:rPr>
-                <w:rFonts w:ascii="Sakkal Majalla" w:hAnsi="Sakkal Majalla" w:cs="Sakkal Majalla" w:hint="cs"/>
+                <w:rFonts w:ascii="Sakkal Majalla" w:hAnsi="Sakkal Majalla" w:cs="Sakkal Majalla"/>
               </w:rPr>
             </w:pPr>
             <w:r>
@@ -349,7 +349,7 @@
             <w:pPr>
               <w:cnfStyle w:val="000000100000" w:firstRow="0" w:lastRow="0" w:firstColumn="0" w:lastColumn="0" w:oddVBand="0" w:evenVBand="0" w:oddHBand="1" w:evenHBand="0" w:firstRowFirstColumn="0" w:firstRowLastColumn="0" w:lastRowFirstColumn="0" w:lastRowLastColumn="0"/>
               <w:rPr>
-                <w:rFonts w:ascii="Sakkal Majalla" w:hAnsi="Sakkal Majalla" w:cs="Sakkal Majalla" w:hint="cs"/>
+                <w:rFonts w:ascii="Sakkal Majalla" w:hAnsi="Sakkal Majalla" w:cs="Sakkal Majalla"/>
               </w:rPr>
             </w:pPr>
             <w:r>
@@ -381,7 +381,7 @@
               <w:jc w:val="center"/>
               <w:cnfStyle w:val="000000100000" w:firstRow="0" w:lastRow="0" w:firstColumn="0" w:lastColumn="0" w:oddVBand="0" w:evenVBand="0" w:oddHBand="1" w:evenHBand="0" w:firstRowFirstColumn="0" w:firstRowLastColumn="0" w:lastRowFirstColumn="0" w:lastRowLastColumn="0"/>
               <w:rPr>
-                <w:rFonts w:ascii="Sakkal Majalla" w:hAnsi="Sakkal Majalla" w:cs="Sakkal Majalla" w:hint="cs"/>
+                <w:rFonts w:ascii="Sakkal Majalla" w:hAnsi="Sakkal Majalla" w:cs="Sakkal Majalla"/>
               </w:rPr>
             </w:pPr>
             <w:r>
@@ -400,7 +400,7 @@
             <w:pPr>
               <w:cnfStyle w:val="000000100000" w:firstRow="0" w:lastRow="0" w:firstColumn="0" w:lastColumn="0" w:oddVBand="0" w:evenVBand="0" w:oddHBand="1" w:evenHBand="0" w:firstRowFirstColumn="0" w:firstRowLastColumn="0" w:lastRowFirstColumn="0" w:lastRowLastColumn="0"/>
               <w:rPr>
-                <w:rFonts w:ascii="Sakkal Majalla" w:hAnsi="Sakkal Majalla" w:cs="Sakkal Majalla" w:hint="cs"/>
+                <w:rFonts w:ascii="Sakkal Majalla" w:hAnsi="Sakkal Majalla" w:cs="Sakkal Majalla"/>
               </w:rPr>
             </w:pPr>
           </w:p>
@@ -416,7 +416,7 @@
             <w:pPr>
               <w:jc w:val="center"/>
               <w:rPr>
-                <w:rFonts w:ascii="Sakkal Majalla" w:hAnsi="Sakkal Majalla" w:cs="Sakkal Majalla" w:hint="cs"/>
+                <w:rFonts w:ascii="Sakkal Majalla" w:hAnsi="Sakkal Majalla" w:cs="Sakkal Majalla"/>
               </w:rPr>
             </w:pPr>
             <w:r>
@@ -435,7 +435,7 @@
             <w:pPr>
               <w:cnfStyle w:val="000000000000" w:firstRow="0" w:lastRow="0" w:firstColumn="0" w:lastColumn="0" w:oddVBand="0" w:evenVBand="0" w:oddHBand="0" w:evenHBand="0" w:firstRowFirstColumn="0" w:firstRowLastColumn="0" w:lastRowFirstColumn="0" w:lastRowLastColumn="0"/>
               <w:rPr>
-                <w:rFonts w:ascii="Sakkal Majalla" w:hAnsi="Sakkal Majalla" w:cs="Sakkal Majalla" w:hint="cs"/>
+                <w:rFonts w:ascii="Sakkal Majalla" w:hAnsi="Sakkal Majalla" w:cs="Sakkal Majalla"/>
               </w:rPr>
             </w:pPr>
             <w:r>
@@ -467,7 +467,7 @@
               <w:jc w:val="center"/>
               <w:cnfStyle w:val="000000000000" w:firstRow="0" w:lastRow="0" w:firstColumn="0" w:lastColumn="0" w:oddVBand="0" w:evenVBand="0" w:oddHBand="0" w:evenHBand="0" w:firstRowFirstColumn="0" w:firstRowLastColumn="0" w:lastRowFirstColumn="0" w:lastRowLastColumn="0"/>
               <w:rPr>
-                <w:rFonts w:ascii="Sakkal Majalla" w:hAnsi="Sakkal Majalla" w:cs="Sakkal Majalla" w:hint="cs"/>
+                <w:rFonts w:ascii="Sakkal Majalla" w:hAnsi="Sakkal Majalla" w:cs="Sakkal Majalla"/>
               </w:rPr>
             </w:pPr>
             <w:r>
@@ -486,7 +486,7 @@
             <w:pPr>
               <w:cnfStyle w:val="000000000000" w:firstRow="0" w:lastRow="0" w:firstColumn="0" w:lastColumn="0" w:oddVBand="0" w:evenVBand="0" w:oddHBand="0" w:evenHBand="0" w:firstRowFirstColumn="0" w:firstRowLastColumn="0" w:lastRowFirstColumn="0" w:lastRowLastColumn="0"/>
               <w:rPr>
-                <w:rFonts w:ascii="Sakkal Majalla" w:hAnsi="Sakkal Majalla" w:cs="Sakkal Majalla" w:hint="cs"/>
+                <w:rFonts w:ascii="Sakkal Majalla" w:hAnsi="Sakkal Majalla" w:cs="Sakkal Majalla"/>
               </w:rPr>
             </w:pPr>
           </w:p>
@@ -505,7 +505,7 @@
             <w:pPr>
               <w:jc w:val="center"/>
               <w:rPr>
-                <w:rFonts w:ascii="Sakkal Majalla" w:hAnsi="Sakkal Majalla" w:cs="Sakkal Majalla" w:hint="cs"/>
+                <w:rFonts w:ascii="Sakkal Majalla" w:hAnsi="Sakkal Majalla" w:cs="Sakkal Majalla"/>
               </w:rPr>
             </w:pPr>
             <w:r>
@@ -524,7 +524,7 @@
             <w:pPr>
               <w:cnfStyle w:val="000000100000" w:firstRow="0" w:lastRow="0" w:firstColumn="0" w:lastColumn="0" w:oddVBand="0" w:evenVBand="0" w:oddHBand="1" w:evenHBand="0" w:firstRowFirstColumn="0" w:firstRowLastColumn="0" w:lastRowFirstColumn="0" w:lastRowLastColumn="0"/>
               <w:rPr>
-                <w:rFonts w:ascii="Sakkal Majalla" w:hAnsi="Sakkal Majalla" w:cs="Sakkal Majalla" w:hint="cs"/>
+                <w:rFonts w:ascii="Sakkal Majalla" w:hAnsi="Sakkal Majalla" w:cs="Sakkal Majalla"/>
               </w:rPr>
             </w:pPr>
             <w:r>
@@ -568,7 +568,7 @@
               <w:jc w:val="center"/>
               <w:cnfStyle w:val="000000100000" w:firstRow="0" w:lastRow="0" w:firstColumn="0" w:lastColumn="0" w:oddVBand="0" w:evenVBand="0" w:oddHBand="1" w:evenHBand="0" w:firstRowFirstColumn="0" w:firstRowLastColumn="0" w:lastRowFirstColumn="0" w:lastRowLastColumn="0"/>
               <w:rPr>
-                <w:rFonts w:ascii="Sakkal Majalla" w:hAnsi="Sakkal Majalla" w:cs="Sakkal Majalla" w:hint="cs"/>
+                <w:rFonts w:ascii="Sakkal Majalla" w:hAnsi="Sakkal Majalla" w:cs="Sakkal Majalla"/>
               </w:rPr>
             </w:pPr>
             <w:r>
@@ -587,7 +587,7 @@
             <w:pPr>
               <w:cnfStyle w:val="000000100000" w:firstRow="0" w:lastRow="0" w:firstColumn="0" w:lastColumn="0" w:oddVBand="0" w:evenVBand="0" w:oddHBand="1" w:evenHBand="0" w:firstRowFirstColumn="0" w:firstRowLastColumn="0" w:lastRowFirstColumn="0" w:lastRowLastColumn="0"/>
               <w:rPr>
-                <w:rFonts w:ascii="Sakkal Majalla" w:hAnsi="Sakkal Majalla" w:cs="Sakkal Majalla" w:hint="cs"/>
+                <w:rFonts w:ascii="Sakkal Majalla" w:hAnsi="Sakkal Majalla" w:cs="Sakkal Majalla"/>
               </w:rPr>
             </w:pPr>
           </w:p>
@@ -603,7 +603,7 @@
             <w:pPr>
               <w:jc w:val="center"/>
               <w:rPr>
-                <w:rFonts w:ascii="Sakkal Majalla" w:hAnsi="Sakkal Majalla" w:cs="Sakkal Majalla" w:hint="cs"/>
+                <w:rFonts w:ascii="Sakkal Majalla" w:hAnsi="Sakkal Majalla" w:cs="Sakkal Majalla"/>
               </w:rPr>
             </w:pPr>
             <w:r>
@@ -622,7 +622,7 @@
             <w:pPr>
               <w:cnfStyle w:val="000000000000" w:firstRow="0" w:lastRow="0" w:firstColumn="0" w:lastColumn="0" w:oddVBand="0" w:evenVBand="0" w:oddHBand="0" w:evenHBand="0" w:firstRowFirstColumn="0" w:firstRowLastColumn="0" w:lastRowFirstColumn="0" w:lastRowLastColumn="0"/>
               <w:rPr>
-                <w:rFonts w:ascii="Sakkal Majalla" w:hAnsi="Sakkal Majalla" w:cs="Sakkal Majalla" w:hint="cs"/>
+                <w:rFonts w:ascii="Sakkal Majalla" w:hAnsi="Sakkal Majalla" w:cs="Sakkal Majalla"/>
               </w:rPr>
             </w:pPr>
             <w:r>
@@ -642,7 +642,7 @@
               <w:jc w:val="center"/>
               <w:cnfStyle w:val="000000000000" w:firstRow="0" w:lastRow="0" w:firstColumn="0" w:lastColumn="0" w:oddVBand="0" w:evenVBand="0" w:oddHBand="0" w:evenHBand="0" w:firstRowFirstColumn="0" w:firstRowLastColumn="0" w:lastRowFirstColumn="0" w:lastRowLastColumn="0"/>
               <w:rPr>
-                <w:rFonts w:ascii="Sakkal Majalla" w:hAnsi="Sakkal Majalla" w:cs="Sakkal Majalla" w:hint="cs"/>
+                <w:rFonts w:ascii="Sakkal Majalla" w:hAnsi="Sakkal Majalla" w:cs="Sakkal Majalla"/>
               </w:rPr>
             </w:pPr>
             <w:r>
@@ -661,7 +661,7 @@
             <w:pPr>
               <w:cnfStyle w:val="000000000000" w:firstRow="0" w:lastRow="0" w:firstColumn="0" w:lastColumn="0" w:oddVBand="0" w:evenVBand="0" w:oddHBand="0" w:evenHBand="0" w:firstRowFirstColumn="0" w:firstRowLastColumn="0" w:lastRowFirstColumn="0" w:lastRowLastColumn="0"/>
               <w:rPr>
-                <w:rFonts w:ascii="Sakkal Majalla" w:hAnsi="Sakkal Majalla" w:cs="Sakkal Majalla" w:hint="cs"/>
+                <w:rFonts w:ascii="Sakkal Majalla" w:hAnsi="Sakkal Majalla" w:cs="Sakkal Majalla"/>
               </w:rPr>
             </w:pPr>
           </w:p>
@@ -680,7 +680,7 @@
             <w:pPr>
               <w:jc w:val="center"/>
               <w:rPr>
-                <w:rFonts w:ascii="Sakkal Majalla" w:hAnsi="Sakkal Majalla" w:cs="Sakkal Majalla" w:hint="cs"/>
+                <w:rFonts w:ascii="Sakkal Majalla" w:hAnsi="Sakkal Majalla" w:cs="Sakkal Majalla"/>
               </w:rPr>
             </w:pPr>
             <w:r>
@@ -699,7 +699,7 @@
             <w:pPr>
               <w:cnfStyle w:val="000000100000" w:firstRow="0" w:lastRow="0" w:firstColumn="0" w:lastColumn="0" w:oddVBand="0" w:evenVBand="0" w:oddHBand="1" w:evenHBand="0" w:firstRowFirstColumn="0" w:firstRowLastColumn="0" w:lastRowFirstColumn="0" w:lastRowLastColumn="0"/>
               <w:rPr>
-                <w:rFonts w:ascii="Sakkal Majalla" w:hAnsi="Sakkal Majalla" w:cs="Sakkal Majalla" w:hint="cs"/>
+                <w:rFonts w:ascii="Sakkal Majalla" w:hAnsi="Sakkal Majalla" w:cs="Sakkal Majalla"/>
               </w:rPr>
             </w:pPr>
             <w:r>
@@ -719,7 +719,7 @@
               <w:jc w:val="center"/>
               <w:cnfStyle w:val="000000100000" w:firstRow="0" w:lastRow="0" w:firstColumn="0" w:lastColumn="0" w:oddVBand="0" w:evenVBand="0" w:oddHBand="1" w:evenHBand="0" w:firstRowFirstColumn="0" w:firstRowLastColumn="0" w:lastRowFirstColumn="0" w:lastRowLastColumn="0"/>
               <w:rPr>
-                <w:rFonts w:ascii="Sakkal Majalla" w:hAnsi="Sakkal Majalla" w:cs="Sakkal Majalla" w:hint="cs"/>
+                <w:rFonts w:ascii="Sakkal Majalla" w:hAnsi="Sakkal Majalla" w:cs="Sakkal Majalla"/>
               </w:rPr>
             </w:pPr>
             <w:r>
@@ -738,7 +738,7 @@
             <w:pPr>
               <w:cnfStyle w:val="000000100000" w:firstRow="0" w:lastRow="0" w:firstColumn="0" w:lastColumn="0" w:oddVBand="0" w:evenVBand="0" w:oddHBand="1" w:evenHBand="0" w:firstRowFirstColumn="0" w:firstRowLastColumn="0" w:lastRowFirstColumn="0" w:lastRowLastColumn="0"/>
               <w:rPr>
-                <w:rFonts w:ascii="Sakkal Majalla" w:hAnsi="Sakkal Majalla" w:cs="Sakkal Majalla" w:hint="cs"/>
+                <w:rFonts w:ascii="Sakkal Majalla" w:hAnsi="Sakkal Majalla" w:cs="Sakkal Majalla"/>
               </w:rPr>
             </w:pPr>
           </w:p>
@@ -754,7 +754,7 @@
             <w:pPr>
               <w:jc w:val="center"/>
               <w:rPr>
-                <w:rFonts w:ascii="Sakkal Majalla" w:hAnsi="Sakkal Majalla" w:cs="Sakkal Majalla" w:hint="cs"/>
+                <w:rFonts w:ascii="Sakkal Majalla" w:hAnsi="Sakkal Majalla" w:cs="Sakkal Majalla"/>
               </w:rPr>
             </w:pPr>
             <w:r>
@@ -773,7 +773,7 @@
             <w:pPr>
               <w:cnfStyle w:val="000000000000" w:firstRow="0" w:lastRow="0" w:firstColumn="0" w:lastColumn="0" w:oddVBand="0" w:evenVBand="0" w:oddHBand="0" w:evenHBand="0" w:firstRowFirstColumn="0" w:firstRowLastColumn="0" w:lastRowFirstColumn="0" w:lastRowLastColumn="0"/>
               <w:rPr>
-                <w:rFonts w:ascii="Sakkal Majalla" w:hAnsi="Sakkal Majalla" w:cs="Sakkal Majalla" w:hint="cs"/>
+                <w:rFonts w:ascii="Sakkal Majalla" w:hAnsi="Sakkal Majalla" w:cs="Sakkal Majalla"/>
               </w:rPr>
             </w:pPr>
             <w:r>
@@ -793,7 +793,7 @@
               <w:jc w:val="center"/>
               <w:cnfStyle w:val="000000000000" w:firstRow="0" w:lastRow="0" w:firstColumn="0" w:lastColumn="0" w:oddVBand="0" w:evenVBand="0" w:oddHBand="0" w:evenHBand="0" w:firstRowFirstColumn="0" w:firstRowLastColumn="0" w:lastRowFirstColumn="0" w:lastRowLastColumn="0"/>
               <w:rPr>
-                <w:rFonts w:ascii="Sakkal Majalla" w:hAnsi="Sakkal Majalla" w:cs="Sakkal Majalla" w:hint="cs"/>
+                <w:rFonts w:ascii="Sakkal Majalla" w:hAnsi="Sakkal Majalla" w:cs="Sakkal Majalla"/>
               </w:rPr>
             </w:pPr>
             <w:r>
@@ -812,7 +812,7 @@
             <w:pPr>
               <w:cnfStyle w:val="000000000000" w:firstRow="0" w:lastRow="0" w:firstColumn="0" w:lastColumn="0" w:oddVBand="0" w:evenVBand="0" w:oddHBand="0" w:evenHBand="0" w:firstRowFirstColumn="0" w:firstRowLastColumn="0" w:lastRowFirstColumn="0" w:lastRowLastColumn="0"/>
               <w:rPr>
-                <w:rFonts w:ascii="Sakkal Majalla" w:hAnsi="Sakkal Majalla" w:cs="Sakkal Majalla" w:hint="cs"/>
+                <w:rFonts w:ascii="Sakkal Majalla" w:hAnsi="Sakkal Majalla" w:cs="Sakkal Majalla"/>
               </w:rPr>
             </w:pPr>
           </w:p>
@@ -831,7 +831,7 @@
             <w:pPr>
               <w:jc w:val="center"/>
               <w:rPr>
-                <w:rFonts w:ascii="Sakkal Majalla" w:hAnsi="Sakkal Majalla" w:cs="Sakkal Majalla" w:hint="cs"/>
+                <w:rFonts w:ascii="Sakkal Majalla" w:hAnsi="Sakkal Majalla" w:cs="Sakkal Majalla"/>
               </w:rPr>
             </w:pPr>
             <w:r>
@@ -850,7 +850,7 @@
             <w:pPr>
               <w:cnfStyle w:val="000000100000" w:firstRow="0" w:lastRow="0" w:firstColumn="0" w:lastColumn="0" w:oddVBand="0" w:evenVBand="0" w:oddHBand="1" w:evenHBand="0" w:firstRowFirstColumn="0" w:firstRowLastColumn="0" w:lastRowFirstColumn="0" w:lastRowLastColumn="0"/>
               <w:rPr>
-                <w:rFonts w:ascii="Sakkal Majalla" w:hAnsi="Sakkal Majalla" w:cs="Sakkal Majalla" w:hint="cs"/>
+                <w:rFonts w:ascii="Sakkal Majalla" w:hAnsi="Sakkal Majalla" w:cs="Sakkal Majalla"/>
               </w:rPr>
             </w:pPr>
             <w:r>
@@ -870,7 +870,7 @@
               <w:jc w:val="center"/>
               <w:cnfStyle w:val="000000100000" w:firstRow="0" w:lastRow="0" w:firstColumn="0" w:lastColumn="0" w:oddVBand="0" w:evenVBand="0" w:oddHBand="1" w:evenHBand="0" w:firstRowFirstColumn="0" w:firstRowLastColumn="0" w:lastRowFirstColumn="0" w:lastRowLastColumn="0"/>
               <w:rPr>
-                <w:rFonts w:ascii="Sakkal Majalla" w:hAnsi="Sakkal Majalla" w:cs="Sakkal Majalla" w:hint="cs"/>
+                <w:rFonts w:ascii="Sakkal Majalla" w:hAnsi="Sakkal Majalla" w:cs="Sakkal Majalla"/>
               </w:rPr>
             </w:pPr>
             <w:r>
@@ -889,7 +889,7 @@
             <w:pPr>
               <w:cnfStyle w:val="000000100000" w:firstRow="0" w:lastRow="0" w:firstColumn="0" w:lastColumn="0" w:oddVBand="0" w:evenVBand="0" w:oddHBand="1" w:evenHBand="0" w:firstRowFirstColumn="0" w:firstRowLastColumn="0" w:lastRowFirstColumn="0" w:lastRowLastColumn="0"/>
               <w:rPr>
-                <w:rFonts w:ascii="Sakkal Majalla" w:hAnsi="Sakkal Majalla" w:cs="Sakkal Majalla" w:hint="cs"/>
+                <w:rFonts w:ascii="Sakkal Majalla" w:hAnsi="Sakkal Majalla" w:cs="Sakkal Majalla"/>
               </w:rPr>
             </w:pPr>
           </w:p>
@@ -905,7 +905,7 @@
             <w:pPr>
               <w:jc w:val="center"/>
               <w:rPr>
-                <w:rFonts w:ascii="Sakkal Majalla" w:hAnsi="Sakkal Majalla" w:cs="Sakkal Majalla" w:hint="cs"/>
+                <w:rFonts w:ascii="Sakkal Majalla" w:hAnsi="Sakkal Majalla" w:cs="Sakkal Majalla"/>
               </w:rPr>
             </w:pPr>
             <w:r>
@@ -924,7 +924,7 @@
             <w:pPr>
               <w:cnfStyle w:val="000000000000" w:firstRow="0" w:lastRow="0" w:firstColumn="0" w:lastColumn="0" w:oddVBand="0" w:evenVBand="0" w:oddHBand="0" w:evenHBand="0" w:firstRowFirstColumn="0" w:firstRowLastColumn="0" w:lastRowFirstColumn="0" w:lastRowLastColumn="0"/>
               <w:rPr>
-                <w:rFonts w:ascii="Sakkal Majalla" w:hAnsi="Sakkal Majalla" w:cs="Sakkal Majalla" w:hint="cs"/>
+                <w:rFonts w:ascii="Sakkal Majalla" w:hAnsi="Sakkal Majalla" w:cs="Sakkal Majalla"/>
               </w:rPr>
             </w:pPr>
             <w:r>
@@ -944,7 +944,7 @@
               <w:jc w:val="center"/>
               <w:cnfStyle w:val="000000000000" w:firstRow="0" w:lastRow="0" w:firstColumn="0" w:lastColumn="0" w:oddVBand="0" w:evenVBand="0" w:oddHBand="0" w:evenHBand="0" w:firstRowFirstColumn="0" w:firstRowLastColumn="0" w:lastRowFirstColumn="0" w:lastRowLastColumn="0"/>
               <w:rPr>
-                <w:rFonts w:ascii="Sakkal Majalla" w:hAnsi="Sakkal Majalla" w:cs="Sakkal Majalla" w:hint="cs"/>
+                <w:rFonts w:ascii="Sakkal Majalla" w:hAnsi="Sakkal Majalla" w:cs="Sakkal Majalla"/>
               </w:rPr>
             </w:pPr>
             <w:r>
@@ -963,7 +963,7 @@
             <w:pPr>
               <w:cnfStyle w:val="000000000000" w:firstRow="0" w:lastRow="0" w:firstColumn="0" w:lastColumn="0" w:oddVBand="0" w:evenVBand="0" w:oddHBand="0" w:evenHBand="0" w:firstRowFirstColumn="0" w:firstRowLastColumn="0" w:lastRowFirstColumn="0" w:lastRowLastColumn="0"/>
               <w:rPr>
-                <w:rFonts w:ascii="Sakkal Majalla" w:hAnsi="Sakkal Majalla" w:cs="Sakkal Majalla" w:hint="cs"/>
+                <w:rFonts w:ascii="Sakkal Majalla" w:hAnsi="Sakkal Majalla" w:cs="Sakkal Majalla"/>
               </w:rPr>
             </w:pPr>
           </w:p>
@@ -982,7 +982,7 @@
             <w:pPr>
               <w:jc w:val="center"/>
               <w:rPr>
-                <w:rFonts w:ascii="Sakkal Majalla" w:hAnsi="Sakkal Majalla" w:cs="Sakkal Majalla" w:hint="cs"/>
+                <w:rFonts w:ascii="Sakkal Majalla" w:hAnsi="Sakkal Majalla" w:cs="Sakkal Majalla"/>
               </w:rPr>
             </w:pPr>
             <w:r>
@@ -1001,7 +1001,7 @@
             <w:pPr>
               <w:cnfStyle w:val="000000100000" w:firstRow="0" w:lastRow="0" w:firstColumn="0" w:lastColumn="0" w:oddVBand="0" w:evenVBand="0" w:oddHBand="1" w:evenHBand="0" w:firstRowFirstColumn="0" w:firstRowLastColumn="0" w:lastRowFirstColumn="0" w:lastRowLastColumn="0"/>
               <w:rPr>
-                <w:rFonts w:ascii="Sakkal Majalla" w:hAnsi="Sakkal Majalla" w:cs="Sakkal Majalla" w:hint="cs"/>
+                <w:rFonts w:ascii="Sakkal Majalla" w:hAnsi="Sakkal Majalla" w:cs="Sakkal Majalla"/>
               </w:rPr>
             </w:pPr>
             <w:r>
@@ -1033,7 +1033,7 @@
               <w:jc w:val="center"/>
               <w:cnfStyle w:val="000000100000" w:firstRow="0" w:lastRow="0" w:firstColumn="0" w:lastColumn="0" w:oddVBand="0" w:evenVBand="0" w:oddHBand="1" w:evenHBand="0" w:firstRowFirstColumn="0" w:firstRowLastColumn="0" w:lastRowFirstColumn="0" w:lastRowLastColumn="0"/>
               <w:rPr>
-                <w:rFonts w:ascii="Sakkal Majalla" w:hAnsi="Sakkal Majalla" w:cs="Sakkal Majalla" w:hint="cs"/>
+                <w:rFonts w:ascii="Sakkal Majalla" w:hAnsi="Sakkal Majalla" w:cs="Sakkal Majalla"/>
               </w:rPr>
             </w:pPr>
             <w:r>
@@ -1052,7 +1052,7 @@
             <w:pPr>
               <w:cnfStyle w:val="000000100000" w:firstRow="0" w:lastRow="0" w:firstColumn="0" w:lastColumn="0" w:oddVBand="0" w:evenVBand="0" w:oddHBand="1" w:evenHBand="0" w:firstRowFirstColumn="0" w:firstRowLastColumn="0" w:lastRowFirstColumn="0" w:lastRowLastColumn="0"/>
               <w:rPr>
-                <w:rFonts w:ascii="Sakkal Majalla" w:hAnsi="Sakkal Majalla" w:cs="Sakkal Majalla" w:hint="cs"/>
+                <w:rFonts w:ascii="Sakkal Majalla" w:hAnsi="Sakkal Majalla" w:cs="Sakkal Majalla"/>
               </w:rPr>
             </w:pPr>
           </w:p>
@@ -1068,7 +1068,7 @@
             <w:pPr>
               <w:jc w:val="center"/>
               <w:rPr>
-                <w:rFonts w:ascii="Sakkal Majalla" w:hAnsi="Sakkal Majalla" w:cs="Sakkal Majalla" w:hint="cs"/>
+                <w:rFonts w:ascii="Sakkal Majalla" w:hAnsi="Sakkal Majalla" w:cs="Sakkal Majalla"/>
               </w:rPr>
             </w:pPr>
             <w:r>
@@ -1087,7 +1087,7 @@
             <w:pPr>
               <w:cnfStyle w:val="000000000000" w:firstRow="0" w:lastRow="0" w:firstColumn="0" w:lastColumn="0" w:oddVBand="0" w:evenVBand="0" w:oddHBand="0" w:evenHBand="0" w:firstRowFirstColumn="0" w:firstRowLastColumn="0" w:lastRowFirstColumn="0" w:lastRowLastColumn="0"/>
               <w:rPr>
-                <w:rFonts w:ascii="Sakkal Majalla" w:hAnsi="Sakkal Majalla" w:cs="Sakkal Majalla" w:hint="cs"/>
+                <w:rFonts w:ascii="Sakkal Majalla" w:hAnsi="Sakkal Majalla" w:cs="Sakkal Majalla"/>
               </w:rPr>
             </w:pPr>
             <w:r>
@@ -1115,7 +1115,7 @@
               <w:jc w:val="center"/>
               <w:cnfStyle w:val="000000000000" w:firstRow="0" w:lastRow="0" w:firstColumn="0" w:lastColumn="0" w:oddVBand="0" w:evenVBand="0" w:oddHBand="0" w:evenHBand="0" w:firstRowFirstColumn="0" w:firstRowLastColumn="0" w:lastRowFirstColumn="0" w:lastRowLastColumn="0"/>
               <w:rPr>
-                <w:rFonts w:ascii="Sakkal Majalla" w:hAnsi="Sakkal Majalla" w:cs="Sakkal Majalla" w:hint="cs"/>
+                <w:rFonts w:ascii="Sakkal Majalla" w:hAnsi="Sakkal Majalla" w:cs="Sakkal Majalla"/>
               </w:rPr>
             </w:pPr>
           </w:p>
@@ -1128,7 +1128,7 @@
             <w:pPr>
               <w:cnfStyle w:val="000000000000" w:firstRow="0" w:lastRow="0" w:firstColumn="0" w:lastColumn="0" w:oddVBand="0" w:evenVBand="0" w:oddHBand="0" w:evenHBand="0" w:firstRowFirstColumn="0" w:firstRowLastColumn="0" w:lastRowFirstColumn="0" w:lastRowLastColumn="0"/>
               <w:rPr>
-                <w:rFonts w:ascii="Sakkal Majalla" w:hAnsi="Sakkal Majalla" w:cs="Sakkal Majalla" w:hint="cs"/>
+                <w:rFonts w:ascii="Sakkal Majalla" w:hAnsi="Sakkal Majalla" w:cs="Sakkal Majalla"/>
               </w:rPr>
             </w:pPr>
           </w:p>
@@ -1147,7 +1147,7 @@
             <w:pPr>
               <w:jc w:val="center"/>
               <w:rPr>
-                <w:rFonts w:ascii="Sakkal Majalla" w:hAnsi="Sakkal Majalla" w:cs="Sakkal Majalla" w:hint="cs"/>
+                <w:rFonts w:ascii="Sakkal Majalla" w:hAnsi="Sakkal Majalla" w:cs="Sakkal Majalla"/>
               </w:rPr>
             </w:pPr>
             <w:r>
@@ -1166,7 +1166,7 @@
             <w:pPr>
               <w:cnfStyle w:val="000000100000" w:firstRow="0" w:lastRow="0" w:firstColumn="0" w:lastColumn="0" w:oddVBand="0" w:evenVBand="0" w:oddHBand="1" w:evenHBand="0" w:firstRowFirstColumn="0" w:firstRowLastColumn="0" w:lastRowFirstColumn="0" w:lastRowLastColumn="0"/>
               <w:rPr>
-                <w:rFonts w:ascii="Sakkal Majalla" w:hAnsi="Sakkal Majalla" w:cs="Sakkal Majalla" w:hint="cs"/>
+                <w:rFonts w:ascii="Sakkal Majalla" w:hAnsi="Sakkal Majalla" w:cs="Sakkal Majalla"/>
               </w:rPr>
             </w:pPr>
             <w:r>
@@ -1180,7 +1180,7 @@
             <w:pPr>
               <w:cnfStyle w:val="000000100000" w:firstRow="0" w:lastRow="0" w:firstColumn="0" w:lastColumn="0" w:oddVBand="0" w:evenVBand="0" w:oddHBand="1" w:evenHBand="0" w:firstRowFirstColumn="0" w:firstRowLastColumn="0" w:lastRowFirstColumn="0" w:lastRowLastColumn="0"/>
               <w:rPr>
-                <w:rFonts w:ascii="Sakkal Majalla" w:hAnsi="Sakkal Majalla" w:cs="Sakkal Majalla" w:hint="cs"/>
+                <w:rFonts w:ascii="Sakkal Majalla" w:hAnsi="Sakkal Majalla" w:cs="Sakkal Majalla"/>
               </w:rPr>
             </w:pPr>
             <w:r>
@@ -1208,15 +1208,15 @@
             <w:pPr>
               <w:cnfStyle w:val="000000100000" w:firstRow="0" w:lastRow="0" w:firstColumn="0" w:lastColumn="0" w:oddVBand="0" w:evenVBand="0" w:oddHBand="1" w:evenHBand="0" w:firstRowFirstColumn="0" w:firstRowLastColumn="0" w:lastRowFirstColumn="0" w:lastRowLastColumn="0"/>
               <w:rPr>
-                <w:rFonts w:ascii="Sakkal Majalla" w:hAnsi="Sakkal Majalla" w:cs="Sakkal Majalla" w:hint="cs"/>
-              </w:rPr>
-            </w:pPr>
-          </w:p>
-          <w:p>
-            <w:pPr>
-              <w:cnfStyle w:val="000000100000" w:firstRow="0" w:lastRow="0" w:firstColumn="0" w:lastColumn="0" w:oddVBand="0" w:evenVBand="0" w:oddHBand="1" w:evenHBand="0" w:firstRowFirstColumn="0" w:firstRowLastColumn="0" w:lastRowFirstColumn="0" w:lastRowLastColumn="0"/>
-              <w:rPr>
-                <w:rFonts w:ascii="Sakkal Majalla" w:hAnsi="Sakkal Majalla" w:cs="Sakkal Majalla" w:hint="cs"/>
+                <w:rFonts w:ascii="Sakkal Majalla" w:hAnsi="Sakkal Majalla" w:cs="Sakkal Majalla"/>
+              </w:rPr>
+            </w:pPr>
+          </w:p>
+          <w:p>
+            <w:pPr>
+              <w:cnfStyle w:val="000000100000" w:firstRow="0" w:lastRow="0" w:firstColumn="0" w:lastColumn="0" w:oddVBand="0" w:evenVBand="0" w:oddHBand="1" w:evenHBand="0" w:firstRowFirstColumn="0" w:firstRowLastColumn="0" w:lastRowFirstColumn="0" w:lastRowLastColumn="0"/>
+              <w:rPr>
+                <w:rFonts w:ascii="Sakkal Majalla" w:hAnsi="Sakkal Majalla" w:cs="Sakkal Majalla"/>
               </w:rPr>
             </w:pPr>
             <w:r>
@@ -1244,7 +1244,7 @@
             <w:pPr>
               <w:cnfStyle w:val="000000100000" w:firstRow="0" w:lastRow="0" w:firstColumn="0" w:lastColumn="0" w:oddVBand="0" w:evenVBand="0" w:oddHBand="1" w:evenHBand="0" w:firstRowFirstColumn="0" w:firstRowLastColumn="0" w:lastRowFirstColumn="0" w:lastRowLastColumn="0"/>
               <w:rPr>
-                <w:rFonts w:ascii="Sakkal Majalla" w:hAnsi="Sakkal Majalla" w:cs="Sakkal Majalla" w:hint="cs"/>
+                <w:rFonts w:ascii="Sakkal Majalla" w:hAnsi="Sakkal Majalla" w:cs="Sakkal Majalla"/>
               </w:rPr>
             </w:pPr>
             <w:r>
@@ -1258,7 +1258,7 @@
             <w:pPr>
               <w:cnfStyle w:val="000000100000" w:firstRow="0" w:lastRow="0" w:firstColumn="0" w:lastColumn="0" w:oddVBand="0" w:evenVBand="0" w:oddHBand="1" w:evenHBand="0" w:firstRowFirstColumn="0" w:firstRowLastColumn="0" w:lastRowFirstColumn="0" w:lastRowLastColumn="0"/>
               <w:rPr>
-                <w:rFonts w:ascii="Sakkal Majalla" w:hAnsi="Sakkal Majalla" w:cs="Sakkal Majalla" w:hint="cs"/>
+                <w:rFonts w:ascii="Sakkal Majalla" w:hAnsi="Sakkal Majalla" w:cs="Sakkal Majalla"/>
               </w:rPr>
             </w:pPr>
             <w:r>
@@ -1300,7 +1300,7 @@
             <w:pPr>
               <w:cnfStyle w:val="000000100000" w:firstRow="0" w:lastRow="0" w:firstColumn="0" w:lastColumn="0" w:oddVBand="0" w:evenVBand="0" w:oddHBand="1" w:evenHBand="0" w:firstRowFirstColumn="0" w:firstRowLastColumn="0" w:lastRowFirstColumn="0" w:lastRowLastColumn="0"/>
               <w:rPr>
-                <w:rFonts w:ascii="Sakkal Majalla" w:hAnsi="Sakkal Majalla" w:cs="Sakkal Majalla" w:hint="cs"/>
+                <w:rFonts w:ascii="Sakkal Majalla" w:hAnsi="Sakkal Majalla" w:cs="Sakkal Majalla"/>
               </w:rPr>
             </w:pPr>
             <w:r>
@@ -1314,7 +1314,7 @@
             <w:pPr>
               <w:cnfStyle w:val="000000100000" w:firstRow="0" w:lastRow="0" w:firstColumn="0" w:lastColumn="0" w:oddVBand="0" w:evenVBand="0" w:oddHBand="1" w:evenHBand="0" w:firstRowFirstColumn="0" w:firstRowLastColumn="0" w:lastRowFirstColumn="0" w:lastRowLastColumn="0"/>
               <w:rPr>
-                <w:rFonts w:ascii="Sakkal Majalla" w:hAnsi="Sakkal Majalla" w:cs="Sakkal Majalla" w:hint="cs"/>
+                <w:rFonts w:ascii="Sakkal Majalla" w:hAnsi="Sakkal Majalla" w:cs="Sakkal Majalla"/>
               </w:rPr>
             </w:pPr>
             <w:r>
@@ -1328,7 +1328,7 @@
             <w:pPr>
               <w:cnfStyle w:val="000000100000" w:firstRow="0" w:lastRow="0" w:firstColumn="0" w:lastColumn="0" w:oddVBand="0" w:evenVBand="0" w:oddHBand="1" w:evenHBand="0" w:firstRowFirstColumn="0" w:firstRowLastColumn="0" w:lastRowFirstColumn="0" w:lastRowLastColumn="0"/>
               <w:rPr>
-                <w:rFonts w:ascii="Sakkal Majalla" w:hAnsi="Sakkal Majalla" w:cs="Sakkal Majalla" w:hint="cs"/>
+                <w:rFonts w:ascii="Sakkal Majalla" w:hAnsi="Sakkal Majalla" w:cs="Sakkal Majalla"/>
               </w:rPr>
             </w:pPr>
             <w:r>
@@ -1356,7 +1356,7 @@
             <w:pPr>
               <w:cnfStyle w:val="000000100000" w:firstRow="0" w:lastRow="0" w:firstColumn="0" w:lastColumn="0" w:oddVBand="0" w:evenVBand="0" w:oddHBand="1" w:evenHBand="0" w:firstRowFirstColumn="0" w:firstRowLastColumn="0" w:lastRowFirstColumn="0" w:lastRowLastColumn="0"/>
               <w:rPr>
-                <w:rFonts w:ascii="Sakkal Majalla" w:hAnsi="Sakkal Majalla" w:cs="Sakkal Majalla" w:hint="cs"/>
+                <w:rFonts w:ascii="Sakkal Majalla" w:hAnsi="Sakkal Majalla" w:cs="Sakkal Majalla"/>
               </w:rPr>
             </w:pPr>
             <w:r>
@@ -1384,7 +1384,7 @@
             <w:pPr>
               <w:cnfStyle w:val="000000100000" w:firstRow="0" w:lastRow="0" w:firstColumn="0" w:lastColumn="0" w:oddVBand="0" w:evenVBand="0" w:oddHBand="1" w:evenHBand="0" w:firstRowFirstColumn="0" w:firstRowLastColumn="0" w:lastRowFirstColumn="0" w:lastRowLastColumn="0"/>
               <w:rPr>
-                <w:rFonts w:ascii="Sakkal Majalla" w:hAnsi="Sakkal Majalla" w:cs="Sakkal Majalla" w:hint="cs"/>
+                <w:rFonts w:ascii="Sakkal Majalla" w:hAnsi="Sakkal Majalla" w:cs="Sakkal Majalla"/>
               </w:rPr>
             </w:pPr>
             <w:r>
@@ -1398,7 +1398,7 @@
             <w:pPr>
               <w:cnfStyle w:val="000000100000" w:firstRow="0" w:lastRow="0" w:firstColumn="0" w:lastColumn="0" w:oddVBand="0" w:evenVBand="0" w:oddHBand="1" w:evenHBand="0" w:firstRowFirstColumn="0" w:firstRowLastColumn="0" w:lastRowFirstColumn="0" w:lastRowLastColumn="0"/>
               <w:rPr>
-                <w:rFonts w:ascii="Sakkal Majalla" w:hAnsi="Sakkal Majalla" w:cs="Sakkal Majalla" w:hint="cs"/>
+                <w:rFonts w:ascii="Sakkal Majalla" w:hAnsi="Sakkal Majalla" w:cs="Sakkal Majalla"/>
               </w:rPr>
             </w:pPr>
             <w:r>
@@ -1412,7 +1412,7 @@
             <w:pPr>
               <w:cnfStyle w:val="000000100000" w:firstRow="0" w:lastRow="0" w:firstColumn="0" w:lastColumn="0" w:oddVBand="0" w:evenVBand="0" w:oddHBand="1" w:evenHBand="0" w:firstRowFirstColumn="0" w:firstRowLastColumn="0" w:lastRowFirstColumn="0" w:lastRowLastColumn="0"/>
               <w:rPr>
-                <w:rFonts w:ascii="Sakkal Majalla" w:hAnsi="Sakkal Majalla" w:cs="Sakkal Majalla" w:hint="cs"/>
+                <w:rFonts w:ascii="Sakkal Majalla" w:hAnsi="Sakkal Majalla" w:cs="Sakkal Majalla"/>
               </w:rPr>
             </w:pPr>
             <w:r>
@@ -1440,7 +1440,7 @@
             <w:pPr>
               <w:cnfStyle w:val="000000100000" w:firstRow="0" w:lastRow="0" w:firstColumn="0" w:lastColumn="0" w:oddVBand="0" w:evenVBand="0" w:oddHBand="1" w:evenHBand="0" w:firstRowFirstColumn="0" w:firstRowLastColumn="0" w:lastRowFirstColumn="0" w:lastRowLastColumn="0"/>
               <w:rPr>
-                <w:rFonts w:ascii="Sakkal Majalla" w:hAnsi="Sakkal Majalla" w:cs="Sakkal Majalla" w:hint="cs"/>
+                <w:rFonts w:ascii="Sakkal Majalla" w:hAnsi="Sakkal Majalla" w:cs="Sakkal Majalla"/>
                 <w:b/>
                 <w:bCs/>
               </w:rPr>
@@ -1476,7 +1476,7 @@
               <w:jc w:val="center"/>
               <w:cnfStyle w:val="000000100000" w:firstRow="0" w:lastRow="0" w:firstColumn="0" w:lastColumn="0" w:oddVBand="0" w:evenVBand="0" w:oddHBand="1" w:evenHBand="0" w:firstRowFirstColumn="0" w:firstRowLastColumn="0" w:lastRowFirstColumn="0" w:lastRowLastColumn="0"/>
               <w:rPr>
-                <w:rFonts w:ascii="Sakkal Majalla" w:hAnsi="Sakkal Majalla" w:cs="Sakkal Majalla" w:hint="cs"/>
+                <w:rFonts w:ascii="Sakkal Majalla" w:hAnsi="Sakkal Majalla" w:cs="Sakkal Majalla"/>
               </w:rPr>
             </w:pPr>
             <w:r>
@@ -1507,7 +1507,7 @@
             <w:pPr>
               <w:cnfStyle w:val="000000100000" w:firstRow="0" w:lastRow="0" w:firstColumn="0" w:lastColumn="0" w:oddVBand="0" w:evenVBand="0" w:oddHBand="1" w:evenHBand="0" w:firstRowFirstColumn="0" w:firstRowLastColumn="0" w:lastRowFirstColumn="0" w:lastRowLastColumn="0"/>
               <w:rPr>
-                <w:rFonts w:ascii="Sakkal Majalla" w:hAnsi="Sakkal Majalla" w:cs="Sakkal Majalla" w:hint="cs"/>
+                <w:rFonts w:ascii="Sakkal Majalla" w:hAnsi="Sakkal Majalla" w:cs="Sakkal Majalla"/>
               </w:rPr>
             </w:pPr>
           </w:p>
@@ -1523,7 +1523,7 @@
             <w:pPr>
               <w:jc w:val="center"/>
               <w:rPr>
-                <w:rFonts w:ascii="Sakkal Majalla" w:hAnsi="Sakkal Majalla" w:cs="Sakkal Majalla" w:hint="cs"/>
+                <w:rFonts w:ascii="Sakkal Majalla" w:hAnsi="Sakkal Majalla" w:cs="Sakkal Majalla"/>
               </w:rPr>
             </w:pPr>
             <w:r>
@@ -1542,7 +1542,7 @@
             <w:pPr>
               <w:cnfStyle w:val="000000000000" w:firstRow="0" w:lastRow="0" w:firstColumn="0" w:lastColumn="0" w:oddVBand="0" w:evenVBand="0" w:oddHBand="0" w:evenHBand="0" w:firstRowFirstColumn="0" w:firstRowLastColumn="0" w:lastRowFirstColumn="0" w:lastRowLastColumn="0"/>
               <w:rPr>
-                <w:rFonts w:ascii="Sakkal Majalla" w:hAnsi="Sakkal Majalla" w:cs="Sakkal Majalla" w:hint="cs"/>
+                <w:rFonts w:ascii="Sakkal Majalla" w:hAnsi="Sakkal Majalla" w:cs="Sakkal Majalla"/>
               </w:rPr>
             </w:pPr>
             <w:r>
@@ -1576,7 +1576,7 @@
               <w:jc w:val="center"/>
               <w:cnfStyle w:val="000000000000" w:firstRow="0" w:lastRow="0" w:firstColumn="0" w:lastColumn="0" w:oddVBand="0" w:evenVBand="0" w:oddHBand="0" w:evenHBand="0" w:firstRowFirstColumn="0" w:firstRowLastColumn="0" w:lastRowFirstColumn="0" w:lastRowLastColumn="0"/>
               <w:rPr>
-                <w:rFonts w:ascii="Sakkal Majalla" w:hAnsi="Sakkal Majalla" w:cs="Sakkal Majalla" w:hint="cs"/>
+                <w:rFonts w:ascii="Sakkal Majalla" w:hAnsi="Sakkal Majalla" w:cs="Sakkal Majalla"/>
               </w:rPr>
             </w:pPr>
             <w:r>
@@ -1595,7 +1595,7 @@
             <w:pPr>
               <w:cnfStyle w:val="000000000000" w:firstRow="0" w:lastRow="0" w:firstColumn="0" w:lastColumn="0" w:oddVBand="0" w:evenVBand="0" w:oddHBand="0" w:evenHBand="0" w:firstRowFirstColumn="0" w:firstRowLastColumn="0" w:lastRowFirstColumn="0" w:lastRowLastColumn="0"/>
               <w:rPr>
-                <w:rFonts w:ascii="Sakkal Majalla" w:hAnsi="Sakkal Majalla" w:cs="Sakkal Majalla" w:hint="cs"/>
+                <w:rFonts w:ascii="Sakkal Majalla" w:hAnsi="Sakkal Majalla" w:cs="Sakkal Majalla"/>
               </w:rPr>
             </w:pPr>
           </w:p>
@@ -1614,7 +1614,7 @@
             <w:pPr>
               <w:jc w:val="center"/>
               <w:rPr>
-                <w:rFonts w:ascii="Sakkal Majalla" w:hAnsi="Sakkal Majalla" w:cs="Sakkal Majalla" w:hint="cs"/>
+                <w:rFonts w:ascii="Sakkal Majalla" w:hAnsi="Sakkal Majalla" w:cs="Sakkal Majalla"/>
               </w:rPr>
             </w:pPr>
             <w:r>
@@ -1633,7 +1633,7 @@
             <w:pPr>
               <w:cnfStyle w:val="000000100000" w:firstRow="0" w:lastRow="0" w:firstColumn="0" w:lastColumn="0" w:oddVBand="0" w:evenVBand="0" w:oddHBand="1" w:evenHBand="0" w:firstRowFirstColumn="0" w:firstRowLastColumn="0" w:lastRowFirstColumn="0" w:lastRowLastColumn="0"/>
               <w:rPr>
-                <w:rFonts w:ascii="Sakkal Majalla" w:hAnsi="Sakkal Majalla" w:cs="Sakkal Majalla" w:hint="cs"/>
+                <w:rFonts w:ascii="Sakkal Majalla" w:hAnsi="Sakkal Majalla" w:cs="Sakkal Majalla"/>
               </w:rPr>
             </w:pPr>
             <w:r>
@@ -1652,7 +1652,7 @@
               </w:numPr>
               <w:cnfStyle w:val="000000100000" w:firstRow="0" w:lastRow="0" w:firstColumn="0" w:lastColumn="0" w:oddVBand="0" w:evenVBand="0" w:oddHBand="1" w:evenHBand="0" w:firstRowFirstColumn="0" w:firstRowLastColumn="0" w:lastRowFirstColumn="0" w:lastRowLastColumn="0"/>
               <w:rPr>
-                <w:rFonts w:ascii="Sakkal Majalla" w:hAnsi="Sakkal Majalla" w:cs="Sakkal Majalla" w:hint="cs"/>
+                <w:rFonts w:ascii="Sakkal Majalla" w:hAnsi="Sakkal Majalla" w:cs="Sakkal Majalla"/>
               </w:rPr>
             </w:pPr>
             <w:r>
@@ -1671,7 +1671,7 @@
               </w:numPr>
               <w:cnfStyle w:val="000000100000" w:firstRow="0" w:lastRow="0" w:firstColumn="0" w:lastColumn="0" w:oddVBand="0" w:evenVBand="0" w:oddHBand="1" w:evenHBand="0" w:firstRowFirstColumn="0" w:firstRowLastColumn="0" w:lastRowFirstColumn="0" w:lastRowLastColumn="0"/>
               <w:rPr>
-                <w:rFonts w:ascii="Sakkal Majalla" w:hAnsi="Sakkal Majalla" w:cs="Sakkal Majalla" w:hint="cs"/>
+                <w:rFonts w:ascii="Sakkal Majalla" w:hAnsi="Sakkal Majalla" w:cs="Sakkal Majalla"/>
               </w:rPr>
             </w:pPr>
             <w:r>
@@ -1685,7 +1685,7 @@
             <w:pPr>
               <w:cnfStyle w:val="000000100000" w:firstRow="0" w:lastRow="0" w:firstColumn="0" w:lastColumn="0" w:oddVBand="0" w:evenVBand="0" w:oddHBand="1" w:evenHBand="0" w:firstRowFirstColumn="0" w:firstRowLastColumn="0" w:lastRowFirstColumn="0" w:lastRowLastColumn="0"/>
               <w:rPr>
-                <w:rFonts w:ascii="Sakkal Majalla" w:hAnsi="Sakkal Majalla" w:cs="Sakkal Majalla" w:hint="cs"/>
+                <w:rFonts w:ascii="Sakkal Majalla" w:hAnsi="Sakkal Majalla" w:cs="Sakkal Majalla"/>
               </w:rPr>
             </w:pPr>
           </w:p>
@@ -1699,7 +1699,7 @@
               <w:jc w:val="center"/>
               <w:cnfStyle w:val="000000100000" w:firstRow="0" w:lastRow="0" w:firstColumn="0" w:lastColumn="0" w:oddVBand="0" w:evenVBand="0" w:oddHBand="1" w:evenHBand="0" w:firstRowFirstColumn="0" w:firstRowLastColumn="0" w:lastRowFirstColumn="0" w:lastRowLastColumn="0"/>
               <w:rPr>
-                <w:rFonts w:ascii="Sakkal Majalla" w:hAnsi="Sakkal Majalla" w:cs="Sakkal Majalla" w:hint="cs"/>
+                <w:rFonts w:ascii="Sakkal Majalla" w:hAnsi="Sakkal Majalla" w:cs="Sakkal Majalla"/>
               </w:rPr>
             </w:pPr>
             <w:r>
@@ -1730,7 +1730,7 @@
             <w:pPr>
               <w:cnfStyle w:val="000000100000" w:firstRow="0" w:lastRow="0" w:firstColumn="0" w:lastColumn="0" w:oddVBand="0" w:evenVBand="0" w:oddHBand="1" w:evenHBand="0" w:firstRowFirstColumn="0" w:firstRowLastColumn="0" w:lastRowFirstColumn="0" w:lastRowLastColumn="0"/>
               <w:rPr>
-                <w:rFonts w:ascii="Sakkal Majalla" w:hAnsi="Sakkal Majalla" w:cs="Sakkal Majalla" w:hint="cs"/>
+                <w:rFonts w:ascii="Sakkal Majalla" w:hAnsi="Sakkal Majalla" w:cs="Sakkal Majalla"/>
               </w:rPr>
             </w:pPr>
           </w:p>
@@ -1740,7 +1740,7 @@
     <w:p>
       <w:pPr>
         <w:rPr>
-          <w:rFonts w:ascii="Sakkal Majalla" w:hAnsi="Sakkal Majalla" w:cs="Sakkal Majalla" w:hint="cs"/>
+          <w:rFonts w:ascii="Sakkal Majalla" w:hAnsi="Sakkal Majalla" w:cs="Sakkal Majalla"/>
         </w:rPr>
       </w:pPr>
     </w:p>
@@ -1770,7 +1770,7 @@
             <w:pPr>
               <w:jc w:val="center"/>
               <w:rPr>
-                <w:rFonts w:ascii="Sakkal Majalla" w:hAnsi="Sakkal Majalla" w:cs="Sakkal Majalla" w:hint="cs"/>
+                <w:rFonts w:ascii="Sakkal Majalla" w:hAnsi="Sakkal Majalla" w:cs="Sakkal Majalla"/>
               </w:rPr>
             </w:pPr>
             <w:r>
@@ -1791,7 +1791,7 @@
               <w:jc w:val="center"/>
               <w:cnfStyle w:val="100000000000" w:firstRow="1" w:lastRow="0" w:firstColumn="0" w:lastColumn="0" w:oddVBand="0" w:evenVBand="0" w:oddHBand="0" w:evenHBand="0" w:firstRowFirstColumn="0" w:firstRowLastColumn="0" w:lastRowFirstColumn="0" w:lastRowLastColumn="0"/>
               <w:rPr>
-                <w:rFonts w:ascii="Sakkal Majalla" w:hAnsi="Sakkal Majalla" w:cs="Sakkal Majalla" w:hint="cs"/>
+                <w:rFonts w:ascii="Sakkal Majalla" w:hAnsi="Sakkal Majalla" w:cs="Sakkal Majalla"/>
               </w:rPr>
             </w:pPr>
             <w:r>
@@ -1811,7 +1811,7 @@
               <w:jc w:val="center"/>
               <w:cnfStyle w:val="100000000000" w:firstRow="1" w:lastRow="0" w:firstColumn="0" w:lastColumn="0" w:oddVBand="0" w:evenVBand="0" w:oddHBand="0" w:evenHBand="0" w:firstRowFirstColumn="0" w:firstRowLastColumn="0" w:lastRowFirstColumn="0" w:lastRowLastColumn="0"/>
               <w:rPr>
-                <w:rFonts w:ascii="Sakkal Majalla" w:hAnsi="Sakkal Majalla" w:cs="Sakkal Majalla" w:hint="cs"/>
+                <w:rFonts w:ascii="Sakkal Majalla" w:hAnsi="Sakkal Majalla" w:cs="Sakkal Majalla"/>
               </w:rPr>
             </w:pPr>
             <w:r>
@@ -1831,7 +1831,7 @@
               <w:jc w:val="center"/>
               <w:cnfStyle w:val="100000000000" w:firstRow="1" w:lastRow="0" w:firstColumn="0" w:lastColumn="0" w:oddVBand="0" w:evenVBand="0" w:oddHBand="0" w:evenHBand="0" w:firstRowFirstColumn="0" w:firstRowLastColumn="0" w:lastRowFirstColumn="0" w:lastRowLastColumn="0"/>
               <w:rPr>
-                <w:rFonts w:ascii="Sakkal Majalla" w:hAnsi="Sakkal Majalla" w:cs="Sakkal Majalla" w:hint="cs"/>
+                <w:rFonts w:ascii="Sakkal Majalla" w:hAnsi="Sakkal Majalla" w:cs="Sakkal Majalla"/>
               </w:rPr>
             </w:pPr>
             <w:r>
@@ -1856,7 +1856,7 @@
             <w:pPr>
               <w:jc w:val="center"/>
               <w:rPr>
-                <w:rFonts w:ascii="Sakkal Majalla" w:hAnsi="Sakkal Majalla" w:cs="Sakkal Majalla" w:hint="cs"/>
+                <w:rFonts w:ascii="Sakkal Majalla" w:hAnsi="Sakkal Majalla" w:cs="Sakkal Majalla"/>
               </w:rPr>
             </w:pPr>
             <w:r>
@@ -1875,7 +1875,7 @@
             <w:pPr>
               <w:cnfStyle w:val="000000100000" w:firstRow="0" w:lastRow="0" w:firstColumn="0" w:lastColumn="0" w:oddVBand="0" w:evenVBand="0" w:oddHBand="1" w:evenHBand="0" w:firstRowFirstColumn="0" w:firstRowLastColumn="0" w:lastRowFirstColumn="0" w:lastRowLastColumn="0"/>
               <w:rPr>
-                <w:rFonts w:ascii="Sakkal Majalla" w:hAnsi="Sakkal Majalla" w:cs="Sakkal Majalla" w:hint="cs"/>
+                <w:rFonts w:ascii="Sakkal Majalla" w:hAnsi="Sakkal Majalla" w:cs="Sakkal Majalla"/>
               </w:rPr>
             </w:pPr>
             <w:r>
@@ -1894,7 +1894,7 @@
               </w:numPr>
               <w:cnfStyle w:val="000000100000" w:firstRow="0" w:lastRow="0" w:firstColumn="0" w:lastColumn="0" w:oddVBand="0" w:evenVBand="0" w:oddHBand="1" w:evenHBand="0" w:firstRowFirstColumn="0" w:firstRowLastColumn="0" w:lastRowFirstColumn="0" w:lastRowLastColumn="0"/>
               <w:rPr>
-                <w:rFonts w:ascii="Sakkal Majalla" w:hAnsi="Sakkal Majalla" w:cs="Sakkal Majalla" w:hint="cs"/>
+                <w:rFonts w:ascii="Sakkal Majalla" w:hAnsi="Sakkal Majalla" w:cs="Sakkal Majalla"/>
               </w:rPr>
             </w:pPr>
             <w:r>
@@ -1927,7 +1927,7 @@
               </w:numPr>
               <w:cnfStyle w:val="000000100000" w:firstRow="0" w:lastRow="0" w:firstColumn="0" w:lastColumn="0" w:oddVBand="0" w:evenVBand="0" w:oddHBand="1" w:evenHBand="0" w:firstRowFirstColumn="0" w:firstRowLastColumn="0" w:lastRowFirstColumn="0" w:lastRowLastColumn="0"/>
               <w:rPr>
-                <w:rFonts w:ascii="Sakkal Majalla" w:hAnsi="Sakkal Majalla" w:cs="Sakkal Majalla" w:hint="cs"/>
+                <w:rFonts w:ascii="Sakkal Majalla" w:hAnsi="Sakkal Majalla" w:cs="Sakkal Majalla"/>
               </w:rPr>
             </w:pPr>
             <w:r>
@@ -1947,7 +1947,7 @@
               <w:jc w:val="center"/>
               <w:cnfStyle w:val="000000100000" w:firstRow="0" w:lastRow="0" w:firstColumn="0" w:lastColumn="0" w:oddVBand="0" w:evenVBand="0" w:oddHBand="1" w:evenHBand="0" w:firstRowFirstColumn="0" w:firstRowLastColumn="0" w:lastRowFirstColumn="0" w:lastRowLastColumn="0"/>
               <w:rPr>
-                <w:rFonts w:ascii="Sakkal Majalla" w:hAnsi="Sakkal Majalla" w:cs="Sakkal Majalla" w:hint="cs"/>
+                <w:rFonts w:ascii="Sakkal Majalla" w:hAnsi="Sakkal Majalla" w:cs="Sakkal Majalla"/>
               </w:rPr>
             </w:pPr>
             <w:r>
@@ -1966,7 +1966,7 @@
             <w:pPr>
               <w:cnfStyle w:val="000000100000" w:firstRow="0" w:lastRow="0" w:firstColumn="0" w:lastColumn="0" w:oddVBand="0" w:evenVBand="0" w:oddHBand="1" w:evenHBand="0" w:firstRowFirstColumn="0" w:firstRowLastColumn="0" w:lastRowFirstColumn="0" w:lastRowLastColumn="0"/>
               <w:rPr>
-                <w:rFonts w:ascii="Sakkal Majalla" w:hAnsi="Sakkal Majalla" w:cs="Sakkal Majalla" w:hint="cs"/>
+                <w:rFonts w:ascii="Sakkal Majalla" w:hAnsi="Sakkal Majalla" w:cs="Sakkal Majalla"/>
               </w:rPr>
             </w:pPr>
           </w:p>
@@ -1982,7 +1982,7 @@
             <w:pPr>
               <w:jc w:val="center"/>
               <w:rPr>
-                <w:rFonts w:ascii="Sakkal Majalla" w:hAnsi="Sakkal Majalla" w:cs="Sakkal Majalla" w:hint="cs"/>
+                <w:rFonts w:ascii="Sakkal Majalla" w:hAnsi="Sakkal Majalla" w:cs="Sakkal Majalla"/>
               </w:rPr>
             </w:pPr>
             <w:r>
@@ -2001,7 +2001,7 @@
             <w:pPr>
               <w:cnfStyle w:val="000000000000" w:firstRow="0" w:lastRow="0" w:firstColumn="0" w:lastColumn="0" w:oddVBand="0" w:evenVBand="0" w:oddHBand="0" w:evenHBand="0" w:firstRowFirstColumn="0" w:firstRowLastColumn="0" w:lastRowFirstColumn="0" w:lastRowLastColumn="0"/>
               <w:rPr>
-                <w:rFonts w:ascii="Sakkal Majalla" w:hAnsi="Sakkal Majalla" w:cs="Sakkal Majalla" w:hint="cs"/>
+                <w:rFonts w:ascii="Sakkal Majalla" w:hAnsi="Sakkal Majalla" w:cs="Sakkal Majalla"/>
               </w:rPr>
             </w:pPr>
             <w:r>
@@ -2020,7 +2020,7 @@
               </w:numPr>
               <w:cnfStyle w:val="000000000000" w:firstRow="0" w:lastRow="0" w:firstColumn="0" w:lastColumn="0" w:oddVBand="0" w:evenVBand="0" w:oddHBand="0" w:evenHBand="0" w:firstRowFirstColumn="0" w:firstRowLastColumn="0" w:lastRowFirstColumn="0" w:lastRowLastColumn="0"/>
               <w:rPr>
-                <w:rFonts w:ascii="Sakkal Majalla" w:hAnsi="Sakkal Majalla" w:cs="Sakkal Majalla" w:hint="cs"/>
+                <w:rFonts w:ascii="Sakkal Majalla" w:hAnsi="Sakkal Majalla" w:cs="Sakkal Majalla"/>
               </w:rPr>
             </w:pPr>
             <w:r>
@@ -2106,7 +2106,7 @@
               </w:numPr>
               <w:cnfStyle w:val="000000000000" w:firstRow="0" w:lastRow="0" w:firstColumn="0" w:lastColumn="0" w:oddVBand="0" w:evenVBand="0" w:oddHBand="0" w:evenHBand="0" w:firstRowFirstColumn="0" w:firstRowLastColumn="0" w:lastRowFirstColumn="0" w:lastRowLastColumn="0"/>
               <w:rPr>
-                <w:rFonts w:ascii="Sakkal Majalla" w:hAnsi="Sakkal Majalla" w:cs="Sakkal Majalla" w:hint="cs"/>
+                <w:rFonts w:ascii="Sakkal Majalla" w:hAnsi="Sakkal Majalla" w:cs="Sakkal Majalla"/>
               </w:rPr>
             </w:pPr>
             <w:r>
@@ -2126,7 +2126,7 @@
               <w:jc w:val="center"/>
               <w:cnfStyle w:val="000000000000" w:firstRow="0" w:lastRow="0" w:firstColumn="0" w:lastColumn="0" w:oddVBand="0" w:evenVBand="0" w:oddHBand="0" w:evenHBand="0" w:firstRowFirstColumn="0" w:firstRowLastColumn="0" w:lastRowFirstColumn="0" w:lastRowLastColumn="0"/>
               <w:rPr>
-                <w:rFonts w:ascii="Sakkal Majalla" w:hAnsi="Sakkal Majalla" w:cs="Sakkal Majalla" w:hint="cs"/>
+                <w:rFonts w:ascii="Sakkal Majalla" w:hAnsi="Sakkal Majalla" w:cs="Sakkal Majalla"/>
               </w:rPr>
             </w:pPr>
             <w:r>
@@ -2141,7 +2141,7 @@
               <w:jc w:val="center"/>
               <w:cnfStyle w:val="000000000000" w:firstRow="0" w:lastRow="0" w:firstColumn="0" w:lastColumn="0" w:oddVBand="0" w:evenVBand="0" w:oddHBand="0" w:evenHBand="0" w:firstRowFirstColumn="0" w:firstRowLastColumn="0" w:lastRowFirstColumn="0" w:lastRowLastColumn="0"/>
               <w:rPr>
-                <w:rFonts w:ascii="Sakkal Majalla" w:hAnsi="Sakkal Majalla" w:cs="Sakkal Majalla" w:hint="cs"/>
+                <w:rFonts w:ascii="Sakkal Majalla" w:hAnsi="Sakkal Majalla" w:cs="Sakkal Majalla"/>
               </w:rPr>
             </w:pPr>
             <w:r>
@@ -2184,7 +2184,7 @@
             <w:pPr>
               <w:cnfStyle w:val="000000000000" w:firstRow="0" w:lastRow="0" w:firstColumn="0" w:lastColumn="0" w:oddVBand="0" w:evenVBand="0" w:oddHBand="0" w:evenHBand="0" w:firstRowFirstColumn="0" w:firstRowLastColumn="0" w:lastRowFirstColumn="0" w:lastRowLastColumn="0"/>
               <w:rPr>
-                <w:rFonts w:ascii="Sakkal Majalla" w:hAnsi="Sakkal Majalla" w:cs="Sakkal Majalla" w:hint="cs"/>
+                <w:rFonts w:ascii="Sakkal Majalla" w:hAnsi="Sakkal Majalla" w:cs="Sakkal Majalla"/>
               </w:rPr>
             </w:pPr>
           </w:p>
@@ -2203,7 +2203,7 @@
             <w:pPr>
               <w:jc w:val="center"/>
               <w:rPr>
-                <w:rFonts w:ascii="Sakkal Majalla" w:hAnsi="Sakkal Majalla" w:cs="Sakkal Majalla" w:hint="cs"/>
+                <w:rFonts w:ascii="Sakkal Majalla" w:hAnsi="Sakkal Majalla" w:cs="Sakkal Majalla"/>
               </w:rPr>
             </w:pPr>
             <w:r>
@@ -2222,7 +2222,7 @@
             <w:pPr>
               <w:cnfStyle w:val="000000100000" w:firstRow="0" w:lastRow="0" w:firstColumn="0" w:lastColumn="0" w:oddVBand="0" w:evenVBand="0" w:oddHBand="1" w:evenHBand="0" w:firstRowFirstColumn="0" w:firstRowLastColumn="0" w:lastRowFirstColumn="0" w:lastRowLastColumn="0"/>
               <w:rPr>
-                <w:rFonts w:ascii="Sakkal Majalla" w:hAnsi="Sakkal Majalla" w:cs="Sakkal Majalla" w:hint="cs"/>
+                <w:rFonts w:ascii="Sakkal Majalla" w:hAnsi="Sakkal Majalla" w:cs="Sakkal Majalla"/>
               </w:rPr>
             </w:pPr>
             <w:r>
@@ -2242,7 +2242,7 @@
               <w:jc w:val="center"/>
               <w:cnfStyle w:val="000000100000" w:firstRow="0" w:lastRow="0" w:firstColumn="0" w:lastColumn="0" w:oddVBand="0" w:evenVBand="0" w:oddHBand="1" w:evenHBand="0" w:firstRowFirstColumn="0" w:firstRowLastColumn="0" w:lastRowFirstColumn="0" w:lastRowLastColumn="0"/>
               <w:rPr>
-                <w:rFonts w:ascii="Sakkal Majalla" w:hAnsi="Sakkal Majalla" w:cs="Sakkal Majalla" w:hint="cs"/>
+                <w:rFonts w:ascii="Sakkal Majalla" w:hAnsi="Sakkal Majalla" w:cs="Sakkal Majalla"/>
               </w:rPr>
             </w:pPr>
             <w:r>
@@ -2267,7 +2267,7 @@
             <w:pPr>
               <w:cnfStyle w:val="000000100000" w:firstRow="0" w:lastRow="0" w:firstColumn="0" w:lastColumn="0" w:oddVBand="0" w:evenVBand="0" w:oddHBand="1" w:evenHBand="0" w:firstRowFirstColumn="0" w:firstRowLastColumn="0" w:lastRowFirstColumn="0" w:lastRowLastColumn="0"/>
               <w:rPr>
-                <w:rFonts w:ascii="Sakkal Majalla" w:hAnsi="Sakkal Majalla" w:cs="Sakkal Majalla" w:hint="cs"/>
+                <w:rFonts w:ascii="Sakkal Majalla" w:hAnsi="Sakkal Majalla" w:cs="Sakkal Majalla"/>
               </w:rPr>
             </w:pPr>
           </w:p>
@@ -2286,7 +2286,7 @@
             <w:pPr>
               <w:jc w:val="center"/>
               <w:rPr>
-                <w:rFonts w:ascii="Sakkal Majalla" w:hAnsi="Sakkal Majalla" w:cs="Sakkal Majalla" w:hint="cs"/>
+                <w:rFonts w:ascii="Sakkal Majalla" w:hAnsi="Sakkal Majalla" w:cs="Sakkal Majalla"/>
               </w:rPr>
             </w:pPr>
             <w:r>
@@ -2305,7 +2305,7 @@
             <w:pPr>
               <w:cnfStyle w:val="000000000000" w:firstRow="0" w:lastRow="0" w:firstColumn="0" w:lastColumn="0" w:oddVBand="0" w:evenVBand="0" w:oddHBand="0" w:evenHBand="0" w:firstRowFirstColumn="0" w:firstRowLastColumn="0" w:lastRowFirstColumn="0" w:lastRowLastColumn="0"/>
               <w:rPr>
-                <w:rFonts w:ascii="Sakkal Majalla" w:hAnsi="Sakkal Majalla" w:cs="Sakkal Majalla" w:hint="cs"/>
+                <w:rFonts w:ascii="Sakkal Majalla" w:hAnsi="Sakkal Majalla" w:cs="Sakkal Majalla"/>
               </w:rPr>
             </w:pPr>
             <w:r>
@@ -2339,7 +2339,7 @@
               <w:jc w:val="center"/>
               <w:cnfStyle w:val="000000000000" w:firstRow="0" w:lastRow="0" w:firstColumn="0" w:lastColumn="0" w:oddVBand="0" w:evenVBand="0" w:oddHBand="0" w:evenHBand="0" w:firstRowFirstColumn="0" w:firstRowLastColumn="0" w:lastRowFirstColumn="0" w:lastRowLastColumn="0"/>
               <w:rPr>
-                <w:rFonts w:ascii="Sakkal Majalla" w:hAnsi="Sakkal Majalla" w:cs="Sakkal Majalla" w:hint="cs"/>
+                <w:rFonts w:ascii="Sakkal Majalla" w:hAnsi="Sakkal Majalla" w:cs="Sakkal Majalla"/>
               </w:rPr>
             </w:pPr>
             <w:r>
@@ -2358,7 +2358,7 @@
             <w:pPr>
               <w:cnfStyle w:val="000000000000" w:firstRow="0" w:lastRow="0" w:firstColumn="0" w:lastColumn="0" w:oddVBand="0" w:evenVBand="0" w:oddHBand="0" w:evenHBand="0" w:firstRowFirstColumn="0" w:firstRowLastColumn="0" w:lastRowFirstColumn="0" w:lastRowLastColumn="0"/>
               <w:rPr>
-                <w:rFonts w:ascii="Sakkal Majalla" w:hAnsi="Sakkal Majalla" w:cs="Sakkal Majalla" w:hint="cs"/>
+                <w:rFonts w:ascii="Sakkal Majalla" w:hAnsi="Sakkal Majalla" w:cs="Sakkal Majalla"/>
               </w:rPr>
             </w:pPr>
           </w:p>
@@ -2377,7 +2377,7 @@
             <w:pPr>
               <w:jc w:val="center"/>
               <w:rPr>
-                <w:rFonts w:ascii="Sakkal Majalla" w:hAnsi="Sakkal Majalla" w:cs="Sakkal Majalla" w:hint="cs"/>
+                <w:rFonts w:ascii="Sakkal Majalla" w:hAnsi="Sakkal Majalla" w:cs="Sakkal Majalla"/>
               </w:rPr>
             </w:pPr>
             <w:r>
@@ -2396,7 +2396,7 @@
             <w:pPr>
               <w:cnfStyle w:val="000000100000" w:firstRow="0" w:lastRow="0" w:firstColumn="0" w:lastColumn="0" w:oddVBand="0" w:evenVBand="0" w:oddHBand="1" w:evenHBand="0" w:firstRowFirstColumn="0" w:firstRowLastColumn="0" w:lastRowFirstColumn="0" w:lastRowLastColumn="0"/>
               <w:rPr>
-                <w:rFonts w:ascii="Sakkal Majalla" w:hAnsi="Sakkal Majalla" w:cs="Sakkal Majalla" w:hint="cs"/>
+                <w:rFonts w:ascii="Sakkal Majalla" w:hAnsi="Sakkal Majalla" w:cs="Sakkal Majalla"/>
               </w:rPr>
             </w:pPr>
             <w:r>
@@ -2416,7 +2416,7 @@
               <w:jc w:val="center"/>
               <w:cnfStyle w:val="000000100000" w:firstRow="0" w:lastRow="0" w:firstColumn="0" w:lastColumn="0" w:oddVBand="0" w:evenVBand="0" w:oddHBand="1" w:evenHBand="0" w:firstRowFirstColumn="0" w:firstRowLastColumn="0" w:lastRowFirstColumn="0" w:lastRowLastColumn="0"/>
               <w:rPr>
-                <w:rFonts w:ascii="Sakkal Majalla" w:hAnsi="Sakkal Majalla" w:cs="Sakkal Majalla" w:hint="cs"/>
+                <w:rFonts w:ascii="Sakkal Majalla" w:hAnsi="Sakkal Majalla" w:cs="Sakkal Majalla"/>
               </w:rPr>
             </w:pPr>
             <w:hyperlink r:id="rId5" w:history="1">
@@ -2434,7 +2434,7 @@
               <w:jc w:val="center"/>
               <w:cnfStyle w:val="000000100000" w:firstRow="0" w:lastRow="0" w:firstColumn="0" w:lastColumn="0" w:oddVBand="0" w:evenVBand="0" w:oddHBand="1" w:evenHBand="0" w:firstRowFirstColumn="0" w:firstRowLastColumn="0" w:lastRowFirstColumn="0" w:lastRowLastColumn="0"/>
               <w:rPr>
-                <w:rFonts w:ascii="Sakkal Majalla" w:hAnsi="Sakkal Majalla" w:cs="Sakkal Majalla" w:hint="cs"/>
+                <w:rFonts w:ascii="Sakkal Majalla" w:hAnsi="Sakkal Majalla" w:cs="Sakkal Majalla"/>
               </w:rPr>
             </w:pPr>
             <w:hyperlink r:id="rId6" w:history="1">
@@ -2468,7 +2468,7 @@
               <w:jc w:val="center"/>
               <w:cnfStyle w:val="000000100000" w:firstRow="0" w:lastRow="0" w:firstColumn="0" w:lastColumn="0" w:oddVBand="0" w:evenVBand="0" w:oddHBand="1" w:evenHBand="0" w:firstRowFirstColumn="0" w:firstRowLastColumn="0" w:lastRowFirstColumn="0" w:lastRowLastColumn="0"/>
               <w:rPr>
-                <w:rFonts w:ascii="Sakkal Majalla" w:hAnsi="Sakkal Majalla" w:cs="Sakkal Majalla" w:hint="cs"/>
+                <w:rFonts w:ascii="Sakkal Majalla" w:hAnsi="Sakkal Majalla" w:cs="Sakkal Majalla"/>
               </w:rPr>
             </w:pPr>
             <w:hyperlink r:id="rId7" w:history="1">
@@ -2486,7 +2486,7 @@
               <w:jc w:val="center"/>
               <w:cnfStyle w:val="000000100000" w:firstRow="0" w:lastRow="0" w:firstColumn="0" w:lastColumn="0" w:oddVBand="0" w:evenVBand="0" w:oddHBand="1" w:evenHBand="0" w:firstRowFirstColumn="0" w:firstRowLastColumn="0" w:lastRowFirstColumn="0" w:lastRowLastColumn="0"/>
               <w:rPr>
-                <w:rFonts w:ascii="Sakkal Majalla" w:hAnsi="Sakkal Majalla" w:cs="Sakkal Majalla" w:hint="cs"/>
+                <w:rFonts w:ascii="Sakkal Majalla" w:hAnsi="Sakkal Majalla" w:cs="Sakkal Majalla"/>
               </w:rPr>
             </w:pPr>
             <w:hyperlink r:id="rId8" w:history="1">
@@ -2520,7 +2520,7 @@
               <w:jc w:val="center"/>
               <w:cnfStyle w:val="000000100000" w:firstRow="0" w:lastRow="0" w:firstColumn="0" w:lastColumn="0" w:oddVBand="0" w:evenVBand="0" w:oddHBand="1" w:evenHBand="0" w:firstRowFirstColumn="0" w:firstRowLastColumn="0" w:lastRowFirstColumn="0" w:lastRowLastColumn="0"/>
               <w:rPr>
-                <w:rFonts w:ascii="Sakkal Majalla" w:hAnsi="Sakkal Majalla" w:cs="Sakkal Majalla" w:hint="cs"/>
+                <w:rFonts w:ascii="Sakkal Majalla" w:hAnsi="Sakkal Majalla" w:cs="Sakkal Majalla"/>
               </w:rPr>
             </w:pPr>
             <w:hyperlink r:id="rId9" w:history="1">
@@ -2542,7 +2542,7 @@
             <w:pPr>
               <w:cnfStyle w:val="000000100000" w:firstRow="0" w:lastRow="0" w:firstColumn="0" w:lastColumn="0" w:oddVBand="0" w:evenVBand="0" w:oddHBand="1" w:evenHBand="0" w:firstRowFirstColumn="0" w:firstRowLastColumn="0" w:lastRowFirstColumn="0" w:lastRowLastColumn="0"/>
               <w:rPr>
-                <w:rFonts w:ascii="Sakkal Majalla" w:hAnsi="Sakkal Majalla" w:cs="Sakkal Majalla" w:hint="cs"/>
+                <w:rFonts w:ascii="Sakkal Majalla" w:hAnsi="Sakkal Majalla" w:cs="Sakkal Majalla"/>
               </w:rPr>
             </w:pPr>
           </w:p>
@@ -2558,7 +2558,7 @@
             <w:pPr>
               <w:jc w:val="center"/>
               <w:rPr>
-                <w:rFonts w:ascii="Sakkal Majalla" w:hAnsi="Sakkal Majalla" w:cs="Sakkal Majalla" w:hint="cs"/>
+                <w:rFonts w:ascii="Sakkal Majalla" w:hAnsi="Sakkal Majalla" w:cs="Sakkal Majalla"/>
               </w:rPr>
             </w:pPr>
             <w:r>
@@ -2577,7 +2577,7 @@
             <w:pPr>
               <w:cnfStyle w:val="000000000000" w:firstRow="0" w:lastRow="0" w:firstColumn="0" w:lastColumn="0" w:oddVBand="0" w:evenVBand="0" w:oddHBand="0" w:evenHBand="0" w:firstRowFirstColumn="0" w:firstRowLastColumn="0" w:lastRowFirstColumn="0" w:lastRowLastColumn="0"/>
               <w:rPr>
-                <w:rFonts w:ascii="Sakkal Majalla" w:hAnsi="Sakkal Majalla" w:cs="Sakkal Majalla" w:hint="cs"/>
+                <w:rFonts w:ascii="Sakkal Majalla" w:hAnsi="Sakkal Majalla" w:cs="Sakkal Majalla"/>
               </w:rPr>
             </w:pPr>
             <w:r>
@@ -2597,7 +2597,7 @@
               <w:jc w:val="center"/>
               <w:cnfStyle w:val="000000000000" w:firstRow="0" w:lastRow="0" w:firstColumn="0" w:lastColumn="0" w:oddVBand="0" w:evenVBand="0" w:oddHBand="0" w:evenHBand="0" w:firstRowFirstColumn="0" w:firstRowLastColumn="0" w:lastRowFirstColumn="0" w:lastRowLastColumn="0"/>
               <w:rPr>
-                <w:rFonts w:ascii="Sakkal Majalla" w:hAnsi="Sakkal Majalla" w:cs="Sakkal Majalla" w:hint="cs"/>
+                <w:rFonts w:ascii="Sakkal Majalla" w:hAnsi="Sakkal Majalla" w:cs="Sakkal Majalla"/>
               </w:rPr>
             </w:pPr>
             <w:hyperlink r:id="rId10" w:history="1">
@@ -2615,7 +2615,7 @@
               <w:jc w:val="center"/>
               <w:cnfStyle w:val="000000000000" w:firstRow="0" w:lastRow="0" w:firstColumn="0" w:lastColumn="0" w:oddVBand="0" w:evenVBand="0" w:oddHBand="0" w:evenHBand="0" w:firstRowFirstColumn="0" w:firstRowLastColumn="0" w:lastRowFirstColumn="0" w:lastRowLastColumn="0"/>
               <w:rPr>
-                <w:rFonts w:ascii="Sakkal Majalla" w:hAnsi="Sakkal Majalla" w:cs="Sakkal Majalla" w:hint="cs"/>
+                <w:rFonts w:ascii="Sakkal Majalla" w:hAnsi="Sakkal Majalla" w:cs="Sakkal Majalla"/>
               </w:rPr>
             </w:pPr>
             <w:hyperlink r:id="rId11" w:history="1">
@@ -2633,7 +2633,7 @@
               <w:jc w:val="center"/>
               <w:cnfStyle w:val="000000000000" w:firstRow="0" w:lastRow="0" w:firstColumn="0" w:lastColumn="0" w:oddVBand="0" w:evenVBand="0" w:oddHBand="0" w:evenHBand="0" w:firstRowFirstColumn="0" w:firstRowLastColumn="0" w:lastRowFirstColumn="0" w:lastRowLastColumn="0"/>
               <w:rPr>
-                <w:rFonts w:ascii="Sakkal Majalla" w:hAnsi="Sakkal Majalla" w:cs="Sakkal Majalla" w:hint="cs"/>
+                <w:rFonts w:ascii="Sakkal Majalla" w:hAnsi="Sakkal Majalla" w:cs="Sakkal Majalla"/>
               </w:rPr>
             </w:pPr>
           </w:p>
@@ -2646,7 +2646,7 @@
             <w:pPr>
               <w:cnfStyle w:val="000000000000" w:firstRow="0" w:lastRow="0" w:firstColumn="0" w:lastColumn="0" w:oddVBand="0" w:evenVBand="0" w:oddHBand="0" w:evenHBand="0" w:firstRowFirstColumn="0" w:firstRowLastColumn="0" w:lastRowFirstColumn="0" w:lastRowLastColumn="0"/>
               <w:rPr>
-                <w:rFonts w:ascii="Sakkal Majalla" w:hAnsi="Sakkal Majalla" w:cs="Sakkal Majalla" w:hint="cs"/>
+                <w:rFonts w:ascii="Sakkal Majalla" w:hAnsi="Sakkal Majalla" w:cs="Sakkal Majalla"/>
               </w:rPr>
             </w:pPr>
           </w:p>
@@ -2665,7 +2665,7 @@
             <w:pPr>
               <w:jc w:val="center"/>
               <w:rPr>
-                <w:rFonts w:ascii="Sakkal Majalla" w:hAnsi="Sakkal Majalla" w:cs="Sakkal Majalla" w:hint="cs"/>
+                <w:rFonts w:ascii="Sakkal Majalla" w:hAnsi="Sakkal Majalla" w:cs="Sakkal Majalla"/>
               </w:rPr>
             </w:pPr>
             <w:r>
@@ -2684,7 +2684,7 @@
             <w:pPr>
               <w:cnfStyle w:val="000000100000" w:firstRow="0" w:lastRow="0" w:firstColumn="0" w:lastColumn="0" w:oddVBand="0" w:evenVBand="0" w:oddHBand="1" w:evenHBand="0" w:firstRowFirstColumn="0" w:firstRowLastColumn="0" w:lastRowFirstColumn="0" w:lastRowLastColumn="0"/>
               <w:rPr>
-                <w:rFonts w:ascii="Sakkal Majalla" w:hAnsi="Sakkal Majalla" w:cs="Sakkal Majalla" w:hint="cs"/>
+                <w:rFonts w:ascii="Sakkal Majalla" w:hAnsi="Sakkal Majalla" w:cs="Sakkal Majalla"/>
               </w:rPr>
             </w:pPr>
             <w:r>
@@ -2704,7 +2704,7 @@
               <w:jc w:val="center"/>
               <w:cnfStyle w:val="000000100000" w:firstRow="0" w:lastRow="0" w:firstColumn="0" w:lastColumn="0" w:oddVBand="0" w:evenVBand="0" w:oddHBand="1" w:evenHBand="0" w:firstRowFirstColumn="0" w:firstRowLastColumn="0" w:lastRowFirstColumn="0" w:lastRowLastColumn="0"/>
               <w:rPr>
-                <w:rFonts w:ascii="Sakkal Majalla" w:hAnsi="Sakkal Majalla" w:cs="Sakkal Majalla" w:hint="cs"/>
+                <w:rFonts w:ascii="Sakkal Majalla" w:hAnsi="Sakkal Majalla" w:cs="Sakkal Majalla"/>
               </w:rPr>
             </w:pPr>
           </w:p>
@@ -2717,7 +2717,7 @@
             <w:pPr>
               <w:cnfStyle w:val="000000100000" w:firstRow="0" w:lastRow="0" w:firstColumn="0" w:lastColumn="0" w:oddVBand="0" w:evenVBand="0" w:oddHBand="1" w:evenHBand="0" w:firstRowFirstColumn="0" w:firstRowLastColumn="0" w:lastRowFirstColumn="0" w:lastRowLastColumn="0"/>
               <w:rPr>
-                <w:rFonts w:ascii="Sakkal Majalla" w:hAnsi="Sakkal Majalla" w:cs="Sakkal Majalla" w:hint="cs"/>
+                <w:rFonts w:ascii="Sakkal Majalla" w:hAnsi="Sakkal Majalla" w:cs="Sakkal Majalla"/>
               </w:rPr>
             </w:pPr>
           </w:p>
@@ -2733,7 +2733,7 @@
             <w:pPr>
               <w:jc w:val="center"/>
               <w:rPr>
-                <w:rFonts w:ascii="Sakkal Majalla" w:hAnsi="Sakkal Majalla" w:cs="Sakkal Majalla" w:hint="cs"/>
+                <w:rFonts w:ascii="Sakkal Majalla" w:hAnsi="Sakkal Majalla" w:cs="Sakkal Majalla"/>
               </w:rPr>
             </w:pPr>
             <w:r>
@@ -2752,7 +2752,7 @@
             <w:pPr>
               <w:cnfStyle w:val="000000000000" w:firstRow="0" w:lastRow="0" w:firstColumn="0" w:lastColumn="0" w:oddVBand="0" w:evenVBand="0" w:oddHBand="0" w:evenHBand="0" w:firstRowFirstColumn="0" w:firstRowLastColumn="0" w:lastRowFirstColumn="0" w:lastRowLastColumn="0"/>
               <w:rPr>
-                <w:rFonts w:ascii="Sakkal Majalla" w:hAnsi="Sakkal Majalla" w:cs="Sakkal Majalla" w:hint="cs"/>
+                <w:rFonts w:ascii="Sakkal Majalla" w:hAnsi="Sakkal Majalla" w:cs="Sakkal Majalla"/>
               </w:rPr>
             </w:pPr>
             <w:r>
@@ -2786,7 +2786,7 @@
               <w:jc w:val="center"/>
               <w:cnfStyle w:val="000000000000" w:firstRow="0" w:lastRow="0" w:firstColumn="0" w:lastColumn="0" w:oddVBand="0" w:evenVBand="0" w:oddHBand="0" w:evenHBand="0" w:firstRowFirstColumn="0" w:firstRowLastColumn="0" w:lastRowFirstColumn="0" w:lastRowLastColumn="0"/>
               <w:rPr>
-                <w:rFonts w:ascii="Sakkal Majalla" w:hAnsi="Sakkal Majalla" w:cs="Sakkal Majalla" w:hint="cs"/>
+                <w:rFonts w:ascii="Sakkal Majalla" w:hAnsi="Sakkal Majalla" w:cs="Sakkal Majalla"/>
               </w:rPr>
             </w:pPr>
             <w:hyperlink r:id="rId12" w:history="1">
@@ -2808,7 +2808,7 @@
             <w:pPr>
               <w:cnfStyle w:val="000000000000" w:firstRow="0" w:lastRow="0" w:firstColumn="0" w:lastColumn="0" w:oddVBand="0" w:evenVBand="0" w:oddHBand="0" w:evenHBand="0" w:firstRowFirstColumn="0" w:firstRowLastColumn="0" w:lastRowFirstColumn="0" w:lastRowLastColumn="0"/>
               <w:rPr>
-                <w:rFonts w:ascii="Sakkal Majalla" w:hAnsi="Sakkal Majalla" w:cs="Sakkal Majalla" w:hint="cs"/>
+                <w:rFonts w:ascii="Sakkal Majalla" w:hAnsi="Sakkal Majalla" w:cs="Sakkal Majalla"/>
               </w:rPr>
             </w:pPr>
           </w:p>
@@ -2827,7 +2827,7 @@
             <w:pPr>
               <w:jc w:val="center"/>
               <w:rPr>
-                <w:rFonts w:ascii="Sakkal Majalla" w:hAnsi="Sakkal Majalla" w:cs="Sakkal Majalla" w:hint="cs"/>
+                <w:rFonts w:ascii="Sakkal Majalla" w:hAnsi="Sakkal Majalla" w:cs="Sakkal Majalla"/>
               </w:rPr>
             </w:pPr>
             <w:r>
@@ -2846,7 +2846,7 @@
             <w:pPr>
               <w:cnfStyle w:val="000000100000" w:firstRow="0" w:lastRow="0" w:firstColumn="0" w:lastColumn="0" w:oddVBand="0" w:evenVBand="0" w:oddHBand="1" w:evenHBand="0" w:firstRowFirstColumn="0" w:firstRowLastColumn="0" w:lastRowFirstColumn="0" w:lastRowLastColumn="0"/>
               <w:rPr>
-                <w:rFonts w:ascii="Sakkal Majalla" w:hAnsi="Sakkal Majalla" w:cs="Sakkal Majalla" w:hint="cs"/>
+                <w:rFonts w:ascii="Sakkal Majalla" w:hAnsi="Sakkal Majalla" w:cs="Sakkal Majalla"/>
               </w:rPr>
             </w:pPr>
             <w:r>
@@ -2866,7 +2866,7 @@
               <w:jc w:val="center"/>
               <w:cnfStyle w:val="000000100000" w:firstRow="0" w:lastRow="0" w:firstColumn="0" w:lastColumn="0" w:oddVBand="0" w:evenVBand="0" w:oddHBand="1" w:evenHBand="0" w:firstRowFirstColumn="0" w:firstRowLastColumn="0" w:lastRowFirstColumn="0" w:lastRowLastColumn="0"/>
               <w:rPr>
-                <w:rFonts w:ascii="Sakkal Majalla" w:hAnsi="Sakkal Majalla" w:cs="Sakkal Majalla" w:hint="cs"/>
+                <w:rFonts w:ascii="Sakkal Majalla" w:hAnsi="Sakkal Majalla" w:cs="Sakkal Majalla"/>
               </w:rPr>
             </w:pPr>
             <w:hyperlink r:id="rId13" w:history="1">
@@ -2902,7 +2902,7 @@
             <w:pPr>
               <w:cnfStyle w:val="000000100000" w:firstRow="0" w:lastRow="0" w:firstColumn="0" w:lastColumn="0" w:oddVBand="0" w:evenVBand="0" w:oddHBand="1" w:evenHBand="0" w:firstRowFirstColumn="0" w:firstRowLastColumn="0" w:lastRowFirstColumn="0" w:lastRowLastColumn="0"/>
               <w:rPr>
-                <w:rFonts w:ascii="Sakkal Majalla" w:hAnsi="Sakkal Majalla" w:cs="Sakkal Majalla" w:hint="cs"/>
+                <w:rFonts w:ascii="Sakkal Majalla" w:hAnsi="Sakkal Majalla" w:cs="Sakkal Majalla"/>
               </w:rPr>
             </w:pPr>
           </w:p>
@@ -2918,7 +2918,7 @@
             <w:pPr>
               <w:jc w:val="center"/>
               <w:rPr>
-                <w:rFonts w:ascii="Sakkal Majalla" w:hAnsi="Sakkal Majalla" w:cs="Sakkal Majalla" w:hint="cs"/>
+                <w:rFonts w:ascii="Sakkal Majalla" w:hAnsi="Sakkal Majalla" w:cs="Sakkal Majalla"/>
               </w:rPr>
             </w:pPr>
             <w:r>
@@ -2937,7 +2937,7 @@
             <w:pPr>
               <w:cnfStyle w:val="000000000000" w:firstRow="0" w:lastRow="0" w:firstColumn="0" w:lastColumn="0" w:oddVBand="0" w:evenVBand="0" w:oddHBand="0" w:evenHBand="0" w:firstRowFirstColumn="0" w:firstRowLastColumn="0" w:lastRowFirstColumn="0" w:lastRowLastColumn="0"/>
               <w:rPr>
-                <w:rFonts w:ascii="Sakkal Majalla" w:hAnsi="Sakkal Majalla" w:cs="Sakkal Majalla" w:hint="cs"/>
+                <w:rFonts w:ascii="Sakkal Majalla" w:hAnsi="Sakkal Majalla" w:cs="Sakkal Majalla"/>
               </w:rPr>
             </w:pPr>
             <w:r>
@@ -2957,7 +2957,7 @@
               <w:jc w:val="center"/>
               <w:cnfStyle w:val="000000000000" w:firstRow="0" w:lastRow="0" w:firstColumn="0" w:lastColumn="0" w:oddVBand="0" w:evenVBand="0" w:oddHBand="0" w:evenHBand="0" w:firstRowFirstColumn="0" w:firstRowLastColumn="0" w:lastRowFirstColumn="0" w:lastRowLastColumn="0"/>
               <w:rPr>
-                <w:rFonts w:ascii="Sakkal Majalla" w:hAnsi="Sakkal Majalla" w:cs="Sakkal Majalla" w:hint="cs"/>
+                <w:rFonts w:ascii="Sakkal Majalla" w:hAnsi="Sakkal Majalla" w:cs="Sakkal Majalla"/>
               </w:rPr>
             </w:pPr>
             <w:hyperlink r:id="rId14" w:history="1">
@@ -2979,7 +2979,7 @@
             <w:pPr>
               <w:cnfStyle w:val="000000000000" w:firstRow="0" w:lastRow="0" w:firstColumn="0" w:lastColumn="0" w:oddVBand="0" w:evenVBand="0" w:oddHBand="0" w:evenHBand="0" w:firstRowFirstColumn="0" w:firstRowLastColumn="0" w:lastRowFirstColumn="0" w:lastRowLastColumn="0"/>
               <w:rPr>
-                <w:rFonts w:ascii="Sakkal Majalla" w:hAnsi="Sakkal Majalla" w:cs="Sakkal Majalla" w:hint="cs"/>
+                <w:rFonts w:ascii="Sakkal Majalla" w:hAnsi="Sakkal Majalla" w:cs="Sakkal Majalla"/>
               </w:rPr>
             </w:pPr>
           </w:p>
@@ -2998,7 +2998,7 @@
             <w:pPr>
               <w:jc w:val="center"/>
               <w:rPr>
-                <w:rFonts w:ascii="Sakkal Majalla" w:hAnsi="Sakkal Majalla" w:cs="Sakkal Majalla" w:hint="cs"/>
+                <w:rFonts w:ascii="Sakkal Majalla" w:hAnsi="Sakkal Majalla" w:cs="Sakkal Majalla"/>
               </w:rPr>
             </w:pPr>
             <w:r>
@@ -3017,7 +3017,7 @@
             <w:pPr>
               <w:cnfStyle w:val="000000100000" w:firstRow="0" w:lastRow="0" w:firstColumn="0" w:lastColumn="0" w:oddVBand="0" w:evenVBand="0" w:oddHBand="1" w:evenHBand="0" w:firstRowFirstColumn="0" w:firstRowLastColumn="0" w:lastRowFirstColumn="0" w:lastRowLastColumn="0"/>
               <w:rPr>
-                <w:rFonts w:ascii="Sakkal Majalla" w:hAnsi="Sakkal Majalla" w:cs="Sakkal Majalla" w:hint="cs"/>
+                <w:rFonts w:ascii="Sakkal Majalla" w:hAnsi="Sakkal Majalla" w:cs="Sakkal Majalla"/>
               </w:rPr>
             </w:pPr>
             <w:r>
@@ -3051,7 +3051,7 @@
               <w:jc w:val="center"/>
               <w:cnfStyle w:val="000000100000" w:firstRow="0" w:lastRow="0" w:firstColumn="0" w:lastColumn="0" w:oddVBand="0" w:evenVBand="0" w:oddHBand="1" w:evenHBand="0" w:firstRowFirstColumn="0" w:firstRowLastColumn="0" w:lastRowFirstColumn="0" w:lastRowLastColumn="0"/>
               <w:rPr>
-                <w:rFonts w:ascii="Sakkal Majalla" w:hAnsi="Sakkal Majalla" w:cs="Sakkal Majalla" w:hint="cs"/>
+                <w:rFonts w:ascii="Sakkal Majalla" w:hAnsi="Sakkal Majalla" w:cs="Sakkal Majalla"/>
               </w:rPr>
             </w:pPr>
             <w:r>
@@ -3070,7 +3070,75 @@
             <w:pPr>
               <w:cnfStyle w:val="000000100000" w:firstRow="0" w:lastRow="0" w:firstColumn="0" w:lastColumn="0" w:oddVBand="0" w:evenVBand="0" w:oddHBand="1" w:evenHBand="0" w:firstRowFirstColumn="0" w:firstRowLastColumn="0" w:lastRowFirstColumn="0" w:lastRowLastColumn="0"/>
               <w:rPr>
-                <w:rFonts w:ascii="Sakkal Majalla" w:hAnsi="Sakkal Majalla" w:cs="Sakkal Majalla" w:hint="cs"/>
+                <w:rFonts w:ascii="Sakkal Majalla" w:hAnsi="Sakkal Majalla" w:cs="Sakkal Majalla"/>
+              </w:rPr>
+            </w:pPr>
+          </w:p>
+        </w:tc>
+      </w:tr>
+      <w:tr>
+        <w:tc>
+          <w:tcPr>
+            <w:cnfStyle w:val="001000000000" w:firstRow="0" w:lastRow="0" w:firstColumn="1" w:lastColumn="0" w:oddVBand="0" w:evenVBand="0" w:oddHBand="0" w:evenHBand="0" w:firstRowFirstColumn="0" w:firstRowLastColumn="0" w:lastRowFirstColumn="0" w:lastRowLastColumn="0"/>
+            <w:tcW w:w="810" w:type="dxa"/>
+          </w:tcPr>
+          <w:p>
+            <w:pPr>
+              <w:jc w:val="center"/>
+              <w:rPr>
+                <w:rFonts w:ascii="Sakkal Majalla" w:hAnsi="Sakkal Majalla" w:cs="Sakkal Majalla"/>
+              </w:rPr>
+            </w:pPr>
+            <w:r>
+              <w:rPr>
+                <w:rFonts w:ascii="Sakkal Majalla" w:hAnsi="Sakkal Majalla" w:cs="Sakkal Majalla"/>
+              </w:rPr>
+              <w:t>27</w:t>
+            </w:r>
+          </w:p>
+        </w:tc>
+        <w:tc>
+          <w:tcPr>
+            <w:tcW w:w="5400" w:type="dxa"/>
+          </w:tcPr>
+          <w:p>
+            <w:pPr>
+              <w:cnfStyle w:val="000000000000" w:firstRow="0" w:lastRow="0" w:firstColumn="0" w:lastColumn="0" w:oddVBand="0" w:evenVBand="0" w:oddHBand="0" w:evenHBand="0" w:firstRowFirstColumn="0" w:firstRowLastColumn="0" w:lastRowFirstColumn="0" w:lastRowLastColumn="0"/>
+              <w:rPr>
+                <w:rFonts w:ascii="Sakkal Majalla" w:hAnsi="Sakkal Majalla" w:cs="Sakkal Majalla"/>
+              </w:rPr>
+            </w:pPr>
+            <w:r>
+              <w:rPr>
+                <w:rFonts w:ascii="Sakkal Majalla" w:hAnsi="Sakkal Majalla" w:cs="Sakkal Majalla"/>
+              </w:rPr>
+              <w:t>VS Code Recipes</w:t>
+            </w:r>
+          </w:p>
+        </w:tc>
+        <w:tc>
+          <w:tcPr>
+            <w:tcW w:w="4860" w:type="dxa"/>
+          </w:tcPr>
+          <w:p>
+            <w:pPr>
+              <w:jc w:val="center"/>
+              <w:cnfStyle w:val="000000000000" w:firstRow="0" w:lastRow="0" w:firstColumn="0" w:lastColumn="0" w:oddVBand="0" w:evenVBand="0" w:oddHBand="0" w:evenHBand="0" w:firstRowFirstColumn="0" w:firstRowLastColumn="0" w:lastRowFirstColumn="0" w:lastRowLastColumn="0"/>
+              <w:rPr>
+                <w:rFonts w:ascii="Sakkal Majalla" w:hAnsi="Sakkal Majalla" w:cs="Sakkal Majalla"/>
+              </w:rPr>
+            </w:pPr>
+          </w:p>
+        </w:tc>
+        <w:tc>
+          <w:tcPr>
+            <w:tcW w:w="990" w:type="dxa"/>
+          </w:tcPr>
+          <w:p>
+            <w:pPr>
+              <w:cnfStyle w:val="000000000000" w:firstRow="0" w:lastRow="0" w:firstColumn="0" w:lastColumn="0" w:oddVBand="0" w:evenVBand="0" w:oddHBand="0" w:evenHBand="0" w:firstRowFirstColumn="0" w:firstRowLastColumn="0" w:lastRowFirstColumn="0" w:lastRowLastColumn="0"/>
+              <w:rPr>
+                <w:rFonts w:ascii="Sakkal Majalla" w:hAnsi="Sakkal Majalla" w:cs="Sakkal Majalla"/>
               </w:rPr>
             </w:pPr>
           </w:p>
@@ -3080,35 +3148,35 @@
     <w:p>
       <w:pPr>
         <w:rPr>
-          <w:rFonts w:ascii="Sakkal Majalla" w:hAnsi="Sakkal Majalla" w:cs="Sakkal Majalla" w:hint="cs"/>
+          <w:rFonts w:ascii="Sakkal Majalla" w:hAnsi="Sakkal Majalla" w:cs="Sakkal Majalla"/>
         </w:rPr>
       </w:pPr>
     </w:p>
     <w:p>
       <w:pPr>
         <w:rPr>
-          <w:rFonts w:ascii="Sakkal Majalla" w:hAnsi="Sakkal Majalla" w:cs="Sakkal Majalla" w:hint="cs"/>
+          <w:rFonts w:ascii="Sakkal Majalla" w:hAnsi="Sakkal Majalla" w:cs="Sakkal Majalla"/>
         </w:rPr>
       </w:pPr>
     </w:p>
     <w:p>
       <w:pPr>
         <w:rPr>
-          <w:rFonts w:ascii="Sakkal Majalla" w:hAnsi="Sakkal Majalla" w:cs="Sakkal Majalla" w:hint="cs"/>
+          <w:rFonts w:ascii="Sakkal Majalla" w:hAnsi="Sakkal Majalla" w:cs="Sakkal Majalla"/>
         </w:rPr>
       </w:pPr>
     </w:p>
     <w:p>
       <w:pPr>
         <w:rPr>
-          <w:rFonts w:ascii="Sakkal Majalla" w:hAnsi="Sakkal Majalla" w:cs="Sakkal Majalla" w:hint="cs"/>
+          <w:rFonts w:ascii="Sakkal Majalla" w:hAnsi="Sakkal Majalla" w:cs="Sakkal Majalla"/>
         </w:rPr>
       </w:pPr>
     </w:p>
     <w:p>
       <w:pPr>
         <w:rPr>
-          <w:rFonts w:ascii="Sakkal Majalla" w:hAnsi="Sakkal Majalla" w:cs="Sakkal Majalla" w:hint="cs"/>
+          <w:rFonts w:ascii="Sakkal Majalla" w:hAnsi="Sakkal Majalla" w:cs="Sakkal Majalla"/>
         </w:rPr>
       </w:pPr>
     </w:p>
@@ -3137,7 +3205,7 @@
             <w:pPr>
               <w:jc w:val="center"/>
               <w:rPr>
-                <w:rFonts w:ascii="Sakkal Majalla" w:hAnsi="Sakkal Majalla" w:cs="Sakkal Majalla" w:hint="cs"/>
+                <w:rFonts w:ascii="Sakkal Majalla" w:hAnsi="Sakkal Majalla" w:cs="Sakkal Majalla"/>
               </w:rPr>
             </w:pPr>
             <w:r>
@@ -3157,7 +3225,7 @@
               <w:jc w:val="center"/>
               <w:cnfStyle w:val="100000000000" w:firstRow="1" w:lastRow="0" w:firstColumn="0" w:lastColumn="0" w:oddVBand="0" w:evenVBand="0" w:oddHBand="0" w:evenHBand="0" w:firstRowFirstColumn="0" w:firstRowLastColumn="0" w:lastRowFirstColumn="0" w:lastRowLastColumn="0"/>
               <w:rPr>
-                <w:rFonts w:ascii="Sakkal Majalla" w:hAnsi="Sakkal Majalla" w:cs="Sakkal Majalla" w:hint="cs"/>
+                <w:rFonts w:ascii="Sakkal Majalla" w:hAnsi="Sakkal Majalla" w:cs="Sakkal Majalla"/>
               </w:rPr>
             </w:pPr>
             <w:r>
@@ -3177,7 +3245,7 @@
               <w:jc w:val="center"/>
               <w:cnfStyle w:val="100000000000" w:firstRow="1" w:lastRow="0" w:firstColumn="0" w:lastColumn="0" w:oddVBand="0" w:evenVBand="0" w:oddHBand="0" w:evenHBand="0" w:firstRowFirstColumn="0" w:firstRowLastColumn="0" w:lastRowFirstColumn="0" w:lastRowLastColumn="0"/>
               <w:rPr>
-                <w:rFonts w:ascii="Sakkal Majalla" w:hAnsi="Sakkal Majalla" w:cs="Sakkal Majalla" w:hint="cs"/>
+                <w:rFonts w:ascii="Sakkal Majalla" w:hAnsi="Sakkal Majalla" w:cs="Sakkal Majalla"/>
               </w:rPr>
             </w:pPr>
             <w:r>
@@ -3199,7 +3267,7 @@
             <w:pPr>
               <w:jc w:val="center"/>
               <w:rPr>
-                <w:rFonts w:ascii="Sakkal Majalla" w:hAnsi="Sakkal Majalla" w:cs="Sakkal Majalla" w:hint="cs"/>
+                <w:rFonts w:ascii="Sakkal Majalla" w:hAnsi="Sakkal Majalla" w:cs="Sakkal Majalla"/>
               </w:rPr>
             </w:pPr>
             <w:r>
@@ -3219,7 +3287,7 @@
               <w:jc w:val="center"/>
               <w:cnfStyle w:val="000000000000" w:firstRow="0" w:lastRow="0" w:firstColumn="0" w:lastColumn="0" w:oddVBand="0" w:evenVBand="0" w:oddHBand="0" w:evenHBand="0" w:firstRowFirstColumn="0" w:firstRowLastColumn="0" w:lastRowFirstColumn="0" w:lastRowLastColumn="0"/>
               <w:rPr>
-                <w:rFonts w:ascii="Sakkal Majalla" w:hAnsi="Sakkal Majalla" w:cs="Sakkal Majalla" w:hint="cs"/>
+                <w:rFonts w:ascii="Sakkal Majalla" w:hAnsi="Sakkal Majalla" w:cs="Sakkal Majalla"/>
               </w:rPr>
             </w:pPr>
             <w:hyperlink r:id="rId15" w:history="1">
@@ -3241,7 +3309,7 @@
             <w:pPr>
               <w:cnfStyle w:val="000000000000" w:firstRow="0" w:lastRow="0" w:firstColumn="0" w:lastColumn="0" w:oddVBand="0" w:evenVBand="0" w:oddHBand="0" w:evenHBand="0" w:firstRowFirstColumn="0" w:firstRowLastColumn="0" w:lastRowFirstColumn="0" w:lastRowLastColumn="0"/>
               <w:rPr>
-                <w:rFonts w:ascii="Sakkal Majalla" w:hAnsi="Sakkal Majalla" w:cs="Sakkal Majalla" w:hint="cs"/>
+                <w:rFonts w:ascii="Sakkal Majalla" w:hAnsi="Sakkal Majalla" w:cs="Sakkal Majalla"/>
               </w:rPr>
             </w:pPr>
           </w:p>
@@ -3257,7 +3325,7 @@
             <w:pPr>
               <w:jc w:val="center"/>
               <w:rPr>
-                <w:rFonts w:ascii="Sakkal Majalla" w:hAnsi="Sakkal Majalla" w:cs="Sakkal Majalla" w:hint="cs"/>
+                <w:rFonts w:ascii="Sakkal Majalla" w:hAnsi="Sakkal Majalla" w:cs="Sakkal Majalla"/>
               </w:rPr>
             </w:pPr>
             <w:r>
@@ -3277,7 +3345,7 @@
               <w:jc w:val="center"/>
               <w:cnfStyle w:val="000000000000" w:firstRow="0" w:lastRow="0" w:firstColumn="0" w:lastColumn="0" w:oddVBand="0" w:evenVBand="0" w:oddHBand="0" w:evenHBand="0" w:firstRowFirstColumn="0" w:firstRowLastColumn="0" w:lastRowFirstColumn="0" w:lastRowLastColumn="0"/>
               <w:rPr>
-                <w:rFonts w:ascii="Sakkal Majalla" w:hAnsi="Sakkal Majalla" w:cs="Sakkal Majalla" w:hint="cs"/>
+                <w:rFonts w:ascii="Sakkal Majalla" w:hAnsi="Sakkal Majalla" w:cs="Sakkal Majalla"/>
               </w:rPr>
             </w:pPr>
             <w:hyperlink r:id="rId16" w:history="1">
@@ -3299,7 +3367,7 @@
             <w:pPr>
               <w:cnfStyle w:val="000000000000" w:firstRow="0" w:lastRow="0" w:firstColumn="0" w:lastColumn="0" w:oddVBand="0" w:evenVBand="0" w:oddHBand="0" w:evenHBand="0" w:firstRowFirstColumn="0" w:firstRowLastColumn="0" w:lastRowFirstColumn="0" w:lastRowLastColumn="0"/>
               <w:rPr>
-                <w:rFonts w:ascii="Sakkal Majalla" w:hAnsi="Sakkal Majalla" w:cs="Sakkal Majalla" w:hint="cs"/>
+                <w:rFonts w:ascii="Sakkal Majalla" w:hAnsi="Sakkal Majalla" w:cs="Sakkal Majalla"/>
               </w:rPr>
             </w:pPr>
           </w:p>
@@ -3315,7 +3383,7 @@
             <w:pPr>
               <w:jc w:val="center"/>
               <w:rPr>
-                <w:rFonts w:ascii="Sakkal Majalla" w:hAnsi="Sakkal Majalla" w:cs="Sakkal Majalla" w:hint="cs"/>
+                <w:rFonts w:ascii="Sakkal Majalla" w:hAnsi="Sakkal Majalla" w:cs="Sakkal Majalla"/>
               </w:rPr>
             </w:pPr>
             <w:r>
@@ -3335,7 +3403,7 @@
               <w:jc w:val="center"/>
               <w:cnfStyle w:val="000000000000" w:firstRow="0" w:lastRow="0" w:firstColumn="0" w:lastColumn="0" w:oddVBand="0" w:evenVBand="0" w:oddHBand="0" w:evenHBand="0" w:firstRowFirstColumn="0" w:firstRowLastColumn="0" w:lastRowFirstColumn="0" w:lastRowLastColumn="0"/>
               <w:rPr>
-                <w:rFonts w:ascii="Sakkal Majalla" w:hAnsi="Sakkal Majalla" w:cs="Sakkal Majalla" w:hint="cs"/>
+                <w:rFonts w:ascii="Sakkal Majalla" w:hAnsi="Sakkal Majalla" w:cs="Sakkal Majalla"/>
               </w:rPr>
             </w:pPr>
             <w:hyperlink r:id="rId17" w:history="1">
@@ -3357,7 +3425,7 @@
             <w:pPr>
               <w:cnfStyle w:val="000000000000" w:firstRow="0" w:lastRow="0" w:firstColumn="0" w:lastColumn="0" w:oddVBand="0" w:evenVBand="0" w:oddHBand="0" w:evenHBand="0" w:firstRowFirstColumn="0" w:firstRowLastColumn="0" w:lastRowFirstColumn="0" w:lastRowLastColumn="0"/>
               <w:rPr>
-                <w:rFonts w:ascii="Sakkal Majalla" w:hAnsi="Sakkal Majalla" w:cs="Sakkal Majalla" w:hint="cs"/>
+                <w:rFonts w:ascii="Sakkal Majalla" w:hAnsi="Sakkal Majalla" w:cs="Sakkal Majalla"/>
               </w:rPr>
             </w:pPr>
           </w:p>
@@ -3373,7 +3441,7 @@
             <w:pPr>
               <w:jc w:val="center"/>
               <w:rPr>
-                <w:rFonts w:ascii="Sakkal Majalla" w:hAnsi="Sakkal Majalla" w:cs="Sakkal Majalla" w:hint="cs"/>
+                <w:rFonts w:ascii="Sakkal Majalla" w:hAnsi="Sakkal Majalla" w:cs="Sakkal Majalla"/>
               </w:rPr>
             </w:pPr>
             <w:r>
@@ -3393,7 +3461,7 @@
               <w:jc w:val="center"/>
               <w:cnfStyle w:val="000000000000" w:firstRow="0" w:lastRow="0" w:firstColumn="0" w:lastColumn="0" w:oddVBand="0" w:evenVBand="0" w:oddHBand="0" w:evenHBand="0" w:firstRowFirstColumn="0" w:firstRowLastColumn="0" w:lastRowFirstColumn="0" w:lastRowLastColumn="0"/>
               <w:rPr>
-                <w:rFonts w:ascii="Sakkal Majalla" w:hAnsi="Sakkal Majalla" w:cs="Sakkal Majalla" w:hint="cs"/>
+                <w:rFonts w:ascii="Sakkal Majalla" w:hAnsi="Sakkal Majalla" w:cs="Sakkal Majalla"/>
               </w:rPr>
             </w:pPr>
             <w:hyperlink r:id="rId18" w:history="1">
@@ -3431,7 +3499,7 @@
             <w:pPr>
               <w:cnfStyle w:val="000000000000" w:firstRow="0" w:lastRow="0" w:firstColumn="0" w:lastColumn="0" w:oddVBand="0" w:evenVBand="0" w:oddHBand="0" w:evenHBand="0" w:firstRowFirstColumn="0" w:firstRowLastColumn="0" w:lastRowFirstColumn="0" w:lastRowLastColumn="0"/>
               <w:rPr>
-                <w:rFonts w:ascii="Sakkal Majalla" w:hAnsi="Sakkal Majalla" w:cs="Sakkal Majalla" w:hint="cs"/>
+                <w:rFonts w:ascii="Sakkal Majalla" w:hAnsi="Sakkal Majalla" w:cs="Sakkal Majalla"/>
               </w:rPr>
             </w:pPr>
           </w:p>
@@ -3447,7 +3515,7 @@
             <w:pPr>
               <w:jc w:val="center"/>
               <w:rPr>
-                <w:rFonts w:ascii="Sakkal Majalla" w:hAnsi="Sakkal Majalla" w:cs="Sakkal Majalla" w:hint="cs"/>
+                <w:rFonts w:ascii="Sakkal Majalla" w:hAnsi="Sakkal Majalla" w:cs="Sakkal Majalla"/>
               </w:rPr>
             </w:pPr>
             <w:r>
@@ -3467,7 +3535,7 @@
               <w:jc w:val="center"/>
               <w:cnfStyle w:val="000000000000" w:firstRow="0" w:lastRow="0" w:firstColumn="0" w:lastColumn="0" w:oddVBand="0" w:evenVBand="0" w:oddHBand="0" w:evenHBand="0" w:firstRowFirstColumn="0" w:firstRowLastColumn="0" w:lastRowFirstColumn="0" w:lastRowLastColumn="0"/>
               <w:rPr>
-                <w:rFonts w:ascii="Sakkal Majalla" w:hAnsi="Sakkal Majalla" w:cs="Sakkal Majalla" w:hint="cs"/>
+                <w:rFonts w:ascii="Sakkal Majalla" w:hAnsi="Sakkal Majalla" w:cs="Sakkal Majalla"/>
               </w:rPr>
             </w:pPr>
             <w:hyperlink r:id="rId19" w:history="1">
@@ -3495,7 +3563,7 @@
             <w:pPr>
               <w:cnfStyle w:val="000000000000" w:firstRow="0" w:lastRow="0" w:firstColumn="0" w:lastColumn="0" w:oddVBand="0" w:evenVBand="0" w:oddHBand="0" w:evenHBand="0" w:firstRowFirstColumn="0" w:firstRowLastColumn="0" w:lastRowFirstColumn="0" w:lastRowLastColumn="0"/>
               <w:rPr>
-                <w:rFonts w:ascii="Sakkal Majalla" w:hAnsi="Sakkal Majalla" w:cs="Sakkal Majalla" w:hint="cs"/>
+                <w:rFonts w:ascii="Sakkal Majalla" w:hAnsi="Sakkal Majalla" w:cs="Sakkal Majalla"/>
               </w:rPr>
             </w:pPr>
           </w:p>
@@ -3511,7 +3579,7 @@
             <w:pPr>
               <w:jc w:val="center"/>
               <w:rPr>
-                <w:rFonts w:ascii="Sakkal Majalla" w:hAnsi="Sakkal Majalla" w:cs="Sakkal Majalla" w:hint="cs"/>
+                <w:rFonts w:ascii="Sakkal Majalla" w:hAnsi="Sakkal Majalla" w:cs="Sakkal Majalla"/>
               </w:rPr>
             </w:pPr>
             <w:r>
@@ -3531,7 +3599,7 @@
               <w:jc w:val="center"/>
               <w:cnfStyle w:val="000000000000" w:firstRow="0" w:lastRow="0" w:firstColumn="0" w:lastColumn="0" w:oddVBand="0" w:evenVBand="0" w:oddHBand="0" w:evenHBand="0" w:firstRowFirstColumn="0" w:firstRowLastColumn="0" w:lastRowFirstColumn="0" w:lastRowLastColumn="0"/>
               <w:rPr>
-                <w:rFonts w:ascii="Sakkal Majalla" w:hAnsi="Sakkal Majalla" w:cs="Sakkal Majalla" w:hint="cs"/>
+                <w:rFonts w:ascii="Sakkal Majalla" w:hAnsi="Sakkal Majalla" w:cs="Sakkal Majalla"/>
               </w:rPr>
             </w:pPr>
             <w:hyperlink r:id="rId20" w:history="1">
@@ -3569,7 +3637,7 @@
             <w:pPr>
               <w:cnfStyle w:val="000000000000" w:firstRow="0" w:lastRow="0" w:firstColumn="0" w:lastColumn="0" w:oddVBand="0" w:evenVBand="0" w:oddHBand="0" w:evenHBand="0" w:firstRowFirstColumn="0" w:firstRowLastColumn="0" w:lastRowFirstColumn="0" w:lastRowLastColumn="0"/>
               <w:rPr>
-                <w:rFonts w:ascii="Sakkal Majalla" w:hAnsi="Sakkal Majalla" w:cs="Sakkal Majalla" w:hint="cs"/>
+                <w:rFonts w:ascii="Sakkal Majalla" w:hAnsi="Sakkal Majalla" w:cs="Sakkal Majalla"/>
               </w:rPr>
             </w:pPr>
           </w:p>
@@ -3579,7 +3647,7 @@
     <w:p>
       <w:pPr>
         <w:rPr>
-          <w:rFonts w:ascii="Sakkal Majalla" w:hAnsi="Sakkal Majalla" w:cs="Sakkal Majalla" w:hint="cs"/>
+          <w:rFonts w:ascii="Sakkal Majalla" w:hAnsi="Sakkal Majalla" w:cs="Sakkal Majalla"/>
         </w:rPr>
       </w:pPr>
     </w:p>

--- a/Search-Topics-01.docx
+++ b/Search-Topics-01.docx
@@ -3144,6 +3144,95 @@
           </w:p>
         </w:tc>
       </w:tr>
+      <w:tr>
+        <w:trPr>
+          <w:cnfStyle w:val="000000100000" w:firstRow="0" w:lastRow="0" w:firstColumn="0" w:lastColumn="0" w:oddVBand="0" w:evenVBand="0" w:oddHBand="1" w:evenHBand="0" w:firstRowFirstColumn="0" w:firstRowLastColumn="0" w:lastRowFirstColumn="0" w:lastRowLastColumn="0"/>
+        </w:trPr>
+        <w:tc>
+          <w:tcPr>
+            <w:cnfStyle w:val="001000000000" w:firstRow="0" w:lastRow="0" w:firstColumn="1" w:lastColumn="0" w:oddVBand="0" w:evenVBand="0" w:oddHBand="0" w:evenHBand="0" w:firstRowFirstColumn="0" w:firstRowLastColumn="0" w:lastRowFirstColumn="0" w:lastRowLastColumn="0"/>
+            <w:tcW w:w="810" w:type="dxa"/>
+          </w:tcPr>
+          <w:p>
+            <w:pPr>
+              <w:jc w:val="center"/>
+              <w:rPr>
+                <w:rFonts w:ascii="Sakkal Majalla" w:hAnsi="Sakkal Majalla" w:cs="Sakkal Majalla"/>
+              </w:rPr>
+            </w:pPr>
+            <w:r>
+              <w:rPr>
+                <w:rFonts w:ascii="Sakkal Majalla" w:hAnsi="Sakkal Majalla" w:cs="Sakkal Majalla"/>
+              </w:rPr>
+              <w:t>28</w:t>
+            </w:r>
+          </w:p>
+        </w:tc>
+        <w:tc>
+          <w:tcPr>
+            <w:tcW w:w="5400" w:type="dxa"/>
+          </w:tcPr>
+          <w:p>
+            <w:pPr>
+              <w:cnfStyle w:val="000000100000" w:firstRow="0" w:lastRow="0" w:firstColumn="0" w:lastColumn="0" w:oddVBand="0" w:evenVBand="0" w:oddHBand="1" w:evenHBand="0" w:firstRowFirstColumn="0" w:firstRowLastColumn="0" w:lastRowFirstColumn="0" w:lastRowLastColumn="0"/>
+              <w:rPr>
+                <w:rFonts w:ascii="Sakkal Majalla" w:hAnsi="Sakkal Majalla" w:cs="Sakkal Majalla"/>
+              </w:rPr>
+            </w:pPr>
+            <w:r>
+              <w:rPr>
+                <w:rFonts w:ascii="Sakkal Majalla" w:hAnsi="Sakkal Majalla" w:cs="Sakkal Majalla"/>
+              </w:rPr>
+              <w:t>Scrapy with Splash tutorial</w:t>
+            </w:r>
+          </w:p>
+        </w:tc>
+        <w:tc>
+          <w:tcPr>
+            <w:tcW w:w="4860" w:type="dxa"/>
+          </w:tcPr>
+          <w:p>
+            <w:pPr>
+              <w:jc w:val="center"/>
+              <w:cnfStyle w:val="000000100000" w:firstRow="0" w:lastRow="0" w:firstColumn="0" w:lastColumn="0" w:oddVBand="0" w:evenVBand="0" w:oddHBand="1" w:evenHBand="0" w:firstRowFirstColumn="0" w:firstRowLastColumn="0" w:lastRowFirstColumn="0" w:lastRowLastColumn="0"/>
+              <w:rPr>
+                <w:rFonts w:ascii="Sakkal Majalla" w:hAnsi="Sakkal Majalla" w:cs="Sakkal Majalla"/>
+              </w:rPr>
+            </w:pPr>
+            <w:hyperlink r:id="rId15" w:history="1">
+              <w:proofErr w:type="spellStart"/>
+              <w:r>
+                <w:rPr>
+                  <w:rStyle w:val="Hyperlink"/>
+                  <w:rFonts w:ascii="Sakkal Majalla" w:hAnsi="Sakkal Majalla" w:cs="Sakkal Majalla"/>
+                </w:rPr>
+                <w:t>Zenrows</w:t>
+              </w:r>
+              <w:proofErr w:type="spellEnd"/>
+              <w:r>
+                <w:rPr>
+                  <w:rStyle w:val="Hyperlink"/>
+                  <w:rFonts w:ascii="Sakkal Majalla" w:hAnsi="Sakkal Majalla" w:cs="Sakkal Majalla"/>
+                </w:rPr>
+                <w:t xml:space="preserve"> Scrapy Splash</w:t>
+              </w:r>
+            </w:hyperlink>
+          </w:p>
+        </w:tc>
+        <w:tc>
+          <w:tcPr>
+            <w:tcW w:w="990" w:type="dxa"/>
+          </w:tcPr>
+          <w:p>
+            <w:pPr>
+              <w:cnfStyle w:val="000000100000" w:firstRow="0" w:lastRow="0" w:firstColumn="0" w:lastColumn="0" w:oddVBand="0" w:evenVBand="0" w:oddHBand="1" w:evenHBand="0" w:firstRowFirstColumn="0" w:firstRowLastColumn="0" w:lastRowFirstColumn="0" w:lastRowLastColumn="0"/>
+              <w:rPr>
+                <w:rFonts w:ascii="Sakkal Majalla" w:hAnsi="Sakkal Majalla" w:cs="Sakkal Majalla"/>
+              </w:rPr>
+            </w:pPr>
+          </w:p>
+        </w:tc>
+      </w:tr>
     </w:tbl>
     <w:p>
       <w:pPr>
@@ -3290,7 +3379,7 @@
                 <w:rFonts w:ascii="Sakkal Majalla" w:hAnsi="Sakkal Majalla" w:cs="Sakkal Majalla"/>
               </w:rPr>
             </w:pPr>
-            <w:hyperlink r:id="rId15" w:history="1">
+            <w:hyperlink r:id="rId16" w:history="1">
               <w:r>
                 <w:rPr>
                   <w:rStyle w:val="Hyperlink"/>
@@ -3348,7 +3437,7 @@
                 <w:rFonts w:ascii="Sakkal Majalla" w:hAnsi="Sakkal Majalla" w:cs="Sakkal Majalla"/>
               </w:rPr>
             </w:pPr>
-            <w:hyperlink r:id="rId16" w:history="1">
+            <w:hyperlink r:id="rId17" w:history="1">
               <w:r>
                 <w:rPr>
                   <w:rStyle w:val="Hyperlink"/>
@@ -3406,7 +3495,7 @@
                 <w:rFonts w:ascii="Sakkal Majalla" w:hAnsi="Sakkal Majalla" w:cs="Sakkal Majalla"/>
               </w:rPr>
             </w:pPr>
-            <w:hyperlink r:id="rId17" w:history="1">
+            <w:hyperlink r:id="rId18" w:history="1">
               <w:r>
                 <w:rPr>
                   <w:rStyle w:val="Hyperlink"/>
@@ -3464,7 +3553,7 @@
                 <w:rFonts w:ascii="Sakkal Majalla" w:hAnsi="Sakkal Majalla" w:cs="Sakkal Majalla"/>
               </w:rPr>
             </w:pPr>
-            <w:hyperlink r:id="rId18" w:history="1">
+            <w:hyperlink r:id="rId19" w:history="1">
               <w:r>
                 <w:rPr>
                   <w:rStyle w:val="Hyperlink"/>
@@ -3538,7 +3627,7 @@
                 <w:rFonts w:ascii="Sakkal Majalla" w:hAnsi="Sakkal Majalla" w:cs="Sakkal Majalla"/>
               </w:rPr>
             </w:pPr>
-            <w:hyperlink r:id="rId19" w:history="1">
+            <w:hyperlink r:id="rId20" w:history="1">
               <w:r>
                 <w:rPr>
                   <w:rStyle w:val="Hyperlink"/>
@@ -3553,80 +3642,6 @@
               </w:rPr>
               <w:t xml:space="preserve"> =&gt; for paper research and AI data</w:t>
             </w:r>
-          </w:p>
-        </w:tc>
-        <w:tc>
-          <w:tcPr>
-            <w:tcW w:w="3155" w:type="dxa"/>
-          </w:tcPr>
-          <w:p>
-            <w:pPr>
-              <w:cnfStyle w:val="000000000000" w:firstRow="0" w:lastRow="0" w:firstColumn="0" w:lastColumn="0" w:oddVBand="0" w:evenVBand="0" w:oddHBand="0" w:evenHBand="0" w:firstRowFirstColumn="0" w:firstRowLastColumn="0" w:lastRowFirstColumn="0" w:lastRowLastColumn="0"/>
-              <w:rPr>
-                <w:rFonts w:ascii="Sakkal Majalla" w:hAnsi="Sakkal Majalla" w:cs="Sakkal Majalla"/>
-              </w:rPr>
-            </w:pPr>
-          </w:p>
-        </w:tc>
-      </w:tr>
-      <w:tr>
-        <w:tc>
-          <w:tcPr>
-            <w:cnfStyle w:val="001000000000" w:firstRow="0" w:lastRow="0" w:firstColumn="1" w:lastColumn="0" w:oddVBand="0" w:evenVBand="0" w:oddHBand="0" w:evenHBand="0" w:firstRowFirstColumn="0" w:firstRowLastColumn="0" w:lastRowFirstColumn="0" w:lastRowLastColumn="0"/>
-            <w:tcW w:w="1170" w:type="dxa"/>
-          </w:tcPr>
-          <w:p>
-            <w:pPr>
-              <w:jc w:val="center"/>
-              <w:rPr>
-                <w:rFonts w:ascii="Sakkal Majalla" w:hAnsi="Sakkal Majalla" w:cs="Sakkal Majalla"/>
-              </w:rPr>
-            </w:pPr>
-            <w:r>
-              <w:rPr>
-                <w:rFonts w:ascii="Sakkal Majalla" w:hAnsi="Sakkal Majalla" w:cs="Sakkal Majalla" w:hint="cs"/>
-              </w:rPr>
-              <w:t>6</w:t>
-            </w:r>
-          </w:p>
-        </w:tc>
-        <w:tc>
-          <w:tcPr>
-            <w:tcW w:w="7735" w:type="dxa"/>
-          </w:tcPr>
-          <w:p>
-            <w:pPr>
-              <w:jc w:val="center"/>
-              <w:cnfStyle w:val="000000000000" w:firstRow="0" w:lastRow="0" w:firstColumn="0" w:lastColumn="0" w:oddVBand="0" w:evenVBand="0" w:oddHBand="0" w:evenHBand="0" w:firstRowFirstColumn="0" w:firstRowLastColumn="0" w:lastRowFirstColumn="0" w:lastRowLastColumn="0"/>
-              <w:rPr>
-                <w:rFonts w:ascii="Sakkal Majalla" w:hAnsi="Sakkal Majalla" w:cs="Sakkal Majalla"/>
-              </w:rPr>
-            </w:pPr>
-            <w:hyperlink r:id="rId20" w:history="1">
-              <w:r>
-                <w:rPr>
-                  <w:rStyle w:val="Hyperlink"/>
-                  <w:rFonts w:ascii="Sakkal Majalla" w:hAnsi="Sakkal Majalla" w:cs="Sakkal Majalla"/>
-                </w:rPr>
-                <w:t xml:space="preserve">YouTube channel for QA automation, including </w:t>
-              </w:r>
-              <w:proofErr w:type="spellStart"/>
-              <w:r>
-                <w:rPr>
-                  <w:rStyle w:val="Hyperlink"/>
-                  <w:rFonts w:ascii="Sakkal Majalla" w:hAnsi="Sakkal Majalla" w:cs="Sakkal Majalla"/>
-                </w:rPr>
-                <w:t>Pytest</w:t>
-              </w:r>
-              <w:proofErr w:type="spellEnd"/>
-              <w:r>
-                <w:rPr>
-                  <w:rStyle w:val="Hyperlink"/>
-                  <w:rFonts w:ascii="Sakkal Majalla" w:hAnsi="Sakkal Majalla" w:cs="Sakkal Majalla"/>
-                </w:rPr>
-                <w:t xml:space="preserve"> hooks</w:t>
-              </w:r>
-            </w:hyperlink>
           </w:p>
         </w:tc>
         <w:tc>

--- a/Search-Topics-01.docx
+++ b/Search-Topics-01.docx
@@ -1187,57 +1187,29 @@
               <w:rPr>
                 <w:rFonts w:ascii="Sakkal Majalla" w:hAnsi="Sakkal Majalla" w:cs="Sakkal Majalla" w:hint="cs"/>
               </w:rPr>
-              <w:t>events.test_</w:t>
-            </w:r>
-            <w:proofErr w:type="gramStart"/>
-            <w:r>
-              <w:rPr>
-                <w:rFonts w:ascii="Sakkal Majalla" w:hAnsi="Sakkal Majalla" w:cs="Sakkal Majalla" w:hint="cs"/>
-              </w:rPr>
-              <w:t>stop.connect</w:t>
-            </w:r>
-            <w:proofErr w:type="gramEnd"/>
-            <w:r>
-              <w:rPr>
-                <w:rFonts w:ascii="Sakkal Majalla" w:hAnsi="Sakkal Majalla" w:cs="Sakkal Majalla" w:hint="cs"/>
-              </w:rPr>
-              <w:t>(check_sla)</w:t>
-            </w:r>
-          </w:p>
-          <w:p>
-            <w:pPr>
-              <w:cnfStyle w:val="000000100000" w:firstRow="0" w:lastRow="0" w:firstColumn="0" w:lastColumn="0" w:oddVBand="0" w:evenVBand="0" w:oddHBand="1" w:evenHBand="0" w:firstRowFirstColumn="0" w:firstRowLastColumn="0" w:lastRowFirstColumn="0" w:lastRowLastColumn="0"/>
-              <w:rPr>
-                <w:rFonts w:ascii="Sakkal Majalla" w:hAnsi="Sakkal Majalla" w:cs="Sakkal Majalla"/>
-              </w:rPr>
-            </w:pPr>
-          </w:p>
-          <w:p>
-            <w:pPr>
-              <w:cnfStyle w:val="000000100000" w:firstRow="0" w:lastRow="0" w:firstColumn="0" w:lastColumn="0" w:oddVBand="0" w:evenVBand="0" w:oddHBand="1" w:evenHBand="0" w:firstRowFirstColumn="0" w:firstRowLastColumn="0" w:lastRowFirstColumn="0" w:lastRowLastColumn="0"/>
-              <w:rPr>
-                <w:rFonts w:ascii="Sakkal Majalla" w:hAnsi="Sakkal Majalla" w:cs="Sakkal Majalla"/>
-              </w:rPr>
-            </w:pPr>
-            <w:r>
-              <w:rPr>
-                <w:rFonts w:ascii="Sakkal Majalla" w:hAnsi="Sakkal Majalla" w:cs="Sakkal Majalla" w:hint="cs"/>
-              </w:rPr>
-              <w:t>def check_</w:t>
-            </w:r>
-            <w:proofErr w:type="gramStart"/>
-            <w:r>
-              <w:rPr>
-                <w:rFonts w:ascii="Sakkal Majalla" w:hAnsi="Sakkal Majalla" w:cs="Sakkal Majalla" w:hint="cs"/>
-              </w:rPr>
-              <w:t>sla(</w:t>
-            </w:r>
-            <w:proofErr w:type="gramEnd"/>
-            <w:r>
-              <w:rPr>
-                <w:rFonts w:ascii="Sakkal Majalla" w:hAnsi="Sakkal Majalla" w:cs="Sakkal Majalla" w:hint="cs"/>
-              </w:rPr>
-              <w:t>environment, **kwargs):</w:t>
+              <w:t>events.test_stop.connect(check_sla)</w:t>
+            </w:r>
+          </w:p>
+          <w:p>
+            <w:pPr>
+              <w:cnfStyle w:val="000000100000" w:firstRow="0" w:lastRow="0" w:firstColumn="0" w:lastColumn="0" w:oddVBand="0" w:evenVBand="0" w:oddHBand="1" w:evenHBand="0" w:firstRowFirstColumn="0" w:firstRowLastColumn="0" w:lastRowFirstColumn="0" w:lastRowLastColumn="0"/>
+              <w:rPr>
+                <w:rFonts w:ascii="Sakkal Majalla" w:hAnsi="Sakkal Majalla" w:cs="Sakkal Majalla"/>
+              </w:rPr>
+            </w:pPr>
+          </w:p>
+          <w:p>
+            <w:pPr>
+              <w:cnfStyle w:val="000000100000" w:firstRow="0" w:lastRow="0" w:firstColumn="0" w:lastColumn="0" w:oddVBand="0" w:evenVBand="0" w:oddHBand="1" w:evenHBand="0" w:firstRowFirstColumn="0" w:firstRowLastColumn="0" w:lastRowFirstColumn="0" w:lastRowLastColumn="0"/>
+              <w:rPr>
+                <w:rFonts w:ascii="Sakkal Majalla" w:hAnsi="Sakkal Majalla" w:cs="Sakkal Majalla"/>
+              </w:rPr>
+            </w:pPr>
+            <w:r>
+              <w:rPr>
+                <w:rFonts w:ascii="Sakkal Majalla" w:hAnsi="Sakkal Majalla" w:cs="Sakkal Majalla" w:hint="cs"/>
+              </w:rPr>
+              <w:t>def check_sla(environment, **kwargs):</w:t>
             </w:r>
           </w:p>
           <w:p>
@@ -1265,35 +1237,7 @@
               <w:rPr>
                 <w:rFonts w:ascii="Sakkal Majalla" w:hAnsi="Sakkal Majalla" w:cs="Sakkal Majalla" w:hint="cs"/>
               </w:rPr>
-              <w:t xml:space="preserve">    failure_rate = </w:t>
-            </w:r>
-            <w:proofErr w:type="gramStart"/>
-            <w:r>
-              <w:rPr>
-                <w:rFonts w:ascii="Sakkal Majalla" w:hAnsi="Sakkal Majalla" w:cs="Sakkal Majalla" w:hint="cs"/>
-              </w:rPr>
-              <w:t>environment.stats</w:t>
-            </w:r>
-            <w:proofErr w:type="gramEnd"/>
-            <w:r>
-              <w:rPr>
-                <w:rFonts w:ascii="Sakkal Majalla" w:hAnsi="Sakkal Majalla" w:cs="Sakkal Majalla" w:hint="cs"/>
-              </w:rPr>
-              <w:t>.</w:t>
-            </w:r>
-            <w:proofErr w:type="gramStart"/>
-            <w:r>
-              <w:rPr>
-                <w:rFonts w:ascii="Sakkal Majalla" w:hAnsi="Sakkal Majalla" w:cs="Sakkal Majalla" w:hint="cs"/>
-              </w:rPr>
-              <w:t>total.fail</w:t>
-            </w:r>
-            <w:proofErr w:type="gramEnd"/>
-            <w:r>
-              <w:rPr>
-                <w:rFonts w:ascii="Sakkal Majalla" w:hAnsi="Sakkal Majalla" w:cs="Sakkal Majalla" w:hint="cs"/>
-              </w:rPr>
-              <w:t>_ratio</w:t>
+              <w:t xml:space="preserve">    failure_rate = environment.stats.total.fail_ratio</w:t>
             </w:r>
           </w:p>
           <w:p>
@@ -1335,64 +1279,36 @@
               <w:rPr>
                 <w:rFonts w:ascii="Sakkal Majalla" w:hAnsi="Sakkal Majalla" w:cs="Sakkal Majalla" w:hint="cs"/>
               </w:rPr>
+              <w:t xml:space="preserve">        print("FAIL: Average response time exceeds 500ms")</w:t>
+            </w:r>
+          </w:p>
+          <w:p>
+            <w:pPr>
+              <w:cnfStyle w:val="000000100000" w:firstRow="0" w:lastRow="0" w:firstColumn="0" w:lastColumn="0" w:oddVBand="0" w:evenVBand="0" w:oddHBand="1" w:evenHBand="0" w:firstRowFirstColumn="0" w:firstRowLastColumn="0" w:lastRowFirstColumn="0" w:lastRowLastColumn="0"/>
+              <w:rPr>
+                <w:rFonts w:ascii="Sakkal Majalla" w:hAnsi="Sakkal Majalla" w:cs="Sakkal Majalla"/>
+              </w:rPr>
+            </w:pPr>
+            <w:r>
+              <w:rPr>
+                <w:rFonts w:ascii="Sakkal Majalla" w:hAnsi="Sakkal Majalla" w:cs="Sakkal Majalla" w:hint="cs"/>
+              </w:rPr>
+              <w:t xml:space="preserve">        sys.exit(1)</w:t>
+            </w:r>
+          </w:p>
+          <w:p>
+            <w:pPr>
+              <w:cnfStyle w:val="000000100000" w:firstRow="0" w:lastRow="0" w:firstColumn="0" w:lastColumn="0" w:oddVBand="0" w:evenVBand="0" w:oddHBand="1" w:evenHBand="0" w:firstRowFirstColumn="0" w:firstRowLastColumn="0" w:lastRowFirstColumn="0" w:lastRowLastColumn="0"/>
+              <w:rPr>
+                <w:rFonts w:ascii="Sakkal Majalla" w:hAnsi="Sakkal Majalla" w:cs="Sakkal Majalla"/>
+              </w:rPr>
+            </w:pPr>
+            <w:r>
+              <w:rPr>
+                <w:rFonts w:ascii="Sakkal Majalla" w:hAnsi="Sakkal Majalla" w:cs="Sakkal Majalla" w:hint="cs"/>
+              </w:rPr>
               <w:t xml:space="preserve">        </w:t>
             </w:r>
-            <w:proofErr w:type="gramStart"/>
-            <w:r>
-              <w:rPr>
-                <w:rFonts w:ascii="Sakkal Majalla" w:hAnsi="Sakkal Majalla" w:cs="Sakkal Majalla" w:hint="cs"/>
-              </w:rPr>
-              <w:t>print(</w:t>
-            </w:r>
-            <w:proofErr w:type="gramEnd"/>
-            <w:r>
-              <w:rPr>
-                <w:rFonts w:ascii="Sakkal Majalla" w:hAnsi="Sakkal Majalla" w:cs="Sakkal Majalla" w:hint="cs"/>
-              </w:rPr>
-              <w:t>"FAIL: Average response time exceeds 500ms")</w:t>
-            </w:r>
-          </w:p>
-          <w:p>
-            <w:pPr>
-              <w:cnfStyle w:val="000000100000" w:firstRow="0" w:lastRow="0" w:firstColumn="0" w:lastColumn="0" w:oddVBand="0" w:evenVBand="0" w:oddHBand="1" w:evenHBand="0" w:firstRowFirstColumn="0" w:firstRowLastColumn="0" w:lastRowFirstColumn="0" w:lastRowLastColumn="0"/>
-              <w:rPr>
-                <w:rFonts w:ascii="Sakkal Majalla" w:hAnsi="Sakkal Majalla" w:cs="Sakkal Majalla"/>
-              </w:rPr>
-            </w:pPr>
-            <w:r>
-              <w:rPr>
-                <w:rFonts w:ascii="Sakkal Majalla" w:hAnsi="Sakkal Majalla" w:cs="Sakkal Majalla" w:hint="cs"/>
-              </w:rPr>
-              <w:t xml:space="preserve">        </w:t>
-            </w:r>
-            <w:proofErr w:type="gramStart"/>
-            <w:r>
-              <w:rPr>
-                <w:rFonts w:ascii="Sakkal Majalla" w:hAnsi="Sakkal Majalla" w:cs="Sakkal Majalla" w:hint="cs"/>
-              </w:rPr>
-              <w:t>sys.exit</w:t>
-            </w:r>
-            <w:proofErr w:type="gramEnd"/>
-            <w:r>
-              <w:rPr>
-                <w:rFonts w:ascii="Sakkal Majalla" w:hAnsi="Sakkal Majalla" w:cs="Sakkal Majalla" w:hint="cs"/>
-              </w:rPr>
-              <w:t>(1)</w:t>
-            </w:r>
-          </w:p>
-          <w:p>
-            <w:pPr>
-              <w:cnfStyle w:val="000000100000" w:firstRow="0" w:lastRow="0" w:firstColumn="0" w:lastColumn="0" w:oddVBand="0" w:evenVBand="0" w:oddHBand="1" w:evenHBand="0" w:firstRowFirstColumn="0" w:firstRowLastColumn="0" w:lastRowFirstColumn="0" w:lastRowLastColumn="0"/>
-              <w:rPr>
-                <w:rFonts w:ascii="Sakkal Majalla" w:hAnsi="Sakkal Majalla" w:cs="Sakkal Majalla"/>
-              </w:rPr>
-            </w:pPr>
-            <w:r>
-              <w:rPr>
-                <w:rFonts w:ascii="Sakkal Majalla" w:hAnsi="Sakkal Majalla" w:cs="Sakkal Majalla" w:hint="cs"/>
-              </w:rPr>
-              <w:t xml:space="preserve">        </w:t>
-            </w:r>
           </w:p>
           <w:p>
             <w:pPr>
@@ -1419,21 +1335,7 @@
               <w:rPr>
                 <w:rFonts w:ascii="Sakkal Majalla" w:hAnsi="Sakkal Majalla" w:cs="Sakkal Majalla" w:hint="cs"/>
               </w:rPr>
-              <w:t xml:space="preserve">        </w:t>
-            </w:r>
-            <w:proofErr w:type="gramStart"/>
-            <w:r>
-              <w:rPr>
-                <w:rFonts w:ascii="Sakkal Majalla" w:hAnsi="Sakkal Majalla" w:cs="Sakkal Majalla" w:hint="cs"/>
-              </w:rPr>
-              <w:t>print(</w:t>
-            </w:r>
-            <w:proofErr w:type="gramEnd"/>
-            <w:r>
-              <w:rPr>
-                <w:rFonts w:ascii="Sakkal Majalla" w:hAnsi="Sakkal Majalla" w:cs="Sakkal Majalla" w:hint="cs"/>
-              </w:rPr>
-              <w:t>f"FAIL: Error rate {failure_rate} exceeds threshold")</w:t>
+              <w:t xml:space="preserve">        print(f"FAIL: Error rate {failure_rate} exceeds threshold")</w:t>
             </w:r>
           </w:p>
           <w:p>
@@ -1449,21 +1351,7 @@
               <w:rPr>
                 <w:rFonts w:ascii="Sakkal Majalla" w:hAnsi="Sakkal Majalla" w:cs="Sakkal Majalla" w:hint="cs"/>
               </w:rPr>
-              <w:t xml:space="preserve">        </w:t>
-            </w:r>
-            <w:proofErr w:type="gramStart"/>
-            <w:r>
-              <w:rPr>
-                <w:rFonts w:ascii="Sakkal Majalla" w:hAnsi="Sakkal Majalla" w:cs="Sakkal Majalla" w:hint="cs"/>
-              </w:rPr>
-              <w:t>sys.exit</w:t>
-            </w:r>
-            <w:proofErr w:type="gramEnd"/>
-            <w:r>
-              <w:rPr>
-                <w:rFonts w:ascii="Sakkal Majalla" w:hAnsi="Sakkal Majalla" w:cs="Sakkal Majalla" w:hint="cs"/>
-              </w:rPr>
-              <w:t>(1)</w:t>
+              <w:t xml:space="preserve">        sys.exit(1)</w:t>
             </w:r>
           </w:p>
         </w:tc>
@@ -2443,23 +2331,7 @@
                   <w:rStyle w:val="Hyperlink"/>
                   <w:rFonts w:ascii="Sakkal Majalla" w:hAnsi="Sakkal Majalla" w:cs="Sakkal Majalla" w:hint="cs"/>
                 </w:rPr>
-                <w:t xml:space="preserve">Search Videos </w:t>
-              </w:r>
-              <w:proofErr w:type="gramStart"/>
-              <w:r>
-                <w:rPr>
-                  <w:rStyle w:val="Hyperlink"/>
-                  <w:rFonts w:ascii="Sakkal Majalla" w:hAnsi="Sakkal Majalla" w:cs="Sakkal Majalla" w:hint="cs"/>
-                </w:rPr>
-                <w:t>By</w:t>
-              </w:r>
-              <w:proofErr w:type="gramEnd"/>
-              <w:r>
-                <w:rPr>
-                  <w:rStyle w:val="Hyperlink"/>
-                  <w:rFonts w:ascii="Sakkal Majalla" w:hAnsi="Sakkal Majalla" w:cs="Sakkal Majalla" w:hint="cs"/>
-                </w:rPr>
-                <w:t xml:space="preserve"> Picture Using Elasticsearch</w:t>
+                <w:t>Search Videos By Picture Using Elasticsearch</w:t>
               </w:r>
             </w:hyperlink>
           </w:p>
@@ -2495,23 +2367,7 @@
                   <w:rStyle w:val="Hyperlink"/>
                   <w:rFonts w:ascii="Sakkal Majalla" w:hAnsi="Sakkal Majalla" w:cs="Sakkal Majalla" w:hint="cs"/>
                 </w:rPr>
-                <w:t xml:space="preserve">Real-Time AI Search Tool in Python </w:t>
-              </w:r>
-              <w:proofErr w:type="gramStart"/>
-              <w:r>
-                <w:rPr>
-                  <w:rStyle w:val="Hyperlink"/>
-                  <w:rFonts w:ascii="Sakkal Majalla" w:hAnsi="Sakkal Majalla" w:cs="Sakkal Majalla" w:hint="cs"/>
-                </w:rPr>
-                <w:t>And</w:t>
-              </w:r>
-              <w:proofErr w:type="gramEnd"/>
-              <w:r>
-                <w:rPr>
-                  <w:rStyle w:val="Hyperlink"/>
-                  <w:rFonts w:ascii="Sakkal Majalla" w:hAnsi="Sakkal Majalla" w:cs="Sakkal Majalla" w:hint="cs"/>
-                </w:rPr>
-                <w:t xml:space="preserve"> Elasticsearch</w:t>
+                <w:t>Real-Time AI Search Tool in Python And Elasticsearch</w:t>
               </w:r>
             </w:hyperlink>
           </w:p>
@@ -2759,21 +2615,7 @@
               <w:rPr>
                 <w:rFonts w:ascii="Sakkal Majalla" w:hAnsi="Sakkal Majalla" w:cs="Sakkal Majalla" w:hint="cs"/>
               </w:rPr>
-              <w:t xml:space="preserve">Information Retrieval </w:t>
-            </w:r>
-            <w:proofErr w:type="gramStart"/>
-            <w:r>
-              <w:rPr>
-                <w:rFonts w:ascii="Sakkal Majalla" w:hAnsi="Sakkal Majalla" w:cs="Sakkal Majalla" w:hint="cs"/>
-              </w:rPr>
-              <w:t>With</w:t>
-            </w:r>
-            <w:proofErr w:type="gramEnd"/>
-            <w:r>
-              <w:rPr>
-                <w:rFonts w:ascii="Sakkal Majalla" w:hAnsi="Sakkal Majalla" w:cs="Sakkal Majalla" w:hint="cs"/>
-              </w:rPr>
-              <w:t xml:space="preserve"> Python</w:t>
+              <w:t>Information Retrieval With Python</w:t>
             </w:r>
           </w:p>
         </w:tc>
@@ -3642,6 +3484,54 @@
               </w:rPr>
               <w:t xml:space="preserve"> =&gt; for paper research and AI data</w:t>
             </w:r>
+          </w:p>
+        </w:tc>
+        <w:tc>
+          <w:tcPr>
+            <w:tcW w:w="3155" w:type="dxa"/>
+          </w:tcPr>
+          <w:p>
+            <w:pPr>
+              <w:cnfStyle w:val="000000000000" w:firstRow="0" w:lastRow="0" w:firstColumn="0" w:lastColumn="0" w:oddVBand="0" w:evenVBand="0" w:oddHBand="0" w:evenHBand="0" w:firstRowFirstColumn="0" w:firstRowLastColumn="0" w:lastRowFirstColumn="0" w:lastRowLastColumn="0"/>
+              <w:rPr>
+                <w:rFonts w:ascii="Sakkal Majalla" w:hAnsi="Sakkal Majalla" w:cs="Sakkal Majalla"/>
+              </w:rPr>
+            </w:pPr>
+          </w:p>
+        </w:tc>
+      </w:tr>
+      <w:tr>
+        <w:tc>
+          <w:tcPr>
+            <w:cnfStyle w:val="001000000000" w:firstRow="0" w:lastRow="0" w:firstColumn="1" w:lastColumn="0" w:oddVBand="0" w:evenVBand="0" w:oddHBand="0" w:evenHBand="0" w:firstRowFirstColumn="0" w:firstRowLastColumn="0" w:lastRowFirstColumn="0" w:lastRowLastColumn="0"/>
+            <w:tcW w:w="1170" w:type="dxa"/>
+          </w:tcPr>
+          <w:p>
+            <w:pPr>
+              <w:jc w:val="center"/>
+              <w:rPr>
+                <w:rFonts w:ascii="Sakkal Majalla" w:hAnsi="Sakkal Majalla" w:cs="Sakkal Majalla" w:hint="cs"/>
+              </w:rPr>
+            </w:pPr>
+          </w:p>
+        </w:tc>
+        <w:tc>
+          <w:tcPr>
+            <w:tcW w:w="7735" w:type="dxa"/>
+          </w:tcPr>
+          <w:p>
+            <w:pPr>
+              <w:jc w:val="center"/>
+              <w:cnfStyle w:val="000000000000" w:firstRow="0" w:lastRow="0" w:firstColumn="0" w:lastColumn="0" w:oddVBand="0" w:evenVBand="0" w:oddHBand="0" w:evenHBand="0" w:firstRowFirstColumn="0" w:firstRowLastColumn="0" w:lastRowFirstColumn="0" w:lastRowLastColumn="0"/>
+            </w:pPr>
+            <w:hyperlink r:id="rId21" w:history="1">
+              <w:r>
+                <w:rPr>
+                  <w:rStyle w:val="Hyperlink"/>
+                </w:rPr>
+                <w:t>https://www.scraping.club/</w:t>
+              </w:r>
+            </w:hyperlink>
           </w:p>
         </w:tc>
         <w:tc>

--- a/Search-Topics-01.docx
+++ b/Search-Topics-01.docx
@@ -28,7 +28,7 @@
             <w:pPr>
               <w:jc w:val="center"/>
               <w:rPr>
-                <w:rFonts w:ascii="Sakkal Majalla" w:hAnsi="Sakkal Majalla" w:cs="Sakkal Majalla"/>
+                <w:rFonts w:ascii="Sakkal Majalla" w:hAnsi="Sakkal Majalla" w:cs="Sakkal Majalla" w:hint="cs"/>
               </w:rPr>
             </w:pPr>
             <w:r>
@@ -48,7 +48,7 @@
               <w:jc w:val="center"/>
               <w:cnfStyle w:val="100000000000" w:firstRow="1" w:lastRow="0" w:firstColumn="0" w:lastColumn="0" w:oddVBand="0" w:evenVBand="0" w:oddHBand="0" w:evenHBand="0" w:firstRowFirstColumn="0" w:firstRowLastColumn="0" w:lastRowFirstColumn="0" w:lastRowLastColumn="0"/>
               <w:rPr>
-                <w:rFonts w:ascii="Sakkal Majalla" w:hAnsi="Sakkal Majalla" w:cs="Sakkal Majalla"/>
+                <w:rFonts w:ascii="Sakkal Majalla" w:hAnsi="Sakkal Majalla" w:cs="Sakkal Majalla" w:hint="cs"/>
               </w:rPr>
             </w:pPr>
             <w:r>
@@ -68,7 +68,7 @@
               <w:jc w:val="center"/>
               <w:cnfStyle w:val="100000000000" w:firstRow="1" w:lastRow="0" w:firstColumn="0" w:lastColumn="0" w:oddVBand="0" w:evenVBand="0" w:oddHBand="0" w:evenHBand="0" w:firstRowFirstColumn="0" w:firstRowLastColumn="0" w:lastRowFirstColumn="0" w:lastRowLastColumn="0"/>
               <w:rPr>
-                <w:rFonts w:ascii="Sakkal Majalla" w:hAnsi="Sakkal Majalla" w:cs="Sakkal Majalla"/>
+                <w:rFonts w:ascii="Sakkal Majalla" w:hAnsi="Sakkal Majalla" w:cs="Sakkal Majalla" w:hint="cs"/>
               </w:rPr>
             </w:pPr>
             <w:r>
@@ -88,7 +88,7 @@
               <w:jc w:val="center"/>
               <w:cnfStyle w:val="100000000000" w:firstRow="1" w:lastRow="0" w:firstColumn="0" w:lastColumn="0" w:oddVBand="0" w:evenVBand="0" w:oddHBand="0" w:evenHBand="0" w:firstRowFirstColumn="0" w:firstRowLastColumn="0" w:lastRowFirstColumn="0" w:lastRowLastColumn="0"/>
               <w:rPr>
-                <w:rFonts w:ascii="Sakkal Majalla" w:hAnsi="Sakkal Majalla" w:cs="Sakkal Majalla"/>
+                <w:rFonts w:ascii="Sakkal Majalla" w:hAnsi="Sakkal Majalla" w:cs="Sakkal Majalla" w:hint="cs"/>
               </w:rPr>
             </w:pPr>
             <w:r>
@@ -113,7 +113,7 @@
             <w:pPr>
               <w:jc w:val="center"/>
               <w:rPr>
-                <w:rFonts w:ascii="Sakkal Majalla" w:hAnsi="Sakkal Majalla" w:cs="Sakkal Majalla"/>
+                <w:rFonts w:ascii="Sakkal Majalla" w:hAnsi="Sakkal Majalla" w:cs="Sakkal Majalla" w:hint="cs"/>
               </w:rPr>
             </w:pPr>
             <w:r>
@@ -132,7 +132,7 @@
             <w:pPr>
               <w:cnfStyle w:val="000000100000" w:firstRow="0" w:lastRow="0" w:firstColumn="0" w:lastColumn="0" w:oddVBand="0" w:evenVBand="0" w:oddHBand="1" w:evenHBand="0" w:firstRowFirstColumn="0" w:firstRowLastColumn="0" w:lastRowFirstColumn="0" w:lastRowLastColumn="0"/>
               <w:rPr>
-                <w:rFonts w:ascii="Sakkal Majalla" w:hAnsi="Sakkal Majalla" w:cs="Sakkal Majalla"/>
+                <w:rFonts w:ascii="Sakkal Majalla" w:hAnsi="Sakkal Majalla" w:cs="Sakkal Majalla" w:hint="cs"/>
               </w:rPr>
             </w:pPr>
             <w:r>
@@ -176,7 +176,7 @@
               <w:jc w:val="center"/>
               <w:cnfStyle w:val="000000100000" w:firstRow="0" w:lastRow="0" w:firstColumn="0" w:lastColumn="0" w:oddVBand="0" w:evenVBand="0" w:oddHBand="1" w:evenHBand="0" w:firstRowFirstColumn="0" w:firstRowLastColumn="0" w:lastRowFirstColumn="0" w:lastRowLastColumn="0"/>
               <w:rPr>
-                <w:rFonts w:ascii="Sakkal Majalla" w:hAnsi="Sakkal Majalla" w:cs="Sakkal Majalla"/>
+                <w:rFonts w:ascii="Sakkal Majalla" w:hAnsi="Sakkal Majalla" w:cs="Sakkal Majalla" w:hint="cs"/>
               </w:rPr>
             </w:pPr>
             <w:r>
@@ -195,7 +195,7 @@
             <w:pPr>
               <w:cnfStyle w:val="000000100000" w:firstRow="0" w:lastRow="0" w:firstColumn="0" w:lastColumn="0" w:oddVBand="0" w:evenVBand="0" w:oddHBand="1" w:evenHBand="0" w:firstRowFirstColumn="0" w:firstRowLastColumn="0" w:lastRowFirstColumn="0" w:lastRowLastColumn="0"/>
               <w:rPr>
-                <w:rFonts w:ascii="Sakkal Majalla" w:hAnsi="Sakkal Majalla" w:cs="Sakkal Majalla"/>
+                <w:rFonts w:ascii="Sakkal Majalla" w:hAnsi="Sakkal Majalla" w:cs="Sakkal Majalla" w:hint="cs"/>
               </w:rPr>
             </w:pPr>
           </w:p>
@@ -211,7 +211,7 @@
             <w:pPr>
               <w:jc w:val="center"/>
               <w:rPr>
-                <w:rFonts w:ascii="Sakkal Majalla" w:hAnsi="Sakkal Majalla" w:cs="Sakkal Majalla"/>
+                <w:rFonts w:ascii="Sakkal Majalla" w:hAnsi="Sakkal Majalla" w:cs="Sakkal Majalla" w:hint="cs"/>
               </w:rPr>
             </w:pPr>
             <w:r>
@@ -230,7 +230,7 @@
             <w:pPr>
               <w:cnfStyle w:val="000000000000" w:firstRow="0" w:lastRow="0" w:firstColumn="0" w:lastColumn="0" w:oddVBand="0" w:evenVBand="0" w:oddHBand="0" w:evenHBand="0" w:firstRowFirstColumn="0" w:firstRowLastColumn="0" w:lastRowFirstColumn="0" w:lastRowLastColumn="0"/>
               <w:rPr>
-                <w:rFonts w:ascii="Sakkal Majalla" w:hAnsi="Sakkal Majalla" w:cs="Sakkal Majalla"/>
+                <w:rFonts w:ascii="Sakkal Majalla" w:hAnsi="Sakkal Majalla" w:cs="Sakkal Majalla" w:hint="cs"/>
               </w:rPr>
             </w:pPr>
             <w:r>
@@ -292,7 +292,7 @@
               <w:jc w:val="center"/>
               <w:cnfStyle w:val="000000000000" w:firstRow="0" w:lastRow="0" w:firstColumn="0" w:lastColumn="0" w:oddVBand="0" w:evenVBand="0" w:oddHBand="0" w:evenHBand="0" w:firstRowFirstColumn="0" w:firstRowLastColumn="0" w:lastRowFirstColumn="0" w:lastRowLastColumn="0"/>
               <w:rPr>
-                <w:rFonts w:ascii="Sakkal Majalla" w:hAnsi="Sakkal Majalla" w:cs="Sakkal Majalla"/>
+                <w:rFonts w:ascii="Sakkal Majalla" w:hAnsi="Sakkal Majalla" w:cs="Sakkal Majalla" w:hint="cs"/>
               </w:rPr>
             </w:pPr>
             <w:r>
@@ -311,7 +311,7 @@
             <w:pPr>
               <w:cnfStyle w:val="000000000000" w:firstRow="0" w:lastRow="0" w:firstColumn="0" w:lastColumn="0" w:oddVBand="0" w:evenVBand="0" w:oddHBand="0" w:evenHBand="0" w:firstRowFirstColumn="0" w:firstRowLastColumn="0" w:lastRowFirstColumn="0" w:lastRowLastColumn="0"/>
               <w:rPr>
-                <w:rFonts w:ascii="Sakkal Majalla" w:hAnsi="Sakkal Majalla" w:cs="Sakkal Majalla"/>
+                <w:rFonts w:ascii="Sakkal Majalla" w:hAnsi="Sakkal Majalla" w:cs="Sakkal Majalla" w:hint="cs"/>
               </w:rPr>
             </w:pPr>
           </w:p>
@@ -330,7 +330,7 @@
             <w:pPr>
               <w:jc w:val="center"/>
               <w:rPr>
-                <w:rFonts w:ascii="Sakkal Majalla" w:hAnsi="Sakkal Majalla" w:cs="Sakkal Majalla"/>
+                <w:rFonts w:ascii="Sakkal Majalla" w:hAnsi="Sakkal Majalla" w:cs="Sakkal Majalla" w:hint="cs"/>
               </w:rPr>
             </w:pPr>
             <w:r>
@@ -349,7 +349,7 @@
             <w:pPr>
               <w:cnfStyle w:val="000000100000" w:firstRow="0" w:lastRow="0" w:firstColumn="0" w:lastColumn="0" w:oddVBand="0" w:evenVBand="0" w:oddHBand="1" w:evenHBand="0" w:firstRowFirstColumn="0" w:firstRowLastColumn="0" w:lastRowFirstColumn="0" w:lastRowLastColumn="0"/>
               <w:rPr>
-                <w:rFonts w:ascii="Sakkal Majalla" w:hAnsi="Sakkal Majalla" w:cs="Sakkal Majalla"/>
+                <w:rFonts w:ascii="Sakkal Majalla" w:hAnsi="Sakkal Majalla" w:cs="Sakkal Majalla" w:hint="cs"/>
               </w:rPr>
             </w:pPr>
             <w:r>
@@ -381,7 +381,7 @@
               <w:jc w:val="center"/>
               <w:cnfStyle w:val="000000100000" w:firstRow="0" w:lastRow="0" w:firstColumn="0" w:lastColumn="0" w:oddVBand="0" w:evenVBand="0" w:oddHBand="1" w:evenHBand="0" w:firstRowFirstColumn="0" w:firstRowLastColumn="0" w:lastRowFirstColumn="0" w:lastRowLastColumn="0"/>
               <w:rPr>
-                <w:rFonts w:ascii="Sakkal Majalla" w:hAnsi="Sakkal Majalla" w:cs="Sakkal Majalla"/>
+                <w:rFonts w:ascii="Sakkal Majalla" w:hAnsi="Sakkal Majalla" w:cs="Sakkal Majalla" w:hint="cs"/>
               </w:rPr>
             </w:pPr>
             <w:r>
@@ -400,7 +400,7 @@
             <w:pPr>
               <w:cnfStyle w:val="000000100000" w:firstRow="0" w:lastRow="0" w:firstColumn="0" w:lastColumn="0" w:oddVBand="0" w:evenVBand="0" w:oddHBand="1" w:evenHBand="0" w:firstRowFirstColumn="0" w:firstRowLastColumn="0" w:lastRowFirstColumn="0" w:lastRowLastColumn="0"/>
               <w:rPr>
-                <w:rFonts w:ascii="Sakkal Majalla" w:hAnsi="Sakkal Majalla" w:cs="Sakkal Majalla"/>
+                <w:rFonts w:ascii="Sakkal Majalla" w:hAnsi="Sakkal Majalla" w:cs="Sakkal Majalla" w:hint="cs"/>
               </w:rPr>
             </w:pPr>
           </w:p>
@@ -416,7 +416,7 @@
             <w:pPr>
               <w:jc w:val="center"/>
               <w:rPr>
-                <w:rFonts w:ascii="Sakkal Majalla" w:hAnsi="Sakkal Majalla" w:cs="Sakkal Majalla"/>
+                <w:rFonts w:ascii="Sakkal Majalla" w:hAnsi="Sakkal Majalla" w:cs="Sakkal Majalla" w:hint="cs"/>
               </w:rPr>
             </w:pPr>
             <w:r>
@@ -435,7 +435,7 @@
             <w:pPr>
               <w:cnfStyle w:val="000000000000" w:firstRow="0" w:lastRow="0" w:firstColumn="0" w:lastColumn="0" w:oddVBand="0" w:evenVBand="0" w:oddHBand="0" w:evenHBand="0" w:firstRowFirstColumn="0" w:firstRowLastColumn="0" w:lastRowFirstColumn="0" w:lastRowLastColumn="0"/>
               <w:rPr>
-                <w:rFonts w:ascii="Sakkal Majalla" w:hAnsi="Sakkal Majalla" w:cs="Sakkal Majalla"/>
+                <w:rFonts w:ascii="Sakkal Majalla" w:hAnsi="Sakkal Majalla" w:cs="Sakkal Majalla" w:hint="cs"/>
               </w:rPr>
             </w:pPr>
             <w:r>
@@ -467,7 +467,7 @@
               <w:jc w:val="center"/>
               <w:cnfStyle w:val="000000000000" w:firstRow="0" w:lastRow="0" w:firstColumn="0" w:lastColumn="0" w:oddVBand="0" w:evenVBand="0" w:oddHBand="0" w:evenHBand="0" w:firstRowFirstColumn="0" w:firstRowLastColumn="0" w:lastRowFirstColumn="0" w:lastRowLastColumn="0"/>
               <w:rPr>
-                <w:rFonts w:ascii="Sakkal Majalla" w:hAnsi="Sakkal Majalla" w:cs="Sakkal Majalla"/>
+                <w:rFonts w:ascii="Sakkal Majalla" w:hAnsi="Sakkal Majalla" w:cs="Sakkal Majalla" w:hint="cs"/>
               </w:rPr>
             </w:pPr>
             <w:r>
@@ -486,7 +486,7 @@
             <w:pPr>
               <w:cnfStyle w:val="000000000000" w:firstRow="0" w:lastRow="0" w:firstColumn="0" w:lastColumn="0" w:oddVBand="0" w:evenVBand="0" w:oddHBand="0" w:evenHBand="0" w:firstRowFirstColumn="0" w:firstRowLastColumn="0" w:lastRowFirstColumn="0" w:lastRowLastColumn="0"/>
               <w:rPr>
-                <w:rFonts w:ascii="Sakkal Majalla" w:hAnsi="Sakkal Majalla" w:cs="Sakkal Majalla"/>
+                <w:rFonts w:ascii="Sakkal Majalla" w:hAnsi="Sakkal Majalla" w:cs="Sakkal Majalla" w:hint="cs"/>
               </w:rPr>
             </w:pPr>
           </w:p>
@@ -505,7 +505,7 @@
             <w:pPr>
               <w:jc w:val="center"/>
               <w:rPr>
-                <w:rFonts w:ascii="Sakkal Majalla" w:hAnsi="Sakkal Majalla" w:cs="Sakkal Majalla"/>
+                <w:rFonts w:ascii="Sakkal Majalla" w:hAnsi="Sakkal Majalla" w:cs="Sakkal Majalla" w:hint="cs"/>
               </w:rPr>
             </w:pPr>
             <w:r>
@@ -524,7 +524,7 @@
             <w:pPr>
               <w:cnfStyle w:val="000000100000" w:firstRow="0" w:lastRow="0" w:firstColumn="0" w:lastColumn="0" w:oddVBand="0" w:evenVBand="0" w:oddHBand="1" w:evenHBand="0" w:firstRowFirstColumn="0" w:firstRowLastColumn="0" w:lastRowFirstColumn="0" w:lastRowLastColumn="0"/>
               <w:rPr>
-                <w:rFonts w:ascii="Sakkal Majalla" w:hAnsi="Sakkal Majalla" w:cs="Sakkal Majalla"/>
+                <w:rFonts w:ascii="Sakkal Majalla" w:hAnsi="Sakkal Majalla" w:cs="Sakkal Majalla" w:hint="cs"/>
               </w:rPr>
             </w:pPr>
             <w:r>
@@ -568,7 +568,7 @@
               <w:jc w:val="center"/>
               <w:cnfStyle w:val="000000100000" w:firstRow="0" w:lastRow="0" w:firstColumn="0" w:lastColumn="0" w:oddVBand="0" w:evenVBand="0" w:oddHBand="1" w:evenHBand="0" w:firstRowFirstColumn="0" w:firstRowLastColumn="0" w:lastRowFirstColumn="0" w:lastRowLastColumn="0"/>
               <w:rPr>
-                <w:rFonts w:ascii="Sakkal Majalla" w:hAnsi="Sakkal Majalla" w:cs="Sakkal Majalla"/>
+                <w:rFonts w:ascii="Sakkal Majalla" w:hAnsi="Sakkal Majalla" w:cs="Sakkal Majalla" w:hint="cs"/>
               </w:rPr>
             </w:pPr>
             <w:r>
@@ -587,7 +587,7 @@
             <w:pPr>
               <w:cnfStyle w:val="000000100000" w:firstRow="0" w:lastRow="0" w:firstColumn="0" w:lastColumn="0" w:oddVBand="0" w:evenVBand="0" w:oddHBand="1" w:evenHBand="0" w:firstRowFirstColumn="0" w:firstRowLastColumn="0" w:lastRowFirstColumn="0" w:lastRowLastColumn="0"/>
               <w:rPr>
-                <w:rFonts w:ascii="Sakkal Majalla" w:hAnsi="Sakkal Majalla" w:cs="Sakkal Majalla"/>
+                <w:rFonts w:ascii="Sakkal Majalla" w:hAnsi="Sakkal Majalla" w:cs="Sakkal Majalla" w:hint="cs"/>
               </w:rPr>
             </w:pPr>
           </w:p>
@@ -603,7 +603,7 @@
             <w:pPr>
               <w:jc w:val="center"/>
               <w:rPr>
-                <w:rFonts w:ascii="Sakkal Majalla" w:hAnsi="Sakkal Majalla" w:cs="Sakkal Majalla"/>
+                <w:rFonts w:ascii="Sakkal Majalla" w:hAnsi="Sakkal Majalla" w:cs="Sakkal Majalla" w:hint="cs"/>
               </w:rPr>
             </w:pPr>
             <w:r>
@@ -622,7 +622,7 @@
             <w:pPr>
               <w:cnfStyle w:val="000000000000" w:firstRow="0" w:lastRow="0" w:firstColumn="0" w:lastColumn="0" w:oddVBand="0" w:evenVBand="0" w:oddHBand="0" w:evenHBand="0" w:firstRowFirstColumn="0" w:firstRowLastColumn="0" w:lastRowFirstColumn="0" w:lastRowLastColumn="0"/>
               <w:rPr>
-                <w:rFonts w:ascii="Sakkal Majalla" w:hAnsi="Sakkal Majalla" w:cs="Sakkal Majalla"/>
+                <w:rFonts w:ascii="Sakkal Majalla" w:hAnsi="Sakkal Majalla" w:cs="Sakkal Majalla" w:hint="cs"/>
               </w:rPr>
             </w:pPr>
             <w:r>
@@ -642,7 +642,7 @@
               <w:jc w:val="center"/>
               <w:cnfStyle w:val="000000000000" w:firstRow="0" w:lastRow="0" w:firstColumn="0" w:lastColumn="0" w:oddVBand="0" w:evenVBand="0" w:oddHBand="0" w:evenHBand="0" w:firstRowFirstColumn="0" w:firstRowLastColumn="0" w:lastRowFirstColumn="0" w:lastRowLastColumn="0"/>
               <w:rPr>
-                <w:rFonts w:ascii="Sakkal Majalla" w:hAnsi="Sakkal Majalla" w:cs="Sakkal Majalla"/>
+                <w:rFonts w:ascii="Sakkal Majalla" w:hAnsi="Sakkal Majalla" w:cs="Sakkal Majalla" w:hint="cs"/>
               </w:rPr>
             </w:pPr>
             <w:r>
@@ -661,7 +661,7 @@
             <w:pPr>
               <w:cnfStyle w:val="000000000000" w:firstRow="0" w:lastRow="0" w:firstColumn="0" w:lastColumn="0" w:oddVBand="0" w:evenVBand="0" w:oddHBand="0" w:evenHBand="0" w:firstRowFirstColumn="0" w:firstRowLastColumn="0" w:lastRowFirstColumn="0" w:lastRowLastColumn="0"/>
               <w:rPr>
-                <w:rFonts w:ascii="Sakkal Majalla" w:hAnsi="Sakkal Majalla" w:cs="Sakkal Majalla"/>
+                <w:rFonts w:ascii="Sakkal Majalla" w:hAnsi="Sakkal Majalla" w:cs="Sakkal Majalla" w:hint="cs"/>
               </w:rPr>
             </w:pPr>
           </w:p>
@@ -680,7 +680,7 @@
             <w:pPr>
               <w:jc w:val="center"/>
               <w:rPr>
-                <w:rFonts w:ascii="Sakkal Majalla" w:hAnsi="Sakkal Majalla" w:cs="Sakkal Majalla"/>
+                <w:rFonts w:ascii="Sakkal Majalla" w:hAnsi="Sakkal Majalla" w:cs="Sakkal Majalla" w:hint="cs"/>
               </w:rPr>
             </w:pPr>
             <w:r>
@@ -699,7 +699,7 @@
             <w:pPr>
               <w:cnfStyle w:val="000000100000" w:firstRow="0" w:lastRow="0" w:firstColumn="0" w:lastColumn="0" w:oddVBand="0" w:evenVBand="0" w:oddHBand="1" w:evenHBand="0" w:firstRowFirstColumn="0" w:firstRowLastColumn="0" w:lastRowFirstColumn="0" w:lastRowLastColumn="0"/>
               <w:rPr>
-                <w:rFonts w:ascii="Sakkal Majalla" w:hAnsi="Sakkal Majalla" w:cs="Sakkal Majalla"/>
+                <w:rFonts w:ascii="Sakkal Majalla" w:hAnsi="Sakkal Majalla" w:cs="Sakkal Majalla" w:hint="cs"/>
               </w:rPr>
             </w:pPr>
             <w:r>
@@ -719,7 +719,7 @@
               <w:jc w:val="center"/>
               <w:cnfStyle w:val="000000100000" w:firstRow="0" w:lastRow="0" w:firstColumn="0" w:lastColumn="0" w:oddVBand="0" w:evenVBand="0" w:oddHBand="1" w:evenHBand="0" w:firstRowFirstColumn="0" w:firstRowLastColumn="0" w:lastRowFirstColumn="0" w:lastRowLastColumn="0"/>
               <w:rPr>
-                <w:rFonts w:ascii="Sakkal Majalla" w:hAnsi="Sakkal Majalla" w:cs="Sakkal Majalla"/>
+                <w:rFonts w:ascii="Sakkal Majalla" w:hAnsi="Sakkal Majalla" w:cs="Sakkal Majalla" w:hint="cs"/>
               </w:rPr>
             </w:pPr>
             <w:r>
@@ -738,7 +738,7 @@
             <w:pPr>
               <w:cnfStyle w:val="000000100000" w:firstRow="0" w:lastRow="0" w:firstColumn="0" w:lastColumn="0" w:oddVBand="0" w:evenVBand="0" w:oddHBand="1" w:evenHBand="0" w:firstRowFirstColumn="0" w:firstRowLastColumn="0" w:lastRowFirstColumn="0" w:lastRowLastColumn="0"/>
               <w:rPr>
-                <w:rFonts w:ascii="Sakkal Majalla" w:hAnsi="Sakkal Majalla" w:cs="Sakkal Majalla"/>
+                <w:rFonts w:ascii="Sakkal Majalla" w:hAnsi="Sakkal Majalla" w:cs="Sakkal Majalla" w:hint="cs"/>
               </w:rPr>
             </w:pPr>
           </w:p>
@@ -754,7 +754,7 @@
             <w:pPr>
               <w:jc w:val="center"/>
               <w:rPr>
-                <w:rFonts w:ascii="Sakkal Majalla" w:hAnsi="Sakkal Majalla" w:cs="Sakkal Majalla"/>
+                <w:rFonts w:ascii="Sakkal Majalla" w:hAnsi="Sakkal Majalla" w:cs="Sakkal Majalla" w:hint="cs"/>
               </w:rPr>
             </w:pPr>
             <w:r>
@@ -773,7 +773,7 @@
             <w:pPr>
               <w:cnfStyle w:val="000000000000" w:firstRow="0" w:lastRow="0" w:firstColumn="0" w:lastColumn="0" w:oddVBand="0" w:evenVBand="0" w:oddHBand="0" w:evenHBand="0" w:firstRowFirstColumn="0" w:firstRowLastColumn="0" w:lastRowFirstColumn="0" w:lastRowLastColumn="0"/>
               <w:rPr>
-                <w:rFonts w:ascii="Sakkal Majalla" w:hAnsi="Sakkal Majalla" w:cs="Sakkal Majalla"/>
+                <w:rFonts w:ascii="Sakkal Majalla" w:hAnsi="Sakkal Majalla" w:cs="Sakkal Majalla" w:hint="cs"/>
               </w:rPr>
             </w:pPr>
             <w:r>
@@ -793,7 +793,7 @@
               <w:jc w:val="center"/>
               <w:cnfStyle w:val="000000000000" w:firstRow="0" w:lastRow="0" w:firstColumn="0" w:lastColumn="0" w:oddVBand="0" w:evenVBand="0" w:oddHBand="0" w:evenHBand="0" w:firstRowFirstColumn="0" w:firstRowLastColumn="0" w:lastRowFirstColumn="0" w:lastRowLastColumn="0"/>
               <w:rPr>
-                <w:rFonts w:ascii="Sakkal Majalla" w:hAnsi="Sakkal Majalla" w:cs="Sakkal Majalla"/>
+                <w:rFonts w:ascii="Sakkal Majalla" w:hAnsi="Sakkal Majalla" w:cs="Sakkal Majalla" w:hint="cs"/>
               </w:rPr>
             </w:pPr>
             <w:r>
@@ -812,7 +812,7 @@
             <w:pPr>
               <w:cnfStyle w:val="000000000000" w:firstRow="0" w:lastRow="0" w:firstColumn="0" w:lastColumn="0" w:oddVBand="0" w:evenVBand="0" w:oddHBand="0" w:evenHBand="0" w:firstRowFirstColumn="0" w:firstRowLastColumn="0" w:lastRowFirstColumn="0" w:lastRowLastColumn="0"/>
               <w:rPr>
-                <w:rFonts w:ascii="Sakkal Majalla" w:hAnsi="Sakkal Majalla" w:cs="Sakkal Majalla"/>
+                <w:rFonts w:ascii="Sakkal Majalla" w:hAnsi="Sakkal Majalla" w:cs="Sakkal Majalla" w:hint="cs"/>
               </w:rPr>
             </w:pPr>
           </w:p>
@@ -831,7 +831,7 @@
             <w:pPr>
               <w:jc w:val="center"/>
               <w:rPr>
-                <w:rFonts w:ascii="Sakkal Majalla" w:hAnsi="Sakkal Majalla" w:cs="Sakkal Majalla"/>
+                <w:rFonts w:ascii="Sakkal Majalla" w:hAnsi="Sakkal Majalla" w:cs="Sakkal Majalla" w:hint="cs"/>
               </w:rPr>
             </w:pPr>
             <w:r>
@@ -850,7 +850,7 @@
             <w:pPr>
               <w:cnfStyle w:val="000000100000" w:firstRow="0" w:lastRow="0" w:firstColumn="0" w:lastColumn="0" w:oddVBand="0" w:evenVBand="0" w:oddHBand="1" w:evenHBand="0" w:firstRowFirstColumn="0" w:firstRowLastColumn="0" w:lastRowFirstColumn="0" w:lastRowLastColumn="0"/>
               <w:rPr>
-                <w:rFonts w:ascii="Sakkal Majalla" w:hAnsi="Sakkal Majalla" w:cs="Sakkal Majalla"/>
+                <w:rFonts w:ascii="Sakkal Majalla" w:hAnsi="Sakkal Majalla" w:cs="Sakkal Majalla" w:hint="cs"/>
               </w:rPr>
             </w:pPr>
             <w:r>
@@ -870,7 +870,7 @@
               <w:jc w:val="center"/>
               <w:cnfStyle w:val="000000100000" w:firstRow="0" w:lastRow="0" w:firstColumn="0" w:lastColumn="0" w:oddVBand="0" w:evenVBand="0" w:oddHBand="1" w:evenHBand="0" w:firstRowFirstColumn="0" w:firstRowLastColumn="0" w:lastRowFirstColumn="0" w:lastRowLastColumn="0"/>
               <w:rPr>
-                <w:rFonts w:ascii="Sakkal Majalla" w:hAnsi="Sakkal Majalla" w:cs="Sakkal Majalla"/>
+                <w:rFonts w:ascii="Sakkal Majalla" w:hAnsi="Sakkal Majalla" w:cs="Sakkal Majalla" w:hint="cs"/>
               </w:rPr>
             </w:pPr>
             <w:r>
@@ -889,7 +889,7 @@
             <w:pPr>
               <w:cnfStyle w:val="000000100000" w:firstRow="0" w:lastRow="0" w:firstColumn="0" w:lastColumn="0" w:oddVBand="0" w:evenVBand="0" w:oddHBand="1" w:evenHBand="0" w:firstRowFirstColumn="0" w:firstRowLastColumn="0" w:lastRowFirstColumn="0" w:lastRowLastColumn="0"/>
               <w:rPr>
-                <w:rFonts w:ascii="Sakkal Majalla" w:hAnsi="Sakkal Majalla" w:cs="Sakkal Majalla"/>
+                <w:rFonts w:ascii="Sakkal Majalla" w:hAnsi="Sakkal Majalla" w:cs="Sakkal Majalla" w:hint="cs"/>
               </w:rPr>
             </w:pPr>
           </w:p>
@@ -905,7 +905,7 @@
             <w:pPr>
               <w:jc w:val="center"/>
               <w:rPr>
-                <w:rFonts w:ascii="Sakkal Majalla" w:hAnsi="Sakkal Majalla" w:cs="Sakkal Majalla"/>
+                <w:rFonts w:ascii="Sakkal Majalla" w:hAnsi="Sakkal Majalla" w:cs="Sakkal Majalla" w:hint="cs"/>
               </w:rPr>
             </w:pPr>
             <w:r>
@@ -924,7 +924,7 @@
             <w:pPr>
               <w:cnfStyle w:val="000000000000" w:firstRow="0" w:lastRow="0" w:firstColumn="0" w:lastColumn="0" w:oddVBand="0" w:evenVBand="0" w:oddHBand="0" w:evenHBand="0" w:firstRowFirstColumn="0" w:firstRowLastColumn="0" w:lastRowFirstColumn="0" w:lastRowLastColumn="0"/>
               <w:rPr>
-                <w:rFonts w:ascii="Sakkal Majalla" w:hAnsi="Sakkal Majalla" w:cs="Sakkal Majalla"/>
+                <w:rFonts w:ascii="Sakkal Majalla" w:hAnsi="Sakkal Majalla" w:cs="Sakkal Majalla" w:hint="cs"/>
               </w:rPr>
             </w:pPr>
             <w:r>
@@ -944,7 +944,7 @@
               <w:jc w:val="center"/>
               <w:cnfStyle w:val="000000000000" w:firstRow="0" w:lastRow="0" w:firstColumn="0" w:lastColumn="0" w:oddVBand="0" w:evenVBand="0" w:oddHBand="0" w:evenHBand="0" w:firstRowFirstColumn="0" w:firstRowLastColumn="0" w:lastRowFirstColumn="0" w:lastRowLastColumn="0"/>
               <w:rPr>
-                <w:rFonts w:ascii="Sakkal Majalla" w:hAnsi="Sakkal Majalla" w:cs="Sakkal Majalla"/>
+                <w:rFonts w:ascii="Sakkal Majalla" w:hAnsi="Sakkal Majalla" w:cs="Sakkal Majalla" w:hint="cs"/>
               </w:rPr>
             </w:pPr>
             <w:r>
@@ -963,7 +963,7 @@
             <w:pPr>
               <w:cnfStyle w:val="000000000000" w:firstRow="0" w:lastRow="0" w:firstColumn="0" w:lastColumn="0" w:oddVBand="0" w:evenVBand="0" w:oddHBand="0" w:evenHBand="0" w:firstRowFirstColumn="0" w:firstRowLastColumn="0" w:lastRowFirstColumn="0" w:lastRowLastColumn="0"/>
               <w:rPr>
-                <w:rFonts w:ascii="Sakkal Majalla" w:hAnsi="Sakkal Majalla" w:cs="Sakkal Majalla"/>
+                <w:rFonts w:ascii="Sakkal Majalla" w:hAnsi="Sakkal Majalla" w:cs="Sakkal Majalla" w:hint="cs"/>
               </w:rPr>
             </w:pPr>
           </w:p>
@@ -982,7 +982,7 @@
             <w:pPr>
               <w:jc w:val="center"/>
               <w:rPr>
-                <w:rFonts w:ascii="Sakkal Majalla" w:hAnsi="Sakkal Majalla" w:cs="Sakkal Majalla"/>
+                <w:rFonts w:ascii="Sakkal Majalla" w:hAnsi="Sakkal Majalla" w:cs="Sakkal Majalla" w:hint="cs"/>
               </w:rPr>
             </w:pPr>
             <w:r>
@@ -1001,7 +1001,7 @@
             <w:pPr>
               <w:cnfStyle w:val="000000100000" w:firstRow="0" w:lastRow="0" w:firstColumn="0" w:lastColumn="0" w:oddVBand="0" w:evenVBand="0" w:oddHBand="1" w:evenHBand="0" w:firstRowFirstColumn="0" w:firstRowLastColumn="0" w:lastRowFirstColumn="0" w:lastRowLastColumn="0"/>
               <w:rPr>
-                <w:rFonts w:ascii="Sakkal Majalla" w:hAnsi="Sakkal Majalla" w:cs="Sakkal Majalla"/>
+                <w:rFonts w:ascii="Sakkal Majalla" w:hAnsi="Sakkal Majalla" w:cs="Sakkal Majalla" w:hint="cs"/>
               </w:rPr>
             </w:pPr>
             <w:r>
@@ -1033,7 +1033,7 @@
               <w:jc w:val="center"/>
               <w:cnfStyle w:val="000000100000" w:firstRow="0" w:lastRow="0" w:firstColumn="0" w:lastColumn="0" w:oddVBand="0" w:evenVBand="0" w:oddHBand="1" w:evenHBand="0" w:firstRowFirstColumn="0" w:firstRowLastColumn="0" w:lastRowFirstColumn="0" w:lastRowLastColumn="0"/>
               <w:rPr>
-                <w:rFonts w:ascii="Sakkal Majalla" w:hAnsi="Sakkal Majalla" w:cs="Sakkal Majalla"/>
+                <w:rFonts w:ascii="Sakkal Majalla" w:hAnsi="Sakkal Majalla" w:cs="Sakkal Majalla" w:hint="cs"/>
               </w:rPr>
             </w:pPr>
             <w:r>
@@ -1052,7 +1052,7 @@
             <w:pPr>
               <w:cnfStyle w:val="000000100000" w:firstRow="0" w:lastRow="0" w:firstColumn="0" w:lastColumn="0" w:oddVBand="0" w:evenVBand="0" w:oddHBand="1" w:evenHBand="0" w:firstRowFirstColumn="0" w:firstRowLastColumn="0" w:lastRowFirstColumn="0" w:lastRowLastColumn="0"/>
               <w:rPr>
-                <w:rFonts w:ascii="Sakkal Majalla" w:hAnsi="Sakkal Majalla" w:cs="Sakkal Majalla"/>
+                <w:rFonts w:ascii="Sakkal Majalla" w:hAnsi="Sakkal Majalla" w:cs="Sakkal Majalla" w:hint="cs"/>
               </w:rPr>
             </w:pPr>
           </w:p>
@@ -1068,7 +1068,7 @@
             <w:pPr>
               <w:jc w:val="center"/>
               <w:rPr>
-                <w:rFonts w:ascii="Sakkal Majalla" w:hAnsi="Sakkal Majalla" w:cs="Sakkal Majalla"/>
+                <w:rFonts w:ascii="Sakkal Majalla" w:hAnsi="Sakkal Majalla" w:cs="Sakkal Majalla" w:hint="cs"/>
               </w:rPr>
             </w:pPr>
             <w:r>
@@ -1087,7 +1087,7 @@
             <w:pPr>
               <w:cnfStyle w:val="000000000000" w:firstRow="0" w:lastRow="0" w:firstColumn="0" w:lastColumn="0" w:oddVBand="0" w:evenVBand="0" w:oddHBand="0" w:evenHBand="0" w:firstRowFirstColumn="0" w:firstRowLastColumn="0" w:lastRowFirstColumn="0" w:lastRowLastColumn="0"/>
               <w:rPr>
-                <w:rFonts w:ascii="Sakkal Majalla" w:hAnsi="Sakkal Majalla" w:cs="Sakkal Majalla"/>
+                <w:rFonts w:ascii="Sakkal Majalla" w:hAnsi="Sakkal Majalla" w:cs="Sakkal Majalla" w:hint="cs"/>
               </w:rPr>
             </w:pPr>
             <w:r>
@@ -1115,7 +1115,7 @@
               <w:jc w:val="center"/>
               <w:cnfStyle w:val="000000000000" w:firstRow="0" w:lastRow="0" w:firstColumn="0" w:lastColumn="0" w:oddVBand="0" w:evenVBand="0" w:oddHBand="0" w:evenHBand="0" w:firstRowFirstColumn="0" w:firstRowLastColumn="0" w:lastRowFirstColumn="0" w:lastRowLastColumn="0"/>
               <w:rPr>
-                <w:rFonts w:ascii="Sakkal Majalla" w:hAnsi="Sakkal Majalla" w:cs="Sakkal Majalla"/>
+                <w:rFonts w:ascii="Sakkal Majalla" w:hAnsi="Sakkal Majalla" w:cs="Sakkal Majalla" w:hint="cs"/>
               </w:rPr>
             </w:pPr>
           </w:p>
@@ -1128,7 +1128,7 @@
             <w:pPr>
               <w:cnfStyle w:val="000000000000" w:firstRow="0" w:lastRow="0" w:firstColumn="0" w:lastColumn="0" w:oddVBand="0" w:evenVBand="0" w:oddHBand="0" w:evenHBand="0" w:firstRowFirstColumn="0" w:firstRowLastColumn="0" w:lastRowFirstColumn="0" w:lastRowLastColumn="0"/>
               <w:rPr>
-                <w:rFonts w:ascii="Sakkal Majalla" w:hAnsi="Sakkal Majalla" w:cs="Sakkal Majalla"/>
+                <w:rFonts w:ascii="Sakkal Majalla" w:hAnsi="Sakkal Majalla" w:cs="Sakkal Majalla" w:hint="cs"/>
               </w:rPr>
             </w:pPr>
           </w:p>
@@ -1147,7 +1147,7 @@
             <w:pPr>
               <w:jc w:val="center"/>
               <w:rPr>
-                <w:rFonts w:ascii="Sakkal Majalla" w:hAnsi="Sakkal Majalla" w:cs="Sakkal Majalla"/>
+                <w:rFonts w:ascii="Sakkal Majalla" w:hAnsi="Sakkal Majalla" w:cs="Sakkal Majalla" w:hint="cs"/>
               </w:rPr>
             </w:pPr>
             <w:r>
@@ -1166,7 +1166,7 @@
             <w:pPr>
               <w:cnfStyle w:val="000000100000" w:firstRow="0" w:lastRow="0" w:firstColumn="0" w:lastColumn="0" w:oddVBand="0" w:evenVBand="0" w:oddHBand="1" w:evenHBand="0" w:firstRowFirstColumn="0" w:firstRowLastColumn="0" w:lastRowFirstColumn="0" w:lastRowLastColumn="0"/>
               <w:rPr>
-                <w:rFonts w:ascii="Sakkal Majalla" w:hAnsi="Sakkal Majalla" w:cs="Sakkal Majalla"/>
+                <w:rFonts w:ascii="Sakkal Majalla" w:hAnsi="Sakkal Majalla" w:cs="Sakkal Majalla" w:hint="cs"/>
               </w:rPr>
             </w:pPr>
             <w:r>
@@ -1180,7 +1180,7 @@
             <w:pPr>
               <w:cnfStyle w:val="000000100000" w:firstRow="0" w:lastRow="0" w:firstColumn="0" w:lastColumn="0" w:oddVBand="0" w:evenVBand="0" w:oddHBand="1" w:evenHBand="0" w:firstRowFirstColumn="0" w:firstRowLastColumn="0" w:lastRowFirstColumn="0" w:lastRowLastColumn="0"/>
               <w:rPr>
-                <w:rFonts w:ascii="Sakkal Majalla" w:hAnsi="Sakkal Majalla" w:cs="Sakkal Majalla"/>
+                <w:rFonts w:ascii="Sakkal Majalla" w:hAnsi="Sakkal Majalla" w:cs="Sakkal Majalla" w:hint="cs"/>
               </w:rPr>
             </w:pPr>
             <w:r>
@@ -1194,15 +1194,15 @@
             <w:pPr>
               <w:cnfStyle w:val="000000100000" w:firstRow="0" w:lastRow="0" w:firstColumn="0" w:lastColumn="0" w:oddVBand="0" w:evenVBand="0" w:oddHBand="1" w:evenHBand="0" w:firstRowFirstColumn="0" w:firstRowLastColumn="0" w:lastRowFirstColumn="0" w:lastRowLastColumn="0"/>
               <w:rPr>
-                <w:rFonts w:ascii="Sakkal Majalla" w:hAnsi="Sakkal Majalla" w:cs="Sakkal Majalla"/>
-              </w:rPr>
-            </w:pPr>
-          </w:p>
-          <w:p>
-            <w:pPr>
-              <w:cnfStyle w:val="000000100000" w:firstRow="0" w:lastRow="0" w:firstColumn="0" w:lastColumn="0" w:oddVBand="0" w:evenVBand="0" w:oddHBand="1" w:evenHBand="0" w:firstRowFirstColumn="0" w:firstRowLastColumn="0" w:lastRowFirstColumn="0" w:lastRowLastColumn="0"/>
-              <w:rPr>
-                <w:rFonts w:ascii="Sakkal Majalla" w:hAnsi="Sakkal Majalla" w:cs="Sakkal Majalla"/>
+                <w:rFonts w:ascii="Sakkal Majalla" w:hAnsi="Sakkal Majalla" w:cs="Sakkal Majalla" w:hint="cs"/>
+              </w:rPr>
+            </w:pPr>
+          </w:p>
+          <w:p>
+            <w:pPr>
+              <w:cnfStyle w:val="000000100000" w:firstRow="0" w:lastRow="0" w:firstColumn="0" w:lastColumn="0" w:oddVBand="0" w:evenVBand="0" w:oddHBand="1" w:evenHBand="0" w:firstRowFirstColumn="0" w:firstRowLastColumn="0" w:lastRowFirstColumn="0" w:lastRowLastColumn="0"/>
+              <w:rPr>
+                <w:rFonts w:ascii="Sakkal Majalla" w:hAnsi="Sakkal Majalla" w:cs="Sakkal Majalla" w:hint="cs"/>
               </w:rPr>
             </w:pPr>
             <w:r>
@@ -1216,7 +1216,7 @@
             <w:pPr>
               <w:cnfStyle w:val="000000100000" w:firstRow="0" w:lastRow="0" w:firstColumn="0" w:lastColumn="0" w:oddVBand="0" w:evenVBand="0" w:oddHBand="1" w:evenHBand="0" w:firstRowFirstColumn="0" w:firstRowLastColumn="0" w:lastRowFirstColumn="0" w:lastRowLastColumn="0"/>
               <w:rPr>
-                <w:rFonts w:ascii="Sakkal Majalla" w:hAnsi="Sakkal Majalla" w:cs="Sakkal Majalla"/>
+                <w:rFonts w:ascii="Sakkal Majalla" w:hAnsi="Sakkal Majalla" w:cs="Sakkal Majalla" w:hint="cs"/>
               </w:rPr>
             </w:pPr>
             <w:r>
@@ -1230,7 +1230,7 @@
             <w:pPr>
               <w:cnfStyle w:val="000000100000" w:firstRow="0" w:lastRow="0" w:firstColumn="0" w:lastColumn="0" w:oddVBand="0" w:evenVBand="0" w:oddHBand="1" w:evenHBand="0" w:firstRowFirstColumn="0" w:firstRowLastColumn="0" w:lastRowFirstColumn="0" w:lastRowLastColumn="0"/>
               <w:rPr>
-                <w:rFonts w:ascii="Sakkal Majalla" w:hAnsi="Sakkal Majalla" w:cs="Sakkal Majalla"/>
+                <w:rFonts w:ascii="Sakkal Majalla" w:hAnsi="Sakkal Majalla" w:cs="Sakkal Majalla" w:hint="cs"/>
               </w:rPr>
             </w:pPr>
             <w:r>
@@ -1244,7 +1244,7 @@
             <w:pPr>
               <w:cnfStyle w:val="000000100000" w:firstRow="0" w:lastRow="0" w:firstColumn="0" w:lastColumn="0" w:oddVBand="0" w:evenVBand="0" w:oddHBand="1" w:evenHBand="0" w:firstRowFirstColumn="0" w:firstRowLastColumn="0" w:lastRowFirstColumn="0" w:lastRowLastColumn="0"/>
               <w:rPr>
-                <w:rFonts w:ascii="Sakkal Majalla" w:hAnsi="Sakkal Majalla" w:cs="Sakkal Majalla"/>
+                <w:rFonts w:ascii="Sakkal Majalla" w:hAnsi="Sakkal Majalla" w:cs="Sakkal Majalla" w:hint="cs"/>
               </w:rPr>
             </w:pPr>
             <w:r>
@@ -1258,7 +1258,7 @@
             <w:pPr>
               <w:cnfStyle w:val="000000100000" w:firstRow="0" w:lastRow="0" w:firstColumn="0" w:lastColumn="0" w:oddVBand="0" w:evenVBand="0" w:oddHBand="1" w:evenHBand="0" w:firstRowFirstColumn="0" w:firstRowLastColumn="0" w:lastRowFirstColumn="0" w:lastRowLastColumn="0"/>
               <w:rPr>
-                <w:rFonts w:ascii="Sakkal Majalla" w:hAnsi="Sakkal Majalla" w:cs="Sakkal Majalla"/>
+                <w:rFonts w:ascii="Sakkal Majalla" w:hAnsi="Sakkal Majalla" w:cs="Sakkal Majalla" w:hint="cs"/>
               </w:rPr>
             </w:pPr>
             <w:r>
@@ -1272,7 +1272,7 @@
             <w:pPr>
               <w:cnfStyle w:val="000000100000" w:firstRow="0" w:lastRow="0" w:firstColumn="0" w:lastColumn="0" w:oddVBand="0" w:evenVBand="0" w:oddHBand="1" w:evenHBand="0" w:firstRowFirstColumn="0" w:firstRowLastColumn="0" w:lastRowFirstColumn="0" w:lastRowLastColumn="0"/>
               <w:rPr>
-                <w:rFonts w:ascii="Sakkal Majalla" w:hAnsi="Sakkal Majalla" w:cs="Sakkal Majalla"/>
+                <w:rFonts w:ascii="Sakkal Majalla" w:hAnsi="Sakkal Majalla" w:cs="Sakkal Majalla" w:hint="cs"/>
               </w:rPr>
             </w:pPr>
             <w:r>
@@ -1286,7 +1286,7 @@
             <w:pPr>
               <w:cnfStyle w:val="000000100000" w:firstRow="0" w:lastRow="0" w:firstColumn="0" w:lastColumn="0" w:oddVBand="0" w:evenVBand="0" w:oddHBand="1" w:evenHBand="0" w:firstRowFirstColumn="0" w:firstRowLastColumn="0" w:lastRowFirstColumn="0" w:lastRowLastColumn="0"/>
               <w:rPr>
-                <w:rFonts w:ascii="Sakkal Majalla" w:hAnsi="Sakkal Majalla" w:cs="Sakkal Majalla"/>
+                <w:rFonts w:ascii="Sakkal Majalla" w:hAnsi="Sakkal Majalla" w:cs="Sakkal Majalla" w:hint="cs"/>
               </w:rPr>
             </w:pPr>
             <w:r>
@@ -1300,7 +1300,7 @@
             <w:pPr>
               <w:cnfStyle w:val="000000100000" w:firstRow="0" w:lastRow="0" w:firstColumn="0" w:lastColumn="0" w:oddVBand="0" w:evenVBand="0" w:oddHBand="1" w:evenHBand="0" w:firstRowFirstColumn="0" w:firstRowLastColumn="0" w:lastRowFirstColumn="0" w:lastRowLastColumn="0"/>
               <w:rPr>
-                <w:rFonts w:ascii="Sakkal Majalla" w:hAnsi="Sakkal Majalla" w:cs="Sakkal Majalla"/>
+                <w:rFonts w:ascii="Sakkal Majalla" w:hAnsi="Sakkal Majalla" w:cs="Sakkal Majalla" w:hint="cs"/>
               </w:rPr>
             </w:pPr>
             <w:r>
@@ -1314,7 +1314,7 @@
             <w:pPr>
               <w:cnfStyle w:val="000000100000" w:firstRow="0" w:lastRow="0" w:firstColumn="0" w:lastColumn="0" w:oddVBand="0" w:evenVBand="0" w:oddHBand="1" w:evenHBand="0" w:firstRowFirstColumn="0" w:firstRowLastColumn="0" w:lastRowFirstColumn="0" w:lastRowLastColumn="0"/>
               <w:rPr>
-                <w:rFonts w:ascii="Sakkal Majalla" w:hAnsi="Sakkal Majalla" w:cs="Sakkal Majalla"/>
+                <w:rFonts w:ascii="Sakkal Majalla" w:hAnsi="Sakkal Majalla" w:cs="Sakkal Majalla" w:hint="cs"/>
               </w:rPr>
             </w:pPr>
             <w:r>
@@ -1328,7 +1328,7 @@
             <w:pPr>
               <w:cnfStyle w:val="000000100000" w:firstRow="0" w:lastRow="0" w:firstColumn="0" w:lastColumn="0" w:oddVBand="0" w:evenVBand="0" w:oddHBand="1" w:evenHBand="0" w:firstRowFirstColumn="0" w:firstRowLastColumn="0" w:lastRowFirstColumn="0" w:lastRowLastColumn="0"/>
               <w:rPr>
-                <w:rFonts w:ascii="Sakkal Majalla" w:hAnsi="Sakkal Majalla" w:cs="Sakkal Majalla"/>
+                <w:rFonts w:ascii="Sakkal Majalla" w:hAnsi="Sakkal Majalla" w:cs="Sakkal Majalla" w:hint="cs"/>
               </w:rPr>
             </w:pPr>
             <w:r>
@@ -1342,7 +1342,7 @@
             <w:pPr>
               <w:cnfStyle w:val="000000100000" w:firstRow="0" w:lastRow="0" w:firstColumn="0" w:lastColumn="0" w:oddVBand="0" w:evenVBand="0" w:oddHBand="1" w:evenHBand="0" w:firstRowFirstColumn="0" w:firstRowLastColumn="0" w:lastRowFirstColumn="0" w:lastRowLastColumn="0"/>
               <w:rPr>
-                <w:rFonts w:ascii="Sakkal Majalla" w:hAnsi="Sakkal Majalla" w:cs="Sakkal Majalla"/>
+                <w:rFonts w:ascii="Sakkal Majalla" w:hAnsi="Sakkal Majalla" w:cs="Sakkal Majalla" w:hint="cs"/>
                 <w:b/>
                 <w:bCs/>
               </w:rPr>
@@ -1364,7 +1364,7 @@
               <w:jc w:val="center"/>
               <w:cnfStyle w:val="000000100000" w:firstRow="0" w:lastRow="0" w:firstColumn="0" w:lastColumn="0" w:oddVBand="0" w:evenVBand="0" w:oddHBand="1" w:evenHBand="0" w:firstRowFirstColumn="0" w:firstRowLastColumn="0" w:lastRowFirstColumn="0" w:lastRowLastColumn="0"/>
               <w:rPr>
-                <w:rFonts w:ascii="Sakkal Majalla" w:hAnsi="Sakkal Majalla" w:cs="Sakkal Majalla"/>
+                <w:rFonts w:ascii="Sakkal Majalla" w:hAnsi="Sakkal Majalla" w:cs="Sakkal Majalla" w:hint="cs"/>
               </w:rPr>
             </w:pPr>
             <w:r>
@@ -1395,7 +1395,7 @@
             <w:pPr>
               <w:cnfStyle w:val="000000100000" w:firstRow="0" w:lastRow="0" w:firstColumn="0" w:lastColumn="0" w:oddVBand="0" w:evenVBand="0" w:oddHBand="1" w:evenHBand="0" w:firstRowFirstColumn="0" w:firstRowLastColumn="0" w:lastRowFirstColumn="0" w:lastRowLastColumn="0"/>
               <w:rPr>
-                <w:rFonts w:ascii="Sakkal Majalla" w:hAnsi="Sakkal Majalla" w:cs="Sakkal Majalla"/>
+                <w:rFonts w:ascii="Sakkal Majalla" w:hAnsi="Sakkal Majalla" w:cs="Sakkal Majalla" w:hint="cs"/>
               </w:rPr>
             </w:pPr>
           </w:p>
@@ -1411,7 +1411,7 @@
             <w:pPr>
               <w:jc w:val="center"/>
               <w:rPr>
-                <w:rFonts w:ascii="Sakkal Majalla" w:hAnsi="Sakkal Majalla" w:cs="Sakkal Majalla"/>
+                <w:rFonts w:ascii="Sakkal Majalla" w:hAnsi="Sakkal Majalla" w:cs="Sakkal Majalla" w:hint="cs"/>
               </w:rPr>
             </w:pPr>
             <w:r>
@@ -1430,28 +1430,14 @@
             <w:pPr>
               <w:cnfStyle w:val="000000000000" w:firstRow="0" w:lastRow="0" w:firstColumn="0" w:lastColumn="0" w:oddVBand="0" w:evenVBand="0" w:oddHBand="0" w:evenHBand="0" w:firstRowFirstColumn="0" w:firstRowLastColumn="0" w:lastRowFirstColumn="0" w:lastRowLastColumn="0"/>
               <w:rPr>
-                <w:rFonts w:ascii="Sakkal Majalla" w:hAnsi="Sakkal Majalla" w:cs="Sakkal Majalla"/>
-              </w:rPr>
-            </w:pPr>
-            <w:r>
-              <w:rPr>
-                <w:rFonts w:ascii="Sakkal Majalla" w:hAnsi="Sakkal Majalla" w:cs="Sakkal Majalla" w:hint="cs"/>
-              </w:rPr>
-              <w:t xml:space="preserve">Network Latency Simulation: Use tools like </w:t>
-            </w:r>
-            <w:proofErr w:type="spellStart"/>
-            <w:r>
-              <w:rPr>
-                <w:rFonts w:ascii="Sakkal Majalla" w:hAnsi="Sakkal Majalla" w:cs="Sakkal Majalla" w:hint="cs"/>
-              </w:rPr>
-              <w:t>tc</w:t>
-            </w:r>
-            <w:proofErr w:type="spellEnd"/>
-            <w:r>
-              <w:rPr>
-                <w:rFonts w:ascii="Sakkal Majalla" w:hAnsi="Sakkal Majalla" w:cs="Sakkal Majalla" w:hint="cs"/>
-              </w:rPr>
-              <w:t xml:space="preserve"> (Linux) or Network Link Conditioner (macOS) to simulate slow networks if testing mobile-first apps (relevant if you later combine with Flutter frontend testing).</w:t>
+                <w:rFonts w:ascii="Sakkal Majalla" w:hAnsi="Sakkal Majalla" w:cs="Sakkal Majalla" w:hint="cs"/>
+              </w:rPr>
+            </w:pPr>
+            <w:r>
+              <w:rPr>
+                <w:rFonts w:ascii="Sakkal Majalla" w:hAnsi="Sakkal Majalla" w:cs="Sakkal Majalla" w:hint="cs"/>
+              </w:rPr>
+              <w:t>Network Latency Simulation: Use tools like tc (Linux) or Network Link Conditioner (macOS) to simulate slow networks if testing mobile-first apps (relevant if you later combine with Flutter frontend testing).</w:t>
             </w:r>
           </w:p>
         </w:tc>
@@ -1464,7 +1450,7 @@
               <w:jc w:val="center"/>
               <w:cnfStyle w:val="000000000000" w:firstRow="0" w:lastRow="0" w:firstColumn="0" w:lastColumn="0" w:oddVBand="0" w:evenVBand="0" w:oddHBand="0" w:evenHBand="0" w:firstRowFirstColumn="0" w:firstRowLastColumn="0" w:lastRowFirstColumn="0" w:lastRowLastColumn="0"/>
               <w:rPr>
-                <w:rFonts w:ascii="Sakkal Majalla" w:hAnsi="Sakkal Majalla" w:cs="Sakkal Majalla"/>
+                <w:rFonts w:ascii="Sakkal Majalla" w:hAnsi="Sakkal Majalla" w:cs="Sakkal Majalla" w:hint="cs"/>
               </w:rPr>
             </w:pPr>
             <w:r>
@@ -1483,7 +1469,7 @@
             <w:pPr>
               <w:cnfStyle w:val="000000000000" w:firstRow="0" w:lastRow="0" w:firstColumn="0" w:lastColumn="0" w:oddVBand="0" w:evenVBand="0" w:oddHBand="0" w:evenHBand="0" w:firstRowFirstColumn="0" w:firstRowLastColumn="0" w:lastRowFirstColumn="0" w:lastRowLastColumn="0"/>
               <w:rPr>
-                <w:rFonts w:ascii="Sakkal Majalla" w:hAnsi="Sakkal Majalla" w:cs="Sakkal Majalla"/>
+                <w:rFonts w:ascii="Sakkal Majalla" w:hAnsi="Sakkal Majalla" w:cs="Sakkal Majalla" w:hint="cs"/>
               </w:rPr>
             </w:pPr>
           </w:p>
@@ -1502,7 +1488,7 @@
             <w:pPr>
               <w:jc w:val="center"/>
               <w:rPr>
-                <w:rFonts w:ascii="Sakkal Majalla" w:hAnsi="Sakkal Majalla" w:cs="Sakkal Majalla"/>
+                <w:rFonts w:ascii="Sakkal Majalla" w:hAnsi="Sakkal Majalla" w:cs="Sakkal Majalla" w:hint="cs"/>
               </w:rPr>
             </w:pPr>
             <w:r>
@@ -1521,7 +1507,7 @@
             <w:pPr>
               <w:cnfStyle w:val="000000100000" w:firstRow="0" w:lastRow="0" w:firstColumn="0" w:lastColumn="0" w:oddVBand="0" w:evenVBand="0" w:oddHBand="1" w:evenHBand="0" w:firstRowFirstColumn="0" w:firstRowLastColumn="0" w:lastRowFirstColumn="0" w:lastRowLastColumn="0"/>
               <w:rPr>
-                <w:rFonts w:ascii="Sakkal Majalla" w:hAnsi="Sakkal Majalla" w:cs="Sakkal Majalla"/>
+                <w:rFonts w:ascii="Sakkal Majalla" w:hAnsi="Sakkal Majalla" w:cs="Sakkal Majalla" w:hint="cs"/>
               </w:rPr>
             </w:pPr>
             <w:r>
@@ -1540,7 +1526,7 @@
               </w:numPr>
               <w:cnfStyle w:val="000000100000" w:firstRow="0" w:lastRow="0" w:firstColumn="0" w:lastColumn="0" w:oddVBand="0" w:evenVBand="0" w:oddHBand="1" w:evenHBand="0" w:firstRowFirstColumn="0" w:firstRowLastColumn="0" w:lastRowFirstColumn="0" w:lastRowLastColumn="0"/>
               <w:rPr>
-                <w:rFonts w:ascii="Sakkal Majalla" w:hAnsi="Sakkal Majalla" w:cs="Sakkal Majalla"/>
+                <w:rFonts w:ascii="Sakkal Majalla" w:hAnsi="Sakkal Majalla" w:cs="Sakkal Majalla" w:hint="cs"/>
               </w:rPr>
             </w:pPr>
             <w:r>
@@ -1559,7 +1545,7 @@
               </w:numPr>
               <w:cnfStyle w:val="000000100000" w:firstRow="0" w:lastRow="0" w:firstColumn="0" w:lastColumn="0" w:oddVBand="0" w:evenVBand="0" w:oddHBand="1" w:evenHBand="0" w:firstRowFirstColumn="0" w:firstRowLastColumn="0" w:lastRowFirstColumn="0" w:lastRowLastColumn="0"/>
               <w:rPr>
-                <w:rFonts w:ascii="Sakkal Majalla" w:hAnsi="Sakkal Majalla" w:cs="Sakkal Majalla"/>
+                <w:rFonts w:ascii="Sakkal Majalla" w:hAnsi="Sakkal Majalla" w:cs="Sakkal Majalla" w:hint="cs"/>
               </w:rPr>
             </w:pPr>
             <w:r>
@@ -1573,7 +1559,7 @@
             <w:pPr>
               <w:cnfStyle w:val="000000100000" w:firstRow="0" w:lastRow="0" w:firstColumn="0" w:lastColumn="0" w:oddVBand="0" w:evenVBand="0" w:oddHBand="1" w:evenHBand="0" w:firstRowFirstColumn="0" w:firstRowLastColumn="0" w:lastRowFirstColumn="0" w:lastRowLastColumn="0"/>
               <w:rPr>
-                <w:rFonts w:ascii="Sakkal Majalla" w:hAnsi="Sakkal Majalla" w:cs="Sakkal Majalla"/>
+                <w:rFonts w:ascii="Sakkal Majalla" w:hAnsi="Sakkal Majalla" w:cs="Sakkal Majalla" w:hint="cs"/>
               </w:rPr>
             </w:pPr>
           </w:p>
@@ -1587,7 +1573,7 @@
               <w:jc w:val="center"/>
               <w:cnfStyle w:val="000000100000" w:firstRow="0" w:lastRow="0" w:firstColumn="0" w:lastColumn="0" w:oddVBand="0" w:evenVBand="0" w:oddHBand="1" w:evenHBand="0" w:firstRowFirstColumn="0" w:firstRowLastColumn="0" w:lastRowFirstColumn="0" w:lastRowLastColumn="0"/>
               <w:rPr>
-                <w:rFonts w:ascii="Sakkal Majalla" w:hAnsi="Sakkal Majalla" w:cs="Sakkal Majalla"/>
+                <w:rFonts w:ascii="Sakkal Majalla" w:hAnsi="Sakkal Majalla" w:cs="Sakkal Majalla" w:hint="cs"/>
               </w:rPr>
             </w:pPr>
             <w:r>
@@ -1618,7 +1604,7 @@
             <w:pPr>
               <w:cnfStyle w:val="000000100000" w:firstRow="0" w:lastRow="0" w:firstColumn="0" w:lastColumn="0" w:oddVBand="0" w:evenVBand="0" w:oddHBand="1" w:evenHBand="0" w:firstRowFirstColumn="0" w:firstRowLastColumn="0" w:lastRowFirstColumn="0" w:lastRowLastColumn="0"/>
               <w:rPr>
-                <w:rFonts w:ascii="Sakkal Majalla" w:hAnsi="Sakkal Majalla" w:cs="Sakkal Majalla"/>
+                <w:rFonts w:ascii="Sakkal Majalla" w:hAnsi="Sakkal Majalla" w:cs="Sakkal Majalla" w:hint="cs"/>
               </w:rPr>
             </w:pPr>
           </w:p>
@@ -1628,7 +1614,7 @@
     <w:p>
       <w:pPr>
         <w:rPr>
-          <w:rFonts w:ascii="Sakkal Majalla" w:hAnsi="Sakkal Majalla" w:cs="Sakkal Majalla"/>
+          <w:rFonts w:ascii="Sakkal Majalla" w:hAnsi="Sakkal Majalla" w:cs="Sakkal Majalla" w:hint="cs"/>
         </w:rPr>
       </w:pPr>
     </w:p>
@@ -1658,7 +1644,7 @@
             <w:pPr>
               <w:jc w:val="center"/>
               <w:rPr>
-                <w:rFonts w:ascii="Sakkal Majalla" w:hAnsi="Sakkal Majalla" w:cs="Sakkal Majalla"/>
+                <w:rFonts w:ascii="Sakkal Majalla" w:hAnsi="Sakkal Majalla" w:cs="Sakkal Majalla" w:hint="cs"/>
               </w:rPr>
             </w:pPr>
             <w:r>
@@ -1679,7 +1665,7 @@
               <w:jc w:val="center"/>
               <w:cnfStyle w:val="100000000000" w:firstRow="1" w:lastRow="0" w:firstColumn="0" w:lastColumn="0" w:oddVBand="0" w:evenVBand="0" w:oddHBand="0" w:evenHBand="0" w:firstRowFirstColumn="0" w:firstRowLastColumn="0" w:lastRowFirstColumn="0" w:lastRowLastColumn="0"/>
               <w:rPr>
-                <w:rFonts w:ascii="Sakkal Majalla" w:hAnsi="Sakkal Majalla" w:cs="Sakkal Majalla"/>
+                <w:rFonts w:ascii="Sakkal Majalla" w:hAnsi="Sakkal Majalla" w:cs="Sakkal Majalla" w:hint="cs"/>
               </w:rPr>
             </w:pPr>
             <w:r>
@@ -1699,7 +1685,7 @@
               <w:jc w:val="center"/>
               <w:cnfStyle w:val="100000000000" w:firstRow="1" w:lastRow="0" w:firstColumn="0" w:lastColumn="0" w:oddVBand="0" w:evenVBand="0" w:oddHBand="0" w:evenHBand="0" w:firstRowFirstColumn="0" w:firstRowLastColumn="0" w:lastRowFirstColumn="0" w:lastRowLastColumn="0"/>
               <w:rPr>
-                <w:rFonts w:ascii="Sakkal Majalla" w:hAnsi="Sakkal Majalla" w:cs="Sakkal Majalla"/>
+                <w:rFonts w:ascii="Sakkal Majalla" w:hAnsi="Sakkal Majalla" w:cs="Sakkal Majalla" w:hint="cs"/>
               </w:rPr>
             </w:pPr>
             <w:r>
@@ -1719,7 +1705,7 @@
               <w:jc w:val="center"/>
               <w:cnfStyle w:val="100000000000" w:firstRow="1" w:lastRow="0" w:firstColumn="0" w:lastColumn="0" w:oddVBand="0" w:evenVBand="0" w:oddHBand="0" w:evenHBand="0" w:firstRowFirstColumn="0" w:firstRowLastColumn="0" w:lastRowFirstColumn="0" w:lastRowLastColumn="0"/>
               <w:rPr>
-                <w:rFonts w:ascii="Sakkal Majalla" w:hAnsi="Sakkal Majalla" w:cs="Sakkal Majalla"/>
+                <w:rFonts w:ascii="Sakkal Majalla" w:hAnsi="Sakkal Majalla" w:cs="Sakkal Majalla" w:hint="cs"/>
               </w:rPr>
             </w:pPr>
             <w:r>
@@ -1744,7 +1730,7 @@
             <w:pPr>
               <w:jc w:val="center"/>
               <w:rPr>
-                <w:rFonts w:ascii="Sakkal Majalla" w:hAnsi="Sakkal Majalla" w:cs="Sakkal Majalla"/>
+                <w:rFonts w:ascii="Sakkal Majalla" w:hAnsi="Sakkal Majalla" w:cs="Sakkal Majalla" w:hint="cs"/>
               </w:rPr>
             </w:pPr>
             <w:r>
@@ -1763,7 +1749,7 @@
             <w:pPr>
               <w:cnfStyle w:val="000000100000" w:firstRow="0" w:lastRow="0" w:firstColumn="0" w:lastColumn="0" w:oddVBand="0" w:evenVBand="0" w:oddHBand="1" w:evenHBand="0" w:firstRowFirstColumn="0" w:firstRowLastColumn="0" w:lastRowFirstColumn="0" w:lastRowLastColumn="0"/>
               <w:rPr>
-                <w:rFonts w:ascii="Sakkal Majalla" w:hAnsi="Sakkal Majalla" w:cs="Sakkal Majalla"/>
+                <w:rFonts w:ascii="Sakkal Majalla" w:hAnsi="Sakkal Majalla" w:cs="Sakkal Majalla" w:hint="cs"/>
               </w:rPr>
             </w:pPr>
             <w:r>
@@ -1782,28 +1768,14 @@
               </w:numPr>
               <w:cnfStyle w:val="000000100000" w:firstRow="0" w:lastRow="0" w:firstColumn="0" w:lastColumn="0" w:oddVBand="0" w:evenVBand="0" w:oddHBand="1" w:evenHBand="0" w:firstRowFirstColumn="0" w:firstRowLastColumn="0" w:lastRowFirstColumn="0" w:lastRowLastColumn="0"/>
               <w:rPr>
-                <w:rFonts w:ascii="Sakkal Majalla" w:hAnsi="Sakkal Majalla" w:cs="Sakkal Majalla"/>
-              </w:rPr>
-            </w:pPr>
-            <w:r>
-              <w:rPr>
-                <w:rFonts w:ascii="Sakkal Majalla" w:hAnsi="Sakkal Majalla" w:cs="Sakkal Majalla" w:hint="cs"/>
-              </w:rPr>
-              <w:t xml:space="preserve">For global SaaS, run tests from multiple regions (AWS us-east, </w:t>
-            </w:r>
-            <w:proofErr w:type="spellStart"/>
-            <w:r>
-              <w:rPr>
-                <w:rFonts w:ascii="Sakkal Majalla" w:hAnsi="Sakkal Majalla" w:cs="Sakkal Majalla" w:hint="cs"/>
-              </w:rPr>
-              <w:t>eu</w:t>
-            </w:r>
-            <w:proofErr w:type="spellEnd"/>
-            <w:r>
-              <w:rPr>
-                <w:rFonts w:ascii="Sakkal Majalla" w:hAnsi="Sakkal Majalla" w:cs="Sakkal Majalla" w:hint="cs"/>
-              </w:rPr>
-              <w:t>-west, ap-south).</w:t>
+                <w:rFonts w:ascii="Sakkal Majalla" w:hAnsi="Sakkal Majalla" w:cs="Sakkal Majalla" w:hint="cs"/>
+              </w:rPr>
+            </w:pPr>
+            <w:r>
+              <w:rPr>
+                <w:rFonts w:ascii="Sakkal Majalla" w:hAnsi="Sakkal Majalla" w:cs="Sakkal Majalla" w:hint="cs"/>
+              </w:rPr>
+              <w:t>For global SaaS, run tests from multiple regions (AWS us-east, eu-west, ap-south).</w:t>
             </w:r>
           </w:p>
           <w:p>
@@ -1815,7 +1787,7 @@
               </w:numPr>
               <w:cnfStyle w:val="000000100000" w:firstRow="0" w:lastRow="0" w:firstColumn="0" w:lastColumn="0" w:oddVBand="0" w:evenVBand="0" w:oddHBand="1" w:evenHBand="0" w:firstRowFirstColumn="0" w:firstRowLastColumn="0" w:lastRowFirstColumn="0" w:lastRowLastColumn="0"/>
               <w:rPr>
-                <w:rFonts w:ascii="Sakkal Majalla" w:hAnsi="Sakkal Majalla" w:cs="Sakkal Majalla"/>
+                <w:rFonts w:ascii="Sakkal Majalla" w:hAnsi="Sakkal Majalla" w:cs="Sakkal Majalla" w:hint="cs"/>
               </w:rPr>
             </w:pPr>
             <w:r>
@@ -1835,7 +1807,7 @@
               <w:jc w:val="center"/>
               <w:cnfStyle w:val="000000100000" w:firstRow="0" w:lastRow="0" w:firstColumn="0" w:lastColumn="0" w:oddVBand="0" w:evenVBand="0" w:oddHBand="1" w:evenHBand="0" w:firstRowFirstColumn="0" w:firstRowLastColumn="0" w:lastRowFirstColumn="0" w:lastRowLastColumn="0"/>
               <w:rPr>
-                <w:rFonts w:ascii="Sakkal Majalla" w:hAnsi="Sakkal Majalla" w:cs="Sakkal Majalla"/>
+                <w:rFonts w:ascii="Sakkal Majalla" w:hAnsi="Sakkal Majalla" w:cs="Sakkal Majalla" w:hint="cs"/>
               </w:rPr>
             </w:pPr>
             <w:r>
@@ -1854,7 +1826,7 @@
             <w:pPr>
               <w:cnfStyle w:val="000000100000" w:firstRow="0" w:lastRow="0" w:firstColumn="0" w:lastColumn="0" w:oddVBand="0" w:evenVBand="0" w:oddHBand="1" w:evenHBand="0" w:firstRowFirstColumn="0" w:firstRowLastColumn="0" w:lastRowFirstColumn="0" w:lastRowLastColumn="0"/>
               <w:rPr>
-                <w:rFonts w:ascii="Sakkal Majalla" w:hAnsi="Sakkal Majalla" w:cs="Sakkal Majalla"/>
+                <w:rFonts w:ascii="Sakkal Majalla" w:hAnsi="Sakkal Majalla" w:cs="Sakkal Majalla" w:hint="cs"/>
               </w:rPr>
             </w:pPr>
           </w:p>
@@ -1870,7 +1842,7 @@
             <w:pPr>
               <w:jc w:val="center"/>
               <w:rPr>
-                <w:rFonts w:ascii="Sakkal Majalla" w:hAnsi="Sakkal Majalla" w:cs="Sakkal Majalla"/>
+                <w:rFonts w:ascii="Sakkal Majalla" w:hAnsi="Sakkal Majalla" w:cs="Sakkal Majalla" w:hint="cs"/>
               </w:rPr>
             </w:pPr>
             <w:r>
@@ -1889,7 +1861,7 @@
             <w:pPr>
               <w:cnfStyle w:val="000000000000" w:firstRow="0" w:lastRow="0" w:firstColumn="0" w:lastColumn="0" w:oddVBand="0" w:evenVBand="0" w:oddHBand="0" w:evenHBand="0" w:firstRowFirstColumn="0" w:firstRowLastColumn="0" w:lastRowFirstColumn="0" w:lastRowLastColumn="0"/>
               <w:rPr>
-                <w:rFonts w:ascii="Sakkal Majalla" w:hAnsi="Sakkal Majalla" w:cs="Sakkal Majalla"/>
+                <w:rFonts w:ascii="Sakkal Majalla" w:hAnsi="Sakkal Majalla" w:cs="Sakkal Majalla" w:hint="cs"/>
               </w:rPr>
             </w:pPr>
             <w:r>
@@ -1908,7 +1880,7 @@
               </w:numPr>
               <w:cnfStyle w:val="000000000000" w:firstRow="0" w:lastRow="0" w:firstColumn="0" w:lastColumn="0" w:oddVBand="0" w:evenVBand="0" w:oddHBand="0" w:evenHBand="0" w:firstRowFirstColumn="0" w:firstRowLastColumn="0" w:lastRowFirstColumn="0" w:lastRowLastColumn="0"/>
               <w:rPr>
-                <w:rFonts w:ascii="Sakkal Majalla" w:hAnsi="Sakkal Majalla" w:cs="Sakkal Majalla"/>
+                <w:rFonts w:ascii="Sakkal Majalla" w:hAnsi="Sakkal Majalla" w:cs="Sakkal Majalla" w:hint="cs"/>
               </w:rPr>
             </w:pPr>
             <w:r>
@@ -1994,7 +1966,7 @@
               </w:numPr>
               <w:cnfStyle w:val="000000000000" w:firstRow="0" w:lastRow="0" w:firstColumn="0" w:lastColumn="0" w:oddVBand="0" w:evenVBand="0" w:oddHBand="0" w:evenHBand="0" w:firstRowFirstColumn="0" w:firstRowLastColumn="0" w:lastRowFirstColumn="0" w:lastRowLastColumn="0"/>
               <w:rPr>
-                <w:rFonts w:ascii="Sakkal Majalla" w:hAnsi="Sakkal Majalla" w:cs="Sakkal Majalla"/>
+                <w:rFonts w:ascii="Sakkal Majalla" w:hAnsi="Sakkal Majalla" w:cs="Sakkal Majalla" w:hint="cs"/>
               </w:rPr>
             </w:pPr>
             <w:r>
@@ -2014,7 +1986,7 @@
               <w:jc w:val="center"/>
               <w:cnfStyle w:val="000000000000" w:firstRow="0" w:lastRow="0" w:firstColumn="0" w:lastColumn="0" w:oddVBand="0" w:evenVBand="0" w:oddHBand="0" w:evenHBand="0" w:firstRowFirstColumn="0" w:firstRowLastColumn="0" w:lastRowFirstColumn="0" w:lastRowLastColumn="0"/>
               <w:rPr>
-                <w:rFonts w:ascii="Sakkal Majalla" w:hAnsi="Sakkal Majalla" w:cs="Sakkal Majalla"/>
+                <w:rFonts w:ascii="Sakkal Majalla" w:hAnsi="Sakkal Majalla" w:cs="Sakkal Majalla" w:hint="cs"/>
               </w:rPr>
             </w:pPr>
             <w:r>
@@ -2029,7 +2001,7 @@
               <w:jc w:val="center"/>
               <w:cnfStyle w:val="000000000000" w:firstRow="0" w:lastRow="0" w:firstColumn="0" w:lastColumn="0" w:oddVBand="0" w:evenVBand="0" w:oddHBand="0" w:evenHBand="0" w:firstRowFirstColumn="0" w:firstRowLastColumn="0" w:lastRowFirstColumn="0" w:lastRowLastColumn="0"/>
               <w:rPr>
-                <w:rFonts w:ascii="Sakkal Majalla" w:hAnsi="Sakkal Majalla" w:cs="Sakkal Majalla"/>
+                <w:rFonts w:ascii="Sakkal Majalla" w:hAnsi="Sakkal Majalla" w:cs="Sakkal Majalla" w:hint="cs"/>
               </w:rPr>
             </w:pPr>
             <w:r>
@@ -2072,7 +2044,7 @@
             <w:pPr>
               <w:cnfStyle w:val="000000000000" w:firstRow="0" w:lastRow="0" w:firstColumn="0" w:lastColumn="0" w:oddVBand="0" w:evenVBand="0" w:oddHBand="0" w:evenHBand="0" w:firstRowFirstColumn="0" w:firstRowLastColumn="0" w:lastRowFirstColumn="0" w:lastRowLastColumn="0"/>
               <w:rPr>
-                <w:rFonts w:ascii="Sakkal Majalla" w:hAnsi="Sakkal Majalla" w:cs="Sakkal Majalla"/>
+                <w:rFonts w:ascii="Sakkal Majalla" w:hAnsi="Sakkal Majalla" w:cs="Sakkal Majalla" w:hint="cs"/>
               </w:rPr>
             </w:pPr>
           </w:p>
@@ -2091,7 +2063,7 @@
             <w:pPr>
               <w:jc w:val="center"/>
               <w:rPr>
-                <w:rFonts w:ascii="Sakkal Majalla" w:hAnsi="Sakkal Majalla" w:cs="Sakkal Majalla"/>
+                <w:rFonts w:ascii="Sakkal Majalla" w:hAnsi="Sakkal Majalla" w:cs="Sakkal Majalla" w:hint="cs"/>
               </w:rPr>
             </w:pPr>
             <w:r>
@@ -2110,7 +2082,7 @@
             <w:pPr>
               <w:cnfStyle w:val="000000100000" w:firstRow="0" w:lastRow="0" w:firstColumn="0" w:lastColumn="0" w:oddVBand="0" w:evenVBand="0" w:oddHBand="1" w:evenHBand="0" w:firstRowFirstColumn="0" w:firstRowLastColumn="0" w:lastRowFirstColumn="0" w:lastRowLastColumn="0"/>
               <w:rPr>
-                <w:rFonts w:ascii="Sakkal Majalla" w:hAnsi="Sakkal Majalla" w:cs="Sakkal Majalla"/>
+                <w:rFonts w:ascii="Sakkal Majalla" w:hAnsi="Sakkal Majalla" w:cs="Sakkal Majalla" w:hint="cs"/>
               </w:rPr>
             </w:pPr>
             <w:r>
@@ -2130,7 +2102,7 @@
               <w:jc w:val="center"/>
               <w:cnfStyle w:val="000000100000" w:firstRow="0" w:lastRow="0" w:firstColumn="0" w:lastColumn="0" w:oddVBand="0" w:evenVBand="0" w:oddHBand="1" w:evenHBand="0" w:firstRowFirstColumn="0" w:firstRowLastColumn="0" w:lastRowFirstColumn="0" w:lastRowLastColumn="0"/>
               <w:rPr>
-                <w:rFonts w:ascii="Sakkal Majalla" w:hAnsi="Sakkal Majalla" w:cs="Sakkal Majalla"/>
+                <w:rFonts w:ascii="Sakkal Majalla" w:hAnsi="Sakkal Majalla" w:cs="Sakkal Majalla" w:hint="cs"/>
               </w:rPr>
             </w:pPr>
             <w:r>
@@ -2155,7 +2127,7 @@
             <w:pPr>
               <w:cnfStyle w:val="000000100000" w:firstRow="0" w:lastRow="0" w:firstColumn="0" w:lastColumn="0" w:oddVBand="0" w:evenVBand="0" w:oddHBand="1" w:evenHBand="0" w:firstRowFirstColumn="0" w:firstRowLastColumn="0" w:lastRowFirstColumn="0" w:lastRowLastColumn="0"/>
               <w:rPr>
-                <w:rFonts w:ascii="Sakkal Majalla" w:hAnsi="Sakkal Majalla" w:cs="Sakkal Majalla"/>
+                <w:rFonts w:ascii="Sakkal Majalla" w:hAnsi="Sakkal Majalla" w:cs="Sakkal Majalla" w:hint="cs"/>
               </w:rPr>
             </w:pPr>
           </w:p>
@@ -2174,7 +2146,7 @@
             <w:pPr>
               <w:jc w:val="center"/>
               <w:rPr>
-                <w:rFonts w:ascii="Sakkal Majalla" w:hAnsi="Sakkal Majalla" w:cs="Sakkal Majalla"/>
+                <w:rFonts w:ascii="Sakkal Majalla" w:hAnsi="Sakkal Majalla" w:cs="Sakkal Majalla" w:hint="cs"/>
               </w:rPr>
             </w:pPr>
             <w:r>
@@ -2193,28 +2165,14 @@
             <w:pPr>
               <w:cnfStyle w:val="000000000000" w:firstRow="0" w:lastRow="0" w:firstColumn="0" w:lastColumn="0" w:oddVBand="0" w:evenVBand="0" w:oddHBand="0" w:evenHBand="0" w:firstRowFirstColumn="0" w:firstRowLastColumn="0" w:lastRowFirstColumn="0" w:lastRowLastColumn="0"/>
               <w:rPr>
-                <w:rFonts w:ascii="Sakkal Majalla" w:hAnsi="Sakkal Majalla" w:cs="Sakkal Majalla"/>
-              </w:rPr>
-            </w:pPr>
-            <w:r>
-              <w:rPr>
-                <w:rFonts w:ascii="Sakkal Majalla" w:hAnsi="Sakkal Majalla" w:cs="Sakkal Majalla" w:hint="cs"/>
-              </w:rPr>
-              <w:t>Profile Before Optimizing: Never guess bottlenecks. Use profilers (</w:t>
-            </w:r>
-            <w:proofErr w:type="spellStart"/>
-            <w:r>
-              <w:rPr>
-                <w:rFonts w:ascii="Sakkal Majalla" w:hAnsi="Sakkal Majalla" w:cs="Sakkal Majalla" w:hint="cs"/>
-              </w:rPr>
-              <w:t>cProfile</w:t>
-            </w:r>
-            <w:proofErr w:type="spellEnd"/>
-            <w:r>
-              <w:rPr>
-                <w:rFonts w:ascii="Sakkal Majalla" w:hAnsi="Sakkal Majalla" w:cs="Sakkal Majalla" w:hint="cs"/>
-              </w:rPr>
-              <w:t xml:space="preserve"> for Python, async-profiler for Java) during load tests to pinpoint exact lines of code causing delays.</w:t>
+                <w:rFonts w:ascii="Sakkal Majalla" w:hAnsi="Sakkal Majalla" w:cs="Sakkal Majalla" w:hint="cs"/>
+              </w:rPr>
+            </w:pPr>
+            <w:r>
+              <w:rPr>
+                <w:rFonts w:ascii="Sakkal Majalla" w:hAnsi="Sakkal Majalla" w:cs="Sakkal Majalla" w:hint="cs"/>
+              </w:rPr>
+              <w:t>Profile Before Optimizing: Never guess bottlenecks. Use profilers (cProfile for Python, async-profiler for Java) during load tests to pinpoint exact lines of code causing delays.</w:t>
             </w:r>
           </w:p>
         </w:tc>
@@ -2227,7 +2185,7 @@
               <w:jc w:val="center"/>
               <w:cnfStyle w:val="000000000000" w:firstRow="0" w:lastRow="0" w:firstColumn="0" w:lastColumn="0" w:oddVBand="0" w:evenVBand="0" w:oddHBand="0" w:evenHBand="0" w:firstRowFirstColumn="0" w:firstRowLastColumn="0" w:lastRowFirstColumn="0" w:lastRowLastColumn="0"/>
               <w:rPr>
-                <w:rFonts w:ascii="Sakkal Majalla" w:hAnsi="Sakkal Majalla" w:cs="Sakkal Majalla"/>
+                <w:rFonts w:ascii="Sakkal Majalla" w:hAnsi="Sakkal Majalla" w:cs="Sakkal Majalla" w:hint="cs"/>
               </w:rPr>
             </w:pPr>
             <w:r>
@@ -2246,7 +2204,7 @@
             <w:pPr>
               <w:cnfStyle w:val="000000000000" w:firstRow="0" w:lastRow="0" w:firstColumn="0" w:lastColumn="0" w:oddVBand="0" w:evenVBand="0" w:oddHBand="0" w:evenHBand="0" w:firstRowFirstColumn="0" w:firstRowLastColumn="0" w:lastRowFirstColumn="0" w:lastRowLastColumn="0"/>
               <w:rPr>
-                <w:rFonts w:ascii="Sakkal Majalla" w:hAnsi="Sakkal Majalla" w:cs="Sakkal Majalla"/>
+                <w:rFonts w:ascii="Sakkal Majalla" w:hAnsi="Sakkal Majalla" w:cs="Sakkal Majalla" w:hint="cs"/>
               </w:rPr>
             </w:pPr>
           </w:p>
@@ -2265,7 +2223,7 @@
             <w:pPr>
               <w:jc w:val="center"/>
               <w:rPr>
-                <w:rFonts w:ascii="Sakkal Majalla" w:hAnsi="Sakkal Majalla" w:cs="Sakkal Majalla"/>
+                <w:rFonts w:ascii="Sakkal Majalla" w:hAnsi="Sakkal Majalla" w:cs="Sakkal Majalla" w:hint="cs"/>
               </w:rPr>
             </w:pPr>
             <w:r>
@@ -2284,7 +2242,7 @@
             <w:pPr>
               <w:cnfStyle w:val="000000100000" w:firstRow="0" w:lastRow="0" w:firstColumn="0" w:lastColumn="0" w:oddVBand="0" w:evenVBand="0" w:oddHBand="1" w:evenHBand="0" w:firstRowFirstColumn="0" w:firstRowLastColumn="0" w:lastRowFirstColumn="0" w:lastRowLastColumn="0"/>
               <w:rPr>
-                <w:rFonts w:ascii="Sakkal Majalla" w:hAnsi="Sakkal Majalla" w:cs="Sakkal Majalla"/>
+                <w:rFonts w:ascii="Sakkal Majalla" w:hAnsi="Sakkal Majalla" w:cs="Sakkal Majalla" w:hint="cs"/>
               </w:rPr>
             </w:pPr>
             <w:r>
@@ -2304,7 +2262,7 @@
               <w:jc w:val="center"/>
               <w:cnfStyle w:val="000000100000" w:firstRow="0" w:lastRow="0" w:firstColumn="0" w:lastColumn="0" w:oddVBand="0" w:evenVBand="0" w:oddHBand="1" w:evenHBand="0" w:firstRowFirstColumn="0" w:firstRowLastColumn="0" w:lastRowFirstColumn="0" w:lastRowLastColumn="0"/>
               <w:rPr>
-                <w:rFonts w:ascii="Sakkal Majalla" w:hAnsi="Sakkal Majalla" w:cs="Sakkal Majalla"/>
+                <w:rFonts w:ascii="Sakkal Majalla" w:hAnsi="Sakkal Majalla" w:cs="Sakkal Majalla" w:hint="cs"/>
               </w:rPr>
             </w:pPr>
             <w:hyperlink r:id="rId5" w:history="1">
@@ -2322,7 +2280,7 @@
               <w:jc w:val="center"/>
               <w:cnfStyle w:val="000000100000" w:firstRow="0" w:lastRow="0" w:firstColumn="0" w:lastColumn="0" w:oddVBand="0" w:evenVBand="0" w:oddHBand="1" w:evenHBand="0" w:firstRowFirstColumn="0" w:firstRowLastColumn="0" w:lastRowFirstColumn="0" w:lastRowLastColumn="0"/>
               <w:rPr>
-                <w:rFonts w:ascii="Sakkal Majalla" w:hAnsi="Sakkal Majalla" w:cs="Sakkal Majalla"/>
+                <w:rFonts w:ascii="Sakkal Majalla" w:hAnsi="Sakkal Majalla" w:cs="Sakkal Majalla" w:hint="cs"/>
               </w:rPr>
             </w:pPr>
             <w:hyperlink r:id="rId6" w:history="1">
@@ -2340,7 +2298,7 @@
               <w:jc w:val="center"/>
               <w:cnfStyle w:val="000000100000" w:firstRow="0" w:lastRow="0" w:firstColumn="0" w:lastColumn="0" w:oddVBand="0" w:evenVBand="0" w:oddHBand="1" w:evenHBand="0" w:firstRowFirstColumn="0" w:firstRowLastColumn="0" w:lastRowFirstColumn="0" w:lastRowLastColumn="0"/>
               <w:rPr>
-                <w:rFonts w:ascii="Sakkal Majalla" w:hAnsi="Sakkal Majalla" w:cs="Sakkal Majalla"/>
+                <w:rFonts w:ascii="Sakkal Majalla" w:hAnsi="Sakkal Majalla" w:cs="Sakkal Majalla" w:hint="cs"/>
               </w:rPr>
             </w:pPr>
             <w:hyperlink r:id="rId7" w:history="1">
@@ -2358,7 +2316,7 @@
               <w:jc w:val="center"/>
               <w:cnfStyle w:val="000000100000" w:firstRow="0" w:lastRow="0" w:firstColumn="0" w:lastColumn="0" w:oddVBand="0" w:evenVBand="0" w:oddHBand="1" w:evenHBand="0" w:firstRowFirstColumn="0" w:firstRowLastColumn="0" w:lastRowFirstColumn="0" w:lastRowLastColumn="0"/>
               <w:rPr>
-                <w:rFonts w:ascii="Sakkal Majalla" w:hAnsi="Sakkal Majalla" w:cs="Sakkal Majalla"/>
+                <w:rFonts w:ascii="Sakkal Majalla" w:hAnsi="Sakkal Majalla" w:cs="Sakkal Majalla" w:hint="cs"/>
               </w:rPr>
             </w:pPr>
             <w:hyperlink r:id="rId8" w:history="1">
@@ -2376,7 +2334,7 @@
               <w:jc w:val="center"/>
               <w:cnfStyle w:val="000000100000" w:firstRow="0" w:lastRow="0" w:firstColumn="0" w:lastColumn="0" w:oddVBand="0" w:evenVBand="0" w:oddHBand="1" w:evenHBand="0" w:firstRowFirstColumn="0" w:firstRowLastColumn="0" w:lastRowFirstColumn="0" w:lastRowLastColumn="0"/>
               <w:rPr>
-                <w:rFonts w:ascii="Sakkal Majalla" w:hAnsi="Sakkal Majalla" w:cs="Sakkal Majalla"/>
+                <w:rFonts w:ascii="Sakkal Majalla" w:hAnsi="Sakkal Majalla" w:cs="Sakkal Majalla" w:hint="cs"/>
               </w:rPr>
             </w:pPr>
             <w:hyperlink r:id="rId9" w:history="1">
@@ -2398,7 +2356,7 @@
             <w:pPr>
               <w:cnfStyle w:val="000000100000" w:firstRow="0" w:lastRow="0" w:firstColumn="0" w:lastColumn="0" w:oddVBand="0" w:evenVBand="0" w:oddHBand="1" w:evenHBand="0" w:firstRowFirstColumn="0" w:firstRowLastColumn="0" w:lastRowFirstColumn="0" w:lastRowLastColumn="0"/>
               <w:rPr>
-                <w:rFonts w:ascii="Sakkal Majalla" w:hAnsi="Sakkal Majalla" w:cs="Sakkal Majalla"/>
+                <w:rFonts w:ascii="Sakkal Majalla" w:hAnsi="Sakkal Majalla" w:cs="Sakkal Majalla" w:hint="cs"/>
               </w:rPr>
             </w:pPr>
           </w:p>
@@ -2414,7 +2372,7 @@
             <w:pPr>
               <w:jc w:val="center"/>
               <w:rPr>
-                <w:rFonts w:ascii="Sakkal Majalla" w:hAnsi="Sakkal Majalla" w:cs="Sakkal Majalla"/>
+                <w:rFonts w:ascii="Sakkal Majalla" w:hAnsi="Sakkal Majalla" w:cs="Sakkal Majalla" w:hint="cs"/>
               </w:rPr>
             </w:pPr>
             <w:r>
@@ -2433,7 +2391,7 @@
             <w:pPr>
               <w:cnfStyle w:val="000000000000" w:firstRow="0" w:lastRow="0" w:firstColumn="0" w:lastColumn="0" w:oddVBand="0" w:evenVBand="0" w:oddHBand="0" w:evenHBand="0" w:firstRowFirstColumn="0" w:firstRowLastColumn="0" w:lastRowFirstColumn="0" w:lastRowLastColumn="0"/>
               <w:rPr>
-                <w:rFonts w:ascii="Sakkal Majalla" w:hAnsi="Sakkal Majalla" w:cs="Sakkal Majalla"/>
+                <w:rFonts w:ascii="Sakkal Majalla" w:hAnsi="Sakkal Majalla" w:cs="Sakkal Majalla" w:hint="cs"/>
               </w:rPr>
             </w:pPr>
             <w:r>
@@ -2453,7 +2411,7 @@
               <w:jc w:val="center"/>
               <w:cnfStyle w:val="000000000000" w:firstRow="0" w:lastRow="0" w:firstColumn="0" w:lastColumn="0" w:oddVBand="0" w:evenVBand="0" w:oddHBand="0" w:evenHBand="0" w:firstRowFirstColumn="0" w:firstRowLastColumn="0" w:lastRowFirstColumn="0" w:lastRowLastColumn="0"/>
               <w:rPr>
-                <w:rFonts w:ascii="Sakkal Majalla" w:hAnsi="Sakkal Majalla" w:cs="Sakkal Majalla"/>
+                <w:rFonts w:ascii="Sakkal Majalla" w:hAnsi="Sakkal Majalla" w:cs="Sakkal Majalla" w:hint="cs"/>
               </w:rPr>
             </w:pPr>
             <w:hyperlink r:id="rId10" w:history="1">
@@ -2471,7 +2429,7 @@
               <w:jc w:val="center"/>
               <w:cnfStyle w:val="000000000000" w:firstRow="0" w:lastRow="0" w:firstColumn="0" w:lastColumn="0" w:oddVBand="0" w:evenVBand="0" w:oddHBand="0" w:evenHBand="0" w:firstRowFirstColumn="0" w:firstRowLastColumn="0" w:lastRowFirstColumn="0" w:lastRowLastColumn="0"/>
               <w:rPr>
-                <w:rFonts w:ascii="Sakkal Majalla" w:hAnsi="Sakkal Majalla" w:cs="Sakkal Majalla"/>
+                <w:rFonts w:ascii="Sakkal Majalla" w:hAnsi="Sakkal Majalla" w:cs="Sakkal Majalla" w:hint="cs"/>
               </w:rPr>
             </w:pPr>
             <w:hyperlink r:id="rId11" w:history="1">
@@ -2489,7 +2447,7 @@
               <w:jc w:val="center"/>
               <w:cnfStyle w:val="000000000000" w:firstRow="0" w:lastRow="0" w:firstColumn="0" w:lastColumn="0" w:oddVBand="0" w:evenVBand="0" w:oddHBand="0" w:evenHBand="0" w:firstRowFirstColumn="0" w:firstRowLastColumn="0" w:lastRowFirstColumn="0" w:lastRowLastColumn="0"/>
               <w:rPr>
-                <w:rFonts w:ascii="Sakkal Majalla" w:hAnsi="Sakkal Majalla" w:cs="Sakkal Majalla"/>
+                <w:rFonts w:ascii="Sakkal Majalla" w:hAnsi="Sakkal Majalla" w:cs="Sakkal Majalla" w:hint="cs"/>
               </w:rPr>
             </w:pPr>
           </w:p>
@@ -2502,7 +2460,7 @@
             <w:pPr>
               <w:cnfStyle w:val="000000000000" w:firstRow="0" w:lastRow="0" w:firstColumn="0" w:lastColumn="0" w:oddVBand="0" w:evenVBand="0" w:oddHBand="0" w:evenHBand="0" w:firstRowFirstColumn="0" w:firstRowLastColumn="0" w:lastRowFirstColumn="0" w:lastRowLastColumn="0"/>
               <w:rPr>
-                <w:rFonts w:ascii="Sakkal Majalla" w:hAnsi="Sakkal Majalla" w:cs="Sakkal Majalla"/>
+                <w:rFonts w:ascii="Sakkal Majalla" w:hAnsi="Sakkal Majalla" w:cs="Sakkal Majalla" w:hint="cs"/>
               </w:rPr>
             </w:pPr>
           </w:p>
@@ -2521,7 +2479,7 @@
             <w:pPr>
               <w:jc w:val="center"/>
               <w:rPr>
-                <w:rFonts w:ascii="Sakkal Majalla" w:hAnsi="Sakkal Majalla" w:cs="Sakkal Majalla"/>
+                <w:rFonts w:ascii="Sakkal Majalla" w:hAnsi="Sakkal Majalla" w:cs="Sakkal Majalla" w:hint="cs"/>
               </w:rPr>
             </w:pPr>
             <w:r>
@@ -2540,7 +2498,7 @@
             <w:pPr>
               <w:cnfStyle w:val="000000100000" w:firstRow="0" w:lastRow="0" w:firstColumn="0" w:lastColumn="0" w:oddVBand="0" w:evenVBand="0" w:oddHBand="1" w:evenHBand="0" w:firstRowFirstColumn="0" w:firstRowLastColumn="0" w:lastRowFirstColumn="0" w:lastRowLastColumn="0"/>
               <w:rPr>
-                <w:rFonts w:ascii="Sakkal Majalla" w:hAnsi="Sakkal Majalla" w:cs="Sakkal Majalla"/>
+                <w:rFonts w:ascii="Sakkal Majalla" w:hAnsi="Sakkal Majalla" w:cs="Sakkal Majalla" w:hint="cs"/>
               </w:rPr>
             </w:pPr>
             <w:r>
@@ -2560,7 +2518,7 @@
               <w:jc w:val="center"/>
               <w:cnfStyle w:val="000000100000" w:firstRow="0" w:lastRow="0" w:firstColumn="0" w:lastColumn="0" w:oddVBand="0" w:evenVBand="0" w:oddHBand="1" w:evenHBand="0" w:firstRowFirstColumn="0" w:firstRowLastColumn="0" w:lastRowFirstColumn="0" w:lastRowLastColumn="0"/>
               <w:rPr>
-                <w:rFonts w:ascii="Sakkal Majalla" w:hAnsi="Sakkal Majalla" w:cs="Sakkal Majalla"/>
+                <w:rFonts w:ascii="Sakkal Majalla" w:hAnsi="Sakkal Majalla" w:cs="Sakkal Majalla" w:hint="cs"/>
               </w:rPr>
             </w:pPr>
           </w:p>
@@ -2573,7 +2531,7 @@
             <w:pPr>
               <w:cnfStyle w:val="000000100000" w:firstRow="0" w:lastRow="0" w:firstColumn="0" w:lastColumn="0" w:oddVBand="0" w:evenVBand="0" w:oddHBand="1" w:evenHBand="0" w:firstRowFirstColumn="0" w:firstRowLastColumn="0" w:lastRowFirstColumn="0" w:lastRowLastColumn="0"/>
               <w:rPr>
-                <w:rFonts w:ascii="Sakkal Majalla" w:hAnsi="Sakkal Majalla" w:cs="Sakkal Majalla"/>
+                <w:rFonts w:ascii="Sakkal Majalla" w:hAnsi="Sakkal Majalla" w:cs="Sakkal Majalla" w:hint="cs"/>
               </w:rPr>
             </w:pPr>
           </w:p>
@@ -2589,7 +2547,7 @@
             <w:pPr>
               <w:jc w:val="center"/>
               <w:rPr>
-                <w:rFonts w:ascii="Sakkal Majalla" w:hAnsi="Sakkal Majalla" w:cs="Sakkal Majalla"/>
+                <w:rFonts w:ascii="Sakkal Majalla" w:hAnsi="Sakkal Majalla" w:cs="Sakkal Majalla" w:hint="cs"/>
               </w:rPr>
             </w:pPr>
             <w:r>
@@ -2608,7 +2566,7 @@
             <w:pPr>
               <w:cnfStyle w:val="000000000000" w:firstRow="0" w:lastRow="0" w:firstColumn="0" w:lastColumn="0" w:oddVBand="0" w:evenVBand="0" w:oddHBand="0" w:evenHBand="0" w:firstRowFirstColumn="0" w:firstRowLastColumn="0" w:lastRowFirstColumn="0" w:lastRowLastColumn="0"/>
               <w:rPr>
-                <w:rFonts w:ascii="Sakkal Majalla" w:hAnsi="Sakkal Majalla" w:cs="Sakkal Majalla"/>
+                <w:rFonts w:ascii="Sakkal Majalla" w:hAnsi="Sakkal Majalla" w:cs="Sakkal Majalla" w:hint="cs"/>
               </w:rPr>
             </w:pPr>
             <w:r>
@@ -2628,7 +2586,7 @@
               <w:jc w:val="center"/>
               <w:cnfStyle w:val="000000000000" w:firstRow="0" w:lastRow="0" w:firstColumn="0" w:lastColumn="0" w:oddVBand="0" w:evenVBand="0" w:oddHBand="0" w:evenHBand="0" w:firstRowFirstColumn="0" w:firstRowLastColumn="0" w:lastRowFirstColumn="0" w:lastRowLastColumn="0"/>
               <w:rPr>
-                <w:rFonts w:ascii="Sakkal Majalla" w:hAnsi="Sakkal Majalla" w:cs="Sakkal Majalla"/>
+                <w:rFonts w:ascii="Sakkal Majalla" w:hAnsi="Sakkal Majalla" w:cs="Sakkal Majalla" w:hint="cs"/>
               </w:rPr>
             </w:pPr>
             <w:hyperlink r:id="rId12" w:history="1">
@@ -2650,7 +2608,7 @@
             <w:pPr>
               <w:cnfStyle w:val="000000000000" w:firstRow="0" w:lastRow="0" w:firstColumn="0" w:lastColumn="0" w:oddVBand="0" w:evenVBand="0" w:oddHBand="0" w:evenHBand="0" w:firstRowFirstColumn="0" w:firstRowLastColumn="0" w:lastRowFirstColumn="0" w:lastRowLastColumn="0"/>
               <w:rPr>
-                <w:rFonts w:ascii="Sakkal Majalla" w:hAnsi="Sakkal Majalla" w:cs="Sakkal Majalla"/>
+                <w:rFonts w:ascii="Sakkal Majalla" w:hAnsi="Sakkal Majalla" w:cs="Sakkal Majalla" w:hint="cs"/>
               </w:rPr>
             </w:pPr>
           </w:p>
@@ -2669,7 +2627,7 @@
             <w:pPr>
               <w:jc w:val="center"/>
               <w:rPr>
-                <w:rFonts w:ascii="Sakkal Majalla" w:hAnsi="Sakkal Majalla" w:cs="Sakkal Majalla"/>
+                <w:rFonts w:ascii="Sakkal Majalla" w:hAnsi="Sakkal Majalla" w:cs="Sakkal Majalla" w:hint="cs"/>
               </w:rPr>
             </w:pPr>
             <w:r>
@@ -2688,7 +2646,7 @@
             <w:pPr>
               <w:cnfStyle w:val="000000100000" w:firstRow="0" w:lastRow="0" w:firstColumn="0" w:lastColumn="0" w:oddVBand="0" w:evenVBand="0" w:oddHBand="1" w:evenHBand="0" w:firstRowFirstColumn="0" w:firstRowLastColumn="0" w:lastRowFirstColumn="0" w:lastRowLastColumn="0"/>
               <w:rPr>
-                <w:rFonts w:ascii="Sakkal Majalla" w:hAnsi="Sakkal Majalla" w:cs="Sakkal Majalla"/>
+                <w:rFonts w:ascii="Sakkal Majalla" w:hAnsi="Sakkal Majalla" w:cs="Sakkal Majalla" w:hint="cs"/>
               </w:rPr>
             </w:pPr>
             <w:r>
@@ -2708,7 +2666,7 @@
               <w:jc w:val="center"/>
               <w:cnfStyle w:val="000000100000" w:firstRow="0" w:lastRow="0" w:firstColumn="0" w:lastColumn="0" w:oddVBand="0" w:evenVBand="0" w:oddHBand="1" w:evenHBand="0" w:firstRowFirstColumn="0" w:firstRowLastColumn="0" w:lastRowFirstColumn="0" w:lastRowLastColumn="0"/>
               <w:rPr>
-                <w:rFonts w:ascii="Sakkal Majalla" w:hAnsi="Sakkal Majalla" w:cs="Sakkal Majalla"/>
+                <w:rFonts w:ascii="Sakkal Majalla" w:hAnsi="Sakkal Majalla" w:cs="Sakkal Majalla" w:hint="cs"/>
               </w:rPr>
             </w:pPr>
             <w:hyperlink r:id="rId13" w:history="1">
@@ -2744,7 +2702,7 @@
             <w:pPr>
               <w:cnfStyle w:val="000000100000" w:firstRow="0" w:lastRow="0" w:firstColumn="0" w:lastColumn="0" w:oddVBand="0" w:evenVBand="0" w:oddHBand="1" w:evenHBand="0" w:firstRowFirstColumn="0" w:firstRowLastColumn="0" w:lastRowFirstColumn="0" w:lastRowLastColumn="0"/>
               <w:rPr>
-                <w:rFonts w:ascii="Sakkal Majalla" w:hAnsi="Sakkal Majalla" w:cs="Sakkal Majalla"/>
+                <w:rFonts w:ascii="Sakkal Majalla" w:hAnsi="Sakkal Majalla" w:cs="Sakkal Majalla" w:hint="cs"/>
               </w:rPr>
             </w:pPr>
           </w:p>
@@ -2760,7 +2718,7 @@
             <w:pPr>
               <w:jc w:val="center"/>
               <w:rPr>
-                <w:rFonts w:ascii="Sakkal Majalla" w:hAnsi="Sakkal Majalla" w:cs="Sakkal Majalla"/>
+                <w:rFonts w:ascii="Sakkal Majalla" w:hAnsi="Sakkal Majalla" w:cs="Sakkal Majalla" w:hint="cs"/>
               </w:rPr>
             </w:pPr>
             <w:r>
@@ -2779,7 +2737,7 @@
             <w:pPr>
               <w:cnfStyle w:val="000000000000" w:firstRow="0" w:lastRow="0" w:firstColumn="0" w:lastColumn="0" w:oddVBand="0" w:evenVBand="0" w:oddHBand="0" w:evenHBand="0" w:firstRowFirstColumn="0" w:firstRowLastColumn="0" w:lastRowFirstColumn="0" w:lastRowLastColumn="0"/>
               <w:rPr>
-                <w:rFonts w:ascii="Sakkal Majalla" w:hAnsi="Sakkal Majalla" w:cs="Sakkal Majalla"/>
+                <w:rFonts w:ascii="Sakkal Majalla" w:hAnsi="Sakkal Majalla" w:cs="Sakkal Majalla" w:hint="cs"/>
               </w:rPr>
             </w:pPr>
             <w:r>
@@ -2799,7 +2757,7 @@
               <w:jc w:val="center"/>
               <w:cnfStyle w:val="000000000000" w:firstRow="0" w:lastRow="0" w:firstColumn="0" w:lastColumn="0" w:oddVBand="0" w:evenVBand="0" w:oddHBand="0" w:evenHBand="0" w:firstRowFirstColumn="0" w:firstRowLastColumn="0" w:lastRowFirstColumn="0" w:lastRowLastColumn="0"/>
               <w:rPr>
-                <w:rFonts w:ascii="Sakkal Majalla" w:hAnsi="Sakkal Majalla" w:cs="Sakkal Majalla"/>
+                <w:rFonts w:ascii="Sakkal Majalla" w:hAnsi="Sakkal Majalla" w:cs="Sakkal Majalla" w:hint="cs"/>
               </w:rPr>
             </w:pPr>
             <w:hyperlink r:id="rId14" w:history="1">
@@ -2821,7 +2779,7 @@
             <w:pPr>
               <w:cnfStyle w:val="000000000000" w:firstRow="0" w:lastRow="0" w:firstColumn="0" w:lastColumn="0" w:oddVBand="0" w:evenVBand="0" w:oddHBand="0" w:evenHBand="0" w:firstRowFirstColumn="0" w:firstRowLastColumn="0" w:lastRowFirstColumn="0" w:lastRowLastColumn="0"/>
               <w:rPr>
-                <w:rFonts w:ascii="Sakkal Majalla" w:hAnsi="Sakkal Majalla" w:cs="Sakkal Majalla"/>
+                <w:rFonts w:ascii="Sakkal Majalla" w:hAnsi="Sakkal Majalla" w:cs="Sakkal Majalla" w:hint="cs"/>
               </w:rPr>
             </w:pPr>
           </w:p>
@@ -2840,12 +2798,12 @@
             <w:pPr>
               <w:jc w:val="center"/>
               <w:rPr>
-                <w:rFonts w:ascii="Sakkal Majalla" w:hAnsi="Sakkal Majalla" w:cs="Sakkal Majalla"/>
-              </w:rPr>
-            </w:pPr>
-            <w:r>
-              <w:rPr>
-                <w:rFonts w:ascii="Sakkal Majalla" w:hAnsi="Sakkal Majalla" w:cs="Sakkal Majalla"/>
+                <w:rFonts w:ascii="Sakkal Majalla" w:hAnsi="Sakkal Majalla" w:cs="Sakkal Majalla" w:hint="cs"/>
+              </w:rPr>
+            </w:pPr>
+            <w:r>
+              <w:rPr>
+                <w:rFonts w:ascii="Sakkal Majalla" w:hAnsi="Sakkal Majalla" w:cs="Sakkal Majalla" w:hint="cs"/>
               </w:rPr>
               <w:t>26</w:t>
             </w:r>
@@ -2859,28 +2817,14 @@
             <w:pPr>
               <w:cnfStyle w:val="000000100000" w:firstRow="0" w:lastRow="0" w:firstColumn="0" w:lastColumn="0" w:oddVBand="0" w:evenVBand="0" w:oddHBand="1" w:evenHBand="0" w:firstRowFirstColumn="0" w:firstRowLastColumn="0" w:lastRowFirstColumn="0" w:lastRowLastColumn="0"/>
               <w:rPr>
-                <w:rFonts w:ascii="Sakkal Majalla" w:hAnsi="Sakkal Majalla" w:cs="Sakkal Majalla"/>
-              </w:rPr>
-            </w:pPr>
-            <w:r>
-              <w:rPr>
-                <w:rFonts w:ascii="Sakkal Majalla" w:hAnsi="Sakkal Majalla" w:cs="Sakkal Majalla"/>
-              </w:rPr>
-              <w:t xml:space="preserve">Elasticsearch for </w:t>
-            </w:r>
-            <w:proofErr w:type="spellStart"/>
-            <w:r>
-              <w:rPr>
-                <w:rFonts w:ascii="Sakkal Majalla" w:hAnsi="Sakkal Majalla" w:cs="Sakkal Majalla"/>
-              </w:rPr>
-              <w:t>geotemporal</w:t>
-            </w:r>
-            <w:proofErr w:type="spellEnd"/>
-            <w:r>
-              <w:rPr>
-                <w:rFonts w:ascii="Sakkal Majalla" w:hAnsi="Sakkal Majalla" w:cs="Sakkal Majalla"/>
-              </w:rPr>
-              <w:t xml:space="preserve"> data.</w:t>
+                <w:rFonts w:ascii="Sakkal Majalla" w:hAnsi="Sakkal Majalla" w:cs="Sakkal Majalla" w:hint="cs"/>
+              </w:rPr>
+            </w:pPr>
+            <w:r>
+              <w:rPr>
+                <w:rFonts w:ascii="Sakkal Majalla" w:hAnsi="Sakkal Majalla" w:cs="Sakkal Majalla" w:hint="cs"/>
+              </w:rPr>
+              <w:t>Elasticsearch for geotemporal data.</w:t>
             </w:r>
           </w:p>
         </w:tc>
@@ -2893,12 +2837,12 @@
               <w:jc w:val="center"/>
               <w:cnfStyle w:val="000000100000" w:firstRow="0" w:lastRow="0" w:firstColumn="0" w:lastColumn="0" w:oddVBand="0" w:evenVBand="0" w:oddHBand="1" w:evenHBand="0" w:firstRowFirstColumn="0" w:firstRowLastColumn="0" w:lastRowFirstColumn="0" w:lastRowLastColumn="0"/>
               <w:rPr>
-                <w:rFonts w:ascii="Sakkal Majalla" w:hAnsi="Sakkal Majalla" w:cs="Sakkal Majalla"/>
-              </w:rPr>
-            </w:pPr>
-            <w:r>
-              <w:rPr>
-                <w:rFonts w:ascii="Sakkal Majalla" w:hAnsi="Sakkal Majalla" w:cs="Sakkal Majalla"/>
+                <w:rFonts w:ascii="Sakkal Majalla" w:hAnsi="Sakkal Majalla" w:cs="Sakkal Majalla" w:hint="cs"/>
+              </w:rPr>
+            </w:pPr>
+            <w:r>
+              <w:rPr>
+                <w:rFonts w:ascii="Sakkal Majalla" w:hAnsi="Sakkal Majalla" w:cs="Sakkal Majalla" w:hint="cs"/>
               </w:rPr>
               <w:t>All Programming languages</w:t>
             </w:r>
@@ -2912,7 +2856,7 @@
             <w:pPr>
               <w:cnfStyle w:val="000000100000" w:firstRow="0" w:lastRow="0" w:firstColumn="0" w:lastColumn="0" w:oddVBand="0" w:evenVBand="0" w:oddHBand="1" w:evenHBand="0" w:firstRowFirstColumn="0" w:firstRowLastColumn="0" w:lastRowFirstColumn="0" w:lastRowLastColumn="0"/>
               <w:rPr>
-                <w:rFonts w:ascii="Sakkal Majalla" w:hAnsi="Sakkal Majalla" w:cs="Sakkal Majalla"/>
+                <w:rFonts w:ascii="Sakkal Majalla" w:hAnsi="Sakkal Majalla" w:cs="Sakkal Majalla" w:hint="cs"/>
               </w:rPr>
             </w:pPr>
           </w:p>
@@ -2928,14 +2872,20 @@
             <w:pPr>
               <w:jc w:val="center"/>
               <w:rPr>
+                <w:rFonts w:ascii="Sakkal Majalla" w:hAnsi="Sakkal Majalla" w:cs="Sakkal Majalla" w:hint="cs"/>
+              </w:rPr>
+            </w:pPr>
+            <w:r>
+              <w:rPr>
+                <w:rFonts w:ascii="Sakkal Majalla" w:hAnsi="Sakkal Majalla" w:cs="Sakkal Majalla" w:hint="cs"/>
+              </w:rPr>
+              <w:t>2</w:t>
+            </w:r>
+            <w:r>
+              <w:rPr>
                 <w:rFonts w:ascii="Sakkal Majalla" w:hAnsi="Sakkal Majalla" w:cs="Sakkal Majalla"/>
               </w:rPr>
-            </w:pPr>
-            <w:r>
-              <w:rPr>
-                <w:rFonts w:ascii="Sakkal Majalla" w:hAnsi="Sakkal Majalla" w:cs="Sakkal Majalla"/>
-              </w:rPr>
-              <w:t>27</w:t>
+              <w:t>7</w:t>
             </w:r>
           </w:p>
         </w:tc>
@@ -2947,14 +2897,14 @@
             <w:pPr>
               <w:cnfStyle w:val="000000000000" w:firstRow="0" w:lastRow="0" w:firstColumn="0" w:lastColumn="0" w:oddVBand="0" w:evenVBand="0" w:oddHBand="0" w:evenHBand="0" w:firstRowFirstColumn="0" w:firstRowLastColumn="0" w:lastRowFirstColumn="0" w:lastRowLastColumn="0"/>
               <w:rPr>
-                <w:rFonts w:ascii="Sakkal Majalla" w:hAnsi="Sakkal Majalla" w:cs="Sakkal Majalla"/>
-              </w:rPr>
-            </w:pPr>
-            <w:r>
-              <w:rPr>
-                <w:rFonts w:ascii="Sakkal Majalla" w:hAnsi="Sakkal Majalla" w:cs="Sakkal Majalla"/>
-              </w:rPr>
-              <w:t>VS Code Recipes</w:t>
+                <w:rFonts w:ascii="Sakkal Majalla" w:hAnsi="Sakkal Majalla" w:cs="Sakkal Majalla" w:hint="cs"/>
+              </w:rPr>
+            </w:pPr>
+            <w:r>
+              <w:rPr>
+                <w:rFonts w:ascii="Sakkal Majalla" w:hAnsi="Sakkal Majalla" w:cs="Sakkal Majalla" w:hint="cs"/>
+              </w:rPr>
+              <w:t>Scrapy with Splash tutorial</w:t>
             </w:r>
           </w:p>
         </w:tc>
@@ -2967,9 +2917,18 @@
               <w:jc w:val="center"/>
               <w:cnfStyle w:val="000000000000" w:firstRow="0" w:lastRow="0" w:firstColumn="0" w:lastColumn="0" w:oddVBand="0" w:evenVBand="0" w:oddHBand="0" w:evenHBand="0" w:firstRowFirstColumn="0" w:firstRowLastColumn="0" w:lastRowFirstColumn="0" w:lastRowLastColumn="0"/>
               <w:rPr>
-                <w:rFonts w:ascii="Sakkal Majalla" w:hAnsi="Sakkal Majalla" w:cs="Sakkal Majalla"/>
-              </w:rPr>
-            </w:pPr>
+                <w:rFonts w:ascii="Sakkal Majalla" w:hAnsi="Sakkal Majalla" w:cs="Sakkal Majalla" w:hint="cs"/>
+              </w:rPr>
+            </w:pPr>
+            <w:hyperlink r:id="rId15" w:history="1">
+              <w:r>
+                <w:rPr>
+                  <w:rStyle w:val="Hyperlink"/>
+                  <w:rFonts w:ascii="Sakkal Majalla" w:hAnsi="Sakkal Majalla" w:cs="Sakkal Majalla" w:hint="cs"/>
+                </w:rPr>
+                <w:t>Zenrows Scrapy Splash</w:t>
+              </w:r>
+            </w:hyperlink>
           </w:p>
         </w:tc>
         <w:tc>
@@ -2980,7 +2939,7 @@
             <w:pPr>
               <w:cnfStyle w:val="000000000000" w:firstRow="0" w:lastRow="0" w:firstColumn="0" w:lastColumn="0" w:oddVBand="0" w:evenVBand="0" w:oddHBand="0" w:evenHBand="0" w:firstRowFirstColumn="0" w:firstRowLastColumn="0" w:lastRowFirstColumn="0" w:lastRowLastColumn="0"/>
               <w:rPr>
-                <w:rFonts w:ascii="Sakkal Majalla" w:hAnsi="Sakkal Majalla" w:cs="Sakkal Majalla"/>
+                <w:rFonts w:ascii="Sakkal Majalla" w:hAnsi="Sakkal Majalla" w:cs="Sakkal Majalla" w:hint="cs"/>
               </w:rPr>
             </w:pPr>
           </w:p>
@@ -2999,14 +2958,124 @@
             <w:pPr>
               <w:jc w:val="center"/>
               <w:rPr>
+                <w:rFonts w:ascii="Sakkal Majalla" w:hAnsi="Sakkal Majalla" w:cs="Sakkal Majalla" w:hint="cs"/>
+              </w:rPr>
+            </w:pPr>
+            <w:r>
+              <w:rPr>
+                <w:rFonts w:ascii="Sakkal Majalla" w:hAnsi="Sakkal Majalla" w:cs="Sakkal Majalla" w:hint="cs"/>
+              </w:rPr>
+              <w:t>2</w:t>
+            </w:r>
+            <w:r>
+              <w:rPr>
                 <w:rFonts w:ascii="Sakkal Majalla" w:hAnsi="Sakkal Majalla" w:cs="Sakkal Majalla"/>
               </w:rPr>
-            </w:pPr>
+              <w:t>8</w:t>
+            </w:r>
+          </w:p>
+        </w:tc>
+        <w:tc>
+          <w:tcPr>
+            <w:tcW w:w="5400" w:type="dxa"/>
+          </w:tcPr>
+          <w:p>
+            <w:pPr>
+              <w:cnfStyle w:val="000000100000" w:firstRow="0" w:lastRow="0" w:firstColumn="0" w:lastColumn="0" w:oddVBand="0" w:evenVBand="0" w:oddHBand="1" w:evenHBand="0" w:firstRowFirstColumn="0" w:firstRowLastColumn="0" w:lastRowFirstColumn="0" w:lastRowLastColumn="0"/>
+              <w:rPr>
+                <w:rFonts w:ascii="Sakkal Majalla" w:hAnsi="Sakkal Majalla" w:cs="Sakkal Majalla" w:hint="cs"/>
+              </w:rPr>
+            </w:pPr>
+            <w:r>
+              <w:rPr>
+                <w:rFonts w:ascii="Sakkal Majalla" w:hAnsi="Sakkal Majalla" w:cs="Sakkal Majalla" w:hint="cs"/>
+              </w:rPr>
+              <w:t>Chat application with Socket.IO and Redis</w:t>
+            </w:r>
+          </w:p>
+        </w:tc>
+        <w:tc>
+          <w:tcPr>
+            <w:tcW w:w="4860" w:type="dxa"/>
+          </w:tcPr>
+          <w:p>
+            <w:pPr>
+              <w:jc w:val="center"/>
+              <w:cnfStyle w:val="000000100000" w:firstRow="0" w:lastRow="0" w:firstColumn="0" w:lastColumn="0" w:oddVBand="0" w:evenVBand="0" w:oddHBand="1" w:evenHBand="0" w:firstRowFirstColumn="0" w:firstRowLastColumn="0" w:lastRowFirstColumn="0" w:lastRowLastColumn="0"/>
+              <w:rPr>
+                <w:rFonts w:ascii="Sakkal Majalla" w:hAnsi="Sakkal Majalla" w:cs="Sakkal Majalla" w:hint="cs"/>
+              </w:rPr>
+            </w:pPr>
+            <w:r>
+              <w:rPr>
+                <w:rFonts w:ascii="Sakkal Majalla" w:hAnsi="Sakkal Majalla" w:cs="Sakkal Majalla" w:hint="cs"/>
+              </w:rPr>
+              <w:t xml:space="preserve">For </w:t>
+            </w:r>
             <w:r>
               <w:rPr>
                 <w:rFonts w:ascii="Sakkal Majalla" w:hAnsi="Sakkal Majalla" w:cs="Sakkal Majalla"/>
               </w:rPr>
-              <w:t>28</w:t>
+              <w:t>NodeJS</w:t>
+            </w:r>
+            <w:r>
+              <w:rPr>
+                <w:rFonts w:ascii="Sakkal Majalla" w:hAnsi="Sakkal Majalla" w:cs="Sakkal Majalla" w:hint="cs"/>
+              </w:rPr>
+              <w:t xml:space="preserve"> and </w:t>
+            </w:r>
+            <w:r>
+              <w:rPr>
+                <w:rFonts w:ascii="Sakkal Majalla" w:hAnsi="Sakkal Majalla" w:cs="Sakkal Majalla"/>
+              </w:rPr>
+              <w:t>FastAPI</w:t>
+            </w:r>
+            <w:r>
+              <w:rPr>
+                <w:rFonts w:ascii="Sakkal Majalla" w:hAnsi="Sakkal Majalla" w:cs="Sakkal Majalla"/>
+              </w:rPr>
+              <w:t xml:space="preserve"> applications</w:t>
+            </w:r>
+            <w:r>
+              <w:rPr>
+                <w:rFonts w:ascii="Sakkal Majalla" w:hAnsi="Sakkal Majalla" w:cs="Sakkal Majalla" w:hint="cs"/>
+              </w:rPr>
+              <w:t>.</w:t>
+            </w:r>
+          </w:p>
+        </w:tc>
+        <w:tc>
+          <w:tcPr>
+            <w:tcW w:w="990" w:type="dxa"/>
+          </w:tcPr>
+          <w:p>
+            <w:pPr>
+              <w:cnfStyle w:val="000000100000" w:firstRow="0" w:lastRow="0" w:firstColumn="0" w:lastColumn="0" w:oddVBand="0" w:evenVBand="0" w:oddHBand="1" w:evenHBand="0" w:firstRowFirstColumn="0" w:firstRowLastColumn="0" w:lastRowFirstColumn="0" w:lastRowLastColumn="0"/>
+              <w:rPr>
+                <w:rFonts w:ascii="Sakkal Majalla" w:hAnsi="Sakkal Majalla" w:cs="Sakkal Majalla" w:hint="cs"/>
+              </w:rPr>
+            </w:pPr>
+          </w:p>
+        </w:tc>
+      </w:tr>
+      <w:tr>
+        <w:tc>
+          <w:tcPr>
+            <w:cnfStyle w:val="001000000000" w:firstRow="0" w:lastRow="0" w:firstColumn="1" w:lastColumn="0" w:oddVBand="0" w:evenVBand="0" w:oddHBand="0" w:evenHBand="0" w:firstRowFirstColumn="0" w:firstRowLastColumn="0" w:lastRowFirstColumn="0" w:lastRowLastColumn="0"/>
+            <w:tcW w:w="810" w:type="dxa"/>
+          </w:tcPr>
+          <w:p>
+            <w:pPr>
+              <w:jc w:val="center"/>
+              <w:rPr>
+                <w:rFonts w:ascii="Sakkal Majalla" w:hAnsi="Sakkal Majalla" w:cs="Sakkal Majalla" w:hint="cs"/>
+              </w:rPr>
+            </w:pPr>
+            <w:r>
+              <w:rPr>
+                <w:rFonts w:ascii="Sakkal Majalla" w:hAnsi="Sakkal Majalla" w:cs="Sakkal Majalla"/>
+              </w:rPr>
+              <w:t>29</w:t>
             </w:r>
           </w:p>
         </w:tc>
@@ -3016,16 +3085,111 @@
           </w:tcPr>
           <w:p>
             <w:pPr>
-              <w:cnfStyle w:val="000000100000" w:firstRow="0" w:lastRow="0" w:firstColumn="0" w:lastColumn="0" w:oddVBand="0" w:evenVBand="0" w:oddHBand="1" w:evenHBand="0" w:firstRowFirstColumn="0" w:firstRowLastColumn="0" w:lastRowFirstColumn="0" w:lastRowLastColumn="0"/>
+              <w:cnfStyle w:val="000000000000" w:firstRow="0" w:lastRow="0" w:firstColumn="0" w:lastColumn="0" w:oddVBand="0" w:evenVBand="0" w:oddHBand="0" w:evenHBand="0" w:firstRowFirstColumn="0" w:firstRowLastColumn="0" w:lastRowFirstColumn="0" w:lastRowLastColumn="0"/>
+              <w:rPr>
+                <w:rFonts w:ascii="Sakkal Majalla" w:hAnsi="Sakkal Majalla" w:cs="Sakkal Majalla" w:hint="cs"/>
+              </w:rPr>
+            </w:pPr>
+            <w:r>
               <w:rPr>
                 <w:rFonts w:ascii="Sakkal Majalla" w:hAnsi="Sakkal Majalla" w:cs="Sakkal Majalla"/>
               </w:rPr>
+              <w:t>Chat application with SignalR and Redis</w:t>
+            </w:r>
+          </w:p>
+        </w:tc>
+        <w:tc>
+          <w:tcPr>
+            <w:tcW w:w="4860" w:type="dxa"/>
+          </w:tcPr>
+          <w:p>
+            <w:pPr>
+              <w:jc w:val="center"/>
+              <w:cnfStyle w:val="000000000000" w:firstRow="0" w:lastRow="0" w:firstColumn="0" w:lastColumn="0" w:oddVBand="0" w:evenVBand="0" w:oddHBand="0" w:evenHBand="0" w:firstRowFirstColumn="0" w:firstRowLastColumn="0" w:lastRowFirstColumn="0" w:lastRowLastColumn="0"/>
+              <w:rPr>
+                <w:rFonts w:ascii="Sakkal Majalla" w:hAnsi="Sakkal Majalla" w:cs="Sakkal Majalla" w:hint="cs"/>
+              </w:rPr>
             </w:pPr>
             <w:r>
               <w:rPr>
                 <w:rFonts w:ascii="Sakkal Majalla" w:hAnsi="Sakkal Majalla" w:cs="Sakkal Majalla"/>
               </w:rPr>
-              <w:t>Scrapy with Splash tutorial</w:t>
+              <w:t xml:space="preserve">For ASP.NET Core </w:t>
+            </w:r>
+            <w:r>
+              <w:rPr>
+                <w:rFonts w:ascii="Sakkal Majalla" w:hAnsi="Sakkal Majalla" w:cs="Sakkal Majalla"/>
+              </w:rPr>
+              <w:t>applications</w:t>
+            </w:r>
+            <w:r>
+              <w:rPr>
+                <w:rFonts w:ascii="Sakkal Majalla" w:hAnsi="Sakkal Majalla" w:cs="Sakkal Majalla"/>
+              </w:rPr>
+              <w:t>.</w:t>
+            </w:r>
+          </w:p>
+        </w:tc>
+        <w:tc>
+          <w:tcPr>
+            <w:tcW w:w="990" w:type="dxa"/>
+          </w:tcPr>
+          <w:p>
+            <w:pPr>
+              <w:cnfStyle w:val="000000000000" w:firstRow="0" w:lastRow="0" w:firstColumn="0" w:lastColumn="0" w:oddVBand="0" w:evenVBand="0" w:oddHBand="0" w:evenHBand="0" w:firstRowFirstColumn="0" w:firstRowLastColumn="0" w:lastRowFirstColumn="0" w:lastRowLastColumn="0"/>
+              <w:rPr>
+                <w:rFonts w:ascii="Sakkal Majalla" w:hAnsi="Sakkal Majalla" w:cs="Sakkal Majalla" w:hint="cs"/>
+              </w:rPr>
+            </w:pPr>
+          </w:p>
+        </w:tc>
+      </w:tr>
+      <w:tr>
+        <w:trPr>
+          <w:cnfStyle w:val="000000100000" w:firstRow="0" w:lastRow="0" w:firstColumn="0" w:lastColumn="0" w:oddVBand="0" w:evenVBand="0" w:oddHBand="1" w:evenHBand="0" w:firstRowFirstColumn="0" w:firstRowLastColumn="0" w:lastRowFirstColumn="0" w:lastRowLastColumn="0"/>
+        </w:trPr>
+        <w:tc>
+          <w:tcPr>
+            <w:cnfStyle w:val="001000000000" w:firstRow="0" w:lastRow="0" w:firstColumn="1" w:lastColumn="0" w:oddVBand="0" w:evenVBand="0" w:oddHBand="0" w:evenHBand="0" w:firstRowFirstColumn="0" w:firstRowLastColumn="0" w:lastRowFirstColumn="0" w:lastRowLastColumn="0"/>
+            <w:tcW w:w="810" w:type="dxa"/>
+          </w:tcPr>
+          <w:p>
+            <w:pPr>
+              <w:jc w:val="center"/>
+              <w:rPr>
+                <w:rFonts w:ascii="Sakkal Majalla" w:hAnsi="Sakkal Majalla" w:cs="Sakkal Majalla"/>
+              </w:rPr>
+            </w:pPr>
+            <w:r>
+              <w:rPr>
+                <w:rFonts w:ascii="Sakkal Majalla" w:hAnsi="Sakkal Majalla" w:cs="Sakkal Majalla"/>
+              </w:rPr>
+              <w:t>3</w:t>
+            </w:r>
+            <w:r>
+              <w:rPr>
+                <w:rFonts w:ascii="Sakkal Majalla" w:hAnsi="Sakkal Majalla" w:cs="Sakkal Majalla"/>
+              </w:rPr>
+              <w:t>0</w:t>
+            </w:r>
+          </w:p>
+        </w:tc>
+        <w:tc>
+          <w:tcPr>
+            <w:tcW w:w="5400" w:type="dxa"/>
+          </w:tcPr>
+          <w:p>
+            <w:pPr>
+              <w:cnfStyle w:val="000000100000" w:firstRow="0" w:lastRow="0" w:firstColumn="0" w:lastColumn="0" w:oddVBand="0" w:evenVBand="0" w:oddHBand="1" w:evenHBand="0" w:firstRowFirstColumn="0" w:firstRowLastColumn="0" w:lastRowFirstColumn="0" w:lastRowLastColumn="0"/>
+              <w:rPr>
+                <w:rFonts w:ascii="Sakkal Majalla" w:hAnsi="Sakkal Majalla" w:cs="Sakkal Majalla"/>
+              </w:rPr>
+            </w:pPr>
+            <w:r>
+              <w:rPr>
+                <w:rFonts w:ascii="Sakkal Majalla" w:hAnsi="Sakkal Majalla" w:cs="Sakkal Majalla"/>
+              </w:rPr>
+              <w:t>Chat application with Django channels and Redis</w:t>
             </w:r>
           </w:p>
         </w:tc>
@@ -3041,24 +3205,24 @@
                 <w:rFonts w:ascii="Sakkal Majalla" w:hAnsi="Sakkal Majalla" w:cs="Sakkal Majalla"/>
               </w:rPr>
             </w:pPr>
-            <w:hyperlink r:id="rId15" w:history="1">
-              <w:proofErr w:type="spellStart"/>
-              <w:r>
-                <w:rPr>
-                  <w:rStyle w:val="Hyperlink"/>
-                  <w:rFonts w:ascii="Sakkal Majalla" w:hAnsi="Sakkal Majalla" w:cs="Sakkal Majalla"/>
-                </w:rPr>
-                <w:t>Zenrows</w:t>
-              </w:r>
-              <w:proofErr w:type="spellEnd"/>
-              <w:r>
-                <w:rPr>
-                  <w:rStyle w:val="Hyperlink"/>
-                  <w:rFonts w:ascii="Sakkal Majalla" w:hAnsi="Sakkal Majalla" w:cs="Sakkal Majalla"/>
-                </w:rPr>
-                <w:t xml:space="preserve"> Scrapy Splash</w:t>
-              </w:r>
-            </w:hyperlink>
+            <w:r>
+              <w:rPr>
+                <w:rFonts w:ascii="Sakkal Majalla" w:hAnsi="Sakkal Majalla" w:cs="Sakkal Majalla"/>
+              </w:rPr>
+              <w:t>For Django appl</w:t>
+            </w:r>
+            <w:r>
+              <w:rPr>
+                <w:rFonts w:ascii="Sakkal Majalla" w:hAnsi="Sakkal Majalla" w:cs="Sakkal Majalla"/>
+              </w:rPr>
+              <w:t>i</w:t>
+            </w:r>
+            <w:r>
+              <w:rPr>
+                <w:rFonts w:ascii="Sakkal Majalla" w:hAnsi="Sakkal Majalla" w:cs="Sakkal Majalla"/>
+              </w:rPr>
+              <w:t>cations</w:t>
+            </w:r>
           </w:p>
         </w:tc>
         <w:tc>
@@ -3069,7 +3233,7 @@
             <w:pPr>
               <w:cnfStyle w:val="000000100000" w:firstRow="0" w:lastRow="0" w:firstColumn="0" w:lastColumn="0" w:oddVBand="0" w:evenVBand="0" w:oddHBand="1" w:evenHBand="0" w:firstRowFirstColumn="0" w:firstRowLastColumn="0" w:lastRowFirstColumn="0" w:lastRowLastColumn="0"/>
               <w:rPr>
-                <w:rFonts w:ascii="Sakkal Majalla" w:hAnsi="Sakkal Majalla" w:cs="Sakkal Majalla"/>
+                <w:rFonts w:ascii="Sakkal Majalla" w:hAnsi="Sakkal Majalla" w:cs="Sakkal Majalla" w:hint="cs"/>
               </w:rPr>
             </w:pPr>
           </w:p>
@@ -3079,35 +3243,35 @@
     <w:p>
       <w:pPr>
         <w:rPr>
-          <w:rFonts w:ascii="Sakkal Majalla" w:hAnsi="Sakkal Majalla" w:cs="Sakkal Majalla"/>
+          <w:rFonts w:ascii="Sakkal Majalla" w:hAnsi="Sakkal Majalla" w:cs="Sakkal Majalla" w:hint="cs"/>
         </w:rPr>
       </w:pPr>
     </w:p>
     <w:p>
       <w:pPr>
         <w:rPr>
-          <w:rFonts w:ascii="Sakkal Majalla" w:hAnsi="Sakkal Majalla" w:cs="Sakkal Majalla"/>
+          <w:rFonts w:ascii="Sakkal Majalla" w:hAnsi="Sakkal Majalla" w:cs="Sakkal Majalla" w:hint="cs"/>
         </w:rPr>
       </w:pPr>
     </w:p>
     <w:p>
       <w:pPr>
         <w:rPr>
-          <w:rFonts w:ascii="Sakkal Majalla" w:hAnsi="Sakkal Majalla" w:cs="Sakkal Majalla"/>
+          <w:rFonts w:ascii="Sakkal Majalla" w:hAnsi="Sakkal Majalla" w:cs="Sakkal Majalla" w:hint="cs"/>
         </w:rPr>
       </w:pPr>
     </w:p>
     <w:p>
       <w:pPr>
         <w:rPr>
-          <w:rFonts w:ascii="Sakkal Majalla" w:hAnsi="Sakkal Majalla" w:cs="Sakkal Majalla"/>
+          <w:rFonts w:ascii="Sakkal Majalla" w:hAnsi="Sakkal Majalla" w:cs="Sakkal Majalla" w:hint="cs"/>
         </w:rPr>
       </w:pPr>
     </w:p>
     <w:p>
       <w:pPr>
         <w:rPr>
-          <w:rFonts w:ascii="Sakkal Majalla" w:hAnsi="Sakkal Majalla" w:cs="Sakkal Majalla"/>
+          <w:rFonts w:ascii="Sakkal Majalla" w:hAnsi="Sakkal Majalla" w:cs="Sakkal Majalla" w:hint="cs"/>
         </w:rPr>
       </w:pPr>
     </w:p>
@@ -3136,7 +3300,7 @@
             <w:pPr>
               <w:jc w:val="center"/>
               <w:rPr>
-                <w:rFonts w:ascii="Sakkal Majalla" w:hAnsi="Sakkal Majalla" w:cs="Sakkal Majalla"/>
+                <w:rFonts w:ascii="Sakkal Majalla" w:hAnsi="Sakkal Majalla" w:cs="Sakkal Majalla" w:hint="cs"/>
               </w:rPr>
             </w:pPr>
             <w:r>
@@ -3156,7 +3320,7 @@
               <w:jc w:val="center"/>
               <w:cnfStyle w:val="100000000000" w:firstRow="1" w:lastRow="0" w:firstColumn="0" w:lastColumn="0" w:oddVBand="0" w:evenVBand="0" w:oddHBand="0" w:evenHBand="0" w:firstRowFirstColumn="0" w:firstRowLastColumn="0" w:lastRowFirstColumn="0" w:lastRowLastColumn="0"/>
               <w:rPr>
-                <w:rFonts w:ascii="Sakkal Majalla" w:hAnsi="Sakkal Majalla" w:cs="Sakkal Majalla"/>
+                <w:rFonts w:ascii="Sakkal Majalla" w:hAnsi="Sakkal Majalla" w:cs="Sakkal Majalla" w:hint="cs"/>
               </w:rPr>
             </w:pPr>
             <w:r>
@@ -3176,7 +3340,7 @@
               <w:jc w:val="center"/>
               <w:cnfStyle w:val="100000000000" w:firstRow="1" w:lastRow="0" w:firstColumn="0" w:lastColumn="0" w:oddVBand="0" w:evenVBand="0" w:oddHBand="0" w:evenHBand="0" w:firstRowFirstColumn="0" w:firstRowLastColumn="0" w:lastRowFirstColumn="0" w:lastRowLastColumn="0"/>
               <w:rPr>
-                <w:rFonts w:ascii="Sakkal Majalla" w:hAnsi="Sakkal Majalla" w:cs="Sakkal Majalla"/>
+                <w:rFonts w:ascii="Sakkal Majalla" w:hAnsi="Sakkal Majalla" w:cs="Sakkal Majalla" w:hint="cs"/>
               </w:rPr>
             </w:pPr>
             <w:r>
@@ -3198,7 +3362,7 @@
             <w:pPr>
               <w:jc w:val="center"/>
               <w:rPr>
-                <w:rFonts w:ascii="Sakkal Majalla" w:hAnsi="Sakkal Majalla" w:cs="Sakkal Majalla"/>
+                <w:rFonts w:ascii="Sakkal Majalla" w:hAnsi="Sakkal Majalla" w:cs="Sakkal Majalla" w:hint="cs"/>
               </w:rPr>
             </w:pPr>
             <w:r>
@@ -3218,7 +3382,7 @@
               <w:jc w:val="center"/>
               <w:cnfStyle w:val="000000000000" w:firstRow="0" w:lastRow="0" w:firstColumn="0" w:lastColumn="0" w:oddVBand="0" w:evenVBand="0" w:oddHBand="0" w:evenHBand="0" w:firstRowFirstColumn="0" w:firstRowLastColumn="0" w:lastRowFirstColumn="0" w:lastRowLastColumn="0"/>
               <w:rPr>
-                <w:rFonts w:ascii="Sakkal Majalla" w:hAnsi="Sakkal Majalla" w:cs="Sakkal Majalla"/>
+                <w:rFonts w:ascii="Sakkal Majalla" w:hAnsi="Sakkal Majalla" w:cs="Sakkal Majalla" w:hint="cs"/>
               </w:rPr>
             </w:pPr>
             <w:hyperlink r:id="rId16" w:history="1">
@@ -3240,7 +3404,7 @@
             <w:pPr>
               <w:cnfStyle w:val="000000000000" w:firstRow="0" w:lastRow="0" w:firstColumn="0" w:lastColumn="0" w:oddVBand="0" w:evenVBand="0" w:oddHBand="0" w:evenHBand="0" w:firstRowFirstColumn="0" w:firstRowLastColumn="0" w:lastRowFirstColumn="0" w:lastRowLastColumn="0"/>
               <w:rPr>
-                <w:rFonts w:ascii="Sakkal Majalla" w:hAnsi="Sakkal Majalla" w:cs="Sakkal Majalla"/>
+                <w:rFonts w:ascii="Sakkal Majalla" w:hAnsi="Sakkal Majalla" w:cs="Sakkal Majalla" w:hint="cs"/>
               </w:rPr>
             </w:pPr>
           </w:p>
@@ -3256,7 +3420,7 @@
             <w:pPr>
               <w:jc w:val="center"/>
               <w:rPr>
-                <w:rFonts w:ascii="Sakkal Majalla" w:hAnsi="Sakkal Majalla" w:cs="Sakkal Majalla"/>
+                <w:rFonts w:ascii="Sakkal Majalla" w:hAnsi="Sakkal Majalla" w:cs="Sakkal Majalla" w:hint="cs"/>
               </w:rPr>
             </w:pPr>
             <w:r>
@@ -3276,7 +3440,7 @@
               <w:jc w:val="center"/>
               <w:cnfStyle w:val="000000000000" w:firstRow="0" w:lastRow="0" w:firstColumn="0" w:lastColumn="0" w:oddVBand="0" w:evenVBand="0" w:oddHBand="0" w:evenHBand="0" w:firstRowFirstColumn="0" w:firstRowLastColumn="0" w:lastRowFirstColumn="0" w:lastRowLastColumn="0"/>
               <w:rPr>
-                <w:rFonts w:ascii="Sakkal Majalla" w:hAnsi="Sakkal Majalla" w:cs="Sakkal Majalla"/>
+                <w:rFonts w:ascii="Sakkal Majalla" w:hAnsi="Sakkal Majalla" w:cs="Sakkal Majalla" w:hint="cs"/>
               </w:rPr>
             </w:pPr>
             <w:hyperlink r:id="rId17" w:history="1">
@@ -3298,7 +3462,7 @@
             <w:pPr>
               <w:cnfStyle w:val="000000000000" w:firstRow="0" w:lastRow="0" w:firstColumn="0" w:lastColumn="0" w:oddVBand="0" w:evenVBand="0" w:oddHBand="0" w:evenHBand="0" w:firstRowFirstColumn="0" w:firstRowLastColumn="0" w:lastRowFirstColumn="0" w:lastRowLastColumn="0"/>
               <w:rPr>
-                <w:rFonts w:ascii="Sakkal Majalla" w:hAnsi="Sakkal Majalla" w:cs="Sakkal Majalla"/>
+                <w:rFonts w:ascii="Sakkal Majalla" w:hAnsi="Sakkal Majalla" w:cs="Sakkal Majalla" w:hint="cs"/>
               </w:rPr>
             </w:pPr>
           </w:p>
@@ -3314,7 +3478,7 @@
             <w:pPr>
               <w:jc w:val="center"/>
               <w:rPr>
-                <w:rFonts w:ascii="Sakkal Majalla" w:hAnsi="Sakkal Majalla" w:cs="Sakkal Majalla"/>
+                <w:rFonts w:ascii="Sakkal Majalla" w:hAnsi="Sakkal Majalla" w:cs="Sakkal Majalla" w:hint="cs"/>
               </w:rPr>
             </w:pPr>
             <w:r>
@@ -3334,7 +3498,7 @@
               <w:jc w:val="center"/>
               <w:cnfStyle w:val="000000000000" w:firstRow="0" w:lastRow="0" w:firstColumn="0" w:lastColumn="0" w:oddVBand="0" w:evenVBand="0" w:oddHBand="0" w:evenHBand="0" w:firstRowFirstColumn="0" w:firstRowLastColumn="0" w:lastRowFirstColumn="0" w:lastRowLastColumn="0"/>
               <w:rPr>
-                <w:rFonts w:ascii="Sakkal Majalla" w:hAnsi="Sakkal Majalla" w:cs="Sakkal Majalla"/>
+                <w:rFonts w:ascii="Sakkal Majalla" w:hAnsi="Sakkal Majalla" w:cs="Sakkal Majalla" w:hint="cs"/>
               </w:rPr>
             </w:pPr>
             <w:hyperlink r:id="rId18" w:history="1">
@@ -3356,7 +3520,7 @@
             <w:pPr>
               <w:cnfStyle w:val="000000000000" w:firstRow="0" w:lastRow="0" w:firstColumn="0" w:lastColumn="0" w:oddVBand="0" w:evenVBand="0" w:oddHBand="0" w:evenHBand="0" w:firstRowFirstColumn="0" w:firstRowLastColumn="0" w:lastRowFirstColumn="0" w:lastRowLastColumn="0"/>
               <w:rPr>
-                <w:rFonts w:ascii="Sakkal Majalla" w:hAnsi="Sakkal Majalla" w:cs="Sakkal Majalla"/>
+                <w:rFonts w:ascii="Sakkal Majalla" w:hAnsi="Sakkal Majalla" w:cs="Sakkal Majalla" w:hint="cs"/>
               </w:rPr>
             </w:pPr>
           </w:p>
@@ -3372,7 +3536,7 @@
             <w:pPr>
               <w:jc w:val="center"/>
               <w:rPr>
-                <w:rFonts w:ascii="Sakkal Majalla" w:hAnsi="Sakkal Majalla" w:cs="Sakkal Majalla"/>
+                <w:rFonts w:ascii="Sakkal Majalla" w:hAnsi="Sakkal Majalla" w:cs="Sakkal Majalla" w:hint="cs"/>
               </w:rPr>
             </w:pPr>
             <w:r>
@@ -3392,7 +3556,7 @@
               <w:jc w:val="center"/>
               <w:cnfStyle w:val="000000000000" w:firstRow="0" w:lastRow="0" w:firstColumn="0" w:lastColumn="0" w:oddVBand="0" w:evenVBand="0" w:oddHBand="0" w:evenHBand="0" w:firstRowFirstColumn="0" w:firstRowLastColumn="0" w:lastRowFirstColumn="0" w:lastRowLastColumn="0"/>
               <w:rPr>
-                <w:rFonts w:ascii="Sakkal Majalla" w:hAnsi="Sakkal Majalla" w:cs="Sakkal Majalla"/>
+                <w:rFonts w:ascii="Sakkal Majalla" w:hAnsi="Sakkal Majalla" w:cs="Sakkal Majalla" w:hint="cs"/>
               </w:rPr>
             </w:pPr>
             <w:hyperlink r:id="rId19" w:history="1">
@@ -3401,23 +3565,7 @@
                   <w:rStyle w:val="Hyperlink"/>
                   <w:rFonts w:ascii="Sakkal Majalla" w:hAnsi="Sakkal Majalla" w:cs="Sakkal Majalla" w:hint="cs"/>
                 </w:rPr>
-                <w:t xml:space="preserve">Blog for logging, </w:t>
-              </w:r>
-              <w:proofErr w:type="spellStart"/>
-              <w:r>
-                <w:rPr>
-                  <w:rStyle w:val="Hyperlink"/>
-                  <w:rFonts w:ascii="Sakkal Majalla" w:hAnsi="Sakkal Majalla" w:cs="Sakkal Majalla" w:hint="cs"/>
-                </w:rPr>
-                <w:t>OpenTelemetry</w:t>
-              </w:r>
-              <w:proofErr w:type="spellEnd"/>
-              <w:r>
-                <w:rPr>
-                  <w:rStyle w:val="Hyperlink"/>
-                  <w:rFonts w:ascii="Sakkal Majalla" w:hAnsi="Sakkal Majalla" w:cs="Sakkal Majalla" w:hint="cs"/>
-                </w:rPr>
-                <w:t>, Loki, Elasticsearch, etc.</w:t>
+                <w:t>Blog for logging, OpenTelemetry, Loki, Elasticsearch, etc.</w:t>
               </w:r>
             </w:hyperlink>
           </w:p>
@@ -3430,7 +3578,7 @@
             <w:pPr>
               <w:cnfStyle w:val="000000000000" w:firstRow="0" w:lastRow="0" w:firstColumn="0" w:lastColumn="0" w:oddVBand="0" w:evenVBand="0" w:oddHBand="0" w:evenHBand="0" w:firstRowFirstColumn="0" w:firstRowLastColumn="0" w:lastRowFirstColumn="0" w:lastRowLastColumn="0"/>
               <w:rPr>
-                <w:rFonts w:ascii="Sakkal Majalla" w:hAnsi="Sakkal Majalla" w:cs="Sakkal Majalla"/>
+                <w:rFonts w:ascii="Sakkal Majalla" w:hAnsi="Sakkal Majalla" w:cs="Sakkal Majalla" w:hint="cs"/>
               </w:rPr>
             </w:pPr>
           </w:p>
@@ -3446,7 +3594,7 @@
             <w:pPr>
               <w:jc w:val="center"/>
               <w:rPr>
-                <w:rFonts w:ascii="Sakkal Majalla" w:hAnsi="Sakkal Majalla" w:cs="Sakkal Majalla"/>
+                <w:rFonts w:ascii="Sakkal Majalla" w:hAnsi="Sakkal Majalla" w:cs="Sakkal Majalla" w:hint="cs"/>
               </w:rPr>
             </w:pPr>
             <w:r>
@@ -3466,7 +3614,7 @@
               <w:jc w:val="center"/>
               <w:cnfStyle w:val="000000000000" w:firstRow="0" w:lastRow="0" w:firstColumn="0" w:lastColumn="0" w:oddVBand="0" w:evenVBand="0" w:oddHBand="0" w:evenHBand="0" w:firstRowFirstColumn="0" w:firstRowLastColumn="0" w:lastRowFirstColumn="0" w:lastRowLastColumn="0"/>
               <w:rPr>
-                <w:rFonts w:ascii="Sakkal Majalla" w:hAnsi="Sakkal Majalla" w:cs="Sakkal Majalla"/>
+                <w:rFonts w:ascii="Sakkal Majalla" w:hAnsi="Sakkal Majalla" w:cs="Sakkal Majalla" w:hint="cs"/>
               </w:rPr>
             </w:pPr>
             <w:hyperlink r:id="rId20" w:history="1">
@@ -3494,7 +3642,7 @@
             <w:pPr>
               <w:cnfStyle w:val="000000000000" w:firstRow="0" w:lastRow="0" w:firstColumn="0" w:lastColumn="0" w:oddVBand="0" w:evenVBand="0" w:oddHBand="0" w:evenHBand="0" w:firstRowFirstColumn="0" w:firstRowLastColumn="0" w:lastRowFirstColumn="0" w:lastRowLastColumn="0"/>
               <w:rPr>
-                <w:rFonts w:ascii="Sakkal Majalla" w:hAnsi="Sakkal Majalla" w:cs="Sakkal Majalla"/>
+                <w:rFonts w:ascii="Sakkal Majalla" w:hAnsi="Sakkal Majalla" w:cs="Sakkal Majalla" w:hint="cs"/>
               </w:rPr>
             </w:pPr>
           </w:p>
@@ -3523,11 +3671,15 @@
             <w:pPr>
               <w:jc w:val="center"/>
               <w:cnfStyle w:val="000000000000" w:firstRow="0" w:lastRow="0" w:firstColumn="0" w:lastColumn="0" w:oddVBand="0" w:evenVBand="0" w:oddHBand="0" w:evenHBand="0" w:firstRowFirstColumn="0" w:firstRowLastColumn="0" w:lastRowFirstColumn="0" w:lastRowLastColumn="0"/>
+              <w:rPr>
+                <w:rFonts w:ascii="Sakkal Majalla" w:hAnsi="Sakkal Majalla" w:cs="Sakkal Majalla" w:hint="cs"/>
+              </w:rPr>
             </w:pPr>
             <w:hyperlink r:id="rId21" w:history="1">
               <w:r>
                 <w:rPr>
                   <w:rStyle w:val="Hyperlink"/>
+                  <w:rFonts w:ascii="Sakkal Majalla" w:hAnsi="Sakkal Majalla" w:cs="Sakkal Majalla" w:hint="cs"/>
                 </w:rPr>
                 <w:t>https://www.scraping.club/</w:t>
               </w:r>
@@ -3542,7 +3694,7 @@
             <w:pPr>
               <w:cnfStyle w:val="000000000000" w:firstRow="0" w:lastRow="0" w:firstColumn="0" w:lastColumn="0" w:oddVBand="0" w:evenVBand="0" w:oddHBand="0" w:evenHBand="0" w:firstRowFirstColumn="0" w:firstRowLastColumn="0" w:lastRowFirstColumn="0" w:lastRowLastColumn="0"/>
               <w:rPr>
-                <w:rFonts w:ascii="Sakkal Majalla" w:hAnsi="Sakkal Majalla" w:cs="Sakkal Majalla"/>
+                <w:rFonts w:ascii="Sakkal Majalla" w:hAnsi="Sakkal Majalla" w:cs="Sakkal Majalla" w:hint="cs"/>
               </w:rPr>
             </w:pPr>
           </w:p>
@@ -3552,7 +3704,7 @@
     <w:p>
       <w:pPr>
         <w:rPr>
-          <w:rFonts w:ascii="Sakkal Majalla" w:hAnsi="Sakkal Majalla" w:cs="Sakkal Majalla"/>
+          <w:rFonts w:ascii="Sakkal Majalla" w:hAnsi="Sakkal Majalla" w:cs="Sakkal Majalla" w:hint="cs"/>
         </w:rPr>
       </w:pPr>
     </w:p>

--- a/Search-Topics-01.docx
+++ b/Search-Topics-01.docx
@@ -28,7 +28,7 @@
             <w:pPr>
               <w:jc w:val="center"/>
               <w:rPr>
-                <w:rFonts w:ascii="Sakkal Majalla" w:hAnsi="Sakkal Majalla" w:cs="Sakkal Majalla" w:hint="cs"/>
+                <w:rFonts w:ascii="Sakkal Majalla" w:hAnsi="Sakkal Majalla" w:cs="Sakkal Majalla"/>
               </w:rPr>
             </w:pPr>
             <w:r>
@@ -48,7 +48,7 @@
               <w:jc w:val="center"/>
               <w:cnfStyle w:val="100000000000" w:firstRow="1" w:lastRow="0" w:firstColumn="0" w:lastColumn="0" w:oddVBand="0" w:evenVBand="0" w:oddHBand="0" w:evenHBand="0" w:firstRowFirstColumn="0" w:firstRowLastColumn="0" w:lastRowFirstColumn="0" w:lastRowLastColumn="0"/>
               <w:rPr>
-                <w:rFonts w:ascii="Sakkal Majalla" w:hAnsi="Sakkal Majalla" w:cs="Sakkal Majalla" w:hint="cs"/>
+                <w:rFonts w:ascii="Sakkal Majalla" w:hAnsi="Sakkal Majalla" w:cs="Sakkal Majalla"/>
               </w:rPr>
             </w:pPr>
             <w:r>
@@ -68,7 +68,7 @@
               <w:jc w:val="center"/>
               <w:cnfStyle w:val="100000000000" w:firstRow="1" w:lastRow="0" w:firstColumn="0" w:lastColumn="0" w:oddVBand="0" w:evenVBand="0" w:oddHBand="0" w:evenHBand="0" w:firstRowFirstColumn="0" w:firstRowLastColumn="0" w:lastRowFirstColumn="0" w:lastRowLastColumn="0"/>
               <w:rPr>
-                <w:rFonts w:ascii="Sakkal Majalla" w:hAnsi="Sakkal Majalla" w:cs="Sakkal Majalla" w:hint="cs"/>
+                <w:rFonts w:ascii="Sakkal Majalla" w:hAnsi="Sakkal Majalla" w:cs="Sakkal Majalla"/>
               </w:rPr>
             </w:pPr>
             <w:r>
@@ -88,7 +88,7 @@
               <w:jc w:val="center"/>
               <w:cnfStyle w:val="100000000000" w:firstRow="1" w:lastRow="0" w:firstColumn="0" w:lastColumn="0" w:oddVBand="0" w:evenVBand="0" w:oddHBand="0" w:evenHBand="0" w:firstRowFirstColumn="0" w:firstRowLastColumn="0" w:lastRowFirstColumn="0" w:lastRowLastColumn="0"/>
               <w:rPr>
-                <w:rFonts w:ascii="Sakkal Majalla" w:hAnsi="Sakkal Majalla" w:cs="Sakkal Majalla" w:hint="cs"/>
+                <w:rFonts w:ascii="Sakkal Majalla" w:hAnsi="Sakkal Majalla" w:cs="Sakkal Majalla"/>
               </w:rPr>
             </w:pPr>
             <w:r>
@@ -113,7 +113,7 @@
             <w:pPr>
               <w:jc w:val="center"/>
               <w:rPr>
-                <w:rFonts w:ascii="Sakkal Majalla" w:hAnsi="Sakkal Majalla" w:cs="Sakkal Majalla" w:hint="cs"/>
+                <w:rFonts w:ascii="Sakkal Majalla" w:hAnsi="Sakkal Majalla" w:cs="Sakkal Majalla"/>
               </w:rPr>
             </w:pPr>
             <w:r>
@@ -132,7 +132,7 @@
             <w:pPr>
               <w:cnfStyle w:val="000000100000" w:firstRow="0" w:lastRow="0" w:firstColumn="0" w:lastColumn="0" w:oddVBand="0" w:evenVBand="0" w:oddHBand="1" w:evenHBand="0" w:firstRowFirstColumn="0" w:firstRowLastColumn="0" w:lastRowFirstColumn="0" w:lastRowLastColumn="0"/>
               <w:rPr>
-                <w:rFonts w:ascii="Sakkal Majalla" w:hAnsi="Sakkal Majalla" w:cs="Sakkal Majalla" w:hint="cs"/>
+                <w:rFonts w:ascii="Sakkal Majalla" w:hAnsi="Sakkal Majalla" w:cs="Sakkal Majalla"/>
               </w:rPr>
             </w:pPr>
             <w:r>
@@ -165,6 +165,12 @@
               </w:rPr>
               <w:t>background job</w:t>
             </w:r>
+            <w:r>
+              <w:rPr>
+                <w:rFonts w:ascii="Sakkal Majalla" w:hAnsi="Sakkal Majalla" w:cs="Sakkal Majalla"/>
+              </w:rPr>
+              <w:t>.</w:t>
+            </w:r>
           </w:p>
         </w:tc>
         <w:tc>
@@ -176,7 +182,7 @@
               <w:jc w:val="center"/>
               <w:cnfStyle w:val="000000100000" w:firstRow="0" w:lastRow="0" w:firstColumn="0" w:lastColumn="0" w:oddVBand="0" w:evenVBand="0" w:oddHBand="1" w:evenHBand="0" w:firstRowFirstColumn="0" w:firstRowLastColumn="0" w:lastRowFirstColumn="0" w:lastRowLastColumn="0"/>
               <w:rPr>
-                <w:rFonts w:ascii="Sakkal Majalla" w:hAnsi="Sakkal Majalla" w:cs="Sakkal Majalla" w:hint="cs"/>
+                <w:rFonts w:ascii="Sakkal Majalla" w:hAnsi="Sakkal Majalla" w:cs="Sakkal Majalla"/>
               </w:rPr>
             </w:pPr>
             <w:r>
@@ -195,7 +201,7 @@
             <w:pPr>
               <w:cnfStyle w:val="000000100000" w:firstRow="0" w:lastRow="0" w:firstColumn="0" w:lastColumn="0" w:oddVBand="0" w:evenVBand="0" w:oddHBand="1" w:evenHBand="0" w:firstRowFirstColumn="0" w:firstRowLastColumn="0" w:lastRowFirstColumn="0" w:lastRowLastColumn="0"/>
               <w:rPr>
-                <w:rFonts w:ascii="Sakkal Majalla" w:hAnsi="Sakkal Majalla" w:cs="Sakkal Majalla" w:hint="cs"/>
+                <w:rFonts w:ascii="Sakkal Majalla" w:hAnsi="Sakkal Majalla" w:cs="Sakkal Majalla"/>
               </w:rPr>
             </w:pPr>
           </w:p>
@@ -211,7 +217,7 @@
             <w:pPr>
               <w:jc w:val="center"/>
               <w:rPr>
-                <w:rFonts w:ascii="Sakkal Majalla" w:hAnsi="Sakkal Majalla" w:cs="Sakkal Majalla" w:hint="cs"/>
+                <w:rFonts w:ascii="Sakkal Majalla" w:hAnsi="Sakkal Majalla" w:cs="Sakkal Majalla"/>
               </w:rPr>
             </w:pPr>
             <w:r>
@@ -230,7 +236,7 @@
             <w:pPr>
               <w:cnfStyle w:val="000000000000" w:firstRow="0" w:lastRow="0" w:firstColumn="0" w:lastColumn="0" w:oddVBand="0" w:evenVBand="0" w:oddHBand="0" w:evenHBand="0" w:firstRowFirstColumn="0" w:firstRowLastColumn="0" w:lastRowFirstColumn="0" w:lastRowLastColumn="0"/>
               <w:rPr>
-                <w:rFonts w:ascii="Sakkal Majalla" w:hAnsi="Sakkal Majalla" w:cs="Sakkal Majalla" w:hint="cs"/>
+                <w:rFonts w:ascii="Sakkal Majalla" w:hAnsi="Sakkal Majalla" w:cs="Sakkal Majalla"/>
               </w:rPr>
             </w:pPr>
             <w:r>
@@ -281,6 +287,12 @@
               </w:rPr>
               <w:t>nd Clusters</w:t>
             </w:r>
+            <w:r>
+              <w:rPr>
+                <w:rFonts w:ascii="Sakkal Majalla" w:hAnsi="Sakkal Majalla" w:cs="Sakkal Majalla"/>
+              </w:rPr>
+              <w:t>.</w:t>
+            </w:r>
           </w:p>
         </w:tc>
         <w:tc>
@@ -292,7 +304,7 @@
               <w:jc w:val="center"/>
               <w:cnfStyle w:val="000000000000" w:firstRow="0" w:lastRow="0" w:firstColumn="0" w:lastColumn="0" w:oddVBand="0" w:evenVBand="0" w:oddHBand="0" w:evenHBand="0" w:firstRowFirstColumn="0" w:firstRowLastColumn="0" w:lastRowFirstColumn="0" w:lastRowLastColumn="0"/>
               <w:rPr>
-                <w:rFonts w:ascii="Sakkal Majalla" w:hAnsi="Sakkal Majalla" w:cs="Sakkal Majalla" w:hint="cs"/>
+                <w:rFonts w:ascii="Sakkal Majalla" w:hAnsi="Sakkal Majalla" w:cs="Sakkal Majalla"/>
               </w:rPr>
             </w:pPr>
             <w:r>
@@ -311,7 +323,7 @@
             <w:pPr>
               <w:cnfStyle w:val="000000000000" w:firstRow="0" w:lastRow="0" w:firstColumn="0" w:lastColumn="0" w:oddVBand="0" w:evenVBand="0" w:oddHBand="0" w:evenHBand="0" w:firstRowFirstColumn="0" w:firstRowLastColumn="0" w:lastRowFirstColumn="0" w:lastRowLastColumn="0"/>
               <w:rPr>
-                <w:rFonts w:ascii="Sakkal Majalla" w:hAnsi="Sakkal Majalla" w:cs="Sakkal Majalla" w:hint="cs"/>
+                <w:rFonts w:ascii="Sakkal Majalla" w:hAnsi="Sakkal Majalla" w:cs="Sakkal Majalla"/>
               </w:rPr>
             </w:pPr>
           </w:p>
@@ -330,7 +342,7 @@
             <w:pPr>
               <w:jc w:val="center"/>
               <w:rPr>
-                <w:rFonts w:ascii="Sakkal Majalla" w:hAnsi="Sakkal Majalla" w:cs="Sakkal Majalla" w:hint="cs"/>
+                <w:rFonts w:ascii="Sakkal Majalla" w:hAnsi="Sakkal Majalla" w:cs="Sakkal Majalla"/>
               </w:rPr>
             </w:pPr>
             <w:r>
@@ -349,7 +361,7 @@
             <w:pPr>
               <w:cnfStyle w:val="000000100000" w:firstRow="0" w:lastRow="0" w:firstColumn="0" w:lastColumn="0" w:oddVBand="0" w:evenVBand="0" w:oddHBand="1" w:evenHBand="0" w:firstRowFirstColumn="0" w:firstRowLastColumn="0" w:lastRowFirstColumn="0" w:lastRowLastColumn="0"/>
               <w:rPr>
-                <w:rFonts w:ascii="Sakkal Majalla" w:hAnsi="Sakkal Majalla" w:cs="Sakkal Majalla" w:hint="cs"/>
+                <w:rFonts w:ascii="Sakkal Majalla" w:hAnsi="Sakkal Majalla" w:cs="Sakkal Majalla"/>
               </w:rPr>
             </w:pPr>
             <w:r>
@@ -370,6 +382,12 @@
               </w:rPr>
               <w:t>nd Configuration</w:t>
             </w:r>
+            <w:r>
+              <w:rPr>
+                <w:rFonts w:ascii="Sakkal Majalla" w:hAnsi="Sakkal Majalla" w:cs="Sakkal Majalla"/>
+              </w:rPr>
+              <w:t>.</w:t>
+            </w:r>
           </w:p>
         </w:tc>
         <w:tc>
@@ -381,7 +399,7 @@
               <w:jc w:val="center"/>
               <w:cnfStyle w:val="000000100000" w:firstRow="0" w:lastRow="0" w:firstColumn="0" w:lastColumn="0" w:oddVBand="0" w:evenVBand="0" w:oddHBand="1" w:evenHBand="0" w:firstRowFirstColumn="0" w:firstRowLastColumn="0" w:lastRowFirstColumn="0" w:lastRowLastColumn="0"/>
               <w:rPr>
-                <w:rFonts w:ascii="Sakkal Majalla" w:hAnsi="Sakkal Majalla" w:cs="Sakkal Majalla" w:hint="cs"/>
+                <w:rFonts w:ascii="Sakkal Majalla" w:hAnsi="Sakkal Majalla" w:cs="Sakkal Majalla"/>
               </w:rPr>
             </w:pPr>
             <w:r>
@@ -400,7 +418,7 @@
             <w:pPr>
               <w:cnfStyle w:val="000000100000" w:firstRow="0" w:lastRow="0" w:firstColumn="0" w:lastColumn="0" w:oddVBand="0" w:evenVBand="0" w:oddHBand="1" w:evenHBand="0" w:firstRowFirstColumn="0" w:firstRowLastColumn="0" w:lastRowFirstColumn="0" w:lastRowLastColumn="0"/>
               <w:rPr>
-                <w:rFonts w:ascii="Sakkal Majalla" w:hAnsi="Sakkal Majalla" w:cs="Sakkal Majalla" w:hint="cs"/>
+                <w:rFonts w:ascii="Sakkal Majalla" w:hAnsi="Sakkal Majalla" w:cs="Sakkal Majalla"/>
               </w:rPr>
             </w:pPr>
           </w:p>
@@ -416,7 +434,7 @@
             <w:pPr>
               <w:jc w:val="center"/>
               <w:rPr>
-                <w:rFonts w:ascii="Sakkal Majalla" w:hAnsi="Sakkal Majalla" w:cs="Sakkal Majalla" w:hint="cs"/>
+                <w:rFonts w:ascii="Sakkal Majalla" w:hAnsi="Sakkal Majalla" w:cs="Sakkal Majalla"/>
               </w:rPr>
             </w:pPr>
             <w:r>
@@ -435,7 +453,7 @@
             <w:pPr>
               <w:cnfStyle w:val="000000000000" w:firstRow="0" w:lastRow="0" w:firstColumn="0" w:lastColumn="0" w:oddVBand="0" w:evenVBand="0" w:oddHBand="0" w:evenHBand="0" w:firstRowFirstColumn="0" w:firstRowLastColumn="0" w:lastRowFirstColumn="0" w:lastRowLastColumn="0"/>
               <w:rPr>
-                <w:rFonts w:ascii="Sakkal Majalla" w:hAnsi="Sakkal Majalla" w:cs="Sakkal Majalla" w:hint="cs"/>
+                <w:rFonts w:ascii="Sakkal Majalla" w:hAnsi="Sakkal Majalla" w:cs="Sakkal Majalla"/>
               </w:rPr>
             </w:pPr>
             <w:r>
@@ -456,6 +474,12 @@
               </w:rPr>
               <w:t>or Centralized Logging</w:t>
             </w:r>
+            <w:r>
+              <w:rPr>
+                <w:rFonts w:ascii="Sakkal Majalla" w:hAnsi="Sakkal Majalla" w:cs="Sakkal Majalla"/>
+              </w:rPr>
+              <w:t>.</w:t>
+            </w:r>
           </w:p>
         </w:tc>
         <w:tc>
@@ -467,7 +491,7 @@
               <w:jc w:val="center"/>
               <w:cnfStyle w:val="000000000000" w:firstRow="0" w:lastRow="0" w:firstColumn="0" w:lastColumn="0" w:oddVBand="0" w:evenVBand="0" w:oddHBand="0" w:evenHBand="0" w:firstRowFirstColumn="0" w:firstRowLastColumn="0" w:lastRowFirstColumn="0" w:lastRowLastColumn="0"/>
               <w:rPr>
-                <w:rFonts w:ascii="Sakkal Majalla" w:hAnsi="Sakkal Majalla" w:cs="Sakkal Majalla" w:hint="cs"/>
+                <w:rFonts w:ascii="Sakkal Majalla" w:hAnsi="Sakkal Majalla" w:cs="Sakkal Majalla"/>
               </w:rPr>
             </w:pPr>
             <w:r>
@@ -486,7 +510,7 @@
             <w:pPr>
               <w:cnfStyle w:val="000000000000" w:firstRow="0" w:lastRow="0" w:firstColumn="0" w:lastColumn="0" w:oddVBand="0" w:evenVBand="0" w:oddHBand="0" w:evenHBand="0" w:firstRowFirstColumn="0" w:firstRowLastColumn="0" w:lastRowFirstColumn="0" w:lastRowLastColumn="0"/>
               <w:rPr>
-                <w:rFonts w:ascii="Sakkal Majalla" w:hAnsi="Sakkal Majalla" w:cs="Sakkal Majalla" w:hint="cs"/>
+                <w:rFonts w:ascii="Sakkal Majalla" w:hAnsi="Sakkal Majalla" w:cs="Sakkal Majalla"/>
               </w:rPr>
             </w:pPr>
           </w:p>
@@ -505,7 +529,7 @@
             <w:pPr>
               <w:jc w:val="center"/>
               <w:rPr>
-                <w:rFonts w:ascii="Sakkal Majalla" w:hAnsi="Sakkal Majalla" w:cs="Sakkal Majalla" w:hint="cs"/>
+                <w:rFonts w:ascii="Sakkal Majalla" w:hAnsi="Sakkal Majalla" w:cs="Sakkal Majalla"/>
               </w:rPr>
             </w:pPr>
             <w:r>
@@ -524,7 +548,7 @@
             <w:pPr>
               <w:cnfStyle w:val="000000100000" w:firstRow="0" w:lastRow="0" w:firstColumn="0" w:lastColumn="0" w:oddVBand="0" w:evenVBand="0" w:oddHBand="1" w:evenHBand="0" w:firstRowFirstColumn="0" w:firstRowLastColumn="0" w:lastRowFirstColumn="0" w:lastRowLastColumn="0"/>
               <w:rPr>
-                <w:rFonts w:ascii="Sakkal Majalla" w:hAnsi="Sakkal Majalla" w:cs="Sakkal Majalla" w:hint="cs"/>
+                <w:rFonts w:ascii="Sakkal Majalla" w:hAnsi="Sakkal Majalla" w:cs="Sakkal Majalla"/>
               </w:rPr>
             </w:pPr>
             <w:r>
@@ -557,6 +581,12 @@
               </w:rPr>
               <w:t>nd Clusters</w:t>
             </w:r>
+            <w:r>
+              <w:rPr>
+                <w:rFonts w:ascii="Sakkal Majalla" w:hAnsi="Sakkal Majalla" w:cs="Sakkal Majalla"/>
+              </w:rPr>
+              <w:t>.</w:t>
+            </w:r>
           </w:p>
         </w:tc>
         <w:tc>
@@ -568,7 +598,7 @@
               <w:jc w:val="center"/>
               <w:cnfStyle w:val="000000100000" w:firstRow="0" w:lastRow="0" w:firstColumn="0" w:lastColumn="0" w:oddVBand="0" w:evenVBand="0" w:oddHBand="1" w:evenHBand="0" w:firstRowFirstColumn="0" w:firstRowLastColumn="0" w:lastRowFirstColumn="0" w:lastRowLastColumn="0"/>
               <w:rPr>
-                <w:rFonts w:ascii="Sakkal Majalla" w:hAnsi="Sakkal Majalla" w:cs="Sakkal Majalla" w:hint="cs"/>
+                <w:rFonts w:ascii="Sakkal Majalla" w:hAnsi="Sakkal Majalla" w:cs="Sakkal Majalla"/>
               </w:rPr>
             </w:pPr>
             <w:r>
@@ -587,7 +617,7 @@
             <w:pPr>
               <w:cnfStyle w:val="000000100000" w:firstRow="0" w:lastRow="0" w:firstColumn="0" w:lastColumn="0" w:oddVBand="0" w:evenVBand="0" w:oddHBand="1" w:evenHBand="0" w:firstRowFirstColumn="0" w:firstRowLastColumn="0" w:lastRowFirstColumn="0" w:lastRowLastColumn="0"/>
               <w:rPr>
-                <w:rFonts w:ascii="Sakkal Majalla" w:hAnsi="Sakkal Majalla" w:cs="Sakkal Majalla" w:hint="cs"/>
+                <w:rFonts w:ascii="Sakkal Majalla" w:hAnsi="Sakkal Majalla" w:cs="Sakkal Majalla"/>
               </w:rPr>
             </w:pPr>
           </w:p>
@@ -603,7 +633,7 @@
             <w:pPr>
               <w:jc w:val="center"/>
               <w:rPr>
-                <w:rFonts w:ascii="Sakkal Majalla" w:hAnsi="Sakkal Majalla" w:cs="Sakkal Majalla" w:hint="cs"/>
+                <w:rFonts w:ascii="Sakkal Majalla" w:hAnsi="Sakkal Majalla" w:cs="Sakkal Majalla"/>
               </w:rPr>
             </w:pPr>
             <w:r>
@@ -622,7 +652,7 @@
             <w:pPr>
               <w:cnfStyle w:val="000000000000" w:firstRow="0" w:lastRow="0" w:firstColumn="0" w:lastColumn="0" w:oddVBand="0" w:evenVBand="0" w:oddHBand="0" w:evenHBand="0" w:firstRowFirstColumn="0" w:firstRowLastColumn="0" w:lastRowFirstColumn="0" w:lastRowLastColumn="0"/>
               <w:rPr>
-                <w:rFonts w:ascii="Sakkal Majalla" w:hAnsi="Sakkal Majalla" w:cs="Sakkal Majalla" w:hint="cs"/>
+                <w:rFonts w:ascii="Sakkal Majalla" w:hAnsi="Sakkal Majalla" w:cs="Sakkal Majalla"/>
               </w:rPr>
             </w:pPr>
             <w:r>
@@ -631,6 +661,12 @@
               </w:rPr>
               <w:t>Use Kafka: Configuration And Clusters</w:t>
             </w:r>
+            <w:r>
+              <w:rPr>
+                <w:rFonts w:ascii="Sakkal Majalla" w:hAnsi="Sakkal Majalla" w:cs="Sakkal Majalla"/>
+              </w:rPr>
+              <w:t>.</w:t>
+            </w:r>
           </w:p>
         </w:tc>
         <w:tc>
@@ -642,7 +678,7 @@
               <w:jc w:val="center"/>
               <w:cnfStyle w:val="000000000000" w:firstRow="0" w:lastRow="0" w:firstColumn="0" w:lastColumn="0" w:oddVBand="0" w:evenVBand="0" w:oddHBand="0" w:evenHBand="0" w:firstRowFirstColumn="0" w:firstRowLastColumn="0" w:lastRowFirstColumn="0" w:lastRowLastColumn="0"/>
               <w:rPr>
-                <w:rFonts w:ascii="Sakkal Majalla" w:hAnsi="Sakkal Majalla" w:cs="Sakkal Majalla" w:hint="cs"/>
+                <w:rFonts w:ascii="Sakkal Majalla" w:hAnsi="Sakkal Majalla" w:cs="Sakkal Majalla"/>
               </w:rPr>
             </w:pPr>
             <w:r>
@@ -661,7 +697,7 @@
             <w:pPr>
               <w:cnfStyle w:val="000000000000" w:firstRow="0" w:lastRow="0" w:firstColumn="0" w:lastColumn="0" w:oddVBand="0" w:evenVBand="0" w:oddHBand="0" w:evenHBand="0" w:firstRowFirstColumn="0" w:firstRowLastColumn="0" w:lastRowFirstColumn="0" w:lastRowLastColumn="0"/>
               <w:rPr>
-                <w:rFonts w:ascii="Sakkal Majalla" w:hAnsi="Sakkal Majalla" w:cs="Sakkal Majalla" w:hint="cs"/>
+                <w:rFonts w:ascii="Sakkal Majalla" w:hAnsi="Sakkal Majalla" w:cs="Sakkal Majalla"/>
               </w:rPr>
             </w:pPr>
           </w:p>
@@ -680,7 +716,7 @@
             <w:pPr>
               <w:jc w:val="center"/>
               <w:rPr>
-                <w:rFonts w:ascii="Sakkal Majalla" w:hAnsi="Sakkal Majalla" w:cs="Sakkal Majalla" w:hint="cs"/>
+                <w:rFonts w:ascii="Sakkal Majalla" w:hAnsi="Sakkal Majalla" w:cs="Sakkal Majalla"/>
               </w:rPr>
             </w:pPr>
             <w:r>
@@ -699,7 +735,7 @@
             <w:pPr>
               <w:cnfStyle w:val="000000100000" w:firstRow="0" w:lastRow="0" w:firstColumn="0" w:lastColumn="0" w:oddVBand="0" w:evenVBand="0" w:oddHBand="1" w:evenHBand="0" w:firstRowFirstColumn="0" w:firstRowLastColumn="0" w:lastRowFirstColumn="0" w:lastRowLastColumn="0"/>
               <w:rPr>
-                <w:rFonts w:ascii="Sakkal Majalla" w:hAnsi="Sakkal Majalla" w:cs="Sakkal Majalla" w:hint="cs"/>
+                <w:rFonts w:ascii="Sakkal Majalla" w:hAnsi="Sakkal Majalla" w:cs="Sakkal Majalla"/>
               </w:rPr>
             </w:pPr>
             <w:r>
@@ -708,6 +744,12 @@
               </w:rPr>
               <w:t>Use Kafka to build pipelines</w:t>
             </w:r>
+            <w:r>
+              <w:rPr>
+                <w:rFonts w:ascii="Sakkal Majalla" w:hAnsi="Sakkal Majalla" w:cs="Sakkal Majalla"/>
+              </w:rPr>
+              <w:t>.</w:t>
+            </w:r>
           </w:p>
         </w:tc>
         <w:tc>
@@ -719,7 +761,7 @@
               <w:jc w:val="center"/>
               <w:cnfStyle w:val="000000100000" w:firstRow="0" w:lastRow="0" w:firstColumn="0" w:lastColumn="0" w:oddVBand="0" w:evenVBand="0" w:oddHBand="1" w:evenHBand="0" w:firstRowFirstColumn="0" w:firstRowLastColumn="0" w:lastRowFirstColumn="0" w:lastRowLastColumn="0"/>
               <w:rPr>
-                <w:rFonts w:ascii="Sakkal Majalla" w:hAnsi="Sakkal Majalla" w:cs="Sakkal Majalla" w:hint="cs"/>
+                <w:rFonts w:ascii="Sakkal Majalla" w:hAnsi="Sakkal Majalla" w:cs="Sakkal Majalla"/>
               </w:rPr>
             </w:pPr>
             <w:r>
@@ -738,7 +780,7 @@
             <w:pPr>
               <w:cnfStyle w:val="000000100000" w:firstRow="0" w:lastRow="0" w:firstColumn="0" w:lastColumn="0" w:oddVBand="0" w:evenVBand="0" w:oddHBand="1" w:evenHBand="0" w:firstRowFirstColumn="0" w:firstRowLastColumn="0" w:lastRowFirstColumn="0" w:lastRowLastColumn="0"/>
               <w:rPr>
-                <w:rFonts w:ascii="Sakkal Majalla" w:hAnsi="Sakkal Majalla" w:cs="Sakkal Majalla" w:hint="cs"/>
+                <w:rFonts w:ascii="Sakkal Majalla" w:hAnsi="Sakkal Majalla" w:cs="Sakkal Majalla"/>
               </w:rPr>
             </w:pPr>
           </w:p>
@@ -754,7 +796,7 @@
             <w:pPr>
               <w:jc w:val="center"/>
               <w:rPr>
-                <w:rFonts w:ascii="Sakkal Majalla" w:hAnsi="Sakkal Majalla" w:cs="Sakkal Majalla" w:hint="cs"/>
+                <w:rFonts w:ascii="Sakkal Majalla" w:hAnsi="Sakkal Majalla" w:cs="Sakkal Majalla"/>
               </w:rPr>
             </w:pPr>
             <w:r>
@@ -773,7 +815,7 @@
             <w:pPr>
               <w:cnfStyle w:val="000000000000" w:firstRow="0" w:lastRow="0" w:firstColumn="0" w:lastColumn="0" w:oddVBand="0" w:evenVBand="0" w:oddHBand="0" w:evenHBand="0" w:firstRowFirstColumn="0" w:firstRowLastColumn="0" w:lastRowFirstColumn="0" w:lastRowLastColumn="0"/>
               <w:rPr>
-                <w:rFonts w:ascii="Sakkal Majalla" w:hAnsi="Sakkal Majalla" w:cs="Sakkal Majalla" w:hint="cs"/>
+                <w:rFonts w:ascii="Sakkal Majalla" w:hAnsi="Sakkal Majalla" w:cs="Sakkal Majalla"/>
               </w:rPr>
             </w:pPr>
             <w:r>
@@ -782,6 +824,12 @@
               </w:rPr>
               <w:t>Use Kafka: Performance Testing</w:t>
             </w:r>
+            <w:r>
+              <w:rPr>
+                <w:rFonts w:ascii="Sakkal Majalla" w:hAnsi="Sakkal Majalla" w:cs="Sakkal Majalla"/>
+              </w:rPr>
+              <w:t>.</w:t>
+            </w:r>
           </w:p>
         </w:tc>
         <w:tc>
@@ -793,7 +841,7 @@
               <w:jc w:val="center"/>
               <w:cnfStyle w:val="000000000000" w:firstRow="0" w:lastRow="0" w:firstColumn="0" w:lastColumn="0" w:oddVBand="0" w:evenVBand="0" w:oddHBand="0" w:evenHBand="0" w:firstRowFirstColumn="0" w:firstRowLastColumn="0" w:lastRowFirstColumn="0" w:lastRowLastColumn="0"/>
               <w:rPr>
-                <w:rFonts w:ascii="Sakkal Majalla" w:hAnsi="Sakkal Majalla" w:cs="Sakkal Majalla" w:hint="cs"/>
+                <w:rFonts w:ascii="Sakkal Majalla" w:hAnsi="Sakkal Majalla" w:cs="Sakkal Majalla"/>
               </w:rPr>
             </w:pPr>
             <w:r>
@@ -812,7 +860,7 @@
             <w:pPr>
               <w:cnfStyle w:val="000000000000" w:firstRow="0" w:lastRow="0" w:firstColumn="0" w:lastColumn="0" w:oddVBand="0" w:evenVBand="0" w:oddHBand="0" w:evenHBand="0" w:firstRowFirstColumn="0" w:firstRowLastColumn="0" w:lastRowFirstColumn="0" w:lastRowLastColumn="0"/>
               <w:rPr>
-                <w:rFonts w:ascii="Sakkal Majalla" w:hAnsi="Sakkal Majalla" w:cs="Sakkal Majalla" w:hint="cs"/>
+                <w:rFonts w:ascii="Sakkal Majalla" w:hAnsi="Sakkal Majalla" w:cs="Sakkal Majalla"/>
               </w:rPr>
             </w:pPr>
           </w:p>
@@ -831,7 +879,7 @@
             <w:pPr>
               <w:jc w:val="center"/>
               <w:rPr>
-                <w:rFonts w:ascii="Sakkal Majalla" w:hAnsi="Sakkal Majalla" w:cs="Sakkal Majalla" w:hint="cs"/>
+                <w:rFonts w:ascii="Sakkal Majalla" w:hAnsi="Sakkal Majalla" w:cs="Sakkal Majalla"/>
               </w:rPr>
             </w:pPr>
             <w:r>
@@ -850,7 +898,7 @@
             <w:pPr>
               <w:cnfStyle w:val="000000100000" w:firstRow="0" w:lastRow="0" w:firstColumn="0" w:lastColumn="0" w:oddVBand="0" w:evenVBand="0" w:oddHBand="1" w:evenHBand="0" w:firstRowFirstColumn="0" w:firstRowLastColumn="0" w:lastRowFirstColumn="0" w:lastRowLastColumn="0"/>
               <w:rPr>
-                <w:rFonts w:ascii="Sakkal Majalla" w:hAnsi="Sakkal Majalla" w:cs="Sakkal Majalla" w:hint="cs"/>
+                <w:rFonts w:ascii="Sakkal Majalla" w:hAnsi="Sakkal Majalla" w:cs="Sakkal Majalla"/>
               </w:rPr>
             </w:pPr>
             <w:r>
@@ -859,6 +907,12 @@
               </w:rPr>
               <w:t>Use Redis with TLS</w:t>
             </w:r>
+            <w:r>
+              <w:rPr>
+                <w:rFonts w:ascii="Sakkal Majalla" w:hAnsi="Sakkal Majalla" w:cs="Sakkal Majalla"/>
+              </w:rPr>
+              <w:t>.</w:t>
+            </w:r>
           </w:p>
         </w:tc>
         <w:tc>
@@ -870,7 +924,7 @@
               <w:jc w:val="center"/>
               <w:cnfStyle w:val="000000100000" w:firstRow="0" w:lastRow="0" w:firstColumn="0" w:lastColumn="0" w:oddVBand="0" w:evenVBand="0" w:oddHBand="1" w:evenHBand="0" w:firstRowFirstColumn="0" w:firstRowLastColumn="0" w:lastRowFirstColumn="0" w:lastRowLastColumn="0"/>
               <w:rPr>
-                <w:rFonts w:ascii="Sakkal Majalla" w:hAnsi="Sakkal Majalla" w:cs="Sakkal Majalla" w:hint="cs"/>
+                <w:rFonts w:ascii="Sakkal Majalla" w:hAnsi="Sakkal Majalla" w:cs="Sakkal Majalla"/>
               </w:rPr>
             </w:pPr>
             <w:r>
@@ -889,7 +943,7 @@
             <w:pPr>
               <w:cnfStyle w:val="000000100000" w:firstRow="0" w:lastRow="0" w:firstColumn="0" w:lastColumn="0" w:oddVBand="0" w:evenVBand="0" w:oddHBand="1" w:evenHBand="0" w:firstRowFirstColumn="0" w:firstRowLastColumn="0" w:lastRowFirstColumn="0" w:lastRowLastColumn="0"/>
               <w:rPr>
-                <w:rFonts w:ascii="Sakkal Majalla" w:hAnsi="Sakkal Majalla" w:cs="Sakkal Majalla" w:hint="cs"/>
+                <w:rFonts w:ascii="Sakkal Majalla" w:hAnsi="Sakkal Majalla" w:cs="Sakkal Majalla"/>
               </w:rPr>
             </w:pPr>
           </w:p>
@@ -905,7 +959,7 @@
             <w:pPr>
               <w:jc w:val="center"/>
               <w:rPr>
-                <w:rFonts w:ascii="Sakkal Majalla" w:hAnsi="Sakkal Majalla" w:cs="Sakkal Majalla" w:hint="cs"/>
+                <w:rFonts w:ascii="Sakkal Majalla" w:hAnsi="Sakkal Majalla" w:cs="Sakkal Majalla"/>
               </w:rPr>
             </w:pPr>
             <w:r>
@@ -924,7 +978,7 @@
             <w:pPr>
               <w:cnfStyle w:val="000000000000" w:firstRow="0" w:lastRow="0" w:firstColumn="0" w:lastColumn="0" w:oddVBand="0" w:evenVBand="0" w:oddHBand="0" w:evenHBand="0" w:firstRowFirstColumn="0" w:firstRowLastColumn="0" w:lastRowFirstColumn="0" w:lastRowLastColumn="0"/>
               <w:rPr>
-                <w:rFonts w:ascii="Sakkal Majalla" w:hAnsi="Sakkal Majalla" w:cs="Sakkal Majalla" w:hint="cs"/>
+                <w:rFonts w:ascii="Sakkal Majalla" w:hAnsi="Sakkal Majalla" w:cs="Sakkal Majalla"/>
               </w:rPr>
             </w:pPr>
             <w:r>
@@ -933,6 +987,12 @@
               </w:rPr>
               <w:t>Difference between on_start and init-event</w:t>
             </w:r>
+            <w:r>
+              <w:rPr>
+                <w:rFonts w:ascii="Sakkal Majalla" w:hAnsi="Sakkal Majalla" w:cs="Sakkal Majalla"/>
+              </w:rPr>
+              <w:t>.</w:t>
+            </w:r>
           </w:p>
         </w:tc>
         <w:tc>
@@ -944,7 +1004,7 @@
               <w:jc w:val="center"/>
               <w:cnfStyle w:val="000000000000" w:firstRow="0" w:lastRow="0" w:firstColumn="0" w:lastColumn="0" w:oddVBand="0" w:evenVBand="0" w:oddHBand="0" w:evenHBand="0" w:firstRowFirstColumn="0" w:firstRowLastColumn="0" w:lastRowFirstColumn="0" w:lastRowLastColumn="0"/>
               <w:rPr>
-                <w:rFonts w:ascii="Sakkal Majalla" w:hAnsi="Sakkal Majalla" w:cs="Sakkal Majalla" w:hint="cs"/>
+                <w:rFonts w:ascii="Sakkal Majalla" w:hAnsi="Sakkal Majalla" w:cs="Sakkal Majalla"/>
               </w:rPr>
             </w:pPr>
             <w:r>
@@ -963,7 +1023,7 @@
             <w:pPr>
               <w:cnfStyle w:val="000000000000" w:firstRow="0" w:lastRow="0" w:firstColumn="0" w:lastColumn="0" w:oddVBand="0" w:evenVBand="0" w:oddHBand="0" w:evenHBand="0" w:firstRowFirstColumn="0" w:firstRowLastColumn="0" w:lastRowFirstColumn="0" w:lastRowLastColumn="0"/>
               <w:rPr>
-                <w:rFonts w:ascii="Sakkal Majalla" w:hAnsi="Sakkal Majalla" w:cs="Sakkal Majalla" w:hint="cs"/>
+                <w:rFonts w:ascii="Sakkal Majalla" w:hAnsi="Sakkal Majalla" w:cs="Sakkal Majalla"/>
               </w:rPr>
             </w:pPr>
           </w:p>
@@ -982,7 +1042,7 @@
             <w:pPr>
               <w:jc w:val="center"/>
               <w:rPr>
-                <w:rFonts w:ascii="Sakkal Majalla" w:hAnsi="Sakkal Majalla" w:cs="Sakkal Majalla" w:hint="cs"/>
+                <w:rFonts w:ascii="Sakkal Majalla" w:hAnsi="Sakkal Majalla" w:cs="Sakkal Majalla"/>
               </w:rPr>
             </w:pPr>
             <w:r>
@@ -1001,7 +1061,7 @@
             <w:pPr>
               <w:cnfStyle w:val="000000100000" w:firstRow="0" w:lastRow="0" w:firstColumn="0" w:lastColumn="0" w:oddVBand="0" w:evenVBand="0" w:oddHBand="1" w:evenHBand="0" w:firstRowFirstColumn="0" w:firstRowLastColumn="0" w:lastRowFirstColumn="0" w:lastRowLastColumn="0"/>
               <w:rPr>
-                <w:rFonts w:ascii="Sakkal Majalla" w:hAnsi="Sakkal Majalla" w:cs="Sakkal Majalla" w:hint="cs"/>
+                <w:rFonts w:ascii="Sakkal Majalla" w:hAnsi="Sakkal Majalla" w:cs="Sakkal Majalla"/>
               </w:rPr>
             </w:pPr>
             <w:r>
@@ -1022,6 +1082,12 @@
               </w:rPr>
               <w:t>ing-event</w:t>
             </w:r>
+            <w:r>
+              <w:rPr>
+                <w:rFonts w:ascii="Sakkal Majalla" w:hAnsi="Sakkal Majalla" w:cs="Sakkal Majalla"/>
+              </w:rPr>
+              <w:t>.</w:t>
+            </w:r>
           </w:p>
         </w:tc>
         <w:tc>
@@ -1033,7 +1099,7 @@
               <w:jc w:val="center"/>
               <w:cnfStyle w:val="000000100000" w:firstRow="0" w:lastRow="0" w:firstColumn="0" w:lastColumn="0" w:oddVBand="0" w:evenVBand="0" w:oddHBand="1" w:evenHBand="0" w:firstRowFirstColumn="0" w:firstRowLastColumn="0" w:lastRowFirstColumn="0" w:lastRowLastColumn="0"/>
               <w:rPr>
-                <w:rFonts w:ascii="Sakkal Majalla" w:hAnsi="Sakkal Majalla" w:cs="Sakkal Majalla" w:hint="cs"/>
+                <w:rFonts w:ascii="Sakkal Majalla" w:hAnsi="Sakkal Majalla" w:cs="Sakkal Majalla"/>
               </w:rPr>
             </w:pPr>
             <w:r>
@@ -1052,7 +1118,7 @@
             <w:pPr>
               <w:cnfStyle w:val="000000100000" w:firstRow="0" w:lastRow="0" w:firstColumn="0" w:lastColumn="0" w:oddVBand="0" w:evenVBand="0" w:oddHBand="1" w:evenHBand="0" w:firstRowFirstColumn="0" w:firstRowLastColumn="0" w:lastRowFirstColumn="0" w:lastRowLastColumn="0"/>
               <w:rPr>
-                <w:rFonts w:ascii="Sakkal Majalla" w:hAnsi="Sakkal Majalla" w:cs="Sakkal Majalla" w:hint="cs"/>
+                <w:rFonts w:ascii="Sakkal Majalla" w:hAnsi="Sakkal Majalla" w:cs="Sakkal Majalla"/>
               </w:rPr>
             </w:pPr>
           </w:p>
@@ -1068,7 +1134,7 @@
             <w:pPr>
               <w:jc w:val="center"/>
               <w:rPr>
-                <w:rFonts w:ascii="Sakkal Majalla" w:hAnsi="Sakkal Majalla" w:cs="Sakkal Majalla" w:hint="cs"/>
+                <w:rFonts w:ascii="Sakkal Majalla" w:hAnsi="Sakkal Majalla" w:cs="Sakkal Majalla"/>
               </w:rPr>
             </w:pPr>
             <w:r>
@@ -1087,7 +1153,7 @@
             <w:pPr>
               <w:cnfStyle w:val="000000000000" w:firstRow="0" w:lastRow="0" w:firstColumn="0" w:lastColumn="0" w:oddVBand="0" w:evenVBand="0" w:oddHBand="0" w:evenHBand="0" w:firstRowFirstColumn="0" w:firstRowLastColumn="0" w:lastRowFirstColumn="0" w:lastRowLastColumn="0"/>
               <w:rPr>
-                <w:rFonts w:ascii="Sakkal Majalla" w:hAnsi="Sakkal Majalla" w:cs="Sakkal Majalla" w:hint="cs"/>
+                <w:rFonts w:ascii="Sakkal Majalla" w:hAnsi="Sakkal Majalla" w:cs="Sakkal Majalla"/>
               </w:rPr>
             </w:pPr>
             <w:r>
@@ -1115,7 +1181,7 @@
               <w:jc w:val="center"/>
               <w:cnfStyle w:val="000000000000" w:firstRow="0" w:lastRow="0" w:firstColumn="0" w:lastColumn="0" w:oddVBand="0" w:evenVBand="0" w:oddHBand="0" w:evenHBand="0" w:firstRowFirstColumn="0" w:firstRowLastColumn="0" w:lastRowFirstColumn="0" w:lastRowLastColumn="0"/>
               <w:rPr>
-                <w:rFonts w:ascii="Sakkal Majalla" w:hAnsi="Sakkal Majalla" w:cs="Sakkal Majalla" w:hint="cs"/>
+                <w:rFonts w:ascii="Sakkal Majalla" w:hAnsi="Sakkal Majalla" w:cs="Sakkal Majalla"/>
               </w:rPr>
             </w:pPr>
           </w:p>
@@ -1128,7 +1194,7 @@
             <w:pPr>
               <w:cnfStyle w:val="000000000000" w:firstRow="0" w:lastRow="0" w:firstColumn="0" w:lastColumn="0" w:oddVBand="0" w:evenVBand="0" w:oddHBand="0" w:evenHBand="0" w:firstRowFirstColumn="0" w:firstRowLastColumn="0" w:lastRowFirstColumn="0" w:lastRowLastColumn="0"/>
               <w:rPr>
-                <w:rFonts w:ascii="Sakkal Majalla" w:hAnsi="Sakkal Majalla" w:cs="Sakkal Majalla" w:hint="cs"/>
+                <w:rFonts w:ascii="Sakkal Majalla" w:hAnsi="Sakkal Majalla" w:cs="Sakkal Majalla"/>
               </w:rPr>
             </w:pPr>
           </w:p>
@@ -1147,7 +1213,7 @@
             <w:pPr>
               <w:jc w:val="center"/>
               <w:rPr>
-                <w:rFonts w:ascii="Sakkal Majalla" w:hAnsi="Sakkal Majalla" w:cs="Sakkal Majalla" w:hint="cs"/>
+                <w:rFonts w:ascii="Sakkal Majalla" w:hAnsi="Sakkal Majalla" w:cs="Sakkal Majalla"/>
               </w:rPr>
             </w:pPr>
             <w:r>
@@ -1166,7 +1232,7 @@
             <w:pPr>
               <w:cnfStyle w:val="000000100000" w:firstRow="0" w:lastRow="0" w:firstColumn="0" w:lastColumn="0" w:oddVBand="0" w:evenVBand="0" w:oddHBand="1" w:evenHBand="0" w:firstRowFirstColumn="0" w:firstRowLastColumn="0" w:lastRowFirstColumn="0" w:lastRowLastColumn="0"/>
               <w:rPr>
-                <w:rFonts w:ascii="Sakkal Majalla" w:hAnsi="Sakkal Majalla" w:cs="Sakkal Majalla" w:hint="cs"/>
+                <w:rFonts w:ascii="Sakkal Majalla" w:hAnsi="Sakkal Majalla" w:cs="Sakkal Majalla"/>
               </w:rPr>
             </w:pPr>
             <w:r>
@@ -1180,43 +1246,71 @@
             <w:pPr>
               <w:cnfStyle w:val="000000100000" w:firstRow="0" w:lastRow="0" w:firstColumn="0" w:lastColumn="0" w:oddVBand="0" w:evenVBand="0" w:oddHBand="1" w:evenHBand="0" w:firstRowFirstColumn="0" w:firstRowLastColumn="0" w:lastRowFirstColumn="0" w:lastRowLastColumn="0"/>
               <w:rPr>
-                <w:rFonts w:ascii="Sakkal Majalla" w:hAnsi="Sakkal Majalla" w:cs="Sakkal Majalla" w:hint="cs"/>
-              </w:rPr>
-            </w:pPr>
-            <w:r>
-              <w:rPr>
-                <w:rFonts w:ascii="Sakkal Majalla" w:hAnsi="Sakkal Majalla" w:cs="Sakkal Majalla" w:hint="cs"/>
-              </w:rPr>
-              <w:t>events.test_stop.connect(check_sla)</w:t>
-            </w:r>
-          </w:p>
-          <w:p>
-            <w:pPr>
-              <w:cnfStyle w:val="000000100000" w:firstRow="0" w:lastRow="0" w:firstColumn="0" w:lastColumn="0" w:oddVBand="0" w:evenVBand="0" w:oddHBand="1" w:evenHBand="0" w:firstRowFirstColumn="0" w:firstRowLastColumn="0" w:lastRowFirstColumn="0" w:lastRowLastColumn="0"/>
-              <w:rPr>
-                <w:rFonts w:ascii="Sakkal Majalla" w:hAnsi="Sakkal Majalla" w:cs="Sakkal Majalla" w:hint="cs"/>
-              </w:rPr>
-            </w:pPr>
-          </w:p>
-          <w:p>
-            <w:pPr>
-              <w:cnfStyle w:val="000000100000" w:firstRow="0" w:lastRow="0" w:firstColumn="0" w:lastColumn="0" w:oddVBand="0" w:evenVBand="0" w:oddHBand="1" w:evenHBand="0" w:firstRowFirstColumn="0" w:firstRowLastColumn="0" w:lastRowFirstColumn="0" w:lastRowLastColumn="0"/>
-              <w:rPr>
-                <w:rFonts w:ascii="Sakkal Majalla" w:hAnsi="Sakkal Majalla" w:cs="Sakkal Majalla" w:hint="cs"/>
-              </w:rPr>
-            </w:pPr>
-            <w:r>
-              <w:rPr>
-                <w:rFonts w:ascii="Sakkal Majalla" w:hAnsi="Sakkal Majalla" w:cs="Sakkal Majalla" w:hint="cs"/>
-              </w:rPr>
-              <w:t>def check_sla(environment, **kwargs):</w:t>
-            </w:r>
-          </w:p>
-          <w:p>
-            <w:pPr>
-              <w:cnfStyle w:val="000000100000" w:firstRow="0" w:lastRow="0" w:firstColumn="0" w:lastColumn="0" w:oddVBand="0" w:evenVBand="0" w:oddHBand="1" w:evenHBand="0" w:firstRowFirstColumn="0" w:firstRowLastColumn="0" w:lastRowFirstColumn="0" w:lastRowLastColumn="0"/>
-              <w:rPr>
-                <w:rFonts w:ascii="Sakkal Majalla" w:hAnsi="Sakkal Majalla" w:cs="Sakkal Majalla" w:hint="cs"/>
+                <w:rFonts w:ascii="Sakkal Majalla" w:hAnsi="Sakkal Majalla" w:cs="Sakkal Majalla"/>
+              </w:rPr>
+            </w:pPr>
+            <w:r>
+              <w:rPr>
+                <w:rFonts w:ascii="Sakkal Majalla" w:hAnsi="Sakkal Majalla" w:cs="Sakkal Majalla" w:hint="cs"/>
+              </w:rPr>
+              <w:t>events.test_</w:t>
+            </w:r>
+            <w:proofErr w:type="gramStart"/>
+            <w:r>
+              <w:rPr>
+                <w:rFonts w:ascii="Sakkal Majalla" w:hAnsi="Sakkal Majalla" w:cs="Sakkal Majalla" w:hint="cs"/>
+              </w:rPr>
+              <w:t>stop.connect</w:t>
+            </w:r>
+            <w:proofErr w:type="gramEnd"/>
+            <w:r>
+              <w:rPr>
+                <w:rFonts w:ascii="Sakkal Majalla" w:hAnsi="Sakkal Majalla" w:cs="Sakkal Majalla" w:hint="cs"/>
+              </w:rPr>
+              <w:t>(check_sla)</w:t>
+            </w:r>
+          </w:p>
+          <w:p>
+            <w:pPr>
+              <w:cnfStyle w:val="000000100000" w:firstRow="0" w:lastRow="0" w:firstColumn="0" w:lastColumn="0" w:oddVBand="0" w:evenVBand="0" w:oddHBand="1" w:evenHBand="0" w:firstRowFirstColumn="0" w:firstRowLastColumn="0" w:lastRowFirstColumn="0" w:lastRowLastColumn="0"/>
+              <w:rPr>
+                <w:rFonts w:ascii="Sakkal Majalla" w:hAnsi="Sakkal Majalla" w:cs="Sakkal Majalla"/>
+              </w:rPr>
+            </w:pPr>
+          </w:p>
+          <w:p>
+            <w:pPr>
+              <w:cnfStyle w:val="000000100000" w:firstRow="0" w:lastRow="0" w:firstColumn="0" w:lastColumn="0" w:oddVBand="0" w:evenVBand="0" w:oddHBand="1" w:evenHBand="0" w:firstRowFirstColumn="0" w:firstRowLastColumn="0" w:lastRowFirstColumn="0" w:lastRowLastColumn="0"/>
+              <w:rPr>
+                <w:rFonts w:ascii="Sakkal Majalla" w:hAnsi="Sakkal Majalla" w:cs="Sakkal Majalla"/>
+              </w:rPr>
+            </w:pPr>
+            <w:r>
+              <w:rPr>
+                <w:rFonts w:ascii="Sakkal Majalla" w:hAnsi="Sakkal Majalla" w:cs="Sakkal Majalla" w:hint="cs"/>
+              </w:rPr>
+              <w:t>def check_</w:t>
+            </w:r>
+            <w:proofErr w:type="gramStart"/>
+            <w:r>
+              <w:rPr>
+                <w:rFonts w:ascii="Sakkal Majalla" w:hAnsi="Sakkal Majalla" w:cs="Sakkal Majalla" w:hint="cs"/>
+              </w:rPr>
+              <w:t>sla(</w:t>
+            </w:r>
+            <w:proofErr w:type="gramEnd"/>
+            <w:r>
+              <w:rPr>
+                <w:rFonts w:ascii="Sakkal Majalla" w:hAnsi="Sakkal Majalla" w:cs="Sakkal Majalla" w:hint="cs"/>
+              </w:rPr>
+              <w:t>environment, **kwargs):</w:t>
+            </w:r>
+          </w:p>
+          <w:p>
+            <w:pPr>
+              <w:cnfStyle w:val="000000100000" w:firstRow="0" w:lastRow="0" w:firstColumn="0" w:lastColumn="0" w:oddVBand="0" w:evenVBand="0" w:oddHBand="1" w:evenHBand="0" w:firstRowFirstColumn="0" w:firstRowLastColumn="0" w:lastRowFirstColumn="0" w:lastRowLastColumn="0"/>
+              <w:rPr>
+                <w:rFonts w:ascii="Sakkal Majalla" w:hAnsi="Sakkal Majalla" w:cs="Sakkal Majalla"/>
               </w:rPr>
             </w:pPr>
             <w:r>
@@ -1230,21 +1324,49 @@
             <w:pPr>
               <w:cnfStyle w:val="000000100000" w:firstRow="0" w:lastRow="0" w:firstColumn="0" w:lastColumn="0" w:oddVBand="0" w:evenVBand="0" w:oddHBand="1" w:evenHBand="0" w:firstRowFirstColumn="0" w:firstRowLastColumn="0" w:lastRowFirstColumn="0" w:lastRowLastColumn="0"/>
               <w:rPr>
-                <w:rFonts w:ascii="Sakkal Majalla" w:hAnsi="Sakkal Majalla" w:cs="Sakkal Majalla" w:hint="cs"/>
-              </w:rPr>
-            </w:pPr>
-            <w:r>
-              <w:rPr>
-                <w:rFonts w:ascii="Sakkal Majalla" w:hAnsi="Sakkal Majalla" w:cs="Sakkal Majalla" w:hint="cs"/>
-              </w:rPr>
-              <w:t xml:space="preserve">    failure_rate = environment.stats.total.fail_ratio</w:t>
-            </w:r>
-          </w:p>
-          <w:p>
-            <w:pPr>
-              <w:cnfStyle w:val="000000100000" w:firstRow="0" w:lastRow="0" w:firstColumn="0" w:lastColumn="0" w:oddVBand="0" w:evenVBand="0" w:oddHBand="1" w:evenHBand="0" w:firstRowFirstColumn="0" w:firstRowLastColumn="0" w:lastRowFirstColumn="0" w:lastRowLastColumn="0"/>
-              <w:rPr>
-                <w:rFonts w:ascii="Sakkal Majalla" w:hAnsi="Sakkal Majalla" w:cs="Sakkal Majalla" w:hint="cs"/>
+                <w:rFonts w:ascii="Sakkal Majalla" w:hAnsi="Sakkal Majalla" w:cs="Sakkal Majalla"/>
+              </w:rPr>
+            </w:pPr>
+            <w:r>
+              <w:rPr>
+                <w:rFonts w:ascii="Sakkal Majalla" w:hAnsi="Sakkal Majalla" w:cs="Sakkal Majalla" w:hint="cs"/>
+              </w:rPr>
+              <w:t xml:space="preserve">    failure_rate = </w:t>
+            </w:r>
+            <w:proofErr w:type="gramStart"/>
+            <w:r>
+              <w:rPr>
+                <w:rFonts w:ascii="Sakkal Majalla" w:hAnsi="Sakkal Majalla" w:cs="Sakkal Majalla" w:hint="cs"/>
+              </w:rPr>
+              <w:t>environment.stats</w:t>
+            </w:r>
+            <w:proofErr w:type="gramEnd"/>
+            <w:r>
+              <w:rPr>
+                <w:rFonts w:ascii="Sakkal Majalla" w:hAnsi="Sakkal Majalla" w:cs="Sakkal Majalla" w:hint="cs"/>
+              </w:rPr>
+              <w:t>.</w:t>
+            </w:r>
+            <w:proofErr w:type="gramStart"/>
+            <w:r>
+              <w:rPr>
+                <w:rFonts w:ascii="Sakkal Majalla" w:hAnsi="Sakkal Majalla" w:cs="Sakkal Majalla" w:hint="cs"/>
+              </w:rPr>
+              <w:t>total.fail</w:t>
+            </w:r>
+            <w:proofErr w:type="gramEnd"/>
+            <w:r>
+              <w:rPr>
+                <w:rFonts w:ascii="Sakkal Majalla" w:hAnsi="Sakkal Majalla" w:cs="Sakkal Majalla" w:hint="cs"/>
+              </w:rPr>
+              <w:t>_ratio</w:t>
+            </w:r>
+          </w:p>
+          <w:p>
+            <w:pPr>
+              <w:cnfStyle w:val="000000100000" w:firstRow="0" w:lastRow="0" w:firstColumn="0" w:lastColumn="0" w:oddVBand="0" w:evenVBand="0" w:oddHBand="1" w:evenHBand="0" w:firstRowFirstColumn="0" w:firstRowLastColumn="0" w:lastRowFirstColumn="0" w:lastRowLastColumn="0"/>
+              <w:rPr>
+                <w:rFonts w:ascii="Sakkal Majalla" w:hAnsi="Sakkal Majalla" w:cs="Sakkal Majalla"/>
               </w:rPr>
             </w:pPr>
             <w:r>
@@ -1258,7 +1380,7 @@
             <w:pPr>
               <w:cnfStyle w:val="000000100000" w:firstRow="0" w:lastRow="0" w:firstColumn="0" w:lastColumn="0" w:oddVBand="0" w:evenVBand="0" w:oddHBand="1" w:evenHBand="0" w:firstRowFirstColumn="0" w:firstRowLastColumn="0" w:lastRowFirstColumn="0" w:lastRowLastColumn="0"/>
               <w:rPr>
-                <w:rFonts w:ascii="Sakkal Majalla" w:hAnsi="Sakkal Majalla" w:cs="Sakkal Majalla" w:hint="cs"/>
+                <w:rFonts w:ascii="Sakkal Majalla" w:hAnsi="Sakkal Majalla" w:cs="Sakkal Majalla"/>
               </w:rPr>
             </w:pPr>
             <w:r>
@@ -1272,35 +1394,7 @@
             <w:pPr>
               <w:cnfStyle w:val="000000100000" w:firstRow="0" w:lastRow="0" w:firstColumn="0" w:lastColumn="0" w:oddVBand="0" w:evenVBand="0" w:oddHBand="1" w:evenHBand="0" w:firstRowFirstColumn="0" w:firstRowLastColumn="0" w:lastRowFirstColumn="0" w:lastRowLastColumn="0"/>
               <w:rPr>
-                <w:rFonts w:ascii="Sakkal Majalla" w:hAnsi="Sakkal Majalla" w:cs="Sakkal Majalla" w:hint="cs"/>
-              </w:rPr>
-            </w:pPr>
-            <w:r>
-              <w:rPr>
-                <w:rFonts w:ascii="Sakkal Majalla" w:hAnsi="Sakkal Majalla" w:cs="Sakkal Majalla" w:hint="cs"/>
-              </w:rPr>
-              <w:t xml:space="preserve">        print("FAIL: Average response time exceeds 500ms")</w:t>
-            </w:r>
-          </w:p>
-          <w:p>
-            <w:pPr>
-              <w:cnfStyle w:val="000000100000" w:firstRow="0" w:lastRow="0" w:firstColumn="0" w:lastColumn="0" w:oddVBand="0" w:evenVBand="0" w:oddHBand="1" w:evenHBand="0" w:firstRowFirstColumn="0" w:firstRowLastColumn="0" w:lastRowFirstColumn="0" w:lastRowLastColumn="0"/>
-              <w:rPr>
-                <w:rFonts w:ascii="Sakkal Majalla" w:hAnsi="Sakkal Majalla" w:cs="Sakkal Majalla" w:hint="cs"/>
-              </w:rPr>
-            </w:pPr>
-            <w:r>
-              <w:rPr>
-                <w:rFonts w:ascii="Sakkal Majalla" w:hAnsi="Sakkal Majalla" w:cs="Sakkal Majalla" w:hint="cs"/>
-              </w:rPr>
-              <w:t xml:space="preserve">        sys.exit(1)</w:t>
-            </w:r>
-          </w:p>
-          <w:p>
-            <w:pPr>
-              <w:cnfStyle w:val="000000100000" w:firstRow="0" w:lastRow="0" w:firstColumn="0" w:lastColumn="0" w:oddVBand="0" w:evenVBand="0" w:oddHBand="1" w:evenHBand="0" w:firstRowFirstColumn="0" w:firstRowLastColumn="0" w:lastRowFirstColumn="0" w:lastRowLastColumn="0"/>
-              <w:rPr>
-                <w:rFonts w:ascii="Sakkal Majalla" w:hAnsi="Sakkal Majalla" w:cs="Sakkal Majalla" w:hint="cs"/>
+                <w:rFonts w:ascii="Sakkal Majalla" w:hAnsi="Sakkal Majalla" w:cs="Sakkal Majalla"/>
               </w:rPr>
             </w:pPr>
             <w:r>
@@ -1309,12 +1403,68 @@
               </w:rPr>
               <w:t xml:space="preserve">        </w:t>
             </w:r>
-          </w:p>
-          <w:p>
-            <w:pPr>
-              <w:cnfStyle w:val="000000100000" w:firstRow="0" w:lastRow="0" w:firstColumn="0" w:lastColumn="0" w:oddVBand="0" w:evenVBand="0" w:oddHBand="1" w:evenHBand="0" w:firstRowFirstColumn="0" w:firstRowLastColumn="0" w:lastRowFirstColumn="0" w:lastRowLastColumn="0"/>
-              <w:rPr>
-                <w:rFonts w:ascii="Sakkal Majalla" w:hAnsi="Sakkal Majalla" w:cs="Sakkal Majalla" w:hint="cs"/>
+            <w:proofErr w:type="gramStart"/>
+            <w:r>
+              <w:rPr>
+                <w:rFonts w:ascii="Sakkal Majalla" w:hAnsi="Sakkal Majalla" w:cs="Sakkal Majalla" w:hint="cs"/>
+              </w:rPr>
+              <w:t>print(</w:t>
+            </w:r>
+            <w:proofErr w:type="gramEnd"/>
+            <w:r>
+              <w:rPr>
+                <w:rFonts w:ascii="Sakkal Majalla" w:hAnsi="Sakkal Majalla" w:cs="Sakkal Majalla" w:hint="cs"/>
+              </w:rPr>
+              <w:t>"FAIL: Average response time exceeds 500ms")</w:t>
+            </w:r>
+          </w:p>
+          <w:p>
+            <w:pPr>
+              <w:cnfStyle w:val="000000100000" w:firstRow="0" w:lastRow="0" w:firstColumn="0" w:lastColumn="0" w:oddVBand="0" w:evenVBand="0" w:oddHBand="1" w:evenHBand="0" w:firstRowFirstColumn="0" w:firstRowLastColumn="0" w:lastRowFirstColumn="0" w:lastRowLastColumn="0"/>
+              <w:rPr>
+                <w:rFonts w:ascii="Sakkal Majalla" w:hAnsi="Sakkal Majalla" w:cs="Sakkal Majalla"/>
+              </w:rPr>
+            </w:pPr>
+            <w:r>
+              <w:rPr>
+                <w:rFonts w:ascii="Sakkal Majalla" w:hAnsi="Sakkal Majalla" w:cs="Sakkal Majalla" w:hint="cs"/>
+              </w:rPr>
+              <w:t xml:space="preserve">        </w:t>
+            </w:r>
+            <w:proofErr w:type="gramStart"/>
+            <w:r>
+              <w:rPr>
+                <w:rFonts w:ascii="Sakkal Majalla" w:hAnsi="Sakkal Majalla" w:cs="Sakkal Majalla" w:hint="cs"/>
+              </w:rPr>
+              <w:t>sys.exit</w:t>
+            </w:r>
+            <w:proofErr w:type="gramEnd"/>
+            <w:r>
+              <w:rPr>
+                <w:rFonts w:ascii="Sakkal Majalla" w:hAnsi="Sakkal Majalla" w:cs="Sakkal Majalla" w:hint="cs"/>
+              </w:rPr>
+              <w:t>(1)</w:t>
+            </w:r>
+          </w:p>
+          <w:p>
+            <w:pPr>
+              <w:cnfStyle w:val="000000100000" w:firstRow="0" w:lastRow="0" w:firstColumn="0" w:lastColumn="0" w:oddVBand="0" w:evenVBand="0" w:oddHBand="1" w:evenHBand="0" w:firstRowFirstColumn="0" w:firstRowLastColumn="0" w:lastRowFirstColumn="0" w:lastRowLastColumn="0"/>
+              <w:rPr>
+                <w:rFonts w:ascii="Sakkal Majalla" w:hAnsi="Sakkal Majalla" w:cs="Sakkal Majalla"/>
+              </w:rPr>
+            </w:pPr>
+            <w:r>
+              <w:rPr>
+                <w:rFonts w:ascii="Sakkal Majalla" w:hAnsi="Sakkal Majalla" w:cs="Sakkal Majalla" w:hint="cs"/>
+              </w:rPr>
+              <w:t xml:space="preserve">        </w:t>
+            </w:r>
+          </w:p>
+          <w:p>
+            <w:pPr>
+              <w:cnfStyle w:val="000000100000" w:firstRow="0" w:lastRow="0" w:firstColumn="0" w:lastColumn="0" w:oddVBand="0" w:evenVBand="0" w:oddHBand="1" w:evenHBand="0" w:firstRowFirstColumn="0" w:firstRowLastColumn="0" w:lastRowFirstColumn="0" w:lastRowLastColumn="0"/>
+              <w:rPr>
+                <w:rFonts w:ascii="Sakkal Majalla" w:hAnsi="Sakkal Majalla" w:cs="Sakkal Majalla"/>
               </w:rPr>
             </w:pPr>
             <w:r>
@@ -1328,21 +1478,35 @@
             <w:pPr>
               <w:cnfStyle w:val="000000100000" w:firstRow="0" w:lastRow="0" w:firstColumn="0" w:lastColumn="0" w:oddVBand="0" w:evenVBand="0" w:oddHBand="1" w:evenHBand="0" w:firstRowFirstColumn="0" w:firstRowLastColumn="0" w:lastRowFirstColumn="0" w:lastRowLastColumn="0"/>
               <w:rPr>
-                <w:rFonts w:ascii="Sakkal Majalla" w:hAnsi="Sakkal Majalla" w:cs="Sakkal Majalla" w:hint="cs"/>
-              </w:rPr>
-            </w:pPr>
-            <w:r>
-              <w:rPr>
-                <w:rFonts w:ascii="Sakkal Majalla" w:hAnsi="Sakkal Majalla" w:cs="Sakkal Majalla" w:hint="cs"/>
-              </w:rPr>
-              <w:t xml:space="preserve">        print(f"FAIL: Error rate {failure_rate} exceeds threshold")</w:t>
-            </w:r>
-          </w:p>
-          <w:p>
-            <w:pPr>
-              <w:cnfStyle w:val="000000100000" w:firstRow="0" w:lastRow="0" w:firstColumn="0" w:lastColumn="0" w:oddVBand="0" w:evenVBand="0" w:oddHBand="1" w:evenHBand="0" w:firstRowFirstColumn="0" w:firstRowLastColumn="0" w:lastRowFirstColumn="0" w:lastRowLastColumn="0"/>
-              <w:rPr>
-                <w:rFonts w:ascii="Sakkal Majalla" w:hAnsi="Sakkal Majalla" w:cs="Sakkal Majalla" w:hint="cs"/>
+                <w:rFonts w:ascii="Sakkal Majalla" w:hAnsi="Sakkal Majalla" w:cs="Sakkal Majalla"/>
+              </w:rPr>
+            </w:pPr>
+            <w:r>
+              <w:rPr>
+                <w:rFonts w:ascii="Sakkal Majalla" w:hAnsi="Sakkal Majalla" w:cs="Sakkal Majalla" w:hint="cs"/>
+              </w:rPr>
+              <w:t xml:space="preserve">        </w:t>
+            </w:r>
+            <w:proofErr w:type="gramStart"/>
+            <w:r>
+              <w:rPr>
+                <w:rFonts w:ascii="Sakkal Majalla" w:hAnsi="Sakkal Majalla" w:cs="Sakkal Majalla" w:hint="cs"/>
+              </w:rPr>
+              <w:t>print(</w:t>
+            </w:r>
+            <w:proofErr w:type="gramEnd"/>
+            <w:r>
+              <w:rPr>
+                <w:rFonts w:ascii="Sakkal Majalla" w:hAnsi="Sakkal Majalla" w:cs="Sakkal Majalla" w:hint="cs"/>
+              </w:rPr>
+              <w:t>f"FAIL: Error rate {failure_rate} exceeds threshold")</w:t>
+            </w:r>
+          </w:p>
+          <w:p>
+            <w:pPr>
+              <w:cnfStyle w:val="000000100000" w:firstRow="0" w:lastRow="0" w:firstColumn="0" w:lastColumn="0" w:oddVBand="0" w:evenVBand="0" w:oddHBand="1" w:evenHBand="0" w:firstRowFirstColumn="0" w:firstRowLastColumn="0" w:lastRowFirstColumn="0" w:lastRowLastColumn="0"/>
+              <w:rPr>
+                <w:rFonts w:ascii="Sakkal Majalla" w:hAnsi="Sakkal Majalla" w:cs="Sakkal Majalla"/>
                 <w:b/>
                 <w:bCs/>
               </w:rPr>
@@ -1351,7 +1515,21 @@
               <w:rPr>
                 <w:rFonts w:ascii="Sakkal Majalla" w:hAnsi="Sakkal Majalla" w:cs="Sakkal Majalla" w:hint="cs"/>
               </w:rPr>
-              <w:t xml:space="preserve">        sys.exit(1)</w:t>
+              <w:t xml:space="preserve">        </w:t>
+            </w:r>
+            <w:proofErr w:type="gramStart"/>
+            <w:r>
+              <w:rPr>
+                <w:rFonts w:ascii="Sakkal Majalla" w:hAnsi="Sakkal Majalla" w:cs="Sakkal Majalla" w:hint="cs"/>
+              </w:rPr>
+              <w:t>sys.exit</w:t>
+            </w:r>
+            <w:proofErr w:type="gramEnd"/>
+            <w:r>
+              <w:rPr>
+                <w:rFonts w:ascii="Sakkal Majalla" w:hAnsi="Sakkal Majalla" w:cs="Sakkal Majalla" w:hint="cs"/>
+              </w:rPr>
+              <w:t>(1)</w:t>
             </w:r>
           </w:p>
         </w:tc>
@@ -1364,7 +1542,7 @@
               <w:jc w:val="center"/>
               <w:cnfStyle w:val="000000100000" w:firstRow="0" w:lastRow="0" w:firstColumn="0" w:lastColumn="0" w:oddVBand="0" w:evenVBand="0" w:oddHBand="1" w:evenHBand="0" w:firstRowFirstColumn="0" w:firstRowLastColumn="0" w:lastRowFirstColumn="0" w:lastRowLastColumn="0"/>
               <w:rPr>
-                <w:rFonts w:ascii="Sakkal Majalla" w:hAnsi="Sakkal Majalla" w:cs="Sakkal Majalla" w:hint="cs"/>
+                <w:rFonts w:ascii="Sakkal Majalla" w:hAnsi="Sakkal Majalla" w:cs="Sakkal Majalla"/>
               </w:rPr>
             </w:pPr>
             <w:r>
@@ -1395,7 +1573,7 @@
             <w:pPr>
               <w:cnfStyle w:val="000000100000" w:firstRow="0" w:lastRow="0" w:firstColumn="0" w:lastColumn="0" w:oddVBand="0" w:evenVBand="0" w:oddHBand="1" w:evenHBand="0" w:firstRowFirstColumn="0" w:firstRowLastColumn="0" w:lastRowFirstColumn="0" w:lastRowLastColumn="0"/>
               <w:rPr>
-                <w:rFonts w:ascii="Sakkal Majalla" w:hAnsi="Sakkal Majalla" w:cs="Sakkal Majalla" w:hint="cs"/>
+                <w:rFonts w:ascii="Sakkal Majalla" w:hAnsi="Sakkal Majalla" w:cs="Sakkal Majalla"/>
               </w:rPr>
             </w:pPr>
           </w:p>
@@ -1411,7 +1589,7 @@
             <w:pPr>
               <w:jc w:val="center"/>
               <w:rPr>
-                <w:rFonts w:ascii="Sakkal Majalla" w:hAnsi="Sakkal Majalla" w:cs="Sakkal Majalla" w:hint="cs"/>
+                <w:rFonts w:ascii="Sakkal Majalla" w:hAnsi="Sakkal Majalla" w:cs="Sakkal Majalla"/>
               </w:rPr>
             </w:pPr>
             <w:r>
@@ -1430,14 +1608,28 @@
             <w:pPr>
               <w:cnfStyle w:val="000000000000" w:firstRow="0" w:lastRow="0" w:firstColumn="0" w:lastColumn="0" w:oddVBand="0" w:evenVBand="0" w:oddHBand="0" w:evenHBand="0" w:firstRowFirstColumn="0" w:firstRowLastColumn="0" w:lastRowFirstColumn="0" w:lastRowLastColumn="0"/>
               <w:rPr>
-                <w:rFonts w:ascii="Sakkal Majalla" w:hAnsi="Sakkal Majalla" w:cs="Sakkal Majalla" w:hint="cs"/>
-              </w:rPr>
-            </w:pPr>
-            <w:r>
-              <w:rPr>
-                <w:rFonts w:ascii="Sakkal Majalla" w:hAnsi="Sakkal Majalla" w:cs="Sakkal Majalla" w:hint="cs"/>
-              </w:rPr>
-              <w:t>Network Latency Simulation: Use tools like tc (Linux) or Network Link Conditioner (macOS) to simulate slow networks if testing mobile-first apps (relevant if you later combine with Flutter frontend testing).</w:t>
+                <w:rFonts w:ascii="Sakkal Majalla" w:hAnsi="Sakkal Majalla" w:cs="Sakkal Majalla"/>
+              </w:rPr>
+            </w:pPr>
+            <w:r>
+              <w:rPr>
+                <w:rFonts w:ascii="Sakkal Majalla" w:hAnsi="Sakkal Majalla" w:cs="Sakkal Majalla" w:hint="cs"/>
+              </w:rPr>
+              <w:t xml:space="preserve">Network Latency Simulation: Use tools like </w:t>
+            </w:r>
+            <w:proofErr w:type="spellStart"/>
+            <w:r>
+              <w:rPr>
+                <w:rFonts w:ascii="Sakkal Majalla" w:hAnsi="Sakkal Majalla" w:cs="Sakkal Majalla" w:hint="cs"/>
+              </w:rPr>
+              <w:t>tc</w:t>
+            </w:r>
+            <w:proofErr w:type="spellEnd"/>
+            <w:r>
+              <w:rPr>
+                <w:rFonts w:ascii="Sakkal Majalla" w:hAnsi="Sakkal Majalla" w:cs="Sakkal Majalla" w:hint="cs"/>
+              </w:rPr>
+              <w:t xml:space="preserve"> (Linux) or Network Link Conditioner (macOS) to simulate slow networks if testing mobile-first apps (relevant if you later combine with Flutter frontend testing).</w:t>
             </w:r>
           </w:p>
         </w:tc>
@@ -1450,7 +1642,7 @@
               <w:jc w:val="center"/>
               <w:cnfStyle w:val="000000000000" w:firstRow="0" w:lastRow="0" w:firstColumn="0" w:lastColumn="0" w:oddVBand="0" w:evenVBand="0" w:oddHBand="0" w:evenHBand="0" w:firstRowFirstColumn="0" w:firstRowLastColumn="0" w:lastRowFirstColumn="0" w:lastRowLastColumn="0"/>
               <w:rPr>
-                <w:rFonts w:ascii="Sakkal Majalla" w:hAnsi="Sakkal Majalla" w:cs="Sakkal Majalla" w:hint="cs"/>
+                <w:rFonts w:ascii="Sakkal Majalla" w:hAnsi="Sakkal Majalla" w:cs="Sakkal Majalla"/>
               </w:rPr>
             </w:pPr>
             <w:r>
@@ -1469,7 +1661,7 @@
             <w:pPr>
               <w:cnfStyle w:val="000000000000" w:firstRow="0" w:lastRow="0" w:firstColumn="0" w:lastColumn="0" w:oddVBand="0" w:evenVBand="0" w:oddHBand="0" w:evenHBand="0" w:firstRowFirstColumn="0" w:firstRowLastColumn="0" w:lastRowFirstColumn="0" w:lastRowLastColumn="0"/>
               <w:rPr>
-                <w:rFonts w:ascii="Sakkal Majalla" w:hAnsi="Sakkal Majalla" w:cs="Sakkal Majalla" w:hint="cs"/>
+                <w:rFonts w:ascii="Sakkal Majalla" w:hAnsi="Sakkal Majalla" w:cs="Sakkal Majalla"/>
               </w:rPr>
             </w:pPr>
           </w:p>
@@ -1488,7 +1680,7 @@
             <w:pPr>
               <w:jc w:val="center"/>
               <w:rPr>
-                <w:rFonts w:ascii="Sakkal Majalla" w:hAnsi="Sakkal Majalla" w:cs="Sakkal Majalla" w:hint="cs"/>
+                <w:rFonts w:ascii="Sakkal Majalla" w:hAnsi="Sakkal Majalla" w:cs="Sakkal Majalla"/>
               </w:rPr>
             </w:pPr>
             <w:r>
@@ -1507,7 +1699,7 @@
             <w:pPr>
               <w:cnfStyle w:val="000000100000" w:firstRow="0" w:lastRow="0" w:firstColumn="0" w:lastColumn="0" w:oddVBand="0" w:evenVBand="0" w:oddHBand="1" w:evenHBand="0" w:firstRowFirstColumn="0" w:firstRowLastColumn="0" w:lastRowFirstColumn="0" w:lastRowLastColumn="0"/>
               <w:rPr>
-                <w:rFonts w:ascii="Sakkal Majalla" w:hAnsi="Sakkal Majalla" w:cs="Sakkal Majalla" w:hint="cs"/>
+                <w:rFonts w:ascii="Sakkal Majalla" w:hAnsi="Sakkal Majalla" w:cs="Sakkal Majalla"/>
               </w:rPr>
             </w:pPr>
             <w:r>
@@ -1526,7 +1718,7 @@
               </w:numPr>
               <w:cnfStyle w:val="000000100000" w:firstRow="0" w:lastRow="0" w:firstColumn="0" w:lastColumn="0" w:oddVBand="0" w:evenVBand="0" w:oddHBand="1" w:evenHBand="0" w:firstRowFirstColumn="0" w:firstRowLastColumn="0" w:lastRowFirstColumn="0" w:lastRowLastColumn="0"/>
               <w:rPr>
-                <w:rFonts w:ascii="Sakkal Majalla" w:hAnsi="Sakkal Majalla" w:cs="Sakkal Majalla" w:hint="cs"/>
+                <w:rFonts w:ascii="Sakkal Majalla" w:hAnsi="Sakkal Majalla" w:cs="Sakkal Majalla"/>
               </w:rPr>
             </w:pPr>
             <w:r>
@@ -1545,7 +1737,7 @@
               </w:numPr>
               <w:cnfStyle w:val="000000100000" w:firstRow="0" w:lastRow="0" w:firstColumn="0" w:lastColumn="0" w:oddVBand="0" w:evenVBand="0" w:oddHBand="1" w:evenHBand="0" w:firstRowFirstColumn="0" w:firstRowLastColumn="0" w:lastRowFirstColumn="0" w:lastRowLastColumn="0"/>
               <w:rPr>
-                <w:rFonts w:ascii="Sakkal Majalla" w:hAnsi="Sakkal Majalla" w:cs="Sakkal Majalla" w:hint="cs"/>
+                <w:rFonts w:ascii="Sakkal Majalla" w:hAnsi="Sakkal Majalla" w:cs="Sakkal Majalla"/>
               </w:rPr>
             </w:pPr>
             <w:r>
@@ -1559,7 +1751,7 @@
             <w:pPr>
               <w:cnfStyle w:val="000000100000" w:firstRow="0" w:lastRow="0" w:firstColumn="0" w:lastColumn="0" w:oddVBand="0" w:evenVBand="0" w:oddHBand="1" w:evenHBand="0" w:firstRowFirstColumn="0" w:firstRowLastColumn="0" w:lastRowFirstColumn="0" w:lastRowLastColumn="0"/>
               <w:rPr>
-                <w:rFonts w:ascii="Sakkal Majalla" w:hAnsi="Sakkal Majalla" w:cs="Sakkal Majalla" w:hint="cs"/>
+                <w:rFonts w:ascii="Sakkal Majalla" w:hAnsi="Sakkal Majalla" w:cs="Sakkal Majalla"/>
               </w:rPr>
             </w:pPr>
           </w:p>
@@ -1573,7 +1765,7 @@
               <w:jc w:val="center"/>
               <w:cnfStyle w:val="000000100000" w:firstRow="0" w:lastRow="0" w:firstColumn="0" w:lastColumn="0" w:oddVBand="0" w:evenVBand="0" w:oddHBand="1" w:evenHBand="0" w:firstRowFirstColumn="0" w:firstRowLastColumn="0" w:lastRowFirstColumn="0" w:lastRowLastColumn="0"/>
               <w:rPr>
-                <w:rFonts w:ascii="Sakkal Majalla" w:hAnsi="Sakkal Majalla" w:cs="Sakkal Majalla" w:hint="cs"/>
+                <w:rFonts w:ascii="Sakkal Majalla" w:hAnsi="Sakkal Majalla" w:cs="Sakkal Majalla"/>
               </w:rPr>
             </w:pPr>
             <w:r>
@@ -1604,7 +1796,7 @@
             <w:pPr>
               <w:cnfStyle w:val="000000100000" w:firstRow="0" w:lastRow="0" w:firstColumn="0" w:lastColumn="0" w:oddVBand="0" w:evenVBand="0" w:oddHBand="1" w:evenHBand="0" w:firstRowFirstColumn="0" w:firstRowLastColumn="0" w:lastRowFirstColumn="0" w:lastRowLastColumn="0"/>
               <w:rPr>
-                <w:rFonts w:ascii="Sakkal Majalla" w:hAnsi="Sakkal Majalla" w:cs="Sakkal Majalla" w:hint="cs"/>
+                <w:rFonts w:ascii="Sakkal Majalla" w:hAnsi="Sakkal Majalla" w:cs="Sakkal Majalla"/>
               </w:rPr>
             </w:pPr>
           </w:p>
@@ -1614,7 +1806,7 @@
     <w:p>
       <w:pPr>
         <w:rPr>
-          <w:rFonts w:ascii="Sakkal Majalla" w:hAnsi="Sakkal Majalla" w:cs="Sakkal Majalla" w:hint="cs"/>
+          <w:rFonts w:ascii="Sakkal Majalla" w:hAnsi="Sakkal Majalla" w:cs="Sakkal Majalla"/>
         </w:rPr>
       </w:pPr>
     </w:p>
@@ -1644,7 +1836,7 @@
             <w:pPr>
               <w:jc w:val="center"/>
               <w:rPr>
-                <w:rFonts w:ascii="Sakkal Majalla" w:hAnsi="Sakkal Majalla" w:cs="Sakkal Majalla" w:hint="cs"/>
+                <w:rFonts w:ascii="Sakkal Majalla" w:hAnsi="Sakkal Majalla" w:cs="Sakkal Majalla"/>
               </w:rPr>
             </w:pPr>
             <w:r>
@@ -1665,7 +1857,7 @@
               <w:jc w:val="center"/>
               <w:cnfStyle w:val="100000000000" w:firstRow="1" w:lastRow="0" w:firstColumn="0" w:lastColumn="0" w:oddVBand="0" w:evenVBand="0" w:oddHBand="0" w:evenHBand="0" w:firstRowFirstColumn="0" w:firstRowLastColumn="0" w:lastRowFirstColumn="0" w:lastRowLastColumn="0"/>
               <w:rPr>
-                <w:rFonts w:ascii="Sakkal Majalla" w:hAnsi="Sakkal Majalla" w:cs="Sakkal Majalla" w:hint="cs"/>
+                <w:rFonts w:ascii="Sakkal Majalla" w:hAnsi="Sakkal Majalla" w:cs="Sakkal Majalla"/>
               </w:rPr>
             </w:pPr>
             <w:r>
@@ -1685,7 +1877,7 @@
               <w:jc w:val="center"/>
               <w:cnfStyle w:val="100000000000" w:firstRow="1" w:lastRow="0" w:firstColumn="0" w:lastColumn="0" w:oddVBand="0" w:evenVBand="0" w:oddHBand="0" w:evenHBand="0" w:firstRowFirstColumn="0" w:firstRowLastColumn="0" w:lastRowFirstColumn="0" w:lastRowLastColumn="0"/>
               <w:rPr>
-                <w:rFonts w:ascii="Sakkal Majalla" w:hAnsi="Sakkal Majalla" w:cs="Sakkal Majalla" w:hint="cs"/>
+                <w:rFonts w:ascii="Sakkal Majalla" w:hAnsi="Sakkal Majalla" w:cs="Sakkal Majalla"/>
               </w:rPr>
             </w:pPr>
             <w:r>
@@ -1705,7 +1897,7 @@
               <w:jc w:val="center"/>
               <w:cnfStyle w:val="100000000000" w:firstRow="1" w:lastRow="0" w:firstColumn="0" w:lastColumn="0" w:oddVBand="0" w:evenVBand="0" w:oddHBand="0" w:evenHBand="0" w:firstRowFirstColumn="0" w:firstRowLastColumn="0" w:lastRowFirstColumn="0" w:lastRowLastColumn="0"/>
               <w:rPr>
-                <w:rFonts w:ascii="Sakkal Majalla" w:hAnsi="Sakkal Majalla" w:cs="Sakkal Majalla" w:hint="cs"/>
+                <w:rFonts w:ascii="Sakkal Majalla" w:hAnsi="Sakkal Majalla" w:cs="Sakkal Majalla"/>
               </w:rPr>
             </w:pPr>
             <w:r>
@@ -1730,7 +1922,7 @@
             <w:pPr>
               <w:jc w:val="center"/>
               <w:rPr>
-                <w:rFonts w:ascii="Sakkal Majalla" w:hAnsi="Sakkal Majalla" w:cs="Sakkal Majalla" w:hint="cs"/>
+                <w:rFonts w:ascii="Sakkal Majalla" w:hAnsi="Sakkal Majalla" w:cs="Sakkal Majalla"/>
               </w:rPr>
             </w:pPr>
             <w:r>
@@ -1749,7 +1941,7 @@
             <w:pPr>
               <w:cnfStyle w:val="000000100000" w:firstRow="0" w:lastRow="0" w:firstColumn="0" w:lastColumn="0" w:oddVBand="0" w:evenVBand="0" w:oddHBand="1" w:evenHBand="0" w:firstRowFirstColumn="0" w:firstRowLastColumn="0" w:lastRowFirstColumn="0" w:lastRowLastColumn="0"/>
               <w:rPr>
-                <w:rFonts w:ascii="Sakkal Majalla" w:hAnsi="Sakkal Majalla" w:cs="Sakkal Majalla" w:hint="cs"/>
+                <w:rFonts w:ascii="Sakkal Majalla" w:hAnsi="Sakkal Majalla" w:cs="Sakkal Majalla"/>
               </w:rPr>
             </w:pPr>
             <w:r>
@@ -1768,14 +1960,28 @@
               </w:numPr>
               <w:cnfStyle w:val="000000100000" w:firstRow="0" w:lastRow="0" w:firstColumn="0" w:lastColumn="0" w:oddVBand="0" w:evenVBand="0" w:oddHBand="1" w:evenHBand="0" w:firstRowFirstColumn="0" w:firstRowLastColumn="0" w:lastRowFirstColumn="0" w:lastRowLastColumn="0"/>
               <w:rPr>
-                <w:rFonts w:ascii="Sakkal Majalla" w:hAnsi="Sakkal Majalla" w:cs="Sakkal Majalla" w:hint="cs"/>
-              </w:rPr>
-            </w:pPr>
-            <w:r>
-              <w:rPr>
-                <w:rFonts w:ascii="Sakkal Majalla" w:hAnsi="Sakkal Majalla" w:cs="Sakkal Majalla" w:hint="cs"/>
-              </w:rPr>
-              <w:t>For global SaaS, run tests from multiple regions (AWS us-east, eu-west, ap-south).</w:t>
+                <w:rFonts w:ascii="Sakkal Majalla" w:hAnsi="Sakkal Majalla" w:cs="Sakkal Majalla"/>
+              </w:rPr>
+            </w:pPr>
+            <w:r>
+              <w:rPr>
+                <w:rFonts w:ascii="Sakkal Majalla" w:hAnsi="Sakkal Majalla" w:cs="Sakkal Majalla" w:hint="cs"/>
+              </w:rPr>
+              <w:t xml:space="preserve">For global SaaS, run tests from multiple regions (AWS us-east, </w:t>
+            </w:r>
+            <w:proofErr w:type="spellStart"/>
+            <w:r>
+              <w:rPr>
+                <w:rFonts w:ascii="Sakkal Majalla" w:hAnsi="Sakkal Majalla" w:cs="Sakkal Majalla" w:hint="cs"/>
+              </w:rPr>
+              <w:t>eu</w:t>
+            </w:r>
+            <w:proofErr w:type="spellEnd"/>
+            <w:r>
+              <w:rPr>
+                <w:rFonts w:ascii="Sakkal Majalla" w:hAnsi="Sakkal Majalla" w:cs="Sakkal Majalla" w:hint="cs"/>
+              </w:rPr>
+              <w:t>-west, ap-south).</w:t>
             </w:r>
           </w:p>
           <w:p>
@@ -1787,7 +1993,7 @@
               </w:numPr>
               <w:cnfStyle w:val="000000100000" w:firstRow="0" w:lastRow="0" w:firstColumn="0" w:lastColumn="0" w:oddVBand="0" w:evenVBand="0" w:oddHBand="1" w:evenHBand="0" w:firstRowFirstColumn="0" w:firstRowLastColumn="0" w:lastRowFirstColumn="0" w:lastRowLastColumn="0"/>
               <w:rPr>
-                <w:rFonts w:ascii="Sakkal Majalla" w:hAnsi="Sakkal Majalla" w:cs="Sakkal Majalla" w:hint="cs"/>
+                <w:rFonts w:ascii="Sakkal Majalla" w:hAnsi="Sakkal Majalla" w:cs="Sakkal Majalla"/>
               </w:rPr>
             </w:pPr>
             <w:r>
@@ -1807,7 +2013,7 @@
               <w:jc w:val="center"/>
               <w:cnfStyle w:val="000000100000" w:firstRow="0" w:lastRow="0" w:firstColumn="0" w:lastColumn="0" w:oddVBand="0" w:evenVBand="0" w:oddHBand="1" w:evenHBand="0" w:firstRowFirstColumn="0" w:firstRowLastColumn="0" w:lastRowFirstColumn="0" w:lastRowLastColumn="0"/>
               <w:rPr>
-                <w:rFonts w:ascii="Sakkal Majalla" w:hAnsi="Sakkal Majalla" w:cs="Sakkal Majalla" w:hint="cs"/>
+                <w:rFonts w:ascii="Sakkal Majalla" w:hAnsi="Sakkal Majalla" w:cs="Sakkal Majalla"/>
               </w:rPr>
             </w:pPr>
             <w:r>
@@ -1826,7 +2032,7 @@
             <w:pPr>
               <w:cnfStyle w:val="000000100000" w:firstRow="0" w:lastRow="0" w:firstColumn="0" w:lastColumn="0" w:oddVBand="0" w:evenVBand="0" w:oddHBand="1" w:evenHBand="0" w:firstRowFirstColumn="0" w:firstRowLastColumn="0" w:lastRowFirstColumn="0" w:lastRowLastColumn="0"/>
               <w:rPr>
-                <w:rFonts w:ascii="Sakkal Majalla" w:hAnsi="Sakkal Majalla" w:cs="Sakkal Majalla" w:hint="cs"/>
+                <w:rFonts w:ascii="Sakkal Majalla" w:hAnsi="Sakkal Majalla" w:cs="Sakkal Majalla"/>
               </w:rPr>
             </w:pPr>
           </w:p>
@@ -1842,7 +2048,7 @@
             <w:pPr>
               <w:jc w:val="center"/>
               <w:rPr>
-                <w:rFonts w:ascii="Sakkal Majalla" w:hAnsi="Sakkal Majalla" w:cs="Sakkal Majalla" w:hint="cs"/>
+                <w:rFonts w:ascii="Sakkal Majalla" w:hAnsi="Sakkal Majalla" w:cs="Sakkal Majalla"/>
               </w:rPr>
             </w:pPr>
             <w:r>
@@ -1861,7 +2067,7 @@
             <w:pPr>
               <w:cnfStyle w:val="000000000000" w:firstRow="0" w:lastRow="0" w:firstColumn="0" w:lastColumn="0" w:oddVBand="0" w:evenVBand="0" w:oddHBand="0" w:evenHBand="0" w:firstRowFirstColumn="0" w:firstRowLastColumn="0" w:lastRowFirstColumn="0" w:lastRowLastColumn="0"/>
               <w:rPr>
-                <w:rFonts w:ascii="Sakkal Majalla" w:hAnsi="Sakkal Majalla" w:cs="Sakkal Majalla" w:hint="cs"/>
+                <w:rFonts w:ascii="Sakkal Majalla" w:hAnsi="Sakkal Majalla" w:cs="Sakkal Majalla"/>
               </w:rPr>
             </w:pPr>
             <w:r>
@@ -1880,7 +2086,7 @@
               </w:numPr>
               <w:cnfStyle w:val="000000000000" w:firstRow="0" w:lastRow="0" w:firstColumn="0" w:lastColumn="0" w:oddVBand="0" w:evenVBand="0" w:oddHBand="0" w:evenHBand="0" w:firstRowFirstColumn="0" w:firstRowLastColumn="0" w:lastRowFirstColumn="0" w:lastRowLastColumn="0"/>
               <w:rPr>
-                <w:rFonts w:ascii="Sakkal Majalla" w:hAnsi="Sakkal Majalla" w:cs="Sakkal Majalla" w:hint="cs"/>
+                <w:rFonts w:ascii="Sakkal Majalla" w:hAnsi="Sakkal Majalla" w:cs="Sakkal Majalla"/>
               </w:rPr>
             </w:pPr>
             <w:r>
@@ -1966,7 +2172,7 @@
               </w:numPr>
               <w:cnfStyle w:val="000000000000" w:firstRow="0" w:lastRow="0" w:firstColumn="0" w:lastColumn="0" w:oddVBand="0" w:evenVBand="0" w:oddHBand="0" w:evenHBand="0" w:firstRowFirstColumn="0" w:firstRowLastColumn="0" w:lastRowFirstColumn="0" w:lastRowLastColumn="0"/>
               <w:rPr>
-                <w:rFonts w:ascii="Sakkal Majalla" w:hAnsi="Sakkal Majalla" w:cs="Sakkal Majalla" w:hint="cs"/>
+                <w:rFonts w:ascii="Sakkal Majalla" w:hAnsi="Sakkal Majalla" w:cs="Sakkal Majalla"/>
               </w:rPr>
             </w:pPr>
             <w:r>
@@ -1986,7 +2192,7 @@
               <w:jc w:val="center"/>
               <w:cnfStyle w:val="000000000000" w:firstRow="0" w:lastRow="0" w:firstColumn="0" w:lastColumn="0" w:oddVBand="0" w:evenVBand="0" w:oddHBand="0" w:evenHBand="0" w:firstRowFirstColumn="0" w:firstRowLastColumn="0" w:lastRowFirstColumn="0" w:lastRowLastColumn="0"/>
               <w:rPr>
-                <w:rFonts w:ascii="Sakkal Majalla" w:hAnsi="Sakkal Majalla" w:cs="Sakkal Majalla" w:hint="cs"/>
+                <w:rFonts w:ascii="Sakkal Majalla" w:hAnsi="Sakkal Majalla" w:cs="Sakkal Majalla"/>
               </w:rPr>
             </w:pPr>
             <w:r>
@@ -2001,7 +2207,7 @@
               <w:jc w:val="center"/>
               <w:cnfStyle w:val="000000000000" w:firstRow="0" w:lastRow="0" w:firstColumn="0" w:lastColumn="0" w:oddVBand="0" w:evenVBand="0" w:oddHBand="0" w:evenHBand="0" w:firstRowFirstColumn="0" w:firstRowLastColumn="0" w:lastRowFirstColumn="0" w:lastRowLastColumn="0"/>
               <w:rPr>
-                <w:rFonts w:ascii="Sakkal Majalla" w:hAnsi="Sakkal Majalla" w:cs="Sakkal Majalla" w:hint="cs"/>
+                <w:rFonts w:ascii="Sakkal Majalla" w:hAnsi="Sakkal Majalla" w:cs="Sakkal Majalla"/>
               </w:rPr>
             </w:pPr>
             <w:r>
@@ -2044,7 +2250,7 @@
             <w:pPr>
               <w:cnfStyle w:val="000000000000" w:firstRow="0" w:lastRow="0" w:firstColumn="0" w:lastColumn="0" w:oddVBand="0" w:evenVBand="0" w:oddHBand="0" w:evenHBand="0" w:firstRowFirstColumn="0" w:firstRowLastColumn="0" w:lastRowFirstColumn="0" w:lastRowLastColumn="0"/>
               <w:rPr>
-                <w:rFonts w:ascii="Sakkal Majalla" w:hAnsi="Sakkal Majalla" w:cs="Sakkal Majalla" w:hint="cs"/>
+                <w:rFonts w:ascii="Sakkal Majalla" w:hAnsi="Sakkal Majalla" w:cs="Sakkal Majalla"/>
               </w:rPr>
             </w:pPr>
           </w:p>
@@ -2063,7 +2269,7 @@
             <w:pPr>
               <w:jc w:val="center"/>
               <w:rPr>
-                <w:rFonts w:ascii="Sakkal Majalla" w:hAnsi="Sakkal Majalla" w:cs="Sakkal Majalla" w:hint="cs"/>
+                <w:rFonts w:ascii="Sakkal Majalla" w:hAnsi="Sakkal Majalla" w:cs="Sakkal Majalla"/>
               </w:rPr>
             </w:pPr>
             <w:r>
@@ -2082,7 +2288,7 @@
             <w:pPr>
               <w:cnfStyle w:val="000000100000" w:firstRow="0" w:lastRow="0" w:firstColumn="0" w:lastColumn="0" w:oddVBand="0" w:evenVBand="0" w:oddHBand="1" w:evenHBand="0" w:firstRowFirstColumn="0" w:firstRowLastColumn="0" w:lastRowFirstColumn="0" w:lastRowLastColumn="0"/>
               <w:rPr>
-                <w:rFonts w:ascii="Sakkal Majalla" w:hAnsi="Sakkal Majalla" w:cs="Sakkal Majalla" w:hint="cs"/>
+                <w:rFonts w:ascii="Sakkal Majalla" w:hAnsi="Sakkal Majalla" w:cs="Sakkal Majalla"/>
               </w:rPr>
             </w:pPr>
             <w:r>
@@ -2102,7 +2308,7 @@
               <w:jc w:val="center"/>
               <w:cnfStyle w:val="000000100000" w:firstRow="0" w:lastRow="0" w:firstColumn="0" w:lastColumn="0" w:oddVBand="0" w:evenVBand="0" w:oddHBand="1" w:evenHBand="0" w:firstRowFirstColumn="0" w:firstRowLastColumn="0" w:lastRowFirstColumn="0" w:lastRowLastColumn="0"/>
               <w:rPr>
-                <w:rFonts w:ascii="Sakkal Majalla" w:hAnsi="Sakkal Majalla" w:cs="Sakkal Majalla" w:hint="cs"/>
+                <w:rFonts w:ascii="Sakkal Majalla" w:hAnsi="Sakkal Majalla" w:cs="Sakkal Majalla"/>
               </w:rPr>
             </w:pPr>
             <w:r>
@@ -2127,7 +2333,7 @@
             <w:pPr>
               <w:cnfStyle w:val="000000100000" w:firstRow="0" w:lastRow="0" w:firstColumn="0" w:lastColumn="0" w:oddVBand="0" w:evenVBand="0" w:oddHBand="1" w:evenHBand="0" w:firstRowFirstColumn="0" w:firstRowLastColumn="0" w:lastRowFirstColumn="0" w:lastRowLastColumn="0"/>
               <w:rPr>
-                <w:rFonts w:ascii="Sakkal Majalla" w:hAnsi="Sakkal Majalla" w:cs="Sakkal Majalla" w:hint="cs"/>
+                <w:rFonts w:ascii="Sakkal Majalla" w:hAnsi="Sakkal Majalla" w:cs="Sakkal Majalla"/>
               </w:rPr>
             </w:pPr>
           </w:p>
@@ -2146,7 +2352,7 @@
             <w:pPr>
               <w:jc w:val="center"/>
               <w:rPr>
-                <w:rFonts w:ascii="Sakkal Majalla" w:hAnsi="Sakkal Majalla" w:cs="Sakkal Majalla" w:hint="cs"/>
+                <w:rFonts w:ascii="Sakkal Majalla" w:hAnsi="Sakkal Majalla" w:cs="Sakkal Majalla"/>
               </w:rPr>
             </w:pPr>
             <w:r>
@@ -2165,14 +2371,28 @@
             <w:pPr>
               <w:cnfStyle w:val="000000000000" w:firstRow="0" w:lastRow="0" w:firstColumn="0" w:lastColumn="0" w:oddVBand="0" w:evenVBand="0" w:oddHBand="0" w:evenHBand="0" w:firstRowFirstColumn="0" w:firstRowLastColumn="0" w:lastRowFirstColumn="0" w:lastRowLastColumn="0"/>
               <w:rPr>
-                <w:rFonts w:ascii="Sakkal Majalla" w:hAnsi="Sakkal Majalla" w:cs="Sakkal Majalla" w:hint="cs"/>
-              </w:rPr>
-            </w:pPr>
-            <w:r>
-              <w:rPr>
-                <w:rFonts w:ascii="Sakkal Majalla" w:hAnsi="Sakkal Majalla" w:cs="Sakkal Majalla" w:hint="cs"/>
-              </w:rPr>
-              <w:t>Profile Before Optimizing: Never guess bottlenecks. Use profilers (cProfile for Python, async-profiler for Java) during load tests to pinpoint exact lines of code causing delays.</w:t>
+                <w:rFonts w:ascii="Sakkal Majalla" w:hAnsi="Sakkal Majalla" w:cs="Sakkal Majalla"/>
+              </w:rPr>
+            </w:pPr>
+            <w:r>
+              <w:rPr>
+                <w:rFonts w:ascii="Sakkal Majalla" w:hAnsi="Sakkal Majalla" w:cs="Sakkal Majalla" w:hint="cs"/>
+              </w:rPr>
+              <w:t>Profile Before Optimizing: Never guess bottlenecks. Use profilers (</w:t>
+            </w:r>
+            <w:proofErr w:type="spellStart"/>
+            <w:r>
+              <w:rPr>
+                <w:rFonts w:ascii="Sakkal Majalla" w:hAnsi="Sakkal Majalla" w:cs="Sakkal Majalla" w:hint="cs"/>
+              </w:rPr>
+              <w:t>cProfile</w:t>
+            </w:r>
+            <w:proofErr w:type="spellEnd"/>
+            <w:r>
+              <w:rPr>
+                <w:rFonts w:ascii="Sakkal Majalla" w:hAnsi="Sakkal Majalla" w:cs="Sakkal Majalla" w:hint="cs"/>
+              </w:rPr>
+              <w:t xml:space="preserve"> for Python, async-profiler for Java) during load tests to pinpoint exact lines of code causing delays.</w:t>
             </w:r>
           </w:p>
         </w:tc>
@@ -2185,7 +2405,7 @@
               <w:jc w:val="center"/>
               <w:cnfStyle w:val="000000000000" w:firstRow="0" w:lastRow="0" w:firstColumn="0" w:lastColumn="0" w:oddVBand="0" w:evenVBand="0" w:oddHBand="0" w:evenHBand="0" w:firstRowFirstColumn="0" w:firstRowLastColumn="0" w:lastRowFirstColumn="0" w:lastRowLastColumn="0"/>
               <w:rPr>
-                <w:rFonts w:ascii="Sakkal Majalla" w:hAnsi="Sakkal Majalla" w:cs="Sakkal Majalla" w:hint="cs"/>
+                <w:rFonts w:ascii="Sakkal Majalla" w:hAnsi="Sakkal Majalla" w:cs="Sakkal Majalla"/>
               </w:rPr>
             </w:pPr>
             <w:r>
@@ -2204,7 +2424,7 @@
             <w:pPr>
               <w:cnfStyle w:val="000000000000" w:firstRow="0" w:lastRow="0" w:firstColumn="0" w:lastColumn="0" w:oddVBand="0" w:evenVBand="0" w:oddHBand="0" w:evenHBand="0" w:firstRowFirstColumn="0" w:firstRowLastColumn="0" w:lastRowFirstColumn="0" w:lastRowLastColumn="0"/>
               <w:rPr>
-                <w:rFonts w:ascii="Sakkal Majalla" w:hAnsi="Sakkal Majalla" w:cs="Sakkal Majalla" w:hint="cs"/>
+                <w:rFonts w:ascii="Sakkal Majalla" w:hAnsi="Sakkal Majalla" w:cs="Sakkal Majalla"/>
               </w:rPr>
             </w:pPr>
           </w:p>
@@ -2223,7 +2443,7 @@
             <w:pPr>
               <w:jc w:val="center"/>
               <w:rPr>
-                <w:rFonts w:ascii="Sakkal Majalla" w:hAnsi="Sakkal Majalla" w:cs="Sakkal Majalla" w:hint="cs"/>
+                <w:rFonts w:ascii="Sakkal Majalla" w:hAnsi="Sakkal Majalla" w:cs="Sakkal Majalla"/>
               </w:rPr>
             </w:pPr>
             <w:r>
@@ -2242,7 +2462,7 @@
             <w:pPr>
               <w:cnfStyle w:val="000000100000" w:firstRow="0" w:lastRow="0" w:firstColumn="0" w:lastColumn="0" w:oddVBand="0" w:evenVBand="0" w:oddHBand="1" w:evenHBand="0" w:firstRowFirstColumn="0" w:firstRowLastColumn="0" w:lastRowFirstColumn="0" w:lastRowLastColumn="0"/>
               <w:rPr>
-                <w:rFonts w:ascii="Sakkal Majalla" w:hAnsi="Sakkal Majalla" w:cs="Sakkal Majalla" w:hint="cs"/>
+                <w:rFonts w:ascii="Sakkal Majalla" w:hAnsi="Sakkal Majalla" w:cs="Sakkal Majalla"/>
               </w:rPr>
             </w:pPr>
             <w:r>
@@ -2251,6 +2471,12 @@
               </w:rPr>
               <w:t>Elasticsearch with FastAPI</w:t>
             </w:r>
+            <w:r>
+              <w:rPr>
+                <w:rFonts w:ascii="Sakkal Majalla" w:hAnsi="Sakkal Majalla" w:cs="Sakkal Majalla"/>
+              </w:rPr>
+              <w:t>.</w:t>
+            </w:r>
           </w:p>
         </w:tc>
         <w:tc>
@@ -2262,7 +2488,7 @@
               <w:jc w:val="center"/>
               <w:cnfStyle w:val="000000100000" w:firstRow="0" w:lastRow="0" w:firstColumn="0" w:lastColumn="0" w:oddVBand="0" w:evenVBand="0" w:oddHBand="1" w:evenHBand="0" w:firstRowFirstColumn="0" w:firstRowLastColumn="0" w:lastRowFirstColumn="0" w:lastRowLastColumn="0"/>
               <w:rPr>
-                <w:rFonts w:ascii="Sakkal Majalla" w:hAnsi="Sakkal Majalla" w:cs="Sakkal Majalla" w:hint="cs"/>
+                <w:rFonts w:ascii="Sakkal Majalla" w:hAnsi="Sakkal Majalla" w:cs="Sakkal Majalla"/>
               </w:rPr>
             </w:pPr>
             <w:hyperlink r:id="rId5" w:history="1">
@@ -2280,7 +2506,7 @@
               <w:jc w:val="center"/>
               <w:cnfStyle w:val="000000100000" w:firstRow="0" w:lastRow="0" w:firstColumn="0" w:lastColumn="0" w:oddVBand="0" w:evenVBand="0" w:oddHBand="1" w:evenHBand="0" w:firstRowFirstColumn="0" w:firstRowLastColumn="0" w:lastRowFirstColumn="0" w:lastRowLastColumn="0"/>
               <w:rPr>
-                <w:rFonts w:ascii="Sakkal Majalla" w:hAnsi="Sakkal Majalla" w:cs="Sakkal Majalla" w:hint="cs"/>
+                <w:rFonts w:ascii="Sakkal Majalla" w:hAnsi="Sakkal Majalla" w:cs="Sakkal Majalla"/>
               </w:rPr>
             </w:pPr>
             <w:hyperlink r:id="rId6" w:history="1">
@@ -2289,7 +2515,23 @@
                   <w:rStyle w:val="Hyperlink"/>
                   <w:rFonts w:ascii="Sakkal Majalla" w:hAnsi="Sakkal Majalla" w:cs="Sakkal Majalla" w:hint="cs"/>
                 </w:rPr>
-                <w:t>Search Videos By Picture Using Elasticsearch</w:t>
+                <w:t xml:space="preserve">Search Videos </w:t>
+              </w:r>
+              <w:proofErr w:type="gramStart"/>
+              <w:r>
+                <w:rPr>
+                  <w:rStyle w:val="Hyperlink"/>
+                  <w:rFonts w:ascii="Sakkal Majalla" w:hAnsi="Sakkal Majalla" w:cs="Sakkal Majalla" w:hint="cs"/>
+                </w:rPr>
+                <w:t>By</w:t>
+              </w:r>
+              <w:proofErr w:type="gramEnd"/>
+              <w:r>
+                <w:rPr>
+                  <w:rStyle w:val="Hyperlink"/>
+                  <w:rFonts w:ascii="Sakkal Majalla" w:hAnsi="Sakkal Majalla" w:cs="Sakkal Majalla" w:hint="cs"/>
+                </w:rPr>
+                <w:t xml:space="preserve"> Picture Using Elasticsearch</w:t>
               </w:r>
             </w:hyperlink>
           </w:p>
@@ -2298,7 +2540,7 @@
               <w:jc w:val="center"/>
               <w:cnfStyle w:val="000000100000" w:firstRow="0" w:lastRow="0" w:firstColumn="0" w:lastColumn="0" w:oddVBand="0" w:evenVBand="0" w:oddHBand="1" w:evenHBand="0" w:firstRowFirstColumn="0" w:firstRowLastColumn="0" w:lastRowFirstColumn="0" w:lastRowLastColumn="0"/>
               <w:rPr>
-                <w:rFonts w:ascii="Sakkal Majalla" w:hAnsi="Sakkal Majalla" w:cs="Sakkal Majalla" w:hint="cs"/>
+                <w:rFonts w:ascii="Sakkal Majalla" w:hAnsi="Sakkal Majalla" w:cs="Sakkal Majalla"/>
               </w:rPr>
             </w:pPr>
             <w:hyperlink r:id="rId7" w:history="1">
@@ -2316,7 +2558,7 @@
               <w:jc w:val="center"/>
               <w:cnfStyle w:val="000000100000" w:firstRow="0" w:lastRow="0" w:firstColumn="0" w:lastColumn="0" w:oddVBand="0" w:evenVBand="0" w:oddHBand="1" w:evenHBand="0" w:firstRowFirstColumn="0" w:firstRowLastColumn="0" w:lastRowFirstColumn="0" w:lastRowLastColumn="0"/>
               <w:rPr>
-                <w:rFonts w:ascii="Sakkal Majalla" w:hAnsi="Sakkal Majalla" w:cs="Sakkal Majalla" w:hint="cs"/>
+                <w:rFonts w:ascii="Sakkal Majalla" w:hAnsi="Sakkal Majalla" w:cs="Sakkal Majalla"/>
               </w:rPr>
             </w:pPr>
             <w:hyperlink r:id="rId8" w:history="1">
@@ -2325,7 +2567,23 @@
                   <w:rStyle w:val="Hyperlink"/>
                   <w:rFonts w:ascii="Sakkal Majalla" w:hAnsi="Sakkal Majalla" w:cs="Sakkal Majalla" w:hint="cs"/>
                 </w:rPr>
-                <w:t>Real-Time AI Search Tool in Python And Elasticsearch</w:t>
+                <w:t xml:space="preserve">Real-Time AI Search Tool in Python </w:t>
+              </w:r>
+              <w:proofErr w:type="gramStart"/>
+              <w:r>
+                <w:rPr>
+                  <w:rStyle w:val="Hyperlink"/>
+                  <w:rFonts w:ascii="Sakkal Majalla" w:hAnsi="Sakkal Majalla" w:cs="Sakkal Majalla" w:hint="cs"/>
+                </w:rPr>
+                <w:t>And</w:t>
+              </w:r>
+              <w:proofErr w:type="gramEnd"/>
+              <w:r>
+                <w:rPr>
+                  <w:rStyle w:val="Hyperlink"/>
+                  <w:rFonts w:ascii="Sakkal Majalla" w:hAnsi="Sakkal Majalla" w:cs="Sakkal Majalla" w:hint="cs"/>
+                </w:rPr>
+                <w:t xml:space="preserve"> Elasticsearch</w:t>
               </w:r>
             </w:hyperlink>
           </w:p>
@@ -2334,7 +2592,7 @@
               <w:jc w:val="center"/>
               <w:cnfStyle w:val="000000100000" w:firstRow="0" w:lastRow="0" w:firstColumn="0" w:lastColumn="0" w:oddVBand="0" w:evenVBand="0" w:oddHBand="1" w:evenHBand="0" w:firstRowFirstColumn="0" w:firstRowLastColumn="0" w:lastRowFirstColumn="0" w:lastRowLastColumn="0"/>
               <w:rPr>
-                <w:rFonts w:ascii="Sakkal Majalla" w:hAnsi="Sakkal Majalla" w:cs="Sakkal Majalla" w:hint="cs"/>
+                <w:rFonts w:ascii="Sakkal Majalla" w:hAnsi="Sakkal Majalla" w:cs="Sakkal Majalla"/>
               </w:rPr>
             </w:pPr>
             <w:hyperlink r:id="rId9" w:history="1">
@@ -2356,7 +2614,7 @@
             <w:pPr>
               <w:cnfStyle w:val="000000100000" w:firstRow="0" w:lastRow="0" w:firstColumn="0" w:lastColumn="0" w:oddVBand="0" w:evenVBand="0" w:oddHBand="1" w:evenHBand="0" w:firstRowFirstColumn="0" w:firstRowLastColumn="0" w:lastRowFirstColumn="0" w:lastRowLastColumn="0"/>
               <w:rPr>
-                <w:rFonts w:ascii="Sakkal Majalla" w:hAnsi="Sakkal Majalla" w:cs="Sakkal Majalla" w:hint="cs"/>
+                <w:rFonts w:ascii="Sakkal Majalla" w:hAnsi="Sakkal Majalla" w:cs="Sakkal Majalla"/>
               </w:rPr>
             </w:pPr>
           </w:p>
@@ -2372,7 +2630,7 @@
             <w:pPr>
               <w:jc w:val="center"/>
               <w:rPr>
-                <w:rFonts w:ascii="Sakkal Majalla" w:hAnsi="Sakkal Majalla" w:cs="Sakkal Majalla" w:hint="cs"/>
+                <w:rFonts w:ascii="Sakkal Majalla" w:hAnsi="Sakkal Majalla" w:cs="Sakkal Majalla"/>
               </w:rPr>
             </w:pPr>
             <w:r>
@@ -2391,7 +2649,7 @@
             <w:pPr>
               <w:cnfStyle w:val="000000000000" w:firstRow="0" w:lastRow="0" w:firstColumn="0" w:lastColumn="0" w:oddVBand="0" w:evenVBand="0" w:oddHBand="0" w:evenHBand="0" w:firstRowFirstColumn="0" w:firstRowLastColumn="0" w:lastRowFirstColumn="0" w:lastRowLastColumn="0"/>
               <w:rPr>
-                <w:rFonts w:ascii="Sakkal Majalla" w:hAnsi="Sakkal Majalla" w:cs="Sakkal Majalla" w:hint="cs"/>
+                <w:rFonts w:ascii="Sakkal Majalla" w:hAnsi="Sakkal Majalla" w:cs="Sakkal Majalla"/>
               </w:rPr>
             </w:pPr>
             <w:r>
@@ -2400,6 +2658,12 @@
               </w:rPr>
               <w:t>Elasticsearch with Django</w:t>
             </w:r>
+            <w:r>
+              <w:rPr>
+                <w:rFonts w:ascii="Sakkal Majalla" w:hAnsi="Sakkal Majalla" w:cs="Sakkal Majalla"/>
+              </w:rPr>
+              <w:t>.</w:t>
+            </w:r>
           </w:p>
         </w:tc>
         <w:tc>
@@ -2411,7 +2675,7 @@
               <w:jc w:val="center"/>
               <w:cnfStyle w:val="000000000000" w:firstRow="0" w:lastRow="0" w:firstColumn="0" w:lastColumn="0" w:oddVBand="0" w:evenVBand="0" w:oddHBand="0" w:evenHBand="0" w:firstRowFirstColumn="0" w:firstRowLastColumn="0" w:lastRowFirstColumn="0" w:lastRowLastColumn="0"/>
               <w:rPr>
-                <w:rFonts w:ascii="Sakkal Majalla" w:hAnsi="Sakkal Majalla" w:cs="Sakkal Majalla" w:hint="cs"/>
+                <w:rFonts w:ascii="Sakkal Majalla" w:hAnsi="Sakkal Majalla" w:cs="Sakkal Majalla"/>
               </w:rPr>
             </w:pPr>
             <w:hyperlink r:id="rId10" w:history="1">
@@ -2429,7 +2693,7 @@
               <w:jc w:val="center"/>
               <w:cnfStyle w:val="000000000000" w:firstRow="0" w:lastRow="0" w:firstColumn="0" w:lastColumn="0" w:oddVBand="0" w:evenVBand="0" w:oddHBand="0" w:evenHBand="0" w:firstRowFirstColumn="0" w:firstRowLastColumn="0" w:lastRowFirstColumn="0" w:lastRowLastColumn="0"/>
               <w:rPr>
-                <w:rFonts w:ascii="Sakkal Majalla" w:hAnsi="Sakkal Majalla" w:cs="Sakkal Majalla" w:hint="cs"/>
+                <w:rFonts w:ascii="Sakkal Majalla" w:hAnsi="Sakkal Majalla" w:cs="Sakkal Majalla"/>
               </w:rPr>
             </w:pPr>
             <w:hyperlink r:id="rId11" w:history="1">
@@ -2447,7 +2711,7 @@
               <w:jc w:val="center"/>
               <w:cnfStyle w:val="000000000000" w:firstRow="0" w:lastRow="0" w:firstColumn="0" w:lastColumn="0" w:oddVBand="0" w:evenVBand="0" w:oddHBand="0" w:evenHBand="0" w:firstRowFirstColumn="0" w:firstRowLastColumn="0" w:lastRowFirstColumn="0" w:lastRowLastColumn="0"/>
               <w:rPr>
-                <w:rFonts w:ascii="Sakkal Majalla" w:hAnsi="Sakkal Majalla" w:cs="Sakkal Majalla" w:hint="cs"/>
+                <w:rFonts w:ascii="Sakkal Majalla" w:hAnsi="Sakkal Majalla" w:cs="Sakkal Majalla"/>
               </w:rPr>
             </w:pPr>
           </w:p>
@@ -2460,7 +2724,7 @@
             <w:pPr>
               <w:cnfStyle w:val="000000000000" w:firstRow="0" w:lastRow="0" w:firstColumn="0" w:lastColumn="0" w:oddVBand="0" w:evenVBand="0" w:oddHBand="0" w:evenHBand="0" w:firstRowFirstColumn="0" w:firstRowLastColumn="0" w:lastRowFirstColumn="0" w:lastRowLastColumn="0"/>
               <w:rPr>
-                <w:rFonts w:ascii="Sakkal Majalla" w:hAnsi="Sakkal Majalla" w:cs="Sakkal Majalla" w:hint="cs"/>
+                <w:rFonts w:ascii="Sakkal Majalla" w:hAnsi="Sakkal Majalla" w:cs="Sakkal Majalla"/>
               </w:rPr>
             </w:pPr>
           </w:p>
@@ -2479,7 +2743,7 @@
             <w:pPr>
               <w:jc w:val="center"/>
               <w:rPr>
-                <w:rFonts w:ascii="Sakkal Majalla" w:hAnsi="Sakkal Majalla" w:cs="Sakkal Majalla" w:hint="cs"/>
+                <w:rFonts w:ascii="Sakkal Majalla" w:hAnsi="Sakkal Majalla" w:cs="Sakkal Majalla"/>
               </w:rPr>
             </w:pPr>
             <w:r>
@@ -2498,7 +2762,7 @@
             <w:pPr>
               <w:cnfStyle w:val="000000100000" w:firstRow="0" w:lastRow="0" w:firstColumn="0" w:lastColumn="0" w:oddVBand="0" w:evenVBand="0" w:oddHBand="1" w:evenHBand="0" w:firstRowFirstColumn="0" w:firstRowLastColumn="0" w:lastRowFirstColumn="0" w:lastRowLastColumn="0"/>
               <w:rPr>
-                <w:rFonts w:ascii="Sakkal Majalla" w:hAnsi="Sakkal Majalla" w:cs="Sakkal Majalla" w:hint="cs"/>
+                <w:rFonts w:ascii="Sakkal Majalla" w:hAnsi="Sakkal Majalla" w:cs="Sakkal Majalla"/>
               </w:rPr>
             </w:pPr>
             <w:r>
@@ -2507,6 +2771,12 @@
               </w:rPr>
               <w:t>Elasticsearch with Locust</w:t>
             </w:r>
+            <w:r>
+              <w:rPr>
+                <w:rFonts w:ascii="Sakkal Majalla" w:hAnsi="Sakkal Majalla" w:cs="Sakkal Majalla"/>
+              </w:rPr>
+              <w:t>.</w:t>
+            </w:r>
           </w:p>
         </w:tc>
         <w:tc>
@@ -2518,7 +2788,7 @@
               <w:jc w:val="center"/>
               <w:cnfStyle w:val="000000100000" w:firstRow="0" w:lastRow="0" w:firstColumn="0" w:lastColumn="0" w:oddVBand="0" w:evenVBand="0" w:oddHBand="1" w:evenHBand="0" w:firstRowFirstColumn="0" w:firstRowLastColumn="0" w:lastRowFirstColumn="0" w:lastRowLastColumn="0"/>
               <w:rPr>
-                <w:rFonts w:ascii="Sakkal Majalla" w:hAnsi="Sakkal Majalla" w:cs="Sakkal Majalla" w:hint="cs"/>
+                <w:rFonts w:ascii="Sakkal Majalla" w:hAnsi="Sakkal Majalla" w:cs="Sakkal Majalla"/>
               </w:rPr>
             </w:pPr>
           </w:p>
@@ -2531,7 +2801,7 @@
             <w:pPr>
               <w:cnfStyle w:val="000000100000" w:firstRow="0" w:lastRow="0" w:firstColumn="0" w:lastColumn="0" w:oddVBand="0" w:evenVBand="0" w:oddHBand="1" w:evenHBand="0" w:firstRowFirstColumn="0" w:firstRowLastColumn="0" w:lastRowFirstColumn="0" w:lastRowLastColumn="0"/>
               <w:rPr>
-                <w:rFonts w:ascii="Sakkal Majalla" w:hAnsi="Sakkal Majalla" w:cs="Sakkal Majalla" w:hint="cs"/>
+                <w:rFonts w:ascii="Sakkal Majalla" w:hAnsi="Sakkal Majalla" w:cs="Sakkal Majalla"/>
               </w:rPr>
             </w:pPr>
           </w:p>
@@ -2547,7 +2817,7 @@
             <w:pPr>
               <w:jc w:val="center"/>
               <w:rPr>
-                <w:rFonts w:ascii="Sakkal Majalla" w:hAnsi="Sakkal Majalla" w:cs="Sakkal Majalla" w:hint="cs"/>
+                <w:rFonts w:ascii="Sakkal Majalla" w:hAnsi="Sakkal Majalla" w:cs="Sakkal Majalla"/>
               </w:rPr>
             </w:pPr>
             <w:r>
@@ -2566,14 +2836,34 @@
             <w:pPr>
               <w:cnfStyle w:val="000000000000" w:firstRow="0" w:lastRow="0" w:firstColumn="0" w:lastColumn="0" w:oddVBand="0" w:evenVBand="0" w:oddHBand="0" w:evenHBand="0" w:firstRowFirstColumn="0" w:firstRowLastColumn="0" w:lastRowFirstColumn="0" w:lastRowLastColumn="0"/>
               <w:rPr>
-                <w:rFonts w:ascii="Sakkal Majalla" w:hAnsi="Sakkal Majalla" w:cs="Sakkal Majalla" w:hint="cs"/>
-              </w:rPr>
-            </w:pPr>
-            <w:r>
-              <w:rPr>
-                <w:rFonts w:ascii="Sakkal Majalla" w:hAnsi="Sakkal Majalla" w:cs="Sakkal Majalla" w:hint="cs"/>
-              </w:rPr>
-              <w:t>Information Retrieval With Python</w:t>
+                <w:rFonts w:ascii="Sakkal Majalla" w:hAnsi="Sakkal Majalla" w:cs="Sakkal Majalla"/>
+              </w:rPr>
+            </w:pPr>
+            <w:r>
+              <w:rPr>
+                <w:rFonts w:ascii="Sakkal Majalla" w:hAnsi="Sakkal Majalla" w:cs="Sakkal Majalla" w:hint="cs"/>
+              </w:rPr>
+              <w:t xml:space="preserve">Information Retrieval </w:t>
+            </w:r>
+            <w:proofErr w:type="gramStart"/>
+            <w:r>
+              <w:rPr>
+                <w:rFonts w:ascii="Sakkal Majalla" w:hAnsi="Sakkal Majalla" w:cs="Sakkal Majalla" w:hint="cs"/>
+              </w:rPr>
+              <w:t>With</w:t>
+            </w:r>
+            <w:proofErr w:type="gramEnd"/>
+            <w:r>
+              <w:rPr>
+                <w:rFonts w:ascii="Sakkal Majalla" w:hAnsi="Sakkal Majalla" w:cs="Sakkal Majalla" w:hint="cs"/>
+              </w:rPr>
+              <w:t xml:space="preserve"> Python</w:t>
+            </w:r>
+            <w:r>
+              <w:rPr>
+                <w:rFonts w:ascii="Sakkal Majalla" w:hAnsi="Sakkal Majalla" w:cs="Sakkal Majalla"/>
+              </w:rPr>
+              <w:t>.</w:t>
             </w:r>
           </w:p>
         </w:tc>
@@ -2586,7 +2876,7 @@
               <w:jc w:val="center"/>
               <w:cnfStyle w:val="000000000000" w:firstRow="0" w:lastRow="0" w:firstColumn="0" w:lastColumn="0" w:oddVBand="0" w:evenVBand="0" w:oddHBand="0" w:evenHBand="0" w:firstRowFirstColumn="0" w:firstRowLastColumn="0" w:lastRowFirstColumn="0" w:lastRowLastColumn="0"/>
               <w:rPr>
-                <w:rFonts w:ascii="Sakkal Majalla" w:hAnsi="Sakkal Majalla" w:cs="Sakkal Majalla" w:hint="cs"/>
+                <w:rFonts w:ascii="Sakkal Majalla" w:hAnsi="Sakkal Majalla" w:cs="Sakkal Majalla"/>
               </w:rPr>
             </w:pPr>
             <w:hyperlink r:id="rId12" w:history="1">
@@ -2608,7 +2898,7 @@
             <w:pPr>
               <w:cnfStyle w:val="000000000000" w:firstRow="0" w:lastRow="0" w:firstColumn="0" w:lastColumn="0" w:oddVBand="0" w:evenVBand="0" w:oddHBand="0" w:evenHBand="0" w:firstRowFirstColumn="0" w:firstRowLastColumn="0" w:lastRowFirstColumn="0" w:lastRowLastColumn="0"/>
               <w:rPr>
-                <w:rFonts w:ascii="Sakkal Majalla" w:hAnsi="Sakkal Majalla" w:cs="Sakkal Majalla" w:hint="cs"/>
+                <w:rFonts w:ascii="Sakkal Majalla" w:hAnsi="Sakkal Majalla" w:cs="Sakkal Majalla"/>
               </w:rPr>
             </w:pPr>
           </w:p>
@@ -2627,7 +2917,7 @@
             <w:pPr>
               <w:jc w:val="center"/>
               <w:rPr>
-                <w:rFonts w:ascii="Sakkal Majalla" w:hAnsi="Sakkal Majalla" w:cs="Sakkal Majalla" w:hint="cs"/>
+                <w:rFonts w:ascii="Sakkal Majalla" w:hAnsi="Sakkal Majalla" w:cs="Sakkal Majalla"/>
               </w:rPr>
             </w:pPr>
             <w:r>
@@ -2646,7 +2936,7 @@
             <w:pPr>
               <w:cnfStyle w:val="000000100000" w:firstRow="0" w:lastRow="0" w:firstColumn="0" w:lastColumn="0" w:oddVBand="0" w:evenVBand="0" w:oddHBand="1" w:evenHBand="0" w:firstRowFirstColumn="0" w:firstRowLastColumn="0" w:lastRowFirstColumn="0" w:lastRowLastColumn="0"/>
               <w:rPr>
-                <w:rFonts w:ascii="Sakkal Majalla" w:hAnsi="Sakkal Majalla" w:cs="Sakkal Majalla" w:hint="cs"/>
+                <w:rFonts w:ascii="Sakkal Majalla" w:hAnsi="Sakkal Majalla" w:cs="Sakkal Majalla"/>
               </w:rPr>
             </w:pPr>
             <w:r>
@@ -2655,6 +2945,12 @@
               </w:rPr>
               <w:t>Application performance monitoring</w:t>
             </w:r>
+            <w:r>
+              <w:rPr>
+                <w:rFonts w:ascii="Sakkal Majalla" w:hAnsi="Sakkal Majalla" w:cs="Sakkal Majalla"/>
+              </w:rPr>
+              <w:t>.</w:t>
+            </w:r>
           </w:p>
         </w:tc>
         <w:tc>
@@ -2666,7 +2962,7 @@
               <w:jc w:val="center"/>
               <w:cnfStyle w:val="000000100000" w:firstRow="0" w:lastRow="0" w:firstColumn="0" w:lastColumn="0" w:oddVBand="0" w:evenVBand="0" w:oddHBand="1" w:evenHBand="0" w:firstRowFirstColumn="0" w:firstRowLastColumn="0" w:lastRowFirstColumn="0" w:lastRowLastColumn="0"/>
               <w:rPr>
-                <w:rFonts w:ascii="Sakkal Majalla" w:hAnsi="Sakkal Majalla" w:cs="Sakkal Majalla" w:hint="cs"/>
+                <w:rFonts w:ascii="Sakkal Majalla" w:hAnsi="Sakkal Majalla" w:cs="Sakkal Majalla"/>
               </w:rPr>
             </w:pPr>
             <w:hyperlink r:id="rId13" w:history="1">
@@ -2702,7 +2998,7 @@
             <w:pPr>
               <w:cnfStyle w:val="000000100000" w:firstRow="0" w:lastRow="0" w:firstColumn="0" w:lastColumn="0" w:oddVBand="0" w:evenVBand="0" w:oddHBand="1" w:evenHBand="0" w:firstRowFirstColumn="0" w:firstRowLastColumn="0" w:lastRowFirstColumn="0" w:lastRowLastColumn="0"/>
               <w:rPr>
-                <w:rFonts w:ascii="Sakkal Majalla" w:hAnsi="Sakkal Majalla" w:cs="Sakkal Majalla" w:hint="cs"/>
+                <w:rFonts w:ascii="Sakkal Majalla" w:hAnsi="Sakkal Majalla" w:cs="Sakkal Majalla"/>
               </w:rPr>
             </w:pPr>
           </w:p>
@@ -2718,7 +3014,7 @@
             <w:pPr>
               <w:jc w:val="center"/>
               <w:rPr>
-                <w:rFonts w:ascii="Sakkal Majalla" w:hAnsi="Sakkal Majalla" w:cs="Sakkal Majalla" w:hint="cs"/>
+                <w:rFonts w:ascii="Sakkal Majalla" w:hAnsi="Sakkal Majalla" w:cs="Sakkal Majalla"/>
               </w:rPr>
             </w:pPr>
             <w:r>
@@ -2737,7 +3033,7 @@
             <w:pPr>
               <w:cnfStyle w:val="000000000000" w:firstRow="0" w:lastRow="0" w:firstColumn="0" w:lastColumn="0" w:oddVBand="0" w:evenVBand="0" w:oddHBand="0" w:evenHBand="0" w:firstRowFirstColumn="0" w:firstRowLastColumn="0" w:lastRowFirstColumn="0" w:lastRowLastColumn="0"/>
               <w:rPr>
-                <w:rFonts w:ascii="Sakkal Majalla" w:hAnsi="Sakkal Majalla" w:cs="Sakkal Majalla" w:hint="cs"/>
+                <w:rFonts w:ascii="Sakkal Majalla" w:hAnsi="Sakkal Majalla" w:cs="Sakkal Majalla"/>
               </w:rPr>
             </w:pPr>
             <w:r>
@@ -2746,6 +3042,12 @@
               </w:rPr>
               <w:t>Elasticsearch vs MongoDB</w:t>
             </w:r>
+            <w:r>
+              <w:rPr>
+                <w:rFonts w:ascii="Sakkal Majalla" w:hAnsi="Sakkal Majalla" w:cs="Sakkal Majalla"/>
+              </w:rPr>
+              <w:t>.</w:t>
+            </w:r>
           </w:p>
         </w:tc>
         <w:tc>
@@ -2757,7 +3059,7 @@
               <w:jc w:val="center"/>
               <w:cnfStyle w:val="000000000000" w:firstRow="0" w:lastRow="0" w:firstColumn="0" w:lastColumn="0" w:oddVBand="0" w:evenVBand="0" w:oddHBand="0" w:evenHBand="0" w:firstRowFirstColumn="0" w:firstRowLastColumn="0" w:lastRowFirstColumn="0" w:lastRowLastColumn="0"/>
               <w:rPr>
-                <w:rFonts w:ascii="Sakkal Majalla" w:hAnsi="Sakkal Majalla" w:cs="Sakkal Majalla" w:hint="cs"/>
+                <w:rFonts w:ascii="Sakkal Majalla" w:hAnsi="Sakkal Majalla" w:cs="Sakkal Majalla"/>
               </w:rPr>
             </w:pPr>
             <w:hyperlink r:id="rId14" w:history="1">
@@ -2779,7 +3081,7 @@
             <w:pPr>
               <w:cnfStyle w:val="000000000000" w:firstRow="0" w:lastRow="0" w:firstColumn="0" w:lastColumn="0" w:oddVBand="0" w:evenVBand="0" w:oddHBand="0" w:evenHBand="0" w:firstRowFirstColumn="0" w:firstRowLastColumn="0" w:lastRowFirstColumn="0" w:lastRowLastColumn="0"/>
               <w:rPr>
-                <w:rFonts w:ascii="Sakkal Majalla" w:hAnsi="Sakkal Majalla" w:cs="Sakkal Majalla" w:hint="cs"/>
+                <w:rFonts w:ascii="Sakkal Majalla" w:hAnsi="Sakkal Majalla" w:cs="Sakkal Majalla"/>
               </w:rPr>
             </w:pPr>
           </w:p>
@@ -2798,7 +3100,7 @@
             <w:pPr>
               <w:jc w:val="center"/>
               <w:rPr>
-                <w:rFonts w:ascii="Sakkal Majalla" w:hAnsi="Sakkal Majalla" w:cs="Sakkal Majalla" w:hint="cs"/>
+                <w:rFonts w:ascii="Sakkal Majalla" w:hAnsi="Sakkal Majalla" w:cs="Sakkal Majalla"/>
               </w:rPr>
             </w:pPr>
             <w:r>
@@ -2817,14 +3119,28 @@
             <w:pPr>
               <w:cnfStyle w:val="000000100000" w:firstRow="0" w:lastRow="0" w:firstColumn="0" w:lastColumn="0" w:oddVBand="0" w:evenVBand="0" w:oddHBand="1" w:evenHBand="0" w:firstRowFirstColumn="0" w:firstRowLastColumn="0" w:lastRowFirstColumn="0" w:lastRowLastColumn="0"/>
               <w:rPr>
-                <w:rFonts w:ascii="Sakkal Majalla" w:hAnsi="Sakkal Majalla" w:cs="Sakkal Majalla" w:hint="cs"/>
-              </w:rPr>
-            </w:pPr>
-            <w:r>
-              <w:rPr>
-                <w:rFonts w:ascii="Sakkal Majalla" w:hAnsi="Sakkal Majalla" w:cs="Sakkal Majalla" w:hint="cs"/>
-              </w:rPr>
-              <w:t>Elasticsearch for geotemporal data.</w:t>
+                <w:rFonts w:ascii="Sakkal Majalla" w:hAnsi="Sakkal Majalla" w:cs="Sakkal Majalla"/>
+              </w:rPr>
+            </w:pPr>
+            <w:r>
+              <w:rPr>
+                <w:rFonts w:ascii="Sakkal Majalla" w:hAnsi="Sakkal Majalla" w:cs="Sakkal Majalla" w:hint="cs"/>
+              </w:rPr>
+              <w:t xml:space="preserve">Elasticsearch for </w:t>
+            </w:r>
+            <w:proofErr w:type="spellStart"/>
+            <w:r>
+              <w:rPr>
+                <w:rFonts w:ascii="Sakkal Majalla" w:hAnsi="Sakkal Majalla" w:cs="Sakkal Majalla" w:hint="cs"/>
+              </w:rPr>
+              <w:t>geotemporal</w:t>
+            </w:r>
+            <w:proofErr w:type="spellEnd"/>
+            <w:r>
+              <w:rPr>
+                <w:rFonts w:ascii="Sakkal Majalla" w:hAnsi="Sakkal Majalla" w:cs="Sakkal Majalla" w:hint="cs"/>
+              </w:rPr>
+              <w:t xml:space="preserve"> data.</w:t>
             </w:r>
           </w:p>
         </w:tc>
@@ -2837,7 +3153,7 @@
               <w:jc w:val="center"/>
               <w:cnfStyle w:val="000000100000" w:firstRow="0" w:lastRow="0" w:firstColumn="0" w:lastColumn="0" w:oddVBand="0" w:evenVBand="0" w:oddHBand="1" w:evenHBand="0" w:firstRowFirstColumn="0" w:firstRowLastColumn="0" w:lastRowFirstColumn="0" w:lastRowLastColumn="0"/>
               <w:rPr>
-                <w:rFonts w:ascii="Sakkal Majalla" w:hAnsi="Sakkal Majalla" w:cs="Sakkal Majalla" w:hint="cs"/>
+                <w:rFonts w:ascii="Sakkal Majalla" w:hAnsi="Sakkal Majalla" w:cs="Sakkal Majalla"/>
               </w:rPr>
             </w:pPr>
             <w:r>
@@ -2856,7 +3172,7 @@
             <w:pPr>
               <w:cnfStyle w:val="000000100000" w:firstRow="0" w:lastRow="0" w:firstColumn="0" w:lastColumn="0" w:oddVBand="0" w:evenVBand="0" w:oddHBand="1" w:evenHBand="0" w:firstRowFirstColumn="0" w:firstRowLastColumn="0" w:lastRowFirstColumn="0" w:lastRowLastColumn="0"/>
               <w:rPr>
-                <w:rFonts w:ascii="Sakkal Majalla" w:hAnsi="Sakkal Majalla" w:cs="Sakkal Majalla" w:hint="cs"/>
+                <w:rFonts w:ascii="Sakkal Majalla" w:hAnsi="Sakkal Majalla" w:cs="Sakkal Majalla"/>
               </w:rPr>
             </w:pPr>
           </w:p>
@@ -2872,7 +3188,7 @@
             <w:pPr>
               <w:jc w:val="center"/>
               <w:rPr>
-                <w:rFonts w:ascii="Sakkal Majalla" w:hAnsi="Sakkal Majalla" w:cs="Sakkal Majalla" w:hint="cs"/>
+                <w:rFonts w:ascii="Sakkal Majalla" w:hAnsi="Sakkal Majalla" w:cs="Sakkal Majalla"/>
               </w:rPr>
             </w:pPr>
             <w:r>
@@ -2897,7 +3213,7 @@
             <w:pPr>
               <w:cnfStyle w:val="000000000000" w:firstRow="0" w:lastRow="0" w:firstColumn="0" w:lastColumn="0" w:oddVBand="0" w:evenVBand="0" w:oddHBand="0" w:evenHBand="0" w:firstRowFirstColumn="0" w:firstRowLastColumn="0" w:lastRowFirstColumn="0" w:lastRowLastColumn="0"/>
               <w:rPr>
-                <w:rFonts w:ascii="Sakkal Majalla" w:hAnsi="Sakkal Majalla" w:cs="Sakkal Majalla" w:hint="cs"/>
+                <w:rFonts w:ascii="Sakkal Majalla" w:hAnsi="Sakkal Majalla" w:cs="Sakkal Majalla"/>
               </w:rPr>
             </w:pPr>
             <w:r>
@@ -2906,6 +3222,12 @@
               </w:rPr>
               <w:t>Scrapy with Splash tutorial</w:t>
             </w:r>
+            <w:r>
+              <w:rPr>
+                <w:rFonts w:ascii="Sakkal Majalla" w:hAnsi="Sakkal Majalla" w:cs="Sakkal Majalla"/>
+              </w:rPr>
+              <w:t>.</w:t>
+            </w:r>
           </w:p>
         </w:tc>
         <w:tc>
@@ -2917,16 +3239,25 @@
               <w:jc w:val="center"/>
               <w:cnfStyle w:val="000000000000" w:firstRow="0" w:lastRow="0" w:firstColumn="0" w:lastColumn="0" w:oddVBand="0" w:evenVBand="0" w:oddHBand="0" w:evenHBand="0" w:firstRowFirstColumn="0" w:firstRowLastColumn="0" w:lastRowFirstColumn="0" w:lastRowLastColumn="0"/>
               <w:rPr>
-                <w:rFonts w:ascii="Sakkal Majalla" w:hAnsi="Sakkal Majalla" w:cs="Sakkal Majalla" w:hint="cs"/>
+                <w:rFonts w:ascii="Sakkal Majalla" w:hAnsi="Sakkal Majalla" w:cs="Sakkal Majalla"/>
               </w:rPr>
             </w:pPr>
             <w:hyperlink r:id="rId15" w:history="1">
+              <w:proofErr w:type="spellStart"/>
               <w:r>
                 <w:rPr>
                   <w:rStyle w:val="Hyperlink"/>
                   <w:rFonts w:ascii="Sakkal Majalla" w:hAnsi="Sakkal Majalla" w:cs="Sakkal Majalla" w:hint="cs"/>
                 </w:rPr>
-                <w:t>Zenrows Scrapy Splash</w:t>
+                <w:t>Zenrows</w:t>
+              </w:r>
+              <w:proofErr w:type="spellEnd"/>
+              <w:r>
+                <w:rPr>
+                  <w:rStyle w:val="Hyperlink"/>
+                  <w:rFonts w:ascii="Sakkal Majalla" w:hAnsi="Sakkal Majalla" w:cs="Sakkal Majalla" w:hint="cs"/>
+                </w:rPr>
+                <w:t xml:space="preserve"> Scrapy Splash</w:t>
               </w:r>
             </w:hyperlink>
           </w:p>
@@ -2939,7 +3270,7 @@
             <w:pPr>
               <w:cnfStyle w:val="000000000000" w:firstRow="0" w:lastRow="0" w:firstColumn="0" w:lastColumn="0" w:oddVBand="0" w:evenVBand="0" w:oddHBand="0" w:evenHBand="0" w:firstRowFirstColumn="0" w:firstRowLastColumn="0" w:lastRowFirstColumn="0" w:lastRowLastColumn="0"/>
               <w:rPr>
-                <w:rFonts w:ascii="Sakkal Majalla" w:hAnsi="Sakkal Majalla" w:cs="Sakkal Majalla" w:hint="cs"/>
+                <w:rFonts w:ascii="Sakkal Majalla" w:hAnsi="Sakkal Majalla" w:cs="Sakkal Majalla"/>
               </w:rPr>
             </w:pPr>
           </w:p>
@@ -2958,7 +3289,7 @@
             <w:pPr>
               <w:jc w:val="center"/>
               <w:rPr>
-                <w:rFonts w:ascii="Sakkal Majalla" w:hAnsi="Sakkal Majalla" w:cs="Sakkal Majalla" w:hint="cs"/>
+                <w:rFonts w:ascii="Sakkal Majalla" w:hAnsi="Sakkal Majalla" w:cs="Sakkal Majalla"/>
               </w:rPr>
             </w:pPr>
             <w:r>
@@ -2983,7 +3314,7 @@
             <w:pPr>
               <w:cnfStyle w:val="000000100000" w:firstRow="0" w:lastRow="0" w:firstColumn="0" w:lastColumn="0" w:oddVBand="0" w:evenVBand="0" w:oddHBand="1" w:evenHBand="0" w:firstRowFirstColumn="0" w:firstRowLastColumn="0" w:lastRowFirstColumn="0" w:lastRowLastColumn="0"/>
               <w:rPr>
-                <w:rFonts w:ascii="Sakkal Majalla" w:hAnsi="Sakkal Majalla" w:cs="Sakkal Majalla" w:hint="cs"/>
+                <w:rFonts w:ascii="Sakkal Majalla" w:hAnsi="Sakkal Majalla" w:cs="Sakkal Majalla"/>
               </w:rPr>
             </w:pPr>
             <w:r>
@@ -2992,6 +3323,12 @@
               </w:rPr>
               <w:t>Chat application with Socket.IO and Redis</w:t>
             </w:r>
+            <w:r>
+              <w:rPr>
+                <w:rFonts w:ascii="Sakkal Majalla" w:hAnsi="Sakkal Majalla" w:cs="Sakkal Majalla"/>
+              </w:rPr>
+              <w:t>.</w:t>
+            </w:r>
           </w:p>
         </w:tc>
         <w:tc>
@@ -3003,7 +3340,7 @@
               <w:jc w:val="center"/>
               <w:cnfStyle w:val="000000100000" w:firstRow="0" w:lastRow="0" w:firstColumn="0" w:lastColumn="0" w:oddVBand="0" w:evenVBand="0" w:oddHBand="1" w:evenHBand="0" w:firstRowFirstColumn="0" w:firstRowLastColumn="0" w:lastRowFirstColumn="0" w:lastRowLastColumn="0"/>
               <w:rPr>
-                <w:rFonts w:ascii="Sakkal Majalla" w:hAnsi="Sakkal Majalla" w:cs="Sakkal Majalla" w:hint="cs"/>
+                <w:rFonts w:ascii="Sakkal Majalla" w:hAnsi="Sakkal Majalla" w:cs="Sakkal Majalla"/>
               </w:rPr>
             </w:pPr>
             <w:r>
@@ -3052,7 +3389,7 @@
             <w:pPr>
               <w:cnfStyle w:val="000000100000" w:firstRow="0" w:lastRow="0" w:firstColumn="0" w:lastColumn="0" w:oddVBand="0" w:evenVBand="0" w:oddHBand="1" w:evenHBand="0" w:firstRowFirstColumn="0" w:firstRowLastColumn="0" w:lastRowFirstColumn="0" w:lastRowLastColumn="0"/>
               <w:rPr>
-                <w:rFonts w:ascii="Sakkal Majalla" w:hAnsi="Sakkal Majalla" w:cs="Sakkal Majalla" w:hint="cs"/>
+                <w:rFonts w:ascii="Sakkal Majalla" w:hAnsi="Sakkal Majalla" w:cs="Sakkal Majalla"/>
               </w:rPr>
             </w:pPr>
           </w:p>
@@ -3068,7 +3405,7 @@
             <w:pPr>
               <w:jc w:val="center"/>
               <w:rPr>
-                <w:rFonts w:ascii="Sakkal Majalla" w:hAnsi="Sakkal Majalla" w:cs="Sakkal Majalla" w:hint="cs"/>
+                <w:rFonts w:ascii="Sakkal Majalla" w:hAnsi="Sakkal Majalla" w:cs="Sakkal Majalla"/>
               </w:rPr>
             </w:pPr>
             <w:r>
@@ -3087,7 +3424,7 @@
             <w:pPr>
               <w:cnfStyle w:val="000000000000" w:firstRow="0" w:lastRow="0" w:firstColumn="0" w:lastColumn="0" w:oddVBand="0" w:evenVBand="0" w:oddHBand="0" w:evenHBand="0" w:firstRowFirstColumn="0" w:firstRowLastColumn="0" w:lastRowFirstColumn="0" w:lastRowLastColumn="0"/>
               <w:rPr>
-                <w:rFonts w:ascii="Sakkal Majalla" w:hAnsi="Sakkal Majalla" w:cs="Sakkal Majalla" w:hint="cs"/>
+                <w:rFonts w:ascii="Sakkal Majalla" w:hAnsi="Sakkal Majalla" w:cs="Sakkal Majalla"/>
               </w:rPr>
             </w:pPr>
             <w:r>
@@ -3096,6 +3433,12 @@
               </w:rPr>
               <w:t>Chat application with SignalR and Redis</w:t>
             </w:r>
+            <w:r>
+              <w:rPr>
+                <w:rFonts w:ascii="Sakkal Majalla" w:hAnsi="Sakkal Majalla" w:cs="Sakkal Majalla"/>
+              </w:rPr>
+              <w:t>.</w:t>
+            </w:r>
           </w:p>
         </w:tc>
         <w:tc>
@@ -3107,7 +3450,7 @@
               <w:jc w:val="center"/>
               <w:cnfStyle w:val="000000000000" w:firstRow="0" w:lastRow="0" w:firstColumn="0" w:lastColumn="0" w:oddVBand="0" w:evenVBand="0" w:oddHBand="0" w:evenHBand="0" w:firstRowFirstColumn="0" w:firstRowLastColumn="0" w:lastRowFirstColumn="0" w:lastRowLastColumn="0"/>
               <w:rPr>
-                <w:rFonts w:ascii="Sakkal Majalla" w:hAnsi="Sakkal Majalla" w:cs="Sakkal Majalla" w:hint="cs"/>
+                <w:rFonts w:ascii="Sakkal Majalla" w:hAnsi="Sakkal Majalla" w:cs="Sakkal Majalla"/>
               </w:rPr>
             </w:pPr>
             <w:r>
@@ -3138,7 +3481,7 @@
             <w:pPr>
               <w:cnfStyle w:val="000000000000" w:firstRow="0" w:lastRow="0" w:firstColumn="0" w:lastColumn="0" w:oddVBand="0" w:evenVBand="0" w:oddHBand="0" w:evenHBand="0" w:firstRowFirstColumn="0" w:firstRowLastColumn="0" w:lastRowFirstColumn="0" w:lastRowLastColumn="0"/>
               <w:rPr>
-                <w:rFonts w:ascii="Sakkal Majalla" w:hAnsi="Sakkal Majalla" w:cs="Sakkal Majalla" w:hint="cs"/>
+                <w:rFonts w:ascii="Sakkal Majalla" w:hAnsi="Sakkal Majalla" w:cs="Sakkal Majalla"/>
               </w:rPr>
             </w:pPr>
           </w:p>
@@ -3191,6 +3534,12 @@
               </w:rPr>
               <w:t>Chat application with Django channels and Redis</w:t>
             </w:r>
+            <w:r>
+              <w:rPr>
+                <w:rFonts w:ascii="Sakkal Majalla" w:hAnsi="Sakkal Majalla" w:cs="Sakkal Majalla"/>
+              </w:rPr>
+              <w:t>.</w:t>
+            </w:r>
           </w:p>
         </w:tc>
         <w:tc>
@@ -3233,7 +3582,93 @@
             <w:pPr>
               <w:cnfStyle w:val="000000100000" w:firstRow="0" w:lastRow="0" w:firstColumn="0" w:lastColumn="0" w:oddVBand="0" w:evenVBand="0" w:oddHBand="1" w:evenHBand="0" w:firstRowFirstColumn="0" w:firstRowLastColumn="0" w:lastRowFirstColumn="0" w:lastRowLastColumn="0"/>
               <w:rPr>
-                <w:rFonts w:ascii="Sakkal Majalla" w:hAnsi="Sakkal Majalla" w:cs="Sakkal Majalla" w:hint="cs"/>
+                <w:rFonts w:ascii="Sakkal Majalla" w:hAnsi="Sakkal Majalla" w:cs="Sakkal Majalla"/>
+              </w:rPr>
+            </w:pPr>
+          </w:p>
+        </w:tc>
+      </w:tr>
+      <w:tr>
+        <w:tc>
+          <w:tcPr>
+            <w:cnfStyle w:val="001000000000" w:firstRow="0" w:lastRow="0" w:firstColumn="1" w:lastColumn="0" w:oddVBand="0" w:evenVBand="0" w:oddHBand="0" w:evenHBand="0" w:firstRowFirstColumn="0" w:firstRowLastColumn="0" w:lastRowFirstColumn="0" w:lastRowLastColumn="0"/>
+            <w:tcW w:w="810" w:type="dxa"/>
+          </w:tcPr>
+          <w:p>
+            <w:pPr>
+              <w:jc w:val="center"/>
+              <w:rPr>
+                <w:rFonts w:ascii="Sakkal Majalla" w:hAnsi="Sakkal Majalla" w:cs="Sakkal Majalla"/>
+              </w:rPr>
+            </w:pPr>
+            <w:r>
+              <w:rPr>
+                <w:rFonts w:ascii="Sakkal Majalla" w:hAnsi="Sakkal Majalla" w:cs="Sakkal Majalla"/>
+              </w:rPr>
+              <w:t>31</w:t>
+            </w:r>
+          </w:p>
+        </w:tc>
+        <w:tc>
+          <w:tcPr>
+            <w:tcW w:w="5400" w:type="dxa"/>
+          </w:tcPr>
+          <w:p>
+            <w:pPr>
+              <w:cnfStyle w:val="000000000000" w:firstRow="0" w:lastRow="0" w:firstColumn="0" w:lastColumn="0" w:oddVBand="0" w:evenVBand="0" w:oddHBand="0" w:evenHBand="0" w:firstRowFirstColumn="0" w:firstRowLastColumn="0" w:lastRowFirstColumn="0" w:lastRowLastColumn="0"/>
+              <w:rPr>
+                <w:rFonts w:ascii="Sakkal Majalla" w:hAnsi="Sakkal Majalla" w:cs="Sakkal Majalla"/>
+              </w:rPr>
+            </w:pPr>
+            <w:r>
+              <w:rPr>
+                <w:rFonts w:ascii="Sakkal Majalla" w:hAnsi="Sakkal Majalla" w:cs="Sakkal Majalla"/>
+              </w:rPr>
+              <w:t>Self-learning</w:t>
+            </w:r>
+            <w:r>
+              <w:rPr>
+                <w:rFonts w:ascii="Sakkal Majalla" w:hAnsi="Sakkal Majalla" w:cs="Sakkal Majalla"/>
+              </w:rPr>
+              <w:t xml:space="preserve"> systems</w:t>
+            </w:r>
+            <w:r>
+              <w:rPr>
+                <w:rFonts w:ascii="Sakkal Majalla" w:hAnsi="Sakkal Majalla" w:cs="Sakkal Majalla"/>
+              </w:rPr>
+              <w:t>.</w:t>
+            </w:r>
+          </w:p>
+        </w:tc>
+        <w:tc>
+          <w:tcPr>
+            <w:tcW w:w="4860" w:type="dxa"/>
+          </w:tcPr>
+          <w:p>
+            <w:pPr>
+              <w:jc w:val="center"/>
+              <w:cnfStyle w:val="000000000000" w:firstRow="0" w:lastRow="0" w:firstColumn="0" w:lastColumn="0" w:oddVBand="0" w:evenVBand="0" w:oddHBand="0" w:evenHBand="0" w:firstRowFirstColumn="0" w:firstRowLastColumn="0" w:lastRowFirstColumn="0" w:lastRowLastColumn="0"/>
+              <w:rPr>
+                <w:rFonts w:ascii="Sakkal Majalla" w:hAnsi="Sakkal Majalla" w:cs="Sakkal Majalla"/>
+              </w:rPr>
+            </w:pPr>
+            <w:r>
+              <w:rPr>
+                <w:rFonts w:ascii="Sakkal Majalla" w:hAnsi="Sakkal Majalla" w:cs="Sakkal Majalla"/>
+              </w:rPr>
+              <w:t>Search for systems to clean, validate, check truth, etc., of the data</w:t>
+            </w:r>
+          </w:p>
+        </w:tc>
+        <w:tc>
+          <w:tcPr>
+            <w:tcW w:w="990" w:type="dxa"/>
+          </w:tcPr>
+          <w:p>
+            <w:pPr>
+              <w:cnfStyle w:val="000000000000" w:firstRow="0" w:lastRow="0" w:firstColumn="0" w:lastColumn="0" w:oddVBand="0" w:evenVBand="0" w:oddHBand="0" w:evenHBand="0" w:firstRowFirstColumn="0" w:firstRowLastColumn="0" w:lastRowFirstColumn="0" w:lastRowLastColumn="0"/>
+              <w:rPr>
+                <w:rFonts w:ascii="Sakkal Majalla" w:hAnsi="Sakkal Majalla" w:cs="Sakkal Majalla"/>
               </w:rPr>
             </w:pPr>
           </w:p>
@@ -3243,35 +3678,35 @@
     <w:p>
       <w:pPr>
         <w:rPr>
-          <w:rFonts w:ascii="Sakkal Majalla" w:hAnsi="Sakkal Majalla" w:cs="Sakkal Majalla" w:hint="cs"/>
+          <w:rFonts w:ascii="Sakkal Majalla" w:hAnsi="Sakkal Majalla" w:cs="Sakkal Majalla"/>
         </w:rPr>
       </w:pPr>
     </w:p>
     <w:p>
       <w:pPr>
         <w:rPr>
-          <w:rFonts w:ascii="Sakkal Majalla" w:hAnsi="Sakkal Majalla" w:cs="Sakkal Majalla" w:hint="cs"/>
+          <w:rFonts w:ascii="Sakkal Majalla" w:hAnsi="Sakkal Majalla" w:cs="Sakkal Majalla"/>
         </w:rPr>
       </w:pPr>
     </w:p>
     <w:p>
       <w:pPr>
         <w:rPr>
-          <w:rFonts w:ascii="Sakkal Majalla" w:hAnsi="Sakkal Majalla" w:cs="Sakkal Majalla" w:hint="cs"/>
+          <w:rFonts w:ascii="Sakkal Majalla" w:hAnsi="Sakkal Majalla" w:cs="Sakkal Majalla"/>
         </w:rPr>
       </w:pPr>
     </w:p>
     <w:p>
       <w:pPr>
         <w:rPr>
-          <w:rFonts w:ascii="Sakkal Majalla" w:hAnsi="Sakkal Majalla" w:cs="Sakkal Majalla" w:hint="cs"/>
+          <w:rFonts w:ascii="Sakkal Majalla" w:hAnsi="Sakkal Majalla" w:cs="Sakkal Majalla"/>
         </w:rPr>
       </w:pPr>
     </w:p>
     <w:p>
       <w:pPr>
         <w:rPr>
-          <w:rFonts w:ascii="Sakkal Majalla" w:hAnsi="Sakkal Majalla" w:cs="Sakkal Majalla" w:hint="cs"/>
+          <w:rFonts w:ascii="Sakkal Majalla" w:hAnsi="Sakkal Majalla" w:cs="Sakkal Majalla"/>
         </w:rPr>
       </w:pPr>
     </w:p>
@@ -3300,7 +3735,7 @@
             <w:pPr>
               <w:jc w:val="center"/>
               <w:rPr>
-                <w:rFonts w:ascii="Sakkal Majalla" w:hAnsi="Sakkal Majalla" w:cs="Sakkal Majalla" w:hint="cs"/>
+                <w:rFonts w:ascii="Sakkal Majalla" w:hAnsi="Sakkal Majalla" w:cs="Sakkal Majalla"/>
               </w:rPr>
             </w:pPr>
             <w:r>
@@ -3320,7 +3755,7 @@
               <w:jc w:val="center"/>
               <w:cnfStyle w:val="100000000000" w:firstRow="1" w:lastRow="0" w:firstColumn="0" w:lastColumn="0" w:oddVBand="0" w:evenVBand="0" w:oddHBand="0" w:evenHBand="0" w:firstRowFirstColumn="0" w:firstRowLastColumn="0" w:lastRowFirstColumn="0" w:lastRowLastColumn="0"/>
               <w:rPr>
-                <w:rFonts w:ascii="Sakkal Majalla" w:hAnsi="Sakkal Majalla" w:cs="Sakkal Majalla" w:hint="cs"/>
+                <w:rFonts w:ascii="Sakkal Majalla" w:hAnsi="Sakkal Majalla" w:cs="Sakkal Majalla"/>
               </w:rPr>
             </w:pPr>
             <w:r>
@@ -3340,7 +3775,7 @@
               <w:jc w:val="center"/>
               <w:cnfStyle w:val="100000000000" w:firstRow="1" w:lastRow="0" w:firstColumn="0" w:lastColumn="0" w:oddVBand="0" w:evenVBand="0" w:oddHBand="0" w:evenHBand="0" w:firstRowFirstColumn="0" w:firstRowLastColumn="0" w:lastRowFirstColumn="0" w:lastRowLastColumn="0"/>
               <w:rPr>
-                <w:rFonts w:ascii="Sakkal Majalla" w:hAnsi="Sakkal Majalla" w:cs="Sakkal Majalla" w:hint="cs"/>
+                <w:rFonts w:ascii="Sakkal Majalla" w:hAnsi="Sakkal Majalla" w:cs="Sakkal Majalla"/>
               </w:rPr>
             </w:pPr>
             <w:r>
@@ -3362,7 +3797,7 @@
             <w:pPr>
               <w:jc w:val="center"/>
               <w:rPr>
-                <w:rFonts w:ascii="Sakkal Majalla" w:hAnsi="Sakkal Majalla" w:cs="Sakkal Majalla" w:hint="cs"/>
+                <w:rFonts w:ascii="Sakkal Majalla" w:hAnsi="Sakkal Majalla" w:cs="Sakkal Majalla"/>
               </w:rPr>
             </w:pPr>
             <w:r>
@@ -3382,7 +3817,7 @@
               <w:jc w:val="center"/>
               <w:cnfStyle w:val="000000000000" w:firstRow="0" w:lastRow="0" w:firstColumn="0" w:lastColumn="0" w:oddVBand="0" w:evenVBand="0" w:oddHBand="0" w:evenHBand="0" w:firstRowFirstColumn="0" w:firstRowLastColumn="0" w:lastRowFirstColumn="0" w:lastRowLastColumn="0"/>
               <w:rPr>
-                <w:rFonts w:ascii="Sakkal Majalla" w:hAnsi="Sakkal Majalla" w:cs="Sakkal Majalla" w:hint="cs"/>
+                <w:rFonts w:ascii="Sakkal Majalla" w:hAnsi="Sakkal Majalla" w:cs="Sakkal Majalla"/>
               </w:rPr>
             </w:pPr>
             <w:hyperlink r:id="rId16" w:history="1">
@@ -3404,7 +3839,7 @@
             <w:pPr>
               <w:cnfStyle w:val="000000000000" w:firstRow="0" w:lastRow="0" w:firstColumn="0" w:lastColumn="0" w:oddVBand="0" w:evenVBand="0" w:oddHBand="0" w:evenHBand="0" w:firstRowFirstColumn="0" w:firstRowLastColumn="0" w:lastRowFirstColumn="0" w:lastRowLastColumn="0"/>
               <w:rPr>
-                <w:rFonts w:ascii="Sakkal Majalla" w:hAnsi="Sakkal Majalla" w:cs="Sakkal Majalla" w:hint="cs"/>
+                <w:rFonts w:ascii="Sakkal Majalla" w:hAnsi="Sakkal Majalla" w:cs="Sakkal Majalla"/>
               </w:rPr>
             </w:pPr>
           </w:p>
@@ -3420,7 +3855,7 @@
             <w:pPr>
               <w:jc w:val="center"/>
               <w:rPr>
-                <w:rFonts w:ascii="Sakkal Majalla" w:hAnsi="Sakkal Majalla" w:cs="Sakkal Majalla" w:hint="cs"/>
+                <w:rFonts w:ascii="Sakkal Majalla" w:hAnsi="Sakkal Majalla" w:cs="Sakkal Majalla"/>
               </w:rPr>
             </w:pPr>
             <w:r>
@@ -3440,7 +3875,7 @@
               <w:jc w:val="center"/>
               <w:cnfStyle w:val="000000000000" w:firstRow="0" w:lastRow="0" w:firstColumn="0" w:lastColumn="0" w:oddVBand="0" w:evenVBand="0" w:oddHBand="0" w:evenHBand="0" w:firstRowFirstColumn="0" w:firstRowLastColumn="0" w:lastRowFirstColumn="0" w:lastRowLastColumn="0"/>
               <w:rPr>
-                <w:rFonts w:ascii="Sakkal Majalla" w:hAnsi="Sakkal Majalla" w:cs="Sakkal Majalla" w:hint="cs"/>
+                <w:rFonts w:ascii="Sakkal Majalla" w:hAnsi="Sakkal Majalla" w:cs="Sakkal Majalla"/>
               </w:rPr>
             </w:pPr>
             <w:hyperlink r:id="rId17" w:history="1">
@@ -3462,7 +3897,7 @@
             <w:pPr>
               <w:cnfStyle w:val="000000000000" w:firstRow="0" w:lastRow="0" w:firstColumn="0" w:lastColumn="0" w:oddVBand="0" w:evenVBand="0" w:oddHBand="0" w:evenHBand="0" w:firstRowFirstColumn="0" w:firstRowLastColumn="0" w:lastRowFirstColumn="0" w:lastRowLastColumn="0"/>
               <w:rPr>
-                <w:rFonts w:ascii="Sakkal Majalla" w:hAnsi="Sakkal Majalla" w:cs="Sakkal Majalla" w:hint="cs"/>
+                <w:rFonts w:ascii="Sakkal Majalla" w:hAnsi="Sakkal Majalla" w:cs="Sakkal Majalla"/>
               </w:rPr>
             </w:pPr>
           </w:p>
@@ -3478,7 +3913,7 @@
             <w:pPr>
               <w:jc w:val="center"/>
               <w:rPr>
-                <w:rFonts w:ascii="Sakkal Majalla" w:hAnsi="Sakkal Majalla" w:cs="Sakkal Majalla" w:hint="cs"/>
+                <w:rFonts w:ascii="Sakkal Majalla" w:hAnsi="Sakkal Majalla" w:cs="Sakkal Majalla"/>
               </w:rPr>
             </w:pPr>
             <w:r>
@@ -3498,7 +3933,7 @@
               <w:jc w:val="center"/>
               <w:cnfStyle w:val="000000000000" w:firstRow="0" w:lastRow="0" w:firstColumn="0" w:lastColumn="0" w:oddVBand="0" w:evenVBand="0" w:oddHBand="0" w:evenHBand="0" w:firstRowFirstColumn="0" w:firstRowLastColumn="0" w:lastRowFirstColumn="0" w:lastRowLastColumn="0"/>
               <w:rPr>
-                <w:rFonts w:ascii="Sakkal Majalla" w:hAnsi="Sakkal Majalla" w:cs="Sakkal Majalla" w:hint="cs"/>
+                <w:rFonts w:ascii="Sakkal Majalla" w:hAnsi="Sakkal Majalla" w:cs="Sakkal Majalla"/>
               </w:rPr>
             </w:pPr>
             <w:hyperlink r:id="rId18" w:history="1">
@@ -3520,7 +3955,7 @@
             <w:pPr>
               <w:cnfStyle w:val="000000000000" w:firstRow="0" w:lastRow="0" w:firstColumn="0" w:lastColumn="0" w:oddVBand="0" w:evenVBand="0" w:oddHBand="0" w:evenHBand="0" w:firstRowFirstColumn="0" w:firstRowLastColumn="0" w:lastRowFirstColumn="0" w:lastRowLastColumn="0"/>
               <w:rPr>
-                <w:rFonts w:ascii="Sakkal Majalla" w:hAnsi="Sakkal Majalla" w:cs="Sakkal Majalla" w:hint="cs"/>
+                <w:rFonts w:ascii="Sakkal Majalla" w:hAnsi="Sakkal Majalla" w:cs="Sakkal Majalla"/>
               </w:rPr>
             </w:pPr>
           </w:p>
@@ -3536,7 +3971,7 @@
             <w:pPr>
               <w:jc w:val="center"/>
               <w:rPr>
-                <w:rFonts w:ascii="Sakkal Majalla" w:hAnsi="Sakkal Majalla" w:cs="Sakkal Majalla" w:hint="cs"/>
+                <w:rFonts w:ascii="Sakkal Majalla" w:hAnsi="Sakkal Majalla" w:cs="Sakkal Majalla"/>
               </w:rPr>
             </w:pPr>
             <w:r>
@@ -3556,7 +3991,7 @@
               <w:jc w:val="center"/>
               <w:cnfStyle w:val="000000000000" w:firstRow="0" w:lastRow="0" w:firstColumn="0" w:lastColumn="0" w:oddVBand="0" w:evenVBand="0" w:oddHBand="0" w:evenHBand="0" w:firstRowFirstColumn="0" w:firstRowLastColumn="0" w:lastRowFirstColumn="0" w:lastRowLastColumn="0"/>
               <w:rPr>
-                <w:rFonts w:ascii="Sakkal Majalla" w:hAnsi="Sakkal Majalla" w:cs="Sakkal Majalla" w:hint="cs"/>
+                <w:rFonts w:ascii="Sakkal Majalla" w:hAnsi="Sakkal Majalla" w:cs="Sakkal Majalla"/>
               </w:rPr>
             </w:pPr>
             <w:hyperlink r:id="rId19" w:history="1">
@@ -3565,7 +4000,23 @@
                   <w:rStyle w:val="Hyperlink"/>
                   <w:rFonts w:ascii="Sakkal Majalla" w:hAnsi="Sakkal Majalla" w:cs="Sakkal Majalla" w:hint="cs"/>
                 </w:rPr>
-                <w:t>Blog for logging, OpenTelemetry, Loki, Elasticsearch, etc.</w:t>
+                <w:t xml:space="preserve">Blog for logging, </w:t>
+              </w:r>
+              <w:proofErr w:type="spellStart"/>
+              <w:r>
+                <w:rPr>
+                  <w:rStyle w:val="Hyperlink"/>
+                  <w:rFonts w:ascii="Sakkal Majalla" w:hAnsi="Sakkal Majalla" w:cs="Sakkal Majalla" w:hint="cs"/>
+                </w:rPr>
+                <w:t>OpenTelemetry</w:t>
+              </w:r>
+              <w:proofErr w:type="spellEnd"/>
+              <w:r>
+                <w:rPr>
+                  <w:rStyle w:val="Hyperlink"/>
+                  <w:rFonts w:ascii="Sakkal Majalla" w:hAnsi="Sakkal Majalla" w:cs="Sakkal Majalla" w:hint="cs"/>
+                </w:rPr>
+                <w:t>, Loki, Elasticsearch, etc.</w:t>
               </w:r>
             </w:hyperlink>
           </w:p>
@@ -3578,7 +4029,7 @@
             <w:pPr>
               <w:cnfStyle w:val="000000000000" w:firstRow="0" w:lastRow="0" w:firstColumn="0" w:lastColumn="0" w:oddVBand="0" w:evenVBand="0" w:oddHBand="0" w:evenHBand="0" w:firstRowFirstColumn="0" w:firstRowLastColumn="0" w:lastRowFirstColumn="0" w:lastRowLastColumn="0"/>
               <w:rPr>
-                <w:rFonts w:ascii="Sakkal Majalla" w:hAnsi="Sakkal Majalla" w:cs="Sakkal Majalla" w:hint="cs"/>
+                <w:rFonts w:ascii="Sakkal Majalla" w:hAnsi="Sakkal Majalla" w:cs="Sakkal Majalla"/>
               </w:rPr>
             </w:pPr>
           </w:p>
@@ -3594,7 +4045,7 @@
             <w:pPr>
               <w:jc w:val="center"/>
               <w:rPr>
-                <w:rFonts w:ascii="Sakkal Majalla" w:hAnsi="Sakkal Majalla" w:cs="Sakkal Majalla" w:hint="cs"/>
+                <w:rFonts w:ascii="Sakkal Majalla" w:hAnsi="Sakkal Majalla" w:cs="Sakkal Majalla"/>
               </w:rPr>
             </w:pPr>
             <w:r>
@@ -3614,7 +4065,7 @@
               <w:jc w:val="center"/>
               <w:cnfStyle w:val="000000000000" w:firstRow="0" w:lastRow="0" w:firstColumn="0" w:lastColumn="0" w:oddVBand="0" w:evenVBand="0" w:oddHBand="0" w:evenHBand="0" w:firstRowFirstColumn="0" w:firstRowLastColumn="0" w:lastRowFirstColumn="0" w:lastRowLastColumn="0"/>
               <w:rPr>
-                <w:rFonts w:ascii="Sakkal Majalla" w:hAnsi="Sakkal Majalla" w:cs="Sakkal Majalla" w:hint="cs"/>
+                <w:rFonts w:ascii="Sakkal Majalla" w:hAnsi="Sakkal Majalla" w:cs="Sakkal Majalla"/>
               </w:rPr>
             </w:pPr>
             <w:hyperlink r:id="rId20" w:history="1">
@@ -3642,7 +4093,7 @@
             <w:pPr>
               <w:cnfStyle w:val="000000000000" w:firstRow="0" w:lastRow="0" w:firstColumn="0" w:lastColumn="0" w:oddVBand="0" w:evenVBand="0" w:oddHBand="0" w:evenHBand="0" w:firstRowFirstColumn="0" w:firstRowLastColumn="0" w:lastRowFirstColumn="0" w:lastRowLastColumn="0"/>
               <w:rPr>
-                <w:rFonts w:ascii="Sakkal Majalla" w:hAnsi="Sakkal Majalla" w:cs="Sakkal Majalla" w:hint="cs"/>
+                <w:rFonts w:ascii="Sakkal Majalla" w:hAnsi="Sakkal Majalla" w:cs="Sakkal Majalla"/>
               </w:rPr>
             </w:pPr>
           </w:p>
@@ -3658,7 +4109,7 @@
             <w:pPr>
               <w:jc w:val="center"/>
               <w:rPr>
-                <w:rFonts w:ascii="Sakkal Majalla" w:hAnsi="Sakkal Majalla" w:cs="Sakkal Majalla" w:hint="cs"/>
+                <w:rFonts w:ascii="Sakkal Majalla" w:hAnsi="Sakkal Majalla" w:cs="Sakkal Majalla"/>
               </w:rPr>
             </w:pPr>
           </w:p>
@@ -3672,7 +4123,7 @@
               <w:jc w:val="center"/>
               <w:cnfStyle w:val="000000000000" w:firstRow="0" w:lastRow="0" w:firstColumn="0" w:lastColumn="0" w:oddVBand="0" w:evenVBand="0" w:oddHBand="0" w:evenHBand="0" w:firstRowFirstColumn="0" w:firstRowLastColumn="0" w:lastRowFirstColumn="0" w:lastRowLastColumn="0"/>
               <w:rPr>
-                <w:rFonts w:ascii="Sakkal Majalla" w:hAnsi="Sakkal Majalla" w:cs="Sakkal Majalla" w:hint="cs"/>
+                <w:rFonts w:ascii="Sakkal Majalla" w:hAnsi="Sakkal Majalla" w:cs="Sakkal Majalla"/>
               </w:rPr>
             </w:pPr>
             <w:hyperlink r:id="rId21" w:history="1">
@@ -3694,7 +4145,7 @@
             <w:pPr>
               <w:cnfStyle w:val="000000000000" w:firstRow="0" w:lastRow="0" w:firstColumn="0" w:lastColumn="0" w:oddVBand="0" w:evenVBand="0" w:oddHBand="0" w:evenHBand="0" w:firstRowFirstColumn="0" w:firstRowLastColumn="0" w:lastRowFirstColumn="0" w:lastRowLastColumn="0"/>
               <w:rPr>
-                <w:rFonts w:ascii="Sakkal Majalla" w:hAnsi="Sakkal Majalla" w:cs="Sakkal Majalla" w:hint="cs"/>
+                <w:rFonts w:ascii="Sakkal Majalla" w:hAnsi="Sakkal Majalla" w:cs="Sakkal Majalla"/>
               </w:rPr>
             </w:pPr>
           </w:p>
@@ -3704,7 +4155,7 @@
     <w:p>
       <w:pPr>
         <w:rPr>
-          <w:rFonts w:ascii="Sakkal Majalla" w:hAnsi="Sakkal Majalla" w:cs="Sakkal Majalla" w:hint="cs"/>
+          <w:rFonts w:ascii="Sakkal Majalla" w:hAnsi="Sakkal Majalla" w:cs="Sakkal Majalla"/>
         </w:rPr>
       </w:pPr>
     </w:p>

--- a/Search-Topics-01.docx
+++ b/Search-Topics-01.docx
@@ -1253,57 +1253,29 @@
               <w:rPr>
                 <w:rFonts w:ascii="Sakkal Majalla" w:hAnsi="Sakkal Majalla" w:cs="Sakkal Majalla" w:hint="cs"/>
               </w:rPr>
-              <w:t>events.test_</w:t>
-            </w:r>
-            <w:proofErr w:type="gramStart"/>
-            <w:r>
-              <w:rPr>
-                <w:rFonts w:ascii="Sakkal Majalla" w:hAnsi="Sakkal Majalla" w:cs="Sakkal Majalla" w:hint="cs"/>
-              </w:rPr>
-              <w:t>stop.connect</w:t>
-            </w:r>
-            <w:proofErr w:type="gramEnd"/>
-            <w:r>
-              <w:rPr>
-                <w:rFonts w:ascii="Sakkal Majalla" w:hAnsi="Sakkal Majalla" w:cs="Sakkal Majalla" w:hint="cs"/>
-              </w:rPr>
-              <w:t>(check_sla)</w:t>
-            </w:r>
-          </w:p>
-          <w:p>
-            <w:pPr>
-              <w:cnfStyle w:val="000000100000" w:firstRow="0" w:lastRow="0" w:firstColumn="0" w:lastColumn="0" w:oddVBand="0" w:evenVBand="0" w:oddHBand="1" w:evenHBand="0" w:firstRowFirstColumn="0" w:firstRowLastColumn="0" w:lastRowFirstColumn="0" w:lastRowLastColumn="0"/>
-              <w:rPr>
-                <w:rFonts w:ascii="Sakkal Majalla" w:hAnsi="Sakkal Majalla" w:cs="Sakkal Majalla"/>
-              </w:rPr>
-            </w:pPr>
-          </w:p>
-          <w:p>
-            <w:pPr>
-              <w:cnfStyle w:val="000000100000" w:firstRow="0" w:lastRow="0" w:firstColumn="0" w:lastColumn="0" w:oddVBand="0" w:evenVBand="0" w:oddHBand="1" w:evenHBand="0" w:firstRowFirstColumn="0" w:firstRowLastColumn="0" w:lastRowFirstColumn="0" w:lastRowLastColumn="0"/>
-              <w:rPr>
-                <w:rFonts w:ascii="Sakkal Majalla" w:hAnsi="Sakkal Majalla" w:cs="Sakkal Majalla"/>
-              </w:rPr>
-            </w:pPr>
-            <w:r>
-              <w:rPr>
-                <w:rFonts w:ascii="Sakkal Majalla" w:hAnsi="Sakkal Majalla" w:cs="Sakkal Majalla" w:hint="cs"/>
-              </w:rPr>
-              <w:t>def check_</w:t>
-            </w:r>
-            <w:proofErr w:type="gramStart"/>
-            <w:r>
-              <w:rPr>
-                <w:rFonts w:ascii="Sakkal Majalla" w:hAnsi="Sakkal Majalla" w:cs="Sakkal Majalla" w:hint="cs"/>
-              </w:rPr>
-              <w:t>sla(</w:t>
-            </w:r>
-            <w:proofErr w:type="gramEnd"/>
-            <w:r>
-              <w:rPr>
-                <w:rFonts w:ascii="Sakkal Majalla" w:hAnsi="Sakkal Majalla" w:cs="Sakkal Majalla" w:hint="cs"/>
-              </w:rPr>
-              <w:t>environment, **kwargs):</w:t>
+              <w:t>events.test_stop.connect(check_sla)</w:t>
+            </w:r>
+          </w:p>
+          <w:p>
+            <w:pPr>
+              <w:cnfStyle w:val="000000100000" w:firstRow="0" w:lastRow="0" w:firstColumn="0" w:lastColumn="0" w:oddVBand="0" w:evenVBand="0" w:oddHBand="1" w:evenHBand="0" w:firstRowFirstColumn="0" w:firstRowLastColumn="0" w:lastRowFirstColumn="0" w:lastRowLastColumn="0"/>
+              <w:rPr>
+                <w:rFonts w:ascii="Sakkal Majalla" w:hAnsi="Sakkal Majalla" w:cs="Sakkal Majalla"/>
+              </w:rPr>
+            </w:pPr>
+          </w:p>
+          <w:p>
+            <w:pPr>
+              <w:cnfStyle w:val="000000100000" w:firstRow="0" w:lastRow="0" w:firstColumn="0" w:lastColumn="0" w:oddVBand="0" w:evenVBand="0" w:oddHBand="1" w:evenHBand="0" w:firstRowFirstColumn="0" w:firstRowLastColumn="0" w:lastRowFirstColumn="0" w:lastRowLastColumn="0"/>
+              <w:rPr>
+                <w:rFonts w:ascii="Sakkal Majalla" w:hAnsi="Sakkal Majalla" w:cs="Sakkal Majalla"/>
+              </w:rPr>
+            </w:pPr>
+            <w:r>
+              <w:rPr>
+                <w:rFonts w:ascii="Sakkal Majalla" w:hAnsi="Sakkal Majalla" w:cs="Sakkal Majalla" w:hint="cs"/>
+              </w:rPr>
+              <w:t>def check_sla(environment, **kwargs):</w:t>
             </w:r>
           </w:p>
           <w:p>
@@ -1331,35 +1303,7 @@
               <w:rPr>
                 <w:rFonts w:ascii="Sakkal Majalla" w:hAnsi="Sakkal Majalla" w:cs="Sakkal Majalla" w:hint="cs"/>
               </w:rPr>
-              <w:t xml:space="preserve">    failure_rate = </w:t>
-            </w:r>
-            <w:proofErr w:type="gramStart"/>
-            <w:r>
-              <w:rPr>
-                <w:rFonts w:ascii="Sakkal Majalla" w:hAnsi="Sakkal Majalla" w:cs="Sakkal Majalla" w:hint="cs"/>
-              </w:rPr>
-              <w:t>environment.stats</w:t>
-            </w:r>
-            <w:proofErr w:type="gramEnd"/>
-            <w:r>
-              <w:rPr>
-                <w:rFonts w:ascii="Sakkal Majalla" w:hAnsi="Sakkal Majalla" w:cs="Sakkal Majalla" w:hint="cs"/>
-              </w:rPr>
-              <w:t>.</w:t>
-            </w:r>
-            <w:proofErr w:type="gramStart"/>
-            <w:r>
-              <w:rPr>
-                <w:rFonts w:ascii="Sakkal Majalla" w:hAnsi="Sakkal Majalla" w:cs="Sakkal Majalla" w:hint="cs"/>
-              </w:rPr>
-              <w:t>total.fail</w:t>
-            </w:r>
-            <w:proofErr w:type="gramEnd"/>
-            <w:r>
-              <w:rPr>
-                <w:rFonts w:ascii="Sakkal Majalla" w:hAnsi="Sakkal Majalla" w:cs="Sakkal Majalla" w:hint="cs"/>
-              </w:rPr>
-              <w:t>_ratio</w:t>
+              <w:t xml:space="preserve">    failure_rate = environment.stats.total.fail_ratio</w:t>
             </w:r>
           </w:p>
           <w:p>
@@ -1401,64 +1345,36 @@
               <w:rPr>
                 <w:rFonts w:ascii="Sakkal Majalla" w:hAnsi="Sakkal Majalla" w:cs="Sakkal Majalla" w:hint="cs"/>
               </w:rPr>
+              <w:t xml:space="preserve">        print("FAIL: Average response time exceeds 500ms")</w:t>
+            </w:r>
+          </w:p>
+          <w:p>
+            <w:pPr>
+              <w:cnfStyle w:val="000000100000" w:firstRow="0" w:lastRow="0" w:firstColumn="0" w:lastColumn="0" w:oddVBand="0" w:evenVBand="0" w:oddHBand="1" w:evenHBand="0" w:firstRowFirstColumn="0" w:firstRowLastColumn="0" w:lastRowFirstColumn="0" w:lastRowLastColumn="0"/>
+              <w:rPr>
+                <w:rFonts w:ascii="Sakkal Majalla" w:hAnsi="Sakkal Majalla" w:cs="Sakkal Majalla"/>
+              </w:rPr>
+            </w:pPr>
+            <w:r>
+              <w:rPr>
+                <w:rFonts w:ascii="Sakkal Majalla" w:hAnsi="Sakkal Majalla" w:cs="Sakkal Majalla" w:hint="cs"/>
+              </w:rPr>
+              <w:t xml:space="preserve">        sys.exit(1)</w:t>
+            </w:r>
+          </w:p>
+          <w:p>
+            <w:pPr>
+              <w:cnfStyle w:val="000000100000" w:firstRow="0" w:lastRow="0" w:firstColumn="0" w:lastColumn="0" w:oddVBand="0" w:evenVBand="0" w:oddHBand="1" w:evenHBand="0" w:firstRowFirstColumn="0" w:firstRowLastColumn="0" w:lastRowFirstColumn="0" w:lastRowLastColumn="0"/>
+              <w:rPr>
+                <w:rFonts w:ascii="Sakkal Majalla" w:hAnsi="Sakkal Majalla" w:cs="Sakkal Majalla"/>
+              </w:rPr>
+            </w:pPr>
+            <w:r>
+              <w:rPr>
+                <w:rFonts w:ascii="Sakkal Majalla" w:hAnsi="Sakkal Majalla" w:cs="Sakkal Majalla" w:hint="cs"/>
+              </w:rPr>
               <w:t xml:space="preserve">        </w:t>
             </w:r>
-            <w:proofErr w:type="gramStart"/>
-            <w:r>
-              <w:rPr>
-                <w:rFonts w:ascii="Sakkal Majalla" w:hAnsi="Sakkal Majalla" w:cs="Sakkal Majalla" w:hint="cs"/>
-              </w:rPr>
-              <w:t>print(</w:t>
-            </w:r>
-            <w:proofErr w:type="gramEnd"/>
-            <w:r>
-              <w:rPr>
-                <w:rFonts w:ascii="Sakkal Majalla" w:hAnsi="Sakkal Majalla" w:cs="Sakkal Majalla" w:hint="cs"/>
-              </w:rPr>
-              <w:t>"FAIL: Average response time exceeds 500ms")</w:t>
-            </w:r>
-          </w:p>
-          <w:p>
-            <w:pPr>
-              <w:cnfStyle w:val="000000100000" w:firstRow="0" w:lastRow="0" w:firstColumn="0" w:lastColumn="0" w:oddVBand="0" w:evenVBand="0" w:oddHBand="1" w:evenHBand="0" w:firstRowFirstColumn="0" w:firstRowLastColumn="0" w:lastRowFirstColumn="0" w:lastRowLastColumn="0"/>
-              <w:rPr>
-                <w:rFonts w:ascii="Sakkal Majalla" w:hAnsi="Sakkal Majalla" w:cs="Sakkal Majalla"/>
-              </w:rPr>
-            </w:pPr>
-            <w:r>
-              <w:rPr>
-                <w:rFonts w:ascii="Sakkal Majalla" w:hAnsi="Sakkal Majalla" w:cs="Sakkal Majalla" w:hint="cs"/>
-              </w:rPr>
-              <w:t xml:space="preserve">        </w:t>
-            </w:r>
-            <w:proofErr w:type="gramStart"/>
-            <w:r>
-              <w:rPr>
-                <w:rFonts w:ascii="Sakkal Majalla" w:hAnsi="Sakkal Majalla" w:cs="Sakkal Majalla" w:hint="cs"/>
-              </w:rPr>
-              <w:t>sys.exit</w:t>
-            </w:r>
-            <w:proofErr w:type="gramEnd"/>
-            <w:r>
-              <w:rPr>
-                <w:rFonts w:ascii="Sakkal Majalla" w:hAnsi="Sakkal Majalla" w:cs="Sakkal Majalla" w:hint="cs"/>
-              </w:rPr>
-              <w:t>(1)</w:t>
-            </w:r>
-          </w:p>
-          <w:p>
-            <w:pPr>
-              <w:cnfStyle w:val="000000100000" w:firstRow="0" w:lastRow="0" w:firstColumn="0" w:lastColumn="0" w:oddVBand="0" w:evenVBand="0" w:oddHBand="1" w:evenHBand="0" w:firstRowFirstColumn="0" w:firstRowLastColumn="0" w:lastRowFirstColumn="0" w:lastRowLastColumn="0"/>
-              <w:rPr>
-                <w:rFonts w:ascii="Sakkal Majalla" w:hAnsi="Sakkal Majalla" w:cs="Sakkal Majalla"/>
-              </w:rPr>
-            </w:pPr>
-            <w:r>
-              <w:rPr>
-                <w:rFonts w:ascii="Sakkal Majalla" w:hAnsi="Sakkal Majalla" w:cs="Sakkal Majalla" w:hint="cs"/>
-              </w:rPr>
-              <w:t xml:space="preserve">        </w:t>
-            </w:r>
           </w:p>
           <w:p>
             <w:pPr>
@@ -1485,21 +1401,7 @@
               <w:rPr>
                 <w:rFonts w:ascii="Sakkal Majalla" w:hAnsi="Sakkal Majalla" w:cs="Sakkal Majalla" w:hint="cs"/>
               </w:rPr>
-              <w:t xml:space="preserve">        </w:t>
-            </w:r>
-            <w:proofErr w:type="gramStart"/>
-            <w:r>
-              <w:rPr>
-                <w:rFonts w:ascii="Sakkal Majalla" w:hAnsi="Sakkal Majalla" w:cs="Sakkal Majalla" w:hint="cs"/>
-              </w:rPr>
-              <w:t>print(</w:t>
-            </w:r>
-            <w:proofErr w:type="gramEnd"/>
-            <w:r>
-              <w:rPr>
-                <w:rFonts w:ascii="Sakkal Majalla" w:hAnsi="Sakkal Majalla" w:cs="Sakkal Majalla" w:hint="cs"/>
-              </w:rPr>
-              <w:t>f"FAIL: Error rate {failure_rate} exceeds threshold")</w:t>
+              <w:t xml:space="preserve">        print(f"FAIL: Error rate {failure_rate} exceeds threshold")</w:t>
             </w:r>
           </w:p>
           <w:p>
@@ -1515,21 +1417,7 @@
               <w:rPr>
                 <w:rFonts w:ascii="Sakkal Majalla" w:hAnsi="Sakkal Majalla" w:cs="Sakkal Majalla" w:hint="cs"/>
               </w:rPr>
-              <w:t xml:space="preserve">        </w:t>
-            </w:r>
-            <w:proofErr w:type="gramStart"/>
-            <w:r>
-              <w:rPr>
-                <w:rFonts w:ascii="Sakkal Majalla" w:hAnsi="Sakkal Majalla" w:cs="Sakkal Majalla" w:hint="cs"/>
-              </w:rPr>
-              <w:t>sys.exit</w:t>
-            </w:r>
-            <w:proofErr w:type="gramEnd"/>
-            <w:r>
-              <w:rPr>
-                <w:rFonts w:ascii="Sakkal Majalla" w:hAnsi="Sakkal Majalla" w:cs="Sakkal Majalla" w:hint="cs"/>
-              </w:rPr>
-              <w:t>(1)</w:t>
+              <w:t xml:space="preserve">        sys.exit(1)</w:t>
             </w:r>
           </w:p>
         </w:tc>
@@ -1615,21 +1503,7 @@
               <w:rPr>
                 <w:rFonts w:ascii="Sakkal Majalla" w:hAnsi="Sakkal Majalla" w:cs="Sakkal Majalla" w:hint="cs"/>
               </w:rPr>
-              <w:t xml:space="preserve">Network Latency Simulation: Use tools like </w:t>
-            </w:r>
-            <w:proofErr w:type="spellStart"/>
-            <w:r>
-              <w:rPr>
-                <w:rFonts w:ascii="Sakkal Majalla" w:hAnsi="Sakkal Majalla" w:cs="Sakkal Majalla" w:hint="cs"/>
-              </w:rPr>
-              <w:t>tc</w:t>
-            </w:r>
-            <w:proofErr w:type="spellEnd"/>
-            <w:r>
-              <w:rPr>
-                <w:rFonts w:ascii="Sakkal Majalla" w:hAnsi="Sakkal Majalla" w:cs="Sakkal Majalla" w:hint="cs"/>
-              </w:rPr>
-              <w:t xml:space="preserve"> (Linux) or Network Link Conditioner (macOS) to simulate slow networks if testing mobile-first apps (relevant if you later combine with Flutter frontend testing).</w:t>
+              <w:t>Network Latency Simulation: Use tools like tc (Linux) or Network Link Conditioner (macOS) to simulate slow networks if testing mobile-first apps (relevant if you later combine with Flutter frontend testing).</w:t>
             </w:r>
           </w:p>
         </w:tc>
@@ -1967,21 +1841,7 @@
               <w:rPr>
                 <w:rFonts w:ascii="Sakkal Majalla" w:hAnsi="Sakkal Majalla" w:cs="Sakkal Majalla" w:hint="cs"/>
               </w:rPr>
-              <w:t xml:space="preserve">For global SaaS, run tests from multiple regions (AWS us-east, </w:t>
-            </w:r>
-            <w:proofErr w:type="spellStart"/>
-            <w:r>
-              <w:rPr>
-                <w:rFonts w:ascii="Sakkal Majalla" w:hAnsi="Sakkal Majalla" w:cs="Sakkal Majalla" w:hint="cs"/>
-              </w:rPr>
-              <w:t>eu</w:t>
-            </w:r>
-            <w:proofErr w:type="spellEnd"/>
-            <w:r>
-              <w:rPr>
-                <w:rFonts w:ascii="Sakkal Majalla" w:hAnsi="Sakkal Majalla" w:cs="Sakkal Majalla" w:hint="cs"/>
-              </w:rPr>
-              <w:t>-west, ap-south).</w:t>
+              <w:t>For global SaaS, run tests from multiple regions (AWS us-east, eu-west, ap-south).</w:t>
             </w:r>
           </w:p>
           <w:p>
@@ -2378,21 +2238,7 @@
               <w:rPr>
                 <w:rFonts w:ascii="Sakkal Majalla" w:hAnsi="Sakkal Majalla" w:cs="Sakkal Majalla" w:hint="cs"/>
               </w:rPr>
-              <w:t>Profile Before Optimizing: Never guess bottlenecks. Use profilers (</w:t>
-            </w:r>
-            <w:proofErr w:type="spellStart"/>
-            <w:r>
-              <w:rPr>
-                <w:rFonts w:ascii="Sakkal Majalla" w:hAnsi="Sakkal Majalla" w:cs="Sakkal Majalla" w:hint="cs"/>
-              </w:rPr>
-              <w:t>cProfile</w:t>
-            </w:r>
-            <w:proofErr w:type="spellEnd"/>
-            <w:r>
-              <w:rPr>
-                <w:rFonts w:ascii="Sakkal Majalla" w:hAnsi="Sakkal Majalla" w:cs="Sakkal Majalla" w:hint="cs"/>
-              </w:rPr>
-              <w:t xml:space="preserve"> for Python, async-profiler for Java) during load tests to pinpoint exact lines of code causing delays.</w:t>
+              <w:t>Profile Before Optimizing: Never guess bottlenecks. Use profilers (cProfile for Python, async-profiler for Java) during load tests to pinpoint exact lines of code causing delays.</w:t>
             </w:r>
           </w:p>
         </w:tc>
@@ -2515,23 +2361,7 @@
                   <w:rStyle w:val="Hyperlink"/>
                   <w:rFonts w:ascii="Sakkal Majalla" w:hAnsi="Sakkal Majalla" w:cs="Sakkal Majalla" w:hint="cs"/>
                 </w:rPr>
-                <w:t xml:space="preserve">Search Videos </w:t>
-              </w:r>
-              <w:proofErr w:type="gramStart"/>
-              <w:r>
-                <w:rPr>
-                  <w:rStyle w:val="Hyperlink"/>
-                  <w:rFonts w:ascii="Sakkal Majalla" w:hAnsi="Sakkal Majalla" w:cs="Sakkal Majalla" w:hint="cs"/>
-                </w:rPr>
-                <w:t>By</w:t>
-              </w:r>
-              <w:proofErr w:type="gramEnd"/>
-              <w:r>
-                <w:rPr>
-                  <w:rStyle w:val="Hyperlink"/>
-                  <w:rFonts w:ascii="Sakkal Majalla" w:hAnsi="Sakkal Majalla" w:cs="Sakkal Majalla" w:hint="cs"/>
-                </w:rPr>
-                <w:t xml:space="preserve"> Picture Using Elasticsearch</w:t>
+                <w:t>Search Videos By Picture Using Elasticsearch</w:t>
               </w:r>
             </w:hyperlink>
           </w:p>
@@ -2567,23 +2397,7 @@
                   <w:rStyle w:val="Hyperlink"/>
                   <w:rFonts w:ascii="Sakkal Majalla" w:hAnsi="Sakkal Majalla" w:cs="Sakkal Majalla" w:hint="cs"/>
                 </w:rPr>
-                <w:t xml:space="preserve">Real-Time AI Search Tool in Python </w:t>
-              </w:r>
-              <w:proofErr w:type="gramStart"/>
-              <w:r>
-                <w:rPr>
-                  <w:rStyle w:val="Hyperlink"/>
-                  <w:rFonts w:ascii="Sakkal Majalla" w:hAnsi="Sakkal Majalla" w:cs="Sakkal Majalla" w:hint="cs"/>
-                </w:rPr>
-                <w:t>And</w:t>
-              </w:r>
-              <w:proofErr w:type="gramEnd"/>
-              <w:r>
-                <w:rPr>
-                  <w:rStyle w:val="Hyperlink"/>
-                  <w:rFonts w:ascii="Sakkal Majalla" w:hAnsi="Sakkal Majalla" w:cs="Sakkal Majalla" w:hint="cs"/>
-                </w:rPr>
-                <w:t xml:space="preserve"> Elasticsearch</w:t>
+                <w:t>Real-Time AI Search Tool in Python And Elasticsearch</w:t>
               </w:r>
             </w:hyperlink>
           </w:p>
@@ -2843,21 +2657,7 @@
               <w:rPr>
                 <w:rFonts w:ascii="Sakkal Majalla" w:hAnsi="Sakkal Majalla" w:cs="Sakkal Majalla" w:hint="cs"/>
               </w:rPr>
-              <w:t xml:space="preserve">Information Retrieval </w:t>
-            </w:r>
-            <w:proofErr w:type="gramStart"/>
-            <w:r>
-              <w:rPr>
-                <w:rFonts w:ascii="Sakkal Majalla" w:hAnsi="Sakkal Majalla" w:cs="Sakkal Majalla" w:hint="cs"/>
-              </w:rPr>
-              <w:t>With</w:t>
-            </w:r>
-            <w:proofErr w:type="gramEnd"/>
-            <w:r>
-              <w:rPr>
-                <w:rFonts w:ascii="Sakkal Majalla" w:hAnsi="Sakkal Majalla" w:cs="Sakkal Majalla" w:hint="cs"/>
-              </w:rPr>
-              <w:t xml:space="preserve"> Python</w:t>
+              <w:t>Information Retrieval With Python</w:t>
             </w:r>
             <w:r>
               <w:rPr>
@@ -3126,21 +2926,7 @@
               <w:rPr>
                 <w:rFonts w:ascii="Sakkal Majalla" w:hAnsi="Sakkal Majalla" w:cs="Sakkal Majalla" w:hint="cs"/>
               </w:rPr>
-              <w:t xml:space="preserve">Elasticsearch for </w:t>
-            </w:r>
-            <w:proofErr w:type="spellStart"/>
-            <w:r>
-              <w:rPr>
-                <w:rFonts w:ascii="Sakkal Majalla" w:hAnsi="Sakkal Majalla" w:cs="Sakkal Majalla" w:hint="cs"/>
-              </w:rPr>
-              <w:t>geotemporal</w:t>
-            </w:r>
-            <w:proofErr w:type="spellEnd"/>
-            <w:r>
-              <w:rPr>
-                <w:rFonts w:ascii="Sakkal Majalla" w:hAnsi="Sakkal Majalla" w:cs="Sakkal Majalla" w:hint="cs"/>
-              </w:rPr>
-              <w:t xml:space="preserve"> data.</w:t>
+              <w:t>Elasticsearch for geotemporal data.</w:t>
             </w:r>
           </w:p>
         </w:tc>
@@ -3243,21 +3029,12 @@
               </w:rPr>
             </w:pPr>
             <w:hyperlink r:id="rId15" w:history="1">
-              <w:proofErr w:type="spellStart"/>
               <w:r>
                 <w:rPr>
                   <w:rStyle w:val="Hyperlink"/>
                   <w:rFonts w:ascii="Sakkal Majalla" w:hAnsi="Sakkal Majalla" w:cs="Sakkal Majalla" w:hint="cs"/>
                 </w:rPr>
-                <w:t>Zenrows</w:t>
-              </w:r>
-              <w:proofErr w:type="spellEnd"/>
-              <w:r>
-                <w:rPr>
-                  <w:rStyle w:val="Hyperlink"/>
-                  <w:rFonts w:ascii="Sakkal Majalla" w:hAnsi="Sakkal Majalla" w:cs="Sakkal Majalla" w:hint="cs"/>
-                </w:rPr>
-                <w:t xml:space="preserve"> Scrapy Splash</w:t>
+                <w:t>Zenrows Scrapy Splash</w:t>
               </w:r>
             </w:hyperlink>
           </w:p>
@@ -3639,6 +3416,14 @@
               <w:t>.</w:t>
             </w:r>
           </w:p>
+          <w:p>
+            <w:pPr>
+              <w:cnfStyle w:val="000000000000" w:firstRow="0" w:lastRow="0" w:firstColumn="0" w:lastColumn="0" w:oddVBand="0" w:evenVBand="0" w:oddHBand="0" w:evenHBand="0" w:firstRowFirstColumn="0" w:firstRowLastColumn="0" w:lastRowFirstColumn="0" w:lastRowLastColumn="0"/>
+              <w:rPr>
+                <w:rFonts w:ascii="Sakkal Majalla" w:hAnsi="Sakkal Majalla" w:cs="Sakkal Majalla"/>
+              </w:rPr>
+            </w:pPr>
+          </w:p>
         </w:tc>
         <w:tc>
           <w:tcPr>
@@ -3675,27 +3460,1823 @@
         </w:tc>
       </w:tr>
     </w:tbl>
-    <w:p>
-      <w:pPr>
-        <w:rPr>
-          <w:rFonts w:ascii="Sakkal Majalla" w:hAnsi="Sakkal Majalla" w:cs="Sakkal Majalla"/>
-        </w:rPr>
-      </w:pPr>
-    </w:p>
-    <w:p>
-      <w:pPr>
-        <w:rPr>
-          <w:rFonts w:ascii="Sakkal Majalla" w:hAnsi="Sakkal Majalla" w:cs="Sakkal Majalla"/>
-        </w:rPr>
-      </w:pPr>
-    </w:p>
-    <w:p>
-      <w:pPr>
-        <w:rPr>
-          <w:rFonts w:ascii="Sakkal Majalla" w:hAnsi="Sakkal Majalla" w:cs="Sakkal Majalla"/>
-        </w:rPr>
-      </w:pPr>
-    </w:p>
+    <w:tbl>
+      <w:tblPr>
+        <w:tblStyle w:val="GridTable6Colorful-Accent2"/>
+        <w:tblW w:w="12060" w:type="dxa"/>
+        <w:tblInd w:w="-1355" w:type="dxa"/>
+        <w:tblLook w:val="04A0" w:firstRow="1" w:lastRow="0" w:firstColumn="1" w:lastColumn="0" w:noHBand="0" w:noVBand="1"/>
+      </w:tblPr>
+      <w:tblGrid>
+        <w:gridCol w:w="810"/>
+        <w:gridCol w:w="5400"/>
+        <w:gridCol w:w="4860"/>
+        <w:gridCol w:w="990"/>
+      </w:tblGrid>
+      <w:tr>
+        <w:trPr>
+          <w:cnfStyle w:val="100000000000" w:firstRow="1" w:lastRow="0" w:firstColumn="0" w:lastColumn="0" w:oddVBand="0" w:evenVBand="0" w:oddHBand="0" w:evenHBand="0" w:firstRowFirstColumn="0" w:firstRowLastColumn="0" w:lastRowFirstColumn="0" w:lastRowLastColumn="0"/>
+        </w:trPr>
+        <w:tc>
+          <w:tcPr>
+            <w:cnfStyle w:val="001000000000" w:firstRow="0" w:lastRow="0" w:firstColumn="1" w:lastColumn="0" w:oddVBand="0" w:evenVBand="0" w:oddHBand="0" w:evenHBand="0" w:firstRowFirstColumn="0" w:firstRowLastColumn="0" w:lastRowFirstColumn="0" w:lastRowLastColumn="0"/>
+            <w:tcW w:w="810" w:type="dxa"/>
+          </w:tcPr>
+          <w:p>
+            <w:pPr>
+              <w:jc w:val="center"/>
+              <w:rPr>
+                <w:rFonts w:ascii="Sakkal Majalla" w:hAnsi="Sakkal Majalla" w:cs="Sakkal Majalla"/>
+              </w:rPr>
+            </w:pPr>
+            <w:r>
+              <w:rPr>
+                <w:rFonts w:ascii="Sakkal Majalla" w:hAnsi="Sakkal Majalla" w:cs="Sakkal Majalla" w:hint="cs"/>
+              </w:rPr>
+              <w:lastRenderedPageBreak/>
+              <w:t>Id</w:t>
+            </w:r>
+          </w:p>
+        </w:tc>
+        <w:tc>
+          <w:tcPr>
+            <w:tcW w:w="5400" w:type="dxa"/>
+          </w:tcPr>
+          <w:p>
+            <w:pPr>
+              <w:jc w:val="center"/>
+              <w:cnfStyle w:val="100000000000" w:firstRow="1" w:lastRow="0" w:firstColumn="0" w:lastColumn="0" w:oddVBand="0" w:evenVBand="0" w:oddHBand="0" w:evenHBand="0" w:firstRowFirstColumn="0" w:firstRowLastColumn="0" w:lastRowFirstColumn="0" w:lastRowLastColumn="0"/>
+              <w:rPr>
+                <w:rFonts w:ascii="Sakkal Majalla" w:hAnsi="Sakkal Majalla" w:cs="Sakkal Majalla"/>
+              </w:rPr>
+            </w:pPr>
+            <w:r>
+              <w:rPr>
+                <w:rFonts w:ascii="Sakkal Majalla" w:hAnsi="Sakkal Majalla" w:cs="Sakkal Majalla" w:hint="cs"/>
+              </w:rPr>
+              <w:t>Search</w:t>
+            </w:r>
+          </w:p>
+        </w:tc>
+        <w:tc>
+          <w:tcPr>
+            <w:tcW w:w="4860" w:type="dxa"/>
+          </w:tcPr>
+          <w:p>
+            <w:pPr>
+              <w:jc w:val="center"/>
+              <w:cnfStyle w:val="100000000000" w:firstRow="1" w:lastRow="0" w:firstColumn="0" w:lastColumn="0" w:oddVBand="0" w:evenVBand="0" w:oddHBand="0" w:evenHBand="0" w:firstRowFirstColumn="0" w:firstRowLastColumn="0" w:lastRowFirstColumn="0" w:lastRowLastColumn="0"/>
+              <w:rPr>
+                <w:rFonts w:ascii="Sakkal Majalla" w:hAnsi="Sakkal Majalla" w:cs="Sakkal Majalla"/>
+              </w:rPr>
+            </w:pPr>
+            <w:r>
+              <w:rPr>
+                <w:rFonts w:ascii="Sakkal Majalla" w:hAnsi="Sakkal Majalla" w:cs="Sakkal Majalla" w:hint="cs"/>
+              </w:rPr>
+              <w:t>Topic</w:t>
+            </w:r>
+          </w:p>
+        </w:tc>
+        <w:tc>
+          <w:tcPr>
+            <w:tcW w:w="990" w:type="dxa"/>
+          </w:tcPr>
+          <w:p>
+            <w:pPr>
+              <w:jc w:val="center"/>
+              <w:cnfStyle w:val="100000000000" w:firstRow="1" w:lastRow="0" w:firstColumn="0" w:lastColumn="0" w:oddVBand="0" w:evenVBand="0" w:oddHBand="0" w:evenHBand="0" w:firstRowFirstColumn="0" w:firstRowLastColumn="0" w:lastRowFirstColumn="0" w:lastRowLastColumn="0"/>
+              <w:rPr>
+                <w:rFonts w:ascii="Sakkal Majalla" w:hAnsi="Sakkal Majalla" w:cs="Sakkal Majalla"/>
+              </w:rPr>
+            </w:pPr>
+            <w:r>
+              <w:rPr>
+                <w:rFonts w:ascii="Sakkal Majalla" w:hAnsi="Sakkal Majalla" w:cs="Sakkal Majalla" w:hint="cs"/>
+              </w:rPr>
+              <w:t>Done</w:t>
+            </w:r>
+          </w:p>
+        </w:tc>
+      </w:tr>
+      <w:tr>
+        <w:trPr>
+          <w:cnfStyle w:val="000000100000" w:firstRow="0" w:lastRow="0" w:firstColumn="0" w:lastColumn="0" w:oddVBand="0" w:evenVBand="0" w:oddHBand="1" w:evenHBand="0" w:firstRowFirstColumn="0" w:firstRowLastColumn="0" w:lastRowFirstColumn="0" w:lastRowLastColumn="0"/>
+        </w:trPr>
+        <w:tc>
+          <w:tcPr>
+            <w:cnfStyle w:val="001000000000" w:firstRow="0" w:lastRow="0" w:firstColumn="1" w:lastColumn="0" w:oddVBand="0" w:evenVBand="0" w:oddHBand="0" w:evenHBand="0" w:firstRowFirstColumn="0" w:firstRowLastColumn="0" w:lastRowFirstColumn="0" w:lastRowLastColumn="0"/>
+            <w:tcW w:w="810" w:type="dxa"/>
+          </w:tcPr>
+          <w:p>
+            <w:pPr>
+              <w:jc w:val="center"/>
+              <w:rPr>
+                <w:rFonts w:ascii="Sakkal Majalla" w:hAnsi="Sakkal Majalla" w:cs="Sakkal Majalla"/>
+              </w:rPr>
+            </w:pPr>
+            <w:r>
+              <w:rPr>
+                <w:rFonts w:ascii="Sakkal Majalla" w:hAnsi="Sakkal Majalla" w:cs="Sakkal Majalla"/>
+              </w:rPr>
+              <w:t>32</w:t>
+            </w:r>
+          </w:p>
+        </w:tc>
+        <w:tc>
+          <w:tcPr>
+            <w:tcW w:w="5400" w:type="dxa"/>
+          </w:tcPr>
+          <w:p>
+            <w:pPr>
+              <w:cnfStyle w:val="000000100000" w:firstRow="0" w:lastRow="0" w:firstColumn="0" w:lastColumn="0" w:oddVBand="0" w:evenVBand="0" w:oddHBand="1" w:evenHBand="0" w:firstRowFirstColumn="0" w:firstRowLastColumn="0" w:lastRowFirstColumn="0" w:lastRowLastColumn="0"/>
+              <w:rPr>
+                <w:rFonts w:ascii="Sakkal Majalla" w:hAnsi="Sakkal Majalla" w:cs="Sakkal Majalla"/>
+              </w:rPr>
+            </w:pPr>
+            <w:r>
+              <w:rPr>
+                <w:rFonts w:ascii="Sakkal Majalla" w:hAnsi="Sakkal Majalla" w:cs="Sakkal Majalla"/>
+              </w:rPr>
+              <w:t>A complete example project structure for this B2B document testing scenario</w:t>
+            </w:r>
+          </w:p>
+        </w:tc>
+        <w:tc>
+          <w:tcPr>
+            <w:tcW w:w="4860" w:type="dxa"/>
+          </w:tcPr>
+          <w:p>
+            <w:pPr>
+              <w:jc w:val="center"/>
+              <w:cnfStyle w:val="000000100000" w:firstRow="0" w:lastRow="0" w:firstColumn="0" w:lastColumn="0" w:oddVBand="0" w:evenVBand="0" w:oddHBand="1" w:evenHBand="0" w:firstRowFirstColumn="0" w:firstRowLastColumn="0" w:lastRowFirstColumn="0" w:lastRowLastColumn="0"/>
+              <w:rPr>
+                <w:rFonts w:ascii="Sakkal Majalla" w:hAnsi="Sakkal Majalla" w:cs="Sakkal Majalla"/>
+              </w:rPr>
+            </w:pPr>
+            <w:r>
+              <w:rPr>
+                <w:rFonts w:ascii="Sakkal Majalla" w:hAnsi="Sakkal Majalla" w:cs="Sakkal Majalla"/>
+              </w:rPr>
+              <w:t>Pytest For B2B E-Commerce Appl</w:t>
+            </w:r>
+            <w:r>
+              <w:rPr>
+                <w:rFonts w:ascii="Sakkal Majalla" w:hAnsi="Sakkal Majalla" w:cs="Sakkal Majalla"/>
+              </w:rPr>
+              <w:t>i</w:t>
+            </w:r>
+            <w:r>
+              <w:rPr>
+                <w:rFonts w:ascii="Sakkal Majalla" w:hAnsi="Sakkal Majalla" w:cs="Sakkal Majalla"/>
+              </w:rPr>
+              <w:t>cations</w:t>
+            </w:r>
+          </w:p>
+        </w:tc>
+        <w:tc>
+          <w:tcPr>
+            <w:tcW w:w="990" w:type="dxa"/>
+          </w:tcPr>
+          <w:p>
+            <w:pPr>
+              <w:cnfStyle w:val="000000100000" w:firstRow="0" w:lastRow="0" w:firstColumn="0" w:lastColumn="0" w:oddVBand="0" w:evenVBand="0" w:oddHBand="1" w:evenHBand="0" w:firstRowFirstColumn="0" w:firstRowLastColumn="0" w:lastRowFirstColumn="0" w:lastRowLastColumn="0"/>
+              <w:rPr>
+                <w:rFonts w:ascii="Sakkal Majalla" w:hAnsi="Sakkal Majalla" w:cs="Sakkal Majalla"/>
+              </w:rPr>
+            </w:pPr>
+          </w:p>
+        </w:tc>
+      </w:tr>
+      <w:tr>
+        <w:tc>
+          <w:tcPr>
+            <w:cnfStyle w:val="001000000000" w:firstRow="0" w:lastRow="0" w:firstColumn="1" w:lastColumn="0" w:oddVBand="0" w:evenVBand="0" w:oddHBand="0" w:evenHBand="0" w:firstRowFirstColumn="0" w:firstRowLastColumn="0" w:lastRowFirstColumn="0" w:lastRowLastColumn="0"/>
+            <w:tcW w:w="810" w:type="dxa"/>
+          </w:tcPr>
+          <w:p>
+            <w:pPr>
+              <w:jc w:val="center"/>
+              <w:rPr>
+                <w:rFonts w:ascii="Sakkal Majalla" w:hAnsi="Sakkal Majalla" w:cs="Sakkal Majalla"/>
+              </w:rPr>
+            </w:pPr>
+          </w:p>
+        </w:tc>
+        <w:tc>
+          <w:tcPr>
+            <w:tcW w:w="5400" w:type="dxa"/>
+          </w:tcPr>
+          <w:p>
+            <w:pPr>
+              <w:cnfStyle w:val="000000000000" w:firstRow="0" w:lastRow="0" w:firstColumn="0" w:lastColumn="0" w:oddVBand="0" w:evenVBand="0" w:oddHBand="0" w:evenHBand="0" w:firstRowFirstColumn="0" w:firstRowLastColumn="0" w:lastRowFirstColumn="0" w:lastRowLastColumn="0"/>
+              <w:rPr>
+                <w:rFonts w:ascii="Sakkal Majalla" w:hAnsi="Sakkal Majalla" w:cs="Sakkal Majalla"/>
+              </w:rPr>
+            </w:pPr>
+            <w:r>
+              <w:rPr>
+                <w:rFonts w:ascii="Sakkal Majalla" w:hAnsi="Sakkal Majalla" w:cs="Sakkal Majalla"/>
+              </w:rPr>
+              <w:t>D</w:t>
+            </w:r>
+            <w:r>
+              <w:rPr>
+                <w:rFonts w:ascii="Sakkal Majalla" w:hAnsi="Sakkal Majalla" w:cs="Sakkal Majalla"/>
+              </w:rPr>
+              <w:t>ive deeper into any specific pattern (e.g., VCR cassette management, testcontainers setup, or Great Expectations integration)</w:t>
+            </w:r>
+          </w:p>
+        </w:tc>
+        <w:tc>
+          <w:tcPr>
+            <w:tcW w:w="4860" w:type="dxa"/>
+          </w:tcPr>
+          <w:p>
+            <w:pPr>
+              <w:jc w:val="center"/>
+              <w:cnfStyle w:val="000000000000" w:firstRow="0" w:lastRow="0" w:firstColumn="0" w:lastColumn="0" w:oddVBand="0" w:evenVBand="0" w:oddHBand="0" w:evenHBand="0" w:firstRowFirstColumn="0" w:firstRowLastColumn="0" w:lastRowFirstColumn="0" w:lastRowLastColumn="0"/>
+              <w:rPr>
+                <w:rFonts w:ascii="Sakkal Majalla" w:hAnsi="Sakkal Majalla" w:cs="Sakkal Majalla"/>
+              </w:rPr>
+            </w:pPr>
+            <w:r>
+              <w:rPr>
+                <w:rFonts w:ascii="Sakkal Majalla" w:hAnsi="Sakkal Majalla" w:cs="Sakkal Majalla"/>
+              </w:rPr>
+              <w:t>Pytest with Automation Packages and tools</w:t>
+            </w:r>
+          </w:p>
+        </w:tc>
+        <w:tc>
+          <w:tcPr>
+            <w:tcW w:w="990" w:type="dxa"/>
+          </w:tcPr>
+          <w:p>
+            <w:pPr>
+              <w:cnfStyle w:val="000000000000" w:firstRow="0" w:lastRow="0" w:firstColumn="0" w:lastColumn="0" w:oddVBand="0" w:evenVBand="0" w:oddHBand="0" w:evenHBand="0" w:firstRowFirstColumn="0" w:firstRowLastColumn="0" w:lastRowFirstColumn="0" w:lastRowLastColumn="0"/>
+              <w:rPr>
+                <w:rFonts w:ascii="Sakkal Majalla" w:hAnsi="Sakkal Majalla" w:cs="Sakkal Majalla"/>
+              </w:rPr>
+            </w:pPr>
+          </w:p>
+        </w:tc>
+      </w:tr>
+      <w:tr>
+        <w:trPr>
+          <w:cnfStyle w:val="000000100000" w:firstRow="0" w:lastRow="0" w:firstColumn="0" w:lastColumn="0" w:oddVBand="0" w:evenVBand="0" w:oddHBand="1" w:evenHBand="0" w:firstRowFirstColumn="0" w:firstRowLastColumn="0" w:lastRowFirstColumn="0" w:lastRowLastColumn="0"/>
+        </w:trPr>
+        <w:tc>
+          <w:tcPr>
+            <w:cnfStyle w:val="001000000000" w:firstRow="0" w:lastRow="0" w:firstColumn="1" w:lastColumn="0" w:oddVBand="0" w:evenVBand="0" w:oddHBand="0" w:evenHBand="0" w:firstRowFirstColumn="0" w:firstRowLastColumn="0" w:lastRowFirstColumn="0" w:lastRowLastColumn="0"/>
+            <w:tcW w:w="810" w:type="dxa"/>
+          </w:tcPr>
+          <w:p>
+            <w:pPr>
+              <w:jc w:val="center"/>
+              <w:rPr>
+                <w:rFonts w:ascii="Sakkal Majalla" w:hAnsi="Sakkal Majalla" w:cs="Sakkal Majalla"/>
+              </w:rPr>
+            </w:pPr>
+          </w:p>
+        </w:tc>
+        <w:tc>
+          <w:tcPr>
+            <w:tcW w:w="5400" w:type="dxa"/>
+          </w:tcPr>
+          <w:p>
+            <w:pPr>
+              <w:cnfStyle w:val="000000100000" w:firstRow="0" w:lastRow="0" w:firstColumn="0" w:lastColumn="0" w:oddVBand="0" w:evenVBand="0" w:oddHBand="1" w:evenHBand="0" w:firstRowFirstColumn="0" w:firstRowLastColumn="0" w:lastRowFirstColumn="0" w:lastRowLastColumn="0"/>
+              <w:rPr>
+                <w:rFonts w:ascii="Sakkal Majalla" w:hAnsi="Sakkal Majalla" w:cs="Sakkal Majalla"/>
+              </w:rPr>
+            </w:pPr>
+          </w:p>
+        </w:tc>
+        <w:tc>
+          <w:tcPr>
+            <w:tcW w:w="4860" w:type="dxa"/>
+          </w:tcPr>
+          <w:p>
+            <w:pPr>
+              <w:jc w:val="center"/>
+              <w:cnfStyle w:val="000000100000" w:firstRow="0" w:lastRow="0" w:firstColumn="0" w:lastColumn="0" w:oddVBand="0" w:evenVBand="0" w:oddHBand="1" w:evenHBand="0" w:firstRowFirstColumn="0" w:firstRowLastColumn="0" w:lastRowFirstColumn="0" w:lastRowLastColumn="0"/>
+              <w:rPr>
+                <w:rFonts w:ascii="Sakkal Majalla" w:hAnsi="Sakkal Majalla" w:cs="Sakkal Majalla"/>
+              </w:rPr>
+            </w:pPr>
+          </w:p>
+        </w:tc>
+        <w:tc>
+          <w:tcPr>
+            <w:tcW w:w="990" w:type="dxa"/>
+          </w:tcPr>
+          <w:p>
+            <w:pPr>
+              <w:cnfStyle w:val="000000100000" w:firstRow="0" w:lastRow="0" w:firstColumn="0" w:lastColumn="0" w:oddVBand="0" w:evenVBand="0" w:oddHBand="1" w:evenHBand="0" w:firstRowFirstColumn="0" w:firstRowLastColumn="0" w:lastRowFirstColumn="0" w:lastRowLastColumn="0"/>
+              <w:rPr>
+                <w:rFonts w:ascii="Sakkal Majalla" w:hAnsi="Sakkal Majalla" w:cs="Sakkal Majalla"/>
+              </w:rPr>
+            </w:pPr>
+          </w:p>
+        </w:tc>
+      </w:tr>
+      <w:tr>
+        <w:tc>
+          <w:tcPr>
+            <w:cnfStyle w:val="001000000000" w:firstRow="0" w:lastRow="0" w:firstColumn="1" w:lastColumn="0" w:oddVBand="0" w:evenVBand="0" w:oddHBand="0" w:evenHBand="0" w:firstRowFirstColumn="0" w:firstRowLastColumn="0" w:lastRowFirstColumn="0" w:lastRowLastColumn="0"/>
+            <w:tcW w:w="810" w:type="dxa"/>
+          </w:tcPr>
+          <w:p>
+            <w:pPr>
+              <w:jc w:val="center"/>
+              <w:rPr>
+                <w:rFonts w:ascii="Sakkal Majalla" w:hAnsi="Sakkal Majalla" w:cs="Sakkal Majalla"/>
+              </w:rPr>
+            </w:pPr>
+          </w:p>
+        </w:tc>
+        <w:tc>
+          <w:tcPr>
+            <w:tcW w:w="5400" w:type="dxa"/>
+          </w:tcPr>
+          <w:p>
+            <w:pPr>
+              <w:cnfStyle w:val="000000000000" w:firstRow="0" w:lastRow="0" w:firstColumn="0" w:lastColumn="0" w:oddVBand="0" w:evenVBand="0" w:oddHBand="0" w:evenHBand="0" w:firstRowFirstColumn="0" w:firstRowLastColumn="0" w:lastRowFirstColumn="0" w:lastRowLastColumn="0"/>
+              <w:rPr>
+                <w:rFonts w:ascii="Sakkal Majalla" w:hAnsi="Sakkal Majalla" w:cs="Sakkal Majalla"/>
+              </w:rPr>
+            </w:pPr>
+          </w:p>
+        </w:tc>
+        <w:tc>
+          <w:tcPr>
+            <w:tcW w:w="4860" w:type="dxa"/>
+          </w:tcPr>
+          <w:p>
+            <w:pPr>
+              <w:jc w:val="center"/>
+              <w:cnfStyle w:val="000000000000" w:firstRow="0" w:lastRow="0" w:firstColumn="0" w:lastColumn="0" w:oddVBand="0" w:evenVBand="0" w:oddHBand="0" w:evenHBand="0" w:firstRowFirstColumn="0" w:firstRowLastColumn="0" w:lastRowFirstColumn="0" w:lastRowLastColumn="0"/>
+              <w:rPr>
+                <w:rFonts w:ascii="Sakkal Majalla" w:hAnsi="Sakkal Majalla" w:cs="Sakkal Majalla"/>
+              </w:rPr>
+            </w:pPr>
+          </w:p>
+        </w:tc>
+        <w:tc>
+          <w:tcPr>
+            <w:tcW w:w="990" w:type="dxa"/>
+          </w:tcPr>
+          <w:p>
+            <w:pPr>
+              <w:cnfStyle w:val="000000000000" w:firstRow="0" w:lastRow="0" w:firstColumn="0" w:lastColumn="0" w:oddVBand="0" w:evenVBand="0" w:oddHBand="0" w:evenHBand="0" w:firstRowFirstColumn="0" w:firstRowLastColumn="0" w:lastRowFirstColumn="0" w:lastRowLastColumn="0"/>
+              <w:rPr>
+                <w:rFonts w:ascii="Sakkal Majalla" w:hAnsi="Sakkal Majalla" w:cs="Sakkal Majalla"/>
+              </w:rPr>
+            </w:pPr>
+          </w:p>
+        </w:tc>
+      </w:tr>
+      <w:tr>
+        <w:trPr>
+          <w:cnfStyle w:val="000000100000" w:firstRow="0" w:lastRow="0" w:firstColumn="0" w:lastColumn="0" w:oddVBand="0" w:evenVBand="0" w:oddHBand="1" w:evenHBand="0" w:firstRowFirstColumn="0" w:firstRowLastColumn="0" w:lastRowFirstColumn="0" w:lastRowLastColumn="0"/>
+        </w:trPr>
+        <w:tc>
+          <w:tcPr>
+            <w:cnfStyle w:val="001000000000" w:firstRow="0" w:lastRow="0" w:firstColumn="1" w:lastColumn="0" w:oddVBand="0" w:evenVBand="0" w:oddHBand="0" w:evenHBand="0" w:firstRowFirstColumn="0" w:firstRowLastColumn="0" w:lastRowFirstColumn="0" w:lastRowLastColumn="0"/>
+            <w:tcW w:w="810" w:type="dxa"/>
+          </w:tcPr>
+          <w:p>
+            <w:pPr>
+              <w:jc w:val="center"/>
+              <w:rPr>
+                <w:rFonts w:ascii="Sakkal Majalla" w:hAnsi="Sakkal Majalla" w:cs="Sakkal Majalla"/>
+              </w:rPr>
+            </w:pPr>
+          </w:p>
+        </w:tc>
+        <w:tc>
+          <w:tcPr>
+            <w:tcW w:w="5400" w:type="dxa"/>
+          </w:tcPr>
+          <w:p>
+            <w:pPr>
+              <w:cnfStyle w:val="000000100000" w:firstRow="0" w:lastRow="0" w:firstColumn="0" w:lastColumn="0" w:oddVBand="0" w:evenVBand="0" w:oddHBand="1" w:evenHBand="0" w:firstRowFirstColumn="0" w:firstRowLastColumn="0" w:lastRowFirstColumn="0" w:lastRowLastColumn="0"/>
+              <w:rPr>
+                <w:rFonts w:ascii="Sakkal Majalla" w:hAnsi="Sakkal Majalla" w:cs="Sakkal Majalla"/>
+              </w:rPr>
+            </w:pPr>
+          </w:p>
+        </w:tc>
+        <w:tc>
+          <w:tcPr>
+            <w:tcW w:w="4860" w:type="dxa"/>
+          </w:tcPr>
+          <w:p>
+            <w:pPr>
+              <w:jc w:val="center"/>
+              <w:cnfStyle w:val="000000100000" w:firstRow="0" w:lastRow="0" w:firstColumn="0" w:lastColumn="0" w:oddVBand="0" w:evenVBand="0" w:oddHBand="1" w:evenHBand="0" w:firstRowFirstColumn="0" w:firstRowLastColumn="0" w:lastRowFirstColumn="0" w:lastRowLastColumn="0"/>
+              <w:rPr>
+                <w:rFonts w:ascii="Sakkal Majalla" w:hAnsi="Sakkal Majalla" w:cs="Sakkal Majalla"/>
+              </w:rPr>
+            </w:pPr>
+          </w:p>
+        </w:tc>
+        <w:tc>
+          <w:tcPr>
+            <w:tcW w:w="990" w:type="dxa"/>
+          </w:tcPr>
+          <w:p>
+            <w:pPr>
+              <w:cnfStyle w:val="000000100000" w:firstRow="0" w:lastRow="0" w:firstColumn="0" w:lastColumn="0" w:oddVBand="0" w:evenVBand="0" w:oddHBand="1" w:evenHBand="0" w:firstRowFirstColumn="0" w:firstRowLastColumn="0" w:lastRowFirstColumn="0" w:lastRowLastColumn="0"/>
+              <w:rPr>
+                <w:rFonts w:ascii="Sakkal Majalla" w:hAnsi="Sakkal Majalla" w:cs="Sakkal Majalla"/>
+              </w:rPr>
+            </w:pPr>
+          </w:p>
+        </w:tc>
+      </w:tr>
+      <w:tr>
+        <w:tc>
+          <w:tcPr>
+            <w:cnfStyle w:val="001000000000" w:firstRow="0" w:lastRow="0" w:firstColumn="1" w:lastColumn="0" w:oddVBand="0" w:evenVBand="0" w:oddHBand="0" w:evenHBand="0" w:firstRowFirstColumn="0" w:firstRowLastColumn="0" w:lastRowFirstColumn="0" w:lastRowLastColumn="0"/>
+            <w:tcW w:w="810" w:type="dxa"/>
+          </w:tcPr>
+          <w:p>
+            <w:pPr>
+              <w:jc w:val="center"/>
+              <w:rPr>
+                <w:rFonts w:ascii="Sakkal Majalla" w:hAnsi="Sakkal Majalla" w:cs="Sakkal Majalla"/>
+              </w:rPr>
+            </w:pPr>
+          </w:p>
+        </w:tc>
+        <w:tc>
+          <w:tcPr>
+            <w:tcW w:w="5400" w:type="dxa"/>
+          </w:tcPr>
+          <w:p>
+            <w:pPr>
+              <w:cnfStyle w:val="000000000000" w:firstRow="0" w:lastRow="0" w:firstColumn="0" w:lastColumn="0" w:oddVBand="0" w:evenVBand="0" w:oddHBand="0" w:evenHBand="0" w:firstRowFirstColumn="0" w:firstRowLastColumn="0" w:lastRowFirstColumn="0" w:lastRowLastColumn="0"/>
+              <w:rPr>
+                <w:rFonts w:ascii="Sakkal Majalla" w:hAnsi="Sakkal Majalla" w:cs="Sakkal Majalla"/>
+              </w:rPr>
+            </w:pPr>
+          </w:p>
+        </w:tc>
+        <w:tc>
+          <w:tcPr>
+            <w:tcW w:w="4860" w:type="dxa"/>
+          </w:tcPr>
+          <w:p>
+            <w:pPr>
+              <w:jc w:val="center"/>
+              <w:cnfStyle w:val="000000000000" w:firstRow="0" w:lastRow="0" w:firstColumn="0" w:lastColumn="0" w:oddVBand="0" w:evenVBand="0" w:oddHBand="0" w:evenHBand="0" w:firstRowFirstColumn="0" w:firstRowLastColumn="0" w:lastRowFirstColumn="0" w:lastRowLastColumn="0"/>
+              <w:rPr>
+                <w:rFonts w:ascii="Sakkal Majalla" w:hAnsi="Sakkal Majalla" w:cs="Sakkal Majalla"/>
+              </w:rPr>
+            </w:pPr>
+          </w:p>
+        </w:tc>
+        <w:tc>
+          <w:tcPr>
+            <w:tcW w:w="990" w:type="dxa"/>
+          </w:tcPr>
+          <w:p>
+            <w:pPr>
+              <w:cnfStyle w:val="000000000000" w:firstRow="0" w:lastRow="0" w:firstColumn="0" w:lastColumn="0" w:oddVBand="0" w:evenVBand="0" w:oddHBand="0" w:evenHBand="0" w:firstRowFirstColumn="0" w:firstRowLastColumn="0" w:lastRowFirstColumn="0" w:lastRowLastColumn="0"/>
+              <w:rPr>
+                <w:rFonts w:ascii="Sakkal Majalla" w:hAnsi="Sakkal Majalla" w:cs="Sakkal Majalla"/>
+              </w:rPr>
+            </w:pPr>
+          </w:p>
+        </w:tc>
+      </w:tr>
+      <w:tr>
+        <w:trPr>
+          <w:cnfStyle w:val="000000100000" w:firstRow="0" w:lastRow="0" w:firstColumn="0" w:lastColumn="0" w:oddVBand="0" w:evenVBand="0" w:oddHBand="1" w:evenHBand="0" w:firstRowFirstColumn="0" w:firstRowLastColumn="0" w:lastRowFirstColumn="0" w:lastRowLastColumn="0"/>
+        </w:trPr>
+        <w:tc>
+          <w:tcPr>
+            <w:cnfStyle w:val="001000000000" w:firstRow="0" w:lastRow="0" w:firstColumn="1" w:lastColumn="0" w:oddVBand="0" w:evenVBand="0" w:oddHBand="0" w:evenHBand="0" w:firstRowFirstColumn="0" w:firstRowLastColumn="0" w:lastRowFirstColumn="0" w:lastRowLastColumn="0"/>
+            <w:tcW w:w="810" w:type="dxa"/>
+          </w:tcPr>
+          <w:p>
+            <w:pPr>
+              <w:jc w:val="center"/>
+              <w:rPr>
+                <w:rFonts w:ascii="Sakkal Majalla" w:hAnsi="Sakkal Majalla" w:cs="Sakkal Majalla"/>
+              </w:rPr>
+            </w:pPr>
+          </w:p>
+        </w:tc>
+        <w:tc>
+          <w:tcPr>
+            <w:tcW w:w="5400" w:type="dxa"/>
+          </w:tcPr>
+          <w:p>
+            <w:pPr>
+              <w:cnfStyle w:val="000000100000" w:firstRow="0" w:lastRow="0" w:firstColumn="0" w:lastColumn="0" w:oddVBand="0" w:evenVBand="0" w:oddHBand="1" w:evenHBand="0" w:firstRowFirstColumn="0" w:firstRowLastColumn="0" w:lastRowFirstColumn="0" w:lastRowLastColumn="0"/>
+              <w:rPr>
+                <w:rFonts w:ascii="Sakkal Majalla" w:hAnsi="Sakkal Majalla" w:cs="Sakkal Majalla"/>
+              </w:rPr>
+            </w:pPr>
+          </w:p>
+        </w:tc>
+        <w:tc>
+          <w:tcPr>
+            <w:tcW w:w="4860" w:type="dxa"/>
+          </w:tcPr>
+          <w:p>
+            <w:pPr>
+              <w:jc w:val="center"/>
+              <w:cnfStyle w:val="000000100000" w:firstRow="0" w:lastRow="0" w:firstColumn="0" w:lastColumn="0" w:oddVBand="0" w:evenVBand="0" w:oddHBand="1" w:evenHBand="0" w:firstRowFirstColumn="0" w:firstRowLastColumn="0" w:lastRowFirstColumn="0" w:lastRowLastColumn="0"/>
+              <w:rPr>
+                <w:rFonts w:ascii="Sakkal Majalla" w:hAnsi="Sakkal Majalla" w:cs="Sakkal Majalla"/>
+              </w:rPr>
+            </w:pPr>
+          </w:p>
+        </w:tc>
+        <w:tc>
+          <w:tcPr>
+            <w:tcW w:w="990" w:type="dxa"/>
+          </w:tcPr>
+          <w:p>
+            <w:pPr>
+              <w:cnfStyle w:val="000000100000" w:firstRow="0" w:lastRow="0" w:firstColumn="0" w:lastColumn="0" w:oddVBand="0" w:evenVBand="0" w:oddHBand="1" w:evenHBand="0" w:firstRowFirstColumn="0" w:firstRowLastColumn="0" w:lastRowFirstColumn="0" w:lastRowLastColumn="0"/>
+              <w:rPr>
+                <w:rFonts w:ascii="Sakkal Majalla" w:hAnsi="Sakkal Majalla" w:cs="Sakkal Majalla"/>
+              </w:rPr>
+            </w:pPr>
+          </w:p>
+        </w:tc>
+      </w:tr>
+      <w:tr>
+        <w:tc>
+          <w:tcPr>
+            <w:cnfStyle w:val="001000000000" w:firstRow="0" w:lastRow="0" w:firstColumn="1" w:lastColumn="0" w:oddVBand="0" w:evenVBand="0" w:oddHBand="0" w:evenHBand="0" w:firstRowFirstColumn="0" w:firstRowLastColumn="0" w:lastRowFirstColumn="0" w:lastRowLastColumn="0"/>
+            <w:tcW w:w="810" w:type="dxa"/>
+          </w:tcPr>
+          <w:p>
+            <w:pPr>
+              <w:jc w:val="center"/>
+              <w:rPr>
+                <w:rFonts w:ascii="Sakkal Majalla" w:hAnsi="Sakkal Majalla" w:cs="Sakkal Majalla"/>
+              </w:rPr>
+            </w:pPr>
+          </w:p>
+        </w:tc>
+        <w:tc>
+          <w:tcPr>
+            <w:tcW w:w="5400" w:type="dxa"/>
+          </w:tcPr>
+          <w:p>
+            <w:pPr>
+              <w:cnfStyle w:val="000000000000" w:firstRow="0" w:lastRow="0" w:firstColumn="0" w:lastColumn="0" w:oddVBand="0" w:evenVBand="0" w:oddHBand="0" w:evenHBand="0" w:firstRowFirstColumn="0" w:firstRowLastColumn="0" w:lastRowFirstColumn="0" w:lastRowLastColumn="0"/>
+              <w:rPr>
+                <w:rFonts w:ascii="Sakkal Majalla" w:hAnsi="Sakkal Majalla" w:cs="Sakkal Majalla"/>
+              </w:rPr>
+            </w:pPr>
+          </w:p>
+        </w:tc>
+        <w:tc>
+          <w:tcPr>
+            <w:tcW w:w="4860" w:type="dxa"/>
+          </w:tcPr>
+          <w:p>
+            <w:pPr>
+              <w:jc w:val="center"/>
+              <w:cnfStyle w:val="000000000000" w:firstRow="0" w:lastRow="0" w:firstColumn="0" w:lastColumn="0" w:oddVBand="0" w:evenVBand="0" w:oddHBand="0" w:evenHBand="0" w:firstRowFirstColumn="0" w:firstRowLastColumn="0" w:lastRowFirstColumn="0" w:lastRowLastColumn="0"/>
+              <w:rPr>
+                <w:rFonts w:ascii="Sakkal Majalla" w:hAnsi="Sakkal Majalla" w:cs="Sakkal Majalla"/>
+              </w:rPr>
+            </w:pPr>
+          </w:p>
+        </w:tc>
+        <w:tc>
+          <w:tcPr>
+            <w:tcW w:w="990" w:type="dxa"/>
+          </w:tcPr>
+          <w:p>
+            <w:pPr>
+              <w:cnfStyle w:val="000000000000" w:firstRow="0" w:lastRow="0" w:firstColumn="0" w:lastColumn="0" w:oddVBand="0" w:evenVBand="0" w:oddHBand="0" w:evenHBand="0" w:firstRowFirstColumn="0" w:firstRowLastColumn="0" w:lastRowFirstColumn="0" w:lastRowLastColumn="0"/>
+              <w:rPr>
+                <w:rFonts w:ascii="Sakkal Majalla" w:hAnsi="Sakkal Majalla" w:cs="Sakkal Majalla"/>
+              </w:rPr>
+            </w:pPr>
+          </w:p>
+        </w:tc>
+      </w:tr>
+      <w:tr>
+        <w:trPr>
+          <w:cnfStyle w:val="000000100000" w:firstRow="0" w:lastRow="0" w:firstColumn="0" w:lastColumn="0" w:oddVBand="0" w:evenVBand="0" w:oddHBand="1" w:evenHBand="0" w:firstRowFirstColumn="0" w:firstRowLastColumn="0" w:lastRowFirstColumn="0" w:lastRowLastColumn="0"/>
+        </w:trPr>
+        <w:tc>
+          <w:tcPr>
+            <w:cnfStyle w:val="001000000000" w:firstRow="0" w:lastRow="0" w:firstColumn="1" w:lastColumn="0" w:oddVBand="0" w:evenVBand="0" w:oddHBand="0" w:evenHBand="0" w:firstRowFirstColumn="0" w:firstRowLastColumn="0" w:lastRowFirstColumn="0" w:lastRowLastColumn="0"/>
+            <w:tcW w:w="810" w:type="dxa"/>
+          </w:tcPr>
+          <w:p>
+            <w:pPr>
+              <w:jc w:val="center"/>
+              <w:rPr>
+                <w:rFonts w:ascii="Sakkal Majalla" w:hAnsi="Sakkal Majalla" w:cs="Sakkal Majalla"/>
+              </w:rPr>
+            </w:pPr>
+          </w:p>
+        </w:tc>
+        <w:tc>
+          <w:tcPr>
+            <w:tcW w:w="5400" w:type="dxa"/>
+          </w:tcPr>
+          <w:p>
+            <w:pPr>
+              <w:cnfStyle w:val="000000100000" w:firstRow="0" w:lastRow="0" w:firstColumn="0" w:lastColumn="0" w:oddVBand="0" w:evenVBand="0" w:oddHBand="1" w:evenHBand="0" w:firstRowFirstColumn="0" w:firstRowLastColumn="0" w:lastRowFirstColumn="0" w:lastRowLastColumn="0"/>
+              <w:rPr>
+                <w:rFonts w:ascii="Sakkal Majalla" w:hAnsi="Sakkal Majalla" w:cs="Sakkal Majalla"/>
+              </w:rPr>
+            </w:pPr>
+          </w:p>
+        </w:tc>
+        <w:tc>
+          <w:tcPr>
+            <w:tcW w:w="4860" w:type="dxa"/>
+          </w:tcPr>
+          <w:p>
+            <w:pPr>
+              <w:jc w:val="center"/>
+              <w:cnfStyle w:val="000000100000" w:firstRow="0" w:lastRow="0" w:firstColumn="0" w:lastColumn="0" w:oddVBand="0" w:evenVBand="0" w:oddHBand="1" w:evenHBand="0" w:firstRowFirstColumn="0" w:firstRowLastColumn="0" w:lastRowFirstColumn="0" w:lastRowLastColumn="0"/>
+              <w:rPr>
+                <w:rFonts w:ascii="Sakkal Majalla" w:hAnsi="Sakkal Majalla" w:cs="Sakkal Majalla"/>
+              </w:rPr>
+            </w:pPr>
+          </w:p>
+        </w:tc>
+        <w:tc>
+          <w:tcPr>
+            <w:tcW w:w="990" w:type="dxa"/>
+          </w:tcPr>
+          <w:p>
+            <w:pPr>
+              <w:cnfStyle w:val="000000100000" w:firstRow="0" w:lastRow="0" w:firstColumn="0" w:lastColumn="0" w:oddVBand="0" w:evenVBand="0" w:oddHBand="1" w:evenHBand="0" w:firstRowFirstColumn="0" w:firstRowLastColumn="0" w:lastRowFirstColumn="0" w:lastRowLastColumn="0"/>
+              <w:rPr>
+                <w:rFonts w:ascii="Sakkal Majalla" w:hAnsi="Sakkal Majalla" w:cs="Sakkal Majalla"/>
+              </w:rPr>
+            </w:pPr>
+          </w:p>
+        </w:tc>
+      </w:tr>
+      <w:tr>
+        <w:tc>
+          <w:tcPr>
+            <w:cnfStyle w:val="001000000000" w:firstRow="0" w:lastRow="0" w:firstColumn="1" w:lastColumn="0" w:oddVBand="0" w:evenVBand="0" w:oddHBand="0" w:evenHBand="0" w:firstRowFirstColumn="0" w:firstRowLastColumn="0" w:lastRowFirstColumn="0" w:lastRowLastColumn="0"/>
+            <w:tcW w:w="810" w:type="dxa"/>
+          </w:tcPr>
+          <w:p>
+            <w:pPr>
+              <w:jc w:val="center"/>
+              <w:rPr>
+                <w:rFonts w:ascii="Sakkal Majalla" w:hAnsi="Sakkal Majalla" w:cs="Sakkal Majalla"/>
+              </w:rPr>
+            </w:pPr>
+          </w:p>
+        </w:tc>
+        <w:tc>
+          <w:tcPr>
+            <w:tcW w:w="5400" w:type="dxa"/>
+          </w:tcPr>
+          <w:p>
+            <w:pPr>
+              <w:cnfStyle w:val="000000000000" w:firstRow="0" w:lastRow="0" w:firstColumn="0" w:lastColumn="0" w:oddVBand="0" w:evenVBand="0" w:oddHBand="0" w:evenHBand="0" w:firstRowFirstColumn="0" w:firstRowLastColumn="0" w:lastRowFirstColumn="0" w:lastRowLastColumn="0"/>
+              <w:rPr>
+                <w:rFonts w:ascii="Sakkal Majalla" w:hAnsi="Sakkal Majalla" w:cs="Sakkal Majalla"/>
+              </w:rPr>
+            </w:pPr>
+          </w:p>
+        </w:tc>
+        <w:tc>
+          <w:tcPr>
+            <w:tcW w:w="4860" w:type="dxa"/>
+          </w:tcPr>
+          <w:p>
+            <w:pPr>
+              <w:jc w:val="center"/>
+              <w:cnfStyle w:val="000000000000" w:firstRow="0" w:lastRow="0" w:firstColumn="0" w:lastColumn="0" w:oddVBand="0" w:evenVBand="0" w:oddHBand="0" w:evenHBand="0" w:firstRowFirstColumn="0" w:firstRowLastColumn="0" w:lastRowFirstColumn="0" w:lastRowLastColumn="0"/>
+              <w:rPr>
+                <w:rFonts w:ascii="Sakkal Majalla" w:hAnsi="Sakkal Majalla" w:cs="Sakkal Majalla"/>
+              </w:rPr>
+            </w:pPr>
+          </w:p>
+        </w:tc>
+        <w:tc>
+          <w:tcPr>
+            <w:tcW w:w="990" w:type="dxa"/>
+          </w:tcPr>
+          <w:p>
+            <w:pPr>
+              <w:cnfStyle w:val="000000000000" w:firstRow="0" w:lastRow="0" w:firstColumn="0" w:lastColumn="0" w:oddVBand="0" w:evenVBand="0" w:oddHBand="0" w:evenHBand="0" w:firstRowFirstColumn="0" w:firstRowLastColumn="0" w:lastRowFirstColumn="0" w:lastRowLastColumn="0"/>
+              <w:rPr>
+                <w:rFonts w:ascii="Sakkal Majalla" w:hAnsi="Sakkal Majalla" w:cs="Sakkal Majalla"/>
+              </w:rPr>
+            </w:pPr>
+          </w:p>
+        </w:tc>
+      </w:tr>
+      <w:tr>
+        <w:trPr>
+          <w:cnfStyle w:val="000000100000" w:firstRow="0" w:lastRow="0" w:firstColumn="0" w:lastColumn="0" w:oddVBand="0" w:evenVBand="0" w:oddHBand="1" w:evenHBand="0" w:firstRowFirstColumn="0" w:firstRowLastColumn="0" w:lastRowFirstColumn="0" w:lastRowLastColumn="0"/>
+        </w:trPr>
+        <w:tc>
+          <w:tcPr>
+            <w:cnfStyle w:val="001000000000" w:firstRow="0" w:lastRow="0" w:firstColumn="1" w:lastColumn="0" w:oddVBand="0" w:evenVBand="0" w:oddHBand="0" w:evenHBand="0" w:firstRowFirstColumn="0" w:firstRowLastColumn="0" w:lastRowFirstColumn="0" w:lastRowLastColumn="0"/>
+            <w:tcW w:w="810" w:type="dxa"/>
+          </w:tcPr>
+          <w:p>
+            <w:pPr>
+              <w:jc w:val="center"/>
+              <w:rPr>
+                <w:rFonts w:ascii="Sakkal Majalla" w:hAnsi="Sakkal Majalla" w:cs="Sakkal Majalla"/>
+              </w:rPr>
+            </w:pPr>
+          </w:p>
+        </w:tc>
+        <w:tc>
+          <w:tcPr>
+            <w:tcW w:w="5400" w:type="dxa"/>
+          </w:tcPr>
+          <w:p>
+            <w:pPr>
+              <w:cnfStyle w:val="000000100000" w:firstRow="0" w:lastRow="0" w:firstColumn="0" w:lastColumn="0" w:oddVBand="0" w:evenVBand="0" w:oddHBand="1" w:evenHBand="0" w:firstRowFirstColumn="0" w:firstRowLastColumn="0" w:lastRowFirstColumn="0" w:lastRowLastColumn="0"/>
+              <w:rPr>
+                <w:rFonts w:ascii="Sakkal Majalla" w:hAnsi="Sakkal Majalla" w:cs="Sakkal Majalla"/>
+              </w:rPr>
+            </w:pPr>
+          </w:p>
+        </w:tc>
+        <w:tc>
+          <w:tcPr>
+            <w:tcW w:w="4860" w:type="dxa"/>
+          </w:tcPr>
+          <w:p>
+            <w:pPr>
+              <w:jc w:val="center"/>
+              <w:cnfStyle w:val="000000100000" w:firstRow="0" w:lastRow="0" w:firstColumn="0" w:lastColumn="0" w:oddVBand="0" w:evenVBand="0" w:oddHBand="1" w:evenHBand="0" w:firstRowFirstColumn="0" w:firstRowLastColumn="0" w:lastRowFirstColumn="0" w:lastRowLastColumn="0"/>
+              <w:rPr>
+                <w:rFonts w:ascii="Sakkal Majalla" w:hAnsi="Sakkal Majalla" w:cs="Sakkal Majalla"/>
+              </w:rPr>
+            </w:pPr>
+          </w:p>
+        </w:tc>
+        <w:tc>
+          <w:tcPr>
+            <w:tcW w:w="990" w:type="dxa"/>
+          </w:tcPr>
+          <w:p>
+            <w:pPr>
+              <w:cnfStyle w:val="000000100000" w:firstRow="0" w:lastRow="0" w:firstColumn="0" w:lastColumn="0" w:oddVBand="0" w:evenVBand="0" w:oddHBand="1" w:evenHBand="0" w:firstRowFirstColumn="0" w:firstRowLastColumn="0" w:lastRowFirstColumn="0" w:lastRowLastColumn="0"/>
+              <w:rPr>
+                <w:rFonts w:ascii="Sakkal Majalla" w:hAnsi="Sakkal Majalla" w:cs="Sakkal Majalla"/>
+              </w:rPr>
+            </w:pPr>
+          </w:p>
+        </w:tc>
+      </w:tr>
+      <w:tr>
+        <w:tc>
+          <w:tcPr>
+            <w:cnfStyle w:val="001000000000" w:firstRow="0" w:lastRow="0" w:firstColumn="1" w:lastColumn="0" w:oddVBand="0" w:evenVBand="0" w:oddHBand="0" w:evenHBand="0" w:firstRowFirstColumn="0" w:firstRowLastColumn="0" w:lastRowFirstColumn="0" w:lastRowLastColumn="0"/>
+            <w:tcW w:w="810" w:type="dxa"/>
+          </w:tcPr>
+          <w:p>
+            <w:pPr>
+              <w:jc w:val="center"/>
+              <w:rPr>
+                <w:rFonts w:ascii="Sakkal Majalla" w:hAnsi="Sakkal Majalla" w:cs="Sakkal Majalla"/>
+              </w:rPr>
+            </w:pPr>
+          </w:p>
+        </w:tc>
+        <w:tc>
+          <w:tcPr>
+            <w:tcW w:w="5400" w:type="dxa"/>
+          </w:tcPr>
+          <w:p>
+            <w:pPr>
+              <w:cnfStyle w:val="000000000000" w:firstRow="0" w:lastRow="0" w:firstColumn="0" w:lastColumn="0" w:oddVBand="0" w:evenVBand="0" w:oddHBand="0" w:evenHBand="0" w:firstRowFirstColumn="0" w:firstRowLastColumn="0" w:lastRowFirstColumn="0" w:lastRowLastColumn="0"/>
+              <w:rPr>
+                <w:rFonts w:ascii="Sakkal Majalla" w:hAnsi="Sakkal Majalla" w:cs="Sakkal Majalla"/>
+              </w:rPr>
+            </w:pPr>
+          </w:p>
+        </w:tc>
+        <w:tc>
+          <w:tcPr>
+            <w:tcW w:w="4860" w:type="dxa"/>
+          </w:tcPr>
+          <w:p>
+            <w:pPr>
+              <w:jc w:val="center"/>
+              <w:cnfStyle w:val="000000000000" w:firstRow="0" w:lastRow="0" w:firstColumn="0" w:lastColumn="0" w:oddVBand="0" w:evenVBand="0" w:oddHBand="0" w:evenHBand="0" w:firstRowFirstColumn="0" w:firstRowLastColumn="0" w:lastRowFirstColumn="0" w:lastRowLastColumn="0"/>
+              <w:rPr>
+                <w:rFonts w:ascii="Sakkal Majalla" w:hAnsi="Sakkal Majalla" w:cs="Sakkal Majalla"/>
+              </w:rPr>
+            </w:pPr>
+          </w:p>
+        </w:tc>
+        <w:tc>
+          <w:tcPr>
+            <w:tcW w:w="990" w:type="dxa"/>
+          </w:tcPr>
+          <w:p>
+            <w:pPr>
+              <w:cnfStyle w:val="000000000000" w:firstRow="0" w:lastRow="0" w:firstColumn="0" w:lastColumn="0" w:oddVBand="0" w:evenVBand="0" w:oddHBand="0" w:evenHBand="0" w:firstRowFirstColumn="0" w:firstRowLastColumn="0" w:lastRowFirstColumn="0" w:lastRowLastColumn="0"/>
+              <w:rPr>
+                <w:rFonts w:ascii="Sakkal Majalla" w:hAnsi="Sakkal Majalla" w:cs="Sakkal Majalla"/>
+              </w:rPr>
+            </w:pPr>
+          </w:p>
+        </w:tc>
+      </w:tr>
+      <w:tr>
+        <w:trPr>
+          <w:cnfStyle w:val="000000100000" w:firstRow="0" w:lastRow="0" w:firstColumn="0" w:lastColumn="0" w:oddVBand="0" w:evenVBand="0" w:oddHBand="1" w:evenHBand="0" w:firstRowFirstColumn="0" w:firstRowLastColumn="0" w:lastRowFirstColumn="0" w:lastRowLastColumn="0"/>
+        </w:trPr>
+        <w:tc>
+          <w:tcPr>
+            <w:cnfStyle w:val="001000000000" w:firstRow="0" w:lastRow="0" w:firstColumn="1" w:lastColumn="0" w:oddVBand="0" w:evenVBand="0" w:oddHBand="0" w:evenHBand="0" w:firstRowFirstColumn="0" w:firstRowLastColumn="0" w:lastRowFirstColumn="0" w:lastRowLastColumn="0"/>
+            <w:tcW w:w="810" w:type="dxa"/>
+          </w:tcPr>
+          <w:p>
+            <w:pPr>
+              <w:jc w:val="center"/>
+              <w:rPr>
+                <w:rFonts w:ascii="Sakkal Majalla" w:hAnsi="Sakkal Majalla" w:cs="Sakkal Majalla"/>
+              </w:rPr>
+            </w:pPr>
+          </w:p>
+        </w:tc>
+        <w:tc>
+          <w:tcPr>
+            <w:tcW w:w="5400" w:type="dxa"/>
+          </w:tcPr>
+          <w:p>
+            <w:pPr>
+              <w:cnfStyle w:val="000000100000" w:firstRow="0" w:lastRow="0" w:firstColumn="0" w:lastColumn="0" w:oddVBand="0" w:evenVBand="0" w:oddHBand="1" w:evenHBand="0" w:firstRowFirstColumn="0" w:firstRowLastColumn="0" w:lastRowFirstColumn="0" w:lastRowLastColumn="0"/>
+              <w:rPr>
+                <w:rFonts w:ascii="Sakkal Majalla" w:hAnsi="Sakkal Majalla" w:cs="Sakkal Majalla"/>
+              </w:rPr>
+            </w:pPr>
+          </w:p>
+        </w:tc>
+        <w:tc>
+          <w:tcPr>
+            <w:tcW w:w="4860" w:type="dxa"/>
+          </w:tcPr>
+          <w:p>
+            <w:pPr>
+              <w:jc w:val="center"/>
+              <w:cnfStyle w:val="000000100000" w:firstRow="0" w:lastRow="0" w:firstColumn="0" w:lastColumn="0" w:oddVBand="0" w:evenVBand="0" w:oddHBand="1" w:evenHBand="0" w:firstRowFirstColumn="0" w:firstRowLastColumn="0" w:lastRowFirstColumn="0" w:lastRowLastColumn="0"/>
+              <w:rPr>
+                <w:rFonts w:ascii="Sakkal Majalla" w:hAnsi="Sakkal Majalla" w:cs="Sakkal Majalla"/>
+              </w:rPr>
+            </w:pPr>
+          </w:p>
+        </w:tc>
+        <w:tc>
+          <w:tcPr>
+            <w:tcW w:w="990" w:type="dxa"/>
+          </w:tcPr>
+          <w:p>
+            <w:pPr>
+              <w:cnfStyle w:val="000000100000" w:firstRow="0" w:lastRow="0" w:firstColumn="0" w:lastColumn="0" w:oddVBand="0" w:evenVBand="0" w:oddHBand="1" w:evenHBand="0" w:firstRowFirstColumn="0" w:firstRowLastColumn="0" w:lastRowFirstColumn="0" w:lastRowLastColumn="0"/>
+              <w:rPr>
+                <w:rFonts w:ascii="Sakkal Majalla" w:hAnsi="Sakkal Majalla" w:cs="Sakkal Majalla"/>
+              </w:rPr>
+            </w:pPr>
+          </w:p>
+        </w:tc>
+      </w:tr>
+      <w:tr>
+        <w:tc>
+          <w:tcPr>
+            <w:cnfStyle w:val="001000000000" w:firstRow="0" w:lastRow="0" w:firstColumn="1" w:lastColumn="0" w:oddVBand="0" w:evenVBand="0" w:oddHBand="0" w:evenHBand="0" w:firstRowFirstColumn="0" w:firstRowLastColumn="0" w:lastRowFirstColumn="0" w:lastRowLastColumn="0"/>
+            <w:tcW w:w="810" w:type="dxa"/>
+          </w:tcPr>
+          <w:p>
+            <w:pPr>
+              <w:jc w:val="center"/>
+              <w:rPr>
+                <w:rFonts w:ascii="Sakkal Majalla" w:hAnsi="Sakkal Majalla" w:cs="Sakkal Majalla"/>
+              </w:rPr>
+            </w:pPr>
+          </w:p>
+        </w:tc>
+        <w:tc>
+          <w:tcPr>
+            <w:tcW w:w="5400" w:type="dxa"/>
+          </w:tcPr>
+          <w:p>
+            <w:pPr>
+              <w:cnfStyle w:val="000000000000" w:firstRow="0" w:lastRow="0" w:firstColumn="0" w:lastColumn="0" w:oddVBand="0" w:evenVBand="0" w:oddHBand="0" w:evenHBand="0" w:firstRowFirstColumn="0" w:firstRowLastColumn="0" w:lastRowFirstColumn="0" w:lastRowLastColumn="0"/>
+              <w:rPr>
+                <w:rFonts w:ascii="Sakkal Majalla" w:hAnsi="Sakkal Majalla" w:cs="Sakkal Majalla"/>
+              </w:rPr>
+            </w:pPr>
+          </w:p>
+        </w:tc>
+        <w:tc>
+          <w:tcPr>
+            <w:tcW w:w="4860" w:type="dxa"/>
+          </w:tcPr>
+          <w:p>
+            <w:pPr>
+              <w:jc w:val="center"/>
+              <w:cnfStyle w:val="000000000000" w:firstRow="0" w:lastRow="0" w:firstColumn="0" w:lastColumn="0" w:oddVBand="0" w:evenVBand="0" w:oddHBand="0" w:evenHBand="0" w:firstRowFirstColumn="0" w:firstRowLastColumn="0" w:lastRowFirstColumn="0" w:lastRowLastColumn="0"/>
+              <w:rPr>
+                <w:rFonts w:ascii="Sakkal Majalla" w:hAnsi="Sakkal Majalla" w:cs="Sakkal Majalla"/>
+              </w:rPr>
+            </w:pPr>
+          </w:p>
+        </w:tc>
+        <w:tc>
+          <w:tcPr>
+            <w:tcW w:w="990" w:type="dxa"/>
+          </w:tcPr>
+          <w:p>
+            <w:pPr>
+              <w:cnfStyle w:val="000000000000" w:firstRow="0" w:lastRow="0" w:firstColumn="0" w:lastColumn="0" w:oddVBand="0" w:evenVBand="0" w:oddHBand="0" w:evenHBand="0" w:firstRowFirstColumn="0" w:firstRowLastColumn="0" w:lastRowFirstColumn="0" w:lastRowLastColumn="0"/>
+              <w:rPr>
+                <w:rFonts w:ascii="Sakkal Majalla" w:hAnsi="Sakkal Majalla" w:cs="Sakkal Majalla"/>
+              </w:rPr>
+            </w:pPr>
+          </w:p>
+        </w:tc>
+      </w:tr>
+      <w:tr>
+        <w:trPr>
+          <w:cnfStyle w:val="000000100000" w:firstRow="0" w:lastRow="0" w:firstColumn="0" w:lastColumn="0" w:oddVBand="0" w:evenVBand="0" w:oddHBand="1" w:evenHBand="0" w:firstRowFirstColumn="0" w:firstRowLastColumn="0" w:lastRowFirstColumn="0" w:lastRowLastColumn="0"/>
+        </w:trPr>
+        <w:tc>
+          <w:tcPr>
+            <w:cnfStyle w:val="001000000000" w:firstRow="0" w:lastRow="0" w:firstColumn="1" w:lastColumn="0" w:oddVBand="0" w:evenVBand="0" w:oddHBand="0" w:evenHBand="0" w:firstRowFirstColumn="0" w:firstRowLastColumn="0" w:lastRowFirstColumn="0" w:lastRowLastColumn="0"/>
+            <w:tcW w:w="810" w:type="dxa"/>
+          </w:tcPr>
+          <w:p>
+            <w:pPr>
+              <w:jc w:val="center"/>
+              <w:rPr>
+                <w:rFonts w:ascii="Sakkal Majalla" w:hAnsi="Sakkal Majalla" w:cs="Sakkal Majalla"/>
+              </w:rPr>
+            </w:pPr>
+          </w:p>
+        </w:tc>
+        <w:tc>
+          <w:tcPr>
+            <w:tcW w:w="5400" w:type="dxa"/>
+          </w:tcPr>
+          <w:p>
+            <w:pPr>
+              <w:cnfStyle w:val="000000100000" w:firstRow="0" w:lastRow="0" w:firstColumn="0" w:lastColumn="0" w:oddVBand="0" w:evenVBand="0" w:oddHBand="1" w:evenHBand="0" w:firstRowFirstColumn="0" w:firstRowLastColumn="0" w:lastRowFirstColumn="0" w:lastRowLastColumn="0"/>
+              <w:rPr>
+                <w:rFonts w:ascii="Sakkal Majalla" w:hAnsi="Sakkal Majalla" w:cs="Sakkal Majalla"/>
+              </w:rPr>
+            </w:pPr>
+          </w:p>
+        </w:tc>
+        <w:tc>
+          <w:tcPr>
+            <w:tcW w:w="4860" w:type="dxa"/>
+          </w:tcPr>
+          <w:p>
+            <w:pPr>
+              <w:jc w:val="center"/>
+              <w:cnfStyle w:val="000000100000" w:firstRow="0" w:lastRow="0" w:firstColumn="0" w:lastColumn="0" w:oddVBand="0" w:evenVBand="0" w:oddHBand="1" w:evenHBand="0" w:firstRowFirstColumn="0" w:firstRowLastColumn="0" w:lastRowFirstColumn="0" w:lastRowLastColumn="0"/>
+              <w:rPr>
+                <w:rFonts w:ascii="Sakkal Majalla" w:hAnsi="Sakkal Majalla" w:cs="Sakkal Majalla"/>
+              </w:rPr>
+            </w:pPr>
+          </w:p>
+        </w:tc>
+        <w:tc>
+          <w:tcPr>
+            <w:tcW w:w="990" w:type="dxa"/>
+          </w:tcPr>
+          <w:p>
+            <w:pPr>
+              <w:cnfStyle w:val="000000100000" w:firstRow="0" w:lastRow="0" w:firstColumn="0" w:lastColumn="0" w:oddVBand="0" w:evenVBand="0" w:oddHBand="1" w:evenHBand="0" w:firstRowFirstColumn="0" w:firstRowLastColumn="0" w:lastRowFirstColumn="0" w:lastRowLastColumn="0"/>
+              <w:rPr>
+                <w:rFonts w:ascii="Sakkal Majalla" w:hAnsi="Sakkal Majalla" w:cs="Sakkal Majalla"/>
+              </w:rPr>
+            </w:pPr>
+          </w:p>
+        </w:tc>
+      </w:tr>
+      <w:tr>
+        <w:tc>
+          <w:tcPr>
+            <w:cnfStyle w:val="001000000000" w:firstRow="0" w:lastRow="0" w:firstColumn="1" w:lastColumn="0" w:oddVBand="0" w:evenVBand="0" w:oddHBand="0" w:evenHBand="0" w:firstRowFirstColumn="0" w:firstRowLastColumn="0" w:lastRowFirstColumn="0" w:lastRowLastColumn="0"/>
+            <w:tcW w:w="810" w:type="dxa"/>
+          </w:tcPr>
+          <w:p>
+            <w:pPr>
+              <w:jc w:val="center"/>
+              <w:rPr>
+                <w:rFonts w:ascii="Sakkal Majalla" w:hAnsi="Sakkal Majalla" w:cs="Sakkal Majalla"/>
+              </w:rPr>
+            </w:pPr>
+          </w:p>
+        </w:tc>
+        <w:tc>
+          <w:tcPr>
+            <w:tcW w:w="5400" w:type="dxa"/>
+          </w:tcPr>
+          <w:p>
+            <w:pPr>
+              <w:cnfStyle w:val="000000000000" w:firstRow="0" w:lastRow="0" w:firstColumn="0" w:lastColumn="0" w:oddVBand="0" w:evenVBand="0" w:oddHBand="0" w:evenHBand="0" w:firstRowFirstColumn="0" w:firstRowLastColumn="0" w:lastRowFirstColumn="0" w:lastRowLastColumn="0"/>
+              <w:rPr>
+                <w:rFonts w:ascii="Sakkal Majalla" w:hAnsi="Sakkal Majalla" w:cs="Sakkal Majalla"/>
+              </w:rPr>
+            </w:pPr>
+          </w:p>
+        </w:tc>
+        <w:tc>
+          <w:tcPr>
+            <w:tcW w:w="4860" w:type="dxa"/>
+          </w:tcPr>
+          <w:p>
+            <w:pPr>
+              <w:jc w:val="center"/>
+              <w:cnfStyle w:val="000000000000" w:firstRow="0" w:lastRow="0" w:firstColumn="0" w:lastColumn="0" w:oddVBand="0" w:evenVBand="0" w:oddHBand="0" w:evenHBand="0" w:firstRowFirstColumn="0" w:firstRowLastColumn="0" w:lastRowFirstColumn="0" w:lastRowLastColumn="0"/>
+              <w:rPr>
+                <w:rFonts w:ascii="Sakkal Majalla" w:hAnsi="Sakkal Majalla" w:cs="Sakkal Majalla"/>
+              </w:rPr>
+            </w:pPr>
+          </w:p>
+        </w:tc>
+        <w:tc>
+          <w:tcPr>
+            <w:tcW w:w="990" w:type="dxa"/>
+          </w:tcPr>
+          <w:p>
+            <w:pPr>
+              <w:cnfStyle w:val="000000000000" w:firstRow="0" w:lastRow="0" w:firstColumn="0" w:lastColumn="0" w:oddVBand="0" w:evenVBand="0" w:oddHBand="0" w:evenHBand="0" w:firstRowFirstColumn="0" w:firstRowLastColumn="0" w:lastRowFirstColumn="0" w:lastRowLastColumn="0"/>
+              <w:rPr>
+                <w:rFonts w:ascii="Sakkal Majalla" w:hAnsi="Sakkal Majalla" w:cs="Sakkal Majalla"/>
+              </w:rPr>
+            </w:pPr>
+          </w:p>
+        </w:tc>
+      </w:tr>
+      <w:tr>
+        <w:trPr>
+          <w:cnfStyle w:val="000000100000" w:firstRow="0" w:lastRow="0" w:firstColumn="0" w:lastColumn="0" w:oddVBand="0" w:evenVBand="0" w:oddHBand="1" w:evenHBand="0" w:firstRowFirstColumn="0" w:firstRowLastColumn="0" w:lastRowFirstColumn="0" w:lastRowLastColumn="0"/>
+        </w:trPr>
+        <w:tc>
+          <w:tcPr>
+            <w:cnfStyle w:val="001000000000" w:firstRow="0" w:lastRow="0" w:firstColumn="1" w:lastColumn="0" w:oddVBand="0" w:evenVBand="0" w:oddHBand="0" w:evenHBand="0" w:firstRowFirstColumn="0" w:firstRowLastColumn="0" w:lastRowFirstColumn="0" w:lastRowLastColumn="0"/>
+            <w:tcW w:w="810" w:type="dxa"/>
+          </w:tcPr>
+          <w:p>
+            <w:pPr>
+              <w:jc w:val="center"/>
+              <w:rPr>
+                <w:rFonts w:ascii="Sakkal Majalla" w:hAnsi="Sakkal Majalla" w:cs="Sakkal Majalla"/>
+              </w:rPr>
+            </w:pPr>
+          </w:p>
+        </w:tc>
+        <w:tc>
+          <w:tcPr>
+            <w:tcW w:w="5400" w:type="dxa"/>
+          </w:tcPr>
+          <w:p>
+            <w:pPr>
+              <w:cnfStyle w:val="000000100000" w:firstRow="0" w:lastRow="0" w:firstColumn="0" w:lastColumn="0" w:oddVBand="0" w:evenVBand="0" w:oddHBand="1" w:evenHBand="0" w:firstRowFirstColumn="0" w:firstRowLastColumn="0" w:lastRowFirstColumn="0" w:lastRowLastColumn="0"/>
+              <w:rPr>
+                <w:rFonts w:ascii="Sakkal Majalla" w:hAnsi="Sakkal Majalla" w:cs="Sakkal Majalla"/>
+              </w:rPr>
+            </w:pPr>
+          </w:p>
+        </w:tc>
+        <w:tc>
+          <w:tcPr>
+            <w:tcW w:w="4860" w:type="dxa"/>
+          </w:tcPr>
+          <w:p>
+            <w:pPr>
+              <w:jc w:val="center"/>
+              <w:cnfStyle w:val="000000100000" w:firstRow="0" w:lastRow="0" w:firstColumn="0" w:lastColumn="0" w:oddVBand="0" w:evenVBand="0" w:oddHBand="1" w:evenHBand="0" w:firstRowFirstColumn="0" w:firstRowLastColumn="0" w:lastRowFirstColumn="0" w:lastRowLastColumn="0"/>
+              <w:rPr>
+                <w:rFonts w:ascii="Sakkal Majalla" w:hAnsi="Sakkal Majalla" w:cs="Sakkal Majalla"/>
+              </w:rPr>
+            </w:pPr>
+          </w:p>
+        </w:tc>
+        <w:tc>
+          <w:tcPr>
+            <w:tcW w:w="990" w:type="dxa"/>
+          </w:tcPr>
+          <w:p>
+            <w:pPr>
+              <w:cnfStyle w:val="000000100000" w:firstRow="0" w:lastRow="0" w:firstColumn="0" w:lastColumn="0" w:oddVBand="0" w:evenVBand="0" w:oddHBand="1" w:evenHBand="0" w:firstRowFirstColumn="0" w:firstRowLastColumn="0" w:lastRowFirstColumn="0" w:lastRowLastColumn="0"/>
+              <w:rPr>
+                <w:rFonts w:ascii="Sakkal Majalla" w:hAnsi="Sakkal Majalla" w:cs="Sakkal Majalla"/>
+              </w:rPr>
+            </w:pPr>
+          </w:p>
+        </w:tc>
+      </w:tr>
+      <w:tr>
+        <w:tc>
+          <w:tcPr>
+            <w:cnfStyle w:val="001000000000" w:firstRow="0" w:lastRow="0" w:firstColumn="1" w:lastColumn="0" w:oddVBand="0" w:evenVBand="0" w:oddHBand="0" w:evenHBand="0" w:firstRowFirstColumn="0" w:firstRowLastColumn="0" w:lastRowFirstColumn="0" w:lastRowLastColumn="0"/>
+            <w:tcW w:w="810" w:type="dxa"/>
+          </w:tcPr>
+          <w:p>
+            <w:pPr>
+              <w:jc w:val="center"/>
+              <w:rPr>
+                <w:rFonts w:ascii="Sakkal Majalla" w:hAnsi="Sakkal Majalla" w:cs="Sakkal Majalla"/>
+              </w:rPr>
+            </w:pPr>
+          </w:p>
+        </w:tc>
+        <w:tc>
+          <w:tcPr>
+            <w:tcW w:w="5400" w:type="dxa"/>
+          </w:tcPr>
+          <w:p>
+            <w:pPr>
+              <w:cnfStyle w:val="000000000000" w:firstRow="0" w:lastRow="0" w:firstColumn="0" w:lastColumn="0" w:oddVBand="0" w:evenVBand="0" w:oddHBand="0" w:evenHBand="0" w:firstRowFirstColumn="0" w:firstRowLastColumn="0" w:lastRowFirstColumn="0" w:lastRowLastColumn="0"/>
+              <w:rPr>
+                <w:rFonts w:ascii="Sakkal Majalla" w:hAnsi="Sakkal Majalla" w:cs="Sakkal Majalla"/>
+              </w:rPr>
+            </w:pPr>
+          </w:p>
+        </w:tc>
+        <w:tc>
+          <w:tcPr>
+            <w:tcW w:w="4860" w:type="dxa"/>
+          </w:tcPr>
+          <w:p>
+            <w:pPr>
+              <w:jc w:val="center"/>
+              <w:cnfStyle w:val="000000000000" w:firstRow="0" w:lastRow="0" w:firstColumn="0" w:lastColumn="0" w:oddVBand="0" w:evenVBand="0" w:oddHBand="0" w:evenHBand="0" w:firstRowFirstColumn="0" w:firstRowLastColumn="0" w:lastRowFirstColumn="0" w:lastRowLastColumn="0"/>
+              <w:rPr>
+                <w:rFonts w:ascii="Sakkal Majalla" w:hAnsi="Sakkal Majalla" w:cs="Sakkal Majalla"/>
+              </w:rPr>
+            </w:pPr>
+          </w:p>
+        </w:tc>
+        <w:tc>
+          <w:tcPr>
+            <w:tcW w:w="990" w:type="dxa"/>
+          </w:tcPr>
+          <w:p>
+            <w:pPr>
+              <w:cnfStyle w:val="000000000000" w:firstRow="0" w:lastRow="0" w:firstColumn="0" w:lastColumn="0" w:oddVBand="0" w:evenVBand="0" w:oddHBand="0" w:evenHBand="0" w:firstRowFirstColumn="0" w:firstRowLastColumn="0" w:lastRowFirstColumn="0" w:lastRowLastColumn="0"/>
+              <w:rPr>
+                <w:rFonts w:ascii="Sakkal Majalla" w:hAnsi="Sakkal Majalla" w:cs="Sakkal Majalla"/>
+              </w:rPr>
+            </w:pPr>
+          </w:p>
+        </w:tc>
+      </w:tr>
+      <w:tr>
+        <w:trPr>
+          <w:cnfStyle w:val="000000100000" w:firstRow="0" w:lastRow="0" w:firstColumn="0" w:lastColumn="0" w:oddVBand="0" w:evenVBand="0" w:oddHBand="1" w:evenHBand="0" w:firstRowFirstColumn="0" w:firstRowLastColumn="0" w:lastRowFirstColumn="0" w:lastRowLastColumn="0"/>
+        </w:trPr>
+        <w:tc>
+          <w:tcPr>
+            <w:cnfStyle w:val="001000000000" w:firstRow="0" w:lastRow="0" w:firstColumn="1" w:lastColumn="0" w:oddVBand="0" w:evenVBand="0" w:oddHBand="0" w:evenHBand="0" w:firstRowFirstColumn="0" w:firstRowLastColumn="0" w:lastRowFirstColumn="0" w:lastRowLastColumn="0"/>
+            <w:tcW w:w="810" w:type="dxa"/>
+          </w:tcPr>
+          <w:p>
+            <w:pPr>
+              <w:jc w:val="center"/>
+              <w:rPr>
+                <w:rFonts w:ascii="Sakkal Majalla" w:hAnsi="Sakkal Majalla" w:cs="Sakkal Majalla"/>
+              </w:rPr>
+            </w:pPr>
+          </w:p>
+        </w:tc>
+        <w:tc>
+          <w:tcPr>
+            <w:tcW w:w="5400" w:type="dxa"/>
+          </w:tcPr>
+          <w:p>
+            <w:pPr>
+              <w:cnfStyle w:val="000000100000" w:firstRow="0" w:lastRow="0" w:firstColumn="0" w:lastColumn="0" w:oddVBand="0" w:evenVBand="0" w:oddHBand="1" w:evenHBand="0" w:firstRowFirstColumn="0" w:firstRowLastColumn="0" w:lastRowFirstColumn="0" w:lastRowLastColumn="0"/>
+              <w:rPr>
+                <w:rFonts w:ascii="Sakkal Majalla" w:hAnsi="Sakkal Majalla" w:cs="Sakkal Majalla"/>
+              </w:rPr>
+            </w:pPr>
+          </w:p>
+        </w:tc>
+        <w:tc>
+          <w:tcPr>
+            <w:tcW w:w="4860" w:type="dxa"/>
+          </w:tcPr>
+          <w:p>
+            <w:pPr>
+              <w:jc w:val="center"/>
+              <w:cnfStyle w:val="000000100000" w:firstRow="0" w:lastRow="0" w:firstColumn="0" w:lastColumn="0" w:oddVBand="0" w:evenVBand="0" w:oddHBand="1" w:evenHBand="0" w:firstRowFirstColumn="0" w:firstRowLastColumn="0" w:lastRowFirstColumn="0" w:lastRowLastColumn="0"/>
+              <w:rPr>
+                <w:rFonts w:ascii="Sakkal Majalla" w:hAnsi="Sakkal Majalla" w:cs="Sakkal Majalla"/>
+              </w:rPr>
+            </w:pPr>
+          </w:p>
+        </w:tc>
+        <w:tc>
+          <w:tcPr>
+            <w:tcW w:w="990" w:type="dxa"/>
+          </w:tcPr>
+          <w:p>
+            <w:pPr>
+              <w:cnfStyle w:val="000000100000" w:firstRow="0" w:lastRow="0" w:firstColumn="0" w:lastColumn="0" w:oddVBand="0" w:evenVBand="0" w:oddHBand="1" w:evenHBand="0" w:firstRowFirstColumn="0" w:firstRowLastColumn="0" w:lastRowFirstColumn="0" w:lastRowLastColumn="0"/>
+              <w:rPr>
+                <w:rFonts w:ascii="Sakkal Majalla" w:hAnsi="Sakkal Majalla" w:cs="Sakkal Majalla"/>
+              </w:rPr>
+            </w:pPr>
+          </w:p>
+        </w:tc>
+      </w:tr>
+      <w:tr>
+        <w:tc>
+          <w:tcPr>
+            <w:cnfStyle w:val="001000000000" w:firstRow="0" w:lastRow="0" w:firstColumn="1" w:lastColumn="0" w:oddVBand="0" w:evenVBand="0" w:oddHBand="0" w:evenHBand="0" w:firstRowFirstColumn="0" w:firstRowLastColumn="0" w:lastRowFirstColumn="0" w:lastRowLastColumn="0"/>
+            <w:tcW w:w="810" w:type="dxa"/>
+          </w:tcPr>
+          <w:p>
+            <w:pPr>
+              <w:jc w:val="center"/>
+              <w:rPr>
+                <w:rFonts w:ascii="Sakkal Majalla" w:hAnsi="Sakkal Majalla" w:cs="Sakkal Majalla"/>
+              </w:rPr>
+            </w:pPr>
+          </w:p>
+        </w:tc>
+        <w:tc>
+          <w:tcPr>
+            <w:tcW w:w="5400" w:type="dxa"/>
+          </w:tcPr>
+          <w:p>
+            <w:pPr>
+              <w:cnfStyle w:val="000000000000" w:firstRow="0" w:lastRow="0" w:firstColumn="0" w:lastColumn="0" w:oddVBand="0" w:evenVBand="0" w:oddHBand="0" w:evenHBand="0" w:firstRowFirstColumn="0" w:firstRowLastColumn="0" w:lastRowFirstColumn="0" w:lastRowLastColumn="0"/>
+              <w:rPr>
+                <w:rFonts w:ascii="Sakkal Majalla" w:hAnsi="Sakkal Majalla" w:cs="Sakkal Majalla"/>
+              </w:rPr>
+            </w:pPr>
+          </w:p>
+        </w:tc>
+        <w:tc>
+          <w:tcPr>
+            <w:tcW w:w="4860" w:type="dxa"/>
+          </w:tcPr>
+          <w:p>
+            <w:pPr>
+              <w:jc w:val="center"/>
+              <w:cnfStyle w:val="000000000000" w:firstRow="0" w:lastRow="0" w:firstColumn="0" w:lastColumn="0" w:oddVBand="0" w:evenVBand="0" w:oddHBand="0" w:evenHBand="0" w:firstRowFirstColumn="0" w:firstRowLastColumn="0" w:lastRowFirstColumn="0" w:lastRowLastColumn="0"/>
+              <w:rPr>
+                <w:rFonts w:ascii="Sakkal Majalla" w:hAnsi="Sakkal Majalla" w:cs="Sakkal Majalla"/>
+              </w:rPr>
+            </w:pPr>
+          </w:p>
+        </w:tc>
+        <w:tc>
+          <w:tcPr>
+            <w:tcW w:w="990" w:type="dxa"/>
+          </w:tcPr>
+          <w:p>
+            <w:pPr>
+              <w:cnfStyle w:val="000000000000" w:firstRow="0" w:lastRow="0" w:firstColumn="0" w:lastColumn="0" w:oddVBand="0" w:evenVBand="0" w:oddHBand="0" w:evenHBand="0" w:firstRowFirstColumn="0" w:firstRowLastColumn="0" w:lastRowFirstColumn="0" w:lastRowLastColumn="0"/>
+              <w:rPr>
+                <w:rFonts w:ascii="Sakkal Majalla" w:hAnsi="Sakkal Majalla" w:cs="Sakkal Majalla"/>
+              </w:rPr>
+            </w:pPr>
+          </w:p>
+        </w:tc>
+      </w:tr>
+      <w:tr>
+        <w:trPr>
+          <w:cnfStyle w:val="000000100000" w:firstRow="0" w:lastRow="0" w:firstColumn="0" w:lastColumn="0" w:oddVBand="0" w:evenVBand="0" w:oddHBand="1" w:evenHBand="0" w:firstRowFirstColumn="0" w:firstRowLastColumn="0" w:lastRowFirstColumn="0" w:lastRowLastColumn="0"/>
+        </w:trPr>
+        <w:tc>
+          <w:tcPr>
+            <w:cnfStyle w:val="001000000000" w:firstRow="0" w:lastRow="0" w:firstColumn="1" w:lastColumn="0" w:oddVBand="0" w:evenVBand="0" w:oddHBand="0" w:evenHBand="0" w:firstRowFirstColumn="0" w:firstRowLastColumn="0" w:lastRowFirstColumn="0" w:lastRowLastColumn="0"/>
+            <w:tcW w:w="810" w:type="dxa"/>
+          </w:tcPr>
+          <w:p>
+            <w:pPr>
+              <w:jc w:val="center"/>
+              <w:rPr>
+                <w:rFonts w:ascii="Sakkal Majalla" w:hAnsi="Sakkal Majalla" w:cs="Sakkal Majalla"/>
+              </w:rPr>
+            </w:pPr>
+          </w:p>
+        </w:tc>
+        <w:tc>
+          <w:tcPr>
+            <w:tcW w:w="5400" w:type="dxa"/>
+          </w:tcPr>
+          <w:p>
+            <w:pPr>
+              <w:cnfStyle w:val="000000100000" w:firstRow="0" w:lastRow="0" w:firstColumn="0" w:lastColumn="0" w:oddVBand="0" w:evenVBand="0" w:oddHBand="1" w:evenHBand="0" w:firstRowFirstColumn="0" w:firstRowLastColumn="0" w:lastRowFirstColumn="0" w:lastRowLastColumn="0"/>
+              <w:rPr>
+                <w:rFonts w:ascii="Sakkal Majalla" w:hAnsi="Sakkal Majalla" w:cs="Sakkal Majalla"/>
+              </w:rPr>
+            </w:pPr>
+          </w:p>
+        </w:tc>
+        <w:tc>
+          <w:tcPr>
+            <w:tcW w:w="4860" w:type="dxa"/>
+          </w:tcPr>
+          <w:p>
+            <w:pPr>
+              <w:jc w:val="center"/>
+              <w:cnfStyle w:val="000000100000" w:firstRow="0" w:lastRow="0" w:firstColumn="0" w:lastColumn="0" w:oddVBand="0" w:evenVBand="0" w:oddHBand="1" w:evenHBand="0" w:firstRowFirstColumn="0" w:firstRowLastColumn="0" w:lastRowFirstColumn="0" w:lastRowLastColumn="0"/>
+              <w:rPr>
+                <w:rFonts w:ascii="Sakkal Majalla" w:hAnsi="Sakkal Majalla" w:cs="Sakkal Majalla"/>
+              </w:rPr>
+            </w:pPr>
+          </w:p>
+        </w:tc>
+        <w:tc>
+          <w:tcPr>
+            <w:tcW w:w="990" w:type="dxa"/>
+          </w:tcPr>
+          <w:p>
+            <w:pPr>
+              <w:cnfStyle w:val="000000100000" w:firstRow="0" w:lastRow="0" w:firstColumn="0" w:lastColumn="0" w:oddVBand="0" w:evenVBand="0" w:oddHBand="1" w:evenHBand="0" w:firstRowFirstColumn="0" w:firstRowLastColumn="0" w:lastRowFirstColumn="0" w:lastRowLastColumn="0"/>
+              <w:rPr>
+                <w:rFonts w:ascii="Sakkal Majalla" w:hAnsi="Sakkal Majalla" w:cs="Sakkal Majalla"/>
+              </w:rPr>
+            </w:pPr>
+          </w:p>
+        </w:tc>
+      </w:tr>
+      <w:tr>
+        <w:tc>
+          <w:tcPr>
+            <w:cnfStyle w:val="001000000000" w:firstRow="0" w:lastRow="0" w:firstColumn="1" w:lastColumn="0" w:oddVBand="0" w:evenVBand="0" w:oddHBand="0" w:evenHBand="0" w:firstRowFirstColumn="0" w:firstRowLastColumn="0" w:lastRowFirstColumn="0" w:lastRowLastColumn="0"/>
+            <w:tcW w:w="810" w:type="dxa"/>
+          </w:tcPr>
+          <w:p>
+            <w:pPr>
+              <w:jc w:val="center"/>
+              <w:rPr>
+                <w:rFonts w:ascii="Sakkal Majalla" w:hAnsi="Sakkal Majalla" w:cs="Sakkal Majalla"/>
+              </w:rPr>
+            </w:pPr>
+          </w:p>
+        </w:tc>
+        <w:tc>
+          <w:tcPr>
+            <w:tcW w:w="5400" w:type="dxa"/>
+          </w:tcPr>
+          <w:p>
+            <w:pPr>
+              <w:cnfStyle w:val="000000000000" w:firstRow="0" w:lastRow="0" w:firstColumn="0" w:lastColumn="0" w:oddVBand="0" w:evenVBand="0" w:oddHBand="0" w:evenHBand="0" w:firstRowFirstColumn="0" w:firstRowLastColumn="0" w:lastRowFirstColumn="0" w:lastRowLastColumn="0"/>
+              <w:rPr>
+                <w:rFonts w:ascii="Sakkal Majalla" w:hAnsi="Sakkal Majalla" w:cs="Sakkal Majalla"/>
+              </w:rPr>
+            </w:pPr>
+          </w:p>
+        </w:tc>
+        <w:tc>
+          <w:tcPr>
+            <w:tcW w:w="4860" w:type="dxa"/>
+          </w:tcPr>
+          <w:p>
+            <w:pPr>
+              <w:jc w:val="center"/>
+              <w:cnfStyle w:val="000000000000" w:firstRow="0" w:lastRow="0" w:firstColumn="0" w:lastColumn="0" w:oddVBand="0" w:evenVBand="0" w:oddHBand="0" w:evenHBand="0" w:firstRowFirstColumn="0" w:firstRowLastColumn="0" w:lastRowFirstColumn="0" w:lastRowLastColumn="0"/>
+              <w:rPr>
+                <w:rFonts w:ascii="Sakkal Majalla" w:hAnsi="Sakkal Majalla" w:cs="Sakkal Majalla"/>
+              </w:rPr>
+            </w:pPr>
+          </w:p>
+        </w:tc>
+        <w:tc>
+          <w:tcPr>
+            <w:tcW w:w="990" w:type="dxa"/>
+          </w:tcPr>
+          <w:p>
+            <w:pPr>
+              <w:cnfStyle w:val="000000000000" w:firstRow="0" w:lastRow="0" w:firstColumn="0" w:lastColumn="0" w:oddVBand="0" w:evenVBand="0" w:oddHBand="0" w:evenHBand="0" w:firstRowFirstColumn="0" w:firstRowLastColumn="0" w:lastRowFirstColumn="0" w:lastRowLastColumn="0"/>
+              <w:rPr>
+                <w:rFonts w:ascii="Sakkal Majalla" w:hAnsi="Sakkal Majalla" w:cs="Sakkal Majalla"/>
+              </w:rPr>
+            </w:pPr>
+          </w:p>
+        </w:tc>
+      </w:tr>
+      <w:tr>
+        <w:trPr>
+          <w:cnfStyle w:val="000000100000" w:firstRow="0" w:lastRow="0" w:firstColumn="0" w:lastColumn="0" w:oddVBand="0" w:evenVBand="0" w:oddHBand="1" w:evenHBand="0" w:firstRowFirstColumn="0" w:firstRowLastColumn="0" w:lastRowFirstColumn="0" w:lastRowLastColumn="0"/>
+        </w:trPr>
+        <w:tc>
+          <w:tcPr>
+            <w:cnfStyle w:val="001000000000" w:firstRow="0" w:lastRow="0" w:firstColumn="1" w:lastColumn="0" w:oddVBand="0" w:evenVBand="0" w:oddHBand="0" w:evenHBand="0" w:firstRowFirstColumn="0" w:firstRowLastColumn="0" w:lastRowFirstColumn="0" w:lastRowLastColumn="0"/>
+            <w:tcW w:w="810" w:type="dxa"/>
+          </w:tcPr>
+          <w:p>
+            <w:pPr>
+              <w:jc w:val="center"/>
+              <w:rPr>
+                <w:rFonts w:ascii="Sakkal Majalla" w:hAnsi="Sakkal Majalla" w:cs="Sakkal Majalla"/>
+              </w:rPr>
+            </w:pPr>
+          </w:p>
+        </w:tc>
+        <w:tc>
+          <w:tcPr>
+            <w:tcW w:w="5400" w:type="dxa"/>
+          </w:tcPr>
+          <w:p>
+            <w:pPr>
+              <w:cnfStyle w:val="000000100000" w:firstRow="0" w:lastRow="0" w:firstColumn="0" w:lastColumn="0" w:oddVBand="0" w:evenVBand="0" w:oddHBand="1" w:evenHBand="0" w:firstRowFirstColumn="0" w:firstRowLastColumn="0" w:lastRowFirstColumn="0" w:lastRowLastColumn="0"/>
+              <w:rPr>
+                <w:rFonts w:ascii="Sakkal Majalla" w:hAnsi="Sakkal Majalla" w:cs="Sakkal Majalla"/>
+              </w:rPr>
+            </w:pPr>
+          </w:p>
+        </w:tc>
+        <w:tc>
+          <w:tcPr>
+            <w:tcW w:w="4860" w:type="dxa"/>
+          </w:tcPr>
+          <w:p>
+            <w:pPr>
+              <w:jc w:val="center"/>
+              <w:cnfStyle w:val="000000100000" w:firstRow="0" w:lastRow="0" w:firstColumn="0" w:lastColumn="0" w:oddVBand="0" w:evenVBand="0" w:oddHBand="1" w:evenHBand="0" w:firstRowFirstColumn="0" w:firstRowLastColumn="0" w:lastRowFirstColumn="0" w:lastRowLastColumn="0"/>
+              <w:rPr>
+                <w:rFonts w:ascii="Sakkal Majalla" w:hAnsi="Sakkal Majalla" w:cs="Sakkal Majalla"/>
+              </w:rPr>
+            </w:pPr>
+          </w:p>
+        </w:tc>
+        <w:tc>
+          <w:tcPr>
+            <w:tcW w:w="990" w:type="dxa"/>
+          </w:tcPr>
+          <w:p>
+            <w:pPr>
+              <w:cnfStyle w:val="000000100000" w:firstRow="0" w:lastRow="0" w:firstColumn="0" w:lastColumn="0" w:oddVBand="0" w:evenVBand="0" w:oddHBand="1" w:evenHBand="0" w:firstRowFirstColumn="0" w:firstRowLastColumn="0" w:lastRowFirstColumn="0" w:lastRowLastColumn="0"/>
+              <w:rPr>
+                <w:rFonts w:ascii="Sakkal Majalla" w:hAnsi="Sakkal Majalla" w:cs="Sakkal Majalla"/>
+              </w:rPr>
+            </w:pPr>
+          </w:p>
+        </w:tc>
+      </w:tr>
+      <w:tr>
+        <w:tc>
+          <w:tcPr>
+            <w:cnfStyle w:val="001000000000" w:firstRow="0" w:lastRow="0" w:firstColumn="1" w:lastColumn="0" w:oddVBand="0" w:evenVBand="0" w:oddHBand="0" w:evenHBand="0" w:firstRowFirstColumn="0" w:firstRowLastColumn="0" w:lastRowFirstColumn="0" w:lastRowLastColumn="0"/>
+            <w:tcW w:w="810" w:type="dxa"/>
+          </w:tcPr>
+          <w:p>
+            <w:pPr>
+              <w:jc w:val="center"/>
+              <w:rPr>
+                <w:rFonts w:ascii="Sakkal Majalla" w:hAnsi="Sakkal Majalla" w:cs="Sakkal Majalla"/>
+              </w:rPr>
+            </w:pPr>
+          </w:p>
+        </w:tc>
+        <w:tc>
+          <w:tcPr>
+            <w:tcW w:w="5400" w:type="dxa"/>
+          </w:tcPr>
+          <w:p>
+            <w:pPr>
+              <w:cnfStyle w:val="000000000000" w:firstRow="0" w:lastRow="0" w:firstColumn="0" w:lastColumn="0" w:oddVBand="0" w:evenVBand="0" w:oddHBand="0" w:evenHBand="0" w:firstRowFirstColumn="0" w:firstRowLastColumn="0" w:lastRowFirstColumn="0" w:lastRowLastColumn="0"/>
+              <w:rPr>
+                <w:rFonts w:ascii="Sakkal Majalla" w:hAnsi="Sakkal Majalla" w:cs="Sakkal Majalla"/>
+              </w:rPr>
+            </w:pPr>
+          </w:p>
+        </w:tc>
+        <w:tc>
+          <w:tcPr>
+            <w:tcW w:w="4860" w:type="dxa"/>
+          </w:tcPr>
+          <w:p>
+            <w:pPr>
+              <w:jc w:val="center"/>
+              <w:cnfStyle w:val="000000000000" w:firstRow="0" w:lastRow="0" w:firstColumn="0" w:lastColumn="0" w:oddVBand="0" w:evenVBand="0" w:oddHBand="0" w:evenHBand="0" w:firstRowFirstColumn="0" w:firstRowLastColumn="0" w:lastRowFirstColumn="0" w:lastRowLastColumn="0"/>
+              <w:rPr>
+                <w:rFonts w:ascii="Sakkal Majalla" w:hAnsi="Sakkal Majalla" w:cs="Sakkal Majalla"/>
+              </w:rPr>
+            </w:pPr>
+          </w:p>
+        </w:tc>
+        <w:tc>
+          <w:tcPr>
+            <w:tcW w:w="990" w:type="dxa"/>
+          </w:tcPr>
+          <w:p>
+            <w:pPr>
+              <w:cnfStyle w:val="000000000000" w:firstRow="0" w:lastRow="0" w:firstColumn="0" w:lastColumn="0" w:oddVBand="0" w:evenVBand="0" w:oddHBand="0" w:evenHBand="0" w:firstRowFirstColumn="0" w:firstRowLastColumn="0" w:lastRowFirstColumn="0" w:lastRowLastColumn="0"/>
+              <w:rPr>
+                <w:rFonts w:ascii="Sakkal Majalla" w:hAnsi="Sakkal Majalla" w:cs="Sakkal Majalla"/>
+              </w:rPr>
+            </w:pPr>
+          </w:p>
+        </w:tc>
+      </w:tr>
+      <w:tr>
+        <w:trPr>
+          <w:cnfStyle w:val="000000100000" w:firstRow="0" w:lastRow="0" w:firstColumn="0" w:lastColumn="0" w:oddVBand="0" w:evenVBand="0" w:oddHBand="1" w:evenHBand="0" w:firstRowFirstColumn="0" w:firstRowLastColumn="0" w:lastRowFirstColumn="0" w:lastRowLastColumn="0"/>
+        </w:trPr>
+        <w:tc>
+          <w:tcPr>
+            <w:cnfStyle w:val="001000000000" w:firstRow="0" w:lastRow="0" w:firstColumn="1" w:lastColumn="0" w:oddVBand="0" w:evenVBand="0" w:oddHBand="0" w:evenHBand="0" w:firstRowFirstColumn="0" w:firstRowLastColumn="0" w:lastRowFirstColumn="0" w:lastRowLastColumn="0"/>
+            <w:tcW w:w="810" w:type="dxa"/>
+          </w:tcPr>
+          <w:p>
+            <w:pPr>
+              <w:jc w:val="center"/>
+              <w:rPr>
+                <w:rFonts w:ascii="Sakkal Majalla" w:hAnsi="Sakkal Majalla" w:cs="Sakkal Majalla"/>
+              </w:rPr>
+            </w:pPr>
+          </w:p>
+        </w:tc>
+        <w:tc>
+          <w:tcPr>
+            <w:tcW w:w="5400" w:type="dxa"/>
+          </w:tcPr>
+          <w:p>
+            <w:pPr>
+              <w:cnfStyle w:val="000000100000" w:firstRow="0" w:lastRow="0" w:firstColumn="0" w:lastColumn="0" w:oddVBand="0" w:evenVBand="0" w:oddHBand="1" w:evenHBand="0" w:firstRowFirstColumn="0" w:firstRowLastColumn="0" w:lastRowFirstColumn="0" w:lastRowLastColumn="0"/>
+              <w:rPr>
+                <w:rFonts w:ascii="Sakkal Majalla" w:hAnsi="Sakkal Majalla" w:cs="Sakkal Majalla"/>
+              </w:rPr>
+            </w:pPr>
+          </w:p>
+        </w:tc>
+        <w:tc>
+          <w:tcPr>
+            <w:tcW w:w="4860" w:type="dxa"/>
+          </w:tcPr>
+          <w:p>
+            <w:pPr>
+              <w:jc w:val="center"/>
+              <w:cnfStyle w:val="000000100000" w:firstRow="0" w:lastRow="0" w:firstColumn="0" w:lastColumn="0" w:oddVBand="0" w:evenVBand="0" w:oddHBand="1" w:evenHBand="0" w:firstRowFirstColumn="0" w:firstRowLastColumn="0" w:lastRowFirstColumn="0" w:lastRowLastColumn="0"/>
+              <w:rPr>
+                <w:rFonts w:ascii="Sakkal Majalla" w:hAnsi="Sakkal Majalla" w:cs="Sakkal Majalla"/>
+              </w:rPr>
+            </w:pPr>
+          </w:p>
+        </w:tc>
+        <w:tc>
+          <w:tcPr>
+            <w:tcW w:w="990" w:type="dxa"/>
+          </w:tcPr>
+          <w:p>
+            <w:pPr>
+              <w:cnfStyle w:val="000000100000" w:firstRow="0" w:lastRow="0" w:firstColumn="0" w:lastColumn="0" w:oddVBand="0" w:evenVBand="0" w:oddHBand="1" w:evenHBand="0" w:firstRowFirstColumn="0" w:firstRowLastColumn="0" w:lastRowFirstColumn="0" w:lastRowLastColumn="0"/>
+              <w:rPr>
+                <w:rFonts w:ascii="Sakkal Majalla" w:hAnsi="Sakkal Majalla" w:cs="Sakkal Majalla"/>
+              </w:rPr>
+            </w:pPr>
+          </w:p>
+        </w:tc>
+      </w:tr>
+      <w:tr>
+        <w:tc>
+          <w:tcPr>
+            <w:cnfStyle w:val="001000000000" w:firstRow="0" w:lastRow="0" w:firstColumn="1" w:lastColumn="0" w:oddVBand="0" w:evenVBand="0" w:oddHBand="0" w:evenHBand="0" w:firstRowFirstColumn="0" w:firstRowLastColumn="0" w:lastRowFirstColumn="0" w:lastRowLastColumn="0"/>
+            <w:tcW w:w="810" w:type="dxa"/>
+          </w:tcPr>
+          <w:p>
+            <w:pPr>
+              <w:jc w:val="center"/>
+              <w:rPr>
+                <w:rFonts w:ascii="Sakkal Majalla" w:hAnsi="Sakkal Majalla" w:cs="Sakkal Majalla"/>
+              </w:rPr>
+            </w:pPr>
+          </w:p>
+        </w:tc>
+        <w:tc>
+          <w:tcPr>
+            <w:tcW w:w="5400" w:type="dxa"/>
+          </w:tcPr>
+          <w:p>
+            <w:pPr>
+              <w:cnfStyle w:val="000000000000" w:firstRow="0" w:lastRow="0" w:firstColumn="0" w:lastColumn="0" w:oddVBand="0" w:evenVBand="0" w:oddHBand="0" w:evenHBand="0" w:firstRowFirstColumn="0" w:firstRowLastColumn="0" w:lastRowFirstColumn="0" w:lastRowLastColumn="0"/>
+              <w:rPr>
+                <w:rFonts w:ascii="Sakkal Majalla" w:hAnsi="Sakkal Majalla" w:cs="Sakkal Majalla"/>
+              </w:rPr>
+            </w:pPr>
+          </w:p>
+        </w:tc>
+        <w:tc>
+          <w:tcPr>
+            <w:tcW w:w="4860" w:type="dxa"/>
+          </w:tcPr>
+          <w:p>
+            <w:pPr>
+              <w:jc w:val="center"/>
+              <w:cnfStyle w:val="000000000000" w:firstRow="0" w:lastRow="0" w:firstColumn="0" w:lastColumn="0" w:oddVBand="0" w:evenVBand="0" w:oddHBand="0" w:evenHBand="0" w:firstRowFirstColumn="0" w:firstRowLastColumn="0" w:lastRowFirstColumn="0" w:lastRowLastColumn="0"/>
+              <w:rPr>
+                <w:rFonts w:ascii="Sakkal Majalla" w:hAnsi="Sakkal Majalla" w:cs="Sakkal Majalla"/>
+              </w:rPr>
+            </w:pPr>
+          </w:p>
+        </w:tc>
+        <w:tc>
+          <w:tcPr>
+            <w:tcW w:w="990" w:type="dxa"/>
+          </w:tcPr>
+          <w:p>
+            <w:pPr>
+              <w:cnfStyle w:val="000000000000" w:firstRow="0" w:lastRow="0" w:firstColumn="0" w:lastColumn="0" w:oddVBand="0" w:evenVBand="0" w:oddHBand="0" w:evenHBand="0" w:firstRowFirstColumn="0" w:firstRowLastColumn="0" w:lastRowFirstColumn="0" w:lastRowLastColumn="0"/>
+              <w:rPr>
+                <w:rFonts w:ascii="Sakkal Majalla" w:hAnsi="Sakkal Majalla" w:cs="Sakkal Majalla"/>
+              </w:rPr>
+            </w:pPr>
+          </w:p>
+        </w:tc>
+      </w:tr>
+      <w:tr>
+        <w:trPr>
+          <w:cnfStyle w:val="000000100000" w:firstRow="0" w:lastRow="0" w:firstColumn="0" w:lastColumn="0" w:oddVBand="0" w:evenVBand="0" w:oddHBand="1" w:evenHBand="0" w:firstRowFirstColumn="0" w:firstRowLastColumn="0" w:lastRowFirstColumn="0" w:lastRowLastColumn="0"/>
+        </w:trPr>
+        <w:tc>
+          <w:tcPr>
+            <w:cnfStyle w:val="001000000000" w:firstRow="0" w:lastRow="0" w:firstColumn="1" w:lastColumn="0" w:oddVBand="0" w:evenVBand="0" w:oddHBand="0" w:evenHBand="0" w:firstRowFirstColumn="0" w:firstRowLastColumn="0" w:lastRowFirstColumn="0" w:lastRowLastColumn="0"/>
+            <w:tcW w:w="810" w:type="dxa"/>
+          </w:tcPr>
+          <w:p>
+            <w:pPr>
+              <w:jc w:val="center"/>
+              <w:rPr>
+                <w:rFonts w:ascii="Sakkal Majalla" w:hAnsi="Sakkal Majalla" w:cs="Sakkal Majalla"/>
+              </w:rPr>
+            </w:pPr>
+          </w:p>
+        </w:tc>
+        <w:tc>
+          <w:tcPr>
+            <w:tcW w:w="5400" w:type="dxa"/>
+          </w:tcPr>
+          <w:p>
+            <w:pPr>
+              <w:cnfStyle w:val="000000100000" w:firstRow="0" w:lastRow="0" w:firstColumn="0" w:lastColumn="0" w:oddVBand="0" w:evenVBand="0" w:oddHBand="1" w:evenHBand="0" w:firstRowFirstColumn="0" w:firstRowLastColumn="0" w:lastRowFirstColumn="0" w:lastRowLastColumn="0"/>
+              <w:rPr>
+                <w:rFonts w:ascii="Sakkal Majalla" w:hAnsi="Sakkal Majalla" w:cs="Sakkal Majalla"/>
+              </w:rPr>
+            </w:pPr>
+          </w:p>
+        </w:tc>
+        <w:tc>
+          <w:tcPr>
+            <w:tcW w:w="4860" w:type="dxa"/>
+          </w:tcPr>
+          <w:p>
+            <w:pPr>
+              <w:jc w:val="center"/>
+              <w:cnfStyle w:val="000000100000" w:firstRow="0" w:lastRow="0" w:firstColumn="0" w:lastColumn="0" w:oddVBand="0" w:evenVBand="0" w:oddHBand="1" w:evenHBand="0" w:firstRowFirstColumn="0" w:firstRowLastColumn="0" w:lastRowFirstColumn="0" w:lastRowLastColumn="0"/>
+              <w:rPr>
+                <w:rFonts w:ascii="Sakkal Majalla" w:hAnsi="Sakkal Majalla" w:cs="Sakkal Majalla"/>
+              </w:rPr>
+            </w:pPr>
+          </w:p>
+        </w:tc>
+        <w:tc>
+          <w:tcPr>
+            <w:tcW w:w="990" w:type="dxa"/>
+          </w:tcPr>
+          <w:p>
+            <w:pPr>
+              <w:cnfStyle w:val="000000100000" w:firstRow="0" w:lastRow="0" w:firstColumn="0" w:lastColumn="0" w:oddVBand="0" w:evenVBand="0" w:oddHBand="1" w:evenHBand="0" w:firstRowFirstColumn="0" w:firstRowLastColumn="0" w:lastRowFirstColumn="0" w:lastRowLastColumn="0"/>
+              <w:rPr>
+                <w:rFonts w:ascii="Sakkal Majalla" w:hAnsi="Sakkal Majalla" w:cs="Sakkal Majalla"/>
+              </w:rPr>
+            </w:pPr>
+          </w:p>
+        </w:tc>
+      </w:tr>
+      <w:tr>
+        <w:tc>
+          <w:tcPr>
+            <w:cnfStyle w:val="001000000000" w:firstRow="0" w:lastRow="0" w:firstColumn="1" w:lastColumn="0" w:oddVBand="0" w:evenVBand="0" w:oddHBand="0" w:evenHBand="0" w:firstRowFirstColumn="0" w:firstRowLastColumn="0" w:lastRowFirstColumn="0" w:lastRowLastColumn="0"/>
+            <w:tcW w:w="810" w:type="dxa"/>
+          </w:tcPr>
+          <w:p>
+            <w:pPr>
+              <w:jc w:val="center"/>
+              <w:rPr>
+                <w:rFonts w:ascii="Sakkal Majalla" w:hAnsi="Sakkal Majalla" w:cs="Sakkal Majalla"/>
+              </w:rPr>
+            </w:pPr>
+          </w:p>
+        </w:tc>
+        <w:tc>
+          <w:tcPr>
+            <w:tcW w:w="5400" w:type="dxa"/>
+          </w:tcPr>
+          <w:p>
+            <w:pPr>
+              <w:cnfStyle w:val="000000000000" w:firstRow="0" w:lastRow="0" w:firstColumn="0" w:lastColumn="0" w:oddVBand="0" w:evenVBand="0" w:oddHBand="0" w:evenHBand="0" w:firstRowFirstColumn="0" w:firstRowLastColumn="0" w:lastRowFirstColumn="0" w:lastRowLastColumn="0"/>
+              <w:rPr>
+                <w:rFonts w:ascii="Sakkal Majalla" w:hAnsi="Sakkal Majalla" w:cs="Sakkal Majalla"/>
+              </w:rPr>
+            </w:pPr>
+          </w:p>
+        </w:tc>
+        <w:tc>
+          <w:tcPr>
+            <w:tcW w:w="4860" w:type="dxa"/>
+          </w:tcPr>
+          <w:p>
+            <w:pPr>
+              <w:jc w:val="center"/>
+              <w:cnfStyle w:val="000000000000" w:firstRow="0" w:lastRow="0" w:firstColumn="0" w:lastColumn="0" w:oddVBand="0" w:evenVBand="0" w:oddHBand="0" w:evenHBand="0" w:firstRowFirstColumn="0" w:firstRowLastColumn="0" w:lastRowFirstColumn="0" w:lastRowLastColumn="0"/>
+              <w:rPr>
+                <w:rFonts w:ascii="Sakkal Majalla" w:hAnsi="Sakkal Majalla" w:cs="Sakkal Majalla"/>
+              </w:rPr>
+            </w:pPr>
+          </w:p>
+        </w:tc>
+        <w:tc>
+          <w:tcPr>
+            <w:tcW w:w="990" w:type="dxa"/>
+          </w:tcPr>
+          <w:p>
+            <w:pPr>
+              <w:cnfStyle w:val="000000000000" w:firstRow="0" w:lastRow="0" w:firstColumn="0" w:lastColumn="0" w:oddVBand="0" w:evenVBand="0" w:oddHBand="0" w:evenHBand="0" w:firstRowFirstColumn="0" w:firstRowLastColumn="0" w:lastRowFirstColumn="0" w:lastRowLastColumn="0"/>
+              <w:rPr>
+                <w:rFonts w:ascii="Sakkal Majalla" w:hAnsi="Sakkal Majalla" w:cs="Sakkal Majalla"/>
+              </w:rPr>
+            </w:pPr>
+          </w:p>
+        </w:tc>
+      </w:tr>
+      <w:tr>
+        <w:trPr>
+          <w:cnfStyle w:val="000000100000" w:firstRow="0" w:lastRow="0" w:firstColumn="0" w:lastColumn="0" w:oddVBand="0" w:evenVBand="0" w:oddHBand="1" w:evenHBand="0" w:firstRowFirstColumn="0" w:firstRowLastColumn="0" w:lastRowFirstColumn="0" w:lastRowLastColumn="0"/>
+        </w:trPr>
+        <w:tc>
+          <w:tcPr>
+            <w:cnfStyle w:val="001000000000" w:firstRow="0" w:lastRow="0" w:firstColumn="1" w:lastColumn="0" w:oddVBand="0" w:evenVBand="0" w:oddHBand="0" w:evenHBand="0" w:firstRowFirstColumn="0" w:firstRowLastColumn="0" w:lastRowFirstColumn="0" w:lastRowLastColumn="0"/>
+            <w:tcW w:w="810" w:type="dxa"/>
+          </w:tcPr>
+          <w:p>
+            <w:pPr>
+              <w:jc w:val="center"/>
+              <w:rPr>
+                <w:rFonts w:ascii="Sakkal Majalla" w:hAnsi="Sakkal Majalla" w:cs="Sakkal Majalla"/>
+              </w:rPr>
+            </w:pPr>
+          </w:p>
+        </w:tc>
+        <w:tc>
+          <w:tcPr>
+            <w:tcW w:w="5400" w:type="dxa"/>
+          </w:tcPr>
+          <w:p>
+            <w:pPr>
+              <w:cnfStyle w:val="000000100000" w:firstRow="0" w:lastRow="0" w:firstColumn="0" w:lastColumn="0" w:oddVBand="0" w:evenVBand="0" w:oddHBand="1" w:evenHBand="0" w:firstRowFirstColumn="0" w:firstRowLastColumn="0" w:lastRowFirstColumn="0" w:lastRowLastColumn="0"/>
+              <w:rPr>
+                <w:rFonts w:ascii="Sakkal Majalla" w:hAnsi="Sakkal Majalla" w:cs="Sakkal Majalla"/>
+              </w:rPr>
+            </w:pPr>
+          </w:p>
+        </w:tc>
+        <w:tc>
+          <w:tcPr>
+            <w:tcW w:w="4860" w:type="dxa"/>
+          </w:tcPr>
+          <w:p>
+            <w:pPr>
+              <w:jc w:val="center"/>
+              <w:cnfStyle w:val="000000100000" w:firstRow="0" w:lastRow="0" w:firstColumn="0" w:lastColumn="0" w:oddVBand="0" w:evenVBand="0" w:oddHBand="1" w:evenHBand="0" w:firstRowFirstColumn="0" w:firstRowLastColumn="0" w:lastRowFirstColumn="0" w:lastRowLastColumn="0"/>
+              <w:rPr>
+                <w:rFonts w:ascii="Sakkal Majalla" w:hAnsi="Sakkal Majalla" w:cs="Sakkal Majalla"/>
+              </w:rPr>
+            </w:pPr>
+          </w:p>
+        </w:tc>
+        <w:tc>
+          <w:tcPr>
+            <w:tcW w:w="990" w:type="dxa"/>
+          </w:tcPr>
+          <w:p>
+            <w:pPr>
+              <w:cnfStyle w:val="000000100000" w:firstRow="0" w:lastRow="0" w:firstColumn="0" w:lastColumn="0" w:oddVBand="0" w:evenVBand="0" w:oddHBand="1" w:evenHBand="0" w:firstRowFirstColumn="0" w:firstRowLastColumn="0" w:lastRowFirstColumn="0" w:lastRowLastColumn="0"/>
+              <w:rPr>
+                <w:rFonts w:ascii="Sakkal Majalla" w:hAnsi="Sakkal Majalla" w:cs="Sakkal Majalla"/>
+              </w:rPr>
+            </w:pPr>
+          </w:p>
+        </w:tc>
+      </w:tr>
+    </w:tbl>
     <w:p>
       <w:pPr>
         <w:rPr>
@@ -3713,7 +5294,7 @@
     <w:tbl>
       <w:tblPr>
         <w:tblStyle w:val="GridTable1Light-Accent3"/>
-        <w:tblpPr w:leftFromText="180" w:rightFromText="180" w:horzAnchor="margin" w:tblpXSpec="center" w:tblpY="-265"/>
+        <w:tblpPr w:leftFromText="180" w:rightFromText="180" w:vertAnchor="page" w:horzAnchor="margin" w:tblpXSpec="center" w:tblpY="804"/>
         <w:tblW w:w="12060" w:type="dxa"/>
         <w:tblLook w:val="04A0" w:firstRow="1" w:lastRow="0" w:firstColumn="1" w:lastColumn="0" w:noHBand="0" w:noVBand="1"/>
       </w:tblPr>
@@ -3742,6 +5323,7 @@
               <w:rPr>
                 <w:rFonts w:ascii="Sakkal Majalla" w:hAnsi="Sakkal Majalla" w:cs="Sakkal Majalla" w:hint="cs"/>
               </w:rPr>
+              <w:lastRenderedPageBreak/>
               <w:t>Id</w:t>
             </w:r>
           </w:p>
@@ -4000,23 +5582,7 @@
                   <w:rStyle w:val="Hyperlink"/>
                   <w:rFonts w:ascii="Sakkal Majalla" w:hAnsi="Sakkal Majalla" w:cs="Sakkal Majalla" w:hint="cs"/>
                 </w:rPr>
-                <w:t xml:space="preserve">Blog for logging, </w:t>
-              </w:r>
-              <w:proofErr w:type="spellStart"/>
-              <w:r>
-                <w:rPr>
-                  <w:rStyle w:val="Hyperlink"/>
-                  <w:rFonts w:ascii="Sakkal Majalla" w:hAnsi="Sakkal Majalla" w:cs="Sakkal Majalla" w:hint="cs"/>
-                </w:rPr>
-                <w:t>OpenTelemetry</w:t>
-              </w:r>
-              <w:proofErr w:type="spellEnd"/>
-              <w:r>
-                <w:rPr>
-                  <w:rStyle w:val="Hyperlink"/>
-                  <w:rFonts w:ascii="Sakkal Majalla" w:hAnsi="Sakkal Majalla" w:cs="Sakkal Majalla" w:hint="cs"/>
-                </w:rPr>
-                <w:t>, Loki, Elasticsearch, etc.</w:t>
+                <w:t>Blog for logging, OpenTelemetry, Loki, Elasticsearch, etc.</w:t>
               </w:r>
             </w:hyperlink>
           </w:p>
@@ -4112,6 +5678,12 @@
                 <w:rFonts w:ascii="Sakkal Majalla" w:hAnsi="Sakkal Majalla" w:cs="Sakkal Majalla"/>
               </w:rPr>
             </w:pPr>
+            <w:r>
+              <w:rPr>
+                <w:rFonts w:ascii="Sakkal Majalla" w:hAnsi="Sakkal Majalla" w:cs="Sakkal Majalla"/>
+              </w:rPr>
+              <w:t>6</w:t>
+            </w:r>
           </w:p>
         </w:tc>
         <w:tc>
@@ -5469,6 +7041,7 @@
   <w:style w:type="paragraph" w:default="1" w:styleId="Normal">
     <w:name w:val="Normal"/>
     <w:qFormat/>
+    <w:rsid w:val="00111A71"/>
   </w:style>
   <w:style w:type="paragraph" w:styleId="Heading1">
     <w:name w:val="heading 1"/>
@@ -5672,7 +7245,6 @@
   <w:style w:type="character" w:default="1" w:styleId="DefaultParagraphFont">
     <w:name w:val="Default Paragraph Font"/>
     <w:uiPriority w:val="1"/>
-    <w:semiHidden/>
     <w:unhideWhenUsed/>
   </w:style>
   <w:style w:type="table" w:default="1" w:styleId="TableNormal">
@@ -6346,6 +7918,146 @@
       </w:rPr>
     </w:tblStylePr>
   </w:style>
+  <w:style w:type="table" w:styleId="GridTable6Colorful-Accent2">
+    <w:name w:val="Grid Table 6 Colorful Accent 2"/>
+    <w:basedOn w:val="TableNormal"/>
+    <w:uiPriority w:val="51"/>
+    <w:rsid w:val="00111A71"/>
+    <w:pPr>
+      <w:spacing w:after="0" w:line="240" w:lineRule="auto"/>
+    </w:pPr>
+    <w:rPr>
+      <w:color w:val="BF4E14" w:themeColor="accent2" w:themeShade="BF"/>
+    </w:rPr>
+    <w:tblPr>
+      <w:tblStyleRowBandSize w:val="1"/>
+      <w:tblStyleColBandSize w:val="1"/>
+      <w:tblBorders>
+        <w:top w:val="single" w:sz="4" w:space="0" w:color="F1A983" w:themeColor="accent2" w:themeTint="99"/>
+        <w:left w:val="single" w:sz="4" w:space="0" w:color="F1A983" w:themeColor="accent2" w:themeTint="99"/>
+        <w:bottom w:val="single" w:sz="4" w:space="0" w:color="F1A983" w:themeColor="accent2" w:themeTint="99"/>
+        <w:right w:val="single" w:sz="4" w:space="0" w:color="F1A983" w:themeColor="accent2" w:themeTint="99"/>
+        <w:insideH w:val="single" w:sz="4" w:space="0" w:color="F1A983" w:themeColor="accent2" w:themeTint="99"/>
+        <w:insideV w:val="single" w:sz="4" w:space="0" w:color="F1A983" w:themeColor="accent2" w:themeTint="99"/>
+      </w:tblBorders>
+    </w:tblPr>
+    <w:tblStylePr w:type="firstRow">
+      <w:rPr>
+        <w:b/>
+        <w:bCs/>
+      </w:rPr>
+      <w:tblPr/>
+      <w:tcPr>
+        <w:tcBorders>
+          <w:bottom w:val="single" w:sz="12" w:space="0" w:color="F1A983" w:themeColor="accent2" w:themeTint="99"/>
+        </w:tcBorders>
+      </w:tcPr>
+    </w:tblStylePr>
+    <w:tblStylePr w:type="lastRow">
+      <w:rPr>
+        <w:b/>
+        <w:bCs/>
+      </w:rPr>
+      <w:tblPr/>
+      <w:tcPr>
+        <w:tcBorders>
+          <w:top w:val="double" w:sz="4" w:space="0" w:color="F1A983" w:themeColor="accent2" w:themeTint="99"/>
+        </w:tcBorders>
+      </w:tcPr>
+    </w:tblStylePr>
+    <w:tblStylePr w:type="firstCol">
+      <w:rPr>
+        <w:b/>
+        <w:bCs/>
+      </w:rPr>
+    </w:tblStylePr>
+    <w:tblStylePr w:type="lastCol">
+      <w:rPr>
+        <w:b/>
+        <w:bCs/>
+      </w:rPr>
+    </w:tblStylePr>
+    <w:tblStylePr w:type="band1Vert">
+      <w:tblPr/>
+      <w:tcPr>
+        <w:shd w:val="clear" w:color="auto" w:fill="FAE2D5" w:themeFill="accent2" w:themeFillTint="33"/>
+      </w:tcPr>
+    </w:tblStylePr>
+    <w:tblStylePr w:type="band1Horz">
+      <w:tblPr/>
+      <w:tcPr>
+        <w:shd w:val="clear" w:color="auto" w:fill="FAE2D5" w:themeFill="accent2" w:themeFillTint="33"/>
+      </w:tcPr>
+    </w:tblStylePr>
+  </w:style>
+  <w:style w:type="character" w:styleId="CommentReference">
+    <w:name w:val="annotation reference"/>
+    <w:basedOn w:val="DefaultParagraphFont"/>
+    <w:uiPriority w:val="99"/>
+    <w:semiHidden/>
+    <w:unhideWhenUsed/>
+    <w:rsid w:val="00111A71"/>
+    <w:rPr>
+      <w:sz w:val="16"/>
+      <w:szCs w:val="16"/>
+    </w:rPr>
+  </w:style>
+  <w:style w:type="paragraph" w:styleId="CommentText">
+    <w:name w:val="annotation text"/>
+    <w:basedOn w:val="Normal"/>
+    <w:link w:val="CommentTextChar"/>
+    <w:uiPriority w:val="99"/>
+    <w:semiHidden/>
+    <w:unhideWhenUsed/>
+    <w:rsid w:val="00111A71"/>
+    <w:pPr>
+      <w:spacing w:line="240" w:lineRule="auto"/>
+    </w:pPr>
+    <w:rPr>
+      <w:sz w:val="20"/>
+      <w:szCs w:val="20"/>
+    </w:rPr>
+  </w:style>
+  <w:style w:type="character" w:customStyle="1" w:styleId="CommentTextChar">
+    <w:name w:val="Comment Text Char"/>
+    <w:basedOn w:val="DefaultParagraphFont"/>
+    <w:link w:val="CommentText"/>
+    <w:uiPriority w:val="99"/>
+    <w:semiHidden/>
+    <w:rsid w:val="00111A71"/>
+    <w:rPr>
+      <w:sz w:val="20"/>
+      <w:szCs w:val="20"/>
+    </w:rPr>
+  </w:style>
+  <w:style w:type="paragraph" w:styleId="CommentSubject">
+    <w:name w:val="annotation subject"/>
+    <w:basedOn w:val="CommentText"/>
+    <w:next w:val="CommentText"/>
+    <w:link w:val="CommentSubjectChar"/>
+    <w:uiPriority w:val="99"/>
+    <w:semiHidden/>
+    <w:unhideWhenUsed/>
+    <w:rsid w:val="00111A71"/>
+    <w:rPr>
+      <w:b/>
+      <w:bCs/>
+    </w:rPr>
+  </w:style>
+  <w:style w:type="character" w:customStyle="1" w:styleId="CommentSubjectChar">
+    <w:name w:val="Comment Subject Char"/>
+    <w:basedOn w:val="CommentTextChar"/>
+    <w:link w:val="CommentSubject"/>
+    <w:uiPriority w:val="99"/>
+    <w:semiHidden/>
+    <w:rsid w:val="00111A71"/>
+    <w:rPr>
+      <w:b/>
+      <w:bCs/>
+      <w:sz w:val="20"/>
+      <w:szCs w:val="20"/>
+    </w:rPr>
+  </w:style>
 </w:styles>
 </file>
 

--- a/Search-Topics-01.docx
+++ b/Search-Topics-01.docx
@@ -1687,8 +1687,8 @@
     <w:tbl>
       <w:tblPr>
         <w:tblStyle w:val="PlainTable1"/>
+        <w:tblpPr w:leftFromText="180" w:rightFromText="180" w:vertAnchor="page" w:horzAnchor="margin" w:tblpXSpec="center" w:tblpY="223"/>
         <w:tblW w:w="12060" w:type="dxa"/>
-        <w:tblInd w:w="-1355" w:type="dxa"/>
         <w:tblLook w:val="04A0" w:firstRow="1" w:lastRow="0" w:firstColumn="1" w:lastColumn="0" w:noHBand="0" w:noVBand="1"/>
       </w:tblPr>
       <w:tblGrid>
@@ -3378,12 +3378,6 @@
                 <w:rFonts w:ascii="Sakkal Majalla" w:hAnsi="Sakkal Majalla" w:cs="Sakkal Majalla"/>
               </w:rPr>
             </w:pPr>
-            <w:r>
-              <w:rPr>
-                <w:rFonts w:ascii="Sakkal Majalla" w:hAnsi="Sakkal Majalla" w:cs="Sakkal Majalla"/>
-              </w:rPr>
-              <w:t>31</w:t>
-            </w:r>
           </w:p>
         </w:tc>
         <w:tc>
@@ -3397,32 +3391,6 @@
                 <w:rFonts w:ascii="Sakkal Majalla" w:hAnsi="Sakkal Majalla" w:cs="Sakkal Majalla"/>
               </w:rPr>
             </w:pPr>
-            <w:r>
-              <w:rPr>
-                <w:rFonts w:ascii="Sakkal Majalla" w:hAnsi="Sakkal Majalla" w:cs="Sakkal Majalla"/>
-              </w:rPr>
-              <w:t>Self-learning</w:t>
-            </w:r>
-            <w:r>
-              <w:rPr>
-                <w:rFonts w:ascii="Sakkal Majalla" w:hAnsi="Sakkal Majalla" w:cs="Sakkal Majalla"/>
-              </w:rPr>
-              <w:t xml:space="preserve"> systems</w:t>
-            </w:r>
-            <w:r>
-              <w:rPr>
-                <w:rFonts w:ascii="Sakkal Majalla" w:hAnsi="Sakkal Majalla" w:cs="Sakkal Majalla"/>
-              </w:rPr>
-              <w:t>.</w:t>
-            </w:r>
-          </w:p>
-          <w:p>
-            <w:pPr>
-              <w:cnfStyle w:val="000000000000" w:firstRow="0" w:lastRow="0" w:firstColumn="0" w:lastColumn="0" w:oddVBand="0" w:evenVBand="0" w:oddHBand="0" w:evenHBand="0" w:firstRowFirstColumn="0" w:firstRowLastColumn="0" w:lastRowFirstColumn="0" w:lastRowLastColumn="0"/>
-              <w:rPr>
-                <w:rFonts w:ascii="Sakkal Majalla" w:hAnsi="Sakkal Majalla" w:cs="Sakkal Majalla"/>
-              </w:rPr>
-            </w:pPr>
           </w:p>
         </w:tc>
         <w:tc>
@@ -3437,12 +3405,6 @@
                 <w:rFonts w:ascii="Sakkal Majalla" w:hAnsi="Sakkal Majalla" w:cs="Sakkal Majalla"/>
               </w:rPr>
             </w:pPr>
-            <w:r>
-              <w:rPr>
-                <w:rFonts w:ascii="Sakkal Majalla" w:hAnsi="Sakkal Majalla" w:cs="Sakkal Majalla"/>
-              </w:rPr>
-              <w:t>Search for systems to clean, validate, check truth, etc., of the data</w:t>
-            </w:r>
           </w:p>
         </w:tc>
         <w:tc>
@@ -3460,6 +3422,9 @@
         </w:tc>
       </w:tr>
     </w:tbl>
+    <w:p/>
+    <w:p/>
+    <w:p/>
     <w:tbl>
       <w:tblPr>
         <w:tblStyle w:val="GridTable6Colorful-Accent2"/>
@@ -3579,7 +3544,7 @@
               <w:rPr>
                 <w:rFonts w:ascii="Sakkal Majalla" w:hAnsi="Sakkal Majalla" w:cs="Sakkal Majalla"/>
               </w:rPr>
-              <w:t>32</w:t>
+              <w:t>31</w:t>
             </w:r>
           </w:p>
         </w:tc>
@@ -3598,7 +3563,7 @@
               <w:rPr>
                 <w:rFonts w:ascii="Sakkal Majalla" w:hAnsi="Sakkal Majalla" w:cs="Sakkal Majalla"/>
               </w:rPr>
-              <w:t>A complete example project structure for this B2B document testing scenario</w:t>
+              <w:t>Self-learning systems.</w:t>
             </w:r>
           </w:p>
         </w:tc>
@@ -3618,19 +3583,7 @@
               <w:rPr>
                 <w:rFonts w:ascii="Sakkal Majalla" w:hAnsi="Sakkal Majalla" w:cs="Sakkal Majalla"/>
               </w:rPr>
-              <w:t>Pytest For B2B E-Commerce Appl</w:t>
-            </w:r>
-            <w:r>
-              <w:rPr>
-                <w:rFonts w:ascii="Sakkal Majalla" w:hAnsi="Sakkal Majalla" w:cs="Sakkal Majalla"/>
-              </w:rPr>
-              <w:t>i</w:t>
-            </w:r>
-            <w:r>
-              <w:rPr>
-                <w:rFonts w:ascii="Sakkal Majalla" w:hAnsi="Sakkal Majalla" w:cs="Sakkal Majalla"/>
-              </w:rPr>
-              <w:t>cations</w:t>
+              <w:t>Search for systems that clean, validate, and verify data. Also, investigate systems that analyze users’ tone and provide feedback on their questions. Use these insights to improve and develop the data-cleaning, validation, and verification system.</w:t>
             </w:r>
           </w:p>
         </w:tc>
@@ -3661,6 +3614,12 @@
                 <w:rFonts w:ascii="Sakkal Majalla" w:hAnsi="Sakkal Majalla" w:cs="Sakkal Majalla"/>
               </w:rPr>
             </w:pPr>
+            <w:r>
+              <w:rPr>
+                <w:rFonts w:ascii="Sakkal Majalla" w:hAnsi="Sakkal Majalla" w:cs="Sakkal Majalla"/>
+              </w:rPr>
+              <w:t>32</w:t>
+            </w:r>
           </w:p>
         </w:tc>
         <w:tc>
@@ -3678,13 +3637,7 @@
               <w:rPr>
                 <w:rFonts w:ascii="Sakkal Majalla" w:hAnsi="Sakkal Majalla" w:cs="Sakkal Majalla"/>
               </w:rPr>
-              <w:t>D</w:t>
-            </w:r>
-            <w:r>
-              <w:rPr>
-                <w:rFonts w:ascii="Sakkal Majalla" w:hAnsi="Sakkal Majalla" w:cs="Sakkal Majalla"/>
-              </w:rPr>
-              <w:t>ive deeper into any specific pattern (e.g., VCR cassette management, testcontainers setup, or Great Expectations integration)</w:t>
+              <w:t>A complete example project structure for this B2B document testing scenario</w:t>
             </w:r>
           </w:p>
         </w:tc>
@@ -3704,7 +3657,7 @@
               <w:rPr>
                 <w:rFonts w:ascii="Sakkal Majalla" w:hAnsi="Sakkal Majalla" w:cs="Sakkal Majalla"/>
               </w:rPr>
-              <w:t>Pytest with Automation Packages and tools</w:t>
+              <w:t>Pytest For B2B E-Commerce Applications</w:t>
             </w:r>
           </w:p>
         </w:tc>
@@ -3738,6 +3691,12 @@
                 <w:rFonts w:ascii="Sakkal Majalla" w:hAnsi="Sakkal Majalla" w:cs="Sakkal Majalla"/>
               </w:rPr>
             </w:pPr>
+            <w:r>
+              <w:rPr>
+                <w:rFonts w:ascii="Sakkal Majalla" w:hAnsi="Sakkal Majalla" w:cs="Sakkal Majalla"/>
+              </w:rPr>
+              <w:t>33</w:t>
+            </w:r>
           </w:p>
         </w:tc>
         <w:tc>
@@ -3751,6 +3710,18 @@
                 <w:rFonts w:ascii="Sakkal Majalla" w:hAnsi="Sakkal Majalla" w:cs="Sakkal Majalla"/>
               </w:rPr>
             </w:pPr>
+            <w:r>
+              <w:rPr>
+                <w:rFonts w:ascii="Sakkal Majalla" w:hAnsi="Sakkal Majalla" w:cs="Sakkal Majalla"/>
+              </w:rPr>
+              <w:t>D</w:t>
+            </w:r>
+            <w:r>
+              <w:rPr>
+                <w:rFonts w:ascii="Sakkal Majalla" w:hAnsi="Sakkal Majalla" w:cs="Sakkal Majalla"/>
+              </w:rPr>
+              <w:t>ive deeper into any specific pattern (e.g., VCR cassette management, testcontainers setup, or Great Expectations integration)</w:t>
+            </w:r>
           </w:p>
         </w:tc>
         <w:tc>
@@ -3765,6 +3736,12 @@
                 <w:rFonts w:ascii="Sakkal Majalla" w:hAnsi="Sakkal Majalla" w:cs="Sakkal Majalla"/>
               </w:rPr>
             </w:pPr>
+            <w:r>
+              <w:rPr>
+                <w:rFonts w:ascii="Sakkal Majalla" w:hAnsi="Sakkal Majalla" w:cs="Sakkal Majalla"/>
+              </w:rPr>
+              <w:t>Pytest with Automation Packages and tools</w:t>
+            </w:r>
           </w:p>
         </w:tc>
         <w:tc>
@@ -3794,6 +3771,12 @@
                 <w:rFonts w:ascii="Sakkal Majalla" w:hAnsi="Sakkal Majalla" w:cs="Sakkal Majalla"/>
               </w:rPr>
             </w:pPr>
+            <w:r>
+              <w:rPr>
+                <w:rFonts w:ascii="Sakkal Majalla" w:hAnsi="Sakkal Majalla" w:cs="Sakkal Majalla"/>
+              </w:rPr>
+              <w:t>34</w:t>
+            </w:r>
           </w:p>
         </w:tc>
         <w:tc>
@@ -3807,6 +3790,18 @@
                 <w:rFonts w:ascii="Sakkal Majalla" w:hAnsi="Sakkal Majalla" w:cs="Sakkal Majalla"/>
               </w:rPr>
             </w:pPr>
+            <w:r>
+              <w:rPr>
+                <w:rFonts w:ascii="Sakkal Majalla" w:hAnsi="Sakkal Majalla" w:cs="Sakkal Majalla"/>
+              </w:rPr>
+              <w:t>Guidance</w:t>
+            </w:r>
+            <w:r>
+              <w:rPr>
+                <w:rFonts w:ascii="Sakkal Majalla" w:hAnsi="Sakkal Majalla" w:cs="Sakkal Majalla"/>
+              </w:rPr>
+              <w:t xml:space="preserve"> on selecting between orchestration tools (Prefect vs Dagster vs Airflow)</w:t>
+            </w:r>
           </w:p>
         </w:tc>
         <w:tc>
@@ -5269,6 +5264,62 @@
           <w:p>
             <w:pPr>
               <w:cnfStyle w:val="000000100000" w:firstRow="0" w:lastRow="0" w:firstColumn="0" w:lastColumn="0" w:oddVBand="0" w:evenVBand="0" w:oddHBand="1" w:evenHBand="0" w:firstRowFirstColumn="0" w:firstRowLastColumn="0" w:lastRowFirstColumn="0" w:lastRowLastColumn="0"/>
+              <w:rPr>
+                <w:rFonts w:ascii="Sakkal Majalla" w:hAnsi="Sakkal Majalla" w:cs="Sakkal Majalla"/>
+              </w:rPr>
+            </w:pPr>
+          </w:p>
+        </w:tc>
+      </w:tr>
+      <w:tr>
+        <w:tc>
+          <w:tcPr>
+            <w:cnfStyle w:val="001000000000" w:firstRow="0" w:lastRow="0" w:firstColumn="1" w:lastColumn="0" w:oddVBand="0" w:evenVBand="0" w:oddHBand="0" w:evenHBand="0" w:firstRowFirstColumn="0" w:firstRowLastColumn="0" w:lastRowFirstColumn="0" w:lastRowLastColumn="0"/>
+            <w:tcW w:w="810" w:type="dxa"/>
+          </w:tcPr>
+          <w:p>
+            <w:pPr>
+              <w:jc w:val="center"/>
+              <w:rPr>
+                <w:rFonts w:ascii="Sakkal Majalla" w:hAnsi="Sakkal Majalla" w:cs="Sakkal Majalla"/>
+              </w:rPr>
+            </w:pPr>
+          </w:p>
+        </w:tc>
+        <w:tc>
+          <w:tcPr>
+            <w:tcW w:w="5400" w:type="dxa"/>
+          </w:tcPr>
+          <w:p>
+            <w:pPr>
+              <w:cnfStyle w:val="000000000000" w:firstRow="0" w:lastRow="0" w:firstColumn="0" w:lastColumn="0" w:oddVBand="0" w:evenVBand="0" w:oddHBand="0" w:evenHBand="0" w:firstRowFirstColumn="0" w:firstRowLastColumn="0" w:lastRowFirstColumn="0" w:lastRowLastColumn="0"/>
+              <w:rPr>
+                <w:rFonts w:ascii="Sakkal Majalla" w:hAnsi="Sakkal Majalla" w:cs="Sakkal Majalla"/>
+              </w:rPr>
+            </w:pPr>
+          </w:p>
+        </w:tc>
+        <w:tc>
+          <w:tcPr>
+            <w:tcW w:w="4860" w:type="dxa"/>
+          </w:tcPr>
+          <w:p>
+            <w:pPr>
+              <w:jc w:val="center"/>
+              <w:cnfStyle w:val="000000000000" w:firstRow="0" w:lastRow="0" w:firstColumn="0" w:lastColumn="0" w:oddVBand="0" w:evenVBand="0" w:oddHBand="0" w:evenHBand="0" w:firstRowFirstColumn="0" w:firstRowLastColumn="0" w:lastRowFirstColumn="0" w:lastRowLastColumn="0"/>
+              <w:rPr>
+                <w:rFonts w:ascii="Sakkal Majalla" w:hAnsi="Sakkal Majalla" w:cs="Sakkal Majalla"/>
+              </w:rPr>
+            </w:pPr>
+          </w:p>
+        </w:tc>
+        <w:tc>
+          <w:tcPr>
+            <w:tcW w:w="990" w:type="dxa"/>
+          </w:tcPr>
+          <w:p>
+            <w:pPr>
+              <w:cnfStyle w:val="000000000000" w:firstRow="0" w:lastRow="0" w:firstColumn="0" w:lastColumn="0" w:oddVBand="0" w:evenVBand="0" w:oddHBand="0" w:evenHBand="0" w:firstRowFirstColumn="0" w:firstRowLastColumn="0" w:lastRowFirstColumn="0" w:lastRowLastColumn="0"/>
               <w:rPr>
                 <w:rFonts w:ascii="Sakkal Majalla" w:hAnsi="Sakkal Majalla" w:cs="Sakkal Majalla"/>
               </w:rPr>
@@ -5323,7 +5374,6 @@
               <w:rPr>
                 <w:rFonts w:ascii="Sakkal Majalla" w:hAnsi="Sakkal Majalla" w:cs="Sakkal Majalla" w:hint="cs"/>
               </w:rPr>
-              <w:lastRenderedPageBreak/>
               <w:t>Id</w:t>
             </w:r>
           </w:p>

--- a/Search-Topics-01.docx
+++ b/Search-Topics-01.docx
@@ -1503,7 +1503,21 @@
               <w:rPr>
                 <w:rFonts w:ascii="Sakkal Majalla" w:hAnsi="Sakkal Majalla" w:cs="Sakkal Majalla" w:hint="cs"/>
               </w:rPr>
-              <w:t>Network Latency Simulation: Use tools like tc (Linux) or Network Link Conditioner (macOS) to simulate slow networks if testing mobile-first apps (relevant if you later combine with Flutter frontend testing).</w:t>
+              <w:t xml:space="preserve">Network Latency Simulation: Use tools like </w:t>
+            </w:r>
+            <w:proofErr w:type="spellStart"/>
+            <w:r>
+              <w:rPr>
+                <w:rFonts w:ascii="Sakkal Majalla" w:hAnsi="Sakkal Majalla" w:cs="Sakkal Majalla" w:hint="cs"/>
+              </w:rPr>
+              <w:t>tc</w:t>
+            </w:r>
+            <w:proofErr w:type="spellEnd"/>
+            <w:r>
+              <w:rPr>
+                <w:rFonts w:ascii="Sakkal Majalla" w:hAnsi="Sakkal Majalla" w:cs="Sakkal Majalla" w:hint="cs"/>
+              </w:rPr>
+              <w:t xml:space="preserve"> (Linux) or Network Link Conditioner (macOS) to simulate slow networks if testing mobile-first apps (relevant if you later combine with Flutter frontend testing).</w:t>
             </w:r>
           </w:p>
         </w:tc>
@@ -1841,7 +1855,21 @@
               <w:rPr>
                 <w:rFonts w:ascii="Sakkal Majalla" w:hAnsi="Sakkal Majalla" w:cs="Sakkal Majalla" w:hint="cs"/>
               </w:rPr>
-              <w:t>For global SaaS, run tests from multiple regions (AWS us-east, eu-west, ap-south).</w:t>
+              <w:t xml:space="preserve">For global SaaS, run tests from multiple regions (AWS us-east, </w:t>
+            </w:r>
+            <w:proofErr w:type="spellStart"/>
+            <w:r>
+              <w:rPr>
+                <w:rFonts w:ascii="Sakkal Majalla" w:hAnsi="Sakkal Majalla" w:cs="Sakkal Majalla" w:hint="cs"/>
+              </w:rPr>
+              <w:t>eu</w:t>
+            </w:r>
+            <w:proofErr w:type="spellEnd"/>
+            <w:r>
+              <w:rPr>
+                <w:rFonts w:ascii="Sakkal Majalla" w:hAnsi="Sakkal Majalla" w:cs="Sakkal Majalla" w:hint="cs"/>
+              </w:rPr>
+              <w:t>-west, ap-south).</w:t>
             </w:r>
           </w:p>
           <w:p>
@@ -2238,7 +2266,21 @@
               <w:rPr>
                 <w:rFonts w:ascii="Sakkal Majalla" w:hAnsi="Sakkal Majalla" w:cs="Sakkal Majalla" w:hint="cs"/>
               </w:rPr>
-              <w:t>Profile Before Optimizing: Never guess bottlenecks. Use profilers (cProfile for Python, async-profiler for Java) during load tests to pinpoint exact lines of code causing delays.</w:t>
+              <w:t>Profile Before Optimizing: Never guess bottlenecks. Use profilers (</w:t>
+            </w:r>
+            <w:proofErr w:type="spellStart"/>
+            <w:r>
+              <w:rPr>
+                <w:rFonts w:ascii="Sakkal Majalla" w:hAnsi="Sakkal Majalla" w:cs="Sakkal Majalla" w:hint="cs"/>
+              </w:rPr>
+              <w:t>cProfile</w:t>
+            </w:r>
+            <w:proofErr w:type="spellEnd"/>
+            <w:r>
+              <w:rPr>
+                <w:rFonts w:ascii="Sakkal Majalla" w:hAnsi="Sakkal Majalla" w:cs="Sakkal Majalla" w:hint="cs"/>
+              </w:rPr>
+              <w:t xml:space="preserve"> for Python, async-profiler for Java) during load tests to pinpoint exact lines of code causing delays.</w:t>
             </w:r>
           </w:p>
         </w:tc>
@@ -2926,7 +2968,21 @@
               <w:rPr>
                 <w:rFonts w:ascii="Sakkal Majalla" w:hAnsi="Sakkal Majalla" w:cs="Sakkal Majalla" w:hint="cs"/>
               </w:rPr>
-              <w:t>Elasticsearch for geotemporal data.</w:t>
+              <w:t xml:space="preserve">Elasticsearch for </w:t>
+            </w:r>
+            <w:proofErr w:type="spellStart"/>
+            <w:r>
+              <w:rPr>
+                <w:rFonts w:ascii="Sakkal Majalla" w:hAnsi="Sakkal Majalla" w:cs="Sakkal Majalla" w:hint="cs"/>
+              </w:rPr>
+              <w:t>geotemporal</w:t>
+            </w:r>
+            <w:proofErr w:type="spellEnd"/>
+            <w:r>
+              <w:rPr>
+                <w:rFonts w:ascii="Sakkal Majalla" w:hAnsi="Sakkal Majalla" w:cs="Sakkal Majalla" w:hint="cs"/>
+              </w:rPr>
+              <w:t xml:space="preserve"> data.</w:t>
             </w:r>
           </w:p>
         </w:tc>
@@ -3029,12 +3085,21 @@
               </w:rPr>
             </w:pPr>
             <w:hyperlink r:id="rId15" w:history="1">
+              <w:proofErr w:type="spellStart"/>
               <w:r>
                 <w:rPr>
                   <w:rStyle w:val="Hyperlink"/>
                   <w:rFonts w:ascii="Sakkal Majalla" w:hAnsi="Sakkal Majalla" w:cs="Sakkal Majalla" w:hint="cs"/>
                 </w:rPr>
-                <w:t>Zenrows Scrapy Splash</w:t>
+                <w:t>Zenrows</w:t>
+              </w:r>
+              <w:proofErr w:type="spellEnd"/>
+              <w:r>
+                <w:rPr>
+                  <w:rStyle w:val="Hyperlink"/>
+                  <w:rFonts w:ascii="Sakkal Majalla" w:hAnsi="Sakkal Majalla" w:cs="Sakkal Majalla" w:hint="cs"/>
+                </w:rPr>
+                <w:t xml:space="preserve"> Scrapy Splash</w:t>
               </w:r>
             </w:hyperlink>
           </w:p>
@@ -3365,63 +3430,8 @@
           </w:p>
         </w:tc>
       </w:tr>
-      <w:tr>
-        <w:tc>
-          <w:tcPr>
-            <w:cnfStyle w:val="001000000000" w:firstRow="0" w:lastRow="0" w:firstColumn="1" w:lastColumn="0" w:oddVBand="0" w:evenVBand="0" w:oddHBand="0" w:evenHBand="0" w:firstRowFirstColumn="0" w:firstRowLastColumn="0" w:lastRowFirstColumn="0" w:lastRowLastColumn="0"/>
-            <w:tcW w:w="810" w:type="dxa"/>
-          </w:tcPr>
-          <w:p>
-            <w:pPr>
-              <w:jc w:val="center"/>
-              <w:rPr>
-                <w:rFonts w:ascii="Sakkal Majalla" w:hAnsi="Sakkal Majalla" w:cs="Sakkal Majalla"/>
-              </w:rPr>
-            </w:pPr>
-          </w:p>
-        </w:tc>
-        <w:tc>
-          <w:tcPr>
-            <w:tcW w:w="5400" w:type="dxa"/>
-          </w:tcPr>
-          <w:p>
-            <w:pPr>
-              <w:cnfStyle w:val="000000000000" w:firstRow="0" w:lastRow="0" w:firstColumn="0" w:lastColumn="0" w:oddVBand="0" w:evenVBand="0" w:oddHBand="0" w:evenHBand="0" w:firstRowFirstColumn="0" w:firstRowLastColumn="0" w:lastRowFirstColumn="0" w:lastRowLastColumn="0"/>
-              <w:rPr>
-                <w:rFonts w:ascii="Sakkal Majalla" w:hAnsi="Sakkal Majalla" w:cs="Sakkal Majalla"/>
-              </w:rPr>
-            </w:pPr>
-          </w:p>
-        </w:tc>
-        <w:tc>
-          <w:tcPr>
-            <w:tcW w:w="4860" w:type="dxa"/>
-          </w:tcPr>
-          <w:p>
-            <w:pPr>
-              <w:jc w:val="center"/>
-              <w:cnfStyle w:val="000000000000" w:firstRow="0" w:lastRow="0" w:firstColumn="0" w:lastColumn="0" w:oddVBand="0" w:evenVBand="0" w:oddHBand="0" w:evenHBand="0" w:firstRowFirstColumn="0" w:firstRowLastColumn="0" w:lastRowFirstColumn="0" w:lastRowLastColumn="0"/>
-              <w:rPr>
-                <w:rFonts w:ascii="Sakkal Majalla" w:hAnsi="Sakkal Majalla" w:cs="Sakkal Majalla"/>
-              </w:rPr>
-            </w:pPr>
-          </w:p>
-        </w:tc>
-        <w:tc>
-          <w:tcPr>
-            <w:tcW w:w="990" w:type="dxa"/>
-          </w:tcPr>
-          <w:p>
-            <w:pPr>
-              <w:cnfStyle w:val="000000000000" w:firstRow="0" w:lastRow="0" w:firstColumn="0" w:lastColumn="0" w:oddVBand="0" w:evenVBand="0" w:oddHBand="0" w:evenHBand="0" w:firstRowFirstColumn="0" w:firstRowLastColumn="0" w:lastRowFirstColumn="0" w:lastRowLastColumn="0"/>
-              <w:rPr>
-                <w:rFonts w:ascii="Sakkal Majalla" w:hAnsi="Sakkal Majalla" w:cs="Sakkal Majalla"/>
-              </w:rPr>
-            </w:pPr>
-          </w:p>
-        </w:tc>
-      </w:tr>
     </w:tbl>
+    <w:p/>
     <w:p/>
     <w:p/>
     <w:p/>
@@ -3653,11 +3663,19 @@
                 <w:rFonts w:ascii="Sakkal Majalla" w:hAnsi="Sakkal Majalla" w:cs="Sakkal Majalla"/>
               </w:rPr>
             </w:pPr>
-            <w:r>
-              <w:rPr>
-                <w:rFonts w:ascii="Sakkal Majalla" w:hAnsi="Sakkal Majalla" w:cs="Sakkal Majalla"/>
-              </w:rPr>
-              <w:t>Pytest For B2B E-Commerce Applications</w:t>
+            <w:proofErr w:type="spellStart"/>
+            <w:r>
+              <w:rPr>
+                <w:rFonts w:ascii="Sakkal Majalla" w:hAnsi="Sakkal Majalla" w:cs="Sakkal Majalla"/>
+              </w:rPr>
+              <w:t>Pytest</w:t>
+            </w:r>
+            <w:proofErr w:type="spellEnd"/>
+            <w:r>
+              <w:rPr>
+                <w:rFonts w:ascii="Sakkal Majalla" w:hAnsi="Sakkal Majalla" w:cs="Sakkal Majalla"/>
+              </w:rPr>
+              <w:t xml:space="preserve"> For B2B E-Commerce Applications</w:t>
             </w:r>
           </w:p>
         </w:tc>
@@ -3720,7 +3738,21 @@
               <w:rPr>
                 <w:rFonts w:ascii="Sakkal Majalla" w:hAnsi="Sakkal Majalla" w:cs="Sakkal Majalla"/>
               </w:rPr>
-              <w:t>ive deeper into any specific pattern (e.g., VCR cassette management, testcontainers setup, or Great Expectations integration)</w:t>
+              <w:t xml:space="preserve">ive deeper into any specific pattern (e.g., VCR cassette management, </w:t>
+            </w:r>
+            <w:proofErr w:type="spellStart"/>
+            <w:r>
+              <w:rPr>
+                <w:rFonts w:ascii="Sakkal Majalla" w:hAnsi="Sakkal Majalla" w:cs="Sakkal Majalla"/>
+              </w:rPr>
+              <w:t>testcontainers</w:t>
+            </w:r>
+            <w:proofErr w:type="spellEnd"/>
+            <w:r>
+              <w:rPr>
+                <w:rFonts w:ascii="Sakkal Majalla" w:hAnsi="Sakkal Majalla" w:cs="Sakkal Majalla"/>
+              </w:rPr>
+              <w:t xml:space="preserve"> setup, or Great Expectations integration)</w:t>
             </w:r>
           </w:p>
         </w:tc>
@@ -3736,11 +3768,19 @@
                 <w:rFonts w:ascii="Sakkal Majalla" w:hAnsi="Sakkal Majalla" w:cs="Sakkal Majalla"/>
               </w:rPr>
             </w:pPr>
-            <w:r>
-              <w:rPr>
-                <w:rFonts w:ascii="Sakkal Majalla" w:hAnsi="Sakkal Majalla" w:cs="Sakkal Majalla"/>
-              </w:rPr>
-              <w:t>Pytest with Automation Packages and tools</w:t>
+            <w:proofErr w:type="spellStart"/>
+            <w:r>
+              <w:rPr>
+                <w:rFonts w:ascii="Sakkal Majalla" w:hAnsi="Sakkal Majalla" w:cs="Sakkal Majalla"/>
+              </w:rPr>
+              <w:t>Pytest</w:t>
+            </w:r>
+            <w:proofErr w:type="spellEnd"/>
+            <w:r>
+              <w:rPr>
+                <w:rFonts w:ascii="Sakkal Majalla" w:hAnsi="Sakkal Majalla" w:cs="Sakkal Majalla"/>
+              </w:rPr>
+              <w:t xml:space="preserve"> with Automation Packages and tools</w:t>
             </w:r>
           </w:p>
         </w:tc>
@@ -3800,7 +3840,21 @@
               <w:rPr>
                 <w:rFonts w:ascii="Sakkal Majalla" w:hAnsi="Sakkal Majalla" w:cs="Sakkal Majalla"/>
               </w:rPr>
-              <w:t xml:space="preserve"> on selecting between orchestration tools (Prefect vs Dagster vs Airflow)</w:t>
+              <w:t xml:space="preserve"> on selecting between orchestration tools (Prefect vs </w:t>
+            </w:r>
+            <w:proofErr w:type="spellStart"/>
+            <w:r>
+              <w:rPr>
+                <w:rFonts w:ascii="Sakkal Majalla" w:hAnsi="Sakkal Majalla" w:cs="Sakkal Majalla"/>
+              </w:rPr>
+              <w:t>Dagster</w:t>
+            </w:r>
+            <w:proofErr w:type="spellEnd"/>
+            <w:r>
+              <w:rPr>
+                <w:rFonts w:ascii="Sakkal Majalla" w:hAnsi="Sakkal Majalla" w:cs="Sakkal Majalla"/>
+              </w:rPr>
+              <w:t xml:space="preserve"> vs Airflow)</w:t>
             </w:r>
           </w:p>
         </w:tc>
@@ -3848,6 +3902,12 @@
                 <w:rFonts w:ascii="Sakkal Majalla" w:hAnsi="Sakkal Majalla" w:cs="Sakkal Majalla"/>
               </w:rPr>
             </w:pPr>
+            <w:r>
+              <w:rPr>
+                <w:rFonts w:ascii="Sakkal Majalla" w:hAnsi="Sakkal Majalla" w:cs="Sakkal Majalla"/>
+              </w:rPr>
+              <w:t>35</w:t>
+            </w:r>
           </w:p>
         </w:tc>
         <w:tc>
@@ -3861,6 +3921,12 @@
                 <w:rFonts w:ascii="Sakkal Majalla" w:hAnsi="Sakkal Majalla" w:cs="Sakkal Majalla"/>
               </w:rPr>
             </w:pPr>
+            <w:r>
+              <w:rPr>
+                <w:rFonts w:ascii="Sakkal Majalla" w:hAnsi="Sakkal Majalla" w:cs="Sakkal Majalla"/>
+              </w:rPr>
+              <w:t>Scraping sites with infinite scrolling</w:t>
+            </w:r>
           </w:p>
         </w:tc>
         <w:tc>
@@ -5632,7 +5698,23 @@
                   <w:rStyle w:val="Hyperlink"/>
                   <w:rFonts w:ascii="Sakkal Majalla" w:hAnsi="Sakkal Majalla" w:cs="Sakkal Majalla" w:hint="cs"/>
                 </w:rPr>
-                <w:t>Blog for logging, OpenTelemetry, Loki, Elasticsearch, etc.</w:t>
+                <w:t xml:space="preserve">Blog for logging, </w:t>
+              </w:r>
+              <w:proofErr w:type="spellStart"/>
+              <w:r>
+                <w:rPr>
+                  <w:rStyle w:val="Hyperlink"/>
+                  <w:rFonts w:ascii="Sakkal Majalla" w:hAnsi="Sakkal Majalla" w:cs="Sakkal Majalla" w:hint="cs"/>
+                </w:rPr>
+                <w:t>OpenTelemetry</w:t>
+              </w:r>
+              <w:proofErr w:type="spellEnd"/>
+              <w:r>
+                <w:rPr>
+                  <w:rStyle w:val="Hyperlink"/>
+                  <w:rFonts w:ascii="Sakkal Majalla" w:hAnsi="Sakkal Majalla" w:cs="Sakkal Majalla" w:hint="cs"/>
+                </w:rPr>
+                <w:t>, Loki, Elasticsearch, etc.</w:t>
               </w:r>
             </w:hyperlink>
           </w:p>
@@ -5757,6 +5839,120 @@
                 <w:t>https://www.scraping.club/</w:t>
               </w:r>
             </w:hyperlink>
+          </w:p>
+        </w:tc>
+        <w:tc>
+          <w:tcPr>
+            <w:tcW w:w="3155" w:type="dxa"/>
+          </w:tcPr>
+          <w:p>
+            <w:pPr>
+              <w:cnfStyle w:val="000000000000" w:firstRow="0" w:lastRow="0" w:firstColumn="0" w:lastColumn="0" w:oddVBand="0" w:evenVBand="0" w:oddHBand="0" w:evenHBand="0" w:firstRowFirstColumn="0" w:firstRowLastColumn="0" w:lastRowFirstColumn="0" w:lastRowLastColumn="0"/>
+              <w:rPr>
+                <w:rFonts w:ascii="Sakkal Majalla" w:hAnsi="Sakkal Majalla" w:cs="Sakkal Majalla"/>
+              </w:rPr>
+            </w:pPr>
+          </w:p>
+        </w:tc>
+      </w:tr>
+      <w:tr>
+        <w:tc>
+          <w:tcPr>
+            <w:cnfStyle w:val="001000000000" w:firstRow="0" w:lastRow="0" w:firstColumn="1" w:lastColumn="0" w:oddVBand="0" w:evenVBand="0" w:oddHBand="0" w:evenHBand="0" w:firstRowFirstColumn="0" w:firstRowLastColumn="0" w:lastRowFirstColumn="0" w:lastRowLastColumn="0"/>
+            <w:tcW w:w="1170" w:type="dxa"/>
+          </w:tcPr>
+          <w:p>
+            <w:pPr>
+              <w:jc w:val="center"/>
+              <w:rPr>
+                <w:rFonts w:ascii="Sakkal Majalla" w:hAnsi="Sakkal Majalla" w:cs="Sakkal Majalla"/>
+              </w:rPr>
+            </w:pPr>
+            <w:r>
+              <w:rPr>
+                <w:rFonts w:ascii="Sakkal Majalla" w:hAnsi="Sakkal Majalla" w:cs="Sakkal Majalla"/>
+              </w:rPr>
+              <w:t>7</w:t>
+            </w:r>
+          </w:p>
+        </w:tc>
+        <w:tc>
+          <w:tcPr>
+            <w:tcW w:w="7735" w:type="dxa"/>
+          </w:tcPr>
+          <w:p>
+            <w:pPr>
+              <w:jc w:val="center"/>
+              <w:cnfStyle w:val="000000000000" w:firstRow="0" w:lastRow="0" w:firstColumn="0" w:lastColumn="0" w:oddVBand="0" w:evenVBand="0" w:oddHBand="0" w:evenHBand="0" w:firstRowFirstColumn="0" w:firstRowLastColumn="0" w:lastRowFirstColumn="0" w:lastRowLastColumn="0"/>
+            </w:pPr>
+            <w:hyperlink r:id="rId22" w:history="1">
+              <w:r>
+                <w:rPr>
+                  <w:rStyle w:val="Hyperlink"/>
+                </w:rPr>
+                <w:t>https://substack.thewebscraping.club/t/wsf0th</w:t>
+              </w:r>
+            </w:hyperlink>
+            <w:r>
+              <w:t xml:space="preserve"> </w:t>
+            </w:r>
+          </w:p>
+        </w:tc>
+        <w:tc>
+          <w:tcPr>
+            <w:tcW w:w="3155" w:type="dxa"/>
+          </w:tcPr>
+          <w:p>
+            <w:pPr>
+              <w:cnfStyle w:val="000000000000" w:firstRow="0" w:lastRow="0" w:firstColumn="0" w:lastColumn="0" w:oddVBand="0" w:evenVBand="0" w:oddHBand="0" w:evenHBand="0" w:firstRowFirstColumn="0" w:firstRowLastColumn="0" w:lastRowFirstColumn="0" w:lastRowLastColumn="0"/>
+              <w:rPr>
+                <w:rFonts w:ascii="Sakkal Majalla" w:hAnsi="Sakkal Majalla" w:cs="Sakkal Majalla"/>
+              </w:rPr>
+            </w:pPr>
+          </w:p>
+        </w:tc>
+      </w:tr>
+      <w:tr>
+        <w:tc>
+          <w:tcPr>
+            <w:cnfStyle w:val="001000000000" w:firstRow="0" w:lastRow="0" w:firstColumn="1" w:lastColumn="0" w:oddVBand="0" w:evenVBand="0" w:oddHBand="0" w:evenHBand="0" w:firstRowFirstColumn="0" w:firstRowLastColumn="0" w:lastRowFirstColumn="0" w:lastRowLastColumn="0"/>
+            <w:tcW w:w="1170" w:type="dxa"/>
+          </w:tcPr>
+          <w:p>
+            <w:pPr>
+              <w:jc w:val="center"/>
+              <w:rPr>
+                <w:rFonts w:ascii="Sakkal Majalla" w:hAnsi="Sakkal Majalla" w:cs="Sakkal Majalla"/>
+              </w:rPr>
+            </w:pPr>
+            <w:r>
+              <w:rPr>
+                <w:rFonts w:ascii="Sakkal Majalla" w:hAnsi="Sakkal Majalla" w:cs="Sakkal Majalla"/>
+              </w:rPr>
+              <w:t>8</w:t>
+            </w:r>
+          </w:p>
+        </w:tc>
+        <w:tc>
+          <w:tcPr>
+            <w:tcW w:w="7735" w:type="dxa"/>
+          </w:tcPr>
+          <w:p>
+            <w:pPr>
+              <w:jc w:val="center"/>
+              <w:cnfStyle w:val="000000000000" w:firstRow="0" w:lastRow="0" w:firstColumn="0" w:lastColumn="0" w:oddVBand="0" w:evenVBand="0" w:oddHBand="0" w:evenHBand="0" w:firstRowFirstColumn="0" w:firstRowLastColumn="0" w:lastRowFirstColumn="0" w:lastRowLastColumn="0"/>
+            </w:pPr>
+            <w:hyperlink r:id="rId23" w:history="1">
+              <w:r>
+                <w:rPr>
+                  <w:rStyle w:val="Hyperlink"/>
+                </w:rPr>
+                <w:t>https://www.scraping.club/t/the-lab</w:t>
+              </w:r>
+            </w:hyperlink>
+            <w:r>
+              <w:t xml:space="preserve"> </w:t>
+            </w:r>
           </w:p>
         </w:tc>
         <w:tc>
@@ -7295,6 +7491,7 @@
   <w:style w:type="character" w:default="1" w:styleId="DefaultParagraphFont">
     <w:name w:val="Default Paragraph Font"/>
     <w:uiPriority w:val="1"/>
+    <w:semiHidden/>
     <w:unhideWhenUsed/>
   </w:style>
   <w:style w:type="table" w:default="1" w:styleId="TableNormal">
